--- a/src/main/java/JavaNotes.docx
+++ b/src/main/java/JavaNotes.docx
@@ -7860,7 +7860,7 @@
         <w:rPr>
           <w:noProof/>
         </w:rPr>
-        <w:pict w14:anchorId="5FD37E2D">
+        <w:pict w14:anchorId="61BAB160">
           <v:rect id="_x0000_i1036" alt="" style="width:451.3pt;height:.05pt;mso-width-percent:0;mso-height-percent:0;mso-width-percent:0;mso-height-percent:0" o:hralign="center" o:hrstd="t" o:hr="t" fillcolor="#a0a0a0" stroked="f"/>
         </w:pict>
       </w:r>
@@ -8193,7 +8193,7 @@
         <w:rPr>
           <w:noProof/>
         </w:rPr>
-        <w:pict w14:anchorId="2F0287FF">
+        <w:pict w14:anchorId="7BE25B90">
           <v:rect id="_x0000_i1035" alt="" style="width:451.3pt;height:.05pt;mso-width-percent:0;mso-height-percent:0;mso-width-percent:0;mso-height-percent:0" o:hralign="center" o:hrstd="t" o:hr="t" fillcolor="#a0a0a0" stroked="f"/>
         </w:pict>
       </w:r>
@@ -8756,7 +8756,7 @@
         <w:rPr>
           <w:noProof/>
         </w:rPr>
-        <w:pict w14:anchorId="335352C2">
+        <w:pict w14:anchorId="263AB5AC">
           <v:rect id="_x0000_i1034" alt="" style="width:451.3pt;height:.05pt;mso-width-percent:0;mso-height-percent:0;mso-width-percent:0;mso-height-percent:0" o:hralign="center" o:hrstd="t" o:hr="t" fillcolor="#a0a0a0" stroked="f"/>
         </w:pict>
       </w:r>
@@ -9231,7 +9231,7 @@
         <w:rPr>
           <w:noProof/>
         </w:rPr>
-        <w:pict w14:anchorId="05B14F57">
+        <w:pict w14:anchorId="290B3836">
           <v:rect id="_x0000_i1033" alt="" style="width:451.3pt;height:.05pt;mso-width-percent:0;mso-height-percent:0;mso-width-percent:0;mso-height-percent:0" o:hralign="center" o:hrstd="t" o:hr="t" fillcolor="#a0a0a0" stroked="f"/>
         </w:pict>
       </w:r>
@@ -10340,7 +10340,7 @@
         <w:rPr>
           <w:noProof/>
         </w:rPr>
-        <w:pict w14:anchorId="104374F2">
+        <w:pict w14:anchorId="084C2B69">
           <v:rect id="_x0000_i1032" alt="" style="width:451.3pt;height:.05pt;mso-width-percent:0;mso-height-percent:0;mso-width-percent:0;mso-height-percent:0" o:hralign="center" o:hrstd="t" o:hr="t" fillcolor="#a0a0a0" stroked="f"/>
         </w:pict>
       </w:r>
@@ -10996,7 +10996,7 @@
         <w:rPr>
           <w:noProof/>
         </w:rPr>
-        <w:pict w14:anchorId="028EB465">
+        <w:pict w14:anchorId="00524F0A">
           <v:rect id="_x0000_i1031" alt="" style="width:451.3pt;height:.05pt;mso-width-percent:0;mso-height-percent:0;mso-width-percent:0;mso-height-percent:0" o:hralign="center" o:hrstd="t" o:hr="t" fillcolor="#a0a0a0" stroked="f"/>
         </w:pict>
       </w:r>
@@ -14021,7 +14021,7 @@
         <w:rPr>
           <w:noProof/>
         </w:rPr>
-        <w:pict w14:anchorId="512E48BC">
+        <w:pict w14:anchorId="3472CCE8">
           <v:rect id="_x0000_i1030" alt="" style="width:451.3pt;height:.05pt;mso-width-percent:0;mso-height-percent:0;mso-width-percent:0;mso-height-percent:0" o:hralign="center" o:hrstd="t" o:hr="t" fillcolor="#a0a0a0" stroked="f"/>
         </w:pict>
       </w:r>
@@ -14688,7 +14688,7 @@
         <w:rPr>
           <w:noProof/>
         </w:rPr>
-        <w:pict w14:anchorId="155888AA">
+        <w:pict w14:anchorId="692CECE8">
           <v:rect id="_x0000_i1029" alt="" style="width:451.3pt;height:.05pt;mso-width-percent:0;mso-height-percent:0;mso-width-percent:0;mso-height-percent:0" o:hralign="center" o:hrstd="t" o:hr="t" fillcolor="#a0a0a0" stroked="f"/>
         </w:pict>
       </w:r>
@@ -16552,7 +16552,7 @@
         <w:rPr>
           <w:noProof/>
         </w:rPr>
-        <w:pict w14:anchorId="420888AC">
+        <w:pict w14:anchorId="056D277C">
           <v:rect id="_x0000_i1028" alt="" style="width:451.3pt;height:.05pt;mso-width-percent:0;mso-height-percent:0;mso-width-percent:0;mso-height-percent:0" o:hralign="center" o:hrstd="t" o:hr="t" fillcolor="#a0a0a0" stroked="f"/>
         </w:pict>
       </w:r>
@@ -18445,7 +18445,7 @@
         <w:rPr>
           <w:noProof/>
         </w:rPr>
-        <w:pict w14:anchorId="3D3AF536">
+        <w:pict w14:anchorId="1DC30227">
           <v:rect id="_x0000_i1027" alt="" style="width:451.3pt;height:.05pt;mso-width-percent:0;mso-height-percent:0;mso-width-percent:0;mso-height-percent:0" o:hralign="center" o:hrstd="t" o:hr="t" fillcolor="#a0a0a0" stroked="f"/>
         </w:pict>
       </w:r>
@@ -26452,7 +26452,7 @@
         <w:rPr>
           <w:noProof/>
         </w:rPr>
-        <w:pict w14:anchorId="2641AAA6">
+        <w:pict w14:anchorId="1F2C4FD1">
           <v:rect id="_x0000_i1026" alt="" style="width:451.3pt;height:.05pt;mso-width-percent:0;mso-height-percent:0;mso-width-percent:0;mso-height-percent:0" o:hralign="center" o:hrstd="t" o:hr="t" fillcolor="#a0a0a0" stroked="f"/>
         </w:pict>
       </w:r>
@@ -29630,7 +29630,7 @@
         <w:rPr>
           <w:noProof/>
         </w:rPr>
-        <w:pict w14:anchorId="3B29D4E9">
+        <w:pict w14:anchorId="0CCCC8D3">
           <v:rect id="_x0000_i1025" alt="" style="width:451.3pt;height:.05pt;mso-width-percent:0;mso-height-percent:0;mso-width-percent:0;mso-height-percent:0" o:hralign="center" o:hrstd="t" o:hr="t" fillcolor="#a0a0a0" stroked="f"/>
         </w:pict>
       </w:r>
@@ -29963,10 +29963,10 @@
         <w:tblLook w:val="04A0" w:firstRow="1" w:lastRow="0" w:firstColumn="1" w:lastColumn="0" w:noHBand="0" w:noVBand="1"/>
       </w:tblPr>
       <w:tblGrid>
-        <w:gridCol w:w="1069"/>
-        <w:gridCol w:w="3364"/>
-        <w:gridCol w:w="2329"/>
-        <w:gridCol w:w="2258"/>
+        <w:gridCol w:w="1061"/>
+        <w:gridCol w:w="3337"/>
+        <w:gridCol w:w="2311"/>
+        <w:gridCol w:w="2311"/>
       </w:tblGrid>
       <w:tr>
         <w:trPr>
@@ -30326,7 +30326,49 @@
                 <w:szCs w:val="18"/>
                 <w:lang w:eastAsia="en-GB"/>
               </w:rPr>
-              <w:t>Fast random access by index. Best for read-heavy, index-based operations.</w:t>
+              <w:t>Fast random access by index.</w:t>
+            </w:r>
+          </w:p>
+          <w:p>
+            <w:pPr>
+              <w:rPr>
+                <w:rFonts w:ascii="Times New Roman" w:eastAsia="Times New Roman" w:hAnsi="Times New Roman"/>
+                <w:kern w:val="0"/>
+                <w:sz w:val="18"/>
+                <w:szCs w:val="18"/>
+                <w:lang w:eastAsia="en-GB"/>
+              </w:rPr>
+            </w:pPr>
+            <w:r>
+              <w:rPr>
+                <w:rFonts w:ascii="Times New Roman" w:eastAsia="Times New Roman" w:hAnsi="Times New Roman"/>
+                <w:kern w:val="0"/>
+                <w:sz w:val="18"/>
+                <w:szCs w:val="18"/>
+                <w:lang w:eastAsia="en-GB"/>
+              </w:rPr>
+              <w:t>Best for read-heavy,</w:t>
+            </w:r>
+          </w:p>
+          <w:p>
+            <w:pPr>
+              <w:rPr>
+                <w:rFonts w:ascii="Times New Roman" w:eastAsia="Times New Roman" w:hAnsi="Times New Roman"/>
+                <w:kern w:val="0"/>
+                <w:sz w:val="18"/>
+                <w:szCs w:val="18"/>
+                <w:lang w:eastAsia="en-GB"/>
+              </w:rPr>
+            </w:pPr>
+            <w:r>
+              <w:rPr>
+                <w:rFonts w:ascii="Times New Roman" w:eastAsia="Times New Roman" w:hAnsi="Times New Roman"/>
+                <w:kern w:val="0"/>
+                <w:sz w:val="18"/>
+                <w:szCs w:val="18"/>
+                <w:lang w:eastAsia="en-GB"/>
+              </w:rPr>
+              <w:t>index-based operations.</w:t>
             </w:r>
           </w:p>
         </w:tc>
@@ -30359,7 +30401,28 @@
                 <w:szCs w:val="18"/>
                 <w:lang w:eastAsia="en-GB"/>
               </w:rPr>
-              <w:t>Fast insertion/deletion at both ends. Best for frequent add/remove at head or tail.</w:t>
+              <w:t xml:space="preserve">Fast insertion/deletion at both ends. </w:t>
+            </w:r>
+          </w:p>
+          <w:p>
+            <w:pPr>
+              <w:rPr>
+                <w:rFonts w:ascii="Times New Roman" w:eastAsia="Times New Roman" w:hAnsi="Times New Roman"/>
+                <w:kern w:val="0"/>
+                <w:sz w:val="18"/>
+                <w:szCs w:val="18"/>
+                <w:lang w:eastAsia="en-GB"/>
+              </w:rPr>
+            </w:pPr>
+            <w:r>
+              <w:rPr>
+                <w:rFonts w:ascii="Times New Roman" w:eastAsia="Times New Roman" w:hAnsi="Times New Roman"/>
+                <w:kern w:val="0"/>
+                <w:sz w:val="18"/>
+                <w:szCs w:val="18"/>
+                <w:lang w:eastAsia="en-GB"/>
+              </w:rPr>
+              <w:t>Best for frequent add/remove at head or tail.</w:t>
             </w:r>
           </w:p>
         </w:tc>
@@ -30392,7 +30455,50 @@
                 <w:szCs w:val="18"/>
                 <w:lang w:eastAsia="en-GB"/>
               </w:rPr>
-              <w:t>Snapshot-based iteration. Iterators never throw ConcurrentModificationException. Best when reads vastly outnumber writes.</w:t>
+              <w:t>Snapshot-based iteration. Iterators never throw </w:t>
+            </w:r>
+            <w:r>
+              <w:rPr>
+                <w:rFonts w:ascii="Times New Roman" w:eastAsia="Times New Roman" w:hAnsi="Times New Roman"/>
+                <w:b/>
+                <w:bCs/>
+                <w:kern w:val="0"/>
+                <w:sz w:val="18"/>
+                <w:szCs w:val="18"/>
+                <w:lang w:eastAsia="en-GB"/>
+              </w:rPr>
+              <w:t>ConcurrentModificationException</w:t>
+            </w:r>
+            <w:r>
+              <w:rPr>
+                <w:rFonts w:ascii="Times New Roman" w:eastAsia="Times New Roman" w:hAnsi="Times New Roman"/>
+                <w:kern w:val="0"/>
+                <w:sz w:val="18"/>
+                <w:szCs w:val="18"/>
+                <w:lang w:eastAsia="en-GB"/>
+              </w:rPr>
+              <w:t xml:space="preserve">. </w:t>
+            </w:r>
+          </w:p>
+          <w:p>
+            <w:pPr>
+              <w:rPr>
+                <w:rFonts w:ascii="Times New Roman" w:eastAsia="Times New Roman" w:hAnsi="Times New Roman"/>
+                <w:kern w:val="0"/>
+                <w:sz w:val="18"/>
+                <w:szCs w:val="18"/>
+                <w:lang w:eastAsia="en-GB"/>
+              </w:rPr>
+            </w:pPr>
+            <w:r>
+              <w:rPr>
+                <w:rFonts w:ascii="Times New Roman" w:eastAsia="Times New Roman" w:hAnsi="Times New Roman"/>
+                <w:kern w:val="0"/>
+                <w:sz w:val="18"/>
+                <w:szCs w:val="18"/>
+                <w:lang w:eastAsia="en-GB"/>
+              </w:rPr>
+              <w:t>Best when reads vastly outnumber writes.</w:t>
             </w:r>
           </w:p>
         </w:tc>
@@ -30462,7 +30568,53 @@
                 <w:szCs w:val="18"/>
                 <w:lang w:eastAsia="en-GB"/>
               </w:rPr>
-              <w:t>Backed by Object[] array. Default initial capacity = 10. Grows by (oldCapacity * 3)/2 + 1. Uses System.arraycopy() for shifting elements.</w:t>
+              <w:t xml:space="preserve">Backed by Object[] array. </w:t>
+            </w:r>
+          </w:p>
+          <w:p>
+            <w:pPr>
+              <w:rPr>
+                <w:rFonts w:ascii="Times New Roman" w:eastAsia="Times New Roman" w:hAnsi="Times New Roman"/>
+                <w:b/>
+                <w:bCs/>
+                <w:kern w:val="0"/>
+                <w:sz w:val="18"/>
+                <w:szCs w:val="18"/>
+                <w:lang w:eastAsia="en-GB"/>
+              </w:rPr>
+            </w:pPr>
+            <w:r>
+              <w:rPr>
+                <w:rFonts w:ascii="Times New Roman" w:eastAsia="Times New Roman" w:hAnsi="Times New Roman"/>
+                <w:b/>
+                <w:bCs/>
+                <w:kern w:val="0"/>
+                <w:sz w:val="18"/>
+                <w:szCs w:val="18"/>
+                <w:lang w:eastAsia="en-GB"/>
+              </w:rPr>
+              <w:t xml:space="preserve">Default initial capacity = 10. </w:t>
+            </w:r>
+          </w:p>
+          <w:p>
+            <w:pPr>
+              <w:rPr>
+                <w:rFonts w:ascii="Times New Roman" w:eastAsia="Times New Roman" w:hAnsi="Times New Roman"/>
+                <w:kern w:val="0"/>
+                <w:sz w:val="18"/>
+                <w:szCs w:val="18"/>
+                <w:lang w:eastAsia="en-GB"/>
+              </w:rPr>
+            </w:pPr>
+            <w:r>
+              <w:rPr>
+                <w:rFonts w:ascii="Times New Roman" w:eastAsia="Times New Roman" w:hAnsi="Times New Roman"/>
+                <w:kern w:val="0"/>
+                <w:sz w:val="18"/>
+                <w:szCs w:val="18"/>
+                <w:lang w:eastAsia="en-GB"/>
+              </w:rPr>
+              <w:t>Grows by (oldCapacity * 3)/2 + 1. Uses System.arraycopy() for shifting elements.</w:t>
             </w:r>
           </w:p>
         </w:tc>
@@ -30495,7 +30647,49 @@
                 <w:szCs w:val="18"/>
                 <w:lang w:eastAsia="en-GB"/>
               </w:rPr>
-              <w:t>Backed by doubly-linked nodes. Each node holds item, prev, next references. No initial capacity concept.</w:t>
+              <w:t xml:space="preserve">Backed by doubly-linked nodes. </w:t>
+            </w:r>
+          </w:p>
+          <w:p>
+            <w:pPr>
+              <w:rPr>
+                <w:rFonts w:ascii="Times New Roman" w:eastAsia="Times New Roman" w:hAnsi="Times New Roman"/>
+                <w:kern w:val="0"/>
+                <w:sz w:val="18"/>
+                <w:szCs w:val="18"/>
+                <w:lang w:eastAsia="en-GB"/>
+              </w:rPr>
+            </w:pPr>
+            <w:r>
+              <w:rPr>
+                <w:rFonts w:ascii="Times New Roman" w:eastAsia="Times New Roman" w:hAnsi="Times New Roman"/>
+                <w:kern w:val="0"/>
+                <w:sz w:val="18"/>
+                <w:szCs w:val="18"/>
+                <w:lang w:eastAsia="en-GB"/>
+              </w:rPr>
+              <w:t xml:space="preserve">Each node holds item, prev, next references. </w:t>
+            </w:r>
+          </w:p>
+          <w:p>
+            <w:pPr>
+              <w:rPr>
+                <w:rFonts w:ascii="Times New Roman" w:eastAsia="Times New Roman" w:hAnsi="Times New Roman"/>
+                <w:kern w:val="0"/>
+                <w:sz w:val="18"/>
+                <w:szCs w:val="18"/>
+                <w:lang w:eastAsia="en-GB"/>
+              </w:rPr>
+            </w:pPr>
+            <w:r>
+              <w:rPr>
+                <w:rFonts w:ascii="Times New Roman" w:eastAsia="Times New Roman" w:hAnsi="Times New Roman"/>
+                <w:kern w:val="0"/>
+                <w:sz w:val="18"/>
+                <w:szCs w:val="18"/>
+                <w:lang w:eastAsia="en-GB"/>
+              </w:rPr>
+              <w:t>No initial capacity concept.</w:t>
             </w:r>
           </w:p>
         </w:tc>
@@ -30528,7 +30722,39 @@
                 <w:szCs w:val="18"/>
                 <w:lang w:eastAsia="en-GB"/>
               </w:rPr>
-              <w:t>Backed by a volatile Object[] array. Every write operation (add, set, remove) creates an entirely new copy of the array via Arrays.copyOf().</w:t>
+              <w:t xml:space="preserve">Backed by a volatile Object[] array. </w:t>
+            </w:r>
+          </w:p>
+          <w:p>
+            <w:pPr>
+              <w:rPr>
+                <w:rFonts w:ascii="Times New Roman" w:eastAsia="Times New Roman" w:hAnsi="Times New Roman"/>
+                <w:kern w:val="0"/>
+                <w:sz w:val="18"/>
+                <w:szCs w:val="18"/>
+                <w:lang w:eastAsia="en-GB"/>
+              </w:rPr>
+            </w:pPr>
+          </w:p>
+          <w:p>
+            <w:pPr>
+              <w:rPr>
+                <w:rFonts w:ascii="Times New Roman" w:eastAsia="Times New Roman" w:hAnsi="Times New Roman"/>
+                <w:kern w:val="0"/>
+                <w:sz w:val="18"/>
+                <w:szCs w:val="18"/>
+                <w:lang w:eastAsia="en-GB"/>
+              </w:rPr>
+            </w:pPr>
+            <w:r>
+              <w:rPr>
+                <w:rFonts w:ascii="Times New Roman" w:eastAsia="Times New Roman" w:hAnsi="Times New Roman"/>
+                <w:kern w:val="0"/>
+                <w:sz w:val="18"/>
+                <w:szCs w:val="18"/>
+                <w:lang w:eastAsia="en-GB"/>
+              </w:rPr>
+              <w:t>Every write operation (add, set, remove) creates an entirely new copy of the array via Arrays.copyOf().</w:t>
             </w:r>
           </w:p>
         </w:tc>
@@ -46527,7 +46753,7 @@
 </file>
 
 <file path=customXml/itemProps1.xml><?xml version="1.0" encoding="utf-8"?>
-<ds:datastoreItem xmlns:ds="http://schemas.openxmlformats.org/officeDocument/2006/customXml" ds:itemID="{2DCC2B50-20C0-BA44-A029-6B3FE6F31C8A}">
+<ds:datastoreItem xmlns:ds="http://schemas.openxmlformats.org/officeDocument/2006/customXml" ds:itemID="{1076A917-6403-994A-A2DD-5C5AC021B004}">
   <ds:schemaRefs>
     <ds:schemaRef ds:uri="http://schemas.openxmlformats.org/officeDocument/2006/bibliography"/>
   </ds:schemaRefs>

--- a/src/main/java/JavaNotes.docx
+++ b/src/main/java/JavaNotes.docx
@@ -7780,7 +7780,7 @@
         <w:rPr>
           <w:noProof/>
         </w:rPr>
-        <w:pict w14:anchorId="32A50945">
+        <w:pict w14:anchorId="2D9712DB">
           <v:rect id="_x0000_i1036" alt="" style="width:451.3pt;height:.05pt;mso-width-percent:0;mso-height-percent:0;mso-width-percent:0;mso-height-percent:0" o:hralign="center" o:hrstd="t" o:hr="t" fillcolor="#a0a0a0" stroked="f"/>
         </w:pict>
       </w:r>
@@ -8113,7 +8113,7 @@
         <w:rPr>
           <w:noProof/>
         </w:rPr>
-        <w:pict w14:anchorId="225BEAD0">
+        <w:pict w14:anchorId="662F2566">
           <v:rect id="_x0000_i1035" alt="" style="width:451.3pt;height:.05pt;mso-width-percent:0;mso-height-percent:0;mso-width-percent:0;mso-height-percent:0" o:hralign="center" o:hrstd="t" o:hr="t" fillcolor="#a0a0a0" stroked="f"/>
         </w:pict>
       </w:r>
@@ -8576,7 +8576,7 @@
         <w:rPr>
           <w:noProof/>
         </w:rPr>
-        <w:pict w14:anchorId="60D5FCFB">
+        <w:pict w14:anchorId="51F84E8E">
           <v:rect id="_x0000_i1034" alt="" style="width:451.3pt;height:.05pt;mso-width-percent:0;mso-height-percent:0;mso-width-percent:0;mso-height-percent:0" o:hralign="center" o:hrstd="t" o:hr="t" fillcolor="#a0a0a0" stroked="f"/>
         </w:pict>
       </w:r>
@@ -9045,7 +9045,7 @@
         <w:rPr>
           <w:noProof/>
         </w:rPr>
-        <w:pict w14:anchorId="3223A4AD">
+        <w:pict w14:anchorId="2574AD48">
           <v:rect id="_x0000_i1033" alt="" style="width:451.3pt;height:.05pt;mso-width-percent:0;mso-height-percent:0;mso-width-percent:0;mso-height-percent:0" o:hralign="center" o:hrstd="t" o:hr="t" fillcolor="#a0a0a0" stroked="f"/>
         </w:pict>
       </w:r>
@@ -10136,7 +10136,7 @@
         <w:rPr>
           <w:noProof/>
         </w:rPr>
-        <w:pict w14:anchorId="1C477B61">
+        <w:pict w14:anchorId="49EEDA94">
           <v:rect id="_x0000_i1032" alt="" style="width:451.3pt;height:.05pt;mso-width-percent:0;mso-height-percent:0;mso-width-percent:0;mso-height-percent:0" o:hralign="center" o:hrstd="t" o:hr="t" fillcolor="#a0a0a0" stroked="f"/>
         </w:pict>
       </w:r>
@@ -10787,7 +10787,7 @@
         <w:rPr>
           <w:noProof/>
         </w:rPr>
-        <w:pict w14:anchorId="7809C8D6">
+        <w:pict w14:anchorId="637B395D">
           <v:rect id="_x0000_i1031" alt="" style="width:451.3pt;height:.05pt;mso-width-percent:0;mso-height-percent:0;mso-width-percent:0;mso-height-percent:0" o:hralign="center" o:hrstd="t" o:hr="t" fillcolor="#a0a0a0" stroked="f"/>
         </w:pict>
       </w:r>
@@ -13554,7 +13554,7 @@
         <w:rPr>
           <w:noProof/>
         </w:rPr>
-        <w:pict w14:anchorId="0BDA2CC8">
+        <w:pict w14:anchorId="44393B09">
           <v:rect id="_x0000_i1030" alt="" style="width:451.3pt;height:.05pt;mso-width-percent:0;mso-height-percent:0;mso-width-percent:0;mso-height-percent:0" o:hralign="center" o:hrstd="t" o:hr="t" fillcolor="#a0a0a0" stroked="f"/>
         </w:pict>
       </w:r>
@@ -14213,7 +14213,7 @@
         <w:rPr>
           <w:noProof/>
         </w:rPr>
-        <w:pict w14:anchorId="61299EEB">
+        <w:pict w14:anchorId="0CD8EBF5">
           <v:rect id="_x0000_i1029" alt="" style="width:451.3pt;height:.05pt;mso-width-percent:0;mso-height-percent:0;mso-width-percent:0;mso-height-percent:0" o:hralign="center" o:hrstd="t" o:hr="t" fillcolor="#a0a0a0" stroked="f"/>
         </w:pict>
       </w:r>
@@ -15842,7 +15842,7 @@
         <w:rPr>
           <w:noProof/>
         </w:rPr>
-        <w:pict w14:anchorId="7976A2C0">
+        <w:pict w14:anchorId="43ADD967">
           <v:rect id="_x0000_i1028" alt="" style="width:451.3pt;height:.05pt;mso-width-percent:0;mso-height-percent:0;mso-width-percent:0;mso-height-percent:0" o:hralign="center" o:hrstd="t" o:hr="t" fillcolor="#a0a0a0" stroked="f"/>
         </w:pict>
       </w:r>
@@ -17706,7 +17706,7 @@
         <w:rPr>
           <w:noProof/>
         </w:rPr>
-        <w:pict w14:anchorId="724ACD1C">
+        <w:pict w14:anchorId="624CC7B2">
           <v:rect id="_x0000_i1027" alt="" style="width:451.3pt;height:.05pt;mso-width-percent:0;mso-height-percent:0;mso-width-percent:0;mso-height-percent:0" o:hralign="center" o:hrstd="t" o:hr="t" fillcolor="#a0a0a0" stroked="f"/>
         </w:pict>
       </w:r>
@@ -24904,7 +24904,7 @@
         <w:rPr>
           <w:noProof/>
         </w:rPr>
-        <w:pict w14:anchorId="04B58682">
+        <w:pict w14:anchorId="5087F373">
           <v:rect id="_x0000_i1026" alt="" style="width:451.3pt;height:.05pt;mso-width-percent:0;mso-height-percent:0;mso-width-percent:0;mso-height-percent:0" o:hralign="center" o:hrstd="t" o:hr="t" fillcolor="#a0a0a0" stroked="f"/>
         </w:pict>
       </w:r>
@@ -27448,7 +27448,7 @@
         <w:rPr>
           <w:noProof/>
         </w:rPr>
-        <w:pict w14:anchorId="0E0342E7">
+        <w:pict w14:anchorId="44D4F651">
           <v:rect id="_x0000_i1025" alt="" style="width:451.3pt;height:.05pt;mso-width-percent:0;mso-height-percent:0;mso-width-percent:0;mso-height-percent:0" o:hralign="center" o:hrstd="t" o:hr="t" fillcolor="#a0a0a0" stroked="f"/>
         </w:pict>
       </w:r>
@@ -33264,7 +33264,7 @@
           <w:sz w:val="20"/>
           <w:szCs w:val="20"/>
         </w:rPr>
-        <w:t>Concurrent Modification Exception</w:t>
+        <w:t>modCount mechanism — How fail-fast detection works internally</w:t>
       </w:r>
     </w:p>
     <w:p>
@@ -33283,7 +33283,7 @@
           <w:sz w:val="20"/>
           <w:szCs w:val="20"/>
         </w:rPr>
-        <w:t>Synchronized List</w:t>
+        <w:t>Concurrent Modification Exception</w:t>
       </w:r>
     </w:p>
     <w:p>
@@ -33302,7 +33302,7 @@
           <w:sz w:val="20"/>
           <w:szCs w:val="20"/>
         </w:rPr>
-        <w:t>ArrayList vs LinkedList — When to Use Which</w:t>
+        <w:t>Synchronized List</w:t>
       </w:r>
     </w:p>
     <w:p>
@@ -33321,7 +33321,7 @@
           <w:sz w:val="20"/>
           <w:szCs w:val="20"/>
         </w:rPr>
-        <w:t>List.of() and List.copyOf() (Java 9+) — Immutable Lists</w:t>
+        <w:t>ArrayList vs LinkedList — When to Use Which</w:t>
       </w:r>
     </w:p>
     <w:p>
@@ -33340,7 +33340,7 @@
           <w:sz w:val="20"/>
           <w:szCs w:val="20"/>
         </w:rPr>
-        <w:t>Arrays.asList() vs List.of() — Key Differences</w:t>
+        <w:t>List.of() and List.copyOf() (Java 9+) — Immutable Lists</w:t>
       </w:r>
     </w:p>
     <w:p>
@@ -33359,7 +33359,7 @@
           <w:sz w:val="20"/>
           <w:szCs w:val="20"/>
         </w:rPr>
-        <w:t>subList() Behavior — View, Not a Copy</w:t>
+        <w:t>Arrays.asList() vs List.of() — Key Differences</w:t>
       </w:r>
     </w:p>
     <w:p>
@@ -33378,7 +33378,7 @@
           <w:sz w:val="20"/>
           <w:szCs w:val="20"/>
         </w:rPr>
-        <w:t>What is the difference between size() and capacity in ArrayList?</w:t>
+        <w:t>subList() Behavior — View, Not a Copy</w:t>
       </w:r>
     </w:p>
     <w:p>
@@ -33397,7 +33397,7 @@
           <w:sz w:val="20"/>
           <w:szCs w:val="20"/>
         </w:rPr>
-        <w:t>Can you reduce the capacity of an ArrayList? (trimToSize)</w:t>
+        <w:t>What is the difference between size() and capacity in ArrayList?</w:t>
       </w:r>
     </w:p>
     <w:p>
@@ -33416,7 +33416,7 @@
           <w:sz w:val="20"/>
           <w:szCs w:val="20"/>
         </w:rPr>
-        <w:t>What happens when you call ensureCapacity()?</w:t>
+        <w:t>Can you reduce the capacity of an ArrayList? (trimToSize)</w:t>
       </w:r>
     </w:p>
     <w:p>
@@ -33435,7 +33435,7 @@
           <w:sz w:val="20"/>
           <w:szCs w:val="20"/>
         </w:rPr>
-        <w:t>Is ArrayList serializable? How does it handle transient elementData?</w:t>
+        <w:t>What happens when you call ensureCapacity()?</w:t>
       </w:r>
     </w:p>
     <w:p>
@@ -33454,7 +33454,7 @@
           <w:sz w:val="20"/>
           <w:szCs w:val="20"/>
         </w:rPr>
-        <w:t>RandomAccess Marker Interface — What is it and who implements it?</w:t>
+        <w:t>Is ArrayList serializable? How does it handle transient elementData?</w:t>
       </w:r>
     </w:p>
     <w:p>
@@ -33473,7 +33473,7 @@
           <w:sz w:val="20"/>
           <w:szCs w:val="20"/>
         </w:rPr>
-        <w:t>How to safely remove elements during iteration?</w:t>
+        <w:t>RandomAccess Marker Interface — What is it and who implements it?</w:t>
       </w:r>
     </w:p>
     <w:p>
@@ -33492,7 +33492,7 @@
           <w:sz w:val="20"/>
           <w:szCs w:val="20"/>
         </w:rPr>
-        <w:t>CopyOnWriteArrayList — addIfAbsent() and addAllAbsent()</w:t>
+        <w:t>How to safely remove elements during iteration?</w:t>
       </w:r>
     </w:p>
     <w:p>
@@ -33511,7 +33511,7 @@
           <w:sz w:val="20"/>
           <w:szCs w:val="20"/>
         </w:rPr>
-        <w:t>Iterator.remove() vs Collection.remove() during iteration</w:t>
+        <w:t>CopyOnWriteArrayList — addIfAbsent() and addAllAbsent()</w:t>
       </w:r>
     </w:p>
     <w:p>
@@ -33530,7 +33530,7 @@
           <w:sz w:val="20"/>
           <w:szCs w:val="20"/>
         </w:rPr>
-        <w:t>CopyOnWriteArrayList — Snapshot Iterator behavior</w:t>
+        <w:t>Iterator.remove() vs Collection.remove() during iteration</w:t>
       </w:r>
     </w:p>
     <w:p>
@@ -33549,7 +33549,7 @@
           <w:sz w:val="20"/>
           <w:szCs w:val="20"/>
         </w:rPr>
-        <w:t>Why does CopyOnWriteArrayList iterator NOT support remove()?</w:t>
+        <w:t>CopyOnWriteArrayList — Snapshot Iterator behavior</w:t>
       </w:r>
     </w:p>
     <w:p>
@@ -33568,7 +33568,7 @@
           <w:sz w:val="20"/>
           <w:szCs w:val="20"/>
         </w:rPr>
-        <w:t>synchronizedList iteration gotcha — why manual sync is needed</w:t>
+        <w:t>Why does CopyOnWriteArrayList iterator NOT support remove()?</w:t>
       </w:r>
     </w:p>
     <w:p>
@@ -33587,7 +33587,7 @@
           <w:sz w:val="20"/>
           <w:szCs w:val="20"/>
         </w:rPr>
-        <w:t>Vector vs synchronizedList vs CopyOnWriteArrayList</w:t>
+        <w:t>synchronizedList iteration gotcha — why manual sync is needed</w:t>
       </w:r>
     </w:p>
     <w:p>
@@ -33606,7 +33606,7 @@
           <w:sz w:val="20"/>
           <w:szCs w:val="20"/>
         </w:rPr>
-        <w:t>modCount mechanism — How fail-fast detection works internally</w:t>
+        <w:t>Vector vs synchronizedList vs CopyOnWriteArrayList</w:t>
       </w:r>
     </w:p>
     <w:p>
@@ -38247,16 +38247,2285 @@
       </w:r>
     </w:p>
     <w:p/>
+    <w:p>
+      <w:pPr>
+        <w:rPr>
+          <w:sz w:val="18"/>
+          <w:szCs w:val="18"/>
+        </w:rPr>
+      </w:pPr>
+      <w:r>
+        <w:rPr>
+          <w:sz w:val="18"/>
+          <w:szCs w:val="18"/>
+        </w:rPr>
+        <w:t>This is about </w:t>
+      </w:r>
+      <w:r>
+        <w:rPr>
+          <w:b/>
+          <w:bCs/>
+          <w:sz w:val="18"/>
+          <w:szCs w:val="18"/>
+        </w:rPr>
+        <w:t>what happens when you modify a collection while iterating over it</w:t>
+      </w:r>
+      <w:r>
+        <w:rPr>
+          <w:sz w:val="18"/>
+          <w:szCs w:val="18"/>
+        </w:rPr>
+        <w:t>.</w:t>
+      </w:r>
+    </w:p>
+    <w:tbl>
+      <w:tblPr>
+        <w:tblW w:w="0" w:type="auto"/>
+        <w:tblBorders>
+          <w:top w:val="single" w:sz="2" w:space="0" w:color="auto"/>
+          <w:left w:val="single" w:sz="2" w:space="0" w:color="auto"/>
+          <w:bottom w:val="single" w:sz="2" w:space="0" w:color="auto"/>
+          <w:right w:val="single" w:sz="2" w:space="0" w:color="auto"/>
+          <w:insideH w:val="single" w:sz="2" w:space="0" w:color="auto"/>
+          <w:insideV w:val="single" w:sz="2" w:space="0" w:color="auto"/>
+        </w:tblBorders>
+        <w:tblCellMar>
+          <w:top w:w="15" w:type="dxa"/>
+          <w:left w:w="15" w:type="dxa"/>
+          <w:bottom w:w="15" w:type="dxa"/>
+          <w:right w:w="15" w:type="dxa"/>
+        </w:tblCellMar>
+        <w:tblLook w:val="04A0" w:firstRow="1" w:lastRow="0" w:firstColumn="1" w:lastColumn="0" w:noHBand="0" w:noVBand="1"/>
+      </w:tblPr>
+      <w:tblGrid>
+        <w:gridCol w:w="1188"/>
+        <w:gridCol w:w="3491"/>
+        <w:gridCol w:w="4341"/>
+      </w:tblGrid>
+      <w:tr>
+        <w:trPr>
+          <w:tblHeader/>
+        </w:trPr>
+        <w:tc>
+          <w:tcPr>
+            <w:tcW w:w="1415" w:type="dxa"/>
+            <w:noWrap/>
+            <w:tcMar>
+              <w:top w:w="75" w:type="dxa"/>
+              <w:left w:w="135" w:type="dxa"/>
+              <w:bottom w:w="75" w:type="dxa"/>
+              <w:right w:w="135" w:type="dxa"/>
+            </w:tcMar>
+            <w:hideMark/>
+          </w:tcPr>
+          <w:p>
+            <w:pPr>
+              <w:rPr>
+                <w:b/>
+                <w:bCs/>
+                <w:sz w:val="18"/>
+                <w:szCs w:val="18"/>
+              </w:rPr>
+            </w:pPr>
+            <w:r>
+              <w:rPr>
+                <w:b/>
+                <w:bCs/>
+                <w:sz w:val="18"/>
+                <w:szCs w:val="18"/>
+              </w:rPr>
+              <w:lastRenderedPageBreak/>
+              <w:t>Feature</w:t>
+            </w:r>
+          </w:p>
+        </w:tc>
+        <w:tc>
+          <w:tcPr>
+            <w:tcW w:w="3143" w:type="dxa"/>
+            <w:noWrap/>
+            <w:tcMar>
+              <w:top w:w="75" w:type="dxa"/>
+              <w:left w:w="135" w:type="dxa"/>
+              <w:bottom w:w="75" w:type="dxa"/>
+              <w:right w:w="135" w:type="dxa"/>
+            </w:tcMar>
+            <w:hideMark/>
+          </w:tcPr>
+          <w:p>
+            <w:pPr>
+              <w:rPr>
+                <w:b/>
+                <w:bCs/>
+                <w:sz w:val="18"/>
+                <w:szCs w:val="18"/>
+              </w:rPr>
+            </w:pPr>
+            <w:r>
+              <w:rPr>
+                <w:b/>
+                <w:bCs/>
+                <w:sz w:val="18"/>
+                <w:szCs w:val="18"/>
+              </w:rPr>
+              <w:t>Fail-Fast</w:t>
+            </w:r>
+          </w:p>
+        </w:tc>
+        <w:tc>
+          <w:tcPr>
+            <w:tcW w:w="0" w:type="auto"/>
+            <w:noWrap/>
+            <w:tcMar>
+              <w:top w:w="75" w:type="dxa"/>
+              <w:left w:w="135" w:type="dxa"/>
+              <w:bottom w:w="75" w:type="dxa"/>
+              <w:right w:w="135" w:type="dxa"/>
+            </w:tcMar>
+            <w:hideMark/>
+          </w:tcPr>
+          <w:p>
+            <w:pPr>
+              <w:rPr>
+                <w:b/>
+                <w:bCs/>
+                <w:sz w:val="18"/>
+                <w:szCs w:val="18"/>
+              </w:rPr>
+            </w:pPr>
+            <w:r>
+              <w:rPr>
+                <w:b/>
+                <w:bCs/>
+                <w:sz w:val="18"/>
+                <w:szCs w:val="18"/>
+              </w:rPr>
+              <w:t>Fail-Safe</w:t>
+            </w:r>
+          </w:p>
+        </w:tc>
+      </w:tr>
+      <w:tr>
+        <w:tc>
+          <w:tcPr>
+            <w:tcW w:w="1415" w:type="dxa"/>
+            <w:tcMar>
+              <w:top w:w="75" w:type="dxa"/>
+              <w:left w:w="135" w:type="dxa"/>
+              <w:bottom w:w="75" w:type="dxa"/>
+              <w:right w:w="135" w:type="dxa"/>
+            </w:tcMar>
+            <w:hideMark/>
+          </w:tcPr>
+          <w:p>
+            <w:pPr>
+              <w:rPr>
+                <w:sz w:val="18"/>
+                <w:szCs w:val="18"/>
+              </w:rPr>
+            </w:pPr>
+            <w:r>
+              <w:rPr>
+                <w:b/>
+                <w:bCs/>
+                <w:sz w:val="18"/>
+                <w:szCs w:val="18"/>
+              </w:rPr>
+              <w:t>Behavior</w:t>
+            </w:r>
+          </w:p>
+        </w:tc>
+        <w:tc>
+          <w:tcPr>
+            <w:tcW w:w="3143" w:type="dxa"/>
+            <w:tcMar>
+              <w:top w:w="75" w:type="dxa"/>
+              <w:left w:w="135" w:type="dxa"/>
+              <w:bottom w:w="75" w:type="dxa"/>
+              <w:right w:w="135" w:type="dxa"/>
+            </w:tcMar>
+            <w:hideMark/>
+          </w:tcPr>
+          <w:p>
+            <w:pPr>
+              <w:rPr>
+                <w:sz w:val="18"/>
+                <w:szCs w:val="18"/>
+              </w:rPr>
+            </w:pPr>
+            <w:r>
+              <w:rPr>
+                <w:sz w:val="18"/>
+                <w:szCs w:val="18"/>
+              </w:rPr>
+              <w:t>Throws ConcurrentModificationException immediately</w:t>
+            </w:r>
+          </w:p>
+        </w:tc>
+        <w:tc>
+          <w:tcPr>
+            <w:tcW w:w="0" w:type="auto"/>
+            <w:tcMar>
+              <w:top w:w="75" w:type="dxa"/>
+              <w:left w:w="135" w:type="dxa"/>
+              <w:bottom w:w="75" w:type="dxa"/>
+              <w:right w:w="135" w:type="dxa"/>
+            </w:tcMar>
+            <w:hideMark/>
+          </w:tcPr>
+          <w:p>
+            <w:pPr>
+              <w:rPr>
+                <w:sz w:val="18"/>
+                <w:szCs w:val="18"/>
+              </w:rPr>
+            </w:pPr>
+            <w:r>
+              <w:rPr>
+                <w:sz w:val="18"/>
+                <w:szCs w:val="18"/>
+              </w:rPr>
+              <w:t>Never throws exception</w:t>
+            </w:r>
+          </w:p>
+        </w:tc>
+      </w:tr>
+      <w:tr>
+        <w:tc>
+          <w:tcPr>
+            <w:tcW w:w="1415" w:type="dxa"/>
+            <w:tcMar>
+              <w:top w:w="75" w:type="dxa"/>
+              <w:left w:w="135" w:type="dxa"/>
+              <w:bottom w:w="75" w:type="dxa"/>
+              <w:right w:w="135" w:type="dxa"/>
+            </w:tcMar>
+            <w:hideMark/>
+          </w:tcPr>
+          <w:p>
+            <w:pPr>
+              <w:rPr>
+                <w:sz w:val="18"/>
+                <w:szCs w:val="18"/>
+              </w:rPr>
+            </w:pPr>
+            <w:r>
+              <w:rPr>
+                <w:b/>
+                <w:bCs/>
+                <w:sz w:val="18"/>
+                <w:szCs w:val="18"/>
+              </w:rPr>
+              <w:t>How it works</w:t>
+            </w:r>
+          </w:p>
+        </w:tc>
+        <w:tc>
+          <w:tcPr>
+            <w:tcW w:w="3143" w:type="dxa"/>
+            <w:tcMar>
+              <w:top w:w="75" w:type="dxa"/>
+              <w:left w:w="135" w:type="dxa"/>
+              <w:bottom w:w="75" w:type="dxa"/>
+              <w:right w:w="135" w:type="dxa"/>
+            </w:tcMar>
+            <w:hideMark/>
+          </w:tcPr>
+          <w:p>
+            <w:pPr>
+              <w:rPr>
+                <w:sz w:val="18"/>
+                <w:szCs w:val="18"/>
+              </w:rPr>
+            </w:pPr>
+            <w:r>
+              <w:rPr>
+                <w:sz w:val="18"/>
+                <w:szCs w:val="18"/>
+              </w:rPr>
+              <w:t>Checks modCount on every next() call</w:t>
+            </w:r>
+          </w:p>
+        </w:tc>
+        <w:tc>
+          <w:tcPr>
+            <w:tcW w:w="0" w:type="auto"/>
+            <w:tcMar>
+              <w:top w:w="75" w:type="dxa"/>
+              <w:left w:w="135" w:type="dxa"/>
+              <w:bottom w:w="75" w:type="dxa"/>
+              <w:right w:w="135" w:type="dxa"/>
+            </w:tcMar>
+            <w:hideMark/>
+          </w:tcPr>
+          <w:p>
+            <w:pPr>
+              <w:rPr>
+                <w:sz w:val="18"/>
+                <w:szCs w:val="18"/>
+              </w:rPr>
+            </w:pPr>
+            <w:r>
+              <w:rPr>
+                <w:sz w:val="18"/>
+                <w:szCs w:val="18"/>
+              </w:rPr>
+              <w:t>Iterates over a </w:t>
+            </w:r>
+            <w:r>
+              <w:rPr>
+                <w:b/>
+                <w:bCs/>
+                <w:sz w:val="18"/>
+                <w:szCs w:val="18"/>
+              </w:rPr>
+              <w:t>snapshot/copy</w:t>
+            </w:r>
+          </w:p>
+        </w:tc>
+      </w:tr>
+      <w:tr>
+        <w:tc>
+          <w:tcPr>
+            <w:tcW w:w="1415" w:type="dxa"/>
+            <w:tcMar>
+              <w:top w:w="75" w:type="dxa"/>
+              <w:left w:w="135" w:type="dxa"/>
+              <w:bottom w:w="75" w:type="dxa"/>
+              <w:right w:w="135" w:type="dxa"/>
+            </w:tcMar>
+            <w:hideMark/>
+          </w:tcPr>
+          <w:p>
+            <w:pPr>
+              <w:rPr>
+                <w:sz w:val="18"/>
+                <w:szCs w:val="18"/>
+              </w:rPr>
+            </w:pPr>
+            <w:r>
+              <w:rPr>
+                <w:b/>
+                <w:bCs/>
+                <w:sz w:val="18"/>
+                <w:szCs w:val="18"/>
+              </w:rPr>
+              <w:t>Collections</w:t>
+            </w:r>
+          </w:p>
+        </w:tc>
+        <w:tc>
+          <w:tcPr>
+            <w:tcW w:w="3143" w:type="dxa"/>
+            <w:tcMar>
+              <w:top w:w="75" w:type="dxa"/>
+              <w:left w:w="135" w:type="dxa"/>
+              <w:bottom w:w="75" w:type="dxa"/>
+              <w:right w:w="135" w:type="dxa"/>
+            </w:tcMar>
+            <w:hideMark/>
+          </w:tcPr>
+          <w:p>
+            <w:pPr>
+              <w:rPr>
+                <w:sz w:val="18"/>
+                <w:szCs w:val="18"/>
+              </w:rPr>
+            </w:pPr>
+            <w:r>
+              <w:rPr>
+                <w:sz w:val="18"/>
+                <w:szCs w:val="18"/>
+              </w:rPr>
+              <w:t>ArrayList, LinkedList, HashMap, HashSet, TreeMap</w:t>
+            </w:r>
+          </w:p>
+        </w:tc>
+        <w:tc>
+          <w:tcPr>
+            <w:tcW w:w="0" w:type="auto"/>
+            <w:tcMar>
+              <w:top w:w="75" w:type="dxa"/>
+              <w:left w:w="135" w:type="dxa"/>
+              <w:bottom w:w="75" w:type="dxa"/>
+              <w:right w:w="135" w:type="dxa"/>
+            </w:tcMar>
+            <w:hideMark/>
+          </w:tcPr>
+          <w:p>
+            <w:pPr>
+              <w:rPr>
+                <w:sz w:val="18"/>
+                <w:szCs w:val="18"/>
+              </w:rPr>
+            </w:pPr>
+            <w:r>
+              <w:rPr>
+                <w:sz w:val="18"/>
+                <w:szCs w:val="18"/>
+              </w:rPr>
+              <w:t>CopyOnWriteArrayList, ConcurrentHashMap, CopyOnWriteArraySet</w:t>
+            </w:r>
+          </w:p>
+        </w:tc>
+      </w:tr>
+      <w:tr>
+        <w:tc>
+          <w:tcPr>
+            <w:tcW w:w="1415" w:type="dxa"/>
+            <w:tcMar>
+              <w:top w:w="75" w:type="dxa"/>
+              <w:left w:w="135" w:type="dxa"/>
+              <w:bottom w:w="75" w:type="dxa"/>
+              <w:right w:w="135" w:type="dxa"/>
+            </w:tcMar>
+            <w:hideMark/>
+          </w:tcPr>
+          <w:p>
+            <w:pPr>
+              <w:rPr>
+                <w:sz w:val="18"/>
+                <w:szCs w:val="18"/>
+              </w:rPr>
+            </w:pPr>
+            <w:r>
+              <w:rPr>
+                <w:b/>
+                <w:bCs/>
+                <w:sz w:val="18"/>
+                <w:szCs w:val="18"/>
+              </w:rPr>
+              <w:t>Package</w:t>
+            </w:r>
+          </w:p>
+        </w:tc>
+        <w:tc>
+          <w:tcPr>
+            <w:tcW w:w="3143" w:type="dxa"/>
+            <w:tcMar>
+              <w:top w:w="75" w:type="dxa"/>
+              <w:left w:w="135" w:type="dxa"/>
+              <w:bottom w:w="75" w:type="dxa"/>
+              <w:right w:w="135" w:type="dxa"/>
+            </w:tcMar>
+            <w:hideMark/>
+          </w:tcPr>
+          <w:p>
+            <w:pPr>
+              <w:rPr>
+                <w:sz w:val="18"/>
+                <w:szCs w:val="18"/>
+              </w:rPr>
+            </w:pPr>
+            <w:r>
+              <w:rPr>
+                <w:sz w:val="18"/>
+                <w:szCs w:val="18"/>
+              </w:rPr>
+              <w:t>java.util</w:t>
+            </w:r>
+          </w:p>
+        </w:tc>
+        <w:tc>
+          <w:tcPr>
+            <w:tcW w:w="0" w:type="auto"/>
+            <w:tcMar>
+              <w:top w:w="75" w:type="dxa"/>
+              <w:left w:w="135" w:type="dxa"/>
+              <w:bottom w:w="75" w:type="dxa"/>
+              <w:right w:w="135" w:type="dxa"/>
+            </w:tcMar>
+            <w:hideMark/>
+          </w:tcPr>
+          <w:p>
+            <w:pPr>
+              <w:rPr>
+                <w:sz w:val="18"/>
+                <w:szCs w:val="18"/>
+              </w:rPr>
+            </w:pPr>
+            <w:r>
+              <w:rPr>
+                <w:sz w:val="18"/>
+                <w:szCs w:val="18"/>
+              </w:rPr>
+              <w:t>java.util.concurrent</w:t>
+            </w:r>
+          </w:p>
+        </w:tc>
+      </w:tr>
+      <w:tr>
+        <w:tc>
+          <w:tcPr>
+            <w:tcW w:w="1415" w:type="dxa"/>
+            <w:tcMar>
+              <w:top w:w="75" w:type="dxa"/>
+              <w:left w:w="135" w:type="dxa"/>
+              <w:bottom w:w="75" w:type="dxa"/>
+              <w:right w:w="135" w:type="dxa"/>
+            </w:tcMar>
+            <w:hideMark/>
+          </w:tcPr>
+          <w:p>
+            <w:pPr>
+              <w:rPr>
+                <w:sz w:val="18"/>
+                <w:szCs w:val="18"/>
+              </w:rPr>
+            </w:pPr>
+            <w:r>
+              <w:rPr>
+                <w:b/>
+                <w:bCs/>
+                <w:sz w:val="18"/>
+                <w:szCs w:val="18"/>
+              </w:rPr>
+              <w:t>Memory</w:t>
+            </w:r>
+          </w:p>
+        </w:tc>
+        <w:tc>
+          <w:tcPr>
+            <w:tcW w:w="3143" w:type="dxa"/>
+            <w:tcMar>
+              <w:top w:w="75" w:type="dxa"/>
+              <w:left w:w="135" w:type="dxa"/>
+              <w:bottom w:w="75" w:type="dxa"/>
+              <w:right w:w="135" w:type="dxa"/>
+            </w:tcMar>
+            <w:hideMark/>
+          </w:tcPr>
+          <w:p>
+            <w:pPr>
+              <w:rPr>
+                <w:sz w:val="18"/>
+                <w:szCs w:val="18"/>
+              </w:rPr>
+            </w:pPr>
+            <w:r>
+              <w:rPr>
+                <w:sz w:val="18"/>
+                <w:szCs w:val="18"/>
+              </w:rPr>
+              <w:t>No extra memory</w:t>
+            </w:r>
+          </w:p>
+        </w:tc>
+        <w:tc>
+          <w:tcPr>
+            <w:tcW w:w="0" w:type="auto"/>
+            <w:tcMar>
+              <w:top w:w="75" w:type="dxa"/>
+              <w:left w:w="135" w:type="dxa"/>
+              <w:bottom w:w="75" w:type="dxa"/>
+              <w:right w:w="135" w:type="dxa"/>
+            </w:tcMar>
+            <w:hideMark/>
+          </w:tcPr>
+          <w:p>
+            <w:pPr>
+              <w:rPr>
+                <w:sz w:val="18"/>
+                <w:szCs w:val="18"/>
+              </w:rPr>
+            </w:pPr>
+            <w:r>
+              <w:rPr>
+                <w:sz w:val="18"/>
+                <w:szCs w:val="18"/>
+              </w:rPr>
+              <w:t>Extra memory (copies array)</w:t>
+            </w:r>
+          </w:p>
+        </w:tc>
+      </w:tr>
+      <w:tr>
+        <w:tc>
+          <w:tcPr>
+            <w:tcW w:w="1415" w:type="dxa"/>
+            <w:tcMar>
+              <w:top w:w="75" w:type="dxa"/>
+              <w:left w:w="135" w:type="dxa"/>
+              <w:bottom w:w="75" w:type="dxa"/>
+              <w:right w:w="135" w:type="dxa"/>
+            </w:tcMar>
+            <w:hideMark/>
+          </w:tcPr>
+          <w:p>
+            <w:pPr>
+              <w:rPr>
+                <w:sz w:val="18"/>
+                <w:szCs w:val="18"/>
+              </w:rPr>
+            </w:pPr>
+            <w:r>
+              <w:rPr>
+                <w:b/>
+                <w:bCs/>
+                <w:sz w:val="18"/>
+                <w:szCs w:val="18"/>
+              </w:rPr>
+              <w:t>Freshness</w:t>
+            </w:r>
+          </w:p>
+        </w:tc>
+        <w:tc>
+          <w:tcPr>
+            <w:tcW w:w="3143" w:type="dxa"/>
+            <w:tcMar>
+              <w:top w:w="75" w:type="dxa"/>
+              <w:left w:w="135" w:type="dxa"/>
+              <w:bottom w:w="75" w:type="dxa"/>
+              <w:right w:w="135" w:type="dxa"/>
+            </w:tcMar>
+            <w:hideMark/>
+          </w:tcPr>
+          <w:p>
+            <w:pPr>
+              <w:rPr>
+                <w:sz w:val="18"/>
+                <w:szCs w:val="18"/>
+              </w:rPr>
+            </w:pPr>
+            <w:r>
+              <w:rPr>
+                <w:sz w:val="18"/>
+                <w:szCs w:val="18"/>
+              </w:rPr>
+              <w:t>Always on live data</w:t>
+            </w:r>
+          </w:p>
+        </w:tc>
+        <w:tc>
+          <w:tcPr>
+            <w:tcW w:w="0" w:type="auto"/>
+            <w:tcMar>
+              <w:top w:w="75" w:type="dxa"/>
+              <w:left w:w="135" w:type="dxa"/>
+              <w:bottom w:w="75" w:type="dxa"/>
+              <w:right w:w="135" w:type="dxa"/>
+            </w:tcMar>
+            <w:hideMark/>
+          </w:tcPr>
+          <w:p>
+            <w:pPr>
+              <w:rPr>
+                <w:sz w:val="18"/>
+                <w:szCs w:val="18"/>
+              </w:rPr>
+            </w:pPr>
+            <w:r>
+              <w:rPr>
+                <w:sz w:val="18"/>
+                <w:szCs w:val="18"/>
+              </w:rPr>
+              <w:t>May not reflect latest changes</w:t>
+            </w:r>
+          </w:p>
+        </w:tc>
+      </w:tr>
+    </w:tbl>
     <w:p/>
+    <w:p/>
     <w:p>
       <w:pPr>
         <w:pStyle w:val="Heading4"/>
       </w:pPr>
       <w:r>
+        <w:t>modCount mechanism — How fail-fast detection works internally</w:t>
+      </w:r>
+    </w:p>
+    <w:p/>
+    <w:p>
+      <w:pPr>
+        <w:pStyle w:val="HTMLPreformatted"/>
+        <w:shd w:val="clear" w:color="auto" w:fill="191A1C"/>
+        <w:rPr>
+          <w:color w:val="BCBEC4"/>
+        </w:rPr>
+      </w:pPr>
+      <w:r>
+        <w:rPr>
+          <w:color w:val="BCBEC4"/>
+        </w:rPr>
+        <w:br/>
+      </w:r>
+      <w:r>
+        <w:rPr>
+          <w:color w:val="CF8E6D"/>
+        </w:rPr>
+        <w:t xml:space="preserve">final void </w:t>
+      </w:r>
+      <w:r>
+        <w:rPr>
+          <w:color w:val="56A8F5"/>
+        </w:rPr>
+        <w:t>checkForComodification</w:t>
+      </w:r>
+      <w:r>
+        <w:rPr>
+          <w:color w:val="BCBEC4"/>
+        </w:rPr>
+        <w:t>() {</w:t>
+      </w:r>
+      <w:r>
+        <w:rPr>
+          <w:color w:val="BCBEC4"/>
+        </w:rPr>
+        <w:br/>
+        <w:t xml:space="preserve">    </w:t>
+      </w:r>
+      <w:r>
+        <w:rPr>
+          <w:color w:val="CF8E6D"/>
+        </w:rPr>
+        <w:t xml:space="preserve">if </w:t>
+      </w:r>
+      <w:r>
+        <w:rPr>
+          <w:color w:val="BCBEC4"/>
+        </w:rPr>
+        <w:t>(</w:t>
+      </w:r>
+      <w:r>
+        <w:rPr>
+          <w:color w:val="C77DBB"/>
+        </w:rPr>
+        <w:t xml:space="preserve">modCount </w:t>
+      </w:r>
+      <w:r>
+        <w:rPr>
+          <w:color w:val="BCBEC4"/>
+        </w:rPr>
+        <w:t xml:space="preserve">!= </w:t>
+      </w:r>
+      <w:r>
+        <w:rPr>
+          <w:color w:val="C77DBB"/>
+        </w:rPr>
+        <w:t>expectedModCount</w:t>
+      </w:r>
+      <w:r>
+        <w:rPr>
+          <w:color w:val="BCBEC4"/>
+        </w:rPr>
+        <w:t>)</w:t>
+      </w:r>
+      <w:r>
+        <w:rPr>
+          <w:color w:val="BCBEC4"/>
+        </w:rPr>
+        <w:br/>
+        <w:t xml:space="preserve">        </w:t>
+      </w:r>
+      <w:r>
+        <w:rPr>
+          <w:color w:val="CF8E6D"/>
+        </w:rPr>
+        <w:t xml:space="preserve">throw new </w:t>
+      </w:r>
+      <w:r>
+        <w:rPr>
+          <w:color w:val="BCBEC4"/>
+        </w:rPr>
+        <w:t>ConcurrentModificationException();</w:t>
+      </w:r>
+      <w:r>
+        <w:rPr>
+          <w:color w:val="BCBEC4"/>
+        </w:rPr>
+        <w:br/>
+        <w:t>}</w:t>
+      </w:r>
+    </w:p>
+    <w:p>
+      <w:pPr>
+        <w:pStyle w:val="Heading4"/>
+      </w:pPr>
+    </w:p>
+    <w:p>
+      <w:pPr>
+        <w:pStyle w:val="NormalWeb"/>
+        <w:shd w:val="clear" w:color="auto" w:fill="1F1F1F"/>
+        <w:spacing w:before="90" w:beforeAutospacing="0" w:after="90" w:afterAutospacing="0"/>
+        <w:rPr>
+          <w:rFonts w:ascii="Arial" w:hAnsi="Arial" w:cs="Arial"/>
+          <w:color w:val="CCCCCC"/>
+          <w:sz w:val="20"/>
+          <w:szCs w:val="20"/>
+        </w:rPr>
+      </w:pPr>
+      <w:r>
+        <w:rPr>
+          <w:rStyle w:val="font-semibold"/>
+          <w:rFonts w:ascii="Arial" w:hAnsi="Arial" w:cs="Arial"/>
+          <w:b/>
+          <w:bCs/>
+          <w:color w:val="CCCCCC"/>
+          <w:sz w:val="20"/>
+          <w:szCs w:val="20"/>
+        </w:rPr>
+        <w:t>modCount mechanism (fail-fast internals):</w:t>
+      </w:r>
+    </w:p>
+    <w:p>
+      <w:pPr>
+        <w:shd w:val="clear" w:color="auto" w:fill="1F1F1F"/>
+        <w:spacing w:line="300" w:lineRule="atLeast"/>
+        <w:rPr>
+          <w:rFonts w:ascii="Menlo" w:hAnsi="Menlo" w:cs="Menlo"/>
+          <w:color w:val="CCCCCC"/>
+          <w:sz w:val="18"/>
+          <w:szCs w:val="18"/>
+        </w:rPr>
+      </w:pPr>
+      <w:r>
+        <w:rPr>
+          <w:rFonts w:ascii="Menlo" w:hAnsi="Menlo" w:cs="Menlo"/>
+          <w:color w:val="CCCCCC"/>
+          <w:sz w:val="18"/>
+          <w:szCs w:val="18"/>
+        </w:rPr>
+        <w:t>ArrayList internals:</w:t>
+      </w:r>
+    </w:p>
+    <w:p>
+      <w:pPr>
+        <w:shd w:val="clear" w:color="auto" w:fill="1F1F1F"/>
+        <w:spacing w:line="300" w:lineRule="atLeast"/>
+        <w:rPr>
+          <w:rFonts w:ascii="Menlo" w:hAnsi="Menlo" w:cs="Menlo"/>
+          <w:color w:val="CCCCCC"/>
+          <w:sz w:val="18"/>
+          <w:szCs w:val="18"/>
+        </w:rPr>
+      </w:pPr>
+      <w:r>
+        <w:rPr>
+          <w:rFonts w:ascii="Menlo" w:hAnsi="Menlo" w:cs="Menlo"/>
+          <w:color w:val="CCCCCC"/>
+          <w:sz w:val="18"/>
+          <w:szCs w:val="18"/>
+        </w:rPr>
+        <w:t>┌───────────────────────────────────────────────────┐</w:t>
+      </w:r>
+    </w:p>
+    <w:p>
+      <w:pPr>
+        <w:shd w:val="clear" w:color="auto" w:fill="1F1F1F"/>
+        <w:spacing w:line="300" w:lineRule="atLeast"/>
+        <w:rPr>
+          <w:rFonts w:ascii="Menlo" w:hAnsi="Menlo" w:cs="Menlo"/>
+          <w:color w:val="CCCCCC"/>
+          <w:sz w:val="18"/>
+          <w:szCs w:val="18"/>
+        </w:rPr>
+      </w:pPr>
+      <w:r>
+        <w:rPr>
+          <w:rFonts w:ascii="Menlo" w:hAnsi="Menlo" w:cs="Menlo"/>
+          <w:color w:val="CCCCCC"/>
+          <w:sz w:val="18"/>
+          <w:szCs w:val="18"/>
+        </w:rPr>
+        <w:t>│  protected transient int modCount = 0;             │</w:t>
+      </w:r>
+    </w:p>
+    <w:p>
+      <w:pPr>
+        <w:shd w:val="clear" w:color="auto" w:fill="1F1F1F"/>
+        <w:spacing w:line="300" w:lineRule="atLeast"/>
+        <w:rPr>
+          <w:rFonts w:ascii="Menlo" w:hAnsi="Menlo" w:cs="Menlo"/>
+          <w:color w:val="CCCCCC"/>
+          <w:sz w:val="18"/>
+          <w:szCs w:val="18"/>
+        </w:rPr>
+      </w:pPr>
+      <w:r>
+        <w:rPr>
+          <w:rFonts w:ascii="Menlo" w:hAnsi="Menlo" w:cs="Menlo"/>
+          <w:color w:val="CCCCCC"/>
+          <w:sz w:val="18"/>
+          <w:szCs w:val="18"/>
+        </w:rPr>
+        <w:t>│                                                    │</w:t>
+      </w:r>
+    </w:p>
+    <w:p>
+      <w:pPr>
+        <w:shd w:val="clear" w:color="auto" w:fill="1F1F1F"/>
+        <w:spacing w:line="300" w:lineRule="atLeast"/>
+        <w:rPr>
+          <w:rFonts w:ascii="Menlo" w:hAnsi="Menlo" w:cs="Menlo"/>
+          <w:color w:val="CCCCCC"/>
+          <w:sz w:val="18"/>
+          <w:szCs w:val="18"/>
+        </w:rPr>
+      </w:pPr>
+      <w:r>
+        <w:rPr>
+          <w:rFonts w:ascii="Menlo" w:hAnsi="Menlo" w:cs="Menlo"/>
+          <w:color w:val="CCCCCC"/>
+          <w:sz w:val="18"/>
+          <w:szCs w:val="18"/>
+        </w:rPr>
+        <w:t>│  add("X")    → modCount++  (now 1)                │</w:t>
+      </w:r>
+    </w:p>
+    <w:p>
+      <w:pPr>
+        <w:shd w:val="clear" w:color="auto" w:fill="1F1F1F"/>
+        <w:spacing w:line="300" w:lineRule="atLeast"/>
+        <w:rPr>
+          <w:rFonts w:ascii="Menlo" w:hAnsi="Menlo" w:cs="Menlo"/>
+          <w:color w:val="CCCCCC"/>
+          <w:sz w:val="18"/>
+          <w:szCs w:val="18"/>
+        </w:rPr>
+      </w:pPr>
+      <w:r>
+        <w:rPr>
+          <w:rFonts w:ascii="Menlo" w:hAnsi="Menlo" w:cs="Menlo"/>
+          <w:color w:val="CCCCCC"/>
+          <w:sz w:val="18"/>
+          <w:szCs w:val="18"/>
+        </w:rPr>
+        <w:t>│  remove("X") → modCount++  (now 2)                │</w:t>
+      </w:r>
+    </w:p>
+    <w:p>
+      <w:pPr>
+        <w:shd w:val="clear" w:color="auto" w:fill="1F1F1F"/>
+        <w:spacing w:line="300" w:lineRule="atLeast"/>
+        <w:rPr>
+          <w:rFonts w:ascii="Menlo" w:hAnsi="Menlo" w:cs="Menlo"/>
+          <w:color w:val="CCCCCC"/>
+          <w:sz w:val="18"/>
+          <w:szCs w:val="18"/>
+        </w:rPr>
+      </w:pPr>
+      <w:r>
+        <w:rPr>
+          <w:rFonts w:ascii="Menlo" w:hAnsi="Menlo" w:cs="Menlo"/>
+          <w:color w:val="CCCCCC"/>
+          <w:sz w:val="18"/>
+          <w:szCs w:val="18"/>
+        </w:rPr>
+        <w:t>│  clear()     → modCount++  (now 3)                │</w:t>
+      </w:r>
+    </w:p>
+    <w:p>
+      <w:pPr>
+        <w:shd w:val="clear" w:color="auto" w:fill="1F1F1F"/>
+        <w:spacing w:line="300" w:lineRule="atLeast"/>
+        <w:rPr>
+          <w:rFonts w:ascii="Menlo" w:hAnsi="Menlo" w:cs="Menlo"/>
+          <w:color w:val="CCCCCC"/>
+          <w:sz w:val="18"/>
+          <w:szCs w:val="18"/>
+        </w:rPr>
+      </w:pPr>
+      <w:r>
+        <w:rPr>
+          <w:rFonts w:ascii="Menlo" w:hAnsi="Menlo" w:cs="Menlo"/>
+          <w:color w:val="CCCCCC"/>
+          <w:sz w:val="18"/>
+          <w:szCs w:val="18"/>
+        </w:rPr>
+        <w:t>│                                                    │</w:t>
+      </w:r>
+    </w:p>
+    <w:p>
+      <w:pPr>
+        <w:shd w:val="clear" w:color="auto" w:fill="1F1F1F"/>
+        <w:spacing w:line="300" w:lineRule="atLeast"/>
+        <w:rPr>
+          <w:rFonts w:ascii="Menlo" w:hAnsi="Menlo" w:cs="Menlo"/>
+          <w:color w:val="CCCCCC"/>
+          <w:sz w:val="18"/>
+          <w:szCs w:val="18"/>
+        </w:rPr>
+      </w:pPr>
+      <w:r>
+        <w:rPr>
+          <w:rFonts w:ascii="Menlo" w:hAnsi="Menlo" w:cs="Menlo"/>
+          <w:color w:val="CCCCCC"/>
+          <w:sz w:val="18"/>
+          <w:szCs w:val="18"/>
+        </w:rPr>
+        <w:t>│  Iterator creation:                                │</w:t>
+      </w:r>
+    </w:p>
+    <w:p>
+      <w:pPr>
+        <w:shd w:val="clear" w:color="auto" w:fill="1F1F1F"/>
+        <w:spacing w:line="300" w:lineRule="atLeast"/>
+        <w:rPr>
+          <w:rFonts w:ascii="Menlo" w:hAnsi="Menlo" w:cs="Menlo"/>
+          <w:color w:val="CCCCCC"/>
+          <w:sz w:val="18"/>
+          <w:szCs w:val="18"/>
+        </w:rPr>
+      </w:pPr>
+      <w:r>
+        <w:rPr>
+          <w:rFonts w:ascii="Menlo" w:hAnsi="Menlo" w:cs="Menlo"/>
+          <w:color w:val="CCCCCC"/>
+          <w:sz w:val="18"/>
+          <w:szCs w:val="18"/>
+        </w:rPr>
+        <w:t>│    int expectedModCount = modCount; // saves 3     │</w:t>
+      </w:r>
+    </w:p>
+    <w:p>
+      <w:pPr>
+        <w:shd w:val="clear" w:color="auto" w:fill="1F1F1F"/>
+        <w:spacing w:line="300" w:lineRule="atLeast"/>
+        <w:rPr>
+          <w:rFonts w:ascii="Menlo" w:hAnsi="Menlo" w:cs="Menlo"/>
+          <w:color w:val="CCCCCC"/>
+          <w:sz w:val="18"/>
+          <w:szCs w:val="18"/>
+        </w:rPr>
+      </w:pPr>
+      <w:r>
+        <w:rPr>
+          <w:rFonts w:ascii="Menlo" w:hAnsi="Menlo" w:cs="Menlo"/>
+          <w:color w:val="CCCCCC"/>
+          <w:sz w:val="18"/>
+          <w:szCs w:val="18"/>
+        </w:rPr>
+        <w:t>│                                                    │</w:t>
+      </w:r>
+    </w:p>
+    <w:p>
+      <w:pPr>
+        <w:shd w:val="clear" w:color="auto" w:fill="1F1F1F"/>
+        <w:spacing w:line="300" w:lineRule="atLeast"/>
+        <w:rPr>
+          <w:rFonts w:ascii="Menlo" w:hAnsi="Menlo" w:cs="Menlo"/>
+          <w:color w:val="CCCCCC"/>
+          <w:sz w:val="18"/>
+          <w:szCs w:val="18"/>
+        </w:rPr>
+      </w:pPr>
+      <w:r>
+        <w:rPr>
+          <w:rFonts w:ascii="Menlo" w:hAnsi="Menlo" w:cs="Menlo"/>
+          <w:color w:val="CCCCCC"/>
+          <w:sz w:val="18"/>
+          <w:szCs w:val="18"/>
+        </w:rPr>
+        <w:t>│  Iterator.next():                                  │</w:t>
+      </w:r>
+    </w:p>
+    <w:p>
+      <w:pPr>
+        <w:shd w:val="clear" w:color="auto" w:fill="1F1F1F"/>
+        <w:spacing w:line="300" w:lineRule="atLeast"/>
+        <w:rPr>
+          <w:rFonts w:ascii="Menlo" w:hAnsi="Menlo" w:cs="Menlo"/>
+          <w:color w:val="CCCCCC"/>
+          <w:sz w:val="18"/>
+          <w:szCs w:val="18"/>
+        </w:rPr>
+      </w:pPr>
+      <w:r>
+        <w:rPr>
+          <w:rFonts w:ascii="Menlo" w:hAnsi="Menlo" w:cs="Menlo"/>
+          <w:color w:val="CCCCCC"/>
+          <w:sz w:val="18"/>
+          <w:szCs w:val="18"/>
+        </w:rPr>
+        <w:t>│    if (modCount != expectedModCount)               │</w:t>
+      </w:r>
+    </w:p>
+    <w:p>
+      <w:pPr>
+        <w:shd w:val="clear" w:color="auto" w:fill="1F1F1F"/>
+        <w:spacing w:line="300" w:lineRule="atLeast"/>
+        <w:rPr>
+          <w:rFonts w:ascii="Menlo" w:hAnsi="Menlo" w:cs="Menlo"/>
+          <w:color w:val="CCCCCC"/>
+          <w:sz w:val="18"/>
+          <w:szCs w:val="18"/>
+        </w:rPr>
+      </w:pPr>
+      <w:r>
+        <w:rPr>
+          <w:rFonts w:ascii="Menlo" w:hAnsi="Menlo" w:cs="Menlo"/>
+          <w:color w:val="CCCCCC"/>
+          <w:sz w:val="18"/>
+          <w:szCs w:val="18"/>
+        </w:rPr>
+        <w:t>│        throw ConcurrentModificationException();    │</w:t>
+      </w:r>
+    </w:p>
+    <w:p>
+      <w:pPr>
+        <w:shd w:val="clear" w:color="auto" w:fill="1F1F1F"/>
+        <w:spacing w:line="300" w:lineRule="atLeast"/>
+        <w:rPr>
+          <w:rFonts w:ascii="Menlo" w:hAnsi="Menlo" w:cs="Menlo"/>
+          <w:color w:val="CCCCCC"/>
+          <w:sz w:val="18"/>
+          <w:szCs w:val="18"/>
+        </w:rPr>
+      </w:pPr>
+      <w:r>
+        <w:rPr>
+          <w:rFonts w:ascii="Menlo" w:hAnsi="Menlo" w:cs="Menlo"/>
+          <w:color w:val="CCCCCC"/>
+          <w:sz w:val="18"/>
+          <w:szCs w:val="18"/>
+        </w:rPr>
+        <w:t>└───────────────────────────────────────────────────┘</w:t>
+      </w:r>
+    </w:p>
+    <w:p/>
+    <w:p/>
+    <w:p>
+      <w:pPr>
+        <w:pStyle w:val="Heading4"/>
+      </w:pPr>
+      <w:r>
+        <w:t>Concurrent Modification Exception</w:t>
+      </w:r>
+    </w:p>
+    <w:p/>
+    <w:p>
+      <w:pPr>
+        <w:rPr>
+          <w:sz w:val="20"/>
+          <w:szCs w:val="20"/>
+        </w:rPr>
+      </w:pPr>
+      <w:hyperlink r:id="rId31" w:history="1">
+        <w:r>
+          <w:rPr>
+            <w:rStyle w:val="Hyperlink"/>
+            <w:sz w:val="20"/>
+            <w:szCs w:val="20"/>
+          </w:rPr>
+          <w:t>https://www.geeksforgeeks.org/fail-fast-fail-safe-iterators-java/#:~:text=Iterator%20on%20ArrayList%2C%20HashMap%20classes,examples%20of%20fail%2Dfast%20Iterator.&amp;text=This%20is%20because%2C%20they%20operate,examples%20of%20fail%2Dsafe%20Iterator</w:t>
+        </w:r>
+      </w:hyperlink>
+      <w:r>
+        <w:rPr>
+          <w:sz w:val="20"/>
+          <w:szCs w:val="20"/>
+        </w:rPr>
+        <w:t xml:space="preserve"> </w:t>
+      </w:r>
+      <w:r>
+        <w:rPr>
+          <w:sz w:val="20"/>
+          <w:szCs w:val="20"/>
+        </w:rPr>
+        <w:br/>
+      </w:r>
+      <w:hyperlink r:id="rId32" w:history="1">
+        <w:r>
+          <w:rPr>
+            <w:rStyle w:val="Hyperlink"/>
+            <w:sz w:val="20"/>
+            <w:szCs w:val="20"/>
+          </w:rPr>
+          <w:t>https://www.baeldung.com/java-fail-safe-vs-fail-fast-iterator</w:t>
+        </w:r>
+      </w:hyperlink>
+      <w:r>
+        <w:rPr>
+          <w:sz w:val="20"/>
+          <w:szCs w:val="20"/>
+        </w:rPr>
+        <w:t xml:space="preserve"> </w:t>
+      </w:r>
+      <w:r>
+        <w:rPr>
+          <w:sz w:val="20"/>
+          <w:szCs w:val="20"/>
+        </w:rPr>
+        <w:br/>
+      </w:r>
+      <w:r>
+        <w:rPr>
+          <w:sz w:val="20"/>
+          <w:szCs w:val="20"/>
+        </w:rPr>
+        <w:br/>
+        <w:t xml:space="preserve">Concurrent Modification in programming means to modify an object concurrently when another task is </w:t>
+      </w:r>
+      <w:r>
+        <w:rPr>
+          <w:sz w:val="20"/>
+          <w:szCs w:val="20"/>
+        </w:rPr>
+        <w:br/>
+        <w:t>already running over it. For example, in Java to modify a collection(add / put/ remove) when another thread is iterating over it.</w:t>
+      </w:r>
+      <w:r>
+        <w:rPr>
+          <w:sz w:val="20"/>
+          <w:szCs w:val="20"/>
+        </w:rPr>
+        <w:br/>
+      </w:r>
+      <w:r>
+        <w:rPr>
+          <w:sz w:val="20"/>
+          <w:szCs w:val="20"/>
+        </w:rPr>
         <w:lastRenderedPageBreak/>
-        <w:t>Concurrent Modification Exception</w:t>
-      </w:r>
-    </w:p>
+        <w:t>Some Iterator implementations (including those of all the general purpose collection implementations</w:t>
+      </w:r>
+      <w:r>
+        <w:rPr>
+          <w:sz w:val="20"/>
+          <w:szCs w:val="20"/>
+        </w:rPr>
+        <w:br/>
+        <w:t xml:space="preserve">provided by the JRE) may choose to throw </w:t>
+      </w:r>
+      <w:r>
+        <w:rPr>
+          <w:b/>
+          <w:bCs/>
+          <w:sz w:val="20"/>
+          <w:szCs w:val="20"/>
+        </w:rPr>
+        <w:t>ConcurrentModificationException</w:t>
+      </w:r>
+      <w:r>
+        <w:rPr>
+          <w:sz w:val="20"/>
+          <w:szCs w:val="20"/>
+        </w:rPr>
+        <w:t xml:space="preserve"> if this behavior is detected.</w:t>
+      </w:r>
+      <w:r>
+        <w:rPr>
+          <w:sz w:val="20"/>
+          <w:szCs w:val="20"/>
+        </w:rPr>
+        <w:br/>
+      </w:r>
+      <w:r>
+        <w:rPr>
+          <w:sz w:val="20"/>
+          <w:szCs w:val="20"/>
+        </w:rPr>
+        <w:br/>
+      </w:r>
+      <w:r>
+        <w:rPr>
+          <w:sz w:val="20"/>
+          <w:szCs w:val="20"/>
+        </w:rPr>
+        <w:br/>
+        <w:t>Iterators are fail-fast . i.e. when one thread changes the collection by add / remove operations ,</w:t>
+      </w:r>
+      <w:r>
+        <w:rPr>
+          <w:sz w:val="20"/>
+          <w:szCs w:val="20"/>
+        </w:rPr>
+        <w:br/>
+        <w:t>while another thread is traversing it through an Iterator using hasNext() or next() method,</w:t>
+      </w:r>
+      <w:r>
+        <w:rPr>
+          <w:sz w:val="20"/>
+          <w:szCs w:val="20"/>
+        </w:rPr>
+        <w:br/>
+        <w:t>the iterator fails quickly by throwing ConcurrentModificationExceptiom</w:t>
+      </w:r>
+      <w:r>
+        <w:rPr>
+          <w:sz w:val="20"/>
+          <w:szCs w:val="20"/>
+        </w:rPr>
+        <w:br/>
+      </w:r>
+      <w:r>
+        <w:rPr>
+          <w:sz w:val="20"/>
+          <w:szCs w:val="20"/>
+        </w:rPr>
+        <w:br/>
+        <w:t>Iterator on ArrayList, HashMap classes are some examples of fail-fast Iterator.</w:t>
+      </w:r>
+      <w:r>
+        <w:rPr>
+          <w:sz w:val="20"/>
+          <w:szCs w:val="20"/>
+        </w:rPr>
+        <w:br/>
+        <w:t xml:space="preserve">Iterators on Collections from java.util.concurrent package </w:t>
+      </w:r>
+      <w:r>
+        <w:rPr>
+          <w:sz w:val="20"/>
+          <w:szCs w:val="20"/>
+        </w:rPr>
+        <w:br/>
+        <w:t>such as ConcurrentHashMap, CopyOnWriteArrayList, etc. are Fail-Safe in nature.</w:t>
+      </w:r>
+      <w:r>
+        <w:rPr>
+          <w:sz w:val="20"/>
+          <w:szCs w:val="20"/>
+        </w:rPr>
+        <w:br/>
+      </w:r>
+      <w:r>
+        <w:rPr>
+          <w:sz w:val="20"/>
+          <w:szCs w:val="20"/>
+        </w:rPr>
+        <w:br/>
+        <w:t>(</w:t>
+      </w:r>
+      <w:r>
+        <w:rPr>
+          <w:b/>
+          <w:bCs/>
+          <w:i/>
+          <w:iCs/>
+          <w:sz w:val="18"/>
+          <w:szCs w:val="18"/>
+        </w:rPr>
+        <w:t xml:space="preserve">Fail-Safe iterators don’t throw any exceptions if a collection is structurally modified while iterating over it. </w:t>
+      </w:r>
+      <w:r>
+        <w:rPr>
+          <w:b/>
+          <w:bCs/>
+          <w:i/>
+          <w:iCs/>
+          <w:sz w:val="18"/>
+          <w:szCs w:val="18"/>
+        </w:rPr>
+        <w:br/>
+        <w:t xml:space="preserve">This is because, they operate on the clone of the collection, </w:t>
+      </w:r>
+      <w:r>
+        <w:rPr>
+          <w:b/>
+          <w:bCs/>
+          <w:i/>
+          <w:iCs/>
+          <w:sz w:val="18"/>
+          <w:szCs w:val="18"/>
+        </w:rPr>
+        <w:br/>
+        <w:t>not on the original collection and that’s why they are called fail-safe iterators</w:t>
+      </w:r>
+      <w:r>
+        <w:rPr>
+          <w:sz w:val="20"/>
+          <w:szCs w:val="20"/>
+        </w:rPr>
+        <w:t>)</w:t>
+      </w:r>
+      <w:r>
+        <w:rPr>
+          <w:sz w:val="20"/>
+          <w:szCs w:val="20"/>
+        </w:rPr>
+        <w:br/>
+      </w:r>
+      <w:r>
+        <w:rPr>
+          <w:sz w:val="20"/>
+          <w:szCs w:val="20"/>
+        </w:rPr>
+        <w:br/>
+        <w:t>Enumeration are not fail fast as they used in hash table .. which are synchronized</w:t>
+      </w:r>
+    </w:p>
+    <w:p>
+      <w:pPr>
+        <w:rPr>
+          <w:b/>
+          <w:bCs/>
+          <w:sz w:val="20"/>
+          <w:szCs w:val="20"/>
+        </w:rPr>
+      </w:pPr>
+    </w:p>
+    <w:p>
+      <w:pPr>
+        <w:pStyle w:val="Heading4"/>
+        <w:rPr>
+          <w:color w:val="000000" w:themeColor="text1"/>
+        </w:rPr>
+      </w:pPr>
+      <w:r>
+        <w:rPr>
+          <w:color w:val="000000" w:themeColor="text1"/>
+        </w:rPr>
+        <w:t>When does it occur?</w:t>
+      </w:r>
+    </w:p>
+    <w:p>
+      <w:pPr>
+        <w:rPr>
+          <w:sz w:val="20"/>
+          <w:szCs w:val="20"/>
+        </w:rPr>
+      </w:pPr>
+    </w:p>
+    <w:p>
+      <w:pPr>
+        <w:shd w:val="clear" w:color="auto" w:fill="1F1F1F"/>
+        <w:spacing w:line="300" w:lineRule="atLeast"/>
+        <w:rPr>
+          <w:rFonts w:ascii="Menlo" w:hAnsi="Menlo" w:cs="Menlo"/>
+          <w:color w:val="CCCCCC"/>
+          <w:sz w:val="18"/>
+          <w:szCs w:val="18"/>
+        </w:rPr>
+      </w:pPr>
+      <w:r>
+        <w:rPr>
+          <w:rFonts w:ascii="Menlo" w:hAnsi="Menlo" w:cs="Menlo"/>
+          <w:i/>
+          <w:iCs/>
+          <w:color w:val="6A9955"/>
+          <w:sz w:val="18"/>
+          <w:szCs w:val="18"/>
+        </w:rPr>
+        <w:t>// CASE 1: Modifying list while iterating with for-each</w:t>
+      </w:r>
+    </w:p>
+    <w:p>
+      <w:pPr>
+        <w:shd w:val="clear" w:color="auto" w:fill="1F1F1F"/>
+        <w:spacing w:line="300" w:lineRule="atLeast"/>
+        <w:rPr>
+          <w:rFonts w:ascii="Menlo" w:hAnsi="Menlo" w:cs="Menlo"/>
+          <w:color w:val="CCCCCC"/>
+          <w:sz w:val="18"/>
+          <w:szCs w:val="18"/>
+        </w:rPr>
+      </w:pPr>
+      <w:r>
+        <w:rPr>
+          <w:rFonts w:ascii="Menlo" w:hAnsi="Menlo" w:cs="Menlo"/>
+          <w:color w:val="569CD6"/>
+          <w:sz w:val="18"/>
+          <w:szCs w:val="18"/>
+        </w:rPr>
+        <w:t>List</w:t>
+      </w:r>
+      <w:r>
+        <w:rPr>
+          <w:rFonts w:ascii="Menlo" w:hAnsi="Menlo" w:cs="Menlo"/>
+          <w:color w:val="CCCCCC"/>
+          <w:sz w:val="18"/>
+          <w:szCs w:val="18"/>
+        </w:rPr>
+        <w:t>&lt;</w:t>
+      </w:r>
+      <w:r>
+        <w:rPr>
+          <w:rFonts w:ascii="Menlo" w:hAnsi="Menlo" w:cs="Menlo"/>
+          <w:color w:val="569CD6"/>
+          <w:sz w:val="18"/>
+          <w:szCs w:val="18"/>
+        </w:rPr>
+        <w:t>String</w:t>
+      </w:r>
+      <w:r>
+        <w:rPr>
+          <w:rFonts w:ascii="Menlo" w:hAnsi="Menlo" w:cs="Menlo"/>
+          <w:color w:val="CCCCCC"/>
+          <w:sz w:val="18"/>
+          <w:szCs w:val="18"/>
+        </w:rPr>
+        <w:t xml:space="preserve">&gt; </w:t>
+      </w:r>
+      <w:r>
+        <w:rPr>
+          <w:rFonts w:ascii="Menlo" w:hAnsi="Menlo" w:cs="Menlo"/>
+          <w:color w:val="9CDCFE"/>
+          <w:sz w:val="18"/>
+          <w:szCs w:val="18"/>
+        </w:rPr>
+        <w:t>list</w:t>
+      </w:r>
+      <w:r>
+        <w:rPr>
+          <w:rFonts w:ascii="Menlo" w:hAnsi="Menlo" w:cs="Menlo"/>
+          <w:color w:val="CCCCCC"/>
+          <w:sz w:val="18"/>
+          <w:szCs w:val="18"/>
+        </w:rPr>
+        <w:t xml:space="preserve"> = </w:t>
+      </w:r>
+      <w:r>
+        <w:rPr>
+          <w:rFonts w:ascii="Menlo" w:hAnsi="Menlo" w:cs="Menlo"/>
+          <w:color w:val="569CD6"/>
+          <w:sz w:val="18"/>
+          <w:szCs w:val="18"/>
+        </w:rPr>
+        <w:t>new</w:t>
+      </w:r>
+      <w:r>
+        <w:rPr>
+          <w:rFonts w:ascii="Menlo" w:hAnsi="Menlo" w:cs="Menlo"/>
+          <w:color w:val="CCCCCC"/>
+          <w:sz w:val="18"/>
+          <w:szCs w:val="18"/>
+        </w:rPr>
+        <w:t xml:space="preserve"> </w:t>
+      </w:r>
+      <w:r>
+        <w:rPr>
+          <w:rFonts w:ascii="Menlo" w:hAnsi="Menlo" w:cs="Menlo"/>
+          <w:color w:val="569CD6"/>
+          <w:sz w:val="18"/>
+          <w:szCs w:val="18"/>
+        </w:rPr>
+        <w:t>ArrayList</w:t>
+      </w:r>
+      <w:r>
+        <w:rPr>
+          <w:rFonts w:ascii="Menlo" w:hAnsi="Menlo" w:cs="Menlo"/>
+          <w:color w:val="CCCCCC"/>
+          <w:sz w:val="18"/>
+          <w:szCs w:val="18"/>
+        </w:rPr>
+        <w:t>&lt;&gt;(</w:t>
+      </w:r>
+      <w:r>
+        <w:rPr>
+          <w:rFonts w:ascii="Menlo" w:hAnsi="Menlo" w:cs="Menlo"/>
+          <w:color w:val="9CDCFE"/>
+          <w:sz w:val="18"/>
+          <w:szCs w:val="18"/>
+        </w:rPr>
+        <w:t>Arrays</w:t>
+      </w:r>
+      <w:r>
+        <w:rPr>
+          <w:rFonts w:ascii="Menlo" w:hAnsi="Menlo" w:cs="Menlo"/>
+          <w:color w:val="CCCCCC"/>
+          <w:sz w:val="18"/>
+          <w:szCs w:val="18"/>
+        </w:rPr>
+        <w:t>.</w:t>
+      </w:r>
+      <w:r>
+        <w:rPr>
+          <w:rFonts w:ascii="Menlo" w:hAnsi="Menlo" w:cs="Menlo"/>
+          <w:color w:val="DCDCAA"/>
+          <w:sz w:val="18"/>
+          <w:szCs w:val="18"/>
+        </w:rPr>
+        <w:t>asList</w:t>
+      </w:r>
+      <w:r>
+        <w:rPr>
+          <w:rFonts w:ascii="Menlo" w:hAnsi="Menlo" w:cs="Menlo"/>
+          <w:color w:val="CCCCCC"/>
+          <w:sz w:val="18"/>
+          <w:szCs w:val="18"/>
+        </w:rPr>
+        <w:t>("</w:t>
+      </w:r>
+      <w:r>
+        <w:rPr>
+          <w:rFonts w:ascii="Menlo" w:hAnsi="Menlo" w:cs="Menlo"/>
+          <w:color w:val="CE9178"/>
+          <w:sz w:val="18"/>
+          <w:szCs w:val="18"/>
+        </w:rPr>
+        <w:t>A</w:t>
+      </w:r>
+      <w:r>
+        <w:rPr>
+          <w:rFonts w:ascii="Menlo" w:hAnsi="Menlo" w:cs="Menlo"/>
+          <w:color w:val="CCCCCC"/>
+          <w:sz w:val="18"/>
+          <w:szCs w:val="18"/>
+        </w:rPr>
+        <w:t>", "</w:t>
+      </w:r>
+      <w:r>
+        <w:rPr>
+          <w:rFonts w:ascii="Menlo" w:hAnsi="Menlo" w:cs="Menlo"/>
+          <w:color w:val="CE9178"/>
+          <w:sz w:val="18"/>
+          <w:szCs w:val="18"/>
+        </w:rPr>
+        <w:t>B</w:t>
+      </w:r>
+      <w:r>
+        <w:rPr>
+          <w:rFonts w:ascii="Menlo" w:hAnsi="Menlo" w:cs="Menlo"/>
+          <w:color w:val="CCCCCC"/>
+          <w:sz w:val="18"/>
+          <w:szCs w:val="18"/>
+        </w:rPr>
+        <w:t>", "</w:t>
+      </w:r>
+      <w:r>
+        <w:rPr>
+          <w:rFonts w:ascii="Menlo" w:hAnsi="Menlo" w:cs="Menlo"/>
+          <w:color w:val="CE9178"/>
+          <w:sz w:val="18"/>
+          <w:szCs w:val="18"/>
+        </w:rPr>
+        <w:t>C</w:t>
+      </w:r>
+      <w:r>
+        <w:rPr>
+          <w:rFonts w:ascii="Menlo" w:hAnsi="Menlo" w:cs="Menlo"/>
+          <w:color w:val="CCCCCC"/>
+          <w:sz w:val="18"/>
+          <w:szCs w:val="18"/>
+        </w:rPr>
+        <w:t>", "</w:t>
+      </w:r>
+      <w:r>
+        <w:rPr>
+          <w:rFonts w:ascii="Menlo" w:hAnsi="Menlo" w:cs="Menlo"/>
+          <w:color w:val="CE9178"/>
+          <w:sz w:val="18"/>
+          <w:szCs w:val="18"/>
+        </w:rPr>
+        <w:t>D</w:t>
+      </w:r>
+      <w:r>
+        <w:rPr>
+          <w:rFonts w:ascii="Menlo" w:hAnsi="Menlo" w:cs="Menlo"/>
+          <w:color w:val="CCCCCC"/>
+          <w:sz w:val="18"/>
+          <w:szCs w:val="18"/>
+        </w:rPr>
+        <w:t>"));</w:t>
+      </w:r>
+    </w:p>
+    <w:p>
+      <w:pPr>
+        <w:shd w:val="clear" w:color="auto" w:fill="1F1F1F"/>
+        <w:spacing w:line="300" w:lineRule="atLeast"/>
+        <w:rPr>
+          <w:rFonts w:ascii="Menlo" w:hAnsi="Menlo" w:cs="Menlo"/>
+          <w:color w:val="CCCCCC"/>
+          <w:sz w:val="18"/>
+          <w:szCs w:val="18"/>
+        </w:rPr>
+      </w:pPr>
+      <w:r>
+        <w:rPr>
+          <w:rFonts w:ascii="Menlo" w:hAnsi="Menlo" w:cs="Menlo"/>
+          <w:color w:val="569CD6"/>
+          <w:sz w:val="18"/>
+          <w:szCs w:val="18"/>
+        </w:rPr>
+        <w:t>for</w:t>
+      </w:r>
+      <w:r>
+        <w:rPr>
+          <w:rFonts w:ascii="Menlo" w:hAnsi="Menlo" w:cs="Menlo"/>
+          <w:color w:val="CCCCCC"/>
+          <w:sz w:val="18"/>
+          <w:szCs w:val="18"/>
+        </w:rPr>
+        <w:t xml:space="preserve"> (</w:t>
+      </w:r>
+      <w:r>
+        <w:rPr>
+          <w:rFonts w:ascii="Menlo" w:hAnsi="Menlo" w:cs="Menlo"/>
+          <w:color w:val="569CD6"/>
+          <w:sz w:val="18"/>
+          <w:szCs w:val="18"/>
+        </w:rPr>
+        <w:t>String</w:t>
+      </w:r>
+      <w:r>
+        <w:rPr>
+          <w:rFonts w:ascii="Menlo" w:hAnsi="Menlo" w:cs="Menlo"/>
+          <w:color w:val="CCCCCC"/>
+          <w:sz w:val="18"/>
+          <w:szCs w:val="18"/>
+        </w:rPr>
+        <w:t xml:space="preserve"> </w:t>
+      </w:r>
+      <w:r>
+        <w:rPr>
+          <w:rFonts w:ascii="Menlo" w:hAnsi="Menlo" w:cs="Menlo"/>
+          <w:color w:val="9CDCFE"/>
+          <w:sz w:val="18"/>
+          <w:szCs w:val="18"/>
+        </w:rPr>
+        <w:t>s</w:t>
+      </w:r>
+      <w:r>
+        <w:rPr>
+          <w:rFonts w:ascii="Menlo" w:hAnsi="Menlo" w:cs="Menlo"/>
+          <w:color w:val="CCCCCC"/>
+          <w:sz w:val="18"/>
+          <w:szCs w:val="18"/>
+        </w:rPr>
+        <w:t xml:space="preserve"> </w:t>
+      </w:r>
+      <w:r>
+        <w:rPr>
+          <w:rFonts w:ascii="Menlo" w:hAnsi="Menlo" w:cs="Menlo"/>
+          <w:color w:val="569CD6"/>
+          <w:sz w:val="18"/>
+          <w:szCs w:val="18"/>
+        </w:rPr>
+        <w:t>:</w:t>
+      </w:r>
+      <w:r>
+        <w:rPr>
+          <w:rFonts w:ascii="Menlo" w:hAnsi="Menlo" w:cs="Menlo"/>
+          <w:color w:val="CCCCCC"/>
+          <w:sz w:val="18"/>
+          <w:szCs w:val="18"/>
+        </w:rPr>
+        <w:t xml:space="preserve"> list) {</w:t>
+      </w:r>
+    </w:p>
+    <w:p>
+      <w:pPr>
+        <w:shd w:val="clear" w:color="auto" w:fill="1F1F1F"/>
+        <w:spacing w:line="300" w:lineRule="atLeast"/>
+        <w:rPr>
+          <w:rFonts w:ascii="Menlo" w:hAnsi="Menlo" w:cs="Menlo"/>
+          <w:color w:val="CCCCCC"/>
+          <w:sz w:val="18"/>
+          <w:szCs w:val="18"/>
+        </w:rPr>
+      </w:pPr>
+      <w:r>
+        <w:rPr>
+          <w:rFonts w:ascii="Menlo" w:hAnsi="Menlo" w:cs="Menlo"/>
+          <w:color w:val="CCCCCC"/>
+          <w:sz w:val="18"/>
+          <w:szCs w:val="18"/>
+        </w:rPr>
+        <w:t xml:space="preserve">    </w:t>
+      </w:r>
+      <w:r>
+        <w:rPr>
+          <w:rFonts w:ascii="Menlo" w:hAnsi="Menlo" w:cs="Menlo"/>
+          <w:color w:val="569CD6"/>
+          <w:sz w:val="18"/>
+          <w:szCs w:val="18"/>
+        </w:rPr>
+        <w:t>if</w:t>
+      </w:r>
+      <w:r>
+        <w:rPr>
+          <w:rFonts w:ascii="Menlo" w:hAnsi="Menlo" w:cs="Menlo"/>
+          <w:color w:val="CCCCCC"/>
+          <w:sz w:val="18"/>
+          <w:szCs w:val="18"/>
+        </w:rPr>
+        <w:t xml:space="preserve"> (</w:t>
+      </w:r>
+      <w:r>
+        <w:rPr>
+          <w:rFonts w:ascii="Menlo" w:hAnsi="Menlo" w:cs="Menlo"/>
+          <w:color w:val="9CDCFE"/>
+          <w:sz w:val="18"/>
+          <w:szCs w:val="18"/>
+        </w:rPr>
+        <w:t>s</w:t>
+      </w:r>
+      <w:r>
+        <w:rPr>
+          <w:rFonts w:ascii="Menlo" w:hAnsi="Menlo" w:cs="Menlo"/>
+          <w:color w:val="CCCCCC"/>
+          <w:sz w:val="18"/>
+          <w:szCs w:val="18"/>
+        </w:rPr>
+        <w:t>.</w:t>
+      </w:r>
+      <w:r>
+        <w:rPr>
+          <w:rFonts w:ascii="Menlo" w:hAnsi="Menlo" w:cs="Menlo"/>
+          <w:color w:val="DCDCAA"/>
+          <w:sz w:val="18"/>
+          <w:szCs w:val="18"/>
+        </w:rPr>
+        <w:t>equals</w:t>
+      </w:r>
+      <w:r>
+        <w:rPr>
+          <w:rFonts w:ascii="Menlo" w:hAnsi="Menlo" w:cs="Menlo"/>
+          <w:color w:val="CCCCCC"/>
+          <w:sz w:val="18"/>
+          <w:szCs w:val="18"/>
+        </w:rPr>
+        <w:t>("</w:t>
+      </w:r>
+      <w:r>
+        <w:rPr>
+          <w:rFonts w:ascii="Menlo" w:hAnsi="Menlo" w:cs="Menlo"/>
+          <w:color w:val="CE9178"/>
+          <w:sz w:val="18"/>
+          <w:szCs w:val="18"/>
+        </w:rPr>
+        <w:t>B</w:t>
+      </w:r>
+      <w:r>
+        <w:rPr>
+          <w:rFonts w:ascii="Menlo" w:hAnsi="Menlo" w:cs="Menlo"/>
+          <w:color w:val="CCCCCC"/>
+          <w:sz w:val="18"/>
+          <w:szCs w:val="18"/>
+        </w:rPr>
+        <w:t>")) {</w:t>
+      </w:r>
+    </w:p>
+    <w:p>
+      <w:pPr>
+        <w:shd w:val="clear" w:color="auto" w:fill="1F1F1F"/>
+        <w:spacing w:line="300" w:lineRule="atLeast"/>
+        <w:rPr>
+          <w:rFonts w:ascii="Menlo" w:hAnsi="Menlo" w:cs="Menlo"/>
+          <w:color w:val="CCCCCC"/>
+          <w:sz w:val="18"/>
+          <w:szCs w:val="18"/>
+        </w:rPr>
+      </w:pPr>
+      <w:r>
+        <w:rPr>
+          <w:rFonts w:ascii="Menlo" w:hAnsi="Menlo" w:cs="Menlo"/>
+          <w:color w:val="CCCCCC"/>
+          <w:sz w:val="18"/>
+          <w:szCs w:val="18"/>
+        </w:rPr>
+        <w:t xml:space="preserve">        </w:t>
+      </w:r>
+      <w:r>
+        <w:rPr>
+          <w:rFonts w:ascii="Menlo" w:hAnsi="Menlo" w:cs="Menlo"/>
+          <w:color w:val="9CDCFE"/>
+          <w:sz w:val="18"/>
+          <w:szCs w:val="18"/>
+        </w:rPr>
+        <w:t>list</w:t>
+      </w:r>
+      <w:r>
+        <w:rPr>
+          <w:rFonts w:ascii="Menlo" w:hAnsi="Menlo" w:cs="Menlo"/>
+          <w:color w:val="CCCCCC"/>
+          <w:sz w:val="18"/>
+          <w:szCs w:val="18"/>
+        </w:rPr>
+        <w:t>.</w:t>
+      </w:r>
+      <w:r>
+        <w:rPr>
+          <w:rFonts w:ascii="Menlo" w:hAnsi="Menlo" w:cs="Menlo"/>
+          <w:color w:val="DCDCAA"/>
+          <w:sz w:val="18"/>
+          <w:szCs w:val="18"/>
+        </w:rPr>
+        <w:t>remove</w:t>
+      </w:r>
+      <w:r>
+        <w:rPr>
+          <w:rFonts w:ascii="Menlo" w:hAnsi="Menlo" w:cs="Menlo"/>
+          <w:color w:val="CCCCCC"/>
+          <w:sz w:val="18"/>
+          <w:szCs w:val="18"/>
+        </w:rPr>
+        <w:t xml:space="preserve">(s);  </w:t>
+      </w:r>
+      <w:r>
+        <w:rPr>
+          <w:rFonts w:ascii="Menlo" w:hAnsi="Menlo" w:cs="Menlo"/>
+          <w:i/>
+          <w:iCs/>
+          <w:color w:val="6A9955"/>
+          <w:sz w:val="18"/>
+          <w:szCs w:val="18"/>
+        </w:rPr>
+        <w:t>// ConcurrentModificationException!</w:t>
+      </w:r>
+    </w:p>
+    <w:p>
+      <w:pPr>
+        <w:shd w:val="clear" w:color="auto" w:fill="1F1F1F"/>
+        <w:spacing w:line="300" w:lineRule="atLeast"/>
+        <w:rPr>
+          <w:rFonts w:ascii="Menlo" w:hAnsi="Menlo" w:cs="Menlo"/>
+          <w:color w:val="CCCCCC"/>
+          <w:sz w:val="18"/>
+          <w:szCs w:val="18"/>
+        </w:rPr>
+      </w:pPr>
+      <w:r>
+        <w:rPr>
+          <w:rFonts w:ascii="Menlo" w:hAnsi="Menlo" w:cs="Menlo"/>
+          <w:color w:val="CCCCCC"/>
+          <w:sz w:val="18"/>
+          <w:szCs w:val="18"/>
+        </w:rPr>
+        <w:t xml:space="preserve">    }</w:t>
+      </w:r>
+    </w:p>
+    <w:p>
+      <w:pPr>
+        <w:shd w:val="clear" w:color="auto" w:fill="1F1F1F"/>
+        <w:spacing w:line="300" w:lineRule="atLeast"/>
+        <w:rPr>
+          <w:rFonts w:ascii="Menlo" w:hAnsi="Menlo" w:cs="Menlo"/>
+          <w:color w:val="CCCCCC"/>
+          <w:sz w:val="18"/>
+          <w:szCs w:val="18"/>
+        </w:rPr>
+      </w:pPr>
+      <w:r>
+        <w:rPr>
+          <w:rFonts w:ascii="Menlo" w:hAnsi="Menlo" w:cs="Menlo"/>
+          <w:color w:val="CCCCCC"/>
+          <w:sz w:val="18"/>
+          <w:szCs w:val="18"/>
+        </w:rPr>
+        <w:t>}</w:t>
+      </w:r>
+    </w:p>
+    <w:p>
+      <w:pPr>
+        <w:shd w:val="clear" w:color="auto" w:fill="1F1F1F"/>
+        <w:spacing w:line="300" w:lineRule="atLeast"/>
+        <w:rPr>
+          <w:rFonts w:ascii="Menlo" w:hAnsi="Menlo" w:cs="Menlo"/>
+          <w:color w:val="CCCCCC"/>
+          <w:sz w:val="18"/>
+          <w:szCs w:val="18"/>
+        </w:rPr>
+      </w:pPr>
+      <w:r>
+        <w:rPr>
+          <w:rFonts w:ascii="Menlo" w:hAnsi="Menlo" w:cs="Menlo"/>
+          <w:i/>
+          <w:iCs/>
+          <w:color w:val="6A9955"/>
+          <w:sz w:val="18"/>
+          <w:szCs w:val="18"/>
+        </w:rPr>
+        <w:t>// CASE 2: Multi-threaded modification</w:t>
+      </w:r>
+    </w:p>
+    <w:p>
+      <w:pPr>
+        <w:shd w:val="clear" w:color="auto" w:fill="1F1F1F"/>
+        <w:spacing w:line="300" w:lineRule="atLeast"/>
+        <w:rPr>
+          <w:rFonts w:ascii="Menlo" w:hAnsi="Menlo" w:cs="Menlo"/>
+          <w:color w:val="CCCCCC"/>
+          <w:sz w:val="18"/>
+          <w:szCs w:val="18"/>
+        </w:rPr>
+      </w:pPr>
+      <w:r>
+        <w:rPr>
+          <w:rFonts w:ascii="Menlo" w:hAnsi="Menlo" w:cs="Menlo"/>
+          <w:i/>
+          <w:iCs/>
+          <w:color w:val="6A9955"/>
+          <w:sz w:val="18"/>
+          <w:szCs w:val="18"/>
+        </w:rPr>
+        <w:t>// Thread 1 iterates, Thread 2 modifies → CME</w:t>
+      </w:r>
+    </w:p>
+    <w:p/>
+    <w:p>
+      <w:pPr>
+        <w:rPr>
+          <w:sz w:val="20"/>
+          <w:szCs w:val="20"/>
+        </w:rPr>
+      </w:pPr>
+    </w:p>
+    <w:p>
+      <w:pPr>
+        <w:pStyle w:val="Heading4"/>
+        <w:rPr>
+          <w:color w:val="000000" w:themeColor="text1"/>
+        </w:rPr>
+      </w:pPr>
+      <w:r>
+        <w:rPr>
+          <w:color w:val="000000" w:themeColor="text1"/>
+        </w:rPr>
+        <w:t>How to safely remove during iteration</w:t>
+      </w:r>
+    </w:p>
+    <w:p/>
+    <w:p>
+      <w:pPr>
+        <w:rPr>
+          <w:b/>
+          <w:bCs/>
+          <w:sz w:val="20"/>
+          <w:szCs w:val="20"/>
+        </w:rPr>
+      </w:pPr>
+      <w:r>
+        <w:rPr>
+          <w:sz w:val="20"/>
+          <w:szCs w:val="20"/>
+        </w:rPr>
+        <w:t>Ways to avoid concurrent modification exception in list</w:t>
+      </w:r>
+      <w:r>
+        <w:rPr>
+          <w:sz w:val="20"/>
+          <w:szCs w:val="20"/>
+        </w:rPr>
+        <w:br/>
+      </w:r>
+      <w:hyperlink r:id="rId33" w:history="1">
+        <w:r>
+          <w:rPr>
+            <w:rStyle w:val="Hyperlink"/>
+            <w:sz w:val="20"/>
+            <w:szCs w:val="20"/>
+          </w:rPr>
+          <w:t>https://www.journaldev.com/378/java-util-concurrentmodificationexception</w:t>
+        </w:r>
+      </w:hyperlink>
+      <w:r>
+        <w:rPr>
+          <w:sz w:val="20"/>
+          <w:szCs w:val="20"/>
+        </w:rPr>
+        <w:t xml:space="preserve"> </w:t>
+      </w:r>
+      <w:r>
+        <w:rPr>
+          <w:sz w:val="20"/>
+          <w:szCs w:val="20"/>
+        </w:rPr>
+        <w:br/>
+      </w:r>
+      <w:hyperlink r:id="rId34" w:history="1">
+        <w:r>
+          <w:rPr>
+            <w:rStyle w:val="Hyperlink"/>
+            <w:sz w:val="20"/>
+            <w:szCs w:val="20"/>
+          </w:rPr>
+          <w:t>https://stackoverflow.com/questions/18448671/how-to-avoid-concurrentmodificationexception-while-removing-elements-from-arr</w:t>
+        </w:r>
+      </w:hyperlink>
+      <w:r>
+        <w:rPr>
+          <w:sz w:val="20"/>
+          <w:szCs w:val="20"/>
+        </w:rPr>
+        <w:t xml:space="preserve"> </w:t>
+      </w:r>
+      <w:r>
+        <w:rPr>
+          <w:sz w:val="20"/>
+          <w:szCs w:val="20"/>
+        </w:rPr>
+        <w:br/>
+      </w:r>
+    </w:p>
+    <w:p>
+      <w:pPr>
+        <w:rPr>
+          <w:sz w:val="20"/>
+          <w:szCs w:val="20"/>
+        </w:rPr>
+      </w:pPr>
+      <w:r>
+        <w:rPr>
+          <w:b/>
+          <w:bCs/>
+          <w:sz w:val="20"/>
+          <w:szCs w:val="20"/>
+        </w:rPr>
+        <w:t>AvoidConcurrentModificationExceptionList</w:t>
+      </w:r>
+      <w:r>
+        <w:rPr>
+          <w:sz w:val="20"/>
+          <w:szCs w:val="20"/>
+        </w:rPr>
+        <w:t>.java</w:t>
+      </w:r>
+      <w:r>
+        <w:rPr>
+          <w:sz w:val="20"/>
+          <w:szCs w:val="20"/>
+        </w:rPr>
+        <w:br/>
+      </w:r>
+      <w:r>
+        <w:rPr>
+          <w:sz w:val="20"/>
+          <w:szCs w:val="20"/>
+        </w:rPr>
+        <w:br/>
+        <w:t>It’s clear that the concurrent modification exception is thrown when we call iterator next() function.</w:t>
+      </w:r>
+      <w:r>
+        <w:rPr>
+          <w:sz w:val="20"/>
+          <w:szCs w:val="20"/>
+        </w:rPr>
+        <w:br/>
+        <w:t>1) Using temp list to remove</w:t>
+      </w:r>
+      <w:r>
+        <w:rPr>
+          <w:sz w:val="20"/>
+          <w:szCs w:val="20"/>
+        </w:rPr>
+        <w:br/>
+        <w:t>2) iter.remove();</w:t>
+      </w:r>
+      <w:r>
+        <w:rPr>
+          <w:sz w:val="20"/>
+          <w:szCs w:val="20"/>
+        </w:rPr>
+        <w:br/>
+        <w:t>3) Java 8 Approach -&gt; Internally uses iterator</w:t>
+      </w:r>
+      <w:r>
+        <w:rPr>
+          <w:sz w:val="20"/>
+          <w:szCs w:val="20"/>
+        </w:rPr>
+        <w:br/>
+      </w:r>
+      <w:r>
+        <w:rPr>
+          <w:sz w:val="20"/>
+          <w:szCs w:val="20"/>
+        </w:rPr>
+        <w:br/>
+      </w:r>
+      <w:r>
+        <w:rPr>
+          <w:b/>
+          <w:bCs/>
+          <w:sz w:val="20"/>
+          <w:szCs w:val="20"/>
+        </w:rPr>
+        <w:t>ArrayList -&gt; iterator -&gt; next () -&gt; checkForComodification</w:t>
+      </w:r>
+      <w:r>
+        <w:rPr>
+          <w:b/>
+          <w:bCs/>
+          <w:sz w:val="20"/>
+          <w:szCs w:val="20"/>
+        </w:rPr>
+        <w:br/>
+        <w:t>final void checkForComodification() {</w:t>
+      </w:r>
+      <w:r>
+        <w:rPr>
+          <w:b/>
+          <w:bCs/>
+          <w:sz w:val="20"/>
+          <w:szCs w:val="20"/>
+        </w:rPr>
+        <w:br/>
+        <w:t xml:space="preserve">            if (modCount != expectedModCount)</w:t>
+      </w:r>
+      <w:r>
+        <w:rPr>
+          <w:b/>
+          <w:bCs/>
+          <w:sz w:val="20"/>
+          <w:szCs w:val="20"/>
+        </w:rPr>
+        <w:br/>
+        <w:t xml:space="preserve">                throw new ConcurrentModificationException();</w:t>
+      </w:r>
+      <w:r>
+        <w:rPr>
+          <w:b/>
+          <w:bCs/>
+          <w:sz w:val="20"/>
+          <w:szCs w:val="20"/>
+        </w:rPr>
+        <w:br/>
+        <w:t xml:space="preserve"> }</w:t>
+      </w:r>
+      <w:r>
+        <w:rPr>
+          <w:sz w:val="20"/>
+          <w:szCs w:val="20"/>
+        </w:rPr>
+        <w:br/>
+        <w:t xml:space="preserve">  </w:t>
+      </w:r>
+      <w:r>
+        <w:rPr>
+          <w:sz w:val="20"/>
+          <w:szCs w:val="20"/>
+        </w:rPr>
+        <w:br/>
+        <w:t xml:space="preserve">Check --&gt; </w:t>
+      </w:r>
+      <w:hyperlink r:id="rId35" w:history="1">
+        <w:r>
+          <w:rPr>
+            <w:rStyle w:val="Hyperlink"/>
+            <w:sz w:val="20"/>
+            <w:szCs w:val="20"/>
+          </w:rPr>
+          <w:t>https://stackoverflow.com/questions/29723458/why-doesnt-this-code-throw-a-concurrentmodificationexception</w:t>
+        </w:r>
+      </w:hyperlink>
+      <w:r>
+        <w:rPr>
+          <w:sz w:val="20"/>
+          <w:szCs w:val="20"/>
+        </w:rPr>
+        <w:t xml:space="preserve"> </w:t>
+      </w:r>
+      <w:r>
+        <w:rPr>
+          <w:sz w:val="20"/>
+          <w:szCs w:val="20"/>
+        </w:rPr>
+        <w:t xml:space="preserve"> </w:t>
+      </w:r>
+      <w:r>
+        <w:rPr>
+          <w:sz w:val="20"/>
+          <w:szCs w:val="20"/>
+        </w:rPr>
+        <w:t xml:space="preserve"> </w:t>
+      </w:r>
+    </w:p>
+    <w:p/>
+    <w:p/>
+    <w:p>
+      <w:pPr>
+        <w:rPr>
+          <w:b/>
+          <w:bCs/>
+          <w:sz w:val="18"/>
+          <w:szCs w:val="18"/>
+        </w:rPr>
+      </w:pPr>
+    </w:p>
+    <w:p/>
+    <w:p/>
     <w:p>
       <w:pPr>
         <w:pStyle w:val="Heading4"/>
@@ -43189,6 +45458,119 @@
     </w:lvl>
   </w:abstractNum>
   <w:abstractNum w:abstractNumId="37" w15:restartNumberingAfterBreak="0">
+    <w:nsid w:val="2BA648EE"/>
+    <w:multiLevelType w:val="multilevel"/>
+    <w:tmpl w:val="2628211E"/>
+    <w:lvl w:ilvl="0">
+      <w:start w:val="1"/>
+      <w:numFmt w:val="decimal"/>
+      <w:lvlText w:val="%1."/>
+      <w:lvlJc w:val="left"/>
+      <w:pPr>
+        <w:tabs>
+          <w:tab w:val="num" w:pos="720"/>
+        </w:tabs>
+        <w:ind w:left="720" w:hanging="360"/>
+      </w:pPr>
+    </w:lvl>
+    <w:lvl w:ilvl="1" w:tentative="1">
+      <w:start w:val="1"/>
+      <w:numFmt w:val="decimal"/>
+      <w:lvlText w:val="%2."/>
+      <w:lvlJc w:val="left"/>
+      <w:pPr>
+        <w:tabs>
+          <w:tab w:val="num" w:pos="1440"/>
+        </w:tabs>
+        <w:ind w:left="1440" w:hanging="360"/>
+      </w:pPr>
+    </w:lvl>
+    <w:lvl w:ilvl="2" w:tentative="1">
+      <w:start w:val="1"/>
+      <w:numFmt w:val="decimal"/>
+      <w:lvlText w:val="%3."/>
+      <w:lvlJc w:val="left"/>
+      <w:pPr>
+        <w:tabs>
+          <w:tab w:val="num" w:pos="2160"/>
+        </w:tabs>
+        <w:ind w:left="2160" w:hanging="360"/>
+      </w:pPr>
+    </w:lvl>
+    <w:lvl w:ilvl="3" w:tentative="1">
+      <w:start w:val="1"/>
+      <w:numFmt w:val="decimal"/>
+      <w:lvlText w:val="%4."/>
+      <w:lvlJc w:val="left"/>
+      <w:pPr>
+        <w:tabs>
+          <w:tab w:val="num" w:pos="2880"/>
+        </w:tabs>
+        <w:ind w:left="2880" w:hanging="360"/>
+      </w:pPr>
+    </w:lvl>
+    <w:lvl w:ilvl="4" w:tentative="1">
+      <w:start w:val="1"/>
+      <w:numFmt w:val="decimal"/>
+      <w:lvlText w:val="%5."/>
+      <w:lvlJc w:val="left"/>
+      <w:pPr>
+        <w:tabs>
+          <w:tab w:val="num" w:pos="3600"/>
+        </w:tabs>
+        <w:ind w:left="3600" w:hanging="360"/>
+      </w:pPr>
+    </w:lvl>
+    <w:lvl w:ilvl="5" w:tentative="1">
+      <w:start w:val="1"/>
+      <w:numFmt w:val="decimal"/>
+      <w:lvlText w:val="%6."/>
+      <w:lvlJc w:val="left"/>
+      <w:pPr>
+        <w:tabs>
+          <w:tab w:val="num" w:pos="4320"/>
+        </w:tabs>
+        <w:ind w:left="4320" w:hanging="360"/>
+      </w:pPr>
+    </w:lvl>
+    <w:lvl w:ilvl="6" w:tentative="1">
+      <w:start w:val="1"/>
+      <w:numFmt w:val="decimal"/>
+      <w:lvlText w:val="%7."/>
+      <w:lvlJc w:val="left"/>
+      <w:pPr>
+        <w:tabs>
+          <w:tab w:val="num" w:pos="5040"/>
+        </w:tabs>
+        <w:ind w:left="5040" w:hanging="360"/>
+      </w:pPr>
+    </w:lvl>
+    <w:lvl w:ilvl="7" w:tentative="1">
+      <w:start w:val="1"/>
+      <w:numFmt w:val="decimal"/>
+      <w:lvlText w:val="%8."/>
+      <w:lvlJc w:val="left"/>
+      <w:pPr>
+        <w:tabs>
+          <w:tab w:val="num" w:pos="5760"/>
+        </w:tabs>
+        <w:ind w:left="5760" w:hanging="360"/>
+      </w:pPr>
+    </w:lvl>
+    <w:lvl w:ilvl="8" w:tentative="1">
+      <w:start w:val="1"/>
+      <w:numFmt w:val="decimal"/>
+      <w:lvlText w:val="%9."/>
+      <w:lvlJc w:val="left"/>
+      <w:pPr>
+        <w:tabs>
+          <w:tab w:val="num" w:pos="6480"/>
+        </w:tabs>
+        <w:ind w:left="6480" w:hanging="360"/>
+      </w:pPr>
+    </w:lvl>
+  </w:abstractNum>
+  <w:abstractNum w:abstractNumId="38" w15:restartNumberingAfterBreak="0">
     <w:nsid w:val="2BCC7CE4"/>
     <w:multiLevelType w:val="multilevel"/>
     <w:tmpl w:val="85E08A04"/>
@@ -43337,7 +45719,7 @@
       </w:rPr>
     </w:lvl>
   </w:abstractNum>
-  <w:abstractNum w:abstractNumId="38" w15:restartNumberingAfterBreak="0">
+  <w:abstractNum w:abstractNumId="39" w15:restartNumberingAfterBreak="0">
     <w:nsid w:val="2E192447"/>
     <w:multiLevelType w:val="hybridMultilevel"/>
     <w:tmpl w:val="D38C547E"/>
@@ -43450,7 +45832,7 @@
       </w:rPr>
     </w:lvl>
   </w:abstractNum>
-  <w:abstractNum w:abstractNumId="39" w15:restartNumberingAfterBreak="0">
+  <w:abstractNum w:abstractNumId="40" w15:restartNumberingAfterBreak="0">
     <w:nsid w:val="2E8B4E0A"/>
     <w:multiLevelType w:val="multilevel"/>
     <w:tmpl w:val="30884DAA"/>
@@ -43599,7 +45981,7 @@
       </w:rPr>
     </w:lvl>
   </w:abstractNum>
-  <w:abstractNum w:abstractNumId="40" w15:restartNumberingAfterBreak="0">
+  <w:abstractNum w:abstractNumId="41" w15:restartNumberingAfterBreak="0">
     <w:nsid w:val="32D01C21"/>
     <w:multiLevelType w:val="multilevel"/>
     <w:tmpl w:val="A68019D6"/>
@@ -43712,7 +46094,7 @@
       </w:pPr>
     </w:lvl>
   </w:abstractNum>
-  <w:abstractNum w:abstractNumId="41" w15:restartNumberingAfterBreak="0">
+  <w:abstractNum w:abstractNumId="42" w15:restartNumberingAfterBreak="0">
     <w:nsid w:val="335171B4"/>
     <w:multiLevelType w:val="multilevel"/>
     <w:tmpl w:val="2628211E"/>
@@ -43825,7 +46207,7 @@
       </w:pPr>
     </w:lvl>
   </w:abstractNum>
-  <w:abstractNum w:abstractNumId="42" w15:restartNumberingAfterBreak="0">
+  <w:abstractNum w:abstractNumId="43" w15:restartNumberingAfterBreak="0">
     <w:nsid w:val="33DA706A"/>
     <w:multiLevelType w:val="hybridMultilevel"/>
     <w:tmpl w:val="A0C4FB20"/>
@@ -43911,7 +46293,7 @@
       </w:pPr>
     </w:lvl>
   </w:abstractNum>
-  <w:abstractNum w:abstractNumId="43" w15:restartNumberingAfterBreak="0">
+  <w:abstractNum w:abstractNumId="44" w15:restartNumberingAfterBreak="0">
     <w:nsid w:val="33FC038C"/>
     <w:multiLevelType w:val="hybridMultilevel"/>
     <w:tmpl w:val="A538D522"/>
@@ -43997,7 +46379,7 @@
       </w:pPr>
     </w:lvl>
   </w:abstractNum>
-  <w:abstractNum w:abstractNumId="44" w15:restartNumberingAfterBreak="0">
+  <w:abstractNum w:abstractNumId="45" w15:restartNumberingAfterBreak="0">
     <w:nsid w:val="36494809"/>
     <w:multiLevelType w:val="multilevel"/>
     <w:tmpl w:val="1804A58E"/>
@@ -44114,7 +46496,7 @@
       </w:pPr>
     </w:lvl>
   </w:abstractNum>
-  <w:abstractNum w:abstractNumId="45" w15:restartNumberingAfterBreak="0">
+  <w:abstractNum w:abstractNumId="46" w15:restartNumberingAfterBreak="0">
     <w:nsid w:val="399C4B02"/>
     <w:multiLevelType w:val="multilevel"/>
     <w:tmpl w:val="A51A798C"/>
@@ -44231,7 +46613,7 @@
       </w:pPr>
     </w:lvl>
   </w:abstractNum>
-  <w:abstractNum w:abstractNumId="46" w15:restartNumberingAfterBreak="0">
+  <w:abstractNum w:abstractNumId="47" w15:restartNumberingAfterBreak="0">
     <w:nsid w:val="3B1F548D"/>
     <w:multiLevelType w:val="hybridMultilevel"/>
     <w:tmpl w:val="C248D7E6"/>
@@ -44317,7 +46699,7 @@
       </w:pPr>
     </w:lvl>
   </w:abstractNum>
-  <w:abstractNum w:abstractNumId="47" w15:restartNumberingAfterBreak="0">
+  <w:abstractNum w:abstractNumId="48" w15:restartNumberingAfterBreak="0">
     <w:nsid w:val="3D0357C2"/>
     <w:multiLevelType w:val="multilevel"/>
     <w:tmpl w:val="D0528CD6"/>
@@ -44466,7 +46848,7 @@
       </w:rPr>
     </w:lvl>
   </w:abstractNum>
-  <w:abstractNum w:abstractNumId="48" w15:restartNumberingAfterBreak="0">
+  <w:abstractNum w:abstractNumId="49" w15:restartNumberingAfterBreak="0">
     <w:nsid w:val="41DC5D6B"/>
     <w:multiLevelType w:val="multilevel"/>
     <w:tmpl w:val="85E08A04"/>
@@ -44615,7 +46997,7 @@
       </w:rPr>
     </w:lvl>
   </w:abstractNum>
-  <w:abstractNum w:abstractNumId="49" w15:restartNumberingAfterBreak="0">
+  <w:abstractNum w:abstractNumId="50" w15:restartNumberingAfterBreak="0">
     <w:nsid w:val="42586A42"/>
     <w:multiLevelType w:val="multilevel"/>
     <w:tmpl w:val="7988D088"/>
@@ -44764,7 +47146,7 @@
       </w:rPr>
     </w:lvl>
   </w:abstractNum>
-  <w:abstractNum w:abstractNumId="50" w15:restartNumberingAfterBreak="0">
+  <w:abstractNum w:abstractNumId="51" w15:restartNumberingAfterBreak="0">
     <w:nsid w:val="426B3F01"/>
     <w:multiLevelType w:val="multilevel"/>
     <w:tmpl w:val="B39CF490"/>
@@ -44881,7 +47263,7 @@
       </w:pPr>
     </w:lvl>
   </w:abstractNum>
-  <w:abstractNum w:abstractNumId="51" w15:restartNumberingAfterBreak="0">
+  <w:abstractNum w:abstractNumId="52" w15:restartNumberingAfterBreak="0">
     <w:nsid w:val="444A1295"/>
     <w:multiLevelType w:val="multilevel"/>
     <w:tmpl w:val="85E08A04"/>
@@ -45030,7 +47412,7 @@
       </w:rPr>
     </w:lvl>
   </w:abstractNum>
-  <w:abstractNum w:abstractNumId="52" w15:restartNumberingAfterBreak="0">
+  <w:abstractNum w:abstractNumId="53" w15:restartNumberingAfterBreak="0">
     <w:nsid w:val="45B61354"/>
     <w:multiLevelType w:val="hybridMultilevel"/>
     <w:tmpl w:val="4BD21A98"/>
@@ -45143,7 +47525,7 @@
       </w:rPr>
     </w:lvl>
   </w:abstractNum>
-  <w:abstractNum w:abstractNumId="53" w15:restartNumberingAfterBreak="0">
+  <w:abstractNum w:abstractNumId="54" w15:restartNumberingAfterBreak="0">
     <w:nsid w:val="45B74135"/>
     <w:multiLevelType w:val="multilevel"/>
     <w:tmpl w:val="80F0E93A"/>
@@ -45292,7 +47674,7 @@
       </w:rPr>
     </w:lvl>
   </w:abstractNum>
-  <w:abstractNum w:abstractNumId="54" w15:restartNumberingAfterBreak="0">
+  <w:abstractNum w:abstractNumId="55" w15:restartNumberingAfterBreak="0">
     <w:nsid w:val="46AF7581"/>
     <w:multiLevelType w:val="hybridMultilevel"/>
     <w:tmpl w:val="640217AE"/>
@@ -45378,7 +47760,7 @@
       </w:pPr>
     </w:lvl>
   </w:abstractNum>
-  <w:abstractNum w:abstractNumId="55" w15:restartNumberingAfterBreak="0">
+  <w:abstractNum w:abstractNumId="56" w15:restartNumberingAfterBreak="0">
     <w:nsid w:val="481F1A76"/>
     <w:multiLevelType w:val="multilevel"/>
     <w:tmpl w:val="A9942250"/>
@@ -45527,7 +47909,7 @@
       </w:rPr>
     </w:lvl>
   </w:abstractNum>
-  <w:abstractNum w:abstractNumId="56" w15:restartNumberingAfterBreak="0">
+  <w:abstractNum w:abstractNumId="57" w15:restartNumberingAfterBreak="0">
     <w:nsid w:val="48593533"/>
     <w:multiLevelType w:val="multilevel"/>
     <w:tmpl w:val="85E08A04"/>
@@ -45676,7 +48058,7 @@
       </w:rPr>
     </w:lvl>
   </w:abstractNum>
-  <w:abstractNum w:abstractNumId="57" w15:restartNumberingAfterBreak="0">
+  <w:abstractNum w:abstractNumId="58" w15:restartNumberingAfterBreak="0">
     <w:nsid w:val="49A921A8"/>
     <w:multiLevelType w:val="multilevel"/>
     <w:tmpl w:val="D1BCCA62"/>
@@ -45825,7 +48207,7 @@
       </w:rPr>
     </w:lvl>
   </w:abstractNum>
-  <w:abstractNum w:abstractNumId="58" w15:restartNumberingAfterBreak="0">
+  <w:abstractNum w:abstractNumId="59" w15:restartNumberingAfterBreak="0">
     <w:nsid w:val="4B3F716A"/>
     <w:multiLevelType w:val="multilevel"/>
     <w:tmpl w:val="85E08A04"/>
@@ -45974,7 +48356,7 @@
       </w:rPr>
     </w:lvl>
   </w:abstractNum>
-  <w:abstractNum w:abstractNumId="59" w15:restartNumberingAfterBreak="0">
+  <w:abstractNum w:abstractNumId="60" w15:restartNumberingAfterBreak="0">
     <w:nsid w:val="4C1F0909"/>
     <w:multiLevelType w:val="multilevel"/>
     <w:tmpl w:val="B756D928"/>
@@ -46123,7 +48505,7 @@
       </w:rPr>
     </w:lvl>
   </w:abstractNum>
-  <w:abstractNum w:abstractNumId="60" w15:restartNumberingAfterBreak="0">
+  <w:abstractNum w:abstractNumId="61" w15:restartNumberingAfterBreak="0">
     <w:nsid w:val="4E666C6C"/>
     <w:multiLevelType w:val="multilevel"/>
     <w:tmpl w:val="6F966A5E"/>
@@ -46236,7 +48618,7 @@
       </w:pPr>
     </w:lvl>
   </w:abstractNum>
-  <w:abstractNum w:abstractNumId="61" w15:restartNumberingAfterBreak="0">
+  <w:abstractNum w:abstractNumId="62" w15:restartNumberingAfterBreak="0">
     <w:nsid w:val="4ED74948"/>
     <w:multiLevelType w:val="hybridMultilevel"/>
     <w:tmpl w:val="2DEE7DBC"/>
@@ -46322,7 +48704,7 @@
       </w:pPr>
     </w:lvl>
   </w:abstractNum>
-  <w:abstractNum w:abstractNumId="62" w15:restartNumberingAfterBreak="0">
+  <w:abstractNum w:abstractNumId="63" w15:restartNumberingAfterBreak="0">
     <w:nsid w:val="4F506DD6"/>
     <w:multiLevelType w:val="hybridMultilevel"/>
     <w:tmpl w:val="E49A7608"/>
@@ -46411,7 +48793,7 @@
       </w:pPr>
     </w:lvl>
   </w:abstractNum>
-  <w:abstractNum w:abstractNumId="63" w15:restartNumberingAfterBreak="0">
+  <w:abstractNum w:abstractNumId="64" w15:restartNumberingAfterBreak="0">
     <w:nsid w:val="501446BE"/>
     <w:multiLevelType w:val="multilevel"/>
     <w:tmpl w:val="38825F06"/>
@@ -46560,7 +48942,7 @@
       </w:rPr>
     </w:lvl>
   </w:abstractNum>
-  <w:abstractNum w:abstractNumId="64" w15:restartNumberingAfterBreak="0">
+  <w:abstractNum w:abstractNumId="65" w15:restartNumberingAfterBreak="0">
     <w:nsid w:val="510E3B4B"/>
     <w:multiLevelType w:val="multilevel"/>
     <w:tmpl w:val="DD8607A4"/>
@@ -46709,7 +49091,7 @@
       </w:rPr>
     </w:lvl>
   </w:abstractNum>
-  <w:abstractNum w:abstractNumId="65" w15:restartNumberingAfterBreak="0">
+  <w:abstractNum w:abstractNumId="66" w15:restartNumberingAfterBreak="0">
     <w:nsid w:val="51EC0CB7"/>
     <w:multiLevelType w:val="hybridMultilevel"/>
     <w:tmpl w:val="0D5CFC92"/>
@@ -46795,7 +49177,7 @@
       </w:pPr>
     </w:lvl>
   </w:abstractNum>
-  <w:abstractNum w:abstractNumId="66" w15:restartNumberingAfterBreak="0">
+  <w:abstractNum w:abstractNumId="67" w15:restartNumberingAfterBreak="0">
     <w:nsid w:val="53984824"/>
     <w:multiLevelType w:val="hybridMultilevel"/>
     <w:tmpl w:val="ABC4F07E"/>
@@ -46908,7 +49290,7 @@
       </w:rPr>
     </w:lvl>
   </w:abstractNum>
-  <w:abstractNum w:abstractNumId="67" w15:restartNumberingAfterBreak="0">
+  <w:abstractNum w:abstractNumId="68" w15:restartNumberingAfterBreak="0">
     <w:nsid w:val="54A92B62"/>
     <w:multiLevelType w:val="hybridMultilevel"/>
     <w:tmpl w:val="22A4515A"/>
@@ -46994,7 +49376,7 @@
       </w:pPr>
     </w:lvl>
   </w:abstractNum>
-  <w:abstractNum w:abstractNumId="68" w15:restartNumberingAfterBreak="0">
+  <w:abstractNum w:abstractNumId="69" w15:restartNumberingAfterBreak="0">
     <w:nsid w:val="55630F67"/>
     <w:multiLevelType w:val="hybridMultilevel"/>
     <w:tmpl w:val="3F0650F8"/>
@@ -47107,7 +49489,7 @@
       </w:rPr>
     </w:lvl>
   </w:abstractNum>
-  <w:abstractNum w:abstractNumId="69" w15:restartNumberingAfterBreak="0">
+  <w:abstractNum w:abstractNumId="70" w15:restartNumberingAfterBreak="0">
     <w:nsid w:val="56A11C51"/>
     <w:multiLevelType w:val="multilevel"/>
     <w:tmpl w:val="85E08A04"/>
@@ -47256,7 +49638,7 @@
       </w:rPr>
     </w:lvl>
   </w:abstractNum>
-  <w:abstractNum w:abstractNumId="70" w15:restartNumberingAfterBreak="0">
+  <w:abstractNum w:abstractNumId="71" w15:restartNumberingAfterBreak="0">
     <w:nsid w:val="57D6655F"/>
     <w:multiLevelType w:val="hybridMultilevel"/>
     <w:tmpl w:val="95CAEA7E"/>
@@ -47369,7 +49751,7 @@
       </w:rPr>
     </w:lvl>
   </w:abstractNum>
-  <w:abstractNum w:abstractNumId="71" w15:restartNumberingAfterBreak="0">
+  <w:abstractNum w:abstractNumId="72" w15:restartNumberingAfterBreak="0">
     <w:nsid w:val="5ACE5858"/>
     <w:multiLevelType w:val="hybridMultilevel"/>
     <w:tmpl w:val="D068D97A"/>
@@ -47455,7 +49837,7 @@
       </w:pPr>
     </w:lvl>
   </w:abstractNum>
-  <w:abstractNum w:abstractNumId="72" w15:restartNumberingAfterBreak="0">
+  <w:abstractNum w:abstractNumId="73" w15:restartNumberingAfterBreak="0">
     <w:nsid w:val="5C2C5E16"/>
     <w:multiLevelType w:val="hybridMultilevel"/>
     <w:tmpl w:val="79C84D8C"/>
@@ -47541,7 +49923,7 @@
       </w:pPr>
     </w:lvl>
   </w:abstractNum>
-  <w:abstractNum w:abstractNumId="73" w15:restartNumberingAfterBreak="0">
+  <w:abstractNum w:abstractNumId="74" w15:restartNumberingAfterBreak="0">
     <w:nsid w:val="5C3B069A"/>
     <w:multiLevelType w:val="hybridMultilevel"/>
     <w:tmpl w:val="D5687B74"/>
@@ -47627,7 +50009,7 @@
       </w:pPr>
     </w:lvl>
   </w:abstractNum>
-  <w:abstractNum w:abstractNumId="74" w15:restartNumberingAfterBreak="0">
+  <w:abstractNum w:abstractNumId="75" w15:restartNumberingAfterBreak="0">
     <w:nsid w:val="5CD81E7F"/>
     <w:multiLevelType w:val="multilevel"/>
     <w:tmpl w:val="2628211E"/>
@@ -47740,7 +50122,7 @@
       </w:pPr>
     </w:lvl>
   </w:abstractNum>
-  <w:abstractNum w:abstractNumId="75" w15:restartNumberingAfterBreak="0">
+  <w:abstractNum w:abstractNumId="76" w15:restartNumberingAfterBreak="0">
     <w:nsid w:val="5D7A505D"/>
     <w:multiLevelType w:val="hybridMultilevel"/>
     <w:tmpl w:val="9CA63D30"/>
@@ -47826,7 +50208,7 @@
       </w:pPr>
     </w:lvl>
   </w:abstractNum>
-  <w:abstractNum w:abstractNumId="76" w15:restartNumberingAfterBreak="0">
+  <w:abstractNum w:abstractNumId="77" w15:restartNumberingAfterBreak="0">
     <w:nsid w:val="5F964500"/>
     <w:multiLevelType w:val="multilevel"/>
     <w:tmpl w:val="90B61228"/>
@@ -47975,7 +50357,7 @@
       </w:rPr>
     </w:lvl>
   </w:abstractNum>
-  <w:abstractNum w:abstractNumId="77" w15:restartNumberingAfterBreak="0">
+  <w:abstractNum w:abstractNumId="78" w15:restartNumberingAfterBreak="0">
     <w:nsid w:val="5F9A6727"/>
     <w:multiLevelType w:val="hybridMultilevel"/>
     <w:tmpl w:val="3BA8F154"/>
@@ -48061,7 +50443,7 @@
       </w:pPr>
     </w:lvl>
   </w:abstractNum>
-  <w:abstractNum w:abstractNumId="78" w15:restartNumberingAfterBreak="0">
+  <w:abstractNum w:abstractNumId="79" w15:restartNumberingAfterBreak="0">
     <w:nsid w:val="603B73FD"/>
     <w:multiLevelType w:val="multilevel"/>
     <w:tmpl w:val="85E08A04"/>
@@ -48210,7 +50592,7 @@
       </w:rPr>
     </w:lvl>
   </w:abstractNum>
-  <w:abstractNum w:abstractNumId="79" w15:restartNumberingAfterBreak="0">
+  <w:abstractNum w:abstractNumId="80" w15:restartNumberingAfterBreak="0">
     <w:nsid w:val="61F00B72"/>
     <w:multiLevelType w:val="multilevel"/>
     <w:tmpl w:val="768AEDA4"/>
@@ -48323,7 +50705,7 @@
       </w:pPr>
     </w:lvl>
   </w:abstractNum>
-  <w:abstractNum w:abstractNumId="80" w15:restartNumberingAfterBreak="0">
+  <w:abstractNum w:abstractNumId="81" w15:restartNumberingAfterBreak="0">
     <w:nsid w:val="62244FBD"/>
     <w:multiLevelType w:val="multilevel"/>
     <w:tmpl w:val="85E08A04"/>
@@ -48472,7 +50854,7 @@
       </w:rPr>
     </w:lvl>
   </w:abstractNum>
-  <w:abstractNum w:abstractNumId="81" w15:restartNumberingAfterBreak="0">
+  <w:abstractNum w:abstractNumId="82" w15:restartNumberingAfterBreak="0">
     <w:nsid w:val="63935720"/>
     <w:multiLevelType w:val="hybridMultilevel"/>
     <w:tmpl w:val="8248734A"/>
@@ -48585,7 +50967,7 @@
       </w:rPr>
     </w:lvl>
   </w:abstractNum>
-  <w:abstractNum w:abstractNumId="82" w15:restartNumberingAfterBreak="0">
+  <w:abstractNum w:abstractNumId="83" w15:restartNumberingAfterBreak="0">
     <w:nsid w:val="64C81AA0"/>
     <w:multiLevelType w:val="hybridMultilevel"/>
     <w:tmpl w:val="3AC02230"/>
@@ -48698,7 +51080,7 @@
       </w:rPr>
     </w:lvl>
   </w:abstractNum>
-  <w:abstractNum w:abstractNumId="83" w15:restartNumberingAfterBreak="0">
+  <w:abstractNum w:abstractNumId="84" w15:restartNumberingAfterBreak="0">
     <w:nsid w:val="662F726B"/>
     <w:multiLevelType w:val="hybridMultilevel"/>
     <w:tmpl w:val="65561800"/>
@@ -48811,7 +51193,7 @@
       </w:rPr>
     </w:lvl>
   </w:abstractNum>
-  <w:abstractNum w:abstractNumId="84" w15:restartNumberingAfterBreak="0">
+  <w:abstractNum w:abstractNumId="85" w15:restartNumberingAfterBreak="0">
     <w:nsid w:val="67F56C81"/>
     <w:multiLevelType w:val="multilevel"/>
     <w:tmpl w:val="BB88F61C"/>
@@ -48960,7 +51342,7 @@
       </w:rPr>
     </w:lvl>
   </w:abstractNum>
-  <w:abstractNum w:abstractNumId="85" w15:restartNumberingAfterBreak="0">
+  <w:abstractNum w:abstractNumId="86" w15:restartNumberingAfterBreak="0">
     <w:nsid w:val="6803792E"/>
     <w:multiLevelType w:val="multilevel"/>
     <w:tmpl w:val="85E08A04"/>
@@ -49109,7 +51491,7 @@
       </w:rPr>
     </w:lvl>
   </w:abstractNum>
-  <w:abstractNum w:abstractNumId="86" w15:restartNumberingAfterBreak="0">
+  <w:abstractNum w:abstractNumId="87" w15:restartNumberingAfterBreak="0">
     <w:nsid w:val="68100B48"/>
     <w:multiLevelType w:val="multilevel"/>
     <w:tmpl w:val="D5F237D8"/>
@@ -49258,7 +51640,7 @@
       </w:rPr>
     </w:lvl>
   </w:abstractNum>
-  <w:abstractNum w:abstractNumId="87" w15:restartNumberingAfterBreak="0">
+  <w:abstractNum w:abstractNumId="88" w15:restartNumberingAfterBreak="0">
     <w:nsid w:val="68A30546"/>
     <w:multiLevelType w:val="hybridMultilevel"/>
     <w:tmpl w:val="5928DF3C"/>
@@ -49371,7 +51753,7 @@
       </w:rPr>
     </w:lvl>
   </w:abstractNum>
-  <w:abstractNum w:abstractNumId="88" w15:restartNumberingAfterBreak="0">
+  <w:abstractNum w:abstractNumId="89" w15:restartNumberingAfterBreak="0">
     <w:nsid w:val="69F359D8"/>
     <w:multiLevelType w:val="multilevel"/>
     <w:tmpl w:val="85E08A04"/>
@@ -49520,7 +51902,7 @@
       </w:rPr>
     </w:lvl>
   </w:abstractNum>
-  <w:abstractNum w:abstractNumId="89" w15:restartNumberingAfterBreak="0">
+  <w:abstractNum w:abstractNumId="90" w15:restartNumberingAfterBreak="0">
     <w:nsid w:val="6BB53A44"/>
     <w:multiLevelType w:val="multilevel"/>
     <w:tmpl w:val="0FC8BA60"/>
@@ -49633,7 +52015,7 @@
       </w:pPr>
     </w:lvl>
   </w:abstractNum>
-  <w:abstractNum w:abstractNumId="90" w15:restartNumberingAfterBreak="0">
+  <w:abstractNum w:abstractNumId="91" w15:restartNumberingAfterBreak="0">
     <w:nsid w:val="6D202F91"/>
     <w:multiLevelType w:val="multilevel"/>
     <w:tmpl w:val="EEA0FCD4"/>
@@ -49746,7 +52128,7 @@
       </w:pPr>
     </w:lvl>
   </w:abstractNum>
-  <w:abstractNum w:abstractNumId="91" w15:restartNumberingAfterBreak="0">
+  <w:abstractNum w:abstractNumId="92" w15:restartNumberingAfterBreak="0">
     <w:nsid w:val="71A6416E"/>
     <w:multiLevelType w:val="hybridMultilevel"/>
     <w:tmpl w:val="BF2C74FC"/>
@@ -49859,7 +52241,7 @@
       </w:rPr>
     </w:lvl>
   </w:abstractNum>
-  <w:abstractNum w:abstractNumId="92" w15:restartNumberingAfterBreak="0">
+  <w:abstractNum w:abstractNumId="93" w15:restartNumberingAfterBreak="0">
     <w:nsid w:val="729C295B"/>
     <w:multiLevelType w:val="multilevel"/>
     <w:tmpl w:val="8AC29F62"/>
@@ -50008,7 +52390,7 @@
       </w:rPr>
     </w:lvl>
   </w:abstractNum>
-  <w:abstractNum w:abstractNumId="93" w15:restartNumberingAfterBreak="0">
+  <w:abstractNum w:abstractNumId="94" w15:restartNumberingAfterBreak="0">
     <w:nsid w:val="761676B1"/>
     <w:multiLevelType w:val="multilevel"/>
     <w:tmpl w:val="58261F36"/>
@@ -50157,7 +52539,7 @@
       </w:rPr>
     </w:lvl>
   </w:abstractNum>
-  <w:abstractNum w:abstractNumId="94" w15:restartNumberingAfterBreak="0">
+  <w:abstractNum w:abstractNumId="95" w15:restartNumberingAfterBreak="0">
     <w:nsid w:val="766964F1"/>
     <w:multiLevelType w:val="multilevel"/>
     <w:tmpl w:val="85E08A04"/>
@@ -50306,7 +52688,7 @@
       </w:rPr>
     </w:lvl>
   </w:abstractNum>
-  <w:abstractNum w:abstractNumId="95" w15:restartNumberingAfterBreak="0">
+  <w:abstractNum w:abstractNumId="96" w15:restartNumberingAfterBreak="0">
     <w:nsid w:val="77F00C79"/>
     <w:multiLevelType w:val="hybridMultilevel"/>
     <w:tmpl w:val="3C9219E0"/>
@@ -50392,7 +52774,7 @@
       </w:pPr>
     </w:lvl>
   </w:abstractNum>
-  <w:abstractNum w:abstractNumId="96" w15:restartNumberingAfterBreak="0">
+  <w:abstractNum w:abstractNumId="97" w15:restartNumberingAfterBreak="0">
     <w:nsid w:val="78110645"/>
     <w:multiLevelType w:val="multilevel"/>
     <w:tmpl w:val="8354D114"/>
@@ -50541,7 +52923,7 @@
       </w:rPr>
     </w:lvl>
   </w:abstractNum>
-  <w:abstractNum w:abstractNumId="97" w15:restartNumberingAfterBreak="0">
+  <w:abstractNum w:abstractNumId="98" w15:restartNumberingAfterBreak="0">
     <w:nsid w:val="7AB006BB"/>
     <w:multiLevelType w:val="multilevel"/>
     <w:tmpl w:val="B51810B6"/>
@@ -50658,7 +53040,7 @@
       </w:pPr>
     </w:lvl>
   </w:abstractNum>
-  <w:abstractNum w:abstractNumId="98" w15:restartNumberingAfterBreak="0">
+  <w:abstractNum w:abstractNumId="99" w15:restartNumberingAfterBreak="0">
     <w:nsid w:val="7B8B59D0"/>
     <w:multiLevelType w:val="hybridMultilevel"/>
     <w:tmpl w:val="72A0C84E"/>
@@ -50744,7 +53126,7 @@
       </w:pPr>
     </w:lvl>
   </w:abstractNum>
-  <w:abstractNum w:abstractNumId="99" w15:restartNumberingAfterBreak="0">
+  <w:abstractNum w:abstractNumId="100" w15:restartNumberingAfterBreak="0">
     <w:nsid w:val="7D2C642A"/>
     <w:multiLevelType w:val="hybridMultilevel"/>
     <w:tmpl w:val="E97A9E96"/>
@@ -50857,7 +53239,7 @@
       </w:rPr>
     </w:lvl>
   </w:abstractNum>
-  <w:abstractNum w:abstractNumId="100" w15:restartNumberingAfterBreak="0">
+  <w:abstractNum w:abstractNumId="101" w15:restartNumberingAfterBreak="0">
     <w:nsid w:val="7EFD0B98"/>
     <w:multiLevelType w:val="multilevel"/>
     <w:tmpl w:val="12A6B302"/>
@@ -51007,58 +53389,58 @@
     </w:lvl>
   </w:abstractNum>
   <w:num w:numId="1" w16cid:durableId="1687170906">
-    <w:abstractNumId w:val="67"/>
+    <w:abstractNumId w:val="68"/>
   </w:num>
   <w:num w:numId="2" w16cid:durableId="1070156893">
-    <w:abstractNumId w:val="54"/>
+    <w:abstractNumId w:val="55"/>
   </w:num>
   <w:num w:numId="3" w16cid:durableId="1230267403">
     <w:abstractNumId w:val="30"/>
   </w:num>
   <w:num w:numId="4" w16cid:durableId="1256086216">
-    <w:abstractNumId w:val="61"/>
+    <w:abstractNumId w:val="62"/>
   </w:num>
   <w:num w:numId="5" w16cid:durableId="1713774441">
-    <w:abstractNumId w:val="77"/>
+    <w:abstractNumId w:val="78"/>
   </w:num>
   <w:num w:numId="6" w16cid:durableId="1091001714">
-    <w:abstractNumId w:val="43"/>
+    <w:abstractNumId w:val="44"/>
   </w:num>
   <w:num w:numId="7" w16cid:durableId="534080051">
-    <w:abstractNumId w:val="40"/>
+    <w:abstractNumId w:val="41"/>
   </w:num>
   <w:num w:numId="8" w16cid:durableId="103040817">
-    <w:abstractNumId w:val="75"/>
+    <w:abstractNumId w:val="76"/>
   </w:num>
   <w:num w:numId="9" w16cid:durableId="1642882530">
     <w:abstractNumId w:val="9"/>
   </w:num>
   <w:num w:numId="10" w16cid:durableId="1661612844">
-    <w:abstractNumId w:val="98"/>
+    <w:abstractNumId w:val="99"/>
   </w:num>
   <w:num w:numId="11" w16cid:durableId="1656646253">
-    <w:abstractNumId w:val="95"/>
+    <w:abstractNumId w:val="96"/>
   </w:num>
   <w:num w:numId="12" w16cid:durableId="854148730">
-    <w:abstractNumId w:val="42"/>
+    <w:abstractNumId w:val="43"/>
   </w:num>
   <w:num w:numId="13" w16cid:durableId="95444821">
     <w:abstractNumId w:val="3"/>
   </w:num>
   <w:num w:numId="14" w16cid:durableId="254746171">
-    <w:abstractNumId w:val="46"/>
+    <w:abstractNumId w:val="47"/>
   </w:num>
   <w:num w:numId="15" w16cid:durableId="1721854505">
-    <w:abstractNumId w:val="71"/>
+    <w:abstractNumId w:val="72"/>
   </w:num>
   <w:num w:numId="16" w16cid:durableId="47190079">
     <w:abstractNumId w:val="23"/>
   </w:num>
   <w:num w:numId="17" w16cid:durableId="1642999553">
-    <w:abstractNumId w:val="83"/>
+    <w:abstractNumId w:val="84"/>
   </w:num>
   <w:num w:numId="18" w16cid:durableId="1994796535">
-    <w:abstractNumId w:val="82"/>
+    <w:abstractNumId w:val="83"/>
   </w:num>
   <w:num w:numId="19" w16cid:durableId="193924679">
     <w:abstractNumId w:val="8"/>
@@ -51070,37 +53452,37 @@
     <w:abstractNumId w:val="20"/>
   </w:num>
   <w:num w:numId="22" w16cid:durableId="1937206285">
-    <w:abstractNumId w:val="70"/>
+    <w:abstractNumId w:val="71"/>
   </w:num>
   <w:num w:numId="23" w16cid:durableId="1798789653">
-    <w:abstractNumId w:val="68"/>
+    <w:abstractNumId w:val="69"/>
   </w:num>
   <w:num w:numId="24" w16cid:durableId="796678942">
-    <w:abstractNumId w:val="81"/>
+    <w:abstractNumId w:val="82"/>
   </w:num>
   <w:num w:numId="25" w16cid:durableId="1613052577">
-    <w:abstractNumId w:val="96"/>
+    <w:abstractNumId w:val="97"/>
   </w:num>
   <w:num w:numId="26" w16cid:durableId="88697541">
-    <w:abstractNumId w:val="92"/>
+    <w:abstractNumId w:val="93"/>
   </w:num>
   <w:num w:numId="27" w16cid:durableId="1574923995">
-    <w:abstractNumId w:val="52"/>
+    <w:abstractNumId w:val="53"/>
   </w:num>
   <w:num w:numId="28" w16cid:durableId="510680742">
-    <w:abstractNumId w:val="64"/>
+    <w:abstractNumId w:val="65"/>
   </w:num>
   <w:num w:numId="29" w16cid:durableId="1494489503">
-    <w:abstractNumId w:val="79"/>
+    <w:abstractNumId w:val="80"/>
   </w:num>
   <w:num w:numId="30" w16cid:durableId="232160782">
-    <w:abstractNumId w:val="50"/>
+    <w:abstractNumId w:val="51"/>
   </w:num>
   <w:num w:numId="31" w16cid:durableId="701056975">
     <w:abstractNumId w:val="11"/>
   </w:num>
   <w:num w:numId="32" w16cid:durableId="594023715">
-    <w:abstractNumId w:val="49"/>
+    <w:abstractNumId w:val="50"/>
   </w:num>
   <w:num w:numId="33" w16cid:durableId="421143809">
     <w:abstractNumId w:val="25"/>
@@ -51109,52 +53491,52 @@
     <w:abstractNumId w:val="1"/>
   </w:num>
   <w:num w:numId="35" w16cid:durableId="1186670646">
-    <w:abstractNumId w:val="45"/>
+    <w:abstractNumId w:val="46"/>
   </w:num>
   <w:num w:numId="36" w16cid:durableId="1329669851">
     <w:abstractNumId w:val="13"/>
   </w:num>
   <w:num w:numId="37" w16cid:durableId="1317343681">
-    <w:abstractNumId w:val="84"/>
+    <w:abstractNumId w:val="85"/>
   </w:num>
   <w:num w:numId="38" w16cid:durableId="1404572027">
     <w:abstractNumId w:val="14"/>
   </w:num>
   <w:num w:numId="39" w16cid:durableId="1511488561">
-    <w:abstractNumId w:val="76"/>
+    <w:abstractNumId w:val="77"/>
   </w:num>
   <w:num w:numId="40" w16cid:durableId="797646270">
-    <w:abstractNumId w:val="60"/>
+    <w:abstractNumId w:val="61"/>
   </w:num>
   <w:num w:numId="41" w16cid:durableId="1120146039">
-    <w:abstractNumId w:val="100"/>
+    <w:abstractNumId w:val="101"/>
   </w:num>
   <w:num w:numId="42" w16cid:durableId="547423084">
-    <w:abstractNumId w:val="47"/>
+    <w:abstractNumId w:val="48"/>
   </w:num>
   <w:num w:numId="43" w16cid:durableId="1855726988">
-    <w:abstractNumId w:val="63"/>
+    <w:abstractNumId w:val="64"/>
   </w:num>
   <w:num w:numId="44" w16cid:durableId="943614027">
     <w:abstractNumId w:val="10"/>
   </w:num>
   <w:num w:numId="45" w16cid:durableId="1247150424">
+    <w:abstractNumId w:val="40"/>
+  </w:num>
+  <w:num w:numId="46" w16cid:durableId="1131052823">
+    <w:abstractNumId w:val="87"/>
+  </w:num>
+  <w:num w:numId="47" w16cid:durableId="1966690051">
+    <w:abstractNumId w:val="94"/>
+  </w:num>
+  <w:num w:numId="48" w16cid:durableId="1779643609">
+    <w:abstractNumId w:val="58"/>
+  </w:num>
+  <w:num w:numId="49" w16cid:durableId="598172807">
     <w:abstractNumId w:val="39"/>
   </w:num>
-  <w:num w:numId="46" w16cid:durableId="1131052823">
-    <w:abstractNumId w:val="86"/>
-  </w:num>
-  <w:num w:numId="47" w16cid:durableId="1966690051">
-    <w:abstractNumId w:val="93"/>
-  </w:num>
-  <w:num w:numId="48" w16cid:durableId="1779643609">
-    <w:abstractNumId w:val="57"/>
-  </w:num>
-  <w:num w:numId="49" w16cid:durableId="598172807">
-    <w:abstractNumId w:val="38"/>
-  </w:num>
   <w:num w:numId="50" w16cid:durableId="1389379452">
-    <w:abstractNumId w:val="55"/>
+    <w:abstractNumId w:val="56"/>
   </w:num>
   <w:num w:numId="51" w16cid:durableId="950354756">
     <w:abstractNumId w:val="16"/>
@@ -51166,46 +53548,46 @@
     <w:abstractNumId w:val="19"/>
   </w:num>
   <w:num w:numId="54" w16cid:durableId="868683228">
-    <w:abstractNumId w:val="44"/>
+    <w:abstractNumId w:val="45"/>
   </w:num>
   <w:num w:numId="55" w16cid:durableId="1543177039">
-    <w:abstractNumId w:val="51"/>
+    <w:abstractNumId w:val="52"/>
   </w:num>
   <w:num w:numId="56" w16cid:durableId="649557122">
     <w:abstractNumId w:val="6"/>
   </w:num>
   <w:num w:numId="57" w16cid:durableId="26611306">
-    <w:abstractNumId w:val="37"/>
+    <w:abstractNumId w:val="38"/>
   </w:num>
   <w:num w:numId="58" w16cid:durableId="610866807">
-    <w:abstractNumId w:val="97"/>
+    <w:abstractNumId w:val="98"/>
   </w:num>
   <w:num w:numId="59" w16cid:durableId="116031269">
-    <w:abstractNumId w:val="69"/>
+    <w:abstractNumId w:val="70"/>
   </w:num>
   <w:num w:numId="60" w16cid:durableId="54210304">
-    <w:abstractNumId w:val="89"/>
+    <w:abstractNumId w:val="90"/>
   </w:num>
   <w:num w:numId="61" w16cid:durableId="1368406856">
     <w:abstractNumId w:val="5"/>
   </w:num>
   <w:num w:numId="62" w16cid:durableId="13852466">
-    <w:abstractNumId w:val="56"/>
+    <w:abstractNumId w:val="57"/>
   </w:num>
   <w:num w:numId="63" w16cid:durableId="1346908253">
     <w:abstractNumId w:val="15"/>
   </w:num>
   <w:num w:numId="64" w16cid:durableId="366761833">
-    <w:abstractNumId w:val="91"/>
+    <w:abstractNumId w:val="92"/>
   </w:num>
   <w:num w:numId="65" w16cid:durableId="545683446">
-    <w:abstractNumId w:val="66"/>
+    <w:abstractNumId w:val="67"/>
   </w:num>
   <w:num w:numId="66" w16cid:durableId="2068146238">
     <w:abstractNumId w:val="26"/>
   </w:num>
   <w:num w:numId="67" w16cid:durableId="1781336566">
-    <w:abstractNumId w:val="87"/>
+    <w:abstractNumId w:val="88"/>
   </w:num>
   <w:num w:numId="68" w16cid:durableId="1144079939">
     <w:abstractNumId w:val="33"/>
@@ -51214,22 +53596,22 @@
     <w:abstractNumId w:val="35"/>
   </w:num>
   <w:num w:numId="70" w16cid:durableId="1477718736">
-    <w:abstractNumId w:val="94"/>
+    <w:abstractNumId w:val="95"/>
   </w:num>
   <w:num w:numId="71" w16cid:durableId="572854763">
-    <w:abstractNumId w:val="85"/>
+    <w:abstractNumId w:val="86"/>
   </w:num>
   <w:num w:numId="72" w16cid:durableId="606930705">
     <w:abstractNumId w:val="0"/>
   </w:num>
   <w:num w:numId="73" w16cid:durableId="886455087">
-    <w:abstractNumId w:val="80"/>
+    <w:abstractNumId w:val="81"/>
   </w:num>
   <w:num w:numId="74" w16cid:durableId="991954600">
     <w:abstractNumId w:val="34"/>
   </w:num>
   <w:num w:numId="75" w16cid:durableId="430006077">
-    <w:abstractNumId w:val="88"/>
+    <w:abstractNumId w:val="89"/>
   </w:num>
   <w:num w:numId="76" w16cid:durableId="1847088050">
     <w:abstractNumId w:val="21"/>
@@ -51238,10 +53620,10 @@
     <w:abstractNumId w:val="18"/>
   </w:num>
   <w:num w:numId="78" w16cid:durableId="883567492">
-    <w:abstractNumId w:val="78"/>
+    <w:abstractNumId w:val="79"/>
   </w:num>
   <w:num w:numId="79" w16cid:durableId="325323337">
-    <w:abstractNumId w:val="48"/>
+    <w:abstractNumId w:val="49"/>
   </w:num>
   <w:num w:numId="80" w16cid:durableId="1036084956">
     <w:abstractNumId w:val="36"/>
@@ -51250,37 +53632,37 @@
     <w:abstractNumId w:val="31"/>
   </w:num>
   <w:num w:numId="82" w16cid:durableId="514656717">
-    <w:abstractNumId w:val="90"/>
+    <w:abstractNumId w:val="91"/>
   </w:num>
   <w:num w:numId="83" w16cid:durableId="1096756668">
-    <w:abstractNumId w:val="99"/>
+    <w:abstractNumId w:val="100"/>
   </w:num>
   <w:num w:numId="84" w16cid:durableId="821115345">
     <w:abstractNumId w:val="29"/>
   </w:num>
   <w:num w:numId="85" w16cid:durableId="1010987058">
-    <w:abstractNumId w:val="58"/>
+    <w:abstractNumId w:val="59"/>
   </w:num>
   <w:num w:numId="86" w16cid:durableId="1916283277">
-    <w:abstractNumId w:val="72"/>
+    <w:abstractNumId w:val="73"/>
   </w:num>
   <w:num w:numId="87" w16cid:durableId="769664019">
     <w:abstractNumId w:val="28"/>
   </w:num>
   <w:num w:numId="88" w16cid:durableId="888302439">
-    <w:abstractNumId w:val="62"/>
+    <w:abstractNumId w:val="63"/>
   </w:num>
   <w:num w:numId="89" w16cid:durableId="606234575">
-    <w:abstractNumId w:val="73"/>
+    <w:abstractNumId w:val="74"/>
   </w:num>
   <w:num w:numId="90" w16cid:durableId="1255357964">
     <w:abstractNumId w:val="27"/>
   </w:num>
   <w:num w:numId="91" w16cid:durableId="408189956">
-    <w:abstractNumId w:val="59"/>
+    <w:abstractNumId w:val="60"/>
   </w:num>
   <w:num w:numId="92" w16cid:durableId="2142186780">
-    <w:abstractNumId w:val="53"/>
+    <w:abstractNumId w:val="54"/>
   </w:num>
   <w:num w:numId="93" w16cid:durableId="1338381189">
     <w:abstractNumId w:val="32"/>
@@ -51298,16 +53680,19 @@
     <w:abstractNumId w:val="24"/>
   </w:num>
   <w:num w:numId="98" w16cid:durableId="1128351877">
-    <w:abstractNumId w:val="65"/>
+    <w:abstractNumId w:val="66"/>
   </w:num>
   <w:num w:numId="99" w16cid:durableId="1939945188">
     <w:abstractNumId w:val="4"/>
   </w:num>
   <w:num w:numId="100" w16cid:durableId="319506124">
-    <w:abstractNumId w:val="74"/>
+    <w:abstractNumId w:val="75"/>
   </w:num>
   <w:num w:numId="101" w16cid:durableId="1547450762">
-    <w:abstractNumId w:val="41"/>
+    <w:abstractNumId w:val="42"/>
+  </w:num>
+  <w:num w:numId="102" w16cid:durableId="307057187">
+    <w:abstractNumId w:val="37"/>
   </w:num>
 </w:numbering>
 </file>
@@ -52933,7 +55318,7 @@
 </file>
 
 <file path=customXml/itemProps1.xml><?xml version="1.0" encoding="utf-8"?>
-<ds:datastoreItem xmlns:ds="http://schemas.openxmlformats.org/officeDocument/2006/customXml" ds:itemID="{CC3DFB51-4ED8-424A-AE64-F5A34E2F7320}">
+<ds:datastoreItem xmlns:ds="http://schemas.openxmlformats.org/officeDocument/2006/customXml" ds:itemID="{1EFCB3EE-3A1B-8447-80FE-E4F61C51C218}">
   <ds:schemaRefs>
     <ds:schemaRef ds:uri="http://schemas.openxmlformats.org/officeDocument/2006/bibliography"/>
   </ds:schemaRefs>

--- a/src/main/java/JavaNotes.docx
+++ b/src/main/java/JavaNotes.docx
@@ -31,6 +31,7 @@
           <w:i w:val="0"/>
           <w:iCs w:val="0"/>
           <w:noProof/>
+          <w:kern w:val="2"/>
           <w14:ligatures w14:val="standardContextual"/>
         </w:rPr>
       </w:pPr>
@@ -51,7 +52,7 @@
         </w:rPr>
         <w:fldChar w:fldCharType="separate"/>
       </w:r>
-      <w:hyperlink w:anchor="_Toc228482921" w:history="1">
+      <w:hyperlink w:anchor="_Toc228488456" w:history="1">
         <w:r>
           <w:rPr>
             <w:rStyle w:val="Hyperlink"/>
@@ -78,7 +79,7 @@
             <w:noProof/>
             <w:webHidden/>
           </w:rPr>
-          <w:instrText xml:space="preserve"> PAGEREF _Toc228482921 \h </w:instrText>
+          <w:instrText xml:space="preserve"> PAGEREF _Toc228488456 \h </w:instrText>
         </w:r>
         <w:r>
           <w:rPr>
@@ -120,12 +121,13 @@
           <w:b w:val="0"/>
           <w:bCs w:val="0"/>
           <w:noProof/>
+          <w:kern w:val="2"/>
           <w:sz w:val="24"/>
           <w:szCs w:val="24"/>
           <w14:ligatures w14:val="standardContextual"/>
         </w:rPr>
       </w:pPr>
-      <w:hyperlink w:anchor="_Toc228482922" w:history="1">
+      <w:hyperlink w:anchor="_Toc228488457" w:history="1">
         <w:r>
           <w:rPr>
             <w:rStyle w:val="Hyperlink"/>
@@ -153,7 +155,7 @@
             <w:noProof/>
             <w:webHidden/>
           </w:rPr>
-          <w:instrText xml:space="preserve"> PAGEREF _Toc228482922 \h </w:instrText>
+          <w:instrText xml:space="preserve"> PAGEREF _Toc228488457 \h </w:instrText>
         </w:r>
         <w:r>
           <w:rPr>
@@ -193,12 +195,13 @@
         <w:rPr>
           <w:rFonts w:asciiTheme="minorHAnsi" w:eastAsiaTheme="minorEastAsia" w:hAnsiTheme="minorHAnsi" w:cstheme="minorBidi"/>
           <w:noProof/>
+          <w:kern w:val="2"/>
           <w:sz w:val="24"/>
           <w:szCs w:val="24"/>
           <w14:ligatures w14:val="standardContextual"/>
         </w:rPr>
       </w:pPr>
-      <w:hyperlink w:anchor="_Toc228482923" w:history="1">
+      <w:hyperlink w:anchor="_Toc228488458" w:history="1">
         <w:r>
           <w:rPr>
             <w:rStyle w:val="Hyperlink"/>
@@ -225,7 +228,7 @@
             <w:noProof/>
             <w:webHidden/>
           </w:rPr>
-          <w:instrText xml:space="preserve"> PAGEREF _Toc228482923 \h </w:instrText>
+          <w:instrText xml:space="preserve"> PAGEREF _Toc228488458 \h </w:instrText>
         </w:r>
         <w:r>
           <w:rPr>
@@ -265,12 +268,13 @@
         <w:rPr>
           <w:rFonts w:asciiTheme="minorHAnsi" w:eastAsiaTheme="minorEastAsia" w:hAnsiTheme="minorHAnsi" w:cstheme="minorBidi"/>
           <w:noProof/>
+          <w:kern w:val="2"/>
           <w:sz w:val="24"/>
           <w:szCs w:val="24"/>
           <w14:ligatures w14:val="standardContextual"/>
         </w:rPr>
       </w:pPr>
-      <w:hyperlink w:anchor="_Toc228482924" w:history="1">
+      <w:hyperlink w:anchor="_Toc228488459" w:history="1">
         <w:r>
           <w:rPr>
             <w:rStyle w:val="Hyperlink"/>
@@ -297,7 +301,7 @@
             <w:noProof/>
             <w:webHidden/>
           </w:rPr>
-          <w:instrText xml:space="preserve"> PAGEREF _Toc228482924 \h </w:instrText>
+          <w:instrText xml:space="preserve"> PAGEREF _Toc228488459 \h </w:instrText>
         </w:r>
         <w:r>
           <w:rPr>
@@ -339,12 +343,13 @@
           <w:b w:val="0"/>
           <w:bCs w:val="0"/>
           <w:noProof/>
+          <w:kern w:val="2"/>
           <w:sz w:val="24"/>
           <w:szCs w:val="24"/>
           <w14:ligatures w14:val="standardContextual"/>
         </w:rPr>
       </w:pPr>
-      <w:hyperlink w:anchor="_Toc228482925" w:history="1">
+      <w:hyperlink w:anchor="_Toc228488460" w:history="1">
         <w:r>
           <w:rPr>
             <w:rStyle w:val="Hyperlink"/>
@@ -371,7 +376,7 @@
             <w:noProof/>
             <w:webHidden/>
           </w:rPr>
-          <w:instrText xml:space="preserve"> PAGEREF _Toc228482925 \h </w:instrText>
+          <w:instrText xml:space="preserve"> PAGEREF _Toc228488460 \h </w:instrText>
         </w:r>
         <w:r>
           <w:rPr>
@@ -413,12 +418,13 @@
           <w:b w:val="0"/>
           <w:bCs w:val="0"/>
           <w:noProof/>
+          <w:kern w:val="2"/>
           <w:sz w:val="24"/>
           <w:szCs w:val="24"/>
           <w14:ligatures w14:val="standardContextual"/>
         </w:rPr>
       </w:pPr>
-      <w:hyperlink w:anchor="_Toc228482926" w:history="1">
+      <w:hyperlink w:anchor="_Toc228488461" w:history="1">
         <w:r>
           <w:rPr>
             <w:rStyle w:val="Hyperlink"/>
@@ -445,7 +451,7 @@
             <w:noProof/>
             <w:webHidden/>
           </w:rPr>
-          <w:instrText xml:space="preserve"> PAGEREF _Toc228482926 \h </w:instrText>
+          <w:instrText xml:space="preserve"> PAGEREF _Toc228488461 \h </w:instrText>
         </w:r>
         <w:r>
           <w:rPr>
@@ -487,12 +493,13 @@
           <w:b w:val="0"/>
           <w:bCs w:val="0"/>
           <w:noProof/>
+          <w:kern w:val="2"/>
           <w:sz w:val="24"/>
           <w:szCs w:val="24"/>
           <w14:ligatures w14:val="standardContextual"/>
         </w:rPr>
       </w:pPr>
-      <w:hyperlink w:anchor="_Toc228482927" w:history="1">
+      <w:hyperlink w:anchor="_Toc228488462" w:history="1">
         <w:r>
           <w:rPr>
             <w:rStyle w:val="Hyperlink"/>
@@ -519,7 +526,7 @@
             <w:noProof/>
             <w:webHidden/>
           </w:rPr>
-          <w:instrText xml:space="preserve"> PAGEREF _Toc228482927 \h </w:instrText>
+          <w:instrText xml:space="preserve"> PAGEREF _Toc228488462 \h </w:instrText>
         </w:r>
         <w:r>
           <w:rPr>
@@ -559,12 +566,13 @@
         <w:rPr>
           <w:rFonts w:asciiTheme="minorHAnsi" w:eastAsiaTheme="minorEastAsia" w:hAnsiTheme="minorHAnsi" w:cstheme="minorBidi"/>
           <w:noProof/>
+          <w:kern w:val="2"/>
           <w:sz w:val="24"/>
           <w:szCs w:val="24"/>
           <w14:ligatures w14:val="standardContextual"/>
         </w:rPr>
       </w:pPr>
-      <w:hyperlink w:anchor="_Toc228482928" w:history="1">
+      <w:hyperlink w:anchor="_Toc228488463" w:history="1">
         <w:r>
           <w:rPr>
             <w:rStyle w:val="Hyperlink"/>
@@ -591,7 +599,7 @@
             <w:noProof/>
             <w:webHidden/>
           </w:rPr>
-          <w:instrText xml:space="preserve"> PAGEREF _Toc228482928 \h </w:instrText>
+          <w:instrText xml:space="preserve"> PAGEREF _Toc228488463 \h </w:instrText>
         </w:r>
         <w:r>
           <w:rPr>
@@ -631,12 +639,13 @@
         <w:rPr>
           <w:rFonts w:asciiTheme="minorHAnsi" w:eastAsiaTheme="minorEastAsia" w:hAnsiTheme="minorHAnsi" w:cstheme="minorBidi"/>
           <w:noProof/>
+          <w:kern w:val="2"/>
           <w:sz w:val="24"/>
           <w:szCs w:val="24"/>
           <w14:ligatures w14:val="standardContextual"/>
         </w:rPr>
       </w:pPr>
-      <w:hyperlink w:anchor="_Toc228482929" w:history="1">
+      <w:hyperlink w:anchor="_Toc228488464" w:history="1">
         <w:r>
           <w:rPr>
             <w:rStyle w:val="Hyperlink"/>
@@ -663,7 +672,7 @@
             <w:noProof/>
             <w:webHidden/>
           </w:rPr>
-          <w:instrText xml:space="preserve"> PAGEREF _Toc228482929 \h </w:instrText>
+          <w:instrText xml:space="preserve"> PAGEREF _Toc228488464 \h </w:instrText>
         </w:r>
         <w:r>
           <w:rPr>
@@ -705,12 +714,13 @@
           <w:b w:val="0"/>
           <w:bCs w:val="0"/>
           <w:noProof/>
+          <w:kern w:val="2"/>
           <w:sz w:val="24"/>
           <w:szCs w:val="24"/>
           <w14:ligatures w14:val="standardContextual"/>
         </w:rPr>
       </w:pPr>
-      <w:hyperlink w:anchor="_Toc228482930" w:history="1">
+      <w:hyperlink w:anchor="_Toc228488465" w:history="1">
         <w:r>
           <w:rPr>
             <w:rStyle w:val="Hyperlink"/>
@@ -737,7 +747,7 @@
             <w:noProof/>
             <w:webHidden/>
           </w:rPr>
-          <w:instrText xml:space="preserve"> PAGEREF _Toc228482930 \h </w:instrText>
+          <w:instrText xml:space="preserve"> PAGEREF _Toc228488465 \h </w:instrText>
         </w:r>
         <w:r>
           <w:rPr>
@@ -777,12 +787,13 @@
         <w:rPr>
           <w:rFonts w:asciiTheme="minorHAnsi" w:eastAsiaTheme="minorEastAsia" w:hAnsiTheme="minorHAnsi" w:cstheme="minorBidi"/>
           <w:noProof/>
+          <w:kern w:val="2"/>
           <w:sz w:val="24"/>
           <w:szCs w:val="24"/>
           <w14:ligatures w14:val="standardContextual"/>
         </w:rPr>
       </w:pPr>
-      <w:hyperlink w:anchor="_Toc228482931" w:history="1">
+      <w:hyperlink w:anchor="_Toc228488466" w:history="1">
         <w:r>
           <w:rPr>
             <w:rStyle w:val="Hyperlink"/>
@@ -809,7 +820,7 @@
             <w:noProof/>
             <w:webHidden/>
           </w:rPr>
-          <w:instrText xml:space="preserve"> PAGEREF _Toc228482931 \h </w:instrText>
+          <w:instrText xml:space="preserve"> PAGEREF _Toc228488466 \h </w:instrText>
         </w:r>
         <w:r>
           <w:rPr>
@@ -849,12 +860,13 @@
         <w:rPr>
           <w:rFonts w:asciiTheme="minorHAnsi" w:eastAsiaTheme="minorEastAsia" w:hAnsiTheme="minorHAnsi" w:cstheme="minorBidi"/>
           <w:noProof/>
+          <w:kern w:val="2"/>
           <w:sz w:val="24"/>
           <w:szCs w:val="24"/>
           <w14:ligatures w14:val="standardContextual"/>
         </w:rPr>
       </w:pPr>
-      <w:hyperlink w:anchor="_Toc228482932" w:history="1">
+      <w:hyperlink w:anchor="_Toc228488467" w:history="1">
         <w:r>
           <w:rPr>
             <w:rStyle w:val="Hyperlink"/>
@@ -881,7 +893,7 @@
             <w:noProof/>
             <w:webHidden/>
           </w:rPr>
-          <w:instrText xml:space="preserve"> PAGEREF _Toc228482932 \h </w:instrText>
+          <w:instrText xml:space="preserve"> PAGEREF _Toc228488467 \h </w:instrText>
         </w:r>
         <w:r>
           <w:rPr>
@@ -921,12 +933,13 @@
         <w:rPr>
           <w:rFonts w:asciiTheme="minorHAnsi" w:eastAsiaTheme="minorEastAsia" w:hAnsiTheme="minorHAnsi" w:cstheme="minorBidi"/>
           <w:noProof/>
+          <w:kern w:val="2"/>
           <w:sz w:val="24"/>
           <w:szCs w:val="24"/>
           <w14:ligatures w14:val="standardContextual"/>
         </w:rPr>
       </w:pPr>
-      <w:hyperlink w:anchor="_Toc228482933" w:history="1">
+      <w:hyperlink w:anchor="_Toc228488468" w:history="1">
         <w:r>
           <w:rPr>
             <w:rStyle w:val="Hyperlink"/>
@@ -953,7 +966,7 @@
             <w:noProof/>
             <w:webHidden/>
           </w:rPr>
-          <w:instrText xml:space="preserve"> PAGEREF _Toc228482933 \h </w:instrText>
+          <w:instrText xml:space="preserve"> PAGEREF _Toc228488468 \h </w:instrText>
         </w:r>
         <w:r>
           <w:rPr>
@@ -993,12 +1006,13 @@
         <w:rPr>
           <w:rFonts w:asciiTheme="minorHAnsi" w:eastAsiaTheme="minorEastAsia" w:hAnsiTheme="minorHAnsi" w:cstheme="minorBidi"/>
           <w:noProof/>
+          <w:kern w:val="2"/>
           <w:sz w:val="24"/>
           <w:szCs w:val="24"/>
           <w14:ligatures w14:val="standardContextual"/>
         </w:rPr>
       </w:pPr>
-      <w:hyperlink w:anchor="_Toc228482934" w:history="1">
+      <w:hyperlink w:anchor="_Toc228488469" w:history="1">
         <w:r>
           <w:rPr>
             <w:rStyle w:val="Hyperlink"/>
@@ -1025,7 +1039,7 @@
             <w:noProof/>
             <w:webHidden/>
           </w:rPr>
-          <w:instrText xml:space="preserve"> PAGEREF _Toc228482934 \h </w:instrText>
+          <w:instrText xml:space="preserve"> PAGEREF _Toc228488469 \h </w:instrText>
         </w:r>
         <w:r>
           <w:rPr>
@@ -1065,12 +1079,13 @@
         <w:rPr>
           <w:rFonts w:asciiTheme="minorHAnsi" w:eastAsiaTheme="minorEastAsia" w:hAnsiTheme="minorHAnsi" w:cstheme="minorBidi"/>
           <w:noProof/>
+          <w:kern w:val="2"/>
           <w:sz w:val="24"/>
           <w:szCs w:val="24"/>
           <w14:ligatures w14:val="standardContextual"/>
         </w:rPr>
       </w:pPr>
-      <w:hyperlink w:anchor="_Toc228482935" w:history="1">
+      <w:hyperlink w:anchor="_Toc228488470" w:history="1">
         <w:r>
           <w:rPr>
             <w:rStyle w:val="Hyperlink"/>
@@ -1097,7 +1112,7 @@
             <w:noProof/>
             <w:webHidden/>
           </w:rPr>
-          <w:instrText xml:space="preserve"> PAGEREF _Toc228482935 \h </w:instrText>
+          <w:instrText xml:space="preserve"> PAGEREF _Toc228488470 \h </w:instrText>
         </w:r>
         <w:r>
           <w:rPr>
@@ -1139,12 +1154,13 @@
           <w:b w:val="0"/>
           <w:bCs w:val="0"/>
           <w:noProof/>
+          <w:kern w:val="2"/>
           <w:sz w:val="24"/>
           <w:szCs w:val="24"/>
           <w14:ligatures w14:val="standardContextual"/>
         </w:rPr>
       </w:pPr>
-      <w:hyperlink w:anchor="_Toc228482936" w:history="1">
+      <w:hyperlink w:anchor="_Toc228488471" w:history="1">
         <w:r>
           <w:rPr>
             <w:rStyle w:val="Hyperlink"/>
@@ -1171,7 +1187,7 @@
             <w:noProof/>
             <w:webHidden/>
           </w:rPr>
-          <w:instrText xml:space="preserve"> PAGEREF _Toc228482936 \h </w:instrText>
+          <w:instrText xml:space="preserve"> PAGEREF _Toc228488471 \h </w:instrText>
         </w:r>
         <w:r>
           <w:rPr>
@@ -1211,12 +1227,13 @@
         <w:rPr>
           <w:rFonts w:asciiTheme="minorHAnsi" w:eastAsiaTheme="minorEastAsia" w:hAnsiTheme="minorHAnsi" w:cstheme="minorBidi"/>
           <w:noProof/>
+          <w:kern w:val="2"/>
           <w:sz w:val="24"/>
           <w:szCs w:val="24"/>
           <w14:ligatures w14:val="standardContextual"/>
         </w:rPr>
       </w:pPr>
-      <w:hyperlink w:anchor="_Toc228482937" w:history="1">
+      <w:hyperlink w:anchor="_Toc228488472" w:history="1">
         <w:r>
           <w:rPr>
             <w:rStyle w:val="Hyperlink"/>
@@ -1243,7 +1260,7 @@
             <w:noProof/>
             <w:webHidden/>
           </w:rPr>
-          <w:instrText xml:space="preserve"> PAGEREF _Toc228482937 \h </w:instrText>
+          <w:instrText xml:space="preserve"> PAGEREF _Toc228488472 \h </w:instrText>
         </w:r>
         <w:r>
           <w:rPr>
@@ -1283,12 +1300,13 @@
         <w:rPr>
           <w:rFonts w:asciiTheme="minorHAnsi" w:eastAsiaTheme="minorEastAsia" w:hAnsiTheme="minorHAnsi" w:cstheme="minorBidi"/>
           <w:noProof/>
+          <w:kern w:val="2"/>
           <w:sz w:val="24"/>
           <w:szCs w:val="24"/>
           <w14:ligatures w14:val="standardContextual"/>
         </w:rPr>
       </w:pPr>
-      <w:hyperlink w:anchor="_Toc228482938" w:history="1">
+      <w:hyperlink w:anchor="_Toc228488473" w:history="1">
         <w:r>
           <w:rPr>
             <w:rStyle w:val="Hyperlink"/>
@@ -1315,7 +1333,7 @@
             <w:noProof/>
             <w:webHidden/>
           </w:rPr>
-          <w:instrText xml:space="preserve"> PAGEREF _Toc228482938 \h </w:instrText>
+          <w:instrText xml:space="preserve"> PAGEREF _Toc228488473 \h </w:instrText>
         </w:r>
         <w:r>
           <w:rPr>
@@ -1357,12 +1375,13 @@
           <w:b w:val="0"/>
           <w:bCs w:val="0"/>
           <w:noProof/>
+          <w:kern w:val="2"/>
           <w:sz w:val="24"/>
           <w:szCs w:val="24"/>
           <w14:ligatures w14:val="standardContextual"/>
         </w:rPr>
       </w:pPr>
-      <w:hyperlink w:anchor="_Toc228482939" w:history="1">
+      <w:hyperlink w:anchor="_Toc228488474" w:history="1">
         <w:r>
           <w:rPr>
             <w:rStyle w:val="Hyperlink"/>
@@ -1389,7 +1408,7 @@
             <w:noProof/>
             <w:webHidden/>
           </w:rPr>
-          <w:instrText xml:space="preserve"> PAGEREF _Toc228482939 \h </w:instrText>
+          <w:instrText xml:space="preserve"> PAGEREF _Toc228488474 \h </w:instrText>
         </w:r>
         <w:r>
           <w:rPr>
@@ -1429,12 +1448,13 @@
         <w:rPr>
           <w:rFonts w:asciiTheme="minorHAnsi" w:eastAsiaTheme="minorEastAsia" w:hAnsiTheme="minorHAnsi" w:cstheme="minorBidi"/>
           <w:noProof/>
+          <w:kern w:val="2"/>
           <w:sz w:val="24"/>
           <w:szCs w:val="24"/>
           <w14:ligatures w14:val="standardContextual"/>
         </w:rPr>
       </w:pPr>
-      <w:hyperlink w:anchor="_Toc228482940" w:history="1">
+      <w:hyperlink w:anchor="_Toc228488475" w:history="1">
         <w:r>
           <w:rPr>
             <w:rStyle w:val="Hyperlink"/>
@@ -1461,7 +1481,7 @@
             <w:noProof/>
             <w:webHidden/>
           </w:rPr>
-          <w:instrText xml:space="preserve"> PAGEREF _Toc228482940 \h </w:instrText>
+          <w:instrText xml:space="preserve"> PAGEREF _Toc228488475 \h </w:instrText>
         </w:r>
         <w:r>
           <w:rPr>
@@ -1501,12 +1521,13 @@
         <w:rPr>
           <w:rFonts w:asciiTheme="minorHAnsi" w:eastAsiaTheme="minorEastAsia" w:hAnsiTheme="minorHAnsi" w:cstheme="minorBidi"/>
           <w:noProof/>
+          <w:kern w:val="2"/>
           <w:sz w:val="24"/>
           <w:szCs w:val="24"/>
           <w14:ligatures w14:val="standardContextual"/>
         </w:rPr>
       </w:pPr>
-      <w:hyperlink w:anchor="_Toc228482941" w:history="1">
+      <w:hyperlink w:anchor="_Toc228488476" w:history="1">
         <w:r>
           <w:rPr>
             <w:rStyle w:val="Hyperlink"/>
@@ -1533,7 +1554,7 @@
             <w:noProof/>
             <w:webHidden/>
           </w:rPr>
-          <w:instrText xml:space="preserve"> PAGEREF _Toc228482941 \h </w:instrText>
+          <w:instrText xml:space="preserve"> PAGEREF _Toc228488476 \h </w:instrText>
         </w:r>
         <w:r>
           <w:rPr>
@@ -1573,12 +1594,13 @@
         <w:rPr>
           <w:rFonts w:asciiTheme="minorHAnsi" w:eastAsiaTheme="minorEastAsia" w:hAnsiTheme="minorHAnsi" w:cstheme="minorBidi"/>
           <w:noProof/>
+          <w:kern w:val="2"/>
           <w:sz w:val="24"/>
           <w:szCs w:val="24"/>
           <w14:ligatures w14:val="standardContextual"/>
         </w:rPr>
       </w:pPr>
-      <w:hyperlink w:anchor="_Toc228482942" w:history="1">
+      <w:hyperlink w:anchor="_Toc228488477" w:history="1">
         <w:r>
           <w:rPr>
             <w:rStyle w:val="Hyperlink"/>
@@ -1605,7 +1627,7 @@
             <w:noProof/>
             <w:webHidden/>
           </w:rPr>
-          <w:instrText xml:space="preserve"> PAGEREF _Toc228482942 \h </w:instrText>
+          <w:instrText xml:space="preserve"> PAGEREF _Toc228488477 \h </w:instrText>
         </w:r>
         <w:r>
           <w:rPr>
@@ -1645,12 +1667,13 @@
         <w:rPr>
           <w:rFonts w:asciiTheme="minorHAnsi" w:eastAsiaTheme="minorEastAsia" w:hAnsiTheme="minorHAnsi" w:cstheme="minorBidi"/>
           <w:noProof/>
+          <w:kern w:val="2"/>
           <w:sz w:val="24"/>
           <w:szCs w:val="24"/>
           <w14:ligatures w14:val="standardContextual"/>
         </w:rPr>
       </w:pPr>
-      <w:hyperlink w:anchor="_Toc228482943" w:history="1">
+      <w:hyperlink w:anchor="_Toc228488478" w:history="1">
         <w:r>
           <w:rPr>
             <w:rStyle w:val="Hyperlink"/>
@@ -1677,7 +1700,7 @@
             <w:noProof/>
             <w:webHidden/>
           </w:rPr>
-          <w:instrText xml:space="preserve"> PAGEREF _Toc228482943 \h </w:instrText>
+          <w:instrText xml:space="preserve"> PAGEREF _Toc228488478 \h </w:instrText>
         </w:r>
         <w:r>
           <w:rPr>
@@ -1717,12 +1740,13 @@
         <w:rPr>
           <w:rFonts w:asciiTheme="minorHAnsi" w:eastAsiaTheme="minorEastAsia" w:hAnsiTheme="minorHAnsi" w:cstheme="minorBidi"/>
           <w:noProof/>
+          <w:kern w:val="2"/>
           <w:sz w:val="24"/>
           <w:szCs w:val="24"/>
           <w14:ligatures w14:val="standardContextual"/>
         </w:rPr>
       </w:pPr>
-      <w:hyperlink w:anchor="_Toc228482944" w:history="1">
+      <w:hyperlink w:anchor="_Toc228488479" w:history="1">
         <w:r>
           <w:rPr>
             <w:rStyle w:val="Hyperlink"/>
@@ -1749,7 +1773,7 @@
             <w:noProof/>
             <w:webHidden/>
           </w:rPr>
-          <w:instrText xml:space="preserve"> PAGEREF _Toc228482944 \h </w:instrText>
+          <w:instrText xml:space="preserve"> PAGEREF _Toc228488479 \h </w:instrText>
         </w:r>
         <w:r>
           <w:rPr>
@@ -1789,12 +1813,13 @@
         <w:rPr>
           <w:rFonts w:asciiTheme="minorHAnsi" w:eastAsiaTheme="minorEastAsia" w:hAnsiTheme="minorHAnsi" w:cstheme="minorBidi"/>
           <w:noProof/>
+          <w:kern w:val="2"/>
           <w:sz w:val="24"/>
           <w:szCs w:val="24"/>
           <w14:ligatures w14:val="standardContextual"/>
         </w:rPr>
       </w:pPr>
-      <w:hyperlink w:anchor="_Toc228482945" w:history="1">
+      <w:hyperlink w:anchor="_Toc228488480" w:history="1">
         <w:r>
           <w:rPr>
             <w:rStyle w:val="Hyperlink"/>
@@ -1821,7 +1846,7 @@
             <w:noProof/>
             <w:webHidden/>
           </w:rPr>
-          <w:instrText xml:space="preserve"> PAGEREF _Toc228482945 \h </w:instrText>
+          <w:instrText xml:space="preserve"> PAGEREF _Toc228488480 \h </w:instrText>
         </w:r>
         <w:r>
           <w:rPr>
@@ -1865,10 +1890,11 @@
           <w:i w:val="0"/>
           <w:iCs w:val="0"/>
           <w:noProof/>
+          <w:kern w:val="2"/>
           <w14:ligatures w14:val="standardContextual"/>
         </w:rPr>
       </w:pPr>
-      <w:hyperlink w:anchor="_Toc228482946" w:history="1">
+      <w:hyperlink w:anchor="_Toc228488481" w:history="1">
         <w:r>
           <w:rPr>
             <w:rStyle w:val="Hyperlink"/>
@@ -1895,7 +1921,7 @@
             <w:noProof/>
             <w:webHidden/>
           </w:rPr>
-          <w:instrText xml:space="preserve"> PAGEREF _Toc228482946 \h </w:instrText>
+          <w:instrText xml:space="preserve"> PAGEREF _Toc228488481 \h </w:instrText>
         </w:r>
         <w:r>
           <w:rPr>
@@ -1937,12 +1963,13 @@
           <w:b w:val="0"/>
           <w:bCs w:val="0"/>
           <w:noProof/>
+          <w:kern w:val="2"/>
           <w:sz w:val="24"/>
           <w:szCs w:val="24"/>
           <w14:ligatures w14:val="standardContextual"/>
         </w:rPr>
       </w:pPr>
-      <w:hyperlink w:anchor="_Toc228482947" w:history="1">
+      <w:hyperlink w:anchor="_Toc228488482" w:history="1">
         <w:r>
           <w:rPr>
             <w:rStyle w:val="Hyperlink"/>
@@ -1969,7 +1996,7 @@
             <w:noProof/>
             <w:webHidden/>
           </w:rPr>
-          <w:instrText xml:space="preserve"> PAGEREF _Toc228482947 \h </w:instrText>
+          <w:instrText xml:space="preserve"> PAGEREF _Toc228488482 \h </w:instrText>
         </w:r>
         <w:r>
           <w:rPr>
@@ -2011,12 +2038,13 @@
           <w:b w:val="0"/>
           <w:bCs w:val="0"/>
           <w:noProof/>
+          <w:kern w:val="2"/>
           <w:sz w:val="24"/>
           <w:szCs w:val="24"/>
           <w14:ligatures w14:val="standardContextual"/>
         </w:rPr>
       </w:pPr>
-      <w:hyperlink w:anchor="_Toc228482948" w:history="1">
+      <w:hyperlink w:anchor="_Toc228488483" w:history="1">
         <w:r>
           <w:rPr>
             <w:rStyle w:val="Hyperlink"/>
@@ -2043,7 +2071,7 @@
             <w:noProof/>
             <w:webHidden/>
           </w:rPr>
-          <w:instrText xml:space="preserve"> PAGEREF _Toc228482948 \h </w:instrText>
+          <w:instrText xml:space="preserve"> PAGEREF _Toc228488483 \h </w:instrText>
         </w:r>
         <w:r>
           <w:rPr>
@@ -2085,12 +2113,13 @@
           <w:b w:val="0"/>
           <w:bCs w:val="0"/>
           <w:noProof/>
+          <w:kern w:val="2"/>
           <w:sz w:val="24"/>
           <w:szCs w:val="24"/>
           <w14:ligatures w14:val="standardContextual"/>
         </w:rPr>
       </w:pPr>
-      <w:hyperlink w:anchor="_Toc228482949" w:history="1">
+      <w:hyperlink w:anchor="_Toc228488484" w:history="1">
         <w:r>
           <w:rPr>
             <w:rStyle w:val="Hyperlink"/>
@@ -2117,7 +2146,7 @@
             <w:noProof/>
             <w:webHidden/>
           </w:rPr>
-          <w:instrText xml:space="preserve"> PAGEREF _Toc228482949 \h </w:instrText>
+          <w:instrText xml:space="preserve"> PAGEREF _Toc228488484 \h </w:instrText>
         </w:r>
         <w:r>
           <w:rPr>
@@ -2161,10 +2190,11 @@
           <w:i w:val="0"/>
           <w:iCs w:val="0"/>
           <w:noProof/>
+          <w:kern w:val="2"/>
           <w14:ligatures w14:val="standardContextual"/>
         </w:rPr>
       </w:pPr>
-      <w:hyperlink w:anchor="_Toc228482950" w:history="1">
+      <w:hyperlink w:anchor="_Toc228488485" w:history="1">
         <w:r>
           <w:rPr>
             <w:rStyle w:val="Hyperlink"/>
@@ -2191,7 +2221,7 @@
             <w:noProof/>
             <w:webHidden/>
           </w:rPr>
-          <w:instrText xml:space="preserve"> PAGEREF _Toc228482950 \h </w:instrText>
+          <w:instrText xml:space="preserve"> PAGEREF _Toc228488485 \h </w:instrText>
         </w:r>
         <w:r>
           <w:rPr>
@@ -2233,12 +2263,13 @@
           <w:b w:val="0"/>
           <w:bCs w:val="0"/>
           <w:noProof/>
+          <w:kern w:val="2"/>
           <w:sz w:val="24"/>
           <w:szCs w:val="24"/>
           <w14:ligatures w14:val="standardContextual"/>
         </w:rPr>
       </w:pPr>
-      <w:hyperlink w:anchor="_Toc228482951" w:history="1">
+      <w:hyperlink w:anchor="_Toc228488486" w:history="1">
         <w:r>
           <w:rPr>
             <w:rStyle w:val="Hyperlink"/>
@@ -2265,7 +2296,7 @@
             <w:noProof/>
             <w:webHidden/>
           </w:rPr>
-          <w:instrText xml:space="preserve"> PAGEREF _Toc228482951 \h </w:instrText>
+          <w:instrText xml:space="preserve"> PAGEREF _Toc228488486 \h </w:instrText>
         </w:r>
         <w:r>
           <w:rPr>
@@ -2305,12 +2336,13 @@
         <w:rPr>
           <w:rFonts w:asciiTheme="minorHAnsi" w:eastAsiaTheme="minorEastAsia" w:hAnsiTheme="minorHAnsi" w:cstheme="minorBidi"/>
           <w:noProof/>
+          <w:kern w:val="2"/>
           <w:sz w:val="24"/>
           <w:szCs w:val="24"/>
           <w14:ligatures w14:val="standardContextual"/>
         </w:rPr>
       </w:pPr>
-      <w:hyperlink w:anchor="_Toc228482952" w:history="1">
+      <w:hyperlink w:anchor="_Toc228488487" w:history="1">
         <w:r>
           <w:rPr>
             <w:rStyle w:val="Hyperlink"/>
@@ -2337,7 +2369,7 @@
             <w:noProof/>
             <w:webHidden/>
           </w:rPr>
-          <w:instrText xml:space="preserve"> PAGEREF _Toc228482952 \h </w:instrText>
+          <w:instrText xml:space="preserve"> PAGEREF _Toc228488487 \h </w:instrText>
         </w:r>
         <w:r>
           <w:rPr>
@@ -2377,12 +2409,13 @@
         <w:rPr>
           <w:rFonts w:asciiTheme="minorHAnsi" w:eastAsiaTheme="minorEastAsia" w:hAnsiTheme="minorHAnsi" w:cstheme="minorBidi"/>
           <w:noProof/>
+          <w:kern w:val="2"/>
           <w:sz w:val="24"/>
           <w:szCs w:val="24"/>
           <w14:ligatures w14:val="standardContextual"/>
         </w:rPr>
       </w:pPr>
-      <w:hyperlink w:anchor="_Toc228482953" w:history="1">
+      <w:hyperlink w:anchor="_Toc228488488" w:history="1">
         <w:r>
           <w:rPr>
             <w:rStyle w:val="Hyperlink"/>
@@ -2409,7 +2442,7 @@
             <w:noProof/>
             <w:webHidden/>
           </w:rPr>
-          <w:instrText xml:space="preserve"> PAGEREF _Toc228482953 \h </w:instrText>
+          <w:instrText xml:space="preserve"> PAGEREF _Toc228488488 \h </w:instrText>
         </w:r>
         <w:r>
           <w:rPr>
@@ -2449,12 +2482,13 @@
         <w:rPr>
           <w:rFonts w:asciiTheme="minorHAnsi" w:eastAsiaTheme="minorEastAsia" w:hAnsiTheme="minorHAnsi" w:cstheme="minorBidi"/>
           <w:noProof/>
+          <w:kern w:val="2"/>
           <w:sz w:val="24"/>
           <w:szCs w:val="24"/>
           <w14:ligatures w14:val="standardContextual"/>
         </w:rPr>
       </w:pPr>
-      <w:hyperlink w:anchor="_Toc228482954" w:history="1">
+      <w:hyperlink w:anchor="_Toc228488489" w:history="1">
         <w:r>
           <w:rPr>
             <w:rStyle w:val="Hyperlink"/>
@@ -2481,7 +2515,7 @@
             <w:noProof/>
             <w:webHidden/>
           </w:rPr>
-          <w:instrText xml:space="preserve"> PAGEREF _Toc228482954 \h </w:instrText>
+          <w:instrText xml:space="preserve"> PAGEREF _Toc228488489 \h </w:instrText>
         </w:r>
         <w:r>
           <w:rPr>
@@ -2521,12 +2555,13 @@
         <w:rPr>
           <w:rFonts w:asciiTheme="minorHAnsi" w:eastAsiaTheme="minorEastAsia" w:hAnsiTheme="minorHAnsi" w:cstheme="minorBidi"/>
           <w:noProof/>
+          <w:kern w:val="2"/>
           <w:sz w:val="24"/>
           <w:szCs w:val="24"/>
           <w14:ligatures w14:val="standardContextual"/>
         </w:rPr>
       </w:pPr>
-      <w:hyperlink w:anchor="_Toc228482955" w:history="1">
+      <w:hyperlink w:anchor="_Toc228488490" w:history="1">
         <w:r>
           <w:rPr>
             <w:rStyle w:val="Hyperlink"/>
@@ -2553,7 +2588,7 @@
             <w:noProof/>
             <w:webHidden/>
           </w:rPr>
-          <w:instrText xml:space="preserve"> PAGEREF _Toc228482955 \h </w:instrText>
+          <w:instrText xml:space="preserve"> PAGEREF _Toc228488490 \h </w:instrText>
         </w:r>
         <w:r>
           <w:rPr>
@@ -2595,12 +2630,13 @@
           <w:b w:val="0"/>
           <w:bCs w:val="0"/>
           <w:noProof/>
+          <w:kern w:val="2"/>
           <w:sz w:val="24"/>
           <w:szCs w:val="24"/>
           <w14:ligatures w14:val="standardContextual"/>
         </w:rPr>
       </w:pPr>
-      <w:hyperlink w:anchor="_Toc228482956" w:history="1">
+      <w:hyperlink w:anchor="_Toc228488491" w:history="1">
         <w:r>
           <w:rPr>
             <w:rStyle w:val="Hyperlink"/>
@@ -2627,7 +2663,7 @@
             <w:noProof/>
             <w:webHidden/>
           </w:rPr>
-          <w:instrText xml:space="preserve"> PAGEREF _Toc228482956 \h </w:instrText>
+          <w:instrText xml:space="preserve"> PAGEREF _Toc228488491 \h </w:instrText>
         </w:r>
         <w:r>
           <w:rPr>
@@ -2667,12 +2703,13 @@
         <w:rPr>
           <w:rFonts w:asciiTheme="minorHAnsi" w:eastAsiaTheme="minorEastAsia" w:hAnsiTheme="minorHAnsi" w:cstheme="minorBidi"/>
           <w:noProof/>
+          <w:kern w:val="2"/>
           <w:sz w:val="24"/>
           <w:szCs w:val="24"/>
           <w14:ligatures w14:val="standardContextual"/>
         </w:rPr>
       </w:pPr>
-      <w:hyperlink w:anchor="_Toc228482957" w:history="1">
+      <w:hyperlink w:anchor="_Toc228488492" w:history="1">
         <w:r>
           <w:rPr>
             <w:rStyle w:val="Hyperlink"/>
@@ -2700,7 +2737,7 @@
             <w:noProof/>
             <w:webHidden/>
           </w:rPr>
-          <w:instrText xml:space="preserve"> PAGEREF _Toc228482957 \h </w:instrText>
+          <w:instrText xml:space="preserve"> PAGEREF _Toc228488492 \h </w:instrText>
         </w:r>
         <w:r>
           <w:rPr>
@@ -2742,12 +2779,13 @@
           <w:b w:val="0"/>
           <w:bCs w:val="0"/>
           <w:noProof/>
+          <w:kern w:val="2"/>
           <w:sz w:val="24"/>
           <w:szCs w:val="24"/>
           <w14:ligatures w14:val="standardContextual"/>
         </w:rPr>
       </w:pPr>
-      <w:hyperlink w:anchor="_Toc228482958" w:history="1">
+      <w:hyperlink w:anchor="_Toc228488493" w:history="1">
         <w:r>
           <w:rPr>
             <w:rStyle w:val="Hyperlink"/>
@@ -2774,7 +2812,7 @@
             <w:noProof/>
             <w:webHidden/>
           </w:rPr>
-          <w:instrText xml:space="preserve"> PAGEREF _Toc228482958 \h </w:instrText>
+          <w:instrText xml:space="preserve"> PAGEREF _Toc228488493 \h </w:instrText>
         </w:r>
         <w:r>
           <w:rPr>
@@ -2814,12 +2852,13 @@
         <w:rPr>
           <w:rFonts w:asciiTheme="minorHAnsi" w:eastAsiaTheme="minorEastAsia" w:hAnsiTheme="minorHAnsi" w:cstheme="minorBidi"/>
           <w:noProof/>
+          <w:kern w:val="2"/>
           <w:sz w:val="24"/>
           <w:szCs w:val="24"/>
           <w14:ligatures w14:val="standardContextual"/>
         </w:rPr>
       </w:pPr>
-      <w:hyperlink w:anchor="_Toc228482959" w:history="1">
+      <w:hyperlink w:anchor="_Toc228488494" w:history="1">
         <w:r>
           <w:rPr>
             <w:rStyle w:val="Hyperlink"/>
@@ -2846,7 +2885,7 @@
             <w:noProof/>
             <w:webHidden/>
           </w:rPr>
-          <w:instrText xml:space="preserve"> PAGEREF _Toc228482959 \h </w:instrText>
+          <w:instrText xml:space="preserve"> PAGEREF _Toc228488494 \h </w:instrText>
         </w:r>
         <w:r>
           <w:rPr>
@@ -2886,12 +2925,13 @@
         <w:rPr>
           <w:rFonts w:asciiTheme="minorHAnsi" w:eastAsiaTheme="minorEastAsia" w:hAnsiTheme="minorHAnsi" w:cstheme="minorBidi"/>
           <w:noProof/>
+          <w:kern w:val="2"/>
           <w:sz w:val="24"/>
           <w:szCs w:val="24"/>
           <w14:ligatures w14:val="standardContextual"/>
         </w:rPr>
       </w:pPr>
-      <w:hyperlink w:anchor="_Toc228482960" w:history="1">
+      <w:hyperlink w:anchor="_Toc228488495" w:history="1">
         <w:r>
           <w:rPr>
             <w:rStyle w:val="Hyperlink"/>
@@ -2918,7 +2958,7 @@
             <w:noProof/>
             <w:webHidden/>
           </w:rPr>
-          <w:instrText xml:space="preserve"> PAGEREF _Toc228482960 \h </w:instrText>
+          <w:instrText xml:space="preserve"> PAGEREF _Toc228488495 \h </w:instrText>
         </w:r>
         <w:r>
           <w:rPr>
@@ -2960,12 +3000,13 @@
           <w:b w:val="0"/>
           <w:bCs w:val="0"/>
           <w:noProof/>
+          <w:kern w:val="2"/>
           <w:sz w:val="24"/>
           <w:szCs w:val="24"/>
           <w14:ligatures w14:val="standardContextual"/>
         </w:rPr>
       </w:pPr>
-      <w:hyperlink w:anchor="_Toc228482961" w:history="1">
+      <w:hyperlink w:anchor="_Toc228488496" w:history="1">
         <w:r>
           <w:rPr>
             <w:rStyle w:val="Hyperlink"/>
@@ -2992,7 +3033,7 @@
             <w:noProof/>
             <w:webHidden/>
           </w:rPr>
-          <w:instrText xml:space="preserve"> PAGEREF _Toc228482961 \h </w:instrText>
+          <w:instrText xml:space="preserve"> PAGEREF _Toc228488496 \h </w:instrText>
         </w:r>
         <w:r>
           <w:rPr>
@@ -3032,12 +3073,13 @@
         <w:rPr>
           <w:rFonts w:asciiTheme="minorHAnsi" w:eastAsiaTheme="minorEastAsia" w:hAnsiTheme="minorHAnsi" w:cstheme="minorBidi"/>
           <w:noProof/>
+          <w:kern w:val="2"/>
           <w:sz w:val="24"/>
           <w:szCs w:val="24"/>
           <w14:ligatures w14:val="standardContextual"/>
         </w:rPr>
       </w:pPr>
-      <w:hyperlink w:anchor="_Toc228482962" w:history="1">
+      <w:hyperlink w:anchor="_Toc228488497" w:history="1">
         <w:r>
           <w:rPr>
             <w:rStyle w:val="Hyperlink"/>
@@ -3064,7 +3106,7 @@
             <w:noProof/>
             <w:webHidden/>
           </w:rPr>
-          <w:instrText xml:space="preserve"> PAGEREF _Toc228482962 \h </w:instrText>
+          <w:instrText xml:space="preserve"> PAGEREF _Toc228488497 \h </w:instrText>
         </w:r>
         <w:r>
           <w:rPr>
@@ -3104,12 +3146,13 @@
         <w:rPr>
           <w:rFonts w:asciiTheme="minorHAnsi" w:eastAsiaTheme="minorEastAsia" w:hAnsiTheme="minorHAnsi" w:cstheme="minorBidi"/>
           <w:noProof/>
+          <w:kern w:val="2"/>
           <w:sz w:val="24"/>
           <w:szCs w:val="24"/>
           <w14:ligatures w14:val="standardContextual"/>
         </w:rPr>
       </w:pPr>
-      <w:hyperlink w:anchor="_Toc228482963" w:history="1">
+      <w:hyperlink w:anchor="_Toc228488498" w:history="1">
         <w:r>
           <w:rPr>
             <w:rStyle w:val="Hyperlink"/>
@@ -3136,7 +3179,7 @@
             <w:noProof/>
             <w:webHidden/>
           </w:rPr>
-          <w:instrText xml:space="preserve"> PAGEREF _Toc228482963 \h </w:instrText>
+          <w:instrText xml:space="preserve"> PAGEREF _Toc228488498 \h </w:instrText>
         </w:r>
         <w:r>
           <w:rPr>
@@ -3176,12 +3219,13 @@
         <w:rPr>
           <w:rFonts w:asciiTheme="minorHAnsi" w:eastAsiaTheme="minorEastAsia" w:hAnsiTheme="minorHAnsi" w:cstheme="minorBidi"/>
           <w:noProof/>
+          <w:kern w:val="2"/>
           <w:sz w:val="24"/>
           <w:szCs w:val="24"/>
           <w14:ligatures w14:val="standardContextual"/>
         </w:rPr>
       </w:pPr>
-      <w:hyperlink w:anchor="_Toc228482964" w:history="1">
+      <w:hyperlink w:anchor="_Toc228488499" w:history="1">
         <w:r>
           <w:rPr>
             <w:rStyle w:val="Hyperlink"/>
@@ -3208,7 +3252,7 @@
             <w:noProof/>
             <w:webHidden/>
           </w:rPr>
-          <w:instrText xml:space="preserve"> PAGEREF _Toc228482964 \h </w:instrText>
+          <w:instrText xml:space="preserve"> PAGEREF _Toc228488499 \h </w:instrText>
         </w:r>
         <w:r>
           <w:rPr>
@@ -3248,12 +3292,13 @@
         <w:rPr>
           <w:rFonts w:asciiTheme="minorHAnsi" w:eastAsiaTheme="minorEastAsia" w:hAnsiTheme="minorHAnsi" w:cstheme="minorBidi"/>
           <w:noProof/>
+          <w:kern w:val="2"/>
           <w:sz w:val="24"/>
           <w:szCs w:val="24"/>
           <w14:ligatures w14:val="standardContextual"/>
         </w:rPr>
       </w:pPr>
-      <w:hyperlink w:anchor="_Toc228482965" w:history="1">
+      <w:hyperlink w:anchor="_Toc228488500" w:history="1">
         <w:r>
           <w:rPr>
             <w:rStyle w:val="Hyperlink"/>
@@ -3280,7 +3325,7 @@
             <w:noProof/>
             <w:webHidden/>
           </w:rPr>
-          <w:instrText xml:space="preserve"> PAGEREF _Toc228482965 \h </w:instrText>
+          <w:instrText xml:space="preserve"> PAGEREF _Toc228488500 \h </w:instrText>
         </w:r>
         <w:r>
           <w:rPr>
@@ -3322,12 +3367,13 @@
           <w:b w:val="0"/>
           <w:bCs w:val="0"/>
           <w:noProof/>
+          <w:kern w:val="2"/>
           <w:sz w:val="24"/>
           <w:szCs w:val="24"/>
           <w14:ligatures w14:val="standardContextual"/>
         </w:rPr>
       </w:pPr>
-      <w:hyperlink w:anchor="_Toc228482966" w:history="1">
+      <w:hyperlink w:anchor="_Toc228488501" w:history="1">
         <w:r>
           <w:rPr>
             <w:rStyle w:val="Hyperlink"/>
@@ -3354,7 +3400,7 @@
             <w:noProof/>
             <w:webHidden/>
           </w:rPr>
-          <w:instrText xml:space="preserve"> PAGEREF _Toc228482966 \h </w:instrText>
+          <w:instrText xml:space="preserve"> PAGEREF _Toc228488501 \h </w:instrText>
         </w:r>
         <w:r>
           <w:rPr>
@@ -3394,12 +3440,13 @@
         <w:rPr>
           <w:rFonts w:asciiTheme="minorHAnsi" w:eastAsiaTheme="minorEastAsia" w:hAnsiTheme="minorHAnsi" w:cstheme="minorBidi"/>
           <w:noProof/>
+          <w:kern w:val="2"/>
           <w:sz w:val="24"/>
           <w:szCs w:val="24"/>
           <w14:ligatures w14:val="standardContextual"/>
         </w:rPr>
       </w:pPr>
-      <w:hyperlink w:anchor="_Toc228482967" w:history="1">
+      <w:hyperlink w:anchor="_Toc228488502" w:history="1">
         <w:r>
           <w:rPr>
             <w:rStyle w:val="Hyperlink"/>
@@ -3426,7 +3473,7 @@
             <w:noProof/>
             <w:webHidden/>
           </w:rPr>
-          <w:instrText xml:space="preserve"> PAGEREF _Toc228482967 \h </w:instrText>
+          <w:instrText xml:space="preserve"> PAGEREF _Toc228488502 \h </w:instrText>
         </w:r>
         <w:r>
           <w:rPr>
@@ -3466,12 +3513,13 @@
         <w:rPr>
           <w:rFonts w:asciiTheme="minorHAnsi" w:eastAsiaTheme="minorEastAsia" w:hAnsiTheme="minorHAnsi" w:cstheme="minorBidi"/>
           <w:noProof/>
+          <w:kern w:val="2"/>
           <w:sz w:val="24"/>
           <w:szCs w:val="24"/>
           <w14:ligatures w14:val="standardContextual"/>
         </w:rPr>
       </w:pPr>
-      <w:hyperlink w:anchor="_Toc228482968" w:history="1">
+      <w:hyperlink w:anchor="_Toc228488503" w:history="1">
         <w:r>
           <w:rPr>
             <w:rStyle w:val="Hyperlink"/>
@@ -3499,7 +3547,7 @@
             <w:noProof/>
             <w:webHidden/>
           </w:rPr>
-          <w:instrText xml:space="preserve"> PAGEREF _Toc228482968 \h </w:instrText>
+          <w:instrText xml:space="preserve"> PAGEREF _Toc228488503 \h </w:instrText>
         </w:r>
         <w:r>
           <w:rPr>
@@ -3539,12 +3587,13 @@
         <w:rPr>
           <w:rFonts w:asciiTheme="minorHAnsi" w:eastAsiaTheme="minorEastAsia" w:hAnsiTheme="minorHAnsi" w:cstheme="minorBidi"/>
           <w:noProof/>
+          <w:kern w:val="2"/>
           <w:sz w:val="24"/>
           <w:szCs w:val="24"/>
           <w14:ligatures w14:val="standardContextual"/>
         </w:rPr>
       </w:pPr>
-      <w:hyperlink w:anchor="_Toc228482969" w:history="1">
+      <w:hyperlink w:anchor="_Toc228488504" w:history="1">
         <w:r>
           <w:rPr>
             <w:rStyle w:val="Hyperlink"/>
@@ -3571,7 +3620,7 @@
             <w:noProof/>
             <w:webHidden/>
           </w:rPr>
-          <w:instrText xml:space="preserve"> PAGEREF _Toc228482969 \h </w:instrText>
+          <w:instrText xml:space="preserve"> PAGEREF _Toc228488504 \h </w:instrText>
         </w:r>
         <w:r>
           <w:rPr>
@@ -3611,12 +3660,13 @@
         <w:rPr>
           <w:rFonts w:asciiTheme="minorHAnsi" w:eastAsiaTheme="minorEastAsia" w:hAnsiTheme="minorHAnsi" w:cstheme="minorBidi"/>
           <w:noProof/>
+          <w:kern w:val="2"/>
           <w:sz w:val="24"/>
           <w:szCs w:val="24"/>
           <w14:ligatures w14:val="standardContextual"/>
         </w:rPr>
       </w:pPr>
-      <w:hyperlink w:anchor="_Toc228482970" w:history="1">
+      <w:hyperlink w:anchor="_Toc228488505" w:history="1">
         <w:r>
           <w:rPr>
             <w:rStyle w:val="Hyperlink"/>
@@ -3643,7 +3693,7 @@
             <w:noProof/>
             <w:webHidden/>
           </w:rPr>
-          <w:instrText xml:space="preserve"> PAGEREF _Toc228482970 \h </w:instrText>
+          <w:instrText xml:space="preserve"> PAGEREF _Toc228488505 \h </w:instrText>
         </w:r>
         <w:r>
           <w:rPr>
@@ -3685,12 +3735,13 @@
           <w:b w:val="0"/>
           <w:bCs w:val="0"/>
           <w:noProof/>
+          <w:kern w:val="2"/>
           <w:sz w:val="24"/>
           <w:szCs w:val="24"/>
           <w14:ligatures w14:val="standardContextual"/>
         </w:rPr>
       </w:pPr>
-      <w:hyperlink w:anchor="_Toc228482971" w:history="1">
+      <w:hyperlink w:anchor="_Toc228488506" w:history="1">
         <w:r>
           <w:rPr>
             <w:rStyle w:val="Hyperlink"/>
@@ -3717,7 +3768,7 @@
             <w:noProof/>
             <w:webHidden/>
           </w:rPr>
-          <w:instrText xml:space="preserve"> PAGEREF _Toc228482971 \h </w:instrText>
+          <w:instrText xml:space="preserve"> PAGEREF _Toc228488506 \h </w:instrText>
         </w:r>
         <w:r>
           <w:rPr>
@@ -3757,12 +3808,13 @@
         <w:rPr>
           <w:rFonts w:asciiTheme="minorHAnsi" w:eastAsiaTheme="minorEastAsia" w:hAnsiTheme="minorHAnsi" w:cstheme="minorBidi"/>
           <w:noProof/>
+          <w:kern w:val="2"/>
           <w:sz w:val="24"/>
           <w:szCs w:val="24"/>
           <w14:ligatures w14:val="standardContextual"/>
         </w:rPr>
       </w:pPr>
-      <w:hyperlink w:anchor="_Toc228482972" w:history="1">
+      <w:hyperlink w:anchor="_Toc228488507" w:history="1">
         <w:r>
           <w:rPr>
             <w:rStyle w:val="Hyperlink"/>
@@ -3789,7 +3841,7 @@
             <w:noProof/>
             <w:webHidden/>
           </w:rPr>
-          <w:instrText xml:space="preserve"> PAGEREF _Toc228482972 \h </w:instrText>
+          <w:instrText xml:space="preserve"> PAGEREF _Toc228488507 \h </w:instrText>
         </w:r>
         <w:r>
           <w:rPr>
@@ -3829,16 +3881,18 @@
         <w:rPr>
           <w:rFonts w:asciiTheme="minorHAnsi" w:eastAsiaTheme="minorEastAsia" w:hAnsiTheme="minorHAnsi" w:cstheme="minorBidi"/>
           <w:noProof/>
+          <w:kern w:val="2"/>
           <w:sz w:val="24"/>
           <w:szCs w:val="24"/>
           <w14:ligatures w14:val="standardContextual"/>
         </w:rPr>
       </w:pPr>
-      <w:hyperlink w:anchor="_Toc228482973" w:history="1">
+      <w:hyperlink w:anchor="_Toc228488508" w:history="1">
         <w:r>
           <w:rPr>
             <w:rStyle w:val="Hyperlink"/>
             <w:noProof/>
+            <w:lang w:eastAsia="en-US"/>
           </w:rPr>
           <w:t>Observation</w:t>
         </w:r>
@@ -3861,7 +3915,7 @@
             <w:noProof/>
             <w:webHidden/>
           </w:rPr>
-          <w:instrText xml:space="preserve"> PAGEREF _Toc228482973 \h </w:instrText>
+          <w:instrText xml:space="preserve"> PAGEREF _Toc228488508 \h </w:instrText>
         </w:r>
         <w:r>
           <w:rPr>
@@ -3901,12 +3955,13 @@
         <w:rPr>
           <w:rFonts w:asciiTheme="minorHAnsi" w:eastAsiaTheme="minorEastAsia" w:hAnsiTheme="minorHAnsi" w:cstheme="minorBidi"/>
           <w:noProof/>
+          <w:kern w:val="2"/>
           <w:sz w:val="24"/>
           <w:szCs w:val="24"/>
           <w14:ligatures w14:val="standardContextual"/>
         </w:rPr>
       </w:pPr>
-      <w:hyperlink w:anchor="_Toc228482974" w:history="1">
+      <w:hyperlink w:anchor="_Toc228488509" w:history="1">
         <w:r>
           <w:rPr>
             <w:rStyle w:val="Hyperlink"/>
@@ -3933,7 +3988,7 @@
             <w:noProof/>
             <w:webHidden/>
           </w:rPr>
-          <w:instrText xml:space="preserve"> PAGEREF _Toc228482974 \h </w:instrText>
+          <w:instrText xml:space="preserve"> PAGEREF _Toc228488509 \h </w:instrText>
         </w:r>
         <w:r>
           <w:rPr>
@@ -3973,17 +4028,19 @@
         <w:rPr>
           <w:rFonts w:asciiTheme="minorHAnsi" w:eastAsiaTheme="minorEastAsia" w:hAnsiTheme="minorHAnsi" w:cstheme="minorBidi"/>
           <w:noProof/>
+          <w:kern w:val="2"/>
           <w:sz w:val="24"/>
           <w:szCs w:val="24"/>
           <w14:ligatures w14:val="standardContextual"/>
         </w:rPr>
       </w:pPr>
-      <w:hyperlink w:anchor="_Toc228482975" w:history="1">
+      <w:hyperlink w:anchor="_Toc228488510" w:history="1">
         <w:r>
           <w:rPr>
             <w:rStyle w:val="Hyperlink"/>
             <w:rFonts w:eastAsia="Aptos"/>
             <w:noProof/>
+            <w:lang w:eastAsia="en-US"/>
           </w:rPr>
           <w:t>Reference</w:t>
         </w:r>
@@ -4006,7 +4063,7 @@
             <w:noProof/>
             <w:webHidden/>
           </w:rPr>
-          <w:instrText xml:space="preserve"> PAGEREF _Toc228482975 \h </w:instrText>
+          <w:instrText xml:space="preserve"> PAGEREF _Toc228488510 \h </w:instrText>
         </w:r>
         <w:r>
           <w:rPr>
@@ -4046,12 +4103,13 @@
         <w:rPr>
           <w:rFonts w:asciiTheme="minorHAnsi" w:eastAsiaTheme="minorEastAsia" w:hAnsiTheme="minorHAnsi" w:cstheme="minorBidi"/>
           <w:noProof/>
+          <w:kern w:val="2"/>
           <w:sz w:val="24"/>
           <w:szCs w:val="24"/>
           <w14:ligatures w14:val="standardContextual"/>
         </w:rPr>
       </w:pPr>
-      <w:hyperlink w:anchor="_Toc228482976" w:history="1">
+      <w:hyperlink w:anchor="_Toc228488511" w:history="1">
         <w:r>
           <w:rPr>
             <w:rStyle w:val="Hyperlink"/>
@@ -4078,7 +4136,7 @@
             <w:noProof/>
             <w:webHidden/>
           </w:rPr>
-          <w:instrText xml:space="preserve"> PAGEREF _Toc228482976 \h </w:instrText>
+          <w:instrText xml:space="preserve"> PAGEREF _Toc228488511 \h </w:instrText>
         </w:r>
         <w:r>
           <w:rPr>
@@ -4118,12 +4176,13 @@
         <w:rPr>
           <w:rFonts w:asciiTheme="minorHAnsi" w:eastAsiaTheme="minorEastAsia" w:hAnsiTheme="minorHAnsi" w:cstheme="minorBidi"/>
           <w:noProof/>
+          <w:kern w:val="2"/>
           <w:sz w:val="24"/>
           <w:szCs w:val="24"/>
           <w14:ligatures w14:val="standardContextual"/>
         </w:rPr>
       </w:pPr>
-      <w:hyperlink w:anchor="_Toc228482977" w:history="1">
+      <w:hyperlink w:anchor="_Toc228488512" w:history="1">
         <w:r>
           <w:rPr>
             <w:rStyle w:val="Hyperlink"/>
@@ -4150,7 +4209,7 @@
             <w:noProof/>
             <w:webHidden/>
           </w:rPr>
-          <w:instrText xml:space="preserve"> PAGEREF _Toc228482977 \h </w:instrText>
+          <w:instrText xml:space="preserve"> PAGEREF _Toc228488512 \h </w:instrText>
         </w:r>
         <w:r>
           <w:rPr>
@@ -4190,12 +4249,13 @@
         <w:rPr>
           <w:rFonts w:asciiTheme="minorHAnsi" w:eastAsiaTheme="minorEastAsia" w:hAnsiTheme="minorHAnsi" w:cstheme="minorBidi"/>
           <w:noProof/>
+          <w:kern w:val="2"/>
           <w:sz w:val="24"/>
           <w:szCs w:val="24"/>
           <w14:ligatures w14:val="standardContextual"/>
         </w:rPr>
       </w:pPr>
-      <w:hyperlink w:anchor="_Toc228482978" w:history="1">
+      <w:hyperlink w:anchor="_Toc228488513" w:history="1">
         <w:r>
           <w:rPr>
             <w:rStyle w:val="Hyperlink"/>
@@ -4222,7 +4282,7 @@
             <w:noProof/>
             <w:webHidden/>
           </w:rPr>
-          <w:instrText xml:space="preserve"> PAGEREF _Toc228482978 \h </w:instrText>
+          <w:instrText xml:space="preserve"> PAGEREF _Toc228488513 \h </w:instrText>
         </w:r>
         <w:r>
           <w:rPr>
@@ -4262,12 +4322,13 @@
         <w:rPr>
           <w:rFonts w:asciiTheme="minorHAnsi" w:eastAsiaTheme="minorEastAsia" w:hAnsiTheme="minorHAnsi" w:cstheme="minorBidi"/>
           <w:noProof/>
+          <w:kern w:val="2"/>
           <w:sz w:val="24"/>
           <w:szCs w:val="24"/>
           <w14:ligatures w14:val="standardContextual"/>
         </w:rPr>
       </w:pPr>
-      <w:hyperlink w:anchor="_Toc228482979" w:history="1">
+      <w:hyperlink w:anchor="_Toc228488514" w:history="1">
         <w:r>
           <w:rPr>
             <w:rStyle w:val="Hyperlink"/>
@@ -4294,7 +4355,7 @@
             <w:noProof/>
             <w:webHidden/>
           </w:rPr>
-          <w:instrText xml:space="preserve"> PAGEREF _Toc228482979 \h </w:instrText>
+          <w:instrText xml:space="preserve"> PAGEREF _Toc228488514 \h </w:instrText>
         </w:r>
         <w:r>
           <w:rPr>
@@ -4336,12 +4397,13 @@
           <w:b w:val="0"/>
           <w:bCs w:val="0"/>
           <w:noProof/>
+          <w:kern w:val="2"/>
           <w:sz w:val="24"/>
           <w:szCs w:val="24"/>
           <w14:ligatures w14:val="standardContextual"/>
         </w:rPr>
       </w:pPr>
-      <w:hyperlink w:anchor="_Toc228482980" w:history="1">
+      <w:hyperlink w:anchor="_Toc228488515" w:history="1">
         <w:r>
           <w:rPr>
             <w:rStyle w:val="Hyperlink"/>
@@ -4368,7 +4430,7 @@
             <w:noProof/>
             <w:webHidden/>
           </w:rPr>
-          <w:instrText xml:space="preserve"> PAGEREF _Toc228482980 \h </w:instrText>
+          <w:instrText xml:space="preserve"> PAGEREF _Toc228488515 \h </w:instrText>
         </w:r>
         <w:r>
           <w:rPr>
@@ -4408,12 +4470,13 @@
         <w:rPr>
           <w:rFonts w:asciiTheme="minorHAnsi" w:eastAsiaTheme="minorEastAsia" w:hAnsiTheme="minorHAnsi" w:cstheme="minorBidi"/>
           <w:noProof/>
+          <w:kern w:val="2"/>
           <w:sz w:val="24"/>
           <w:szCs w:val="24"/>
           <w14:ligatures w14:val="standardContextual"/>
         </w:rPr>
       </w:pPr>
-      <w:hyperlink w:anchor="_Toc228482981" w:history="1">
+      <w:hyperlink w:anchor="_Toc228488516" w:history="1">
         <w:r>
           <w:rPr>
             <w:rStyle w:val="Hyperlink"/>
@@ -4440,7 +4503,7 @@
             <w:noProof/>
             <w:webHidden/>
           </w:rPr>
-          <w:instrText xml:space="preserve"> PAGEREF _Toc228482981 \h </w:instrText>
+          <w:instrText xml:space="preserve"> PAGEREF _Toc228488516 \h </w:instrText>
         </w:r>
         <w:r>
           <w:rPr>
@@ -4480,12 +4543,13 @@
         <w:rPr>
           <w:rFonts w:asciiTheme="minorHAnsi" w:eastAsiaTheme="minorEastAsia" w:hAnsiTheme="minorHAnsi" w:cstheme="minorBidi"/>
           <w:noProof/>
+          <w:kern w:val="2"/>
           <w:sz w:val="24"/>
           <w:szCs w:val="24"/>
           <w14:ligatures w14:val="standardContextual"/>
         </w:rPr>
       </w:pPr>
-      <w:hyperlink w:anchor="_Toc228482982" w:history="1">
+      <w:hyperlink w:anchor="_Toc228488517" w:history="1">
         <w:r>
           <w:rPr>
             <w:rStyle w:val="Hyperlink"/>
@@ -4512,7 +4576,7 @@
             <w:noProof/>
             <w:webHidden/>
           </w:rPr>
-          <w:instrText xml:space="preserve"> PAGEREF _Toc228482982 \h </w:instrText>
+          <w:instrText xml:space="preserve"> PAGEREF _Toc228488517 \h </w:instrText>
         </w:r>
         <w:r>
           <w:rPr>
@@ -4552,12 +4616,13 @@
         <w:rPr>
           <w:rFonts w:asciiTheme="minorHAnsi" w:eastAsiaTheme="minorEastAsia" w:hAnsiTheme="minorHAnsi" w:cstheme="minorBidi"/>
           <w:noProof/>
+          <w:kern w:val="2"/>
           <w:sz w:val="24"/>
           <w:szCs w:val="24"/>
           <w14:ligatures w14:val="standardContextual"/>
         </w:rPr>
       </w:pPr>
-      <w:hyperlink w:anchor="_Toc228482983" w:history="1">
+      <w:hyperlink w:anchor="_Toc228488518" w:history="1">
         <w:r>
           <w:rPr>
             <w:rStyle w:val="Hyperlink"/>
@@ -4584,7 +4649,7 @@
             <w:noProof/>
             <w:webHidden/>
           </w:rPr>
-          <w:instrText xml:space="preserve"> PAGEREF _Toc228482983 \h </w:instrText>
+          <w:instrText xml:space="preserve"> PAGEREF _Toc228488518 \h </w:instrText>
         </w:r>
         <w:r>
           <w:rPr>
@@ -4624,12 +4689,13 @@
         <w:rPr>
           <w:rFonts w:asciiTheme="minorHAnsi" w:eastAsiaTheme="minorEastAsia" w:hAnsiTheme="minorHAnsi" w:cstheme="minorBidi"/>
           <w:noProof/>
+          <w:kern w:val="2"/>
           <w:sz w:val="24"/>
           <w:szCs w:val="24"/>
           <w14:ligatures w14:val="standardContextual"/>
         </w:rPr>
       </w:pPr>
-      <w:hyperlink w:anchor="_Toc228482984" w:history="1">
+      <w:hyperlink w:anchor="_Toc228488519" w:history="1">
         <w:r>
           <w:rPr>
             <w:rStyle w:val="Hyperlink"/>
@@ -4656,7 +4722,7 @@
             <w:noProof/>
             <w:webHidden/>
           </w:rPr>
-          <w:instrText xml:space="preserve"> PAGEREF _Toc228482984 \h </w:instrText>
+          <w:instrText xml:space="preserve"> PAGEREF _Toc228488519 \h </w:instrText>
         </w:r>
         <w:r>
           <w:rPr>
@@ -4696,12 +4762,13 @@
         <w:rPr>
           <w:rFonts w:asciiTheme="minorHAnsi" w:eastAsiaTheme="minorEastAsia" w:hAnsiTheme="minorHAnsi" w:cstheme="minorBidi"/>
           <w:noProof/>
+          <w:kern w:val="2"/>
           <w:sz w:val="24"/>
           <w:szCs w:val="24"/>
           <w14:ligatures w14:val="standardContextual"/>
         </w:rPr>
       </w:pPr>
-      <w:hyperlink w:anchor="_Toc228482985" w:history="1">
+      <w:hyperlink w:anchor="_Toc228488520" w:history="1">
         <w:r>
           <w:rPr>
             <w:rStyle w:val="Hyperlink"/>
@@ -4728,7 +4795,7 @@
             <w:noProof/>
             <w:webHidden/>
           </w:rPr>
-          <w:instrText xml:space="preserve"> PAGEREF _Toc228482985 \h </w:instrText>
+          <w:instrText xml:space="preserve"> PAGEREF _Toc228488520 \h </w:instrText>
         </w:r>
         <w:r>
           <w:rPr>
@@ -4770,12 +4837,13 @@
           <w:b w:val="0"/>
           <w:bCs w:val="0"/>
           <w:noProof/>
+          <w:kern w:val="2"/>
           <w:sz w:val="24"/>
           <w:szCs w:val="24"/>
           <w14:ligatures w14:val="standardContextual"/>
         </w:rPr>
       </w:pPr>
-      <w:hyperlink w:anchor="_Toc228482986" w:history="1">
+      <w:hyperlink w:anchor="_Toc228488521" w:history="1">
         <w:r>
           <w:rPr>
             <w:rStyle w:val="Hyperlink"/>
@@ -4802,7 +4870,7 @@
             <w:noProof/>
             <w:webHidden/>
           </w:rPr>
-          <w:instrText xml:space="preserve"> PAGEREF _Toc228482986 \h </w:instrText>
+          <w:instrText xml:space="preserve"> PAGEREF _Toc228488521 \h </w:instrText>
         </w:r>
         <w:r>
           <w:rPr>
@@ -4842,12 +4910,13 @@
         <w:rPr>
           <w:rFonts w:asciiTheme="minorHAnsi" w:eastAsiaTheme="minorEastAsia" w:hAnsiTheme="minorHAnsi" w:cstheme="minorBidi"/>
           <w:noProof/>
+          <w:kern w:val="2"/>
           <w:sz w:val="24"/>
           <w:szCs w:val="24"/>
           <w14:ligatures w14:val="standardContextual"/>
         </w:rPr>
       </w:pPr>
-      <w:hyperlink w:anchor="_Toc228482987" w:history="1">
+      <w:hyperlink w:anchor="_Toc228488522" w:history="1">
         <w:r>
           <w:rPr>
             <w:rStyle w:val="Hyperlink"/>
@@ -4874,7 +4943,7 @@
             <w:noProof/>
             <w:webHidden/>
           </w:rPr>
-          <w:instrText xml:space="preserve"> PAGEREF _Toc228482987 \h </w:instrText>
+          <w:instrText xml:space="preserve"> PAGEREF _Toc228488522 \h </w:instrText>
         </w:r>
         <w:r>
           <w:rPr>
@@ -4914,12 +4983,13 @@
         <w:rPr>
           <w:rFonts w:asciiTheme="minorHAnsi" w:eastAsiaTheme="minorEastAsia" w:hAnsiTheme="minorHAnsi" w:cstheme="minorBidi"/>
           <w:noProof/>
+          <w:kern w:val="2"/>
           <w:sz w:val="24"/>
           <w:szCs w:val="24"/>
           <w14:ligatures w14:val="standardContextual"/>
         </w:rPr>
       </w:pPr>
-      <w:hyperlink w:anchor="_Toc228482988" w:history="1">
+      <w:hyperlink w:anchor="_Toc228488523" w:history="1">
         <w:r>
           <w:rPr>
             <w:rStyle w:val="Hyperlink"/>
@@ -4946,7 +5016,7 @@
             <w:noProof/>
             <w:webHidden/>
           </w:rPr>
-          <w:instrText xml:space="preserve"> PAGEREF _Toc228482988 \h </w:instrText>
+          <w:instrText xml:space="preserve"> PAGEREF _Toc228488523 \h </w:instrText>
         </w:r>
         <w:r>
           <w:rPr>
@@ -4986,12 +5056,13 @@
         <w:rPr>
           <w:rFonts w:asciiTheme="minorHAnsi" w:eastAsiaTheme="minorEastAsia" w:hAnsiTheme="minorHAnsi" w:cstheme="minorBidi"/>
           <w:noProof/>
+          <w:kern w:val="2"/>
           <w:sz w:val="24"/>
           <w:szCs w:val="24"/>
           <w14:ligatures w14:val="standardContextual"/>
         </w:rPr>
       </w:pPr>
-      <w:hyperlink w:anchor="_Toc228482989" w:history="1">
+      <w:hyperlink w:anchor="_Toc228488524" w:history="1">
         <w:r>
           <w:rPr>
             <w:rStyle w:val="Hyperlink"/>
@@ -5018,7 +5089,7 @@
             <w:noProof/>
             <w:webHidden/>
           </w:rPr>
-          <w:instrText xml:space="preserve"> PAGEREF _Toc228482989 \h </w:instrText>
+          <w:instrText xml:space="preserve"> PAGEREF _Toc228488524 \h </w:instrText>
         </w:r>
         <w:r>
           <w:rPr>
@@ -5058,12 +5129,13 @@
         <w:rPr>
           <w:rFonts w:asciiTheme="minorHAnsi" w:eastAsiaTheme="minorEastAsia" w:hAnsiTheme="minorHAnsi" w:cstheme="minorBidi"/>
           <w:noProof/>
+          <w:kern w:val="2"/>
           <w:sz w:val="24"/>
           <w:szCs w:val="24"/>
           <w14:ligatures w14:val="standardContextual"/>
         </w:rPr>
       </w:pPr>
-      <w:hyperlink w:anchor="_Toc228482990" w:history="1">
+      <w:hyperlink w:anchor="_Toc228488525" w:history="1">
         <w:r>
           <w:rPr>
             <w:rStyle w:val="Hyperlink"/>
@@ -5090,7 +5162,7 @@
             <w:noProof/>
             <w:webHidden/>
           </w:rPr>
-          <w:instrText xml:space="preserve"> PAGEREF _Toc228482990 \h </w:instrText>
+          <w:instrText xml:space="preserve"> PAGEREF _Toc228488525 \h </w:instrText>
         </w:r>
         <w:r>
           <w:rPr>
@@ -5130,12 +5202,13 @@
         <w:rPr>
           <w:rFonts w:asciiTheme="minorHAnsi" w:eastAsiaTheme="minorEastAsia" w:hAnsiTheme="minorHAnsi" w:cstheme="minorBidi"/>
           <w:noProof/>
+          <w:kern w:val="2"/>
           <w:sz w:val="24"/>
           <w:szCs w:val="24"/>
           <w14:ligatures w14:val="standardContextual"/>
         </w:rPr>
       </w:pPr>
-      <w:hyperlink w:anchor="_Toc228482991" w:history="1">
+      <w:hyperlink w:anchor="_Toc228488526" w:history="1">
         <w:r>
           <w:rPr>
             <w:rStyle w:val="Hyperlink"/>
@@ -5162,7 +5235,7 @@
             <w:noProof/>
             <w:webHidden/>
           </w:rPr>
-          <w:instrText xml:space="preserve"> PAGEREF _Toc228482991 \h </w:instrText>
+          <w:instrText xml:space="preserve"> PAGEREF _Toc228488526 \h </w:instrText>
         </w:r>
         <w:r>
           <w:rPr>
@@ -5202,12 +5275,13 @@
         <w:rPr>
           <w:rFonts w:asciiTheme="minorHAnsi" w:eastAsiaTheme="minorEastAsia" w:hAnsiTheme="minorHAnsi" w:cstheme="minorBidi"/>
           <w:noProof/>
+          <w:kern w:val="2"/>
           <w:sz w:val="24"/>
           <w:szCs w:val="24"/>
           <w14:ligatures w14:val="standardContextual"/>
         </w:rPr>
       </w:pPr>
-      <w:hyperlink w:anchor="_Toc228482992" w:history="1">
+      <w:hyperlink w:anchor="_Toc228488527" w:history="1">
         <w:r>
           <w:rPr>
             <w:rStyle w:val="Hyperlink"/>
@@ -5234,7 +5308,7 @@
             <w:noProof/>
             <w:webHidden/>
           </w:rPr>
-          <w:instrText xml:space="preserve"> PAGEREF _Toc228482992 \h </w:instrText>
+          <w:instrText xml:space="preserve"> PAGEREF _Toc228488527 \h </w:instrText>
         </w:r>
         <w:r>
           <w:rPr>
@@ -5274,12 +5348,13 @@
         <w:rPr>
           <w:rFonts w:asciiTheme="minorHAnsi" w:eastAsiaTheme="minorEastAsia" w:hAnsiTheme="minorHAnsi" w:cstheme="minorBidi"/>
           <w:noProof/>
+          <w:kern w:val="2"/>
           <w:sz w:val="24"/>
           <w:szCs w:val="24"/>
           <w14:ligatures w14:val="standardContextual"/>
         </w:rPr>
       </w:pPr>
-      <w:hyperlink w:anchor="_Toc228482993" w:history="1">
+      <w:hyperlink w:anchor="_Toc228488528" w:history="1">
         <w:r>
           <w:rPr>
             <w:rStyle w:val="Hyperlink"/>
@@ -5306,7 +5381,7 @@
             <w:noProof/>
             <w:webHidden/>
           </w:rPr>
-          <w:instrText xml:space="preserve"> PAGEREF _Toc228482993 \h </w:instrText>
+          <w:instrText xml:space="preserve"> PAGEREF _Toc228488528 \h </w:instrText>
         </w:r>
         <w:r>
           <w:rPr>
@@ -5350,10 +5425,11 @@
           <w:i w:val="0"/>
           <w:iCs w:val="0"/>
           <w:noProof/>
+          <w:kern w:val="2"/>
           <w14:ligatures w14:val="standardContextual"/>
         </w:rPr>
       </w:pPr>
-      <w:hyperlink w:anchor="_Toc228482994" w:history="1">
+      <w:hyperlink w:anchor="_Toc228488529" w:history="1">
         <w:r>
           <w:rPr>
             <w:rStyle w:val="Hyperlink"/>
@@ -5380,7 +5456,7 @@
             <w:noProof/>
             <w:webHidden/>
           </w:rPr>
-          <w:instrText xml:space="preserve"> PAGEREF _Toc228482994 \h </w:instrText>
+          <w:instrText xml:space="preserve"> PAGEREF _Toc228488529 \h </w:instrText>
         </w:r>
         <w:r>
           <w:rPr>
@@ -5420,12 +5496,13 @@
         <w:rPr>
           <w:rFonts w:asciiTheme="minorHAnsi" w:eastAsiaTheme="minorEastAsia" w:hAnsiTheme="minorHAnsi" w:cstheme="minorBidi"/>
           <w:noProof/>
+          <w:kern w:val="2"/>
           <w:sz w:val="24"/>
           <w:szCs w:val="24"/>
           <w14:ligatures w14:val="standardContextual"/>
         </w:rPr>
       </w:pPr>
-      <w:hyperlink w:anchor="_Toc228482995" w:history="1">
+      <w:hyperlink w:anchor="_Toc228488530" w:history="1">
         <w:r>
           <w:rPr>
             <w:rStyle w:val="Hyperlink"/>
@@ -5452,7 +5529,7 @@
             <w:noProof/>
             <w:webHidden/>
           </w:rPr>
-          <w:instrText xml:space="preserve"> PAGEREF _Toc228482995 \h </w:instrText>
+          <w:instrText xml:space="preserve"> PAGEREF _Toc228488530 \h </w:instrText>
         </w:r>
         <w:r>
           <w:rPr>
@@ -5492,12 +5569,13 @@
         <w:rPr>
           <w:rFonts w:asciiTheme="minorHAnsi" w:eastAsiaTheme="minorEastAsia" w:hAnsiTheme="minorHAnsi" w:cstheme="minorBidi"/>
           <w:noProof/>
+          <w:kern w:val="2"/>
           <w:sz w:val="24"/>
           <w:szCs w:val="24"/>
           <w14:ligatures w14:val="standardContextual"/>
         </w:rPr>
       </w:pPr>
-      <w:hyperlink w:anchor="_Toc228482996" w:history="1">
+      <w:hyperlink w:anchor="_Toc228488531" w:history="1">
         <w:r>
           <w:rPr>
             <w:rStyle w:val="Hyperlink"/>
@@ -5524,7 +5602,7 @@
             <w:noProof/>
             <w:webHidden/>
           </w:rPr>
-          <w:instrText xml:space="preserve"> PAGEREF _Toc228482996 \h </w:instrText>
+          <w:instrText xml:space="preserve"> PAGEREF _Toc228488531 \h </w:instrText>
         </w:r>
         <w:r>
           <w:rPr>
@@ -5566,12 +5644,13 @@
           <w:b w:val="0"/>
           <w:bCs w:val="0"/>
           <w:noProof/>
+          <w:kern w:val="2"/>
           <w:sz w:val="24"/>
           <w:szCs w:val="24"/>
           <w14:ligatures w14:val="standardContextual"/>
         </w:rPr>
       </w:pPr>
-      <w:hyperlink w:anchor="_Toc228482997" w:history="1">
+      <w:hyperlink w:anchor="_Toc228488532" w:history="1">
         <w:r>
           <w:rPr>
             <w:rStyle w:val="Hyperlink"/>
@@ -5598,7 +5677,7 @@
             <w:noProof/>
             <w:webHidden/>
           </w:rPr>
-          <w:instrText xml:space="preserve"> PAGEREF _Toc228482997 \h </w:instrText>
+          <w:instrText xml:space="preserve"> PAGEREF _Toc228488532 \h </w:instrText>
         </w:r>
         <w:r>
           <w:rPr>
@@ -5638,12 +5717,13 @@
         <w:rPr>
           <w:rFonts w:asciiTheme="minorHAnsi" w:eastAsiaTheme="minorEastAsia" w:hAnsiTheme="minorHAnsi" w:cstheme="minorBidi"/>
           <w:noProof/>
+          <w:kern w:val="2"/>
           <w:sz w:val="24"/>
           <w:szCs w:val="24"/>
           <w14:ligatures w14:val="standardContextual"/>
         </w:rPr>
       </w:pPr>
-      <w:hyperlink w:anchor="_Toc228482998" w:history="1">
+      <w:hyperlink w:anchor="_Toc228488533" w:history="1">
         <w:r>
           <w:rPr>
             <w:rStyle w:val="Hyperlink"/>
@@ -5670,7 +5750,7 @@
             <w:noProof/>
             <w:webHidden/>
           </w:rPr>
-          <w:instrText xml:space="preserve"> PAGEREF _Toc228482998 \h </w:instrText>
+          <w:instrText xml:space="preserve"> PAGEREF _Toc228488533 \h </w:instrText>
         </w:r>
         <w:r>
           <w:rPr>
@@ -5710,12 +5790,13 @@
         <w:rPr>
           <w:rFonts w:asciiTheme="minorHAnsi" w:eastAsiaTheme="minorEastAsia" w:hAnsiTheme="minorHAnsi" w:cstheme="minorBidi"/>
           <w:noProof/>
+          <w:kern w:val="2"/>
           <w:sz w:val="24"/>
           <w:szCs w:val="24"/>
           <w14:ligatures w14:val="standardContextual"/>
         </w:rPr>
       </w:pPr>
-      <w:hyperlink w:anchor="_Toc228482999" w:history="1">
+      <w:hyperlink w:anchor="_Toc228488534" w:history="1">
         <w:r>
           <w:rPr>
             <w:rStyle w:val="Hyperlink"/>
@@ -5742,7 +5823,7 @@
             <w:noProof/>
             <w:webHidden/>
           </w:rPr>
-          <w:instrText xml:space="preserve"> PAGEREF _Toc228482999 \h </w:instrText>
+          <w:instrText xml:space="preserve"> PAGEREF _Toc228488534 \h </w:instrText>
         </w:r>
         <w:r>
           <w:rPr>
@@ -5784,12 +5865,13 @@
           <w:b w:val="0"/>
           <w:bCs w:val="0"/>
           <w:noProof/>
+          <w:kern w:val="2"/>
           <w:sz w:val="24"/>
           <w:szCs w:val="24"/>
           <w14:ligatures w14:val="standardContextual"/>
         </w:rPr>
       </w:pPr>
-      <w:hyperlink w:anchor="_Toc228483000" w:history="1">
+      <w:hyperlink w:anchor="_Toc228488535" w:history="1">
         <w:r>
           <w:rPr>
             <w:rStyle w:val="Hyperlink"/>
@@ -5817,7 +5899,7 @@
             <w:noProof/>
             <w:webHidden/>
           </w:rPr>
-          <w:instrText xml:space="preserve"> PAGEREF _Toc228483000 \h </w:instrText>
+          <w:instrText xml:space="preserve"> PAGEREF _Toc228488535 \h </w:instrText>
         </w:r>
         <w:r>
           <w:rPr>
@@ -5861,10 +5943,11 @@
           <w:i w:val="0"/>
           <w:iCs w:val="0"/>
           <w:noProof/>
+          <w:kern w:val="2"/>
           <w14:ligatures w14:val="standardContextual"/>
         </w:rPr>
       </w:pPr>
-      <w:hyperlink w:anchor="_Toc228483001" w:history="1">
+      <w:hyperlink w:anchor="_Toc228488536" w:history="1">
         <w:r>
           <w:rPr>
             <w:rStyle w:val="Hyperlink"/>
@@ -5891,7 +5974,7 @@
             <w:noProof/>
             <w:webHidden/>
           </w:rPr>
-          <w:instrText xml:space="preserve"> PAGEREF _Toc228483001 \h </w:instrText>
+          <w:instrText xml:space="preserve"> PAGEREF _Toc228488536 \h </w:instrText>
         </w:r>
         <w:r>
           <w:rPr>
@@ -5933,12 +6016,13 @@
           <w:b w:val="0"/>
           <w:bCs w:val="0"/>
           <w:noProof/>
+          <w:kern w:val="2"/>
           <w:sz w:val="24"/>
           <w:szCs w:val="24"/>
           <w14:ligatures w14:val="standardContextual"/>
         </w:rPr>
       </w:pPr>
-      <w:hyperlink w:anchor="_Toc228483002" w:history="1">
+      <w:hyperlink w:anchor="_Toc228488537" w:history="1">
         <w:r>
           <w:rPr>
             <w:rStyle w:val="Hyperlink"/>
@@ -5965,7 +6049,7 @@
             <w:noProof/>
             <w:webHidden/>
           </w:rPr>
-          <w:instrText xml:space="preserve"> PAGEREF _Toc228483002 \h </w:instrText>
+          <w:instrText xml:space="preserve"> PAGEREF _Toc228488537 \h </w:instrText>
         </w:r>
         <w:r>
           <w:rPr>
@@ -6007,12 +6091,13 @@
           <w:b w:val="0"/>
           <w:bCs w:val="0"/>
           <w:noProof/>
+          <w:kern w:val="2"/>
           <w:sz w:val="24"/>
           <w:szCs w:val="24"/>
           <w14:ligatures w14:val="standardContextual"/>
         </w:rPr>
       </w:pPr>
-      <w:hyperlink w:anchor="_Toc228483003" w:history="1">
+      <w:hyperlink w:anchor="_Toc228488538" w:history="1">
         <w:r>
           <w:rPr>
             <w:rStyle w:val="Hyperlink"/>
@@ -6039,7 +6124,7 @@
             <w:noProof/>
             <w:webHidden/>
           </w:rPr>
-          <w:instrText xml:space="preserve"> PAGEREF _Toc228483003 \h </w:instrText>
+          <w:instrText xml:space="preserve"> PAGEREF _Toc228488538 \h </w:instrText>
         </w:r>
         <w:r>
           <w:rPr>
@@ -6081,12 +6166,13 @@
           <w:b w:val="0"/>
           <w:bCs w:val="0"/>
           <w:noProof/>
+          <w:kern w:val="2"/>
           <w:sz w:val="24"/>
           <w:szCs w:val="24"/>
           <w14:ligatures w14:val="standardContextual"/>
         </w:rPr>
       </w:pPr>
-      <w:hyperlink w:anchor="_Toc228483004" w:history="1">
+      <w:hyperlink w:anchor="_Toc228488539" w:history="1">
         <w:r>
           <w:rPr>
             <w:rStyle w:val="Hyperlink"/>
@@ -6113,7 +6199,7 @@
             <w:noProof/>
             <w:webHidden/>
           </w:rPr>
-          <w:instrText xml:space="preserve"> PAGEREF _Toc228483004 \h </w:instrText>
+          <w:instrText xml:space="preserve"> PAGEREF _Toc228488539 \h </w:instrText>
         </w:r>
         <w:r>
           <w:rPr>
@@ -6155,12 +6241,13 @@
           <w:b w:val="0"/>
           <w:bCs w:val="0"/>
           <w:noProof/>
+          <w:kern w:val="2"/>
           <w:sz w:val="24"/>
           <w:szCs w:val="24"/>
           <w14:ligatures w14:val="standardContextual"/>
         </w:rPr>
       </w:pPr>
-      <w:hyperlink w:anchor="_Toc228483005" w:history="1">
+      <w:hyperlink w:anchor="_Toc228488540" w:history="1">
         <w:r>
           <w:rPr>
             <w:rStyle w:val="Hyperlink"/>
@@ -6187,7 +6274,7 @@
             <w:noProof/>
             <w:webHidden/>
           </w:rPr>
-          <w:instrText xml:space="preserve"> PAGEREF _Toc228483005 \h </w:instrText>
+          <w:instrText xml:space="preserve"> PAGEREF _Toc228488540 \h </w:instrText>
         </w:r>
         <w:r>
           <w:rPr>
@@ -6229,12 +6316,13 @@
           <w:b w:val="0"/>
           <w:bCs w:val="0"/>
           <w:noProof/>
+          <w:kern w:val="2"/>
           <w:sz w:val="24"/>
           <w:szCs w:val="24"/>
           <w14:ligatures w14:val="standardContextual"/>
         </w:rPr>
       </w:pPr>
-      <w:hyperlink w:anchor="_Toc228483006" w:history="1">
+      <w:hyperlink w:anchor="_Toc228488541" w:history="1">
         <w:r>
           <w:rPr>
             <w:rStyle w:val="Hyperlink"/>
@@ -6261,7 +6349,7 @@
             <w:noProof/>
             <w:webHidden/>
           </w:rPr>
-          <w:instrText xml:space="preserve"> PAGEREF _Toc228483006 \h </w:instrText>
+          <w:instrText xml:space="preserve"> PAGEREF _Toc228488541 \h </w:instrText>
         </w:r>
         <w:r>
           <w:rPr>
@@ -6303,12 +6391,13 @@
           <w:b w:val="0"/>
           <w:bCs w:val="0"/>
           <w:noProof/>
+          <w:kern w:val="2"/>
           <w:sz w:val="24"/>
           <w:szCs w:val="24"/>
           <w14:ligatures w14:val="standardContextual"/>
         </w:rPr>
       </w:pPr>
-      <w:hyperlink w:anchor="_Toc228483007" w:history="1">
+      <w:hyperlink w:anchor="_Toc228488542" w:history="1">
         <w:r>
           <w:rPr>
             <w:rStyle w:val="Hyperlink"/>
@@ -6336,7 +6425,7 @@
             <w:noProof/>
             <w:webHidden/>
           </w:rPr>
-          <w:instrText xml:space="preserve"> PAGEREF _Toc228483007 \h </w:instrText>
+          <w:instrText xml:space="preserve"> PAGEREF _Toc228488542 \h </w:instrText>
         </w:r>
         <w:r>
           <w:rPr>
@@ -6376,12 +6465,13 @@
         <w:rPr>
           <w:rFonts w:asciiTheme="minorHAnsi" w:eastAsiaTheme="minorEastAsia" w:hAnsiTheme="minorHAnsi" w:cstheme="minorBidi"/>
           <w:noProof/>
+          <w:kern w:val="2"/>
           <w:sz w:val="24"/>
           <w:szCs w:val="24"/>
           <w14:ligatures w14:val="standardContextual"/>
         </w:rPr>
       </w:pPr>
-      <w:hyperlink w:anchor="_Toc228483008" w:history="1">
+      <w:hyperlink w:anchor="_Toc228488543" w:history="1">
         <w:r>
           <w:rPr>
             <w:rStyle w:val="Hyperlink"/>
@@ -6408,7 +6498,7 @@
             <w:noProof/>
             <w:webHidden/>
           </w:rPr>
-          <w:instrText xml:space="preserve"> PAGEREF _Toc228483008 \h </w:instrText>
+          <w:instrText xml:space="preserve"> PAGEREF _Toc228488543 \h </w:instrText>
         </w:r>
         <w:r>
           <w:rPr>
@@ -6452,10 +6542,11 @@
           <w:i w:val="0"/>
           <w:iCs w:val="0"/>
           <w:noProof/>
+          <w:kern w:val="2"/>
           <w14:ligatures w14:val="standardContextual"/>
         </w:rPr>
       </w:pPr>
-      <w:hyperlink w:anchor="_Toc228483009" w:history="1">
+      <w:hyperlink w:anchor="_Toc228488544" w:history="1">
         <w:r>
           <w:rPr>
             <w:rStyle w:val="Hyperlink"/>
@@ -6483,7 +6574,7 @@
             <w:noProof/>
             <w:webHidden/>
           </w:rPr>
-          <w:instrText xml:space="preserve"> PAGEREF _Toc228483009 \h </w:instrText>
+          <w:instrText xml:space="preserve"> PAGEREF _Toc228488544 \h </w:instrText>
         </w:r>
         <w:r>
           <w:rPr>
@@ -6525,12 +6616,13 @@
           <w:b w:val="0"/>
           <w:bCs w:val="0"/>
           <w:noProof/>
+          <w:kern w:val="2"/>
           <w:sz w:val="24"/>
           <w:szCs w:val="24"/>
           <w14:ligatures w14:val="standardContextual"/>
         </w:rPr>
       </w:pPr>
-      <w:hyperlink w:anchor="_Toc228483010" w:history="1">
+      <w:hyperlink w:anchor="_Toc228488545" w:history="1">
         <w:r>
           <w:rPr>
             <w:rStyle w:val="Hyperlink"/>
@@ -6557,7 +6649,7 @@
             <w:noProof/>
             <w:webHidden/>
           </w:rPr>
-          <w:instrText xml:space="preserve"> PAGEREF _Toc228483010 \h </w:instrText>
+          <w:instrText xml:space="preserve"> PAGEREF _Toc228488545 \h </w:instrText>
         </w:r>
         <w:r>
           <w:rPr>
@@ -6599,12 +6691,13 @@
           <w:b w:val="0"/>
           <w:bCs w:val="0"/>
           <w:noProof/>
+          <w:kern w:val="2"/>
           <w:sz w:val="24"/>
           <w:szCs w:val="24"/>
           <w14:ligatures w14:val="standardContextual"/>
         </w:rPr>
       </w:pPr>
-      <w:hyperlink w:anchor="_Toc228483011" w:history="1">
+      <w:hyperlink w:anchor="_Toc228488546" w:history="1">
         <w:r>
           <w:rPr>
             <w:rStyle w:val="Hyperlink"/>
@@ -6632,7 +6725,7 @@
             <w:noProof/>
             <w:webHidden/>
           </w:rPr>
-          <w:instrText xml:space="preserve"> PAGEREF _Toc228483011 \h </w:instrText>
+          <w:instrText xml:space="preserve"> PAGEREF _Toc228488546 \h </w:instrText>
         </w:r>
         <w:r>
           <w:rPr>
@@ -6672,12 +6765,13 @@
         <w:rPr>
           <w:rFonts w:asciiTheme="minorHAnsi" w:eastAsiaTheme="minorEastAsia" w:hAnsiTheme="minorHAnsi" w:cstheme="minorBidi"/>
           <w:noProof/>
+          <w:kern w:val="2"/>
           <w:sz w:val="24"/>
           <w:szCs w:val="24"/>
           <w14:ligatures w14:val="standardContextual"/>
         </w:rPr>
       </w:pPr>
-      <w:hyperlink w:anchor="_Toc228483012" w:history="1">
+      <w:hyperlink w:anchor="_Toc228488547" w:history="1">
         <w:r>
           <w:rPr>
             <w:rStyle w:val="Hyperlink"/>
@@ -6704,7 +6798,7 @@
             <w:noProof/>
             <w:webHidden/>
           </w:rPr>
-          <w:instrText xml:space="preserve"> PAGEREF _Toc228483012 \h </w:instrText>
+          <w:instrText xml:space="preserve"> PAGEREF _Toc228488547 \h </w:instrText>
         </w:r>
         <w:r>
           <w:rPr>
@@ -6744,12 +6838,13 @@
         <w:rPr>
           <w:rFonts w:asciiTheme="minorHAnsi" w:eastAsiaTheme="minorEastAsia" w:hAnsiTheme="minorHAnsi" w:cstheme="minorBidi"/>
           <w:noProof/>
+          <w:kern w:val="2"/>
           <w:sz w:val="24"/>
           <w:szCs w:val="24"/>
           <w14:ligatures w14:val="standardContextual"/>
         </w:rPr>
       </w:pPr>
-      <w:hyperlink w:anchor="_Toc228483013" w:history="1">
+      <w:hyperlink w:anchor="_Toc228488548" w:history="1">
         <w:r>
           <w:rPr>
             <w:rStyle w:val="Hyperlink"/>
@@ -6776,7 +6871,7 @@
             <w:noProof/>
             <w:webHidden/>
           </w:rPr>
-          <w:instrText xml:space="preserve"> PAGEREF _Toc228483013 \h </w:instrText>
+          <w:instrText xml:space="preserve"> PAGEREF _Toc228488548 \h </w:instrText>
         </w:r>
         <w:r>
           <w:rPr>
@@ -6816,12 +6911,13 @@
         <w:rPr>
           <w:rFonts w:asciiTheme="minorHAnsi" w:eastAsiaTheme="minorEastAsia" w:hAnsiTheme="minorHAnsi" w:cstheme="minorBidi"/>
           <w:noProof/>
+          <w:kern w:val="2"/>
           <w:sz w:val="24"/>
           <w:szCs w:val="24"/>
           <w14:ligatures w14:val="standardContextual"/>
         </w:rPr>
       </w:pPr>
-      <w:hyperlink w:anchor="_Toc228483014" w:history="1">
+      <w:hyperlink w:anchor="_Toc228488549" w:history="1">
         <w:r>
           <w:rPr>
             <w:rStyle w:val="Hyperlink"/>
@@ -6848,7 +6944,7 @@
             <w:noProof/>
             <w:webHidden/>
           </w:rPr>
-          <w:instrText xml:space="preserve"> PAGEREF _Toc228483014 \h </w:instrText>
+          <w:instrText xml:space="preserve"> PAGEREF _Toc228488549 \h </w:instrText>
         </w:r>
         <w:r>
           <w:rPr>
@@ -6888,12 +6984,13 @@
         <w:rPr>
           <w:rFonts w:asciiTheme="minorHAnsi" w:eastAsiaTheme="minorEastAsia" w:hAnsiTheme="minorHAnsi" w:cstheme="minorBidi"/>
           <w:noProof/>
+          <w:kern w:val="2"/>
           <w:sz w:val="24"/>
           <w:szCs w:val="24"/>
           <w14:ligatures w14:val="standardContextual"/>
         </w:rPr>
       </w:pPr>
-      <w:hyperlink w:anchor="_Toc228483015" w:history="1">
+      <w:hyperlink w:anchor="_Toc228488550" w:history="1">
         <w:r>
           <w:rPr>
             <w:rStyle w:val="Hyperlink"/>
@@ -6920,7 +7017,7 @@
             <w:noProof/>
             <w:webHidden/>
           </w:rPr>
-          <w:instrText xml:space="preserve"> PAGEREF _Toc228483015 \h </w:instrText>
+          <w:instrText xml:space="preserve"> PAGEREF _Toc228488550 \h </w:instrText>
         </w:r>
         <w:r>
           <w:rPr>
@@ -6960,18 +7057,33 @@
         <w:rPr>
           <w:rFonts w:asciiTheme="minorHAnsi" w:eastAsiaTheme="minorEastAsia" w:hAnsiTheme="minorHAnsi" w:cstheme="minorBidi"/>
           <w:noProof/>
+          <w:kern w:val="2"/>
           <w:sz w:val="24"/>
           <w:szCs w:val="24"/>
           <w14:ligatures w14:val="standardContextual"/>
         </w:rPr>
       </w:pPr>
-      <w:hyperlink w:anchor="_Toc228483016" w:history="1">
+      <w:hyperlink w:anchor="_Toc228488551" w:history="1">
         <w:r>
           <w:rPr>
             <w:rStyle w:val="Hyperlink"/>
             <w:noProof/>
           </w:rPr>
-          <w:t>Interview Questions</w:t>
+          <w:t>Interview Que</w:t>
+        </w:r>
+        <w:r>
+          <w:rPr>
+            <w:rStyle w:val="Hyperlink"/>
+            <w:noProof/>
+          </w:rPr>
+          <w:t>s</w:t>
+        </w:r>
+        <w:r>
+          <w:rPr>
+            <w:rStyle w:val="Hyperlink"/>
+            <w:noProof/>
+          </w:rPr>
+          <w:t>tions</w:t>
         </w:r>
         <w:r>
           <w:rPr>
@@ -6992,7 +7104,7 @@
             <w:noProof/>
             <w:webHidden/>
           </w:rPr>
-          <w:instrText xml:space="preserve"> PAGEREF _Toc228483016 \h </w:instrText>
+          <w:instrText xml:space="preserve"> PAGEREF _Toc228488551 \h </w:instrText>
         </w:r>
         <w:r>
           <w:rPr>
@@ -7042,7 +7154,7 @@
       <w:pPr>
         <w:pStyle w:val="Heading1"/>
       </w:pPr>
-      <w:bookmarkStart w:id="8" w:name="_Toc228482921"/>
+      <w:bookmarkStart w:id="8" w:name="_Toc228488456"/>
       <w:r>
         <w:t>Java Core Concepts</w:t>
       </w:r>
@@ -7549,7 +7661,7 @@
       <w:bookmarkStart w:id="14" w:name="_Toc228456215"/>
       <w:bookmarkStart w:id="15" w:name="_Toc228457062"/>
       <w:bookmarkStart w:id="16" w:name="_Toc228457137"/>
-      <w:bookmarkStart w:id="17" w:name="_Toc228482922"/>
+      <w:bookmarkStart w:id="17" w:name="_Toc228488457"/>
       <w:r>
         <w:rPr>
           <w:shd w:val="clear" w:color="auto" w:fill="FFFFFF"/>
@@ -7576,7 +7688,7 @@
       <w:bookmarkStart w:id="21" w:name="_Toc228455833"/>
       <w:bookmarkStart w:id="22" w:name="_Toc228455930"/>
       <w:bookmarkStart w:id="23" w:name="_Toc228456216"/>
-      <w:bookmarkStart w:id="24" w:name="_Toc228482923"/>
+      <w:bookmarkStart w:id="24" w:name="_Toc228488458"/>
       <w:r>
         <w:t>Instance Initialization Block</w:t>
       </w:r>
@@ -7666,7 +7778,7 @@
       <w:bookmarkStart w:id="28" w:name="_Toc228455834"/>
       <w:bookmarkStart w:id="29" w:name="_Toc228455931"/>
       <w:bookmarkStart w:id="30" w:name="_Toc228456217"/>
-      <w:bookmarkStart w:id="31" w:name="_Toc228482924"/>
+      <w:bookmarkStart w:id="31" w:name="_Toc228488459"/>
       <w:r>
         <w:t>Static Initialization Block</w:t>
       </w:r>
@@ -7780,7 +7892,7 @@
         <w:rPr>
           <w:noProof/>
         </w:rPr>
-        <w:pict w14:anchorId="2D9712DB">
+        <w:pict w14:anchorId="72D72E73">
           <v:rect id="_x0000_i1036" alt="" style="width:451.3pt;height:.05pt;mso-width-percent:0;mso-height-percent:0;mso-width-percent:0;mso-height-percent:0" o:hralign="center" o:hrstd="t" o:hr="t" fillcolor="#a0a0a0" stroked="f"/>
         </w:pict>
       </w:r>
@@ -7797,7 +7909,7 @@
       <w:bookmarkStart w:id="37" w:name="_Toc228456218"/>
       <w:bookmarkStart w:id="38" w:name="_Toc228457063"/>
       <w:bookmarkStart w:id="39" w:name="_Toc228457138"/>
-      <w:bookmarkStart w:id="40" w:name="_Toc228482925"/>
+      <w:bookmarkStart w:id="40" w:name="_Toc228488460"/>
       <w:r>
         <w:lastRenderedPageBreak/>
         <w:t>public static void main(String[] args</w:t>
@@ -8113,7 +8225,7 @@
         <w:rPr>
           <w:noProof/>
         </w:rPr>
-        <w:pict w14:anchorId="662F2566">
+        <w:pict w14:anchorId="527F7774">
           <v:rect id="_x0000_i1035" alt="" style="width:451.3pt;height:.05pt;mso-width-percent:0;mso-height-percent:0;mso-width-percent:0;mso-height-percent:0" o:hralign="center" o:hrstd="t" o:hr="t" fillcolor="#a0a0a0" stroked="f"/>
         </w:pict>
       </w:r>
@@ -8130,7 +8242,7 @@
       <w:bookmarkStart w:id="46" w:name="_Toc228456219"/>
       <w:bookmarkStart w:id="47" w:name="_Toc228457064"/>
       <w:bookmarkStart w:id="48" w:name="_Toc228457139"/>
-      <w:bookmarkStart w:id="49" w:name="_Toc228482926"/>
+      <w:bookmarkStart w:id="49" w:name="_Toc228488461"/>
       <w:r>
         <w:t>Java is pass-by-value</w:t>
       </w:r>
@@ -8576,7 +8688,7 @@
         <w:rPr>
           <w:noProof/>
         </w:rPr>
-        <w:pict w14:anchorId="51F84E8E">
+        <w:pict w14:anchorId="10BC5FAF">
           <v:rect id="_x0000_i1034" alt="" style="width:451.3pt;height:.05pt;mso-width-percent:0;mso-height-percent:0;mso-width-percent:0;mso-height-percent:0" o:hralign="center" o:hrstd="t" o:hr="t" fillcolor="#a0a0a0" stroked="f"/>
         </w:pict>
       </w:r>
@@ -8594,7 +8706,7 @@
       <w:bookmarkStart w:id="55" w:name="_Toc228456220"/>
       <w:bookmarkStart w:id="56" w:name="_Toc228457065"/>
       <w:bookmarkStart w:id="57" w:name="_Toc228457140"/>
-      <w:bookmarkStart w:id="58" w:name="_Toc228482927"/>
+      <w:bookmarkStart w:id="58" w:name="_Toc228488462"/>
       <w:r>
         <w:rPr>
           <w:rStyle w:val="HTMLCode"/>
@@ -8722,7 +8834,7 @@
       <w:bookmarkStart w:id="62" w:name="_Toc228455838"/>
       <w:bookmarkStart w:id="63" w:name="_Toc228455935"/>
       <w:bookmarkStart w:id="64" w:name="_Toc228456221"/>
-      <w:bookmarkStart w:id="65" w:name="_Toc228482928"/>
+      <w:bookmarkStart w:id="65" w:name="_Toc228488463"/>
       <w:r>
         <w:t>Why Override Both?</w:t>
       </w:r>
@@ -8918,7 +9030,7 @@
       <w:bookmarkStart w:id="69" w:name="_Toc228455839"/>
       <w:bookmarkStart w:id="70" w:name="_Toc228455936"/>
       <w:bookmarkStart w:id="71" w:name="_Toc228456222"/>
-      <w:bookmarkStart w:id="72" w:name="_Toc228482929"/>
+      <w:bookmarkStart w:id="72" w:name="_Toc228488464"/>
       <w:r>
         <w:t>Important Rules</w:t>
       </w:r>
@@ -9045,7 +9157,7 @@
         <w:rPr>
           <w:noProof/>
         </w:rPr>
-        <w:pict w14:anchorId="2574AD48">
+        <w:pict w14:anchorId="28EE4D44">
           <v:rect id="_x0000_i1033" alt="" style="width:451.3pt;height:.05pt;mso-width-percent:0;mso-height-percent:0;mso-width-percent:0;mso-height-percent:0" o:hralign="center" o:hrstd="t" o:hr="t" fillcolor="#a0a0a0" stroked="f"/>
         </w:pict>
       </w:r>
@@ -9067,7 +9179,7 @@
       <w:bookmarkStart w:id="78" w:name="_Toc228456223"/>
       <w:bookmarkStart w:id="79" w:name="_Toc228457066"/>
       <w:bookmarkStart w:id="80" w:name="_Toc228457141"/>
-      <w:bookmarkStart w:id="81" w:name="_Toc228482930"/>
+      <w:bookmarkStart w:id="81" w:name="_Toc228488465"/>
       <w:r>
         <w:rPr>
           <w:rStyle w:val="Strong"/>
@@ -9108,7 +9220,7 @@
       <w:bookmarkStart w:id="85" w:name="_Toc228455841"/>
       <w:bookmarkStart w:id="86" w:name="_Toc228455938"/>
       <w:bookmarkStart w:id="87" w:name="_Toc228456224"/>
-      <w:bookmarkStart w:id="88" w:name="_Toc228482931"/>
+      <w:bookmarkStart w:id="88" w:name="_Toc228488466"/>
       <w:r>
         <w:t>Serialization</w:t>
       </w:r>
@@ -9227,7 +9339,7 @@
       <w:bookmarkStart w:id="92" w:name="_Toc228455842"/>
       <w:bookmarkStart w:id="93" w:name="_Toc228455939"/>
       <w:bookmarkStart w:id="94" w:name="_Toc228456225"/>
-      <w:bookmarkStart w:id="95" w:name="_Toc228482932"/>
+      <w:bookmarkStart w:id="95" w:name="_Toc228488467"/>
       <w:r>
         <w:rPr>
           <w:rStyle w:val="Strong"/>
@@ -9272,7 +9384,7 @@
       <w:bookmarkStart w:id="99" w:name="_Toc228455843"/>
       <w:bookmarkStart w:id="100" w:name="_Toc228455940"/>
       <w:bookmarkStart w:id="101" w:name="_Toc228456226"/>
-      <w:bookmarkStart w:id="102" w:name="_Toc228482933"/>
+      <w:bookmarkStart w:id="102" w:name="_Toc228488468"/>
       <w:r>
         <w:rPr>
           <w:rStyle w:val="Strong"/>
@@ -9368,7 +9480,7 @@
       <w:bookmarkStart w:id="106" w:name="_Toc228455844"/>
       <w:bookmarkStart w:id="107" w:name="_Toc228455941"/>
       <w:bookmarkStart w:id="108" w:name="_Toc228456227"/>
-      <w:bookmarkStart w:id="109" w:name="_Toc228482934"/>
+      <w:bookmarkStart w:id="109" w:name="_Toc228488469"/>
       <w:r>
         <w:t xml:space="preserve">What is </w:t>
       </w:r>
@@ -9568,7 +9680,7 @@
       <w:bookmarkStart w:id="113" w:name="_Toc228455845"/>
       <w:bookmarkStart w:id="114" w:name="_Toc228455942"/>
       <w:bookmarkStart w:id="115" w:name="_Toc228456228"/>
-      <w:bookmarkStart w:id="116" w:name="_Toc228482935"/>
+      <w:bookmarkStart w:id="116" w:name="_Toc228488470"/>
       <w:r>
         <w:t>Serialization in Modern Frameworks (Spring Boot, REST, etc.)</w:t>
       </w:r>
@@ -10136,7 +10248,7 @@
         <w:rPr>
           <w:noProof/>
         </w:rPr>
-        <w:pict w14:anchorId="49EEDA94">
+        <w:pict w14:anchorId="6CBBE26C">
           <v:rect id="_x0000_i1032" alt="" style="width:451.3pt;height:.05pt;mso-width-percent:0;mso-height-percent:0;mso-width-percent:0;mso-height-percent:0" o:hralign="center" o:hrstd="t" o:hr="t" fillcolor="#a0a0a0" stroked="f"/>
         </w:pict>
       </w:r>
@@ -10153,7 +10265,7 @@
       <w:bookmarkStart w:id="122" w:name="_Toc228456229"/>
       <w:bookmarkStart w:id="123" w:name="_Toc228457067"/>
       <w:bookmarkStart w:id="124" w:name="_Toc228457142"/>
-      <w:bookmarkStart w:id="125" w:name="_Toc228482936"/>
+      <w:bookmarkStart w:id="125" w:name="_Toc228488471"/>
       <w:r>
         <w:t>Immutable Class?</w:t>
       </w:r>
@@ -10237,7 +10349,7 @@
       <w:bookmarkStart w:id="129" w:name="_Toc228455847"/>
       <w:bookmarkStart w:id="130" w:name="_Toc228455944"/>
       <w:bookmarkStart w:id="131" w:name="_Toc228456230"/>
-      <w:bookmarkStart w:id="132" w:name="_Toc228482937"/>
+      <w:bookmarkStart w:id="132" w:name="_Toc228488472"/>
       <w:r>
         <w:t>Rules to Create an Immutable Class</w:t>
       </w:r>
@@ -10421,7 +10533,7 @@
       <w:bookmarkStart w:id="136" w:name="_Toc228455848"/>
       <w:bookmarkStart w:id="137" w:name="_Toc228455945"/>
       <w:bookmarkStart w:id="138" w:name="_Toc228456231"/>
-      <w:bookmarkStart w:id="139" w:name="_Toc228482938"/>
+      <w:bookmarkStart w:id="139" w:name="_Toc228488473"/>
       <w:r>
         <w:t>Why Make a Class Immutable?</w:t>
       </w:r>
@@ -10787,7 +10899,7 @@
         <w:rPr>
           <w:noProof/>
         </w:rPr>
-        <w:pict w14:anchorId="637B395D">
+        <w:pict w14:anchorId="17508B2B">
           <v:rect id="_x0000_i1031" alt="" style="width:451.3pt;height:.05pt;mso-width-percent:0;mso-height-percent:0;mso-width-percent:0;mso-height-percent:0" o:hralign="center" o:hrstd="t" o:hr="t" fillcolor="#a0a0a0" stroked="f"/>
         </w:pict>
       </w:r>
@@ -10804,7 +10916,7 @@
       <w:bookmarkStart w:id="145" w:name="_Toc228456232"/>
       <w:bookmarkStart w:id="146" w:name="_Toc228457068"/>
       <w:bookmarkStart w:id="147" w:name="_Toc228457143"/>
-      <w:bookmarkStart w:id="148" w:name="_Toc228482939"/>
+      <w:bookmarkStart w:id="148" w:name="_Toc228488474"/>
       <w:r>
         <w:t>What is the String Pool?</w:t>
       </w:r>
@@ -10982,7 +11094,7 @@
       <w:bookmarkStart w:id="152" w:name="_Toc228455850"/>
       <w:bookmarkStart w:id="153" w:name="_Toc228455947"/>
       <w:bookmarkStart w:id="154" w:name="_Toc228456233"/>
-      <w:bookmarkStart w:id="155" w:name="_Toc228482940"/>
+      <w:bookmarkStart w:id="155" w:name="_Toc228488475"/>
       <w:r>
         <w:t>2. Why String Pool Exists?</w:t>
       </w:r>
@@ -11102,7 +11214,7 @@
       <w:bookmarkStart w:id="159" w:name="_Toc228455851"/>
       <w:bookmarkStart w:id="160" w:name="_Toc228455948"/>
       <w:bookmarkStart w:id="161" w:name="_Toc228456234"/>
-      <w:bookmarkStart w:id="162" w:name="_Toc228482941"/>
+      <w:bookmarkStart w:id="162" w:name="_Toc228488476"/>
       <w:r>
         <w:lastRenderedPageBreak/>
         <w:t>3. Example — String Pool Behavior</w:t>
@@ -11292,7 +11404,7 @@
       <w:bookmarkStart w:id="166" w:name="_Toc228455852"/>
       <w:bookmarkStart w:id="167" w:name="_Toc228455949"/>
       <w:bookmarkStart w:id="168" w:name="_Toc228456235"/>
-      <w:bookmarkStart w:id="169" w:name="_Toc228482942"/>
+      <w:bookmarkStart w:id="169" w:name="_Toc228488477"/>
       <w:r>
         <w:t>String Interning</w:t>
       </w:r>
@@ -11438,7 +11550,7 @@
       <w:bookmarkStart w:id="173" w:name="_Toc228455853"/>
       <w:bookmarkStart w:id="174" w:name="_Toc228455950"/>
       <w:bookmarkStart w:id="175" w:name="_Toc228456236"/>
-      <w:bookmarkStart w:id="176" w:name="_Toc228482943"/>
+      <w:bookmarkStart w:id="176" w:name="_Toc228488478"/>
       <w:r>
         <w:t>Why Immutability Enables Pooling</w:t>
       </w:r>
@@ -11719,7 +11831,7 @@
       <w:bookmarkStart w:id="180" w:name="_Toc228455854"/>
       <w:bookmarkStart w:id="181" w:name="_Toc228455951"/>
       <w:bookmarkStart w:id="182" w:name="_Toc228456237"/>
-      <w:bookmarkStart w:id="183" w:name="_Toc228482944"/>
+      <w:bookmarkStart w:id="183" w:name="_Toc228488479"/>
       <w:r>
         <w:t>Java Memory Model — String Pool Visualization</w:t>
       </w:r>
@@ -12161,7 +12273,7 @@
       <w:bookmarkStart w:id="187" w:name="_Toc228455855"/>
       <w:bookmarkStart w:id="188" w:name="_Toc228455952"/>
       <w:bookmarkStart w:id="189" w:name="_Toc228456238"/>
-      <w:bookmarkStart w:id="190" w:name="_Toc228482945"/>
+      <w:bookmarkStart w:id="190" w:name="_Toc228488480"/>
       <w:r>
         <w:t>Step-by-Step Explanation</w:t>
       </w:r>
@@ -12631,7 +12743,7 @@
       <w:bookmarkStart w:id="196" w:name="_Toc228456239"/>
       <w:bookmarkStart w:id="197" w:name="_Toc228457069"/>
       <w:bookmarkStart w:id="198" w:name="_Toc228457144"/>
-      <w:bookmarkStart w:id="199" w:name="_Toc228482946"/>
+      <w:bookmarkStart w:id="199" w:name="_Toc228488481"/>
       <w:r>
         <w:t>Java Memory Management</w:t>
       </w:r>
@@ -12673,7 +12785,7 @@
       <w:bookmarkStart w:id="205" w:name="_Toc228456240"/>
       <w:bookmarkStart w:id="206" w:name="_Toc228457070"/>
       <w:bookmarkStart w:id="207" w:name="_Toc228457145"/>
-      <w:bookmarkStart w:id="208" w:name="_Toc228482947"/>
+      <w:bookmarkStart w:id="208" w:name="_Toc228488482"/>
       <w:r>
         <w:t>Stack Memory (Thread Memory)</w:t>
       </w:r>
@@ -13049,7 +13161,7 @@
       <w:bookmarkStart w:id="214" w:name="_Toc228456241"/>
       <w:bookmarkStart w:id="215" w:name="_Toc228457071"/>
       <w:bookmarkStart w:id="216" w:name="_Toc228457146"/>
-      <w:bookmarkStart w:id="217" w:name="_Toc228482948"/>
+      <w:bookmarkStart w:id="217" w:name="_Toc228488483"/>
       <w:r>
         <w:t>Heap Memory (Object Memory)</w:t>
       </w:r>
@@ -13464,7 +13576,7 @@
       <w:bookmarkStart w:id="223" w:name="_Toc228456242"/>
       <w:bookmarkStart w:id="224" w:name="_Toc228457072"/>
       <w:bookmarkStart w:id="225" w:name="_Toc228457147"/>
-      <w:bookmarkStart w:id="226" w:name="_Toc228482949"/>
+      <w:bookmarkStart w:id="226" w:name="_Toc228488484"/>
       <w:r>
         <w:lastRenderedPageBreak/>
         <w:t>Method Area (Metaspace in Java 8+)</w:t>
@@ -13554,7 +13666,7 @@
         <w:rPr>
           <w:noProof/>
         </w:rPr>
-        <w:pict w14:anchorId="44393B09">
+        <w:pict w14:anchorId="00367941">
           <v:rect id="_x0000_i1030" alt="" style="width:451.3pt;height:.05pt;mso-width-percent:0;mso-height-percent:0;mso-width-percent:0;mso-height-percent:0" o:hralign="center" o:hrstd="t" o:hr="t" fillcolor="#a0a0a0" stroked="f"/>
         </w:pict>
       </w:r>
@@ -13571,7 +13683,7 @@
       <w:bookmarkStart w:id="232" w:name="_Toc228456243"/>
       <w:bookmarkStart w:id="233" w:name="_Toc228457073"/>
       <w:bookmarkStart w:id="234" w:name="_Toc228457148"/>
-      <w:bookmarkStart w:id="235" w:name="_Toc228482950"/>
+      <w:bookmarkStart w:id="235" w:name="_Toc228488485"/>
       <w:r>
         <w:t>Object Oriented Programming</w:t>
       </w:r>
@@ -13602,7 +13714,7 @@
       <w:bookmarkStart w:id="241" w:name="_Toc228456244"/>
       <w:bookmarkStart w:id="242" w:name="_Toc228457074"/>
       <w:bookmarkStart w:id="243" w:name="_Toc228457149"/>
-      <w:bookmarkStart w:id="244" w:name="_Toc228482951"/>
+      <w:bookmarkStart w:id="244" w:name="_Toc228488486"/>
       <w:r>
         <w:t>Constructor</w:t>
       </w:r>
@@ -13702,7 +13814,7 @@
       <w:bookmarkStart w:id="248" w:name="_Toc228455862"/>
       <w:bookmarkStart w:id="249" w:name="_Toc228455959"/>
       <w:bookmarkStart w:id="250" w:name="_Toc228456245"/>
-      <w:bookmarkStart w:id="251" w:name="_Toc228482952"/>
+      <w:bookmarkStart w:id="251" w:name="_Toc228488487"/>
       <w:r>
         <w:rPr>
           <w:rStyle w:val="Strong"/>
@@ -13817,7 +13929,7 @@
       <w:bookmarkStart w:id="255" w:name="_Toc228455863"/>
       <w:bookmarkStart w:id="256" w:name="_Toc228455960"/>
       <w:bookmarkStart w:id="257" w:name="_Toc228456246"/>
-      <w:bookmarkStart w:id="258" w:name="_Toc228482953"/>
+      <w:bookmarkStart w:id="258" w:name="_Toc228488488"/>
       <w:r>
         <w:rPr>
           <w:rStyle w:val="Strong"/>
@@ -13932,7 +14044,7 @@
       <w:bookmarkStart w:id="262" w:name="_Toc228455864"/>
       <w:bookmarkStart w:id="263" w:name="_Toc228455961"/>
       <w:bookmarkStart w:id="264" w:name="_Toc228456247"/>
-      <w:bookmarkStart w:id="265" w:name="_Toc228482954"/>
+      <w:bookmarkStart w:id="265" w:name="_Toc228488489"/>
       <w:r>
         <w:rPr>
           <w:rStyle w:val="Strong"/>
@@ -14014,7 +14126,7 @@
       <w:bookmarkStart w:id="269" w:name="_Toc228455865"/>
       <w:bookmarkStart w:id="270" w:name="_Toc228455962"/>
       <w:bookmarkStart w:id="271" w:name="_Toc228456248"/>
-      <w:bookmarkStart w:id="272" w:name="_Toc228482955"/>
+      <w:bookmarkStart w:id="272" w:name="_Toc228488490"/>
       <w:r>
         <w:rPr>
           <w:rStyle w:val="Strong"/>
@@ -14213,7 +14325,7 @@
         <w:rPr>
           <w:noProof/>
         </w:rPr>
-        <w:pict w14:anchorId="0CD8EBF5">
+        <w:pict w14:anchorId="54C9EDF1">
           <v:rect id="_x0000_i1029" alt="" style="width:451.3pt;height:.05pt;mso-width-percent:0;mso-height-percent:0;mso-width-percent:0;mso-height-percent:0" o:hralign="center" o:hrstd="t" o:hr="t" fillcolor="#a0a0a0" stroked="f"/>
         </w:pict>
       </w:r>
@@ -14230,7 +14342,7 @@
       <w:bookmarkStart w:id="290" w:name="_Toc228456251"/>
       <w:bookmarkStart w:id="291" w:name="_Toc228457075"/>
       <w:bookmarkStart w:id="292" w:name="_Toc228457150"/>
-      <w:bookmarkStart w:id="293" w:name="_Toc228482956"/>
+      <w:bookmarkStart w:id="293" w:name="_Toc228488491"/>
       <w:r>
         <w:t>Access Modifiers (Access Specifiers) in Java</w:t>
       </w:r>
@@ -14852,7 +14964,7 @@
       <w:bookmarkStart w:id="303" w:name="_Toc228455870"/>
       <w:bookmarkStart w:id="304" w:name="_Toc228455967"/>
       <w:bookmarkStart w:id="305" w:name="_Toc228456253"/>
-      <w:bookmarkStart w:id="306" w:name="_Toc228482957"/>
+      <w:bookmarkStart w:id="306" w:name="_Toc228488492"/>
       <w:r>
         <w:rPr>
           <w:rStyle w:val="Heading3Char"/>
@@ -15220,7 +15332,7 @@
       <w:bookmarkStart w:id="324" w:name="_Toc228456256"/>
       <w:bookmarkStart w:id="325" w:name="_Toc228457076"/>
       <w:bookmarkStart w:id="326" w:name="_Toc228457151"/>
-      <w:bookmarkStart w:id="327" w:name="_Toc228482958"/>
+      <w:bookmarkStart w:id="327" w:name="_Toc228488493"/>
       <w:r>
         <w:t>Protected Access Modifier in Java</w:t>
       </w:r>
@@ -15514,7 +15626,7 @@
       <w:bookmarkStart w:id="331" w:name="_Toc228455874"/>
       <w:bookmarkStart w:id="332" w:name="_Toc228455971"/>
       <w:bookmarkStart w:id="333" w:name="_Toc228456257"/>
-      <w:bookmarkStart w:id="334" w:name="_Toc228482959"/>
+      <w:bookmarkStart w:id="334" w:name="_Toc228488494"/>
       <w:r>
         <w:rPr>
           <w:rStyle w:val="Strong"/>
@@ -15624,7 +15736,7 @@
       <w:bookmarkStart w:id="338" w:name="_Toc228455875"/>
       <w:bookmarkStart w:id="339" w:name="_Toc228455972"/>
       <w:bookmarkStart w:id="340" w:name="_Toc228456258"/>
-      <w:bookmarkStart w:id="341" w:name="_Toc228482960"/>
+      <w:bookmarkStart w:id="341" w:name="_Toc228488495"/>
       <w:r>
         <w:rPr>
           <w:rStyle w:val="Strong"/>
@@ -15842,7 +15954,7 @@
         <w:rPr>
           <w:noProof/>
         </w:rPr>
-        <w:pict w14:anchorId="43ADD967">
+        <w:pict w14:anchorId="149942AD">
           <v:rect id="_x0000_i1028" alt="" style="width:451.3pt;height:.05pt;mso-width-percent:0;mso-height-percent:0;mso-width-percent:0;mso-height-percent:0" o:hralign="center" o:hrstd="t" o:hr="t" fillcolor="#a0a0a0" stroked="f"/>
         </w:pict>
       </w:r>
@@ -15859,7 +15971,7 @@
       <w:bookmarkStart w:id="347" w:name="_Toc228456259"/>
       <w:bookmarkStart w:id="348" w:name="_Toc228457077"/>
       <w:bookmarkStart w:id="349" w:name="_Toc228457152"/>
-      <w:bookmarkStart w:id="350" w:name="_Toc228482961"/>
+      <w:bookmarkStart w:id="350" w:name="_Toc228488496"/>
       <w:r>
         <w:t>Abstraction</w:t>
       </w:r>
@@ -15888,7 +16000,7 @@
       <w:bookmarkStart w:id="354" w:name="_Toc228455877"/>
       <w:bookmarkStart w:id="355" w:name="_Toc228455974"/>
       <w:bookmarkStart w:id="356" w:name="_Toc228456260"/>
-      <w:bookmarkStart w:id="357" w:name="_Toc228482962"/>
+      <w:bookmarkStart w:id="357" w:name="_Toc228488497"/>
       <w:r>
         <w:rPr>
           <w:rStyle w:val="Strong"/>
@@ -15981,7 +16093,7 @@
       <w:bookmarkStart w:id="361" w:name="_Toc228455878"/>
       <w:bookmarkStart w:id="362" w:name="_Toc228455975"/>
       <w:bookmarkStart w:id="363" w:name="_Toc228456261"/>
-      <w:bookmarkStart w:id="364" w:name="_Toc228482963"/>
+      <w:bookmarkStart w:id="364" w:name="_Toc228488498"/>
       <w:r>
         <w:rPr>
           <w:rStyle w:val="Strong"/>
@@ -16093,7 +16205,7 @@
       <w:bookmarkStart w:id="368" w:name="_Toc228455879"/>
       <w:bookmarkStart w:id="369" w:name="_Toc228455976"/>
       <w:bookmarkStart w:id="370" w:name="_Toc228456262"/>
-      <w:bookmarkStart w:id="371" w:name="_Toc228482964"/>
+      <w:bookmarkStart w:id="371" w:name="_Toc228488499"/>
       <w:r>
         <w:rPr>
           <w:rStyle w:val="Strong"/>
@@ -16197,7 +16309,7 @@
       <w:bookmarkStart w:id="375" w:name="_Toc228455880"/>
       <w:bookmarkStart w:id="376" w:name="_Toc228455977"/>
       <w:bookmarkStart w:id="377" w:name="_Toc228456263"/>
-      <w:bookmarkStart w:id="378" w:name="_Toc228482965"/>
+      <w:bookmarkStart w:id="378" w:name="_Toc228488500"/>
       <w:r>
         <w:rPr>
           <w:rStyle w:val="Strong"/>
@@ -16414,7 +16526,7 @@
       <w:bookmarkStart w:id="384" w:name="_Toc228456264"/>
       <w:bookmarkStart w:id="385" w:name="_Toc228457078"/>
       <w:bookmarkStart w:id="386" w:name="_Toc228457153"/>
-      <w:bookmarkStart w:id="387" w:name="_Toc228482966"/>
+      <w:bookmarkStart w:id="387" w:name="_Toc228488501"/>
       <w:r>
         <w:t>Encapsulation</w:t>
       </w:r>
@@ -16600,7 +16712,7 @@
       <w:bookmarkStart w:id="391" w:name="_Toc228455882"/>
       <w:bookmarkStart w:id="392" w:name="_Toc228455979"/>
       <w:bookmarkStart w:id="393" w:name="_Toc228456265"/>
-      <w:bookmarkStart w:id="394" w:name="_Toc228482967"/>
+      <w:bookmarkStart w:id="394" w:name="_Toc228488502"/>
       <w:r>
         <w:rPr>
           <w:rStyle w:val="Strong"/>
@@ -16782,7 +16894,7 @@
       <w:bookmarkStart w:id="398" w:name="_Toc228455883"/>
       <w:bookmarkStart w:id="399" w:name="_Toc228455980"/>
       <w:bookmarkStart w:id="400" w:name="_Toc228456266"/>
-      <w:bookmarkStart w:id="401" w:name="_Toc228482968"/>
+      <w:bookmarkStart w:id="401" w:name="_Toc228488503"/>
       <w:r>
         <w:rPr>
           <w:rStyle w:val="Strong"/>
@@ -16824,7 +16936,7 @@
       <w:bookmarkStart w:id="405" w:name="_Toc228455884"/>
       <w:bookmarkStart w:id="406" w:name="_Toc228455981"/>
       <w:bookmarkStart w:id="407" w:name="_Toc228456267"/>
-      <w:bookmarkStart w:id="408" w:name="_Toc228482969"/>
+      <w:bookmarkStart w:id="408" w:name="_Toc228488504"/>
       <w:r>
         <w:t>Reference</w:t>
       </w:r>
@@ -16890,7 +17002,7 @@
       <w:bookmarkStart w:id="412" w:name="_Toc228455885"/>
       <w:bookmarkStart w:id="413" w:name="_Toc228455982"/>
       <w:bookmarkStart w:id="414" w:name="_Toc228456268"/>
-      <w:bookmarkStart w:id="415" w:name="_Toc228482970"/>
+      <w:bookmarkStart w:id="415" w:name="_Toc228488505"/>
       <w:r>
         <w:rPr>
           <w:rStyle w:val="Strong"/>
@@ -17189,7 +17301,7 @@
       <w:bookmarkStart w:id="421" w:name="_Toc228456270"/>
       <w:bookmarkStart w:id="422" w:name="_Toc228457080"/>
       <w:bookmarkStart w:id="423" w:name="_Toc228457154"/>
-      <w:bookmarkStart w:id="424" w:name="_Toc228482971"/>
+      <w:bookmarkStart w:id="424" w:name="_Toc228488506"/>
       <w:r>
         <w:lastRenderedPageBreak/>
         <w:t>Inheritance</w:t>
@@ -17396,7 +17508,7 @@
       <w:bookmarkStart w:id="428" w:name="_Toc228455888"/>
       <w:bookmarkStart w:id="429" w:name="_Toc228455985"/>
       <w:bookmarkStart w:id="430" w:name="_Toc228456271"/>
-      <w:bookmarkStart w:id="431" w:name="_Toc228482972"/>
+      <w:bookmarkStart w:id="431" w:name="_Toc228488507"/>
       <w:r>
         <w:rPr>
           <w:rStyle w:val="Strong"/>
@@ -17462,7 +17574,7 @@
       <w:bookmarkStart w:id="435" w:name="_Toc228455889"/>
       <w:bookmarkStart w:id="436" w:name="_Toc228455986"/>
       <w:bookmarkStart w:id="437" w:name="_Toc228456272"/>
-      <w:bookmarkStart w:id="438" w:name="_Toc228482973"/>
+      <w:bookmarkStart w:id="438" w:name="_Toc228488508"/>
       <w:r>
         <w:rPr>
           <w:rStyle w:val="Heading3Char"/>
@@ -17554,7 +17666,7 @@
       <w:bookmarkStart w:id="442" w:name="_Toc228455890"/>
       <w:bookmarkStart w:id="443" w:name="_Toc228455987"/>
       <w:bookmarkStart w:id="444" w:name="_Toc228456273"/>
-      <w:bookmarkStart w:id="445" w:name="_Toc228482974"/>
+      <w:bookmarkStart w:id="445" w:name="_Toc228488509"/>
       <w:r>
         <w:rPr>
           <w:rStyle w:val="Strong"/>
@@ -17668,7 +17780,7 @@
       <w:bookmarkStart w:id="449" w:name="_Toc228455891"/>
       <w:bookmarkStart w:id="450" w:name="_Toc228455988"/>
       <w:bookmarkStart w:id="451" w:name="_Toc228456274"/>
-      <w:bookmarkStart w:id="452" w:name="_Toc228482975"/>
+      <w:bookmarkStart w:id="452" w:name="_Toc228488510"/>
       <w:r>
         <w:rPr>
           <w:rStyle w:val="Heading3Char"/>
@@ -17706,7 +17818,7 @@
         <w:rPr>
           <w:noProof/>
         </w:rPr>
-        <w:pict w14:anchorId="624CC7B2">
+        <w:pict w14:anchorId="7EA142E9">
           <v:rect id="_x0000_i1027" alt="" style="width:451.3pt;height:.05pt;mso-width-percent:0;mso-height-percent:0;mso-width-percent:0;mso-height-percent:0" o:hralign="center" o:hrstd="t" o:hr="t" fillcolor="#a0a0a0" stroked="f"/>
         </w:pict>
       </w:r>
@@ -17758,7 +17870,7 @@
       <w:bookmarkStart w:id="462" w:name="_Toc228455893"/>
       <w:bookmarkStart w:id="463" w:name="_Toc228455990"/>
       <w:bookmarkStart w:id="464" w:name="_Toc228456276"/>
-      <w:bookmarkStart w:id="465" w:name="_Toc228482976"/>
+      <w:bookmarkStart w:id="465" w:name="_Toc228488511"/>
       <w:r>
         <w:rPr>
           <w:rStyle w:val="Strong"/>
@@ -17785,7 +17897,7 @@
       <w:bookmarkStart w:id="469" w:name="_Toc228455894"/>
       <w:bookmarkStart w:id="470" w:name="_Toc228455991"/>
       <w:bookmarkStart w:id="471" w:name="_Toc228456277"/>
-      <w:bookmarkStart w:id="472" w:name="_Toc228482977"/>
+      <w:bookmarkStart w:id="472" w:name="_Toc228488512"/>
       <w:r>
         <w:rPr>
           <w:rStyle w:val="Strong"/>
@@ -17953,7 +18065,7 @@
       <w:bookmarkStart w:id="476" w:name="_Toc228455895"/>
       <w:bookmarkStart w:id="477" w:name="_Toc228455992"/>
       <w:bookmarkStart w:id="478" w:name="_Toc228456278"/>
-      <w:bookmarkStart w:id="479" w:name="_Toc228482978"/>
+      <w:bookmarkStart w:id="479" w:name="_Toc228488513"/>
       <w:r>
         <w:lastRenderedPageBreak/>
         <w:t>Runtime Polymorphism (Dynamic Binding / Method Overriding)</w:t>
@@ -18126,7 +18238,7 @@
       <w:bookmarkStart w:id="483" w:name="_Toc228455896"/>
       <w:bookmarkStart w:id="484" w:name="_Toc228455993"/>
       <w:bookmarkStart w:id="485" w:name="_Toc228456279"/>
-      <w:bookmarkStart w:id="486" w:name="_Toc228482979"/>
+      <w:bookmarkStart w:id="486" w:name="_Toc228488514"/>
       <w:r>
         <w:t>Operator Overloading</w:t>
       </w:r>
@@ -18209,7 +18321,7 @@
       <w:bookmarkStart w:id="492" w:name="_Toc228456281"/>
       <w:bookmarkStart w:id="493" w:name="_Toc228457082"/>
       <w:bookmarkStart w:id="494" w:name="_Toc228457155"/>
-      <w:bookmarkStart w:id="495" w:name="_Toc228482980"/>
+      <w:bookmarkStart w:id="495" w:name="_Toc228488515"/>
       <w:r>
         <w:t>Interface vs Abstract Class</w:t>
       </w:r>
@@ -18237,7 +18349,7 @@
       <w:bookmarkStart w:id="499" w:name="_Toc228455898"/>
       <w:bookmarkStart w:id="500" w:name="_Toc228455995"/>
       <w:bookmarkStart w:id="501" w:name="_Toc228456282"/>
-      <w:bookmarkStart w:id="502" w:name="_Toc228482981"/>
+      <w:bookmarkStart w:id="502" w:name="_Toc228488516"/>
       <w:r>
         <w:t>Core Purpose</w:t>
       </w:r>
@@ -18429,7 +18541,7 @@
       <w:bookmarkStart w:id="506" w:name="_Toc228455899"/>
       <w:bookmarkStart w:id="507" w:name="_Toc228455996"/>
       <w:bookmarkStart w:id="508" w:name="_Toc228456283"/>
-      <w:bookmarkStart w:id="509" w:name="_Toc228482982"/>
+      <w:bookmarkStart w:id="509" w:name="_Toc228488517"/>
       <w:r>
         <w:t>Evolution Timeline</w:t>
       </w:r>
@@ -18827,7 +18939,7 @@
       <w:bookmarkStart w:id="513" w:name="_Toc228455900"/>
       <w:bookmarkStart w:id="514" w:name="_Toc228455997"/>
       <w:bookmarkStart w:id="515" w:name="_Toc228456284"/>
-      <w:bookmarkStart w:id="516" w:name="_Toc228482983"/>
+      <w:bookmarkStart w:id="516" w:name="_Toc228488518"/>
       <w:r>
         <w:t>Feature Comparison Table</w:t>
       </w:r>
@@ -19783,7 +19895,7 @@
       <w:bookmarkStart w:id="520" w:name="_Toc228455901"/>
       <w:bookmarkStart w:id="521" w:name="_Toc228455998"/>
       <w:bookmarkStart w:id="522" w:name="_Toc228456285"/>
-      <w:bookmarkStart w:id="523" w:name="_Toc228482984"/>
+      <w:bookmarkStart w:id="523" w:name="_Toc228488519"/>
       <w:r>
         <w:t>Abstract Class vs Interface — When to Use What</w:t>
       </w:r>
@@ -20425,7 +20537,7 @@
       <w:bookmarkStart w:id="527" w:name="_Toc228455902"/>
       <w:bookmarkStart w:id="528" w:name="_Toc228455999"/>
       <w:bookmarkStart w:id="529" w:name="_Toc228456286"/>
-      <w:bookmarkStart w:id="530" w:name="_Toc228482985"/>
+      <w:bookmarkStart w:id="530" w:name="_Toc228488520"/>
       <w:r>
         <w:t>Mnemonics to Remember</w:t>
       </w:r>
@@ -20697,7 +20809,7 @@
       <w:bookmarkStart w:id="536" w:name="_Toc228456287"/>
       <w:bookmarkStart w:id="537" w:name="_Toc228457083"/>
       <w:bookmarkStart w:id="538" w:name="_Toc228457156"/>
-      <w:bookmarkStart w:id="539" w:name="_Toc228482986"/>
+      <w:bookmarkStart w:id="539" w:name="_Toc228488521"/>
       <w:r>
         <w:t>Multiple Inheritance</w:t>
       </w:r>
@@ -20832,7 +20944,7 @@
       <w:bookmarkStart w:id="543" w:name="_Toc228455904"/>
       <w:bookmarkStart w:id="544" w:name="_Toc228456001"/>
       <w:bookmarkStart w:id="545" w:name="_Toc228456288"/>
-      <w:bookmarkStart w:id="546" w:name="_Toc228482987"/>
+      <w:bookmarkStart w:id="546" w:name="_Toc228488522"/>
       <w:r>
         <w:lastRenderedPageBreak/>
         <w:t>Why Java Disallows Multiple Class Inheritance</w:t>
@@ -20916,7 +21028,7 @@
       <w:bookmarkStart w:id="550" w:name="_Toc228455905"/>
       <w:bookmarkStart w:id="551" w:name="_Toc228456002"/>
       <w:bookmarkStart w:id="552" w:name="_Toc228456289"/>
-      <w:bookmarkStart w:id="553" w:name="_Toc228482988"/>
+      <w:bookmarkStart w:id="553" w:name="_Toc228488523"/>
       <w:r>
         <w:t>How Java Supports Multiple Inheritance via Interfaces</w:t>
       </w:r>
@@ -21010,7 +21122,7 @@
       <w:bookmarkStart w:id="557" w:name="_Toc228455906"/>
       <w:bookmarkStart w:id="558" w:name="_Toc228456003"/>
       <w:bookmarkStart w:id="559" w:name="_Toc228456290"/>
-      <w:bookmarkStart w:id="560" w:name="_Toc228482989"/>
+      <w:bookmarkStart w:id="560" w:name="_Toc228488524"/>
       <w:r>
         <w:t>1. Constants (Static Final Variables)</w:t>
       </w:r>
@@ -21208,7 +21320,7 @@
       <w:bookmarkStart w:id="564" w:name="_Toc228455907"/>
       <w:bookmarkStart w:id="565" w:name="_Toc228456004"/>
       <w:bookmarkStart w:id="566" w:name="_Toc228456291"/>
-      <w:bookmarkStart w:id="567" w:name="_Toc228482990"/>
+      <w:bookmarkStart w:id="567" w:name="_Toc228488525"/>
       <w:r>
         <w:t>2. Abstract Methods</w:t>
       </w:r>
@@ -21945,7 +22057,7 @@
       <w:bookmarkStart w:id="571" w:name="_Toc228455908"/>
       <w:bookmarkStart w:id="572" w:name="_Toc228456005"/>
       <w:bookmarkStart w:id="573" w:name="_Toc228456292"/>
-      <w:bookmarkStart w:id="574" w:name="_Toc228482991"/>
+      <w:bookmarkStart w:id="574" w:name="_Toc228488526"/>
       <w:r>
         <w:t>3. Default Methods</w:t>
       </w:r>
@@ -22555,7 +22667,7 @@
       <w:bookmarkStart w:id="578" w:name="_Toc228455909"/>
       <w:bookmarkStart w:id="579" w:name="_Toc228456006"/>
       <w:bookmarkStart w:id="580" w:name="_Toc228456293"/>
-      <w:bookmarkStart w:id="581" w:name="_Toc228482992"/>
+      <w:bookmarkStart w:id="581" w:name="_Toc228488527"/>
       <w:r>
         <w:lastRenderedPageBreak/>
         <w:t>4. Static Methods</w:t>
@@ -23023,7 +23135,7 @@
       <w:bookmarkStart w:id="585" w:name="_Toc228455910"/>
       <w:bookmarkStart w:id="586" w:name="_Toc228456007"/>
       <w:bookmarkStart w:id="587" w:name="_Toc228456294"/>
-      <w:bookmarkStart w:id="588" w:name="_Toc228482993"/>
+      <w:bookmarkStart w:id="588" w:name="_Toc228488528"/>
       <w:r>
         <w:t>Reference</w:t>
       </w:r>
@@ -23097,7 +23209,7 @@
       <w:bookmarkStart w:id="594" w:name="_Toc228456295"/>
       <w:bookmarkStart w:id="595" w:name="_Toc228457084"/>
       <w:bookmarkStart w:id="596" w:name="_Toc228457157"/>
-      <w:bookmarkStart w:id="597" w:name="_Toc228482994"/>
+      <w:bookmarkStart w:id="597" w:name="_Toc228488529"/>
       <w:r>
         <w:t>Enum</w:t>
       </w:r>
@@ -23488,7 +23600,7 @@
       <w:bookmarkStart w:id="601" w:name="_Toc228455912"/>
       <w:bookmarkStart w:id="602" w:name="_Toc228456009"/>
       <w:bookmarkStart w:id="603" w:name="_Toc228456296"/>
-      <w:bookmarkStart w:id="604" w:name="_Toc228482995"/>
+      <w:bookmarkStart w:id="604" w:name="_Toc228488530"/>
       <w:r>
         <w:t>Basic Example</w:t>
       </w:r>
@@ -23674,7 +23786,7 @@
       <w:bookmarkStart w:id="608" w:name="_Toc228455913"/>
       <w:bookmarkStart w:id="609" w:name="_Toc228456010"/>
       <w:bookmarkStart w:id="610" w:name="_Toc228456297"/>
-      <w:bookmarkStart w:id="611" w:name="_Toc228482996"/>
+      <w:bookmarkStart w:id="611" w:name="_Toc228488531"/>
       <w:r>
         <w:t>Enum with Fields, Constructor, and Methods</w:t>
       </w:r>
@@ -23754,7 +23866,7 @@
       <w:bookmarkStart w:id="615" w:name="_Toc228455914"/>
       <w:bookmarkStart w:id="616" w:name="_Toc228456011"/>
       <w:bookmarkStart w:id="617" w:name="_Toc228456298"/>
-      <w:bookmarkStart w:id="618" w:name="_Toc228482997"/>
+      <w:bookmarkStart w:id="618" w:name="_Toc228488532"/>
       <w:r>
         <w:t>How It Works Internally</w:t>
       </w:r>
@@ -23859,7 +23971,7 @@
       <w:bookmarkStart w:id="622" w:name="_Toc228455915"/>
       <w:bookmarkStart w:id="623" w:name="_Toc228456012"/>
       <w:bookmarkStart w:id="624" w:name="_Toc228456299"/>
-      <w:bookmarkStart w:id="625" w:name="_Toc228482998"/>
+      <w:bookmarkStart w:id="625" w:name="_Toc228488533"/>
       <w:r>
         <w:t>Key Internal Points:</w:t>
       </w:r>
@@ -24102,7 +24214,7 @@
       <w:bookmarkStart w:id="629" w:name="_Toc228455916"/>
       <w:bookmarkStart w:id="630" w:name="_Toc228456013"/>
       <w:bookmarkStart w:id="631" w:name="_Toc228456300"/>
-      <w:bookmarkStart w:id="632" w:name="_Toc228482999"/>
+      <w:bookmarkStart w:id="632" w:name="_Toc228488534"/>
       <w:r>
         <w:t>Reference:</w:t>
       </w:r>
@@ -24149,7 +24261,7 @@
       <w:bookmarkStart w:id="636" w:name="_Toc228455917"/>
       <w:bookmarkStart w:id="637" w:name="_Toc228456014"/>
       <w:bookmarkStart w:id="638" w:name="_Toc228456301"/>
-      <w:bookmarkStart w:id="639" w:name="_Toc228483000"/>
+      <w:bookmarkStart w:id="639" w:name="_Toc228488535"/>
       <w:r>
         <w:rPr>
           <w:lang w:val="en-US"/>
@@ -24904,7 +25016,7 @@
         <w:rPr>
           <w:noProof/>
         </w:rPr>
-        <w:pict w14:anchorId="5087F373">
+        <w:pict w14:anchorId="2E551567">
           <v:rect id="_x0000_i1026" alt="" style="width:451.3pt;height:.05pt;mso-width-percent:0;mso-height-percent:0;mso-width-percent:0;mso-height-percent:0" o:hralign="center" o:hrstd="t" o:hr="t" fillcolor="#a0a0a0" stroked="f"/>
         </w:pict>
       </w:r>
@@ -24921,7 +25033,7 @@
       <w:bookmarkStart w:id="645" w:name="_Toc228456302"/>
       <w:bookmarkStart w:id="646" w:name="_Toc228457085"/>
       <w:bookmarkStart w:id="647" w:name="_Toc228457158"/>
-      <w:bookmarkStart w:id="648" w:name="_Toc228483001"/>
+      <w:bookmarkStart w:id="648" w:name="_Toc228488536"/>
       <w:r>
         <w:t>Exception Handling in Java</w:t>
       </w:r>
@@ -25076,7 +25188,7 @@
       <w:bookmarkStart w:id="654" w:name="_Toc228456303"/>
       <w:bookmarkStart w:id="655" w:name="_Toc228457086"/>
       <w:bookmarkStart w:id="656" w:name="_Toc228457159"/>
-      <w:bookmarkStart w:id="657" w:name="_Toc228483002"/>
+      <w:bookmarkStart w:id="657" w:name="_Toc228488537"/>
       <w:r>
         <w:rPr>
           <w:rStyle w:val="Strong"/>
@@ -25243,7 +25355,7 @@
       <w:bookmarkStart w:id="663" w:name="_Toc228456304"/>
       <w:bookmarkStart w:id="664" w:name="_Toc228457087"/>
       <w:bookmarkStart w:id="665" w:name="_Toc228457160"/>
-      <w:bookmarkStart w:id="666" w:name="_Toc228483003"/>
+      <w:bookmarkStart w:id="666" w:name="_Toc228488538"/>
       <w:r>
         <w:t>Types of Exceptions</w:t>
       </w:r>
@@ -25336,7 +25448,7 @@
       <w:bookmarkStart w:id="670" w:name="_Toc228455921"/>
       <w:bookmarkStart w:id="671" w:name="_Toc228456018"/>
       <w:bookmarkStart w:id="672" w:name="_Toc228456305"/>
-      <w:bookmarkStart w:id="673" w:name="_Toc228483004"/>
+      <w:bookmarkStart w:id="673" w:name="_Toc228488539"/>
       <w:r>
         <w:rPr>
           <w:rStyle w:val="Strong"/>
@@ -25570,7 +25682,7 @@
       <w:bookmarkStart w:id="677" w:name="_Toc228455922"/>
       <w:bookmarkStart w:id="678" w:name="_Toc228456019"/>
       <w:bookmarkStart w:id="679" w:name="_Toc228456306"/>
-      <w:bookmarkStart w:id="680" w:name="_Toc228483005"/>
+      <w:bookmarkStart w:id="680" w:name="_Toc228488540"/>
       <w:r>
         <w:t>Unchecked Exceptions (Runtime Exceptions)</w:t>
       </w:r>
@@ -25746,7 +25858,7 @@
       <w:bookmarkStart w:id="684" w:name="_Toc228455923"/>
       <w:bookmarkStart w:id="685" w:name="_Toc228456020"/>
       <w:bookmarkStart w:id="686" w:name="_Toc228456307"/>
-      <w:bookmarkStart w:id="687" w:name="_Toc228483006"/>
+      <w:bookmarkStart w:id="687" w:name="_Toc228488541"/>
       <w:r>
         <w:rPr>
           <w:rStyle w:val="Strong"/>
@@ -26119,7 +26231,7 @@
       <w:bookmarkStart w:id="698" w:name="_Toc228456308"/>
       <w:bookmarkStart w:id="699" w:name="_Toc228457088"/>
       <w:bookmarkStart w:id="700" w:name="_Toc228457161"/>
-      <w:bookmarkStart w:id="701" w:name="_Toc228483007"/>
+      <w:bookmarkStart w:id="701" w:name="_Toc228488542"/>
       <w:r>
         <w:rPr>
           <w:lang w:val="en-US"/>
@@ -26934,7 +27046,7 @@
       <w:bookmarkStart w:id="705" w:name="_Toc228455926"/>
       <w:bookmarkStart w:id="706" w:name="_Toc228456023"/>
       <w:bookmarkStart w:id="707" w:name="_Toc228456309"/>
-      <w:bookmarkStart w:id="708" w:name="_Toc228483008"/>
+      <w:bookmarkStart w:id="708" w:name="_Toc228488543"/>
       <w:r>
         <w:t>What happens if finally block throws an exception?</w:t>
       </w:r>
@@ -27448,7 +27560,7 @@
         <w:rPr>
           <w:noProof/>
         </w:rPr>
-        <w:pict w14:anchorId="44D4F651">
+        <w:pict w14:anchorId="6E656235">
           <v:rect id="_x0000_i1025" alt="" style="width:451.3pt;height:.05pt;mso-width-percent:0;mso-height-percent:0;mso-width-percent:0;mso-height-percent:0" o:hralign="center" o:hrstd="t" o:hr="t" fillcolor="#a0a0a0" stroked="f"/>
         </w:pict>
       </w:r>
@@ -27474,7 +27586,7 @@
           <w:lang w:val="en-US"/>
         </w:rPr>
       </w:pPr>
-      <w:bookmarkStart w:id="709" w:name="_Toc228483009"/>
+      <w:bookmarkStart w:id="709" w:name="_Toc228488544"/>
       <w:r>
         <w:rPr>
           <w:lang w:val="en-US"/>
@@ -27487,7 +27599,7 @@
       <w:pPr>
         <w:pStyle w:val="Heading2"/>
       </w:pPr>
-      <w:bookmarkStart w:id="710" w:name="_Toc228483010"/>
+      <w:bookmarkStart w:id="710" w:name="_Toc228488545"/>
       <w:r>
         <w:t>Java Collections Framework</w:t>
       </w:r>
@@ -27677,7 +27789,7 @@
           <w:lang w:val="en-US"/>
         </w:rPr>
       </w:pPr>
-      <w:bookmarkStart w:id="711" w:name="_Toc228483011"/>
+      <w:bookmarkStart w:id="711" w:name="_Toc228488546"/>
       <w:r>
         <w:rPr>
           <w:lang w:val="en-US"/>
@@ -27691,7 +27803,7 @@
       <w:pPr>
         <w:pStyle w:val="Heading3"/>
       </w:pPr>
-      <w:bookmarkStart w:id="712" w:name="_Toc228483012"/>
+      <w:bookmarkStart w:id="712" w:name="_Toc228488547"/>
       <w:r>
         <w:t>ArrayList vs LinkedList vs CopyOnWriteArrayList</w:t>
       </w:r>
@@ -29824,7 +29936,7 @@
       <w:pPr>
         <w:pStyle w:val="Heading3"/>
       </w:pPr>
-      <w:bookmarkStart w:id="713" w:name="_Toc228483013"/>
+      <w:bookmarkStart w:id="713" w:name="_Toc228488548"/>
       <w:r>
         <w:t xml:space="preserve">ArrayList </w:t>
       </w:r>
@@ -31566,7 +31678,7 @@
       <w:pPr>
         <w:pStyle w:val="Heading3"/>
       </w:pPr>
-      <w:bookmarkStart w:id="714" w:name="_Toc228483014"/>
+      <w:bookmarkStart w:id="714" w:name="_Toc228488549"/>
       <w:r>
         <w:t>LinkedList Util methods</w:t>
       </w:r>
@@ -32215,7 +32327,7 @@
       <w:pPr>
         <w:pStyle w:val="Heading3"/>
       </w:pPr>
-      <w:bookmarkStart w:id="715" w:name="_Toc228483015"/>
+      <w:bookmarkStart w:id="715" w:name="_Toc228488550"/>
       <w:r>
         <w:t>CopyOnWrite</w:t>
       </w:r>
@@ -33147,7 +33259,7 @@
       <w:pPr>
         <w:pStyle w:val="Heading3"/>
       </w:pPr>
-      <w:bookmarkStart w:id="716" w:name="_Toc228483016"/>
+      <w:bookmarkStart w:id="716" w:name="_Toc228488551"/>
       <w:r>
         <w:t>Interview Questions</w:t>
       </w:r>
@@ -40512,28 +40624,3271 @@
         <w:t xml:space="preserve"> </w:t>
       </w:r>
     </w:p>
+    <w:p>
+      <w:pPr>
+        <w:pStyle w:val="Heading4"/>
+      </w:pPr>
+    </w:p>
+    <w:p>
+      <w:pPr>
+        <w:pStyle w:val="Heading4"/>
+      </w:pPr>
+      <w:r>
+        <w:t>Synchronized List</w:t>
+      </w:r>
+    </w:p>
     <w:p/>
-    <w:p/>
-    <w:p>
-      <w:pPr>
+    <w:p>
+      <w:pPr>
+        <w:rPr>
+          <w:sz w:val="18"/>
+          <w:szCs w:val="18"/>
+        </w:rPr>
+      </w:pPr>
+      <w:r>
         <w:rPr>
           <w:b/>
           <w:bCs/>
           <w:sz w:val="18"/>
           <w:szCs w:val="18"/>
         </w:rPr>
+        <w:t>Why?</w:t>
+      </w:r>
+      <w:r>
+        <w:rPr>
+          <w:sz w:val="18"/>
+          <w:szCs w:val="18"/>
+        </w:rPr>
+        <w:t> ArrayList and LinkedList are </w:t>
+      </w:r>
+      <w:r>
+        <w:rPr>
+          <w:b/>
+          <w:bCs/>
+          <w:sz w:val="18"/>
+          <w:szCs w:val="18"/>
+        </w:rPr>
+        <w:t>not thread-safe</w:t>
+      </w:r>
+      <w:r>
+        <w:rPr>
+          <w:sz w:val="18"/>
+          <w:szCs w:val="18"/>
+        </w:rPr>
+        <w:t>. Multiple threads reading/writing simultaneously causes data corruption or ConcurrentModificationException.</w:t>
+      </w:r>
+    </w:p>
+    <w:p>
+      <w:pPr>
+        <w:rPr>
+          <w:b/>
+          <w:bCs/>
+          <w:sz w:val="18"/>
+          <w:szCs w:val="18"/>
+        </w:rPr>
+      </w:pPr>
+    </w:p>
+    <w:p>
+      <w:pPr>
+        <w:rPr>
+          <w:b/>
+          <w:bCs/>
+          <w:sz w:val="18"/>
+          <w:szCs w:val="18"/>
+        </w:rPr>
+      </w:pPr>
+      <w:r>
+        <w:rPr>
+          <w:b/>
+          <w:bCs/>
+          <w:sz w:val="18"/>
+          <w:szCs w:val="18"/>
+        </w:rPr>
+        <w:t>MySynchronizedList</w:t>
+      </w:r>
+      <w:r>
+        <w:rPr>
+          <w:b/>
+          <w:bCs/>
+          <w:sz w:val="18"/>
+          <w:szCs w:val="18"/>
+        </w:rPr>
+        <w:t>.java</w:t>
+      </w:r>
+    </w:p>
+    <w:p>
+      <w:pPr>
+        <w:rPr>
+          <w:b/>
+          <w:bCs/>
+          <w:sz w:val="18"/>
+          <w:szCs w:val="18"/>
+        </w:rPr>
+      </w:pPr>
+    </w:p>
+    <w:p>
+      <w:pPr>
+        <w:rPr>
+          <w:b/>
+          <w:bCs/>
+          <w:sz w:val="18"/>
+          <w:szCs w:val="18"/>
+        </w:rPr>
+      </w:pPr>
+    </w:p>
+    <w:p>
+      <w:pPr>
+        <w:rPr>
+          <w:b/>
+          <w:bCs/>
+          <w:sz w:val="20"/>
+          <w:szCs w:val="20"/>
+        </w:rPr>
+      </w:pPr>
+      <w:r>
+        <w:rPr>
+          <w:b/>
+          <w:bCs/>
+          <w:sz w:val="20"/>
+          <w:szCs w:val="20"/>
+        </w:rPr>
+        <w:t>3 ways to get a thread-safe List:</w:t>
+      </w:r>
+    </w:p>
+    <w:p>
+      <w:pPr>
+        <w:rPr>
+          <w:b/>
+          <w:bCs/>
+          <w:sz w:val="18"/>
+          <w:szCs w:val="18"/>
+        </w:rPr>
+      </w:pPr>
+    </w:p>
+    <w:p>
+      <w:pPr>
+        <w:shd w:val="clear" w:color="auto" w:fill="1F1F1F"/>
+        <w:rPr>
+          <w:rFonts w:ascii="Menlo" w:hAnsi="Menlo" w:cs="Menlo"/>
+          <w:color w:val="CCCCCC"/>
+          <w:sz w:val="18"/>
+          <w:szCs w:val="18"/>
+        </w:rPr>
+      </w:pPr>
+      <w:r>
+        <w:rPr>
+          <w:rFonts w:ascii="Menlo" w:hAnsi="Menlo" w:cs="Menlo"/>
+          <w:i/>
+          <w:iCs/>
+          <w:color w:val="6A9955"/>
+          <w:sz w:val="18"/>
+          <w:szCs w:val="18"/>
+        </w:rPr>
+        <w:t>// Option 1: Collections.synchronizedList() — wraps any List</w:t>
+      </w:r>
+    </w:p>
+    <w:p>
+      <w:pPr>
+        <w:shd w:val="clear" w:color="auto" w:fill="1F1F1F"/>
+        <w:rPr>
+          <w:rFonts w:ascii="Menlo" w:hAnsi="Menlo" w:cs="Menlo"/>
+          <w:color w:val="CCCCCC"/>
+          <w:sz w:val="18"/>
+          <w:szCs w:val="18"/>
+        </w:rPr>
+      </w:pPr>
+      <w:r>
+        <w:rPr>
+          <w:rFonts w:ascii="Menlo" w:hAnsi="Menlo" w:cs="Menlo"/>
+          <w:color w:val="569CD6"/>
+          <w:sz w:val="18"/>
+          <w:szCs w:val="18"/>
+        </w:rPr>
+        <w:t>List</w:t>
+      </w:r>
+      <w:r>
+        <w:rPr>
+          <w:rFonts w:ascii="Menlo" w:hAnsi="Menlo" w:cs="Menlo"/>
+          <w:color w:val="CCCCCC"/>
+          <w:sz w:val="18"/>
+          <w:szCs w:val="18"/>
+        </w:rPr>
+        <w:t>&lt;</w:t>
+      </w:r>
+      <w:r>
+        <w:rPr>
+          <w:rFonts w:ascii="Menlo" w:hAnsi="Menlo" w:cs="Menlo"/>
+          <w:color w:val="569CD6"/>
+          <w:sz w:val="18"/>
+          <w:szCs w:val="18"/>
+        </w:rPr>
+        <w:t>String</w:t>
+      </w:r>
+      <w:r>
+        <w:rPr>
+          <w:rFonts w:ascii="Menlo" w:hAnsi="Menlo" w:cs="Menlo"/>
+          <w:color w:val="CCCCCC"/>
+          <w:sz w:val="18"/>
+          <w:szCs w:val="18"/>
+        </w:rPr>
+        <w:t xml:space="preserve">&gt; </w:t>
+      </w:r>
+      <w:r>
+        <w:rPr>
+          <w:rFonts w:ascii="Menlo" w:hAnsi="Menlo" w:cs="Menlo"/>
+          <w:color w:val="9CDCFE"/>
+          <w:sz w:val="18"/>
+          <w:szCs w:val="18"/>
+        </w:rPr>
+        <w:t>syncList</w:t>
+      </w:r>
+      <w:r>
+        <w:rPr>
+          <w:rFonts w:ascii="Menlo" w:hAnsi="Menlo" w:cs="Menlo"/>
+          <w:color w:val="CCCCCC"/>
+          <w:sz w:val="18"/>
+          <w:szCs w:val="18"/>
+        </w:rPr>
+        <w:t xml:space="preserve"> = </w:t>
+      </w:r>
+      <w:r>
+        <w:rPr>
+          <w:rFonts w:ascii="Menlo" w:hAnsi="Menlo" w:cs="Menlo"/>
+          <w:color w:val="9CDCFE"/>
+          <w:sz w:val="18"/>
+          <w:szCs w:val="18"/>
+        </w:rPr>
+        <w:t>Collections</w:t>
+      </w:r>
+      <w:r>
+        <w:rPr>
+          <w:rFonts w:ascii="Menlo" w:hAnsi="Menlo" w:cs="Menlo"/>
+          <w:color w:val="CCCCCC"/>
+          <w:sz w:val="18"/>
+          <w:szCs w:val="18"/>
+        </w:rPr>
+        <w:t>.</w:t>
+      </w:r>
+      <w:r>
+        <w:rPr>
+          <w:rFonts w:ascii="Menlo" w:hAnsi="Menlo" w:cs="Menlo"/>
+          <w:color w:val="DCDCAA"/>
+          <w:sz w:val="18"/>
+          <w:szCs w:val="18"/>
+        </w:rPr>
+        <w:t>synchronizedList</w:t>
+      </w:r>
+      <w:r>
+        <w:rPr>
+          <w:rFonts w:ascii="Menlo" w:hAnsi="Menlo" w:cs="Menlo"/>
+          <w:color w:val="CCCCCC"/>
+          <w:sz w:val="18"/>
+          <w:szCs w:val="18"/>
+        </w:rPr>
+        <w:t>(</w:t>
+      </w:r>
+      <w:r>
+        <w:rPr>
+          <w:rFonts w:ascii="Menlo" w:hAnsi="Menlo" w:cs="Menlo"/>
+          <w:color w:val="569CD6"/>
+          <w:sz w:val="18"/>
+          <w:szCs w:val="18"/>
+        </w:rPr>
+        <w:t>new</w:t>
+      </w:r>
+      <w:r>
+        <w:rPr>
+          <w:rFonts w:ascii="Menlo" w:hAnsi="Menlo" w:cs="Menlo"/>
+          <w:color w:val="CCCCCC"/>
+          <w:sz w:val="18"/>
+          <w:szCs w:val="18"/>
+        </w:rPr>
+        <w:t xml:space="preserve"> </w:t>
+      </w:r>
+      <w:r>
+        <w:rPr>
+          <w:rFonts w:ascii="Menlo" w:hAnsi="Menlo" w:cs="Menlo"/>
+          <w:color w:val="569CD6"/>
+          <w:sz w:val="18"/>
+          <w:szCs w:val="18"/>
+        </w:rPr>
+        <w:t>ArrayList</w:t>
+      </w:r>
+      <w:r>
+        <w:rPr>
+          <w:rFonts w:ascii="Menlo" w:hAnsi="Menlo" w:cs="Menlo"/>
+          <w:color w:val="CCCCCC"/>
+          <w:sz w:val="18"/>
+          <w:szCs w:val="18"/>
+        </w:rPr>
+        <w:t>&lt;&gt;());</w:t>
+      </w:r>
+    </w:p>
+    <w:p>
+      <w:pPr>
+        <w:shd w:val="clear" w:color="auto" w:fill="1F1F1F"/>
+        <w:rPr>
+          <w:rFonts w:ascii="Menlo" w:hAnsi="Menlo" w:cs="Menlo"/>
+          <w:color w:val="CCCCCC"/>
+          <w:sz w:val="18"/>
+          <w:szCs w:val="18"/>
+        </w:rPr>
+      </w:pPr>
+      <w:r>
+        <w:rPr>
+          <w:rFonts w:ascii="Menlo" w:hAnsi="Menlo" w:cs="Menlo"/>
+          <w:i/>
+          <w:iCs/>
+          <w:color w:val="6A9955"/>
+          <w:sz w:val="18"/>
+          <w:szCs w:val="18"/>
+        </w:rPr>
+        <w:t>// Option 2: CopyOnWriteArrayList — best for read-heavy</w:t>
+      </w:r>
+    </w:p>
+    <w:p>
+      <w:pPr>
+        <w:shd w:val="clear" w:color="auto" w:fill="1F1F1F"/>
+        <w:rPr>
+          <w:rFonts w:ascii="Menlo" w:hAnsi="Menlo" w:cs="Menlo"/>
+          <w:color w:val="CCCCCC"/>
+          <w:sz w:val="18"/>
+          <w:szCs w:val="18"/>
+        </w:rPr>
+      </w:pPr>
+      <w:r>
+        <w:rPr>
+          <w:rFonts w:ascii="Menlo" w:hAnsi="Menlo" w:cs="Menlo"/>
+          <w:color w:val="569CD6"/>
+          <w:sz w:val="18"/>
+          <w:szCs w:val="18"/>
+        </w:rPr>
+        <w:t>CopyOnWriteArrayList</w:t>
+      </w:r>
+      <w:r>
+        <w:rPr>
+          <w:rFonts w:ascii="Menlo" w:hAnsi="Menlo" w:cs="Menlo"/>
+          <w:color w:val="CCCCCC"/>
+          <w:sz w:val="18"/>
+          <w:szCs w:val="18"/>
+        </w:rPr>
+        <w:t>&lt;</w:t>
+      </w:r>
+      <w:r>
+        <w:rPr>
+          <w:rFonts w:ascii="Menlo" w:hAnsi="Menlo" w:cs="Menlo"/>
+          <w:color w:val="569CD6"/>
+          <w:sz w:val="18"/>
+          <w:szCs w:val="18"/>
+        </w:rPr>
+        <w:t>String</w:t>
+      </w:r>
+      <w:r>
+        <w:rPr>
+          <w:rFonts w:ascii="Menlo" w:hAnsi="Menlo" w:cs="Menlo"/>
+          <w:color w:val="CCCCCC"/>
+          <w:sz w:val="18"/>
+          <w:szCs w:val="18"/>
+        </w:rPr>
+        <w:t xml:space="preserve">&gt; </w:t>
+      </w:r>
+      <w:r>
+        <w:rPr>
+          <w:rFonts w:ascii="Menlo" w:hAnsi="Menlo" w:cs="Menlo"/>
+          <w:color w:val="9CDCFE"/>
+          <w:sz w:val="18"/>
+          <w:szCs w:val="18"/>
+        </w:rPr>
+        <w:t>cowList</w:t>
+      </w:r>
+      <w:r>
+        <w:rPr>
+          <w:rFonts w:ascii="Menlo" w:hAnsi="Menlo" w:cs="Menlo"/>
+          <w:color w:val="CCCCCC"/>
+          <w:sz w:val="18"/>
+          <w:szCs w:val="18"/>
+        </w:rPr>
+        <w:t xml:space="preserve"> = </w:t>
+      </w:r>
+      <w:r>
+        <w:rPr>
+          <w:rFonts w:ascii="Menlo" w:hAnsi="Menlo" w:cs="Menlo"/>
+          <w:color w:val="569CD6"/>
+          <w:sz w:val="18"/>
+          <w:szCs w:val="18"/>
+        </w:rPr>
+        <w:t>new</w:t>
+      </w:r>
+      <w:r>
+        <w:rPr>
+          <w:rFonts w:ascii="Menlo" w:hAnsi="Menlo" w:cs="Menlo"/>
+          <w:color w:val="CCCCCC"/>
+          <w:sz w:val="18"/>
+          <w:szCs w:val="18"/>
+        </w:rPr>
+        <w:t xml:space="preserve"> </w:t>
+      </w:r>
+      <w:r>
+        <w:rPr>
+          <w:rFonts w:ascii="Menlo" w:hAnsi="Menlo" w:cs="Menlo"/>
+          <w:color w:val="569CD6"/>
+          <w:sz w:val="18"/>
+          <w:szCs w:val="18"/>
+        </w:rPr>
+        <w:t>CopyOnWriteArrayList</w:t>
+      </w:r>
+      <w:r>
+        <w:rPr>
+          <w:rFonts w:ascii="Menlo" w:hAnsi="Menlo" w:cs="Menlo"/>
+          <w:color w:val="CCCCCC"/>
+          <w:sz w:val="18"/>
+          <w:szCs w:val="18"/>
+        </w:rPr>
+        <w:t>&lt;&gt;();</w:t>
+      </w:r>
+    </w:p>
+    <w:p>
+      <w:pPr>
+        <w:shd w:val="clear" w:color="auto" w:fill="1F1F1F"/>
+        <w:rPr>
+          <w:rFonts w:ascii="Menlo" w:hAnsi="Menlo" w:cs="Menlo"/>
+          <w:color w:val="CCCCCC"/>
+          <w:sz w:val="18"/>
+          <w:szCs w:val="18"/>
+        </w:rPr>
+      </w:pPr>
+      <w:r>
+        <w:rPr>
+          <w:rFonts w:ascii="Menlo" w:hAnsi="Menlo" w:cs="Menlo"/>
+          <w:i/>
+          <w:iCs/>
+          <w:color w:val="6A9955"/>
+          <w:sz w:val="18"/>
+          <w:szCs w:val="18"/>
+        </w:rPr>
+        <w:t>// Option 3: Vector (Legacy — avoid in new code)</w:t>
+      </w:r>
+    </w:p>
+    <w:p>
+      <w:pPr>
+        <w:shd w:val="clear" w:color="auto" w:fill="1F1F1F"/>
+        <w:rPr>
+          <w:rFonts w:ascii="Menlo" w:hAnsi="Menlo" w:cs="Menlo"/>
+          <w:color w:val="CCCCCC"/>
+          <w:sz w:val="18"/>
+          <w:szCs w:val="18"/>
+        </w:rPr>
+      </w:pPr>
+      <w:r>
+        <w:rPr>
+          <w:rFonts w:ascii="Menlo" w:hAnsi="Menlo" w:cs="Menlo"/>
+          <w:color w:val="569CD6"/>
+          <w:sz w:val="18"/>
+          <w:szCs w:val="18"/>
+        </w:rPr>
+        <w:t>Vector</w:t>
+      </w:r>
+      <w:r>
+        <w:rPr>
+          <w:rFonts w:ascii="Menlo" w:hAnsi="Menlo" w:cs="Menlo"/>
+          <w:color w:val="CCCCCC"/>
+          <w:sz w:val="18"/>
+          <w:szCs w:val="18"/>
+        </w:rPr>
+        <w:t>&lt;</w:t>
+      </w:r>
+      <w:r>
+        <w:rPr>
+          <w:rFonts w:ascii="Menlo" w:hAnsi="Menlo" w:cs="Menlo"/>
+          <w:color w:val="569CD6"/>
+          <w:sz w:val="18"/>
+          <w:szCs w:val="18"/>
+        </w:rPr>
+        <w:t>String</w:t>
+      </w:r>
+      <w:r>
+        <w:rPr>
+          <w:rFonts w:ascii="Menlo" w:hAnsi="Menlo" w:cs="Menlo"/>
+          <w:color w:val="CCCCCC"/>
+          <w:sz w:val="18"/>
+          <w:szCs w:val="18"/>
+        </w:rPr>
+        <w:t xml:space="preserve">&gt; </w:t>
+      </w:r>
+      <w:r>
+        <w:rPr>
+          <w:rFonts w:ascii="Menlo" w:hAnsi="Menlo" w:cs="Menlo"/>
+          <w:color w:val="9CDCFE"/>
+          <w:sz w:val="18"/>
+          <w:szCs w:val="18"/>
+        </w:rPr>
+        <w:t>vector</w:t>
+      </w:r>
+      <w:r>
+        <w:rPr>
+          <w:rFonts w:ascii="Menlo" w:hAnsi="Menlo" w:cs="Menlo"/>
+          <w:color w:val="CCCCCC"/>
+          <w:sz w:val="18"/>
+          <w:szCs w:val="18"/>
+        </w:rPr>
+        <w:t xml:space="preserve"> = </w:t>
+      </w:r>
+      <w:r>
+        <w:rPr>
+          <w:rFonts w:ascii="Menlo" w:hAnsi="Menlo" w:cs="Menlo"/>
+          <w:color w:val="569CD6"/>
+          <w:sz w:val="18"/>
+          <w:szCs w:val="18"/>
+        </w:rPr>
+        <w:t>new</w:t>
+      </w:r>
+      <w:r>
+        <w:rPr>
+          <w:rFonts w:ascii="Menlo" w:hAnsi="Menlo" w:cs="Menlo"/>
+          <w:color w:val="CCCCCC"/>
+          <w:sz w:val="18"/>
+          <w:szCs w:val="18"/>
+        </w:rPr>
+        <w:t xml:space="preserve"> </w:t>
+      </w:r>
+      <w:r>
+        <w:rPr>
+          <w:rFonts w:ascii="Menlo" w:hAnsi="Menlo" w:cs="Menlo"/>
+          <w:color w:val="569CD6"/>
+          <w:sz w:val="18"/>
+          <w:szCs w:val="18"/>
+        </w:rPr>
+        <w:t>Vector</w:t>
+      </w:r>
+      <w:r>
+        <w:rPr>
+          <w:rFonts w:ascii="Menlo" w:hAnsi="Menlo" w:cs="Menlo"/>
+          <w:color w:val="CCCCCC"/>
+          <w:sz w:val="18"/>
+          <w:szCs w:val="18"/>
+        </w:rPr>
+        <w:t>&lt;&gt;();</w:t>
+      </w:r>
+    </w:p>
+    <w:p>
+      <w:pPr>
+        <w:rPr>
+          <w:b/>
+          <w:bCs/>
+          <w:sz w:val="18"/>
+          <w:szCs w:val="18"/>
+        </w:rPr>
       </w:pPr>
     </w:p>
     <w:p/>
+    <w:p>
+      <w:pPr>
+        <w:rPr>
+          <w:b/>
+          <w:bCs/>
+          <w:sz w:val="20"/>
+          <w:szCs w:val="20"/>
+        </w:rPr>
+      </w:pPr>
+      <w:r>
+        <w:rPr>
+          <w:b/>
+          <w:bCs/>
+          <w:sz w:val="20"/>
+          <w:szCs w:val="20"/>
+        </w:rPr>
+        <w:t>How synchronizedList works internally:</w:t>
+      </w:r>
+    </w:p>
+    <w:p>
+      <w:pPr>
+        <w:rPr>
+          <w:b/>
+          <w:bCs/>
+          <w:sz w:val="20"/>
+          <w:szCs w:val="20"/>
+        </w:rPr>
+      </w:pPr>
+    </w:p>
+    <w:p>
+      <w:pPr>
+        <w:shd w:val="clear" w:color="auto" w:fill="1F1F1F"/>
+        <w:rPr>
+          <w:rFonts w:ascii="Menlo" w:hAnsi="Menlo" w:cs="Menlo"/>
+          <w:color w:val="CCCCCC"/>
+          <w:sz w:val="18"/>
+          <w:szCs w:val="18"/>
+        </w:rPr>
+      </w:pPr>
+      <w:r>
+        <w:rPr>
+          <w:rFonts w:ascii="Menlo" w:hAnsi="Menlo" w:cs="Menlo"/>
+          <w:i/>
+          <w:iCs/>
+          <w:color w:val="6A9955"/>
+          <w:sz w:val="18"/>
+          <w:szCs w:val="18"/>
+        </w:rPr>
+        <w:t>// Inside Collections.java (simplified)</w:t>
+      </w:r>
+    </w:p>
+    <w:p>
+      <w:pPr>
+        <w:shd w:val="clear" w:color="auto" w:fill="1F1F1F"/>
+        <w:rPr>
+          <w:rFonts w:ascii="Menlo" w:hAnsi="Menlo" w:cs="Menlo"/>
+          <w:color w:val="CCCCCC"/>
+          <w:sz w:val="18"/>
+          <w:szCs w:val="18"/>
+        </w:rPr>
+      </w:pPr>
+      <w:r>
+        <w:rPr>
+          <w:rFonts w:ascii="Menlo" w:hAnsi="Menlo" w:cs="Menlo"/>
+          <w:color w:val="569CD6"/>
+          <w:sz w:val="18"/>
+          <w:szCs w:val="18"/>
+        </w:rPr>
+        <w:t>static</w:t>
+      </w:r>
+      <w:r>
+        <w:rPr>
+          <w:rFonts w:ascii="Menlo" w:hAnsi="Menlo" w:cs="Menlo"/>
+          <w:color w:val="CCCCCC"/>
+          <w:sz w:val="18"/>
+          <w:szCs w:val="18"/>
+        </w:rPr>
+        <w:t xml:space="preserve"> </w:t>
+      </w:r>
+      <w:r>
+        <w:rPr>
+          <w:rFonts w:ascii="Menlo" w:hAnsi="Menlo" w:cs="Menlo"/>
+          <w:color w:val="569CD6"/>
+          <w:sz w:val="18"/>
+          <w:szCs w:val="18"/>
+        </w:rPr>
+        <w:t>class</w:t>
+      </w:r>
+      <w:r>
+        <w:rPr>
+          <w:rFonts w:ascii="Menlo" w:hAnsi="Menlo" w:cs="Menlo"/>
+          <w:color w:val="CCCCCC"/>
+          <w:sz w:val="18"/>
+          <w:szCs w:val="18"/>
+        </w:rPr>
+        <w:t xml:space="preserve"> </w:t>
+      </w:r>
+      <w:r>
+        <w:rPr>
+          <w:rFonts w:ascii="Menlo" w:hAnsi="Menlo" w:cs="Menlo"/>
+          <w:color w:val="4EC9B0"/>
+          <w:sz w:val="18"/>
+          <w:szCs w:val="18"/>
+        </w:rPr>
+        <w:t>SynchronizedList</w:t>
+      </w:r>
+      <w:r>
+        <w:rPr>
+          <w:rFonts w:ascii="Menlo" w:hAnsi="Menlo" w:cs="Menlo"/>
+          <w:color w:val="CCCCCC"/>
+          <w:sz w:val="18"/>
+          <w:szCs w:val="18"/>
+        </w:rPr>
+        <w:t>&lt;</w:t>
+      </w:r>
+      <w:r>
+        <w:rPr>
+          <w:rFonts w:ascii="Menlo" w:hAnsi="Menlo" w:cs="Menlo"/>
+          <w:color w:val="569CD6"/>
+          <w:sz w:val="18"/>
+          <w:szCs w:val="18"/>
+        </w:rPr>
+        <w:t>E</w:t>
+      </w:r>
+      <w:r>
+        <w:rPr>
+          <w:rFonts w:ascii="Menlo" w:hAnsi="Menlo" w:cs="Menlo"/>
+          <w:color w:val="CCCCCC"/>
+          <w:sz w:val="18"/>
+          <w:szCs w:val="18"/>
+        </w:rPr>
+        <w:t xml:space="preserve">&gt; </w:t>
+      </w:r>
+      <w:r>
+        <w:rPr>
+          <w:rFonts w:ascii="Menlo" w:hAnsi="Menlo" w:cs="Menlo"/>
+          <w:color w:val="569CD6"/>
+          <w:sz w:val="18"/>
+          <w:szCs w:val="18"/>
+        </w:rPr>
+        <w:t>implements</w:t>
+      </w:r>
+      <w:r>
+        <w:rPr>
+          <w:rFonts w:ascii="Menlo" w:hAnsi="Menlo" w:cs="Menlo"/>
+          <w:color w:val="CCCCCC"/>
+          <w:sz w:val="18"/>
+          <w:szCs w:val="18"/>
+        </w:rPr>
+        <w:t xml:space="preserve"> </w:t>
+      </w:r>
+      <w:r>
+        <w:rPr>
+          <w:rFonts w:ascii="Menlo" w:hAnsi="Menlo" w:cs="Menlo"/>
+          <w:color w:val="4EC9B0"/>
+          <w:sz w:val="18"/>
+          <w:szCs w:val="18"/>
+        </w:rPr>
+        <w:t>List</w:t>
+      </w:r>
+      <w:r>
+        <w:rPr>
+          <w:rFonts w:ascii="Menlo" w:hAnsi="Menlo" w:cs="Menlo"/>
+          <w:color w:val="CCCCCC"/>
+          <w:sz w:val="18"/>
+          <w:szCs w:val="18"/>
+        </w:rPr>
+        <w:t>&lt;</w:t>
+      </w:r>
+      <w:r>
+        <w:rPr>
+          <w:rFonts w:ascii="Menlo" w:hAnsi="Menlo" w:cs="Menlo"/>
+          <w:color w:val="569CD6"/>
+          <w:sz w:val="18"/>
+          <w:szCs w:val="18"/>
+        </w:rPr>
+        <w:t>E</w:t>
+      </w:r>
+      <w:r>
+        <w:rPr>
+          <w:rFonts w:ascii="Menlo" w:hAnsi="Menlo" w:cs="Menlo"/>
+          <w:color w:val="CCCCCC"/>
+          <w:sz w:val="18"/>
+          <w:szCs w:val="18"/>
+        </w:rPr>
+        <w:t>&gt; {</w:t>
+      </w:r>
+    </w:p>
+    <w:p>
+      <w:pPr>
+        <w:shd w:val="clear" w:color="auto" w:fill="1F1F1F"/>
+        <w:rPr>
+          <w:rFonts w:ascii="Menlo" w:hAnsi="Menlo" w:cs="Menlo"/>
+          <w:color w:val="CCCCCC"/>
+          <w:sz w:val="18"/>
+          <w:szCs w:val="18"/>
+        </w:rPr>
+      </w:pPr>
+      <w:r>
+        <w:rPr>
+          <w:rFonts w:ascii="Menlo" w:hAnsi="Menlo" w:cs="Menlo"/>
+          <w:color w:val="CCCCCC"/>
+          <w:sz w:val="18"/>
+          <w:szCs w:val="18"/>
+        </w:rPr>
+        <w:t xml:space="preserve">    </w:t>
+      </w:r>
+      <w:r>
+        <w:rPr>
+          <w:rFonts w:ascii="Menlo" w:hAnsi="Menlo" w:cs="Menlo"/>
+          <w:color w:val="569CD6"/>
+          <w:sz w:val="18"/>
+          <w:szCs w:val="18"/>
+        </w:rPr>
+        <w:t>final</w:t>
+      </w:r>
+      <w:r>
+        <w:rPr>
+          <w:rFonts w:ascii="Menlo" w:hAnsi="Menlo" w:cs="Menlo"/>
+          <w:color w:val="CCCCCC"/>
+          <w:sz w:val="18"/>
+          <w:szCs w:val="18"/>
+        </w:rPr>
+        <w:t xml:space="preserve"> </w:t>
+      </w:r>
+      <w:r>
+        <w:rPr>
+          <w:rFonts w:ascii="Menlo" w:hAnsi="Menlo" w:cs="Menlo"/>
+          <w:color w:val="569CD6"/>
+          <w:sz w:val="18"/>
+          <w:szCs w:val="18"/>
+        </w:rPr>
+        <w:t>List</w:t>
+      </w:r>
+      <w:r>
+        <w:rPr>
+          <w:rFonts w:ascii="Menlo" w:hAnsi="Menlo" w:cs="Menlo"/>
+          <w:color w:val="CCCCCC"/>
+          <w:sz w:val="18"/>
+          <w:szCs w:val="18"/>
+        </w:rPr>
+        <w:t>&lt;</w:t>
+      </w:r>
+      <w:r>
+        <w:rPr>
+          <w:rFonts w:ascii="Menlo" w:hAnsi="Menlo" w:cs="Menlo"/>
+          <w:color w:val="569CD6"/>
+          <w:sz w:val="18"/>
+          <w:szCs w:val="18"/>
+        </w:rPr>
+        <w:t>E</w:t>
+      </w:r>
+      <w:r>
+        <w:rPr>
+          <w:rFonts w:ascii="Menlo" w:hAnsi="Menlo" w:cs="Menlo"/>
+          <w:color w:val="CCCCCC"/>
+          <w:sz w:val="18"/>
+          <w:szCs w:val="18"/>
+        </w:rPr>
+        <w:t xml:space="preserve">&gt; </w:t>
+      </w:r>
+      <w:r>
+        <w:rPr>
+          <w:rFonts w:ascii="Menlo" w:hAnsi="Menlo" w:cs="Menlo"/>
+          <w:color w:val="9CDCFE"/>
+          <w:sz w:val="18"/>
+          <w:szCs w:val="18"/>
+        </w:rPr>
+        <w:t>list</w:t>
+      </w:r>
+      <w:r>
+        <w:rPr>
+          <w:rFonts w:ascii="Menlo" w:hAnsi="Menlo" w:cs="Menlo"/>
+          <w:color w:val="CCCCCC"/>
+          <w:sz w:val="18"/>
+          <w:szCs w:val="18"/>
+        </w:rPr>
+        <w:t>;</w:t>
+      </w:r>
+    </w:p>
+    <w:p>
+      <w:pPr>
+        <w:shd w:val="clear" w:color="auto" w:fill="1F1F1F"/>
+        <w:rPr>
+          <w:rFonts w:ascii="Menlo" w:hAnsi="Menlo" w:cs="Menlo"/>
+          <w:color w:val="CCCCCC"/>
+          <w:sz w:val="18"/>
+          <w:szCs w:val="18"/>
+        </w:rPr>
+      </w:pPr>
+      <w:r>
+        <w:rPr>
+          <w:rFonts w:ascii="Menlo" w:hAnsi="Menlo" w:cs="Menlo"/>
+          <w:color w:val="CCCCCC"/>
+          <w:sz w:val="18"/>
+          <w:szCs w:val="18"/>
+        </w:rPr>
+        <w:t xml:space="preserve">    </w:t>
+      </w:r>
+      <w:r>
+        <w:rPr>
+          <w:rFonts w:ascii="Menlo" w:hAnsi="Menlo" w:cs="Menlo"/>
+          <w:color w:val="569CD6"/>
+          <w:sz w:val="18"/>
+          <w:szCs w:val="18"/>
+        </w:rPr>
+        <w:t>final</w:t>
+      </w:r>
+      <w:r>
+        <w:rPr>
+          <w:rFonts w:ascii="Menlo" w:hAnsi="Menlo" w:cs="Menlo"/>
+          <w:color w:val="CCCCCC"/>
+          <w:sz w:val="18"/>
+          <w:szCs w:val="18"/>
+        </w:rPr>
+        <w:t xml:space="preserve"> </w:t>
+      </w:r>
+      <w:r>
+        <w:rPr>
+          <w:rFonts w:ascii="Menlo" w:hAnsi="Menlo" w:cs="Menlo"/>
+          <w:color w:val="569CD6"/>
+          <w:sz w:val="18"/>
+          <w:szCs w:val="18"/>
+        </w:rPr>
+        <w:t>Object</w:t>
+      </w:r>
+      <w:r>
+        <w:rPr>
+          <w:rFonts w:ascii="Menlo" w:hAnsi="Menlo" w:cs="Menlo"/>
+          <w:color w:val="CCCCCC"/>
+          <w:sz w:val="18"/>
+          <w:szCs w:val="18"/>
+        </w:rPr>
+        <w:t xml:space="preserve"> </w:t>
+      </w:r>
+      <w:r>
+        <w:rPr>
+          <w:rFonts w:ascii="Menlo" w:hAnsi="Menlo" w:cs="Menlo"/>
+          <w:color w:val="9CDCFE"/>
+          <w:sz w:val="18"/>
+          <w:szCs w:val="18"/>
+        </w:rPr>
+        <w:t>mutex</w:t>
+      </w:r>
+      <w:r>
+        <w:rPr>
+          <w:rFonts w:ascii="Menlo" w:hAnsi="Menlo" w:cs="Menlo"/>
+          <w:color w:val="CCCCCC"/>
+          <w:sz w:val="18"/>
+          <w:szCs w:val="18"/>
+        </w:rPr>
+        <w:t xml:space="preserve">;     </w:t>
+      </w:r>
+      <w:r>
+        <w:rPr>
+          <w:rFonts w:ascii="Menlo" w:hAnsi="Menlo" w:cs="Menlo"/>
+          <w:i/>
+          <w:iCs/>
+          <w:color w:val="6A9955"/>
+          <w:sz w:val="18"/>
+          <w:szCs w:val="18"/>
+        </w:rPr>
+        <w:t>// lock object</w:t>
+      </w:r>
+    </w:p>
+    <w:p>
+      <w:pPr>
+        <w:shd w:val="clear" w:color="auto" w:fill="1F1F1F"/>
+        <w:rPr>
+          <w:rFonts w:ascii="Menlo" w:hAnsi="Menlo" w:cs="Menlo"/>
+          <w:color w:val="CCCCCC"/>
+          <w:sz w:val="18"/>
+          <w:szCs w:val="18"/>
+        </w:rPr>
+      </w:pPr>
+      <w:r>
+        <w:rPr>
+          <w:rFonts w:ascii="Menlo" w:hAnsi="Menlo" w:cs="Menlo"/>
+          <w:color w:val="CCCCCC"/>
+          <w:sz w:val="18"/>
+          <w:szCs w:val="18"/>
+        </w:rPr>
+        <w:t xml:space="preserve">    </w:t>
+      </w:r>
+      <w:r>
+        <w:rPr>
+          <w:rFonts w:ascii="Menlo" w:hAnsi="Menlo" w:cs="Menlo"/>
+          <w:color w:val="569CD6"/>
+          <w:sz w:val="18"/>
+          <w:szCs w:val="18"/>
+        </w:rPr>
+        <w:t>public</w:t>
+      </w:r>
+      <w:r>
+        <w:rPr>
+          <w:rFonts w:ascii="Menlo" w:hAnsi="Menlo" w:cs="Menlo"/>
+          <w:color w:val="CCCCCC"/>
+          <w:sz w:val="18"/>
+          <w:szCs w:val="18"/>
+        </w:rPr>
+        <w:t xml:space="preserve"> </w:t>
+      </w:r>
+      <w:r>
+        <w:rPr>
+          <w:rFonts w:ascii="Menlo" w:hAnsi="Menlo" w:cs="Menlo"/>
+          <w:color w:val="569CD6"/>
+          <w:sz w:val="18"/>
+          <w:szCs w:val="18"/>
+        </w:rPr>
+        <w:t>E</w:t>
+      </w:r>
+      <w:r>
+        <w:rPr>
+          <w:rFonts w:ascii="Menlo" w:hAnsi="Menlo" w:cs="Menlo"/>
+          <w:color w:val="CCCCCC"/>
+          <w:sz w:val="18"/>
+          <w:szCs w:val="18"/>
+        </w:rPr>
+        <w:t xml:space="preserve"> </w:t>
+      </w:r>
+      <w:r>
+        <w:rPr>
+          <w:rFonts w:ascii="Menlo" w:hAnsi="Menlo" w:cs="Menlo"/>
+          <w:color w:val="DCDCAA"/>
+          <w:sz w:val="18"/>
+          <w:szCs w:val="18"/>
+        </w:rPr>
+        <w:t>get</w:t>
+      </w:r>
+      <w:r>
+        <w:rPr>
+          <w:rFonts w:ascii="Menlo" w:hAnsi="Menlo" w:cs="Menlo"/>
+          <w:color w:val="CCCCCC"/>
+          <w:sz w:val="18"/>
+          <w:szCs w:val="18"/>
+        </w:rPr>
+        <w:t>(</w:t>
+      </w:r>
+      <w:r>
+        <w:rPr>
+          <w:rFonts w:ascii="Menlo" w:hAnsi="Menlo" w:cs="Menlo"/>
+          <w:color w:val="569CD6"/>
+          <w:sz w:val="18"/>
+          <w:szCs w:val="18"/>
+        </w:rPr>
+        <w:t>int</w:t>
+      </w:r>
+      <w:r>
+        <w:rPr>
+          <w:rFonts w:ascii="Menlo" w:hAnsi="Menlo" w:cs="Menlo"/>
+          <w:color w:val="CCCCCC"/>
+          <w:sz w:val="18"/>
+          <w:szCs w:val="18"/>
+        </w:rPr>
+        <w:t xml:space="preserve"> </w:t>
+      </w:r>
+      <w:r>
+        <w:rPr>
+          <w:rFonts w:ascii="Menlo" w:hAnsi="Menlo" w:cs="Menlo"/>
+          <w:color w:val="9CDCFE"/>
+          <w:sz w:val="18"/>
+          <w:szCs w:val="18"/>
+        </w:rPr>
+        <w:t>index</w:t>
+      </w:r>
+      <w:r>
+        <w:rPr>
+          <w:rFonts w:ascii="Menlo" w:hAnsi="Menlo" w:cs="Menlo"/>
+          <w:color w:val="CCCCCC"/>
+          <w:sz w:val="18"/>
+          <w:szCs w:val="18"/>
+        </w:rPr>
+        <w:t>) {</w:t>
+      </w:r>
+    </w:p>
+    <w:p>
+      <w:pPr>
+        <w:shd w:val="clear" w:color="auto" w:fill="1F1F1F"/>
+        <w:rPr>
+          <w:rFonts w:ascii="Menlo" w:hAnsi="Menlo" w:cs="Menlo"/>
+          <w:color w:val="CCCCCC"/>
+          <w:sz w:val="18"/>
+          <w:szCs w:val="18"/>
+        </w:rPr>
+      </w:pPr>
+      <w:r>
+        <w:rPr>
+          <w:rFonts w:ascii="Menlo" w:hAnsi="Menlo" w:cs="Menlo"/>
+          <w:color w:val="CCCCCC"/>
+          <w:sz w:val="18"/>
+          <w:szCs w:val="18"/>
+        </w:rPr>
+        <w:t xml:space="preserve">        </w:t>
+      </w:r>
+      <w:r>
+        <w:rPr>
+          <w:rFonts w:ascii="Menlo" w:hAnsi="Menlo" w:cs="Menlo"/>
+          <w:color w:val="569CD6"/>
+          <w:sz w:val="18"/>
+          <w:szCs w:val="18"/>
+        </w:rPr>
+        <w:t>synchronized</w:t>
+      </w:r>
+      <w:r>
+        <w:rPr>
+          <w:rFonts w:ascii="Menlo" w:hAnsi="Menlo" w:cs="Menlo"/>
+          <w:color w:val="CCCCCC"/>
+          <w:sz w:val="18"/>
+          <w:szCs w:val="18"/>
+        </w:rPr>
+        <w:t xml:space="preserve"> (mutex) { </w:t>
+      </w:r>
+      <w:r>
+        <w:rPr>
+          <w:rFonts w:ascii="Menlo" w:hAnsi="Menlo" w:cs="Menlo"/>
+          <w:color w:val="569CD6"/>
+          <w:sz w:val="18"/>
+          <w:szCs w:val="18"/>
+        </w:rPr>
+        <w:t>return</w:t>
+      </w:r>
+      <w:r>
+        <w:rPr>
+          <w:rFonts w:ascii="Menlo" w:hAnsi="Menlo" w:cs="Menlo"/>
+          <w:color w:val="CCCCCC"/>
+          <w:sz w:val="18"/>
+          <w:szCs w:val="18"/>
+        </w:rPr>
+        <w:t xml:space="preserve"> </w:t>
+      </w:r>
+      <w:r>
+        <w:rPr>
+          <w:rFonts w:ascii="Menlo" w:hAnsi="Menlo" w:cs="Menlo"/>
+          <w:color w:val="9CDCFE"/>
+          <w:sz w:val="18"/>
+          <w:szCs w:val="18"/>
+        </w:rPr>
+        <w:t>list</w:t>
+      </w:r>
+      <w:r>
+        <w:rPr>
+          <w:rFonts w:ascii="Menlo" w:hAnsi="Menlo" w:cs="Menlo"/>
+          <w:color w:val="CCCCCC"/>
+          <w:sz w:val="18"/>
+          <w:szCs w:val="18"/>
+        </w:rPr>
+        <w:t>.</w:t>
+      </w:r>
+      <w:r>
+        <w:rPr>
+          <w:rFonts w:ascii="Menlo" w:hAnsi="Menlo" w:cs="Menlo"/>
+          <w:color w:val="DCDCAA"/>
+          <w:sz w:val="18"/>
+          <w:szCs w:val="18"/>
+        </w:rPr>
+        <w:t>get</w:t>
+      </w:r>
+      <w:r>
+        <w:rPr>
+          <w:rFonts w:ascii="Menlo" w:hAnsi="Menlo" w:cs="Menlo"/>
+          <w:color w:val="CCCCCC"/>
+          <w:sz w:val="18"/>
+          <w:szCs w:val="18"/>
+        </w:rPr>
+        <w:t>(index); }</w:t>
+      </w:r>
+    </w:p>
+    <w:p>
+      <w:pPr>
+        <w:shd w:val="clear" w:color="auto" w:fill="1F1F1F"/>
+        <w:rPr>
+          <w:rFonts w:ascii="Menlo" w:hAnsi="Menlo" w:cs="Menlo"/>
+          <w:color w:val="CCCCCC"/>
+          <w:sz w:val="18"/>
+          <w:szCs w:val="18"/>
+        </w:rPr>
+      </w:pPr>
+      <w:r>
+        <w:rPr>
+          <w:rFonts w:ascii="Menlo" w:hAnsi="Menlo" w:cs="Menlo"/>
+          <w:color w:val="CCCCCC"/>
+          <w:sz w:val="18"/>
+          <w:szCs w:val="18"/>
+        </w:rPr>
+        <w:t xml:space="preserve">    }</w:t>
+      </w:r>
+    </w:p>
+    <w:p>
+      <w:pPr>
+        <w:shd w:val="clear" w:color="auto" w:fill="1F1F1F"/>
+        <w:rPr>
+          <w:rFonts w:ascii="Menlo" w:hAnsi="Menlo" w:cs="Menlo"/>
+          <w:color w:val="CCCCCC"/>
+          <w:sz w:val="18"/>
+          <w:szCs w:val="18"/>
+        </w:rPr>
+      </w:pPr>
+      <w:r>
+        <w:rPr>
+          <w:rFonts w:ascii="Menlo" w:hAnsi="Menlo" w:cs="Menlo"/>
+          <w:color w:val="CCCCCC"/>
+          <w:sz w:val="18"/>
+          <w:szCs w:val="18"/>
+        </w:rPr>
+        <w:t xml:space="preserve">    </w:t>
+      </w:r>
+      <w:r>
+        <w:rPr>
+          <w:rFonts w:ascii="Menlo" w:hAnsi="Menlo" w:cs="Menlo"/>
+          <w:color w:val="569CD6"/>
+          <w:sz w:val="18"/>
+          <w:szCs w:val="18"/>
+        </w:rPr>
+        <w:t>public</w:t>
+      </w:r>
+      <w:r>
+        <w:rPr>
+          <w:rFonts w:ascii="Menlo" w:hAnsi="Menlo" w:cs="Menlo"/>
+          <w:color w:val="CCCCCC"/>
+          <w:sz w:val="18"/>
+          <w:szCs w:val="18"/>
+        </w:rPr>
+        <w:t xml:space="preserve"> </w:t>
+      </w:r>
+      <w:r>
+        <w:rPr>
+          <w:rFonts w:ascii="Menlo" w:hAnsi="Menlo" w:cs="Menlo"/>
+          <w:color w:val="569CD6"/>
+          <w:sz w:val="18"/>
+          <w:szCs w:val="18"/>
+        </w:rPr>
+        <w:t>E</w:t>
+      </w:r>
+      <w:r>
+        <w:rPr>
+          <w:rFonts w:ascii="Menlo" w:hAnsi="Menlo" w:cs="Menlo"/>
+          <w:color w:val="CCCCCC"/>
+          <w:sz w:val="18"/>
+          <w:szCs w:val="18"/>
+        </w:rPr>
+        <w:t xml:space="preserve"> </w:t>
+      </w:r>
+      <w:r>
+        <w:rPr>
+          <w:rFonts w:ascii="Menlo" w:hAnsi="Menlo" w:cs="Menlo"/>
+          <w:color w:val="DCDCAA"/>
+          <w:sz w:val="18"/>
+          <w:szCs w:val="18"/>
+        </w:rPr>
+        <w:t>set</w:t>
+      </w:r>
+      <w:r>
+        <w:rPr>
+          <w:rFonts w:ascii="Menlo" w:hAnsi="Menlo" w:cs="Menlo"/>
+          <w:color w:val="CCCCCC"/>
+          <w:sz w:val="18"/>
+          <w:szCs w:val="18"/>
+        </w:rPr>
+        <w:t>(</w:t>
+      </w:r>
+      <w:r>
+        <w:rPr>
+          <w:rFonts w:ascii="Menlo" w:hAnsi="Menlo" w:cs="Menlo"/>
+          <w:color w:val="569CD6"/>
+          <w:sz w:val="18"/>
+          <w:szCs w:val="18"/>
+        </w:rPr>
+        <w:t>int</w:t>
+      </w:r>
+      <w:r>
+        <w:rPr>
+          <w:rFonts w:ascii="Menlo" w:hAnsi="Menlo" w:cs="Menlo"/>
+          <w:color w:val="CCCCCC"/>
+          <w:sz w:val="18"/>
+          <w:szCs w:val="18"/>
+        </w:rPr>
+        <w:t xml:space="preserve"> </w:t>
+      </w:r>
+      <w:r>
+        <w:rPr>
+          <w:rFonts w:ascii="Menlo" w:hAnsi="Menlo" w:cs="Menlo"/>
+          <w:color w:val="9CDCFE"/>
+          <w:sz w:val="18"/>
+          <w:szCs w:val="18"/>
+        </w:rPr>
+        <w:t>index</w:t>
+      </w:r>
+      <w:r>
+        <w:rPr>
+          <w:rFonts w:ascii="Menlo" w:hAnsi="Menlo" w:cs="Menlo"/>
+          <w:color w:val="CCCCCC"/>
+          <w:sz w:val="18"/>
+          <w:szCs w:val="18"/>
+        </w:rPr>
+        <w:t xml:space="preserve">, </w:t>
+      </w:r>
+      <w:r>
+        <w:rPr>
+          <w:rFonts w:ascii="Menlo" w:hAnsi="Menlo" w:cs="Menlo"/>
+          <w:color w:val="569CD6"/>
+          <w:sz w:val="18"/>
+          <w:szCs w:val="18"/>
+        </w:rPr>
+        <w:t>E</w:t>
+      </w:r>
+      <w:r>
+        <w:rPr>
+          <w:rFonts w:ascii="Menlo" w:hAnsi="Menlo" w:cs="Menlo"/>
+          <w:color w:val="CCCCCC"/>
+          <w:sz w:val="18"/>
+          <w:szCs w:val="18"/>
+        </w:rPr>
+        <w:t xml:space="preserve"> </w:t>
+      </w:r>
+      <w:r>
+        <w:rPr>
+          <w:rFonts w:ascii="Menlo" w:hAnsi="Menlo" w:cs="Menlo"/>
+          <w:color w:val="9CDCFE"/>
+          <w:sz w:val="18"/>
+          <w:szCs w:val="18"/>
+        </w:rPr>
+        <w:t>element</w:t>
+      </w:r>
+      <w:r>
+        <w:rPr>
+          <w:rFonts w:ascii="Menlo" w:hAnsi="Menlo" w:cs="Menlo"/>
+          <w:color w:val="CCCCCC"/>
+          <w:sz w:val="18"/>
+          <w:szCs w:val="18"/>
+        </w:rPr>
+        <w:t>) {</w:t>
+      </w:r>
+    </w:p>
+    <w:p>
+      <w:pPr>
+        <w:shd w:val="clear" w:color="auto" w:fill="1F1F1F"/>
+        <w:rPr>
+          <w:rFonts w:ascii="Menlo" w:hAnsi="Menlo" w:cs="Menlo"/>
+          <w:color w:val="CCCCCC"/>
+          <w:sz w:val="18"/>
+          <w:szCs w:val="18"/>
+        </w:rPr>
+      </w:pPr>
+      <w:r>
+        <w:rPr>
+          <w:rFonts w:ascii="Menlo" w:hAnsi="Menlo" w:cs="Menlo"/>
+          <w:color w:val="CCCCCC"/>
+          <w:sz w:val="18"/>
+          <w:szCs w:val="18"/>
+        </w:rPr>
+        <w:t xml:space="preserve">        </w:t>
+      </w:r>
+      <w:r>
+        <w:rPr>
+          <w:rFonts w:ascii="Menlo" w:hAnsi="Menlo" w:cs="Menlo"/>
+          <w:color w:val="569CD6"/>
+          <w:sz w:val="18"/>
+          <w:szCs w:val="18"/>
+        </w:rPr>
+        <w:t>synchronized</w:t>
+      </w:r>
+      <w:r>
+        <w:rPr>
+          <w:rFonts w:ascii="Menlo" w:hAnsi="Menlo" w:cs="Menlo"/>
+          <w:color w:val="CCCCCC"/>
+          <w:sz w:val="18"/>
+          <w:szCs w:val="18"/>
+        </w:rPr>
+        <w:t xml:space="preserve"> (mutex) { </w:t>
+      </w:r>
+      <w:r>
+        <w:rPr>
+          <w:rFonts w:ascii="Menlo" w:hAnsi="Menlo" w:cs="Menlo"/>
+          <w:color w:val="569CD6"/>
+          <w:sz w:val="18"/>
+          <w:szCs w:val="18"/>
+        </w:rPr>
+        <w:t>return</w:t>
+      </w:r>
+      <w:r>
+        <w:rPr>
+          <w:rFonts w:ascii="Menlo" w:hAnsi="Menlo" w:cs="Menlo"/>
+          <w:color w:val="CCCCCC"/>
+          <w:sz w:val="18"/>
+          <w:szCs w:val="18"/>
+        </w:rPr>
+        <w:t xml:space="preserve"> </w:t>
+      </w:r>
+      <w:r>
+        <w:rPr>
+          <w:rFonts w:ascii="Menlo" w:hAnsi="Menlo" w:cs="Menlo"/>
+          <w:color w:val="9CDCFE"/>
+          <w:sz w:val="18"/>
+          <w:szCs w:val="18"/>
+        </w:rPr>
+        <w:t>list</w:t>
+      </w:r>
+      <w:r>
+        <w:rPr>
+          <w:rFonts w:ascii="Menlo" w:hAnsi="Menlo" w:cs="Menlo"/>
+          <w:color w:val="CCCCCC"/>
+          <w:sz w:val="18"/>
+          <w:szCs w:val="18"/>
+        </w:rPr>
+        <w:t>.</w:t>
+      </w:r>
+      <w:r>
+        <w:rPr>
+          <w:rFonts w:ascii="Menlo" w:hAnsi="Menlo" w:cs="Menlo"/>
+          <w:color w:val="DCDCAA"/>
+          <w:sz w:val="18"/>
+          <w:szCs w:val="18"/>
+        </w:rPr>
+        <w:t>set</w:t>
+      </w:r>
+      <w:r>
+        <w:rPr>
+          <w:rFonts w:ascii="Menlo" w:hAnsi="Menlo" w:cs="Menlo"/>
+          <w:color w:val="CCCCCC"/>
+          <w:sz w:val="18"/>
+          <w:szCs w:val="18"/>
+        </w:rPr>
+        <w:t>(index, element); }</w:t>
+      </w:r>
+    </w:p>
+    <w:p>
+      <w:pPr>
+        <w:shd w:val="clear" w:color="auto" w:fill="1F1F1F"/>
+        <w:rPr>
+          <w:rFonts w:ascii="Menlo" w:hAnsi="Menlo" w:cs="Menlo"/>
+          <w:color w:val="CCCCCC"/>
+          <w:sz w:val="18"/>
+          <w:szCs w:val="18"/>
+        </w:rPr>
+      </w:pPr>
+      <w:r>
+        <w:rPr>
+          <w:rFonts w:ascii="Menlo" w:hAnsi="Menlo" w:cs="Menlo"/>
+          <w:color w:val="CCCCCC"/>
+          <w:sz w:val="18"/>
+          <w:szCs w:val="18"/>
+        </w:rPr>
+        <w:t xml:space="preserve">    }</w:t>
+      </w:r>
+    </w:p>
+    <w:p>
+      <w:pPr>
+        <w:shd w:val="clear" w:color="auto" w:fill="1F1F1F"/>
+        <w:rPr>
+          <w:rFonts w:ascii="Menlo" w:hAnsi="Menlo" w:cs="Menlo"/>
+          <w:color w:val="CCCCCC"/>
+          <w:sz w:val="18"/>
+          <w:szCs w:val="18"/>
+        </w:rPr>
+      </w:pPr>
+      <w:r>
+        <w:rPr>
+          <w:rFonts w:ascii="Menlo" w:hAnsi="Menlo" w:cs="Menlo"/>
+          <w:color w:val="CCCCCC"/>
+          <w:sz w:val="18"/>
+          <w:szCs w:val="18"/>
+        </w:rPr>
+        <w:t xml:space="preserve">    </w:t>
+      </w:r>
+      <w:r>
+        <w:rPr>
+          <w:rFonts w:ascii="Menlo" w:hAnsi="Menlo" w:cs="Menlo"/>
+          <w:color w:val="569CD6"/>
+          <w:sz w:val="18"/>
+          <w:szCs w:val="18"/>
+        </w:rPr>
+        <w:t>public</w:t>
+      </w:r>
+      <w:r>
+        <w:rPr>
+          <w:rFonts w:ascii="Menlo" w:hAnsi="Menlo" w:cs="Menlo"/>
+          <w:color w:val="CCCCCC"/>
+          <w:sz w:val="18"/>
+          <w:szCs w:val="18"/>
+        </w:rPr>
+        <w:t xml:space="preserve"> </w:t>
+      </w:r>
+      <w:r>
+        <w:rPr>
+          <w:rFonts w:ascii="Menlo" w:hAnsi="Menlo" w:cs="Menlo"/>
+          <w:color w:val="569CD6"/>
+          <w:sz w:val="18"/>
+          <w:szCs w:val="18"/>
+        </w:rPr>
+        <w:t>void</w:t>
+      </w:r>
+      <w:r>
+        <w:rPr>
+          <w:rFonts w:ascii="Menlo" w:hAnsi="Menlo" w:cs="Menlo"/>
+          <w:color w:val="CCCCCC"/>
+          <w:sz w:val="18"/>
+          <w:szCs w:val="18"/>
+        </w:rPr>
+        <w:t xml:space="preserve"> </w:t>
+      </w:r>
+      <w:r>
+        <w:rPr>
+          <w:rFonts w:ascii="Menlo" w:hAnsi="Menlo" w:cs="Menlo"/>
+          <w:color w:val="DCDCAA"/>
+          <w:sz w:val="18"/>
+          <w:szCs w:val="18"/>
+        </w:rPr>
+        <w:t>add</w:t>
+      </w:r>
+      <w:r>
+        <w:rPr>
+          <w:rFonts w:ascii="Menlo" w:hAnsi="Menlo" w:cs="Menlo"/>
+          <w:color w:val="CCCCCC"/>
+          <w:sz w:val="18"/>
+          <w:szCs w:val="18"/>
+        </w:rPr>
+        <w:t>(</w:t>
+      </w:r>
+      <w:r>
+        <w:rPr>
+          <w:rFonts w:ascii="Menlo" w:hAnsi="Menlo" w:cs="Menlo"/>
+          <w:color w:val="569CD6"/>
+          <w:sz w:val="18"/>
+          <w:szCs w:val="18"/>
+        </w:rPr>
+        <w:t>int</w:t>
+      </w:r>
+      <w:r>
+        <w:rPr>
+          <w:rFonts w:ascii="Menlo" w:hAnsi="Menlo" w:cs="Menlo"/>
+          <w:color w:val="CCCCCC"/>
+          <w:sz w:val="18"/>
+          <w:szCs w:val="18"/>
+        </w:rPr>
+        <w:t xml:space="preserve"> </w:t>
+      </w:r>
+      <w:r>
+        <w:rPr>
+          <w:rFonts w:ascii="Menlo" w:hAnsi="Menlo" w:cs="Menlo"/>
+          <w:color w:val="9CDCFE"/>
+          <w:sz w:val="18"/>
+          <w:szCs w:val="18"/>
+        </w:rPr>
+        <w:t>index</w:t>
+      </w:r>
+      <w:r>
+        <w:rPr>
+          <w:rFonts w:ascii="Menlo" w:hAnsi="Menlo" w:cs="Menlo"/>
+          <w:color w:val="CCCCCC"/>
+          <w:sz w:val="18"/>
+          <w:szCs w:val="18"/>
+        </w:rPr>
+        <w:t xml:space="preserve">, </w:t>
+      </w:r>
+      <w:r>
+        <w:rPr>
+          <w:rFonts w:ascii="Menlo" w:hAnsi="Menlo" w:cs="Menlo"/>
+          <w:color w:val="569CD6"/>
+          <w:sz w:val="18"/>
+          <w:szCs w:val="18"/>
+        </w:rPr>
+        <w:t>E</w:t>
+      </w:r>
+      <w:r>
+        <w:rPr>
+          <w:rFonts w:ascii="Menlo" w:hAnsi="Menlo" w:cs="Menlo"/>
+          <w:color w:val="CCCCCC"/>
+          <w:sz w:val="18"/>
+          <w:szCs w:val="18"/>
+        </w:rPr>
+        <w:t xml:space="preserve"> </w:t>
+      </w:r>
+      <w:r>
+        <w:rPr>
+          <w:rFonts w:ascii="Menlo" w:hAnsi="Menlo" w:cs="Menlo"/>
+          <w:color w:val="9CDCFE"/>
+          <w:sz w:val="18"/>
+          <w:szCs w:val="18"/>
+        </w:rPr>
+        <w:t>element</w:t>
+      </w:r>
+      <w:r>
+        <w:rPr>
+          <w:rFonts w:ascii="Menlo" w:hAnsi="Menlo" w:cs="Menlo"/>
+          <w:color w:val="CCCCCC"/>
+          <w:sz w:val="18"/>
+          <w:szCs w:val="18"/>
+        </w:rPr>
+        <w:t>) {</w:t>
+      </w:r>
+    </w:p>
+    <w:p>
+      <w:pPr>
+        <w:shd w:val="clear" w:color="auto" w:fill="1F1F1F"/>
+        <w:rPr>
+          <w:rFonts w:ascii="Menlo" w:hAnsi="Menlo" w:cs="Menlo"/>
+          <w:color w:val="CCCCCC"/>
+          <w:sz w:val="18"/>
+          <w:szCs w:val="18"/>
+        </w:rPr>
+      </w:pPr>
+      <w:r>
+        <w:rPr>
+          <w:rFonts w:ascii="Menlo" w:hAnsi="Menlo" w:cs="Menlo"/>
+          <w:color w:val="CCCCCC"/>
+          <w:sz w:val="18"/>
+          <w:szCs w:val="18"/>
+        </w:rPr>
+        <w:t xml:space="preserve">        </w:t>
+      </w:r>
+      <w:r>
+        <w:rPr>
+          <w:rFonts w:ascii="Menlo" w:hAnsi="Menlo" w:cs="Menlo"/>
+          <w:color w:val="569CD6"/>
+          <w:sz w:val="18"/>
+          <w:szCs w:val="18"/>
+        </w:rPr>
+        <w:t>synchronized</w:t>
+      </w:r>
+      <w:r>
+        <w:rPr>
+          <w:rFonts w:ascii="Menlo" w:hAnsi="Menlo" w:cs="Menlo"/>
+          <w:color w:val="CCCCCC"/>
+          <w:sz w:val="18"/>
+          <w:szCs w:val="18"/>
+        </w:rPr>
+        <w:t xml:space="preserve"> (mutex) { </w:t>
+      </w:r>
+      <w:r>
+        <w:rPr>
+          <w:rFonts w:ascii="Menlo" w:hAnsi="Menlo" w:cs="Menlo"/>
+          <w:color w:val="9CDCFE"/>
+          <w:sz w:val="18"/>
+          <w:szCs w:val="18"/>
+        </w:rPr>
+        <w:t>list</w:t>
+      </w:r>
+      <w:r>
+        <w:rPr>
+          <w:rFonts w:ascii="Menlo" w:hAnsi="Menlo" w:cs="Menlo"/>
+          <w:color w:val="CCCCCC"/>
+          <w:sz w:val="18"/>
+          <w:szCs w:val="18"/>
+        </w:rPr>
+        <w:t>.</w:t>
+      </w:r>
+      <w:r>
+        <w:rPr>
+          <w:rFonts w:ascii="Menlo" w:hAnsi="Menlo" w:cs="Menlo"/>
+          <w:color w:val="DCDCAA"/>
+          <w:sz w:val="18"/>
+          <w:szCs w:val="18"/>
+        </w:rPr>
+        <w:t>add</w:t>
+      </w:r>
+      <w:r>
+        <w:rPr>
+          <w:rFonts w:ascii="Menlo" w:hAnsi="Menlo" w:cs="Menlo"/>
+          <w:color w:val="CCCCCC"/>
+          <w:sz w:val="18"/>
+          <w:szCs w:val="18"/>
+        </w:rPr>
+        <w:t>(index, element); }</w:t>
+      </w:r>
+    </w:p>
+    <w:p>
+      <w:pPr>
+        <w:shd w:val="clear" w:color="auto" w:fill="1F1F1F"/>
+        <w:rPr>
+          <w:rFonts w:ascii="Menlo" w:hAnsi="Menlo" w:cs="Menlo"/>
+          <w:color w:val="CCCCCC"/>
+          <w:sz w:val="18"/>
+          <w:szCs w:val="18"/>
+        </w:rPr>
+      </w:pPr>
+      <w:r>
+        <w:rPr>
+          <w:rFonts w:ascii="Menlo" w:hAnsi="Menlo" w:cs="Menlo"/>
+          <w:color w:val="CCCCCC"/>
+          <w:sz w:val="18"/>
+          <w:szCs w:val="18"/>
+        </w:rPr>
+        <w:t xml:space="preserve">    }</w:t>
+      </w:r>
+    </w:p>
+    <w:p>
+      <w:pPr>
+        <w:shd w:val="clear" w:color="auto" w:fill="1F1F1F"/>
+        <w:rPr>
+          <w:rFonts w:ascii="Menlo" w:hAnsi="Menlo" w:cs="Menlo"/>
+          <w:color w:val="CCCCCC"/>
+          <w:sz w:val="18"/>
+          <w:szCs w:val="18"/>
+        </w:rPr>
+      </w:pPr>
+      <w:r>
+        <w:rPr>
+          <w:rFonts w:ascii="Menlo" w:hAnsi="Menlo" w:cs="Menlo"/>
+          <w:color w:val="CCCCCC"/>
+          <w:sz w:val="18"/>
+          <w:szCs w:val="18"/>
+        </w:rPr>
+        <w:t xml:space="preserve">    </w:t>
+      </w:r>
+      <w:r>
+        <w:rPr>
+          <w:rFonts w:ascii="Menlo" w:hAnsi="Menlo" w:cs="Menlo"/>
+          <w:i/>
+          <w:iCs/>
+          <w:color w:val="6A9955"/>
+          <w:sz w:val="18"/>
+          <w:szCs w:val="18"/>
+        </w:rPr>
+        <w:t>// IMPORTANT: iterator is NOT synchronized!</w:t>
+      </w:r>
+    </w:p>
+    <w:p>
+      <w:pPr>
+        <w:shd w:val="clear" w:color="auto" w:fill="1F1F1F"/>
+        <w:rPr>
+          <w:rFonts w:ascii="Menlo" w:hAnsi="Menlo" w:cs="Menlo"/>
+          <w:color w:val="CCCCCC"/>
+          <w:sz w:val="18"/>
+          <w:szCs w:val="18"/>
+        </w:rPr>
+      </w:pPr>
+      <w:r>
+        <w:rPr>
+          <w:rFonts w:ascii="Menlo" w:hAnsi="Menlo" w:cs="Menlo"/>
+          <w:color w:val="CCCCCC"/>
+          <w:sz w:val="18"/>
+          <w:szCs w:val="18"/>
+        </w:rPr>
+        <w:t xml:space="preserve">    </w:t>
+      </w:r>
+      <w:r>
+        <w:rPr>
+          <w:rFonts w:ascii="Menlo" w:hAnsi="Menlo" w:cs="Menlo"/>
+          <w:color w:val="569CD6"/>
+          <w:sz w:val="18"/>
+          <w:szCs w:val="18"/>
+        </w:rPr>
+        <w:t>public</w:t>
+      </w:r>
+      <w:r>
+        <w:rPr>
+          <w:rFonts w:ascii="Menlo" w:hAnsi="Menlo" w:cs="Menlo"/>
+          <w:color w:val="CCCCCC"/>
+          <w:sz w:val="18"/>
+          <w:szCs w:val="18"/>
+        </w:rPr>
+        <w:t xml:space="preserve"> </w:t>
+      </w:r>
+      <w:r>
+        <w:rPr>
+          <w:rFonts w:ascii="Menlo" w:hAnsi="Menlo" w:cs="Menlo"/>
+          <w:color w:val="569CD6"/>
+          <w:sz w:val="18"/>
+          <w:szCs w:val="18"/>
+        </w:rPr>
+        <w:t>Iterator</w:t>
+      </w:r>
+      <w:r>
+        <w:rPr>
+          <w:rFonts w:ascii="Menlo" w:hAnsi="Menlo" w:cs="Menlo"/>
+          <w:color w:val="CCCCCC"/>
+          <w:sz w:val="18"/>
+          <w:szCs w:val="18"/>
+        </w:rPr>
+        <w:t>&lt;</w:t>
+      </w:r>
+      <w:r>
+        <w:rPr>
+          <w:rFonts w:ascii="Menlo" w:hAnsi="Menlo" w:cs="Menlo"/>
+          <w:color w:val="569CD6"/>
+          <w:sz w:val="18"/>
+          <w:szCs w:val="18"/>
+        </w:rPr>
+        <w:t>E</w:t>
+      </w:r>
+      <w:r>
+        <w:rPr>
+          <w:rFonts w:ascii="Menlo" w:hAnsi="Menlo" w:cs="Menlo"/>
+          <w:color w:val="CCCCCC"/>
+          <w:sz w:val="18"/>
+          <w:szCs w:val="18"/>
+        </w:rPr>
+        <w:t xml:space="preserve">&gt; </w:t>
+      </w:r>
+      <w:r>
+        <w:rPr>
+          <w:rFonts w:ascii="Menlo" w:hAnsi="Menlo" w:cs="Menlo"/>
+          <w:color w:val="DCDCAA"/>
+          <w:sz w:val="18"/>
+          <w:szCs w:val="18"/>
+        </w:rPr>
+        <w:t>iterator</w:t>
+      </w:r>
+      <w:r>
+        <w:rPr>
+          <w:rFonts w:ascii="Menlo" w:hAnsi="Menlo" w:cs="Menlo"/>
+          <w:color w:val="CCCCCC"/>
+          <w:sz w:val="18"/>
+          <w:szCs w:val="18"/>
+        </w:rPr>
+        <w:t>() {</w:t>
+      </w:r>
+    </w:p>
+    <w:p>
+      <w:pPr>
+        <w:shd w:val="clear" w:color="auto" w:fill="1F1F1F"/>
+        <w:rPr>
+          <w:rFonts w:ascii="Menlo" w:hAnsi="Menlo" w:cs="Menlo"/>
+          <w:color w:val="CCCCCC"/>
+          <w:sz w:val="18"/>
+          <w:szCs w:val="18"/>
+        </w:rPr>
+      </w:pPr>
+      <w:r>
+        <w:rPr>
+          <w:rFonts w:ascii="Menlo" w:hAnsi="Menlo" w:cs="Menlo"/>
+          <w:color w:val="CCCCCC"/>
+          <w:sz w:val="18"/>
+          <w:szCs w:val="18"/>
+        </w:rPr>
+        <w:t xml:space="preserve">        </w:t>
+      </w:r>
+      <w:r>
+        <w:rPr>
+          <w:rFonts w:ascii="Menlo" w:hAnsi="Menlo" w:cs="Menlo"/>
+          <w:color w:val="569CD6"/>
+          <w:sz w:val="18"/>
+          <w:szCs w:val="18"/>
+        </w:rPr>
+        <w:t>return</w:t>
+      </w:r>
+      <w:r>
+        <w:rPr>
+          <w:rFonts w:ascii="Menlo" w:hAnsi="Menlo" w:cs="Menlo"/>
+          <w:color w:val="CCCCCC"/>
+          <w:sz w:val="18"/>
+          <w:szCs w:val="18"/>
+        </w:rPr>
+        <w:t xml:space="preserve"> </w:t>
+      </w:r>
+      <w:r>
+        <w:rPr>
+          <w:rFonts w:ascii="Menlo" w:hAnsi="Menlo" w:cs="Menlo"/>
+          <w:color w:val="9CDCFE"/>
+          <w:sz w:val="18"/>
+          <w:szCs w:val="18"/>
+        </w:rPr>
+        <w:t>list</w:t>
+      </w:r>
+      <w:r>
+        <w:rPr>
+          <w:rFonts w:ascii="Menlo" w:hAnsi="Menlo" w:cs="Menlo"/>
+          <w:color w:val="CCCCCC"/>
+          <w:sz w:val="18"/>
+          <w:szCs w:val="18"/>
+        </w:rPr>
+        <w:t>.</w:t>
+      </w:r>
+      <w:r>
+        <w:rPr>
+          <w:rFonts w:ascii="Menlo" w:hAnsi="Menlo" w:cs="Menlo"/>
+          <w:color w:val="DCDCAA"/>
+          <w:sz w:val="18"/>
+          <w:szCs w:val="18"/>
+        </w:rPr>
+        <w:t>iterator</w:t>
+      </w:r>
+      <w:r>
+        <w:rPr>
+          <w:rFonts w:ascii="Menlo" w:hAnsi="Menlo" w:cs="Menlo"/>
+          <w:color w:val="CCCCCC"/>
+          <w:sz w:val="18"/>
+          <w:szCs w:val="18"/>
+        </w:rPr>
+        <w:t xml:space="preserve">();  </w:t>
+      </w:r>
+      <w:r>
+        <w:rPr>
+          <w:rFonts w:ascii="Menlo" w:hAnsi="Menlo" w:cs="Menlo"/>
+          <w:i/>
+          <w:iCs/>
+          <w:color w:val="6A9955"/>
+          <w:sz w:val="18"/>
+          <w:szCs w:val="18"/>
+        </w:rPr>
+        <w:t>// must manually sync during iteration!</w:t>
+      </w:r>
+    </w:p>
+    <w:p>
+      <w:pPr>
+        <w:shd w:val="clear" w:color="auto" w:fill="1F1F1F"/>
+        <w:rPr>
+          <w:rFonts w:ascii="Menlo" w:hAnsi="Menlo" w:cs="Menlo"/>
+          <w:color w:val="CCCCCC"/>
+          <w:sz w:val="18"/>
+          <w:szCs w:val="18"/>
+        </w:rPr>
+      </w:pPr>
+      <w:r>
+        <w:rPr>
+          <w:rFonts w:ascii="Menlo" w:hAnsi="Menlo" w:cs="Menlo"/>
+          <w:color w:val="CCCCCC"/>
+          <w:sz w:val="18"/>
+          <w:szCs w:val="18"/>
+        </w:rPr>
+        <w:t xml:space="preserve">    }</w:t>
+      </w:r>
+    </w:p>
+    <w:p>
+      <w:pPr>
+        <w:shd w:val="clear" w:color="auto" w:fill="1F1F1F"/>
+        <w:rPr>
+          <w:rFonts w:ascii="Menlo" w:hAnsi="Menlo" w:cs="Menlo"/>
+          <w:color w:val="CCCCCC"/>
+          <w:sz w:val="18"/>
+          <w:szCs w:val="18"/>
+        </w:rPr>
+      </w:pPr>
+      <w:r>
+        <w:rPr>
+          <w:rFonts w:ascii="Menlo" w:hAnsi="Menlo" w:cs="Menlo"/>
+          <w:color w:val="CCCCCC"/>
+          <w:sz w:val="18"/>
+          <w:szCs w:val="18"/>
+        </w:rPr>
+        <w:t>}</w:t>
+      </w:r>
+    </w:p>
+    <w:p>
+      <w:pPr>
+        <w:rPr>
+          <w:sz w:val="20"/>
+          <w:szCs w:val="20"/>
+        </w:rPr>
+      </w:pPr>
+    </w:p>
+    <w:p>
+      <w:pPr>
+        <w:rPr>
+          <w:sz w:val="20"/>
+          <w:szCs w:val="20"/>
+        </w:rPr>
+      </w:pPr>
+      <w:r>
+        <w:rPr>
+          <w:b/>
+          <w:bCs/>
+          <w:sz w:val="20"/>
+          <w:szCs w:val="20"/>
+        </w:rPr>
+        <w:t>Critical gotcha — iteration must be manually synchronized:</w:t>
+      </w:r>
+    </w:p>
+    <w:p>
+      <w:pPr>
+        <w:rPr>
+          <w:sz w:val="20"/>
+          <w:szCs w:val="20"/>
+        </w:rPr>
+      </w:pPr>
+    </w:p>
+    <w:p>
+      <w:pPr>
+        <w:shd w:val="clear" w:color="auto" w:fill="1F1F1F"/>
+        <w:spacing w:line="300" w:lineRule="atLeast"/>
+        <w:rPr>
+          <w:rFonts w:ascii="Menlo" w:hAnsi="Menlo" w:cs="Menlo"/>
+          <w:color w:val="CCCCCC"/>
+          <w:sz w:val="18"/>
+          <w:szCs w:val="18"/>
+        </w:rPr>
+      </w:pPr>
+      <w:r>
+        <w:rPr>
+          <w:rFonts w:ascii="Menlo" w:hAnsi="Menlo" w:cs="Menlo"/>
+          <w:color w:val="569CD6"/>
+          <w:sz w:val="18"/>
+          <w:szCs w:val="18"/>
+        </w:rPr>
+        <w:t>List</w:t>
+      </w:r>
+      <w:r>
+        <w:rPr>
+          <w:rFonts w:ascii="Menlo" w:hAnsi="Menlo" w:cs="Menlo"/>
+          <w:color w:val="CCCCCC"/>
+          <w:sz w:val="18"/>
+          <w:szCs w:val="18"/>
+        </w:rPr>
+        <w:t>&lt;</w:t>
+      </w:r>
+      <w:r>
+        <w:rPr>
+          <w:rFonts w:ascii="Menlo" w:hAnsi="Menlo" w:cs="Menlo"/>
+          <w:color w:val="569CD6"/>
+          <w:sz w:val="18"/>
+          <w:szCs w:val="18"/>
+        </w:rPr>
+        <w:t>String</w:t>
+      </w:r>
+      <w:r>
+        <w:rPr>
+          <w:rFonts w:ascii="Menlo" w:hAnsi="Menlo" w:cs="Menlo"/>
+          <w:color w:val="CCCCCC"/>
+          <w:sz w:val="18"/>
+          <w:szCs w:val="18"/>
+        </w:rPr>
+        <w:t xml:space="preserve">&gt; </w:t>
+      </w:r>
+      <w:r>
+        <w:rPr>
+          <w:rFonts w:ascii="Menlo" w:hAnsi="Menlo" w:cs="Menlo"/>
+          <w:color w:val="9CDCFE"/>
+          <w:sz w:val="18"/>
+          <w:szCs w:val="18"/>
+        </w:rPr>
+        <w:t>syncList</w:t>
+      </w:r>
+      <w:r>
+        <w:rPr>
+          <w:rFonts w:ascii="Menlo" w:hAnsi="Menlo" w:cs="Menlo"/>
+          <w:color w:val="CCCCCC"/>
+          <w:sz w:val="18"/>
+          <w:szCs w:val="18"/>
+        </w:rPr>
+        <w:t xml:space="preserve"> = </w:t>
+      </w:r>
+      <w:r>
+        <w:rPr>
+          <w:rFonts w:ascii="Menlo" w:hAnsi="Menlo" w:cs="Menlo"/>
+          <w:color w:val="9CDCFE"/>
+          <w:sz w:val="18"/>
+          <w:szCs w:val="18"/>
+        </w:rPr>
+        <w:t>Collections</w:t>
+      </w:r>
+      <w:r>
+        <w:rPr>
+          <w:rFonts w:ascii="Menlo" w:hAnsi="Menlo" w:cs="Menlo"/>
+          <w:color w:val="CCCCCC"/>
+          <w:sz w:val="18"/>
+          <w:szCs w:val="18"/>
+        </w:rPr>
+        <w:t>.</w:t>
+      </w:r>
+      <w:r>
+        <w:rPr>
+          <w:rFonts w:ascii="Menlo" w:hAnsi="Menlo" w:cs="Menlo"/>
+          <w:color w:val="DCDCAA"/>
+          <w:sz w:val="18"/>
+          <w:szCs w:val="18"/>
+        </w:rPr>
+        <w:t>synchronizedList</w:t>
+      </w:r>
+      <w:r>
+        <w:rPr>
+          <w:rFonts w:ascii="Menlo" w:hAnsi="Menlo" w:cs="Menlo"/>
+          <w:color w:val="CCCCCC"/>
+          <w:sz w:val="18"/>
+          <w:szCs w:val="18"/>
+        </w:rPr>
+        <w:t>(</w:t>
+      </w:r>
+      <w:r>
+        <w:rPr>
+          <w:rFonts w:ascii="Menlo" w:hAnsi="Menlo" w:cs="Menlo"/>
+          <w:color w:val="569CD6"/>
+          <w:sz w:val="18"/>
+          <w:szCs w:val="18"/>
+        </w:rPr>
+        <w:t>new</w:t>
+      </w:r>
+      <w:r>
+        <w:rPr>
+          <w:rFonts w:ascii="Menlo" w:hAnsi="Menlo" w:cs="Menlo"/>
+          <w:color w:val="CCCCCC"/>
+          <w:sz w:val="18"/>
+          <w:szCs w:val="18"/>
+        </w:rPr>
+        <w:t xml:space="preserve"> </w:t>
+      </w:r>
+      <w:r>
+        <w:rPr>
+          <w:rFonts w:ascii="Menlo" w:hAnsi="Menlo" w:cs="Menlo"/>
+          <w:color w:val="569CD6"/>
+          <w:sz w:val="18"/>
+          <w:szCs w:val="18"/>
+        </w:rPr>
+        <w:t>ArrayList</w:t>
+      </w:r>
+      <w:r>
+        <w:rPr>
+          <w:rFonts w:ascii="Menlo" w:hAnsi="Menlo" w:cs="Menlo"/>
+          <w:color w:val="CCCCCC"/>
+          <w:sz w:val="18"/>
+          <w:szCs w:val="18"/>
+        </w:rPr>
+        <w:t>&lt;&gt;());</w:t>
+      </w:r>
+    </w:p>
+    <w:p>
+      <w:pPr>
+        <w:shd w:val="clear" w:color="auto" w:fill="1F1F1F"/>
+        <w:spacing w:line="300" w:lineRule="atLeast"/>
+        <w:rPr>
+          <w:rFonts w:ascii="Menlo" w:hAnsi="Menlo" w:cs="Menlo"/>
+          <w:color w:val="CCCCCC"/>
+          <w:sz w:val="18"/>
+          <w:szCs w:val="18"/>
+        </w:rPr>
+      </w:pPr>
+      <w:r>
+        <w:rPr>
+          <w:rFonts w:ascii="Menlo" w:hAnsi="Menlo" w:cs="Menlo"/>
+          <w:i/>
+          <w:iCs/>
+          <w:color w:val="6A9955"/>
+          <w:sz w:val="18"/>
+          <w:szCs w:val="18"/>
+        </w:rPr>
+        <w:t>// WRONG — still throws ConcurrentModificationException!</w:t>
+      </w:r>
+    </w:p>
+    <w:p>
+      <w:pPr>
+        <w:shd w:val="clear" w:color="auto" w:fill="1F1F1F"/>
+        <w:spacing w:line="300" w:lineRule="atLeast"/>
+        <w:rPr>
+          <w:rFonts w:ascii="Menlo" w:hAnsi="Menlo" w:cs="Menlo"/>
+          <w:color w:val="CCCCCC"/>
+          <w:sz w:val="18"/>
+          <w:szCs w:val="18"/>
+        </w:rPr>
+      </w:pPr>
+      <w:r>
+        <w:rPr>
+          <w:rFonts w:ascii="Menlo" w:hAnsi="Menlo" w:cs="Menlo"/>
+          <w:color w:val="569CD6"/>
+          <w:sz w:val="18"/>
+          <w:szCs w:val="18"/>
+        </w:rPr>
+        <w:t>for</w:t>
+      </w:r>
+      <w:r>
+        <w:rPr>
+          <w:rFonts w:ascii="Menlo" w:hAnsi="Menlo" w:cs="Menlo"/>
+          <w:color w:val="CCCCCC"/>
+          <w:sz w:val="18"/>
+          <w:szCs w:val="18"/>
+        </w:rPr>
+        <w:t xml:space="preserve"> (</w:t>
+      </w:r>
+      <w:r>
+        <w:rPr>
+          <w:rFonts w:ascii="Menlo" w:hAnsi="Menlo" w:cs="Menlo"/>
+          <w:color w:val="569CD6"/>
+          <w:sz w:val="18"/>
+          <w:szCs w:val="18"/>
+        </w:rPr>
+        <w:t>String</w:t>
+      </w:r>
+      <w:r>
+        <w:rPr>
+          <w:rFonts w:ascii="Menlo" w:hAnsi="Menlo" w:cs="Menlo"/>
+          <w:color w:val="CCCCCC"/>
+          <w:sz w:val="18"/>
+          <w:szCs w:val="18"/>
+        </w:rPr>
+        <w:t xml:space="preserve"> </w:t>
+      </w:r>
+      <w:r>
+        <w:rPr>
+          <w:rFonts w:ascii="Menlo" w:hAnsi="Menlo" w:cs="Menlo"/>
+          <w:color w:val="9CDCFE"/>
+          <w:sz w:val="18"/>
+          <w:szCs w:val="18"/>
+        </w:rPr>
+        <w:t>s</w:t>
+      </w:r>
+      <w:r>
+        <w:rPr>
+          <w:rFonts w:ascii="Menlo" w:hAnsi="Menlo" w:cs="Menlo"/>
+          <w:color w:val="CCCCCC"/>
+          <w:sz w:val="18"/>
+          <w:szCs w:val="18"/>
+        </w:rPr>
+        <w:t xml:space="preserve"> </w:t>
+      </w:r>
+      <w:r>
+        <w:rPr>
+          <w:rFonts w:ascii="Menlo" w:hAnsi="Menlo" w:cs="Menlo"/>
+          <w:color w:val="569CD6"/>
+          <w:sz w:val="18"/>
+          <w:szCs w:val="18"/>
+        </w:rPr>
+        <w:t>:</w:t>
+      </w:r>
+      <w:r>
+        <w:rPr>
+          <w:rFonts w:ascii="Menlo" w:hAnsi="Menlo" w:cs="Menlo"/>
+          <w:color w:val="CCCCCC"/>
+          <w:sz w:val="18"/>
+          <w:szCs w:val="18"/>
+        </w:rPr>
+        <w:t xml:space="preserve"> syncList) {</w:t>
+      </w:r>
+    </w:p>
+    <w:p>
+      <w:pPr>
+        <w:shd w:val="clear" w:color="auto" w:fill="1F1F1F"/>
+        <w:spacing w:line="300" w:lineRule="atLeast"/>
+        <w:rPr>
+          <w:rFonts w:ascii="Menlo" w:hAnsi="Menlo" w:cs="Menlo"/>
+          <w:color w:val="CCCCCC"/>
+          <w:sz w:val="18"/>
+          <w:szCs w:val="18"/>
+        </w:rPr>
+      </w:pPr>
+      <w:r>
+        <w:rPr>
+          <w:rFonts w:ascii="Menlo" w:hAnsi="Menlo" w:cs="Menlo"/>
+          <w:color w:val="CCCCCC"/>
+          <w:sz w:val="18"/>
+          <w:szCs w:val="18"/>
+        </w:rPr>
+        <w:t xml:space="preserve">    </w:t>
+      </w:r>
+      <w:r>
+        <w:rPr>
+          <w:rFonts w:ascii="Menlo" w:hAnsi="Menlo" w:cs="Menlo"/>
+          <w:color w:val="9CDCFE"/>
+          <w:sz w:val="18"/>
+          <w:szCs w:val="18"/>
+        </w:rPr>
+        <w:t>System</w:t>
+      </w:r>
+      <w:r>
+        <w:rPr>
+          <w:rFonts w:ascii="Menlo" w:hAnsi="Menlo" w:cs="Menlo"/>
+          <w:color w:val="CCCCCC"/>
+          <w:sz w:val="18"/>
+          <w:szCs w:val="18"/>
+        </w:rPr>
+        <w:t>.</w:t>
+      </w:r>
+      <w:r>
+        <w:rPr>
+          <w:rFonts w:ascii="Menlo" w:hAnsi="Menlo" w:cs="Menlo"/>
+          <w:color w:val="9CDCFE"/>
+          <w:sz w:val="18"/>
+          <w:szCs w:val="18"/>
+        </w:rPr>
+        <w:t>out</w:t>
+      </w:r>
+      <w:r>
+        <w:rPr>
+          <w:rFonts w:ascii="Menlo" w:hAnsi="Menlo" w:cs="Menlo"/>
+          <w:color w:val="CCCCCC"/>
+          <w:sz w:val="18"/>
+          <w:szCs w:val="18"/>
+        </w:rPr>
+        <w:t>.</w:t>
+      </w:r>
+      <w:r>
+        <w:rPr>
+          <w:rFonts w:ascii="Menlo" w:hAnsi="Menlo" w:cs="Menlo"/>
+          <w:color w:val="DCDCAA"/>
+          <w:sz w:val="18"/>
+          <w:szCs w:val="18"/>
+        </w:rPr>
+        <w:t>println</w:t>
+      </w:r>
+      <w:r>
+        <w:rPr>
+          <w:rFonts w:ascii="Menlo" w:hAnsi="Menlo" w:cs="Menlo"/>
+          <w:color w:val="CCCCCC"/>
+          <w:sz w:val="18"/>
+          <w:szCs w:val="18"/>
+        </w:rPr>
+        <w:t>(s);</w:t>
+      </w:r>
+    </w:p>
+    <w:p>
+      <w:pPr>
+        <w:shd w:val="clear" w:color="auto" w:fill="1F1F1F"/>
+        <w:spacing w:line="300" w:lineRule="atLeast"/>
+        <w:rPr>
+          <w:rFonts w:ascii="Menlo" w:hAnsi="Menlo" w:cs="Menlo"/>
+          <w:color w:val="CCCCCC"/>
+          <w:sz w:val="18"/>
+          <w:szCs w:val="18"/>
+        </w:rPr>
+      </w:pPr>
+      <w:r>
+        <w:rPr>
+          <w:rFonts w:ascii="Menlo" w:hAnsi="Menlo" w:cs="Menlo"/>
+          <w:color w:val="CCCCCC"/>
+          <w:sz w:val="18"/>
+          <w:szCs w:val="18"/>
+        </w:rPr>
+        <w:t>}</w:t>
+      </w:r>
+    </w:p>
+    <w:p>
+      <w:pPr>
+        <w:shd w:val="clear" w:color="auto" w:fill="1F1F1F"/>
+        <w:spacing w:line="300" w:lineRule="atLeast"/>
+        <w:rPr>
+          <w:rFonts w:ascii="Menlo" w:hAnsi="Menlo" w:cs="Menlo"/>
+          <w:color w:val="CCCCCC"/>
+          <w:sz w:val="18"/>
+          <w:szCs w:val="18"/>
+        </w:rPr>
+      </w:pPr>
+      <w:r>
+        <w:rPr>
+          <w:rFonts w:ascii="Menlo" w:hAnsi="Menlo" w:cs="Menlo"/>
+          <w:i/>
+          <w:iCs/>
+          <w:color w:val="6A9955"/>
+          <w:sz w:val="18"/>
+          <w:szCs w:val="18"/>
+        </w:rPr>
+        <w:t>// CORRECT — manually synchronize on the list</w:t>
+      </w:r>
+    </w:p>
+    <w:p>
+      <w:pPr>
+        <w:shd w:val="clear" w:color="auto" w:fill="1F1F1F"/>
+        <w:spacing w:line="300" w:lineRule="atLeast"/>
+        <w:rPr>
+          <w:rFonts w:ascii="Menlo" w:hAnsi="Menlo" w:cs="Menlo"/>
+          <w:color w:val="CCCCCC"/>
+          <w:sz w:val="18"/>
+          <w:szCs w:val="18"/>
+        </w:rPr>
+      </w:pPr>
+      <w:r>
+        <w:rPr>
+          <w:rFonts w:ascii="Menlo" w:hAnsi="Menlo" w:cs="Menlo"/>
+          <w:color w:val="569CD6"/>
+          <w:sz w:val="18"/>
+          <w:szCs w:val="18"/>
+        </w:rPr>
+        <w:t>synchronized</w:t>
+      </w:r>
+      <w:r>
+        <w:rPr>
+          <w:rFonts w:ascii="Menlo" w:hAnsi="Menlo" w:cs="Menlo"/>
+          <w:color w:val="CCCCCC"/>
+          <w:sz w:val="18"/>
+          <w:szCs w:val="18"/>
+        </w:rPr>
+        <w:t xml:space="preserve"> (syncList) {</w:t>
+      </w:r>
+    </w:p>
+    <w:p>
+      <w:pPr>
+        <w:shd w:val="clear" w:color="auto" w:fill="1F1F1F"/>
+        <w:spacing w:line="300" w:lineRule="atLeast"/>
+        <w:rPr>
+          <w:rFonts w:ascii="Menlo" w:hAnsi="Menlo" w:cs="Menlo"/>
+          <w:color w:val="CCCCCC"/>
+          <w:sz w:val="18"/>
+          <w:szCs w:val="18"/>
+        </w:rPr>
+      </w:pPr>
+      <w:r>
+        <w:rPr>
+          <w:rFonts w:ascii="Menlo" w:hAnsi="Menlo" w:cs="Menlo"/>
+          <w:color w:val="CCCCCC"/>
+          <w:sz w:val="18"/>
+          <w:szCs w:val="18"/>
+        </w:rPr>
+        <w:t xml:space="preserve">    </w:t>
+      </w:r>
+      <w:r>
+        <w:rPr>
+          <w:rFonts w:ascii="Menlo" w:hAnsi="Menlo" w:cs="Menlo"/>
+          <w:color w:val="569CD6"/>
+          <w:sz w:val="18"/>
+          <w:szCs w:val="18"/>
+        </w:rPr>
+        <w:t>for</w:t>
+      </w:r>
+      <w:r>
+        <w:rPr>
+          <w:rFonts w:ascii="Menlo" w:hAnsi="Menlo" w:cs="Menlo"/>
+          <w:color w:val="CCCCCC"/>
+          <w:sz w:val="18"/>
+          <w:szCs w:val="18"/>
+        </w:rPr>
+        <w:t xml:space="preserve"> (</w:t>
+      </w:r>
+      <w:r>
+        <w:rPr>
+          <w:rFonts w:ascii="Menlo" w:hAnsi="Menlo" w:cs="Menlo"/>
+          <w:color w:val="569CD6"/>
+          <w:sz w:val="18"/>
+          <w:szCs w:val="18"/>
+        </w:rPr>
+        <w:t>String</w:t>
+      </w:r>
+      <w:r>
+        <w:rPr>
+          <w:rFonts w:ascii="Menlo" w:hAnsi="Menlo" w:cs="Menlo"/>
+          <w:color w:val="CCCCCC"/>
+          <w:sz w:val="18"/>
+          <w:szCs w:val="18"/>
+        </w:rPr>
+        <w:t xml:space="preserve"> </w:t>
+      </w:r>
+      <w:r>
+        <w:rPr>
+          <w:rFonts w:ascii="Menlo" w:hAnsi="Menlo" w:cs="Menlo"/>
+          <w:color w:val="9CDCFE"/>
+          <w:sz w:val="18"/>
+          <w:szCs w:val="18"/>
+        </w:rPr>
+        <w:t>s</w:t>
+      </w:r>
+      <w:r>
+        <w:rPr>
+          <w:rFonts w:ascii="Menlo" w:hAnsi="Menlo" w:cs="Menlo"/>
+          <w:color w:val="CCCCCC"/>
+          <w:sz w:val="18"/>
+          <w:szCs w:val="18"/>
+        </w:rPr>
+        <w:t xml:space="preserve"> </w:t>
+      </w:r>
+      <w:r>
+        <w:rPr>
+          <w:rFonts w:ascii="Menlo" w:hAnsi="Menlo" w:cs="Menlo"/>
+          <w:color w:val="569CD6"/>
+          <w:sz w:val="18"/>
+          <w:szCs w:val="18"/>
+        </w:rPr>
+        <w:t>:</w:t>
+      </w:r>
+      <w:r>
+        <w:rPr>
+          <w:rFonts w:ascii="Menlo" w:hAnsi="Menlo" w:cs="Menlo"/>
+          <w:color w:val="CCCCCC"/>
+          <w:sz w:val="18"/>
+          <w:szCs w:val="18"/>
+        </w:rPr>
+        <w:t xml:space="preserve"> syncList) {</w:t>
+      </w:r>
+    </w:p>
+    <w:p>
+      <w:pPr>
+        <w:shd w:val="clear" w:color="auto" w:fill="1F1F1F"/>
+        <w:spacing w:line="300" w:lineRule="atLeast"/>
+        <w:rPr>
+          <w:rFonts w:ascii="Menlo" w:hAnsi="Menlo" w:cs="Menlo"/>
+          <w:color w:val="CCCCCC"/>
+          <w:sz w:val="18"/>
+          <w:szCs w:val="18"/>
+        </w:rPr>
+      </w:pPr>
+      <w:r>
+        <w:rPr>
+          <w:rFonts w:ascii="Menlo" w:hAnsi="Menlo" w:cs="Menlo"/>
+          <w:color w:val="CCCCCC"/>
+          <w:sz w:val="18"/>
+          <w:szCs w:val="18"/>
+        </w:rPr>
+        <w:t xml:space="preserve">        </w:t>
+      </w:r>
+      <w:r>
+        <w:rPr>
+          <w:rFonts w:ascii="Menlo" w:hAnsi="Menlo" w:cs="Menlo"/>
+          <w:color w:val="9CDCFE"/>
+          <w:sz w:val="18"/>
+          <w:szCs w:val="18"/>
+        </w:rPr>
+        <w:t>System</w:t>
+      </w:r>
+      <w:r>
+        <w:rPr>
+          <w:rFonts w:ascii="Menlo" w:hAnsi="Menlo" w:cs="Menlo"/>
+          <w:color w:val="CCCCCC"/>
+          <w:sz w:val="18"/>
+          <w:szCs w:val="18"/>
+        </w:rPr>
+        <w:t>.</w:t>
+      </w:r>
+      <w:r>
+        <w:rPr>
+          <w:rFonts w:ascii="Menlo" w:hAnsi="Menlo" w:cs="Menlo"/>
+          <w:color w:val="9CDCFE"/>
+          <w:sz w:val="18"/>
+          <w:szCs w:val="18"/>
+        </w:rPr>
+        <w:t>out</w:t>
+      </w:r>
+      <w:r>
+        <w:rPr>
+          <w:rFonts w:ascii="Menlo" w:hAnsi="Menlo" w:cs="Menlo"/>
+          <w:color w:val="CCCCCC"/>
+          <w:sz w:val="18"/>
+          <w:szCs w:val="18"/>
+        </w:rPr>
+        <w:t>.</w:t>
+      </w:r>
+      <w:r>
+        <w:rPr>
+          <w:rFonts w:ascii="Menlo" w:hAnsi="Menlo" w:cs="Menlo"/>
+          <w:color w:val="DCDCAA"/>
+          <w:sz w:val="18"/>
+          <w:szCs w:val="18"/>
+        </w:rPr>
+        <w:t>println</w:t>
+      </w:r>
+      <w:r>
+        <w:rPr>
+          <w:rFonts w:ascii="Menlo" w:hAnsi="Menlo" w:cs="Menlo"/>
+          <w:color w:val="CCCCCC"/>
+          <w:sz w:val="18"/>
+          <w:szCs w:val="18"/>
+        </w:rPr>
+        <w:t>(s);</w:t>
+      </w:r>
+    </w:p>
+    <w:p>
+      <w:pPr>
+        <w:shd w:val="clear" w:color="auto" w:fill="1F1F1F"/>
+        <w:spacing w:line="300" w:lineRule="atLeast"/>
+        <w:rPr>
+          <w:rFonts w:ascii="Menlo" w:hAnsi="Menlo" w:cs="Menlo"/>
+          <w:color w:val="CCCCCC"/>
+          <w:sz w:val="18"/>
+          <w:szCs w:val="18"/>
+        </w:rPr>
+      </w:pPr>
+      <w:r>
+        <w:rPr>
+          <w:rFonts w:ascii="Menlo" w:hAnsi="Menlo" w:cs="Menlo"/>
+          <w:color w:val="CCCCCC"/>
+          <w:sz w:val="18"/>
+          <w:szCs w:val="18"/>
+        </w:rPr>
+        <w:t xml:space="preserve">    }</w:t>
+      </w:r>
+    </w:p>
+    <w:p>
+      <w:pPr>
+        <w:shd w:val="clear" w:color="auto" w:fill="1F1F1F"/>
+        <w:spacing w:line="300" w:lineRule="atLeast"/>
+        <w:rPr>
+          <w:rFonts w:ascii="Menlo" w:hAnsi="Menlo" w:cs="Menlo"/>
+          <w:color w:val="CCCCCC"/>
+          <w:sz w:val="18"/>
+          <w:szCs w:val="18"/>
+        </w:rPr>
+      </w:pPr>
+      <w:r>
+        <w:rPr>
+          <w:rFonts w:ascii="Menlo" w:hAnsi="Menlo" w:cs="Menlo"/>
+          <w:color w:val="CCCCCC"/>
+          <w:sz w:val="18"/>
+          <w:szCs w:val="18"/>
+        </w:rPr>
+        <w:t>}</w:t>
+      </w:r>
+    </w:p>
+    <w:tbl>
+      <w:tblPr>
+        <w:tblW w:w="0" w:type="auto"/>
+        <w:tblBorders>
+          <w:top w:val="single" w:sz="2" w:space="0" w:color="auto"/>
+          <w:left w:val="single" w:sz="2" w:space="0" w:color="auto"/>
+          <w:bottom w:val="single" w:sz="2" w:space="0" w:color="auto"/>
+          <w:right w:val="single" w:sz="2" w:space="0" w:color="auto"/>
+          <w:insideH w:val="single" w:sz="2" w:space="0" w:color="auto"/>
+          <w:insideV w:val="single" w:sz="2" w:space="0" w:color="auto"/>
+        </w:tblBorders>
+        <w:tblCellMar>
+          <w:top w:w="15" w:type="dxa"/>
+          <w:left w:w="15" w:type="dxa"/>
+          <w:bottom w:w="15" w:type="dxa"/>
+          <w:right w:w="15" w:type="dxa"/>
+        </w:tblCellMar>
+        <w:tblLook w:val="04A0" w:firstRow="1" w:lastRow="0" w:firstColumn="1" w:lastColumn="0" w:noHBand="0" w:noVBand="1"/>
+      </w:tblPr>
+      <w:tblGrid>
+        <w:gridCol w:w="1635"/>
+        <w:gridCol w:w="2459"/>
+        <w:gridCol w:w="2345"/>
+        <w:gridCol w:w="2485"/>
+      </w:tblGrid>
+      <w:tr>
+        <w:trPr>
+          <w:tblHeader/>
+        </w:trPr>
+        <w:tc>
+          <w:tcPr>
+            <w:tcW w:w="0" w:type="auto"/>
+            <w:noWrap/>
+            <w:tcMar>
+              <w:top w:w="75" w:type="dxa"/>
+              <w:left w:w="135" w:type="dxa"/>
+              <w:bottom w:w="75" w:type="dxa"/>
+              <w:right w:w="135" w:type="dxa"/>
+            </w:tcMar>
+            <w:hideMark/>
+          </w:tcPr>
+          <w:p>
+            <w:pPr>
+              <w:rPr>
+                <w:b/>
+                <w:bCs/>
+                <w:sz w:val="18"/>
+                <w:szCs w:val="18"/>
+              </w:rPr>
+            </w:pPr>
+            <w:r>
+              <w:rPr>
+                <w:b/>
+                <w:bCs/>
+                <w:sz w:val="18"/>
+                <w:szCs w:val="18"/>
+              </w:rPr>
+              <w:t>Feature</w:t>
+            </w:r>
+          </w:p>
+        </w:tc>
+        <w:tc>
+          <w:tcPr>
+            <w:tcW w:w="0" w:type="auto"/>
+            <w:noWrap/>
+            <w:tcMar>
+              <w:top w:w="75" w:type="dxa"/>
+              <w:left w:w="135" w:type="dxa"/>
+              <w:bottom w:w="75" w:type="dxa"/>
+              <w:right w:w="135" w:type="dxa"/>
+            </w:tcMar>
+            <w:hideMark/>
+          </w:tcPr>
+          <w:p>
+            <w:pPr>
+              <w:rPr>
+                <w:b/>
+                <w:bCs/>
+                <w:sz w:val="18"/>
+                <w:szCs w:val="18"/>
+              </w:rPr>
+            </w:pPr>
+            <w:r>
+              <w:rPr>
+                <w:b/>
+                <w:bCs/>
+                <w:sz w:val="18"/>
+                <w:szCs w:val="18"/>
+              </w:rPr>
+              <w:t>synchronizedList</w:t>
+            </w:r>
+          </w:p>
+        </w:tc>
+        <w:tc>
+          <w:tcPr>
+            <w:tcW w:w="0" w:type="auto"/>
+            <w:noWrap/>
+            <w:tcMar>
+              <w:top w:w="75" w:type="dxa"/>
+              <w:left w:w="135" w:type="dxa"/>
+              <w:bottom w:w="75" w:type="dxa"/>
+              <w:right w:w="135" w:type="dxa"/>
+            </w:tcMar>
+            <w:hideMark/>
+          </w:tcPr>
+          <w:p>
+            <w:pPr>
+              <w:rPr>
+                <w:b/>
+                <w:bCs/>
+                <w:sz w:val="18"/>
+                <w:szCs w:val="18"/>
+              </w:rPr>
+            </w:pPr>
+            <w:r>
+              <w:rPr>
+                <w:b/>
+                <w:bCs/>
+                <w:sz w:val="18"/>
+                <w:szCs w:val="18"/>
+              </w:rPr>
+              <w:t>CopyOnWriteArrayList</w:t>
+            </w:r>
+          </w:p>
+        </w:tc>
+        <w:tc>
+          <w:tcPr>
+            <w:tcW w:w="0" w:type="auto"/>
+            <w:noWrap/>
+            <w:tcMar>
+              <w:top w:w="75" w:type="dxa"/>
+              <w:left w:w="135" w:type="dxa"/>
+              <w:bottom w:w="75" w:type="dxa"/>
+              <w:right w:w="135" w:type="dxa"/>
+            </w:tcMar>
+            <w:hideMark/>
+          </w:tcPr>
+          <w:p>
+            <w:pPr>
+              <w:rPr>
+                <w:b/>
+                <w:bCs/>
+                <w:sz w:val="18"/>
+                <w:szCs w:val="18"/>
+              </w:rPr>
+            </w:pPr>
+            <w:r>
+              <w:rPr>
+                <w:b/>
+                <w:bCs/>
+                <w:sz w:val="18"/>
+                <w:szCs w:val="18"/>
+              </w:rPr>
+              <w:t>Vector</w:t>
+            </w:r>
+          </w:p>
+        </w:tc>
+      </w:tr>
+      <w:tr>
+        <w:tc>
+          <w:tcPr>
+            <w:tcW w:w="0" w:type="auto"/>
+            <w:tcMar>
+              <w:top w:w="75" w:type="dxa"/>
+              <w:left w:w="135" w:type="dxa"/>
+              <w:bottom w:w="75" w:type="dxa"/>
+              <w:right w:w="135" w:type="dxa"/>
+            </w:tcMar>
+            <w:hideMark/>
+          </w:tcPr>
+          <w:p>
+            <w:pPr>
+              <w:rPr>
+                <w:sz w:val="18"/>
+                <w:szCs w:val="18"/>
+              </w:rPr>
+            </w:pPr>
+            <w:r>
+              <w:rPr>
+                <w:sz w:val="18"/>
+                <w:szCs w:val="18"/>
+              </w:rPr>
+              <w:t>Lock mechanism</w:t>
+            </w:r>
+          </w:p>
+        </w:tc>
+        <w:tc>
+          <w:tcPr>
+            <w:tcW w:w="0" w:type="auto"/>
+            <w:tcMar>
+              <w:top w:w="75" w:type="dxa"/>
+              <w:left w:w="135" w:type="dxa"/>
+              <w:bottom w:w="75" w:type="dxa"/>
+              <w:right w:w="135" w:type="dxa"/>
+            </w:tcMar>
+            <w:hideMark/>
+          </w:tcPr>
+          <w:p>
+            <w:pPr>
+              <w:rPr>
+                <w:sz w:val="18"/>
+                <w:szCs w:val="18"/>
+              </w:rPr>
+            </w:pPr>
+            <w:r>
+              <w:rPr>
+                <w:rStyle w:val="HTMLCode"/>
+                <w:rFonts w:ascii="Times New Roman" w:hAnsi="Times New Roman" w:cs="Times New Roman"/>
+                <w:sz w:val="18"/>
+                <w:szCs w:val="18"/>
+              </w:rPr>
+              <w:t>synchronized</w:t>
+            </w:r>
+            <w:r>
+              <w:rPr>
+                <w:sz w:val="18"/>
+                <w:szCs w:val="18"/>
+              </w:rPr>
+              <w:t> block on mutex</w:t>
+            </w:r>
+          </w:p>
+        </w:tc>
+        <w:tc>
+          <w:tcPr>
+            <w:tcW w:w="0" w:type="auto"/>
+            <w:tcMar>
+              <w:top w:w="75" w:type="dxa"/>
+              <w:left w:w="135" w:type="dxa"/>
+              <w:bottom w:w="75" w:type="dxa"/>
+              <w:right w:w="135" w:type="dxa"/>
+            </w:tcMar>
+            <w:hideMark/>
+          </w:tcPr>
+          <w:p>
+            <w:pPr>
+              <w:rPr>
+                <w:sz w:val="18"/>
+                <w:szCs w:val="18"/>
+              </w:rPr>
+            </w:pPr>
+            <w:r>
+              <w:rPr>
+                <w:rStyle w:val="HTMLCode"/>
+                <w:rFonts w:ascii="Times New Roman" w:hAnsi="Times New Roman" w:cs="Times New Roman"/>
+                <w:sz w:val="18"/>
+                <w:szCs w:val="18"/>
+              </w:rPr>
+              <w:t>ReentrantLock</w:t>
+            </w:r>
+            <w:r>
+              <w:rPr>
+                <w:sz w:val="18"/>
+                <w:szCs w:val="18"/>
+              </w:rPr>
+              <w:t> on write only</w:t>
+            </w:r>
+          </w:p>
+        </w:tc>
+        <w:tc>
+          <w:tcPr>
+            <w:tcW w:w="0" w:type="auto"/>
+            <w:tcMar>
+              <w:top w:w="75" w:type="dxa"/>
+              <w:left w:w="135" w:type="dxa"/>
+              <w:bottom w:w="75" w:type="dxa"/>
+              <w:right w:w="135" w:type="dxa"/>
+            </w:tcMar>
+            <w:hideMark/>
+          </w:tcPr>
+          <w:p>
+            <w:pPr>
+              <w:rPr>
+                <w:sz w:val="18"/>
+                <w:szCs w:val="18"/>
+              </w:rPr>
+            </w:pPr>
+            <w:r>
+              <w:rPr>
+                <w:rStyle w:val="HTMLCode"/>
+                <w:rFonts w:ascii="Times New Roman" w:hAnsi="Times New Roman" w:cs="Times New Roman"/>
+                <w:sz w:val="18"/>
+                <w:szCs w:val="18"/>
+              </w:rPr>
+              <w:t>synchronized</w:t>
+            </w:r>
+            <w:r>
+              <w:rPr>
+                <w:sz w:val="18"/>
+                <w:szCs w:val="18"/>
+              </w:rPr>
+              <w:t> on every method</w:t>
+            </w:r>
+          </w:p>
+        </w:tc>
+      </w:tr>
+      <w:tr>
+        <w:tc>
+          <w:tcPr>
+            <w:tcW w:w="0" w:type="auto"/>
+            <w:tcMar>
+              <w:top w:w="75" w:type="dxa"/>
+              <w:left w:w="135" w:type="dxa"/>
+              <w:bottom w:w="75" w:type="dxa"/>
+              <w:right w:w="135" w:type="dxa"/>
+            </w:tcMar>
+            <w:hideMark/>
+          </w:tcPr>
+          <w:p>
+            <w:pPr>
+              <w:rPr>
+                <w:sz w:val="18"/>
+                <w:szCs w:val="18"/>
+              </w:rPr>
+            </w:pPr>
+            <w:r>
+              <w:rPr>
+                <w:sz w:val="18"/>
+                <w:szCs w:val="18"/>
+              </w:rPr>
+              <w:t>Read performance</w:t>
+            </w:r>
+          </w:p>
+        </w:tc>
+        <w:tc>
+          <w:tcPr>
+            <w:tcW w:w="0" w:type="auto"/>
+            <w:tcMar>
+              <w:top w:w="75" w:type="dxa"/>
+              <w:left w:w="135" w:type="dxa"/>
+              <w:bottom w:w="75" w:type="dxa"/>
+              <w:right w:w="135" w:type="dxa"/>
+            </w:tcMar>
+            <w:hideMark/>
+          </w:tcPr>
+          <w:p>
+            <w:pPr>
+              <w:rPr>
+                <w:sz w:val="18"/>
+                <w:szCs w:val="18"/>
+              </w:rPr>
+            </w:pPr>
+            <w:r>
+              <w:rPr>
+                <w:sz w:val="18"/>
+                <w:szCs w:val="18"/>
+              </w:rPr>
+              <w:t>Slow (acquires lock)</w:t>
+            </w:r>
+          </w:p>
+        </w:tc>
+        <w:tc>
+          <w:tcPr>
+            <w:tcW w:w="0" w:type="auto"/>
+            <w:tcMar>
+              <w:top w:w="75" w:type="dxa"/>
+              <w:left w:w="135" w:type="dxa"/>
+              <w:bottom w:w="75" w:type="dxa"/>
+              <w:right w:w="135" w:type="dxa"/>
+            </w:tcMar>
+            <w:hideMark/>
+          </w:tcPr>
+          <w:p>
+            <w:pPr>
+              <w:rPr>
+                <w:sz w:val="18"/>
+                <w:szCs w:val="18"/>
+              </w:rPr>
+            </w:pPr>
+            <w:r>
+              <w:rPr>
+                <w:sz w:val="18"/>
+                <w:szCs w:val="18"/>
+              </w:rPr>
+              <w:t>Fast (no lock)</w:t>
+            </w:r>
+          </w:p>
+        </w:tc>
+        <w:tc>
+          <w:tcPr>
+            <w:tcW w:w="0" w:type="auto"/>
+            <w:tcMar>
+              <w:top w:w="75" w:type="dxa"/>
+              <w:left w:w="135" w:type="dxa"/>
+              <w:bottom w:w="75" w:type="dxa"/>
+              <w:right w:w="135" w:type="dxa"/>
+            </w:tcMar>
+            <w:hideMark/>
+          </w:tcPr>
+          <w:p>
+            <w:pPr>
+              <w:rPr>
+                <w:sz w:val="18"/>
+                <w:szCs w:val="18"/>
+              </w:rPr>
+            </w:pPr>
+            <w:r>
+              <w:rPr>
+                <w:sz w:val="18"/>
+                <w:szCs w:val="18"/>
+              </w:rPr>
+              <w:t>Slow (acquires lock)</w:t>
+            </w:r>
+          </w:p>
+        </w:tc>
+      </w:tr>
+      <w:tr>
+        <w:tc>
+          <w:tcPr>
+            <w:tcW w:w="0" w:type="auto"/>
+            <w:tcMar>
+              <w:top w:w="75" w:type="dxa"/>
+              <w:left w:w="135" w:type="dxa"/>
+              <w:bottom w:w="75" w:type="dxa"/>
+              <w:right w:w="135" w:type="dxa"/>
+            </w:tcMar>
+            <w:hideMark/>
+          </w:tcPr>
+          <w:p>
+            <w:pPr>
+              <w:rPr>
+                <w:sz w:val="18"/>
+                <w:szCs w:val="18"/>
+              </w:rPr>
+            </w:pPr>
+            <w:r>
+              <w:rPr>
+                <w:sz w:val="18"/>
+                <w:szCs w:val="18"/>
+              </w:rPr>
+              <w:lastRenderedPageBreak/>
+              <w:t>Write performance</w:t>
+            </w:r>
+          </w:p>
+        </w:tc>
+        <w:tc>
+          <w:tcPr>
+            <w:tcW w:w="0" w:type="auto"/>
+            <w:tcMar>
+              <w:top w:w="75" w:type="dxa"/>
+              <w:left w:w="135" w:type="dxa"/>
+              <w:bottom w:w="75" w:type="dxa"/>
+              <w:right w:w="135" w:type="dxa"/>
+            </w:tcMar>
+            <w:hideMark/>
+          </w:tcPr>
+          <w:p>
+            <w:pPr>
+              <w:rPr>
+                <w:sz w:val="18"/>
+                <w:szCs w:val="18"/>
+              </w:rPr>
+            </w:pPr>
+            <w:r>
+              <w:rPr>
+                <w:sz w:val="18"/>
+                <w:szCs w:val="18"/>
+              </w:rPr>
+              <w:t>Moderate</w:t>
+            </w:r>
+          </w:p>
+        </w:tc>
+        <w:tc>
+          <w:tcPr>
+            <w:tcW w:w="0" w:type="auto"/>
+            <w:tcMar>
+              <w:top w:w="75" w:type="dxa"/>
+              <w:left w:w="135" w:type="dxa"/>
+              <w:bottom w:w="75" w:type="dxa"/>
+              <w:right w:w="135" w:type="dxa"/>
+            </w:tcMar>
+            <w:hideMark/>
+          </w:tcPr>
+          <w:p>
+            <w:pPr>
+              <w:rPr>
+                <w:sz w:val="18"/>
+                <w:szCs w:val="18"/>
+              </w:rPr>
+            </w:pPr>
+            <w:r>
+              <w:rPr>
+                <w:sz w:val="18"/>
+                <w:szCs w:val="18"/>
+              </w:rPr>
+              <w:t>Slow (copies array)</w:t>
+            </w:r>
+          </w:p>
+        </w:tc>
+        <w:tc>
+          <w:tcPr>
+            <w:tcW w:w="0" w:type="auto"/>
+            <w:tcMar>
+              <w:top w:w="75" w:type="dxa"/>
+              <w:left w:w="135" w:type="dxa"/>
+              <w:bottom w:w="75" w:type="dxa"/>
+              <w:right w:w="135" w:type="dxa"/>
+            </w:tcMar>
+            <w:hideMark/>
+          </w:tcPr>
+          <w:p>
+            <w:pPr>
+              <w:rPr>
+                <w:sz w:val="18"/>
+                <w:szCs w:val="18"/>
+              </w:rPr>
+            </w:pPr>
+            <w:r>
+              <w:rPr>
+                <w:sz w:val="18"/>
+                <w:szCs w:val="18"/>
+              </w:rPr>
+              <w:t>Moderate</w:t>
+            </w:r>
+          </w:p>
+        </w:tc>
+      </w:tr>
+      <w:tr>
+        <w:tc>
+          <w:tcPr>
+            <w:tcW w:w="0" w:type="auto"/>
+            <w:tcMar>
+              <w:top w:w="75" w:type="dxa"/>
+              <w:left w:w="135" w:type="dxa"/>
+              <w:bottom w:w="75" w:type="dxa"/>
+              <w:right w:w="135" w:type="dxa"/>
+            </w:tcMar>
+            <w:hideMark/>
+          </w:tcPr>
+          <w:p>
+            <w:pPr>
+              <w:rPr>
+                <w:sz w:val="18"/>
+                <w:szCs w:val="18"/>
+              </w:rPr>
+            </w:pPr>
+            <w:r>
+              <w:rPr>
+                <w:sz w:val="18"/>
+                <w:szCs w:val="18"/>
+              </w:rPr>
+              <w:t>Iterator safe?</w:t>
+            </w:r>
+          </w:p>
+        </w:tc>
+        <w:tc>
+          <w:tcPr>
+            <w:tcW w:w="0" w:type="auto"/>
+            <w:tcMar>
+              <w:top w:w="75" w:type="dxa"/>
+              <w:left w:w="135" w:type="dxa"/>
+              <w:bottom w:w="75" w:type="dxa"/>
+              <w:right w:w="135" w:type="dxa"/>
+            </w:tcMar>
+            <w:hideMark/>
+          </w:tcPr>
+          <w:p>
+            <w:pPr>
+              <w:rPr>
+                <w:sz w:val="18"/>
+                <w:szCs w:val="18"/>
+              </w:rPr>
+            </w:pPr>
+            <w:r>
+              <w:rPr>
+                <w:sz w:val="18"/>
+                <w:szCs w:val="18"/>
+              </w:rPr>
+              <w:t>No — must manually sync</w:t>
+            </w:r>
+          </w:p>
+        </w:tc>
+        <w:tc>
+          <w:tcPr>
+            <w:tcW w:w="0" w:type="auto"/>
+            <w:tcMar>
+              <w:top w:w="75" w:type="dxa"/>
+              <w:left w:w="135" w:type="dxa"/>
+              <w:bottom w:w="75" w:type="dxa"/>
+              <w:right w:w="135" w:type="dxa"/>
+            </w:tcMar>
+            <w:hideMark/>
+          </w:tcPr>
+          <w:p>
+            <w:pPr>
+              <w:rPr>
+                <w:sz w:val="18"/>
+                <w:szCs w:val="18"/>
+              </w:rPr>
+            </w:pPr>
+            <w:r>
+              <w:rPr>
+                <w:sz w:val="18"/>
+                <w:szCs w:val="18"/>
+              </w:rPr>
+              <w:t>Yes (snapshot)</w:t>
+            </w:r>
+          </w:p>
+        </w:tc>
+        <w:tc>
+          <w:tcPr>
+            <w:tcW w:w="0" w:type="auto"/>
+            <w:tcMar>
+              <w:top w:w="75" w:type="dxa"/>
+              <w:left w:w="135" w:type="dxa"/>
+              <w:bottom w:w="75" w:type="dxa"/>
+              <w:right w:w="135" w:type="dxa"/>
+            </w:tcMar>
+            <w:hideMark/>
+          </w:tcPr>
+          <w:p>
+            <w:pPr>
+              <w:rPr>
+                <w:sz w:val="18"/>
+                <w:szCs w:val="18"/>
+              </w:rPr>
+            </w:pPr>
+            <w:r>
+              <w:rPr>
+                <w:sz w:val="18"/>
+                <w:szCs w:val="18"/>
+              </w:rPr>
+              <w:t>No (fail-fast)</w:t>
+            </w:r>
+          </w:p>
+        </w:tc>
+      </w:tr>
+      <w:tr>
+        <w:tc>
+          <w:tcPr>
+            <w:tcW w:w="0" w:type="auto"/>
+            <w:tcMar>
+              <w:top w:w="75" w:type="dxa"/>
+              <w:left w:w="135" w:type="dxa"/>
+              <w:bottom w:w="75" w:type="dxa"/>
+              <w:right w:w="135" w:type="dxa"/>
+            </w:tcMar>
+            <w:hideMark/>
+          </w:tcPr>
+          <w:p>
+            <w:pPr>
+              <w:rPr>
+                <w:sz w:val="18"/>
+                <w:szCs w:val="18"/>
+              </w:rPr>
+            </w:pPr>
+            <w:r>
+              <w:rPr>
+                <w:sz w:val="18"/>
+                <w:szCs w:val="18"/>
+              </w:rPr>
+              <w:t>Best for</w:t>
+            </w:r>
+          </w:p>
+        </w:tc>
+        <w:tc>
+          <w:tcPr>
+            <w:tcW w:w="0" w:type="auto"/>
+            <w:tcMar>
+              <w:top w:w="75" w:type="dxa"/>
+              <w:left w:w="135" w:type="dxa"/>
+              <w:bottom w:w="75" w:type="dxa"/>
+              <w:right w:w="135" w:type="dxa"/>
+            </w:tcMar>
+            <w:hideMark/>
+          </w:tcPr>
+          <w:p>
+            <w:pPr>
+              <w:rPr>
+                <w:sz w:val="18"/>
+                <w:szCs w:val="18"/>
+              </w:rPr>
+            </w:pPr>
+            <w:r>
+              <w:rPr>
+                <w:sz w:val="18"/>
+                <w:szCs w:val="18"/>
+              </w:rPr>
+              <w:t>General thread-safety wrapper</w:t>
+            </w:r>
+          </w:p>
+        </w:tc>
+        <w:tc>
+          <w:tcPr>
+            <w:tcW w:w="0" w:type="auto"/>
+            <w:tcMar>
+              <w:top w:w="75" w:type="dxa"/>
+              <w:left w:w="135" w:type="dxa"/>
+              <w:bottom w:w="75" w:type="dxa"/>
+              <w:right w:w="135" w:type="dxa"/>
+            </w:tcMar>
+            <w:hideMark/>
+          </w:tcPr>
+          <w:p>
+            <w:pPr>
+              <w:rPr>
+                <w:sz w:val="18"/>
+                <w:szCs w:val="18"/>
+              </w:rPr>
+            </w:pPr>
+            <w:r>
+              <w:rPr>
+                <w:sz w:val="18"/>
+                <w:szCs w:val="18"/>
+              </w:rPr>
+              <w:t>Read-heavy, rare writes</w:t>
+            </w:r>
+          </w:p>
+        </w:tc>
+        <w:tc>
+          <w:tcPr>
+            <w:tcW w:w="0" w:type="auto"/>
+            <w:tcMar>
+              <w:top w:w="75" w:type="dxa"/>
+              <w:left w:w="135" w:type="dxa"/>
+              <w:bottom w:w="75" w:type="dxa"/>
+              <w:right w:w="135" w:type="dxa"/>
+            </w:tcMar>
+            <w:hideMark/>
+          </w:tcPr>
+          <w:p>
+            <w:pPr>
+              <w:rPr>
+                <w:sz w:val="18"/>
+                <w:szCs w:val="18"/>
+              </w:rPr>
+            </w:pPr>
+            <w:r>
+              <w:rPr>
+                <w:sz w:val="18"/>
+                <w:szCs w:val="18"/>
+              </w:rPr>
+              <w:t>Legacy code only</w:t>
+            </w:r>
+          </w:p>
+        </w:tc>
+      </w:tr>
+    </w:tbl>
     <w:p/>
-    <w:p>
-      <w:pPr>
-        <w:pStyle w:val="Heading4"/>
-      </w:pPr>
-      <w:r>
-        <w:t>Synchronized List</w:t>
-      </w:r>
-    </w:p>
     <w:p>
       <w:pPr>
         <w:pStyle w:val="Heading4"/>
@@ -54089,7 +57444,7 @@
   <w:style w:type="paragraph" w:default="1" w:styleId="Normal">
     <w:name w:val="Normal"/>
     <w:qFormat/>
-    <w:rsid w:val="00D72DD4"/>
+    <w:rsid w:val="001D49BA"/>
     <w:rPr>
       <w:rFonts w:ascii="Times New Roman" w:eastAsia="Times New Roman" w:hAnsi="Times New Roman"/>
       <w:sz w:val="24"/>
@@ -55318,7 +58673,7 @@
 </file>
 
 <file path=customXml/itemProps1.xml><?xml version="1.0" encoding="utf-8"?>
-<ds:datastoreItem xmlns:ds="http://schemas.openxmlformats.org/officeDocument/2006/customXml" ds:itemID="{1EFCB3EE-3A1B-8447-80FE-E4F61C51C218}">
+<ds:datastoreItem xmlns:ds="http://schemas.openxmlformats.org/officeDocument/2006/customXml" ds:itemID="{91D7388D-3C27-1C46-A378-C27C1CBE1B2E}">
   <ds:schemaRefs>
     <ds:schemaRef ds:uri="http://schemas.openxmlformats.org/officeDocument/2006/bibliography"/>
   </ds:schemaRefs>

--- a/src/main/java/JavaNotes.docx
+++ b/src/main/java/JavaNotes.docx
@@ -7069,21 +7069,7 @@
             <w:rStyle w:val="Hyperlink"/>
             <w:noProof/>
           </w:rPr>
-          <w:t>Interview Que</w:t>
-        </w:r>
-        <w:r>
-          <w:rPr>
-            <w:rStyle w:val="Hyperlink"/>
-            <w:noProof/>
-          </w:rPr>
-          <w:t>s</w:t>
-        </w:r>
-        <w:r>
-          <w:rPr>
-            <w:rStyle w:val="Hyperlink"/>
-            <w:noProof/>
-          </w:rPr>
-          <w:t>tions</w:t>
+          <w:t>Interview Questions</w:t>
         </w:r>
         <w:r>
           <w:rPr>
@@ -7892,7 +7878,7 @@
         <w:rPr>
           <w:noProof/>
         </w:rPr>
-        <w:pict w14:anchorId="72D72E73">
+        <w:pict w14:anchorId="76C1A5F4">
           <v:rect id="_x0000_i1036" alt="" style="width:451.3pt;height:.05pt;mso-width-percent:0;mso-height-percent:0;mso-width-percent:0;mso-height-percent:0" o:hralign="center" o:hrstd="t" o:hr="t" fillcolor="#a0a0a0" stroked="f"/>
         </w:pict>
       </w:r>
@@ -8225,7 +8211,7 @@
         <w:rPr>
           <w:noProof/>
         </w:rPr>
-        <w:pict w14:anchorId="527F7774">
+        <w:pict w14:anchorId="02DBDE51">
           <v:rect id="_x0000_i1035" alt="" style="width:451.3pt;height:.05pt;mso-width-percent:0;mso-height-percent:0;mso-width-percent:0;mso-height-percent:0" o:hralign="center" o:hrstd="t" o:hr="t" fillcolor="#a0a0a0" stroked="f"/>
         </w:pict>
       </w:r>
@@ -8688,7 +8674,7 @@
         <w:rPr>
           <w:noProof/>
         </w:rPr>
-        <w:pict w14:anchorId="10BC5FAF">
+        <w:pict w14:anchorId="3210B308">
           <v:rect id="_x0000_i1034" alt="" style="width:451.3pt;height:.05pt;mso-width-percent:0;mso-height-percent:0;mso-width-percent:0;mso-height-percent:0" o:hralign="center" o:hrstd="t" o:hr="t" fillcolor="#a0a0a0" stroked="f"/>
         </w:pict>
       </w:r>
@@ -9157,7 +9143,7 @@
         <w:rPr>
           <w:noProof/>
         </w:rPr>
-        <w:pict w14:anchorId="28EE4D44">
+        <w:pict w14:anchorId="550D3F82">
           <v:rect id="_x0000_i1033" alt="" style="width:451.3pt;height:.05pt;mso-width-percent:0;mso-height-percent:0;mso-width-percent:0;mso-height-percent:0" o:hralign="center" o:hrstd="t" o:hr="t" fillcolor="#a0a0a0" stroked="f"/>
         </w:pict>
       </w:r>
@@ -10228,7 +10214,7 @@
           <w:numId w:val="27"/>
         </w:numPr>
       </w:pPr>
-      <w:hyperlink r:id="rId8" w:history="1">
+      <w:hyperlink r:id="rId8" w:anchor=":~:text=The%20serialVersionUID%20attribute%20is%20an,object%20of%20a%20Serializable%20class" w:history="1">
         <w:r>
           <w:rPr>
             <w:rStyle w:val="Hyperlink"/>
@@ -10248,7 +10234,7 @@
         <w:rPr>
           <w:noProof/>
         </w:rPr>
-        <w:pict w14:anchorId="6CBBE26C">
+        <w:pict w14:anchorId="254C6379">
           <v:rect id="_x0000_i1032" alt="" style="width:451.3pt;height:.05pt;mso-width-percent:0;mso-height-percent:0;mso-width-percent:0;mso-height-percent:0" o:hralign="center" o:hrstd="t" o:hr="t" fillcolor="#a0a0a0" stroked="f"/>
         </w:pict>
       </w:r>
@@ -10899,7 +10885,7 @@
         <w:rPr>
           <w:noProof/>
         </w:rPr>
-        <w:pict w14:anchorId="17508B2B">
+        <w:pict w14:anchorId="5E90F897">
           <v:rect id="_x0000_i1031" alt="" style="width:451.3pt;height:.05pt;mso-width-percent:0;mso-height-percent:0;mso-width-percent:0;mso-height-percent:0" o:hralign="center" o:hrstd="t" o:hr="t" fillcolor="#a0a0a0" stroked="f"/>
         </w:pict>
       </w:r>
@@ -11240,7 +11226,7 @@
           <w:noProof/>
         </w:rPr>
         <w:drawing>
-          <wp:inline distT="0" distB="0" distL="0" distR="0" wp14:anchorId="489B92EE" wp14:editId="62DD79D8">
+          <wp:inline distT="0" distB="0" distL="0" distR="0" wp14:anchorId="489B92EE" wp14:editId="08341AE6">
             <wp:extent cx="5726430" cy="2466340"/>
             <wp:effectExtent l="0" t="0" r="0" b="0"/>
             <wp:docPr id="1973" name="Picture 1"/>
@@ -12679,7 +12665,7 @@
         </w:rPr>
         <w:lastRenderedPageBreak/>
         <w:drawing>
-          <wp:inline distT="0" distB="0" distL="0" distR="0" wp14:anchorId="376D954C" wp14:editId="6BBD93D6">
+          <wp:inline distT="0" distB="0" distL="0" distR="0" wp14:anchorId="376D954C" wp14:editId="60D93787">
             <wp:extent cx="5735955" cy="3241675"/>
             <wp:effectExtent l="0" t="0" r="0" b="0"/>
             <wp:docPr id="1971" name="Picture 4" descr="A screenshot of a computer program&#10;&#10;AI-generated content may be incorrect."/>
@@ -13666,7 +13652,7 @@
         <w:rPr>
           <w:noProof/>
         </w:rPr>
-        <w:pict w14:anchorId="00367941">
+        <w:pict w14:anchorId="624FEF3A">
           <v:rect id="_x0000_i1030" alt="" style="width:451.3pt;height:.05pt;mso-width-percent:0;mso-height-percent:0;mso-width-percent:0;mso-height-percent:0" o:hralign="center" o:hrstd="t" o:hr="t" fillcolor="#a0a0a0" stroked="f"/>
         </w:pict>
       </w:r>
@@ -14325,7 +14311,7 @@
         <w:rPr>
           <w:noProof/>
         </w:rPr>
-        <w:pict w14:anchorId="54C9EDF1">
+        <w:pict w14:anchorId="1A255E2B">
           <v:rect id="_x0000_i1029" alt="" style="width:451.3pt;height:.05pt;mso-width-percent:0;mso-height-percent:0;mso-width-percent:0;mso-height-percent:0" o:hralign="center" o:hrstd="t" o:hr="t" fillcolor="#a0a0a0" stroked="f"/>
         </w:pict>
       </w:r>
@@ -15954,7 +15940,7 @@
         <w:rPr>
           <w:noProof/>
         </w:rPr>
-        <w:pict w14:anchorId="149942AD">
+        <w:pict w14:anchorId="7B98D12F">
           <v:rect id="_x0000_i1028" alt="" style="width:451.3pt;height:.05pt;mso-width-percent:0;mso-height-percent:0;mso-width-percent:0;mso-height-percent:0" o:hralign="center" o:hrstd="t" o:hr="t" fillcolor="#a0a0a0" stroked="f"/>
         </w:pict>
       </w:r>
@@ -17818,7 +17804,7 @@
         <w:rPr>
           <w:noProof/>
         </w:rPr>
-        <w:pict w14:anchorId="7EA142E9">
+        <w:pict w14:anchorId="6A0BC171">
           <v:rect id="_x0000_i1027" alt="" style="width:451.3pt;height:.05pt;mso-width-percent:0;mso-height-percent:0;mso-width-percent:0;mso-height-percent:0" o:hralign="center" o:hrstd="t" o:hr="t" fillcolor="#a0a0a0" stroked="f"/>
         </w:pict>
       </w:r>
@@ -20964,7 +20950,7 @@
           <w:noProof/>
         </w:rPr>
         <w:drawing>
-          <wp:inline distT="0" distB="0" distL="0" distR="0" wp14:anchorId="291FA0AC" wp14:editId="6286E2F4">
+          <wp:inline distT="0" distB="0" distL="0" distR="0" wp14:anchorId="291FA0AC" wp14:editId="4B17886A">
             <wp:extent cx="5726430" cy="3121660"/>
             <wp:effectExtent l="0" t="0" r="0" b="0"/>
             <wp:docPr id="1964" name="Picture 9" descr="A screenshot of a computer program&#10;&#10;AI-generated content may be incorrect."/>
@@ -25016,7 +25002,7 @@
         <w:rPr>
           <w:noProof/>
         </w:rPr>
-        <w:pict w14:anchorId="2E551567">
+        <w:pict w14:anchorId="198D07C7">
           <v:rect id="_x0000_i1026" alt="" style="width:451.3pt;height:.05pt;mso-width-percent:0;mso-height-percent:0;mso-width-percent:0;mso-height-percent:0" o:hralign="center" o:hrstd="t" o:hr="t" fillcolor="#a0a0a0" stroked="f"/>
         </w:pict>
       </w:r>
@@ -25379,7 +25365,7 @@
           <w:lang w:val="en-US"/>
         </w:rPr>
         <w:drawing>
-          <wp:inline distT="0" distB="0" distL="0" distR="0" wp14:anchorId="69ABE8F5" wp14:editId="4C9746E0">
+          <wp:inline distT="0" distB="0" distL="0" distR="0" wp14:anchorId="69ABE8F5" wp14:editId="6DED7E6A">
             <wp:extent cx="4202430" cy="2595245"/>
             <wp:effectExtent l="0" t="0" r="0" b="0"/>
             <wp:docPr id="1959" name="Picture 1"/>
@@ -27494,7 +27480,7 @@
         </w:rPr>
         <w:lastRenderedPageBreak/>
         <w:drawing>
-          <wp:inline distT="0" distB="0" distL="0" distR="0" wp14:anchorId="60B2B3BF" wp14:editId="7DAC0DB8">
+          <wp:inline distT="0" distB="0" distL="0" distR="0" wp14:anchorId="60B2B3BF" wp14:editId="2664390D">
             <wp:extent cx="5744845" cy="2253615"/>
             <wp:effectExtent l="0" t="0" r="0" b="0"/>
             <wp:docPr id="1957" name="Picture 3"/>
@@ -27560,7 +27546,7 @@
         <w:rPr>
           <w:noProof/>
         </w:rPr>
-        <w:pict w14:anchorId="6E656235">
+        <w:pict w14:anchorId="5ED9909C">
           <v:rect id="_x0000_i1025" alt="" style="width:451.3pt;height:.05pt;mso-width-percent:0;mso-height-percent:0;mso-width-percent:0;mso-height-percent:0" o:hralign="center" o:hrstd="t" o:hr="t" fillcolor="#a0a0a0" stroked="f"/>
         </w:pict>
       </w:r>
@@ -27743,6 +27729,7 @@
       </w:pPr>
       <w:r>
         <w:rPr>
+          <w:noProof/>
           <w:lang w:val="en-US"/>
         </w:rPr>
         <w:drawing>
@@ -27939,7 +27926,7 @@
         </w:tc>
         <w:tc>
           <w:tcPr>
-            <w:tcW w:w="0" w:type="auto"/>
+            <w:tcW w:w="2311" w:type="dxa"/>
             <w:noWrap/>
             <w:tcMar>
               <w:top w:w="75" w:type="dxa"/>
@@ -28056,7 +28043,7 @@
         </w:tc>
         <w:tc>
           <w:tcPr>
-            <w:tcW w:w="0" w:type="auto"/>
+            <w:tcW w:w="2311" w:type="dxa"/>
             <w:tcMar>
               <w:top w:w="75" w:type="dxa"/>
               <w:left w:w="135" w:type="dxa"/>
@@ -28213,7 +28200,7 @@
         </w:tc>
         <w:tc>
           <w:tcPr>
-            <w:tcW w:w="0" w:type="auto"/>
+            <w:tcW w:w="2311" w:type="dxa"/>
             <w:tcMar>
               <w:top w:w="75" w:type="dxa"/>
               <w:left w:w="135" w:type="dxa"/>
@@ -28420,7 +28407,7 @@
         </w:tc>
         <w:tc>
           <w:tcPr>
-            <w:tcW w:w="0" w:type="auto"/>
+            <w:tcW w:w="2311" w:type="dxa"/>
             <w:tcMar>
               <w:top w:w="75" w:type="dxa"/>
               <w:left w:w="135" w:type="dxa"/>
@@ -28555,7 +28542,7 @@
         </w:tc>
         <w:tc>
           <w:tcPr>
-            <w:tcW w:w="0" w:type="auto"/>
+            <w:tcW w:w="2311" w:type="dxa"/>
             <w:tcMar>
               <w:top w:w="75" w:type="dxa"/>
               <w:left w:w="135" w:type="dxa"/>
@@ -28667,7 +28654,7 @@
         </w:tc>
         <w:tc>
           <w:tcPr>
-            <w:tcW w:w="0" w:type="auto"/>
+            <w:tcW w:w="2311" w:type="dxa"/>
             <w:tcMar>
               <w:top w:w="75" w:type="dxa"/>
               <w:left w:w="135" w:type="dxa"/>
@@ -28779,7 +28766,7 @@
         </w:tc>
         <w:tc>
           <w:tcPr>
-            <w:tcW w:w="0" w:type="auto"/>
+            <w:tcW w:w="2311" w:type="dxa"/>
             <w:tcMar>
               <w:top w:w="75" w:type="dxa"/>
               <w:left w:w="135" w:type="dxa"/>
@@ -28891,7 +28878,7 @@
         </w:tc>
         <w:tc>
           <w:tcPr>
-            <w:tcW w:w="0" w:type="auto"/>
+            <w:tcW w:w="2311" w:type="dxa"/>
             <w:tcMar>
               <w:top w:w="75" w:type="dxa"/>
               <w:left w:w="135" w:type="dxa"/>
@@ -29003,7 +28990,7 @@
         </w:tc>
         <w:tc>
           <w:tcPr>
-            <w:tcW w:w="0" w:type="auto"/>
+            <w:tcW w:w="2311" w:type="dxa"/>
             <w:tcMar>
               <w:top w:w="75" w:type="dxa"/>
               <w:left w:w="135" w:type="dxa"/>
@@ -29115,7 +29102,7 @@
         </w:tc>
         <w:tc>
           <w:tcPr>
-            <w:tcW w:w="0" w:type="auto"/>
+            <w:tcW w:w="2311" w:type="dxa"/>
             <w:tcMar>
               <w:top w:w="75" w:type="dxa"/>
               <w:left w:w="135" w:type="dxa"/>
@@ -29227,7 +29214,7 @@
         </w:tc>
         <w:tc>
           <w:tcPr>
-            <w:tcW w:w="0" w:type="auto"/>
+            <w:tcW w:w="2311" w:type="dxa"/>
             <w:tcMar>
               <w:top w:w="75" w:type="dxa"/>
               <w:left w:w="135" w:type="dxa"/>
@@ -29339,7 +29326,7 @@
         </w:tc>
         <w:tc>
           <w:tcPr>
-            <w:tcW w:w="0" w:type="auto"/>
+            <w:tcW w:w="2311" w:type="dxa"/>
             <w:tcMar>
               <w:top w:w="75" w:type="dxa"/>
               <w:left w:w="135" w:type="dxa"/>
@@ -29451,7 +29438,7 @@
         </w:tc>
         <w:tc>
           <w:tcPr>
-            <w:tcW w:w="0" w:type="auto"/>
+            <w:tcW w:w="2311" w:type="dxa"/>
             <w:tcMar>
               <w:top w:w="75" w:type="dxa"/>
               <w:left w:w="135" w:type="dxa"/>
@@ -29563,7 +29550,7 @@
         </w:tc>
         <w:tc>
           <w:tcPr>
-            <w:tcW w:w="0" w:type="auto"/>
+            <w:tcW w:w="2311" w:type="dxa"/>
             <w:tcMar>
               <w:top w:w="75" w:type="dxa"/>
               <w:left w:w="135" w:type="dxa"/>
@@ -29675,7 +29662,7 @@
         </w:tc>
         <w:tc>
           <w:tcPr>
-            <w:tcW w:w="0" w:type="auto"/>
+            <w:tcW w:w="2311" w:type="dxa"/>
             <w:tcMar>
               <w:top w:w="75" w:type="dxa"/>
               <w:left w:w="135" w:type="dxa"/>
@@ -29788,7 +29775,7 @@
         </w:tc>
         <w:tc>
           <w:tcPr>
-            <w:tcW w:w="0" w:type="auto"/>
+            <w:tcW w:w="2311" w:type="dxa"/>
             <w:tcMar>
               <w:top w:w="75" w:type="dxa"/>
               <w:left w:w="135" w:type="dxa"/>
@@ -29900,7 +29887,7 @@
         </w:tc>
         <w:tc>
           <w:tcPr>
-            <w:tcW w:w="0" w:type="auto"/>
+            <w:tcW w:w="2311" w:type="dxa"/>
             <w:tcMar>
               <w:top w:w="75" w:type="dxa"/>
               <w:left w:w="135" w:type="dxa"/>
@@ -32329,13 +32316,7 @@
       </w:pPr>
       <w:bookmarkStart w:id="715" w:name="_Toc228488550"/>
       <w:r>
-        <w:t>CopyOnWrite</w:t>
-      </w:r>
-      <w:r>
-        <w:t>ArrayList</w:t>
-      </w:r>
-      <w:r>
-        <w:t xml:space="preserve"> (COWAL) Util Methods</w:t>
+        <w:t>CopyOnWriteArrayList (COWAL) Util Methods</w:t>
       </w:r>
       <w:bookmarkEnd w:id="715"/>
     </w:p>
@@ -33281,7 +33262,7 @@
           <w:sz w:val="20"/>
           <w:szCs w:val="20"/>
         </w:rPr>
-        <w:t>Random Access</w:t>
+        <w:t>RandomAccess Marker Interface — What is it and who implements it?</w:t>
       </w:r>
     </w:p>
     <w:p>
@@ -33567,25 +33548,6 @@
           <w:szCs w:val="20"/>
         </w:rPr>
         <w:t>Is ArrayList serializable? How does it handle transient elementData?</w:t>
-      </w:r>
-    </w:p>
-    <w:p>
-      <w:pPr>
-        <w:numPr>
-          <w:ilvl w:val="0"/>
-          <w:numId w:val="99"/>
-        </w:numPr>
-        <w:rPr>
-          <w:sz w:val="20"/>
-          <w:szCs w:val="20"/>
-        </w:rPr>
-      </w:pPr>
-      <w:r>
-        <w:rPr>
-          <w:sz w:val="20"/>
-          <w:szCs w:val="20"/>
-        </w:rPr>
-        <w:t>RandomAccess Marker Interface — What is it and who implements it?</w:t>
       </w:r>
     </w:p>
     <w:p>
@@ -35819,17 +35781,19 @@
           <w:sz w:val="18"/>
           <w:szCs w:val="18"/>
         </w:rPr>
-        <w:t xml:space="preserve">│  get(1) → elementData[1] → "B"  ← O(1) direct index access    </w:t>
-      </w:r>
-      <w:r>
+        <w:t>│  get(1) → elementData[1] → "B"  ← O(1) direct index access      │</w:t>
+      </w:r>
+    </w:p>
+    <w:p>
+      <w:pPr>
+        <w:shd w:val="clear" w:color="auto" w:fill="1F1F1F"/>
         <w:rPr>
           <w:rFonts w:ascii="Menlo" w:hAnsi="Menlo" w:cs="Menlo"/>
           <w:color w:val="CCCCCC"/>
           <w:sz w:val="18"/>
           <w:szCs w:val="18"/>
         </w:rPr>
-        <w:t xml:space="preserve"> </w:t>
-      </w:r>
+      </w:pPr>
       <w:r>
         <w:rPr>
           <w:rFonts w:ascii="Menlo" w:hAnsi="Menlo" w:cs="Menlo"/>
@@ -35837,7 +35801,7 @@
           <w:sz w:val="18"/>
           <w:szCs w:val="18"/>
         </w:rPr>
-        <w:t xml:space="preserve"> │</w:t>
+        <w:t>│                                                                 │</w:t>
       </w:r>
     </w:p>
     <w:p>
@@ -35857,6 +35821,86 @@
           <w:sz w:val="18"/>
           <w:szCs w:val="18"/>
         </w:rPr>
+        <w:t>│  add(1, "X") — must shift elements right:                       │</w:t>
+      </w:r>
+    </w:p>
+    <w:p>
+      <w:pPr>
+        <w:shd w:val="clear" w:color="auto" w:fill="1F1F1F"/>
+        <w:rPr>
+          <w:rFonts w:ascii="Menlo" w:hAnsi="Menlo" w:cs="Menlo"/>
+          <w:color w:val="CCCCCC"/>
+          <w:sz w:val="18"/>
+          <w:szCs w:val="18"/>
+        </w:rPr>
+      </w:pPr>
+      <w:r>
+        <w:rPr>
+          <w:rFonts w:ascii="Menlo" w:hAnsi="Menlo" w:cs="Menlo"/>
+          <w:color w:val="CCCCCC"/>
+          <w:sz w:val="18"/>
+          <w:szCs w:val="18"/>
+        </w:rPr>
+        <w:t>│  Before: [ A ][ B ][ C ]                                        │</w:t>
+      </w:r>
+    </w:p>
+    <w:p>
+      <w:pPr>
+        <w:shd w:val="clear" w:color="auto" w:fill="1F1F1F"/>
+        <w:rPr>
+          <w:rFonts w:ascii="Menlo" w:hAnsi="Menlo" w:cs="Menlo"/>
+          <w:color w:val="CCCCCC"/>
+          <w:sz w:val="18"/>
+          <w:szCs w:val="18"/>
+        </w:rPr>
+      </w:pPr>
+      <w:r>
+        <w:rPr>
+          <w:rFonts w:ascii="Menlo" w:hAnsi="Menlo" w:cs="Menlo"/>
+          <w:color w:val="CCCCCC"/>
+          <w:sz w:val="18"/>
+          <w:szCs w:val="18"/>
+        </w:rPr>
+        <w:t>│  Step 1: System.arraycopy(elementData, 1, elementData, 2, 2)    │</w:t>
+      </w:r>
+    </w:p>
+    <w:p>
+      <w:pPr>
+        <w:shd w:val="clear" w:color="auto" w:fill="1F1F1F"/>
+        <w:rPr>
+          <w:rFonts w:ascii="Menlo" w:hAnsi="Menlo" w:cs="Menlo"/>
+          <w:color w:val="CCCCCC"/>
+          <w:sz w:val="18"/>
+          <w:szCs w:val="18"/>
+        </w:rPr>
+      </w:pPr>
+      <w:r>
+        <w:rPr>
+          <w:rFonts w:ascii="Menlo" w:hAnsi="Menlo" w:cs="Menlo"/>
+          <w:color w:val="CCCCCC"/>
+          <w:sz w:val="18"/>
+          <w:szCs w:val="18"/>
+        </w:rPr>
+        <w:t>│  Step 2: [ A ][ X ][ B ][ C ]  ← O(n) due to shifting           │</w:t>
+      </w:r>
+    </w:p>
+    <w:p>
+      <w:pPr>
+        <w:shd w:val="clear" w:color="auto" w:fill="1F1F1F"/>
+        <w:rPr>
+          <w:rFonts w:ascii="Menlo" w:hAnsi="Menlo" w:cs="Menlo"/>
+          <w:color w:val="CCCCCC"/>
+          <w:sz w:val="18"/>
+          <w:szCs w:val="18"/>
+        </w:rPr>
+      </w:pPr>
+      <w:r>
+        <w:rPr>
+          <w:rFonts w:ascii="Menlo" w:hAnsi="Menlo" w:cs="Menlo"/>
+          <w:color w:val="CCCCCC"/>
+          <w:sz w:val="18"/>
+          <w:szCs w:val="18"/>
+        </w:rPr>
         <w:t>│                                                                 │</w:t>
       </w:r>
     </w:p>
@@ -35877,7 +35921,7 @@
           <w:sz w:val="18"/>
           <w:szCs w:val="18"/>
         </w:rPr>
-        <w:t>│  add(1, "X") — must shift elements right:                       │</w:t>
+        <w:t>│  remove(1) — must shift elements left:                          │</w:t>
       </w:r>
     </w:p>
     <w:p>
@@ -35897,7 +35941,7 @@
           <w:sz w:val="18"/>
           <w:szCs w:val="18"/>
         </w:rPr>
-        <w:t>│  Before: [ A ][ B ][ C ]                                        │</w:t>
+        <w:t>│  Before: [ A ][ X ][ B ][ C ]                                   │</w:t>
       </w:r>
     </w:p>
     <w:p>
@@ -35917,161 +35961,7 @@
           <w:sz w:val="18"/>
           <w:szCs w:val="18"/>
         </w:rPr>
-        <w:t xml:space="preserve">│  Step 1: System.arraycopy(elementData, 1, elementData, 2, 2) </w:t>
-      </w:r>
-      <w:r>
-        <w:rPr>
-          <w:rFonts w:ascii="Menlo" w:hAnsi="Menlo" w:cs="Menlo"/>
-          <w:color w:val="CCCCCC"/>
-          <w:sz w:val="18"/>
-          <w:szCs w:val="18"/>
-        </w:rPr>
-        <w:t xml:space="preserve"> </w:t>
-      </w:r>
-      <w:r>
-        <w:rPr>
-          <w:rFonts w:ascii="Menlo" w:hAnsi="Menlo" w:cs="Menlo"/>
-          <w:color w:val="CCCCCC"/>
-          <w:sz w:val="18"/>
-          <w:szCs w:val="18"/>
-        </w:rPr>
-        <w:t xml:space="preserve">  │</w:t>
-      </w:r>
-    </w:p>
-    <w:p>
-      <w:pPr>
-        <w:shd w:val="clear" w:color="auto" w:fill="1F1F1F"/>
-        <w:rPr>
-          <w:rFonts w:ascii="Menlo" w:hAnsi="Menlo" w:cs="Menlo"/>
-          <w:color w:val="CCCCCC"/>
-          <w:sz w:val="18"/>
-          <w:szCs w:val="18"/>
-        </w:rPr>
-      </w:pPr>
-      <w:r>
-        <w:rPr>
-          <w:rFonts w:ascii="Menlo" w:hAnsi="Menlo" w:cs="Menlo"/>
-          <w:color w:val="CCCCCC"/>
-          <w:sz w:val="18"/>
-          <w:szCs w:val="18"/>
-        </w:rPr>
-        <w:t xml:space="preserve">│  Step 2: [ A ][ X ][ B ][ C ]  ← O(n) due to shifting         </w:t>
-      </w:r>
-      <w:r>
-        <w:rPr>
-          <w:rFonts w:ascii="Menlo" w:hAnsi="Menlo" w:cs="Menlo"/>
-          <w:color w:val="CCCCCC"/>
-          <w:sz w:val="18"/>
-          <w:szCs w:val="18"/>
-        </w:rPr>
-        <w:t xml:space="preserve">  </w:t>
-      </w:r>
-      <w:r>
-        <w:rPr>
-          <w:rFonts w:ascii="Menlo" w:hAnsi="Menlo" w:cs="Menlo"/>
-          <w:color w:val="CCCCCC"/>
-          <w:sz w:val="18"/>
-          <w:szCs w:val="18"/>
-        </w:rPr>
-        <w:t>│</w:t>
-      </w:r>
-    </w:p>
-    <w:p>
-      <w:pPr>
-        <w:shd w:val="clear" w:color="auto" w:fill="1F1F1F"/>
-        <w:rPr>
-          <w:rFonts w:ascii="Menlo" w:hAnsi="Menlo" w:cs="Menlo"/>
-          <w:color w:val="CCCCCC"/>
-          <w:sz w:val="18"/>
-          <w:szCs w:val="18"/>
-        </w:rPr>
-      </w:pPr>
-      <w:r>
-        <w:rPr>
-          <w:rFonts w:ascii="Menlo" w:hAnsi="Menlo" w:cs="Menlo"/>
-          <w:color w:val="CCCCCC"/>
-          <w:sz w:val="18"/>
-          <w:szCs w:val="18"/>
-        </w:rPr>
-        <w:t>│                                                                 │</w:t>
-      </w:r>
-    </w:p>
-    <w:p>
-      <w:pPr>
-        <w:shd w:val="clear" w:color="auto" w:fill="1F1F1F"/>
-        <w:rPr>
-          <w:rFonts w:ascii="Menlo" w:hAnsi="Menlo" w:cs="Menlo"/>
-          <w:color w:val="CCCCCC"/>
-          <w:sz w:val="18"/>
-          <w:szCs w:val="18"/>
-        </w:rPr>
-      </w:pPr>
-      <w:r>
-        <w:rPr>
-          <w:rFonts w:ascii="Menlo" w:hAnsi="Menlo" w:cs="Menlo"/>
-          <w:color w:val="CCCCCC"/>
-          <w:sz w:val="18"/>
-          <w:szCs w:val="18"/>
-        </w:rPr>
-        <w:t>│  remove(1) — must shift elements left:                          │</w:t>
-      </w:r>
-    </w:p>
-    <w:p>
-      <w:pPr>
-        <w:shd w:val="clear" w:color="auto" w:fill="1F1F1F"/>
-        <w:rPr>
-          <w:rFonts w:ascii="Menlo" w:hAnsi="Menlo" w:cs="Menlo"/>
-          <w:color w:val="CCCCCC"/>
-          <w:sz w:val="18"/>
-          <w:szCs w:val="18"/>
-        </w:rPr>
-      </w:pPr>
-      <w:r>
-        <w:rPr>
-          <w:rFonts w:ascii="Menlo" w:hAnsi="Menlo" w:cs="Menlo"/>
-          <w:color w:val="CCCCCC"/>
-          <w:sz w:val="18"/>
-          <w:szCs w:val="18"/>
-        </w:rPr>
-        <w:t>│  Before: [ A ][ X ][ B ][ C ]                                   │</w:t>
-      </w:r>
-    </w:p>
-    <w:p>
-      <w:pPr>
-        <w:shd w:val="clear" w:color="auto" w:fill="1F1F1F"/>
-        <w:rPr>
-          <w:rFonts w:ascii="Menlo" w:hAnsi="Menlo" w:cs="Menlo"/>
-          <w:color w:val="CCCCCC"/>
-          <w:sz w:val="18"/>
-          <w:szCs w:val="18"/>
-        </w:rPr>
-      </w:pPr>
-      <w:r>
-        <w:rPr>
-          <w:rFonts w:ascii="Menlo" w:hAnsi="Menlo" w:cs="Menlo"/>
-          <w:color w:val="CCCCCC"/>
-          <w:sz w:val="18"/>
-          <w:szCs w:val="18"/>
-        </w:rPr>
-        <w:t xml:space="preserve">│  After:  [ A ][ B ][ C ][null] ← O(n) due to shifting          </w:t>
-      </w:r>
-      <w:r>
-        <w:rPr>
-          <w:rFonts w:ascii="Menlo" w:hAnsi="Menlo" w:cs="Menlo"/>
-          <w:color w:val="CCCCCC"/>
-          <w:sz w:val="18"/>
-          <w:szCs w:val="18"/>
-        </w:rPr>
-        <w:t xml:space="preserve"> </w:t>
-      </w:r>
-      <w:r>
-        <w:rPr>
-          <w:rFonts w:ascii="Menlo" w:hAnsi="Menlo" w:cs="Menlo"/>
-          <w:color w:val="CCCCCC"/>
-          <w:sz w:val="18"/>
-          <w:szCs w:val="18"/>
-        </w:rPr>
-        <w:t>│</w:t>
+        <w:t>│  After:  [ A ][ B ][ C ][null] ← O(n) due to shifting           │</w:t>
       </w:r>
     </w:p>
     <w:p>
@@ -39512,7 +39402,7 @@
           <w:szCs w:val="20"/>
         </w:rPr>
       </w:pPr>
-      <w:hyperlink r:id="rId31" w:history="1">
+      <w:hyperlink r:id="rId31" w:anchor=":~:text=Iterator%20on%20ArrayList%2C%20HashMap%20classes,examples%20of%20fail%2Dfast%20Iterator.&amp;text=This%20is%20because%2C%20they%20operate,examples%20of%20fail%2Dsafe%20Iterator" w:history="1">
         <w:r>
           <w:rPr>
             <w:rStyle w:val="Hyperlink"/>
@@ -43927,6 +43817,2902 @@
         <w:rPr>
           <w:bCs/>
           <w:i/>
+          <w:lang w:eastAsia="en-US"/>
+        </w:rPr>
+      </w:pPr>
+    </w:p>
+    <w:p>
+      <w:pPr>
+        <w:rPr>
+          <w:lang w:eastAsia="en-US"/>
+        </w:rPr>
+      </w:pPr>
+    </w:p>
+    <w:p>
+      <w:pPr>
+        <w:pStyle w:val="Heading2"/>
+        <w:rPr>
+          <w:lang w:eastAsia="en-US"/>
+        </w:rPr>
+      </w:pPr>
+      <w:r>
+        <w:rPr>
+          <w:lang w:eastAsia="en-US"/>
+        </w:rPr>
+        <w:t>MAPs</w:t>
+      </w:r>
+    </w:p>
+    <w:p>
+      <w:pPr>
+        <w:rPr>
+          <w:lang w:eastAsia="en-US"/>
+        </w:rPr>
+      </w:pPr>
+    </w:p>
+    <w:p>
+      <w:pPr>
+        <w:pStyle w:val="Heading3"/>
+        <w:rPr>
+          <w:lang w:eastAsia="en-US"/>
+        </w:rPr>
+      </w:pPr>
+      <w:r>
+        <w:rPr>
+          <w:lang w:eastAsia="en-US"/>
+        </w:rPr>
+        <w:t>Different Map Implementations</w:t>
+      </w:r>
+    </w:p>
+    <w:p>
+      <w:pPr>
+        <w:rPr>
+          <w:lang w:eastAsia="en-US"/>
+        </w:rPr>
+      </w:pPr>
+    </w:p>
+    <w:tbl>
+      <w:tblPr>
+        <w:tblW w:w="0" w:type="auto"/>
+        <w:tblBorders>
+          <w:top w:val="single" w:sz="4" w:space="0" w:color="auto"/>
+          <w:left w:val="single" w:sz="4" w:space="0" w:color="auto"/>
+          <w:bottom w:val="single" w:sz="4" w:space="0" w:color="auto"/>
+          <w:right w:val="single" w:sz="4" w:space="0" w:color="auto"/>
+          <w:insideH w:val="single" w:sz="4" w:space="0" w:color="auto"/>
+          <w:insideV w:val="single" w:sz="4" w:space="0" w:color="auto"/>
+        </w:tblBorders>
+        <w:tblCellMar>
+          <w:top w:w="15" w:type="dxa"/>
+          <w:left w:w="15" w:type="dxa"/>
+          <w:bottom w:w="15" w:type="dxa"/>
+          <w:right w:w="15" w:type="dxa"/>
+        </w:tblCellMar>
+        <w:tblLook w:val="04A0" w:firstRow="1" w:lastRow="0" w:firstColumn="1" w:lastColumn="0" w:noHBand="0" w:noVBand="1"/>
+      </w:tblPr>
+      <w:tblGrid>
+        <w:gridCol w:w="760"/>
+        <w:gridCol w:w="910"/>
+        <w:gridCol w:w="974"/>
+        <w:gridCol w:w="1548"/>
+        <w:gridCol w:w="909"/>
+        <w:gridCol w:w="1162"/>
+        <w:gridCol w:w="920"/>
+        <w:gridCol w:w="1006"/>
+        <w:gridCol w:w="827"/>
+      </w:tblGrid>
+      <w:tr>
+        <w:trPr>
+          <w:tblHeader/>
+        </w:trPr>
+        <w:tc>
+          <w:tcPr>
+            <w:tcW w:w="0" w:type="auto"/>
+            <w:noWrap/>
+            <w:tcMar>
+              <w:top w:w="75" w:type="dxa"/>
+              <w:left w:w="135" w:type="dxa"/>
+              <w:bottom w:w="75" w:type="dxa"/>
+              <w:right w:w="135" w:type="dxa"/>
+            </w:tcMar>
+            <w:hideMark/>
+          </w:tcPr>
+          <w:p>
+            <w:pPr>
+              <w:rPr>
+                <w:b/>
+                <w:bCs/>
+                <w:lang w:eastAsia="en-US"/>
+              </w:rPr>
+            </w:pPr>
+            <w:r>
+              <w:rPr>
+                <w:b/>
+                <w:bCs/>
+                <w:lang w:eastAsia="en-US"/>
+              </w:rPr>
+              <w:t>Feature</w:t>
+            </w:r>
+          </w:p>
+        </w:tc>
+        <w:tc>
+          <w:tcPr>
+            <w:tcW w:w="0" w:type="auto"/>
+            <w:noWrap/>
+            <w:tcMar>
+              <w:top w:w="75" w:type="dxa"/>
+              <w:left w:w="135" w:type="dxa"/>
+              <w:bottom w:w="75" w:type="dxa"/>
+              <w:right w:w="135" w:type="dxa"/>
+            </w:tcMar>
+            <w:hideMark/>
+          </w:tcPr>
+          <w:p>
+            <w:pPr>
+              <w:rPr>
+                <w:b/>
+                <w:bCs/>
+                <w:lang w:eastAsia="en-US"/>
+              </w:rPr>
+            </w:pPr>
+            <w:r>
+              <w:rPr>
+                <w:b/>
+                <w:bCs/>
+                <w:lang w:eastAsia="en-US"/>
+              </w:rPr>
+              <w:t>HashMap</w:t>
+            </w:r>
+          </w:p>
+        </w:tc>
+        <w:tc>
+          <w:tcPr>
+            <w:tcW w:w="0" w:type="auto"/>
+            <w:noWrap/>
+            <w:tcMar>
+              <w:top w:w="75" w:type="dxa"/>
+              <w:left w:w="135" w:type="dxa"/>
+              <w:bottom w:w="75" w:type="dxa"/>
+              <w:right w:w="135" w:type="dxa"/>
+            </w:tcMar>
+            <w:hideMark/>
+          </w:tcPr>
+          <w:p>
+            <w:pPr>
+              <w:rPr>
+                <w:b/>
+                <w:bCs/>
+                <w:lang w:eastAsia="en-US"/>
+              </w:rPr>
+            </w:pPr>
+            <w:r>
+              <w:rPr>
+                <w:b/>
+                <w:bCs/>
+                <w:lang w:eastAsia="en-US"/>
+              </w:rPr>
+              <w:t>LinkedHashMap</w:t>
+            </w:r>
+          </w:p>
+        </w:tc>
+        <w:tc>
+          <w:tcPr>
+            <w:tcW w:w="0" w:type="auto"/>
+            <w:noWrap/>
+            <w:tcMar>
+              <w:top w:w="75" w:type="dxa"/>
+              <w:left w:w="135" w:type="dxa"/>
+              <w:bottom w:w="75" w:type="dxa"/>
+              <w:right w:w="135" w:type="dxa"/>
+            </w:tcMar>
+            <w:hideMark/>
+          </w:tcPr>
+          <w:p>
+            <w:pPr>
+              <w:rPr>
+                <w:b/>
+                <w:bCs/>
+                <w:lang w:eastAsia="en-US"/>
+              </w:rPr>
+            </w:pPr>
+            <w:r>
+              <w:rPr>
+                <w:b/>
+                <w:bCs/>
+                <w:lang w:eastAsia="en-US"/>
+              </w:rPr>
+              <w:t>TreeMap</w:t>
+            </w:r>
+          </w:p>
+        </w:tc>
+        <w:tc>
+          <w:tcPr>
+            <w:tcW w:w="0" w:type="auto"/>
+            <w:noWrap/>
+            <w:tcMar>
+              <w:top w:w="75" w:type="dxa"/>
+              <w:left w:w="135" w:type="dxa"/>
+              <w:bottom w:w="75" w:type="dxa"/>
+              <w:right w:w="135" w:type="dxa"/>
+            </w:tcMar>
+            <w:hideMark/>
+          </w:tcPr>
+          <w:p>
+            <w:pPr>
+              <w:rPr>
+                <w:b/>
+                <w:bCs/>
+                <w:lang w:eastAsia="en-US"/>
+              </w:rPr>
+            </w:pPr>
+            <w:r>
+              <w:rPr>
+                <w:b/>
+                <w:bCs/>
+                <w:lang w:eastAsia="en-US"/>
+              </w:rPr>
+              <w:t>Hashtable</w:t>
+            </w:r>
+          </w:p>
+        </w:tc>
+        <w:tc>
+          <w:tcPr>
+            <w:tcW w:w="0" w:type="auto"/>
+            <w:noWrap/>
+            <w:tcMar>
+              <w:top w:w="75" w:type="dxa"/>
+              <w:left w:w="135" w:type="dxa"/>
+              <w:bottom w:w="75" w:type="dxa"/>
+              <w:right w:w="135" w:type="dxa"/>
+            </w:tcMar>
+            <w:hideMark/>
+          </w:tcPr>
+          <w:p>
+            <w:pPr>
+              <w:rPr>
+                <w:b/>
+                <w:bCs/>
+                <w:lang w:eastAsia="en-US"/>
+              </w:rPr>
+            </w:pPr>
+            <w:r>
+              <w:rPr>
+                <w:b/>
+                <w:bCs/>
+                <w:lang w:eastAsia="en-US"/>
+              </w:rPr>
+              <w:t>ConcurrentHashMap</w:t>
+            </w:r>
+          </w:p>
+        </w:tc>
+        <w:tc>
+          <w:tcPr>
+            <w:tcW w:w="0" w:type="auto"/>
+            <w:noWrap/>
+            <w:tcMar>
+              <w:top w:w="75" w:type="dxa"/>
+              <w:left w:w="135" w:type="dxa"/>
+              <w:bottom w:w="75" w:type="dxa"/>
+              <w:right w:w="135" w:type="dxa"/>
+            </w:tcMar>
+            <w:hideMark/>
+          </w:tcPr>
+          <w:p>
+            <w:pPr>
+              <w:rPr>
+                <w:b/>
+                <w:bCs/>
+                <w:lang w:eastAsia="en-US"/>
+              </w:rPr>
+            </w:pPr>
+            <w:r>
+              <w:rPr>
+                <w:b/>
+                <w:bCs/>
+                <w:lang w:eastAsia="en-US"/>
+              </w:rPr>
+              <w:t>WeakHashMap</w:t>
+            </w:r>
+          </w:p>
+        </w:tc>
+        <w:tc>
+          <w:tcPr>
+            <w:tcW w:w="0" w:type="auto"/>
+            <w:noWrap/>
+            <w:tcMar>
+              <w:top w:w="75" w:type="dxa"/>
+              <w:left w:w="135" w:type="dxa"/>
+              <w:bottom w:w="75" w:type="dxa"/>
+              <w:right w:w="135" w:type="dxa"/>
+            </w:tcMar>
+            <w:hideMark/>
+          </w:tcPr>
+          <w:p>
+            <w:pPr>
+              <w:rPr>
+                <w:b/>
+                <w:bCs/>
+                <w:lang w:eastAsia="en-US"/>
+              </w:rPr>
+            </w:pPr>
+            <w:r>
+              <w:rPr>
+                <w:b/>
+                <w:bCs/>
+                <w:lang w:eastAsia="en-US"/>
+              </w:rPr>
+              <w:t>IdentityHashMap</w:t>
+            </w:r>
+          </w:p>
+        </w:tc>
+        <w:tc>
+          <w:tcPr>
+            <w:tcW w:w="0" w:type="auto"/>
+            <w:noWrap/>
+            <w:tcMar>
+              <w:top w:w="75" w:type="dxa"/>
+              <w:left w:w="135" w:type="dxa"/>
+              <w:bottom w:w="75" w:type="dxa"/>
+              <w:right w:w="135" w:type="dxa"/>
+            </w:tcMar>
+            <w:hideMark/>
+          </w:tcPr>
+          <w:p>
+            <w:pPr>
+              <w:rPr>
+                <w:b/>
+                <w:bCs/>
+                <w:lang w:eastAsia="en-US"/>
+              </w:rPr>
+            </w:pPr>
+            <w:r>
+              <w:rPr>
+                <w:b/>
+                <w:bCs/>
+                <w:lang w:eastAsia="en-US"/>
+              </w:rPr>
+              <w:t>EnumMap</w:t>
+            </w:r>
+          </w:p>
+        </w:tc>
+      </w:tr>
+      <w:tr>
+        <w:tc>
+          <w:tcPr>
+            <w:tcW w:w="0" w:type="auto"/>
+            <w:tcMar>
+              <w:top w:w="75" w:type="dxa"/>
+              <w:left w:w="135" w:type="dxa"/>
+              <w:bottom w:w="75" w:type="dxa"/>
+              <w:right w:w="135" w:type="dxa"/>
+            </w:tcMar>
+            <w:hideMark/>
+          </w:tcPr>
+          <w:p>
+            <w:pPr>
+              <w:rPr>
+                <w:lang w:eastAsia="en-US"/>
+              </w:rPr>
+            </w:pPr>
+            <w:r>
+              <w:rPr>
+                <w:b/>
+                <w:bCs/>
+                <w:lang w:eastAsia="en-US"/>
+              </w:rPr>
+              <w:t>Underlying DS</w:t>
+            </w:r>
+          </w:p>
+        </w:tc>
+        <w:tc>
+          <w:tcPr>
+            <w:tcW w:w="0" w:type="auto"/>
+            <w:tcMar>
+              <w:top w:w="75" w:type="dxa"/>
+              <w:left w:w="135" w:type="dxa"/>
+              <w:bottom w:w="75" w:type="dxa"/>
+              <w:right w:w="135" w:type="dxa"/>
+            </w:tcMar>
+            <w:hideMark/>
+          </w:tcPr>
+          <w:p>
+            <w:pPr>
+              <w:rPr>
+                <w:lang w:eastAsia="en-US"/>
+              </w:rPr>
+            </w:pPr>
+            <w:r>
+              <w:rPr>
+                <w:lang w:eastAsia="en-US"/>
+              </w:rPr>
+              <w:t>Array + LinkedList/Red-Black Tree</w:t>
+            </w:r>
+          </w:p>
+        </w:tc>
+        <w:tc>
+          <w:tcPr>
+            <w:tcW w:w="0" w:type="auto"/>
+            <w:tcMar>
+              <w:top w:w="75" w:type="dxa"/>
+              <w:left w:w="135" w:type="dxa"/>
+              <w:bottom w:w="75" w:type="dxa"/>
+              <w:right w:w="135" w:type="dxa"/>
+            </w:tcMar>
+            <w:hideMark/>
+          </w:tcPr>
+          <w:p>
+            <w:pPr>
+              <w:rPr>
+                <w:lang w:eastAsia="en-US"/>
+              </w:rPr>
+            </w:pPr>
+            <w:r>
+              <w:rPr>
+                <w:lang w:eastAsia="en-US"/>
+              </w:rPr>
+              <w:t>Array + LinkedList/RBT + Doubly Linked List</w:t>
+            </w:r>
+          </w:p>
+        </w:tc>
+        <w:tc>
+          <w:tcPr>
+            <w:tcW w:w="0" w:type="auto"/>
+            <w:tcMar>
+              <w:top w:w="75" w:type="dxa"/>
+              <w:left w:w="135" w:type="dxa"/>
+              <w:bottom w:w="75" w:type="dxa"/>
+              <w:right w:w="135" w:type="dxa"/>
+            </w:tcMar>
+            <w:hideMark/>
+          </w:tcPr>
+          <w:p>
+            <w:pPr>
+              <w:rPr>
+                <w:lang w:eastAsia="en-US"/>
+              </w:rPr>
+            </w:pPr>
+            <w:r>
+              <w:rPr>
+                <w:lang w:eastAsia="en-US"/>
+              </w:rPr>
+              <w:t>Red-Black Tree</w:t>
+            </w:r>
+          </w:p>
+        </w:tc>
+        <w:tc>
+          <w:tcPr>
+            <w:tcW w:w="0" w:type="auto"/>
+            <w:tcMar>
+              <w:top w:w="75" w:type="dxa"/>
+              <w:left w:w="135" w:type="dxa"/>
+              <w:bottom w:w="75" w:type="dxa"/>
+              <w:right w:w="135" w:type="dxa"/>
+            </w:tcMar>
+            <w:hideMark/>
+          </w:tcPr>
+          <w:p>
+            <w:pPr>
+              <w:rPr>
+                <w:lang w:eastAsia="en-US"/>
+              </w:rPr>
+            </w:pPr>
+            <w:r>
+              <w:rPr>
+                <w:lang w:eastAsia="en-US"/>
+              </w:rPr>
+              <w:t>Array + LinkedList</w:t>
+            </w:r>
+          </w:p>
+        </w:tc>
+        <w:tc>
+          <w:tcPr>
+            <w:tcW w:w="0" w:type="auto"/>
+            <w:tcMar>
+              <w:top w:w="75" w:type="dxa"/>
+              <w:left w:w="135" w:type="dxa"/>
+              <w:bottom w:w="75" w:type="dxa"/>
+              <w:right w:w="135" w:type="dxa"/>
+            </w:tcMar>
+            <w:hideMark/>
+          </w:tcPr>
+          <w:p>
+            <w:pPr>
+              <w:rPr>
+                <w:lang w:eastAsia="en-US"/>
+              </w:rPr>
+            </w:pPr>
+            <w:r>
+              <w:rPr>
+                <w:lang w:eastAsia="en-US"/>
+              </w:rPr>
+              <w:t>Array + LinkedList/RBT (segments)</w:t>
+            </w:r>
+          </w:p>
+        </w:tc>
+        <w:tc>
+          <w:tcPr>
+            <w:tcW w:w="0" w:type="auto"/>
+            <w:tcMar>
+              <w:top w:w="75" w:type="dxa"/>
+              <w:left w:w="135" w:type="dxa"/>
+              <w:bottom w:w="75" w:type="dxa"/>
+              <w:right w:w="135" w:type="dxa"/>
+            </w:tcMar>
+            <w:hideMark/>
+          </w:tcPr>
+          <w:p>
+            <w:pPr>
+              <w:rPr>
+                <w:lang w:eastAsia="en-US"/>
+              </w:rPr>
+            </w:pPr>
+            <w:r>
+              <w:rPr>
+                <w:lang w:eastAsia="en-US"/>
+              </w:rPr>
+              <w:t>Array + LinkedList</w:t>
+            </w:r>
+          </w:p>
+        </w:tc>
+        <w:tc>
+          <w:tcPr>
+            <w:tcW w:w="0" w:type="auto"/>
+            <w:tcMar>
+              <w:top w:w="75" w:type="dxa"/>
+              <w:left w:w="135" w:type="dxa"/>
+              <w:bottom w:w="75" w:type="dxa"/>
+              <w:right w:w="135" w:type="dxa"/>
+            </w:tcMar>
+            <w:hideMark/>
+          </w:tcPr>
+          <w:p>
+            <w:pPr>
+              <w:rPr>
+                <w:lang w:eastAsia="en-US"/>
+              </w:rPr>
+            </w:pPr>
+            <w:r>
+              <w:rPr>
+                <w:lang w:eastAsia="en-US"/>
+              </w:rPr>
+              <w:t>Array (linear probing)</w:t>
+            </w:r>
+          </w:p>
+        </w:tc>
+        <w:tc>
+          <w:tcPr>
+            <w:tcW w:w="0" w:type="auto"/>
+            <w:tcMar>
+              <w:top w:w="75" w:type="dxa"/>
+              <w:left w:w="135" w:type="dxa"/>
+              <w:bottom w:w="75" w:type="dxa"/>
+              <w:right w:w="135" w:type="dxa"/>
+            </w:tcMar>
+            <w:hideMark/>
+          </w:tcPr>
+          <w:p>
+            <w:pPr>
+              <w:rPr>
+                <w:lang w:eastAsia="en-US"/>
+              </w:rPr>
+            </w:pPr>
+            <w:r>
+              <w:rPr>
+                <w:lang w:eastAsia="en-US"/>
+              </w:rPr>
+              <w:t>Array (ordinal-indexed)</w:t>
+            </w:r>
+          </w:p>
+        </w:tc>
+      </w:tr>
+      <w:tr>
+        <w:tc>
+          <w:tcPr>
+            <w:tcW w:w="0" w:type="auto"/>
+            <w:tcMar>
+              <w:top w:w="75" w:type="dxa"/>
+              <w:left w:w="135" w:type="dxa"/>
+              <w:bottom w:w="75" w:type="dxa"/>
+              <w:right w:w="135" w:type="dxa"/>
+            </w:tcMar>
+            <w:hideMark/>
+          </w:tcPr>
+          <w:p>
+            <w:pPr>
+              <w:rPr>
+                <w:lang w:eastAsia="en-US"/>
+              </w:rPr>
+            </w:pPr>
+            <w:r>
+              <w:rPr>
+                <w:b/>
+                <w:bCs/>
+                <w:lang w:eastAsia="en-US"/>
+              </w:rPr>
+              <w:t>Ordering</w:t>
+            </w:r>
+          </w:p>
+        </w:tc>
+        <w:tc>
+          <w:tcPr>
+            <w:tcW w:w="0" w:type="auto"/>
+            <w:tcMar>
+              <w:top w:w="75" w:type="dxa"/>
+              <w:left w:w="135" w:type="dxa"/>
+              <w:bottom w:w="75" w:type="dxa"/>
+              <w:right w:w="135" w:type="dxa"/>
+            </w:tcMar>
+            <w:hideMark/>
+          </w:tcPr>
+          <w:p>
+            <w:pPr>
+              <w:rPr>
+                <w:lang w:eastAsia="en-US"/>
+              </w:rPr>
+            </w:pPr>
+            <w:r>
+              <w:rPr>
+                <w:lang w:eastAsia="en-US"/>
+              </w:rPr>
+              <w:t>No guaranteed order</w:t>
+            </w:r>
+          </w:p>
+        </w:tc>
+        <w:tc>
+          <w:tcPr>
+            <w:tcW w:w="0" w:type="auto"/>
+            <w:tcMar>
+              <w:top w:w="75" w:type="dxa"/>
+              <w:left w:w="135" w:type="dxa"/>
+              <w:bottom w:w="75" w:type="dxa"/>
+              <w:right w:w="135" w:type="dxa"/>
+            </w:tcMar>
+            <w:hideMark/>
+          </w:tcPr>
+          <w:p>
+            <w:pPr>
+              <w:rPr>
+                <w:lang w:eastAsia="en-US"/>
+              </w:rPr>
+            </w:pPr>
+            <w:r>
+              <w:rPr>
+                <w:lang w:eastAsia="en-US"/>
+              </w:rPr>
+              <w:t>Insertion order (or access order)</w:t>
+            </w:r>
+          </w:p>
+        </w:tc>
+        <w:tc>
+          <w:tcPr>
+            <w:tcW w:w="0" w:type="auto"/>
+            <w:tcMar>
+              <w:top w:w="75" w:type="dxa"/>
+              <w:left w:w="135" w:type="dxa"/>
+              <w:bottom w:w="75" w:type="dxa"/>
+              <w:right w:w="135" w:type="dxa"/>
+            </w:tcMar>
+            <w:hideMark/>
+          </w:tcPr>
+          <w:p>
+            <w:pPr>
+              <w:rPr>
+                <w:lang w:eastAsia="en-US"/>
+              </w:rPr>
+            </w:pPr>
+            <w:r>
+              <w:rPr>
+                <w:lang w:eastAsia="en-US"/>
+              </w:rPr>
+              <w:t>Sorted (natural / Comparator)</w:t>
+            </w:r>
+          </w:p>
+        </w:tc>
+        <w:tc>
+          <w:tcPr>
+            <w:tcW w:w="0" w:type="auto"/>
+            <w:tcMar>
+              <w:top w:w="75" w:type="dxa"/>
+              <w:left w:w="135" w:type="dxa"/>
+              <w:bottom w:w="75" w:type="dxa"/>
+              <w:right w:w="135" w:type="dxa"/>
+            </w:tcMar>
+            <w:hideMark/>
+          </w:tcPr>
+          <w:p>
+            <w:pPr>
+              <w:rPr>
+                <w:lang w:eastAsia="en-US"/>
+              </w:rPr>
+            </w:pPr>
+            <w:r>
+              <w:rPr>
+                <w:lang w:eastAsia="en-US"/>
+              </w:rPr>
+              <w:t>No guaranteed order</w:t>
+            </w:r>
+          </w:p>
+        </w:tc>
+        <w:tc>
+          <w:tcPr>
+            <w:tcW w:w="0" w:type="auto"/>
+            <w:tcMar>
+              <w:top w:w="75" w:type="dxa"/>
+              <w:left w:w="135" w:type="dxa"/>
+              <w:bottom w:w="75" w:type="dxa"/>
+              <w:right w:w="135" w:type="dxa"/>
+            </w:tcMar>
+            <w:hideMark/>
+          </w:tcPr>
+          <w:p>
+            <w:pPr>
+              <w:rPr>
+                <w:lang w:eastAsia="en-US"/>
+              </w:rPr>
+            </w:pPr>
+            <w:r>
+              <w:rPr>
+                <w:lang w:eastAsia="en-US"/>
+              </w:rPr>
+              <w:t>No guaranteed order</w:t>
+            </w:r>
+          </w:p>
+        </w:tc>
+        <w:tc>
+          <w:tcPr>
+            <w:tcW w:w="0" w:type="auto"/>
+            <w:tcMar>
+              <w:top w:w="75" w:type="dxa"/>
+              <w:left w:w="135" w:type="dxa"/>
+              <w:bottom w:w="75" w:type="dxa"/>
+              <w:right w:w="135" w:type="dxa"/>
+            </w:tcMar>
+            <w:hideMark/>
+          </w:tcPr>
+          <w:p>
+            <w:pPr>
+              <w:rPr>
+                <w:lang w:eastAsia="en-US"/>
+              </w:rPr>
+            </w:pPr>
+            <w:r>
+              <w:rPr>
+                <w:lang w:eastAsia="en-US"/>
+              </w:rPr>
+              <w:t>No guaranteed order</w:t>
+            </w:r>
+          </w:p>
+        </w:tc>
+        <w:tc>
+          <w:tcPr>
+            <w:tcW w:w="0" w:type="auto"/>
+            <w:tcMar>
+              <w:top w:w="75" w:type="dxa"/>
+              <w:left w:w="135" w:type="dxa"/>
+              <w:bottom w:w="75" w:type="dxa"/>
+              <w:right w:w="135" w:type="dxa"/>
+            </w:tcMar>
+            <w:hideMark/>
+          </w:tcPr>
+          <w:p>
+            <w:pPr>
+              <w:rPr>
+                <w:lang w:eastAsia="en-US"/>
+              </w:rPr>
+            </w:pPr>
+            <w:r>
+              <w:rPr>
+                <w:lang w:eastAsia="en-US"/>
+              </w:rPr>
+              <w:t>No guaranteed order</w:t>
+            </w:r>
+          </w:p>
+        </w:tc>
+        <w:tc>
+          <w:tcPr>
+            <w:tcW w:w="0" w:type="auto"/>
+            <w:tcMar>
+              <w:top w:w="75" w:type="dxa"/>
+              <w:left w:w="135" w:type="dxa"/>
+              <w:bottom w:w="75" w:type="dxa"/>
+              <w:right w:w="135" w:type="dxa"/>
+            </w:tcMar>
+            <w:hideMark/>
+          </w:tcPr>
+          <w:p>
+            <w:pPr>
+              <w:rPr>
+                <w:lang w:eastAsia="en-US"/>
+              </w:rPr>
+            </w:pPr>
+            <w:r>
+              <w:rPr>
+                <w:lang w:eastAsia="en-US"/>
+              </w:rPr>
+              <w:t>Enum declaration order</w:t>
+            </w:r>
+          </w:p>
+        </w:tc>
+      </w:tr>
+      <w:tr>
+        <w:tc>
+          <w:tcPr>
+            <w:tcW w:w="0" w:type="auto"/>
+            <w:tcMar>
+              <w:top w:w="75" w:type="dxa"/>
+              <w:left w:w="135" w:type="dxa"/>
+              <w:bottom w:w="75" w:type="dxa"/>
+              <w:right w:w="135" w:type="dxa"/>
+            </w:tcMar>
+            <w:hideMark/>
+          </w:tcPr>
+          <w:p>
+            <w:pPr>
+              <w:rPr>
+                <w:lang w:eastAsia="en-US"/>
+              </w:rPr>
+            </w:pPr>
+            <w:r>
+              <w:rPr>
+                <w:b/>
+                <w:bCs/>
+                <w:lang w:eastAsia="en-US"/>
+              </w:rPr>
+              <w:t>Null keys</w:t>
+            </w:r>
+          </w:p>
+        </w:tc>
+        <w:tc>
+          <w:tcPr>
+            <w:tcW w:w="0" w:type="auto"/>
+            <w:tcMar>
+              <w:top w:w="75" w:type="dxa"/>
+              <w:left w:w="135" w:type="dxa"/>
+              <w:bottom w:w="75" w:type="dxa"/>
+              <w:right w:w="135" w:type="dxa"/>
+            </w:tcMar>
+            <w:hideMark/>
+          </w:tcPr>
+          <w:p>
+            <w:pPr>
+              <w:rPr>
+                <w:lang w:eastAsia="en-US"/>
+              </w:rPr>
+            </w:pPr>
+            <w:r>
+              <w:rPr>
+                <w:lang w:eastAsia="en-US"/>
+              </w:rPr>
+              <w:t>1 allowed</w:t>
+            </w:r>
+          </w:p>
+        </w:tc>
+        <w:tc>
+          <w:tcPr>
+            <w:tcW w:w="0" w:type="auto"/>
+            <w:tcMar>
+              <w:top w:w="75" w:type="dxa"/>
+              <w:left w:w="135" w:type="dxa"/>
+              <w:bottom w:w="75" w:type="dxa"/>
+              <w:right w:w="135" w:type="dxa"/>
+            </w:tcMar>
+            <w:hideMark/>
+          </w:tcPr>
+          <w:p>
+            <w:pPr>
+              <w:rPr>
+                <w:lang w:eastAsia="en-US"/>
+              </w:rPr>
+            </w:pPr>
+            <w:r>
+              <w:rPr>
+                <w:lang w:eastAsia="en-US"/>
+              </w:rPr>
+              <w:t>1 allowed</w:t>
+            </w:r>
+          </w:p>
+        </w:tc>
+        <w:tc>
+          <w:tcPr>
+            <w:tcW w:w="0" w:type="auto"/>
+            <w:tcMar>
+              <w:top w:w="75" w:type="dxa"/>
+              <w:left w:w="135" w:type="dxa"/>
+              <w:bottom w:w="75" w:type="dxa"/>
+              <w:right w:w="135" w:type="dxa"/>
+            </w:tcMar>
+            <w:hideMark/>
+          </w:tcPr>
+          <w:p>
+            <w:pPr>
+              <w:rPr>
+                <w:lang w:eastAsia="en-US"/>
+              </w:rPr>
+            </w:pPr>
+            <w:r>
+              <w:rPr>
+                <w:lang w:eastAsia="en-US"/>
+              </w:rPr>
+              <w:t>No (throws NPE if natural ordering)</w:t>
+            </w:r>
+          </w:p>
+        </w:tc>
+        <w:tc>
+          <w:tcPr>
+            <w:tcW w:w="0" w:type="auto"/>
+            <w:tcMar>
+              <w:top w:w="75" w:type="dxa"/>
+              <w:left w:w="135" w:type="dxa"/>
+              <w:bottom w:w="75" w:type="dxa"/>
+              <w:right w:w="135" w:type="dxa"/>
+            </w:tcMar>
+            <w:hideMark/>
+          </w:tcPr>
+          <w:p>
+            <w:pPr>
+              <w:rPr>
+                <w:lang w:eastAsia="en-US"/>
+              </w:rPr>
+            </w:pPr>
+            <w:r>
+              <w:rPr>
+                <w:lang w:eastAsia="en-US"/>
+              </w:rPr>
+              <w:t>No</w:t>
+            </w:r>
+          </w:p>
+        </w:tc>
+        <w:tc>
+          <w:tcPr>
+            <w:tcW w:w="0" w:type="auto"/>
+            <w:tcMar>
+              <w:top w:w="75" w:type="dxa"/>
+              <w:left w:w="135" w:type="dxa"/>
+              <w:bottom w:w="75" w:type="dxa"/>
+              <w:right w:w="135" w:type="dxa"/>
+            </w:tcMar>
+            <w:hideMark/>
+          </w:tcPr>
+          <w:p>
+            <w:pPr>
+              <w:rPr>
+                <w:lang w:eastAsia="en-US"/>
+              </w:rPr>
+            </w:pPr>
+            <w:r>
+              <w:rPr>
+                <w:lang w:eastAsia="en-US"/>
+              </w:rPr>
+              <w:t>No</w:t>
+            </w:r>
+          </w:p>
+        </w:tc>
+        <w:tc>
+          <w:tcPr>
+            <w:tcW w:w="0" w:type="auto"/>
+            <w:tcMar>
+              <w:top w:w="75" w:type="dxa"/>
+              <w:left w:w="135" w:type="dxa"/>
+              <w:bottom w:w="75" w:type="dxa"/>
+              <w:right w:w="135" w:type="dxa"/>
+            </w:tcMar>
+            <w:hideMark/>
+          </w:tcPr>
+          <w:p>
+            <w:pPr>
+              <w:rPr>
+                <w:lang w:eastAsia="en-US"/>
+              </w:rPr>
+            </w:pPr>
+            <w:r>
+              <w:rPr>
+                <w:lang w:eastAsia="en-US"/>
+              </w:rPr>
+              <w:t>Yes</w:t>
+            </w:r>
+          </w:p>
+        </w:tc>
+        <w:tc>
+          <w:tcPr>
+            <w:tcW w:w="0" w:type="auto"/>
+            <w:tcMar>
+              <w:top w:w="75" w:type="dxa"/>
+              <w:left w:w="135" w:type="dxa"/>
+              <w:bottom w:w="75" w:type="dxa"/>
+              <w:right w:w="135" w:type="dxa"/>
+            </w:tcMar>
+            <w:hideMark/>
+          </w:tcPr>
+          <w:p>
+            <w:pPr>
+              <w:rPr>
+                <w:lang w:eastAsia="en-US"/>
+              </w:rPr>
+            </w:pPr>
+            <w:r>
+              <w:rPr>
+                <w:lang w:eastAsia="en-US"/>
+              </w:rPr>
+              <w:t>Yes</w:t>
+            </w:r>
+          </w:p>
+        </w:tc>
+        <w:tc>
+          <w:tcPr>
+            <w:tcW w:w="0" w:type="auto"/>
+            <w:tcMar>
+              <w:top w:w="75" w:type="dxa"/>
+              <w:left w:w="135" w:type="dxa"/>
+              <w:bottom w:w="75" w:type="dxa"/>
+              <w:right w:w="135" w:type="dxa"/>
+            </w:tcMar>
+            <w:hideMark/>
+          </w:tcPr>
+          <w:p>
+            <w:pPr>
+              <w:rPr>
+                <w:lang w:eastAsia="en-US"/>
+              </w:rPr>
+            </w:pPr>
+            <w:r>
+              <w:rPr>
+                <w:lang w:eastAsia="en-US"/>
+              </w:rPr>
+              <w:t>No</w:t>
+            </w:r>
+          </w:p>
+        </w:tc>
+      </w:tr>
+      <w:tr>
+        <w:tc>
+          <w:tcPr>
+            <w:tcW w:w="0" w:type="auto"/>
+            <w:tcMar>
+              <w:top w:w="75" w:type="dxa"/>
+              <w:left w:w="135" w:type="dxa"/>
+              <w:bottom w:w="75" w:type="dxa"/>
+              <w:right w:w="135" w:type="dxa"/>
+            </w:tcMar>
+            <w:hideMark/>
+          </w:tcPr>
+          <w:p>
+            <w:pPr>
+              <w:rPr>
+                <w:lang w:eastAsia="en-US"/>
+              </w:rPr>
+            </w:pPr>
+            <w:r>
+              <w:rPr>
+                <w:b/>
+                <w:bCs/>
+                <w:lang w:eastAsia="en-US"/>
+              </w:rPr>
+              <w:t>Null values</w:t>
+            </w:r>
+          </w:p>
+        </w:tc>
+        <w:tc>
+          <w:tcPr>
+            <w:tcW w:w="0" w:type="auto"/>
+            <w:tcMar>
+              <w:top w:w="75" w:type="dxa"/>
+              <w:left w:w="135" w:type="dxa"/>
+              <w:bottom w:w="75" w:type="dxa"/>
+              <w:right w:w="135" w:type="dxa"/>
+            </w:tcMar>
+            <w:hideMark/>
+          </w:tcPr>
+          <w:p>
+            <w:pPr>
+              <w:rPr>
+                <w:lang w:eastAsia="en-US"/>
+              </w:rPr>
+            </w:pPr>
+            <w:r>
+              <w:rPr>
+                <w:lang w:eastAsia="en-US"/>
+              </w:rPr>
+              <w:t>Yes</w:t>
+            </w:r>
+          </w:p>
+        </w:tc>
+        <w:tc>
+          <w:tcPr>
+            <w:tcW w:w="0" w:type="auto"/>
+            <w:tcMar>
+              <w:top w:w="75" w:type="dxa"/>
+              <w:left w:w="135" w:type="dxa"/>
+              <w:bottom w:w="75" w:type="dxa"/>
+              <w:right w:w="135" w:type="dxa"/>
+            </w:tcMar>
+            <w:hideMark/>
+          </w:tcPr>
+          <w:p>
+            <w:pPr>
+              <w:rPr>
+                <w:lang w:eastAsia="en-US"/>
+              </w:rPr>
+            </w:pPr>
+            <w:r>
+              <w:rPr>
+                <w:lang w:eastAsia="en-US"/>
+              </w:rPr>
+              <w:t>Yes</w:t>
+            </w:r>
+          </w:p>
+        </w:tc>
+        <w:tc>
+          <w:tcPr>
+            <w:tcW w:w="0" w:type="auto"/>
+            <w:tcMar>
+              <w:top w:w="75" w:type="dxa"/>
+              <w:left w:w="135" w:type="dxa"/>
+              <w:bottom w:w="75" w:type="dxa"/>
+              <w:right w:w="135" w:type="dxa"/>
+            </w:tcMar>
+            <w:hideMark/>
+          </w:tcPr>
+          <w:p>
+            <w:pPr>
+              <w:rPr>
+                <w:lang w:eastAsia="en-US"/>
+              </w:rPr>
+            </w:pPr>
+            <w:r>
+              <w:rPr>
+                <w:lang w:eastAsia="en-US"/>
+              </w:rPr>
+              <w:t>Yes</w:t>
+            </w:r>
+          </w:p>
+        </w:tc>
+        <w:tc>
+          <w:tcPr>
+            <w:tcW w:w="0" w:type="auto"/>
+            <w:tcMar>
+              <w:top w:w="75" w:type="dxa"/>
+              <w:left w:w="135" w:type="dxa"/>
+              <w:bottom w:w="75" w:type="dxa"/>
+              <w:right w:w="135" w:type="dxa"/>
+            </w:tcMar>
+            <w:hideMark/>
+          </w:tcPr>
+          <w:p>
+            <w:pPr>
+              <w:rPr>
+                <w:lang w:eastAsia="en-US"/>
+              </w:rPr>
+            </w:pPr>
+            <w:r>
+              <w:rPr>
+                <w:lang w:eastAsia="en-US"/>
+              </w:rPr>
+              <w:t>No</w:t>
+            </w:r>
+          </w:p>
+        </w:tc>
+        <w:tc>
+          <w:tcPr>
+            <w:tcW w:w="0" w:type="auto"/>
+            <w:tcMar>
+              <w:top w:w="75" w:type="dxa"/>
+              <w:left w:w="135" w:type="dxa"/>
+              <w:bottom w:w="75" w:type="dxa"/>
+              <w:right w:w="135" w:type="dxa"/>
+            </w:tcMar>
+            <w:hideMark/>
+          </w:tcPr>
+          <w:p>
+            <w:pPr>
+              <w:rPr>
+                <w:lang w:eastAsia="en-US"/>
+              </w:rPr>
+            </w:pPr>
+            <w:r>
+              <w:rPr>
+                <w:lang w:eastAsia="en-US"/>
+              </w:rPr>
+              <w:t>No</w:t>
+            </w:r>
+          </w:p>
+        </w:tc>
+        <w:tc>
+          <w:tcPr>
+            <w:tcW w:w="0" w:type="auto"/>
+            <w:tcMar>
+              <w:top w:w="75" w:type="dxa"/>
+              <w:left w:w="135" w:type="dxa"/>
+              <w:bottom w:w="75" w:type="dxa"/>
+              <w:right w:w="135" w:type="dxa"/>
+            </w:tcMar>
+            <w:hideMark/>
+          </w:tcPr>
+          <w:p>
+            <w:pPr>
+              <w:rPr>
+                <w:lang w:eastAsia="en-US"/>
+              </w:rPr>
+            </w:pPr>
+            <w:r>
+              <w:rPr>
+                <w:lang w:eastAsia="en-US"/>
+              </w:rPr>
+              <w:t>Yes</w:t>
+            </w:r>
+          </w:p>
+        </w:tc>
+        <w:tc>
+          <w:tcPr>
+            <w:tcW w:w="0" w:type="auto"/>
+            <w:tcMar>
+              <w:top w:w="75" w:type="dxa"/>
+              <w:left w:w="135" w:type="dxa"/>
+              <w:bottom w:w="75" w:type="dxa"/>
+              <w:right w:w="135" w:type="dxa"/>
+            </w:tcMar>
+            <w:hideMark/>
+          </w:tcPr>
+          <w:p>
+            <w:pPr>
+              <w:rPr>
+                <w:lang w:eastAsia="en-US"/>
+              </w:rPr>
+            </w:pPr>
+            <w:r>
+              <w:rPr>
+                <w:lang w:eastAsia="en-US"/>
+              </w:rPr>
+              <w:t>Yes</w:t>
+            </w:r>
+          </w:p>
+        </w:tc>
+        <w:tc>
+          <w:tcPr>
+            <w:tcW w:w="0" w:type="auto"/>
+            <w:tcMar>
+              <w:top w:w="75" w:type="dxa"/>
+              <w:left w:w="135" w:type="dxa"/>
+              <w:bottom w:w="75" w:type="dxa"/>
+              <w:right w:w="135" w:type="dxa"/>
+            </w:tcMar>
+            <w:hideMark/>
+          </w:tcPr>
+          <w:p>
+            <w:pPr>
+              <w:rPr>
+                <w:lang w:eastAsia="en-US"/>
+              </w:rPr>
+            </w:pPr>
+            <w:r>
+              <w:rPr>
+                <w:lang w:eastAsia="en-US"/>
+              </w:rPr>
+              <w:t>Yes</w:t>
+            </w:r>
+          </w:p>
+        </w:tc>
+      </w:tr>
+      <w:tr>
+        <w:tc>
+          <w:tcPr>
+            <w:tcW w:w="0" w:type="auto"/>
+            <w:tcMar>
+              <w:top w:w="75" w:type="dxa"/>
+              <w:left w:w="135" w:type="dxa"/>
+              <w:bottom w:w="75" w:type="dxa"/>
+              <w:right w:w="135" w:type="dxa"/>
+            </w:tcMar>
+            <w:hideMark/>
+          </w:tcPr>
+          <w:p>
+            <w:pPr>
+              <w:rPr>
+                <w:lang w:eastAsia="en-US"/>
+              </w:rPr>
+            </w:pPr>
+            <w:r>
+              <w:rPr>
+                <w:b/>
+                <w:bCs/>
+                <w:lang w:eastAsia="en-US"/>
+              </w:rPr>
+              <w:lastRenderedPageBreak/>
+              <w:t>Thread-safe</w:t>
+            </w:r>
+          </w:p>
+        </w:tc>
+        <w:tc>
+          <w:tcPr>
+            <w:tcW w:w="0" w:type="auto"/>
+            <w:tcMar>
+              <w:top w:w="75" w:type="dxa"/>
+              <w:left w:w="135" w:type="dxa"/>
+              <w:bottom w:w="75" w:type="dxa"/>
+              <w:right w:w="135" w:type="dxa"/>
+            </w:tcMar>
+            <w:hideMark/>
+          </w:tcPr>
+          <w:p>
+            <w:pPr>
+              <w:rPr>
+                <w:lang w:eastAsia="en-US"/>
+              </w:rPr>
+            </w:pPr>
+            <w:r>
+              <w:rPr>
+                <w:lang w:eastAsia="en-US"/>
+              </w:rPr>
+              <w:t>No</w:t>
+            </w:r>
+          </w:p>
+        </w:tc>
+        <w:tc>
+          <w:tcPr>
+            <w:tcW w:w="0" w:type="auto"/>
+            <w:tcMar>
+              <w:top w:w="75" w:type="dxa"/>
+              <w:left w:w="135" w:type="dxa"/>
+              <w:bottom w:w="75" w:type="dxa"/>
+              <w:right w:w="135" w:type="dxa"/>
+            </w:tcMar>
+            <w:hideMark/>
+          </w:tcPr>
+          <w:p>
+            <w:pPr>
+              <w:rPr>
+                <w:lang w:eastAsia="en-US"/>
+              </w:rPr>
+            </w:pPr>
+            <w:r>
+              <w:rPr>
+                <w:lang w:eastAsia="en-US"/>
+              </w:rPr>
+              <w:t>No</w:t>
+            </w:r>
+          </w:p>
+        </w:tc>
+        <w:tc>
+          <w:tcPr>
+            <w:tcW w:w="0" w:type="auto"/>
+            <w:tcMar>
+              <w:top w:w="75" w:type="dxa"/>
+              <w:left w:w="135" w:type="dxa"/>
+              <w:bottom w:w="75" w:type="dxa"/>
+              <w:right w:w="135" w:type="dxa"/>
+            </w:tcMar>
+            <w:hideMark/>
+          </w:tcPr>
+          <w:p>
+            <w:pPr>
+              <w:rPr>
+                <w:lang w:eastAsia="en-US"/>
+              </w:rPr>
+            </w:pPr>
+            <w:r>
+              <w:rPr>
+                <w:lang w:eastAsia="en-US"/>
+              </w:rPr>
+              <w:t>No</w:t>
+            </w:r>
+          </w:p>
+        </w:tc>
+        <w:tc>
+          <w:tcPr>
+            <w:tcW w:w="0" w:type="auto"/>
+            <w:tcMar>
+              <w:top w:w="75" w:type="dxa"/>
+              <w:left w:w="135" w:type="dxa"/>
+              <w:bottom w:w="75" w:type="dxa"/>
+              <w:right w:w="135" w:type="dxa"/>
+            </w:tcMar>
+            <w:hideMark/>
+          </w:tcPr>
+          <w:p>
+            <w:pPr>
+              <w:rPr>
+                <w:lang w:eastAsia="en-US"/>
+              </w:rPr>
+            </w:pPr>
+            <w:r>
+              <w:rPr>
+                <w:lang w:eastAsia="en-US"/>
+              </w:rPr>
+              <w:t>Yes (synchronized)</w:t>
+            </w:r>
+          </w:p>
+        </w:tc>
+        <w:tc>
+          <w:tcPr>
+            <w:tcW w:w="0" w:type="auto"/>
+            <w:tcMar>
+              <w:top w:w="75" w:type="dxa"/>
+              <w:left w:w="135" w:type="dxa"/>
+              <w:bottom w:w="75" w:type="dxa"/>
+              <w:right w:w="135" w:type="dxa"/>
+            </w:tcMar>
+            <w:hideMark/>
+          </w:tcPr>
+          <w:p>
+            <w:pPr>
+              <w:rPr>
+                <w:lang w:eastAsia="en-US"/>
+              </w:rPr>
+            </w:pPr>
+            <w:r>
+              <w:rPr>
+                <w:lang w:eastAsia="en-US"/>
+              </w:rPr>
+              <w:t>Yes (CAS + synchronized buckets)</w:t>
+            </w:r>
+          </w:p>
+        </w:tc>
+        <w:tc>
+          <w:tcPr>
+            <w:tcW w:w="0" w:type="auto"/>
+            <w:tcMar>
+              <w:top w:w="75" w:type="dxa"/>
+              <w:left w:w="135" w:type="dxa"/>
+              <w:bottom w:w="75" w:type="dxa"/>
+              <w:right w:w="135" w:type="dxa"/>
+            </w:tcMar>
+            <w:hideMark/>
+          </w:tcPr>
+          <w:p>
+            <w:pPr>
+              <w:rPr>
+                <w:lang w:eastAsia="en-US"/>
+              </w:rPr>
+            </w:pPr>
+            <w:r>
+              <w:rPr>
+                <w:lang w:eastAsia="en-US"/>
+              </w:rPr>
+              <w:t>No</w:t>
+            </w:r>
+          </w:p>
+        </w:tc>
+        <w:tc>
+          <w:tcPr>
+            <w:tcW w:w="0" w:type="auto"/>
+            <w:tcMar>
+              <w:top w:w="75" w:type="dxa"/>
+              <w:left w:w="135" w:type="dxa"/>
+              <w:bottom w:w="75" w:type="dxa"/>
+              <w:right w:w="135" w:type="dxa"/>
+            </w:tcMar>
+            <w:hideMark/>
+          </w:tcPr>
+          <w:p>
+            <w:pPr>
+              <w:rPr>
+                <w:lang w:eastAsia="en-US"/>
+              </w:rPr>
+            </w:pPr>
+            <w:r>
+              <w:rPr>
+                <w:lang w:eastAsia="en-US"/>
+              </w:rPr>
+              <w:t>No</w:t>
+            </w:r>
+          </w:p>
+        </w:tc>
+        <w:tc>
+          <w:tcPr>
+            <w:tcW w:w="0" w:type="auto"/>
+            <w:tcMar>
+              <w:top w:w="75" w:type="dxa"/>
+              <w:left w:w="135" w:type="dxa"/>
+              <w:bottom w:w="75" w:type="dxa"/>
+              <w:right w:w="135" w:type="dxa"/>
+            </w:tcMar>
+            <w:hideMark/>
+          </w:tcPr>
+          <w:p>
+            <w:pPr>
+              <w:rPr>
+                <w:lang w:eastAsia="en-US"/>
+              </w:rPr>
+            </w:pPr>
+            <w:r>
+              <w:rPr>
+                <w:lang w:eastAsia="en-US"/>
+              </w:rPr>
+              <w:t>No</w:t>
+            </w:r>
+          </w:p>
+        </w:tc>
+      </w:tr>
+      <w:tr>
+        <w:tc>
+          <w:tcPr>
+            <w:tcW w:w="0" w:type="auto"/>
+            <w:tcMar>
+              <w:top w:w="75" w:type="dxa"/>
+              <w:left w:w="135" w:type="dxa"/>
+              <w:bottom w:w="75" w:type="dxa"/>
+              <w:right w:w="135" w:type="dxa"/>
+            </w:tcMar>
+            <w:hideMark/>
+          </w:tcPr>
+          <w:p>
+            <w:pPr>
+              <w:rPr>
+                <w:lang w:eastAsia="en-US"/>
+              </w:rPr>
+            </w:pPr>
+            <w:r>
+              <w:rPr>
+                <w:b/>
+                <w:bCs/>
+                <w:lang w:eastAsia="en-US"/>
+              </w:rPr>
+              <w:t>Time complexity (get/put)</w:t>
+            </w:r>
+          </w:p>
+        </w:tc>
+        <w:tc>
+          <w:tcPr>
+            <w:tcW w:w="0" w:type="auto"/>
+            <w:tcMar>
+              <w:top w:w="75" w:type="dxa"/>
+              <w:left w:w="135" w:type="dxa"/>
+              <w:bottom w:w="75" w:type="dxa"/>
+              <w:right w:w="135" w:type="dxa"/>
+            </w:tcMar>
+            <w:hideMark/>
+          </w:tcPr>
+          <w:p>
+            <w:pPr>
+              <w:rPr>
+                <w:lang w:eastAsia="en-US"/>
+              </w:rPr>
+            </w:pPr>
+            <w:r>
+              <w:rPr>
+                <w:lang w:eastAsia="en-US"/>
+              </w:rPr>
+              <w:t>O(1) avg, O(log n) worst</w:t>
+            </w:r>
+          </w:p>
+        </w:tc>
+        <w:tc>
+          <w:tcPr>
+            <w:tcW w:w="0" w:type="auto"/>
+            <w:tcMar>
+              <w:top w:w="75" w:type="dxa"/>
+              <w:left w:w="135" w:type="dxa"/>
+              <w:bottom w:w="75" w:type="dxa"/>
+              <w:right w:w="135" w:type="dxa"/>
+            </w:tcMar>
+            <w:hideMark/>
+          </w:tcPr>
+          <w:p>
+            <w:pPr>
+              <w:rPr>
+                <w:lang w:eastAsia="en-US"/>
+              </w:rPr>
+            </w:pPr>
+            <w:r>
+              <w:rPr>
+                <w:lang w:eastAsia="en-US"/>
+              </w:rPr>
+              <w:t>O(1) avg</w:t>
+            </w:r>
+          </w:p>
+        </w:tc>
+        <w:tc>
+          <w:tcPr>
+            <w:tcW w:w="0" w:type="auto"/>
+            <w:tcMar>
+              <w:top w:w="75" w:type="dxa"/>
+              <w:left w:w="135" w:type="dxa"/>
+              <w:bottom w:w="75" w:type="dxa"/>
+              <w:right w:w="135" w:type="dxa"/>
+            </w:tcMar>
+            <w:hideMark/>
+          </w:tcPr>
+          <w:p>
+            <w:pPr>
+              <w:rPr>
+                <w:lang w:eastAsia="en-US"/>
+              </w:rPr>
+            </w:pPr>
+            <w:r>
+              <w:rPr>
+                <w:lang w:eastAsia="en-US"/>
+              </w:rPr>
+              <w:t>O(log n)</w:t>
+            </w:r>
+          </w:p>
+        </w:tc>
+        <w:tc>
+          <w:tcPr>
+            <w:tcW w:w="0" w:type="auto"/>
+            <w:tcMar>
+              <w:top w:w="75" w:type="dxa"/>
+              <w:left w:w="135" w:type="dxa"/>
+              <w:bottom w:w="75" w:type="dxa"/>
+              <w:right w:w="135" w:type="dxa"/>
+            </w:tcMar>
+            <w:hideMark/>
+          </w:tcPr>
+          <w:p>
+            <w:pPr>
+              <w:rPr>
+                <w:lang w:eastAsia="en-US"/>
+              </w:rPr>
+            </w:pPr>
+            <w:r>
+              <w:rPr>
+                <w:lang w:eastAsia="en-US"/>
+              </w:rPr>
+              <w:t>O(1) avg</w:t>
+            </w:r>
+          </w:p>
+        </w:tc>
+        <w:tc>
+          <w:tcPr>
+            <w:tcW w:w="0" w:type="auto"/>
+            <w:tcMar>
+              <w:top w:w="75" w:type="dxa"/>
+              <w:left w:w="135" w:type="dxa"/>
+              <w:bottom w:w="75" w:type="dxa"/>
+              <w:right w:w="135" w:type="dxa"/>
+            </w:tcMar>
+            <w:hideMark/>
+          </w:tcPr>
+          <w:p>
+            <w:pPr>
+              <w:rPr>
+                <w:lang w:eastAsia="en-US"/>
+              </w:rPr>
+            </w:pPr>
+            <w:r>
+              <w:rPr>
+                <w:lang w:eastAsia="en-US"/>
+              </w:rPr>
+              <w:t>O(1) avg</w:t>
+            </w:r>
+          </w:p>
+        </w:tc>
+        <w:tc>
+          <w:tcPr>
+            <w:tcW w:w="0" w:type="auto"/>
+            <w:tcMar>
+              <w:top w:w="75" w:type="dxa"/>
+              <w:left w:w="135" w:type="dxa"/>
+              <w:bottom w:w="75" w:type="dxa"/>
+              <w:right w:w="135" w:type="dxa"/>
+            </w:tcMar>
+            <w:hideMark/>
+          </w:tcPr>
+          <w:p>
+            <w:pPr>
+              <w:rPr>
+                <w:lang w:eastAsia="en-US"/>
+              </w:rPr>
+            </w:pPr>
+            <w:r>
+              <w:rPr>
+                <w:lang w:eastAsia="en-US"/>
+              </w:rPr>
+              <w:t>O(1) avg</w:t>
+            </w:r>
+          </w:p>
+        </w:tc>
+        <w:tc>
+          <w:tcPr>
+            <w:tcW w:w="0" w:type="auto"/>
+            <w:tcMar>
+              <w:top w:w="75" w:type="dxa"/>
+              <w:left w:w="135" w:type="dxa"/>
+              <w:bottom w:w="75" w:type="dxa"/>
+              <w:right w:w="135" w:type="dxa"/>
+            </w:tcMar>
+            <w:hideMark/>
+          </w:tcPr>
+          <w:p>
+            <w:pPr>
+              <w:rPr>
+                <w:lang w:eastAsia="en-US"/>
+              </w:rPr>
+            </w:pPr>
+            <w:r>
+              <w:rPr>
+                <w:lang w:eastAsia="en-US"/>
+              </w:rPr>
+              <w:t>O(1) avg</w:t>
+            </w:r>
+          </w:p>
+        </w:tc>
+        <w:tc>
+          <w:tcPr>
+            <w:tcW w:w="0" w:type="auto"/>
+            <w:tcMar>
+              <w:top w:w="75" w:type="dxa"/>
+              <w:left w:w="135" w:type="dxa"/>
+              <w:bottom w:w="75" w:type="dxa"/>
+              <w:right w:w="135" w:type="dxa"/>
+            </w:tcMar>
+            <w:hideMark/>
+          </w:tcPr>
+          <w:p>
+            <w:pPr>
+              <w:rPr>
+                <w:lang w:eastAsia="en-US"/>
+              </w:rPr>
+            </w:pPr>
+            <w:r>
+              <w:rPr>
+                <w:lang w:eastAsia="en-US"/>
+              </w:rPr>
+              <w:t>O(1)</w:t>
+            </w:r>
+          </w:p>
+        </w:tc>
+      </w:tr>
+      <w:tr>
+        <w:tc>
+          <w:tcPr>
+            <w:tcW w:w="0" w:type="auto"/>
+            <w:tcMar>
+              <w:top w:w="75" w:type="dxa"/>
+              <w:left w:w="135" w:type="dxa"/>
+              <w:bottom w:w="75" w:type="dxa"/>
+              <w:right w:w="135" w:type="dxa"/>
+            </w:tcMar>
+            <w:hideMark/>
+          </w:tcPr>
+          <w:p>
+            <w:pPr>
+              <w:rPr>
+                <w:lang w:eastAsia="en-US"/>
+              </w:rPr>
+            </w:pPr>
+            <w:r>
+              <w:rPr>
+                <w:b/>
+                <w:bCs/>
+                <w:lang w:eastAsia="en-US"/>
+              </w:rPr>
+              <w:t>Implements</w:t>
+            </w:r>
+          </w:p>
+        </w:tc>
+        <w:tc>
+          <w:tcPr>
+            <w:tcW w:w="0" w:type="auto"/>
+            <w:tcMar>
+              <w:top w:w="75" w:type="dxa"/>
+              <w:left w:w="135" w:type="dxa"/>
+              <w:bottom w:w="75" w:type="dxa"/>
+              <w:right w:w="135" w:type="dxa"/>
+            </w:tcMar>
+            <w:hideMark/>
+          </w:tcPr>
+          <w:p>
+            <w:pPr>
+              <w:rPr>
+                <w:lang w:eastAsia="en-US"/>
+              </w:rPr>
+            </w:pPr>
+            <w:r>
+              <w:rPr>
+                <w:lang w:eastAsia="en-US"/>
+              </w:rPr>
+              <w:t>Map</w:t>
+            </w:r>
+          </w:p>
+        </w:tc>
+        <w:tc>
+          <w:tcPr>
+            <w:tcW w:w="0" w:type="auto"/>
+            <w:tcMar>
+              <w:top w:w="75" w:type="dxa"/>
+              <w:left w:w="135" w:type="dxa"/>
+              <w:bottom w:w="75" w:type="dxa"/>
+              <w:right w:w="135" w:type="dxa"/>
+            </w:tcMar>
+            <w:hideMark/>
+          </w:tcPr>
+          <w:p>
+            <w:pPr>
+              <w:rPr>
+                <w:lang w:eastAsia="en-US"/>
+              </w:rPr>
+            </w:pPr>
+            <w:r>
+              <w:rPr>
+                <w:lang w:eastAsia="en-US"/>
+              </w:rPr>
+              <w:t>Map</w:t>
+            </w:r>
+          </w:p>
+        </w:tc>
+        <w:tc>
+          <w:tcPr>
+            <w:tcW w:w="0" w:type="auto"/>
+            <w:tcMar>
+              <w:top w:w="75" w:type="dxa"/>
+              <w:left w:w="135" w:type="dxa"/>
+              <w:bottom w:w="75" w:type="dxa"/>
+              <w:right w:w="135" w:type="dxa"/>
+            </w:tcMar>
+            <w:hideMark/>
+          </w:tcPr>
+          <w:p>
+            <w:pPr>
+              <w:rPr>
+                <w:lang w:eastAsia="en-US"/>
+              </w:rPr>
+            </w:pPr>
+            <w:r>
+              <w:rPr>
+                <w:lang w:eastAsia="en-US"/>
+              </w:rPr>
+              <w:t>Map, NavigableMap, SortedMap</w:t>
+            </w:r>
+          </w:p>
+        </w:tc>
+        <w:tc>
+          <w:tcPr>
+            <w:tcW w:w="0" w:type="auto"/>
+            <w:tcMar>
+              <w:top w:w="75" w:type="dxa"/>
+              <w:left w:w="135" w:type="dxa"/>
+              <w:bottom w:w="75" w:type="dxa"/>
+              <w:right w:w="135" w:type="dxa"/>
+            </w:tcMar>
+            <w:hideMark/>
+          </w:tcPr>
+          <w:p>
+            <w:pPr>
+              <w:rPr>
+                <w:lang w:eastAsia="en-US"/>
+              </w:rPr>
+            </w:pPr>
+            <w:r>
+              <w:rPr>
+                <w:lang w:eastAsia="en-US"/>
+              </w:rPr>
+              <w:t>Map, Dictionary</w:t>
+            </w:r>
+          </w:p>
+        </w:tc>
+        <w:tc>
+          <w:tcPr>
+            <w:tcW w:w="0" w:type="auto"/>
+            <w:tcMar>
+              <w:top w:w="75" w:type="dxa"/>
+              <w:left w:w="135" w:type="dxa"/>
+              <w:bottom w:w="75" w:type="dxa"/>
+              <w:right w:w="135" w:type="dxa"/>
+            </w:tcMar>
+            <w:hideMark/>
+          </w:tcPr>
+          <w:p>
+            <w:pPr>
+              <w:rPr>
+                <w:lang w:eastAsia="en-US"/>
+              </w:rPr>
+            </w:pPr>
+            <w:r>
+              <w:rPr>
+                <w:lang w:eastAsia="en-US"/>
+              </w:rPr>
+              <w:t>Map, ConcurrentMap</w:t>
+            </w:r>
+          </w:p>
+        </w:tc>
+        <w:tc>
+          <w:tcPr>
+            <w:tcW w:w="0" w:type="auto"/>
+            <w:tcMar>
+              <w:top w:w="75" w:type="dxa"/>
+              <w:left w:w="135" w:type="dxa"/>
+              <w:bottom w:w="75" w:type="dxa"/>
+              <w:right w:w="135" w:type="dxa"/>
+            </w:tcMar>
+            <w:hideMark/>
+          </w:tcPr>
+          <w:p>
+            <w:pPr>
+              <w:rPr>
+                <w:lang w:eastAsia="en-US"/>
+              </w:rPr>
+            </w:pPr>
+            <w:r>
+              <w:rPr>
+                <w:lang w:eastAsia="en-US"/>
+              </w:rPr>
+              <w:t>Map</w:t>
+            </w:r>
+          </w:p>
+        </w:tc>
+        <w:tc>
+          <w:tcPr>
+            <w:tcW w:w="0" w:type="auto"/>
+            <w:tcMar>
+              <w:top w:w="75" w:type="dxa"/>
+              <w:left w:w="135" w:type="dxa"/>
+              <w:bottom w:w="75" w:type="dxa"/>
+              <w:right w:w="135" w:type="dxa"/>
+            </w:tcMar>
+            <w:hideMark/>
+          </w:tcPr>
+          <w:p>
+            <w:pPr>
+              <w:rPr>
+                <w:lang w:eastAsia="en-US"/>
+              </w:rPr>
+            </w:pPr>
+            <w:r>
+              <w:rPr>
+                <w:lang w:eastAsia="en-US"/>
+              </w:rPr>
+              <w:t>Map</w:t>
+            </w:r>
+          </w:p>
+        </w:tc>
+        <w:tc>
+          <w:tcPr>
+            <w:tcW w:w="0" w:type="auto"/>
+            <w:tcMar>
+              <w:top w:w="75" w:type="dxa"/>
+              <w:left w:w="135" w:type="dxa"/>
+              <w:bottom w:w="75" w:type="dxa"/>
+              <w:right w:w="135" w:type="dxa"/>
+            </w:tcMar>
+            <w:hideMark/>
+          </w:tcPr>
+          <w:p>
+            <w:pPr>
+              <w:rPr>
+                <w:lang w:eastAsia="en-US"/>
+              </w:rPr>
+            </w:pPr>
+            <w:r>
+              <w:rPr>
+                <w:lang w:eastAsia="en-US"/>
+              </w:rPr>
+              <w:t>Map</w:t>
+            </w:r>
+          </w:p>
+        </w:tc>
+      </w:tr>
+      <w:tr>
+        <w:tc>
+          <w:tcPr>
+            <w:tcW w:w="0" w:type="auto"/>
+            <w:tcMar>
+              <w:top w:w="75" w:type="dxa"/>
+              <w:left w:w="135" w:type="dxa"/>
+              <w:bottom w:w="75" w:type="dxa"/>
+              <w:right w:w="135" w:type="dxa"/>
+            </w:tcMar>
+            <w:hideMark/>
+          </w:tcPr>
+          <w:p>
+            <w:pPr>
+              <w:rPr>
+                <w:lang w:eastAsia="en-US"/>
+              </w:rPr>
+            </w:pPr>
+            <w:r>
+              <w:rPr>
+                <w:b/>
+                <w:bCs/>
+                <w:lang w:eastAsia="en-US"/>
+              </w:rPr>
+              <w:t>Iterator</w:t>
+            </w:r>
+          </w:p>
+        </w:tc>
+        <w:tc>
+          <w:tcPr>
+            <w:tcW w:w="0" w:type="auto"/>
+            <w:tcMar>
+              <w:top w:w="75" w:type="dxa"/>
+              <w:left w:w="135" w:type="dxa"/>
+              <w:bottom w:w="75" w:type="dxa"/>
+              <w:right w:w="135" w:type="dxa"/>
+            </w:tcMar>
+            <w:hideMark/>
+          </w:tcPr>
+          <w:p>
+            <w:pPr>
+              <w:rPr>
+                <w:lang w:eastAsia="en-US"/>
+              </w:rPr>
+            </w:pPr>
+            <w:r>
+              <w:rPr>
+                <w:lang w:eastAsia="en-US"/>
+              </w:rPr>
+              <w:t>Fail-fast</w:t>
+            </w:r>
+          </w:p>
+        </w:tc>
+        <w:tc>
+          <w:tcPr>
+            <w:tcW w:w="0" w:type="auto"/>
+            <w:tcMar>
+              <w:top w:w="75" w:type="dxa"/>
+              <w:left w:w="135" w:type="dxa"/>
+              <w:bottom w:w="75" w:type="dxa"/>
+              <w:right w:w="135" w:type="dxa"/>
+            </w:tcMar>
+            <w:hideMark/>
+          </w:tcPr>
+          <w:p>
+            <w:pPr>
+              <w:rPr>
+                <w:lang w:eastAsia="en-US"/>
+              </w:rPr>
+            </w:pPr>
+            <w:r>
+              <w:rPr>
+                <w:lang w:eastAsia="en-US"/>
+              </w:rPr>
+              <w:t>Fail-fast</w:t>
+            </w:r>
+          </w:p>
+        </w:tc>
+        <w:tc>
+          <w:tcPr>
+            <w:tcW w:w="0" w:type="auto"/>
+            <w:tcMar>
+              <w:top w:w="75" w:type="dxa"/>
+              <w:left w:w="135" w:type="dxa"/>
+              <w:bottom w:w="75" w:type="dxa"/>
+              <w:right w:w="135" w:type="dxa"/>
+            </w:tcMar>
+            <w:hideMark/>
+          </w:tcPr>
+          <w:p>
+            <w:pPr>
+              <w:rPr>
+                <w:lang w:eastAsia="en-US"/>
+              </w:rPr>
+            </w:pPr>
+            <w:r>
+              <w:rPr>
+                <w:lang w:eastAsia="en-US"/>
+              </w:rPr>
+              <w:t>Fail-fast</w:t>
+            </w:r>
+          </w:p>
+        </w:tc>
+        <w:tc>
+          <w:tcPr>
+            <w:tcW w:w="0" w:type="auto"/>
+            <w:tcMar>
+              <w:top w:w="75" w:type="dxa"/>
+              <w:left w:w="135" w:type="dxa"/>
+              <w:bottom w:w="75" w:type="dxa"/>
+              <w:right w:w="135" w:type="dxa"/>
+            </w:tcMar>
+            <w:hideMark/>
+          </w:tcPr>
+          <w:p>
+            <w:pPr>
+              <w:rPr>
+                <w:lang w:eastAsia="en-US"/>
+              </w:rPr>
+            </w:pPr>
+            <w:r>
+              <w:rPr>
+                <w:lang w:eastAsia="en-US"/>
+              </w:rPr>
+              <w:t>Fail-fast (Enumerator is not)</w:t>
+            </w:r>
+          </w:p>
+        </w:tc>
+        <w:tc>
+          <w:tcPr>
+            <w:tcW w:w="0" w:type="auto"/>
+            <w:tcMar>
+              <w:top w:w="75" w:type="dxa"/>
+              <w:left w:w="135" w:type="dxa"/>
+              <w:bottom w:w="75" w:type="dxa"/>
+              <w:right w:w="135" w:type="dxa"/>
+            </w:tcMar>
+            <w:hideMark/>
+          </w:tcPr>
+          <w:p>
+            <w:pPr>
+              <w:rPr>
+                <w:lang w:eastAsia="en-US"/>
+              </w:rPr>
+            </w:pPr>
+            <w:r>
+              <w:rPr>
+                <w:lang w:eastAsia="en-US"/>
+              </w:rPr>
+              <w:t>Weakly consistent</w:t>
+            </w:r>
+          </w:p>
+        </w:tc>
+        <w:tc>
+          <w:tcPr>
+            <w:tcW w:w="0" w:type="auto"/>
+            <w:tcMar>
+              <w:top w:w="75" w:type="dxa"/>
+              <w:left w:w="135" w:type="dxa"/>
+              <w:bottom w:w="75" w:type="dxa"/>
+              <w:right w:w="135" w:type="dxa"/>
+            </w:tcMar>
+            <w:hideMark/>
+          </w:tcPr>
+          <w:p>
+            <w:pPr>
+              <w:rPr>
+                <w:lang w:eastAsia="en-US"/>
+              </w:rPr>
+            </w:pPr>
+            <w:r>
+              <w:rPr>
+                <w:lang w:eastAsia="en-US"/>
+              </w:rPr>
+              <w:t>Fail-fast</w:t>
+            </w:r>
+          </w:p>
+        </w:tc>
+        <w:tc>
+          <w:tcPr>
+            <w:tcW w:w="0" w:type="auto"/>
+            <w:tcMar>
+              <w:top w:w="75" w:type="dxa"/>
+              <w:left w:w="135" w:type="dxa"/>
+              <w:bottom w:w="75" w:type="dxa"/>
+              <w:right w:w="135" w:type="dxa"/>
+            </w:tcMar>
+            <w:hideMark/>
+          </w:tcPr>
+          <w:p>
+            <w:pPr>
+              <w:rPr>
+                <w:lang w:eastAsia="en-US"/>
+              </w:rPr>
+            </w:pPr>
+            <w:r>
+              <w:rPr>
+                <w:lang w:eastAsia="en-US"/>
+              </w:rPr>
+              <w:t>Fail-fast</w:t>
+            </w:r>
+          </w:p>
+        </w:tc>
+        <w:tc>
+          <w:tcPr>
+            <w:tcW w:w="0" w:type="auto"/>
+            <w:tcMar>
+              <w:top w:w="75" w:type="dxa"/>
+              <w:left w:w="135" w:type="dxa"/>
+              <w:bottom w:w="75" w:type="dxa"/>
+              <w:right w:w="135" w:type="dxa"/>
+            </w:tcMar>
+            <w:hideMark/>
+          </w:tcPr>
+          <w:p>
+            <w:pPr>
+              <w:rPr>
+                <w:lang w:eastAsia="en-US"/>
+              </w:rPr>
+            </w:pPr>
+            <w:r>
+              <w:rPr>
+                <w:lang w:eastAsia="en-US"/>
+              </w:rPr>
+              <w:t>Weakly consistent</w:t>
+            </w:r>
+          </w:p>
+        </w:tc>
+      </w:tr>
+      <w:tr>
+        <w:tc>
+          <w:tcPr>
+            <w:tcW w:w="0" w:type="auto"/>
+            <w:tcMar>
+              <w:top w:w="75" w:type="dxa"/>
+              <w:left w:w="135" w:type="dxa"/>
+              <w:bottom w:w="75" w:type="dxa"/>
+              <w:right w:w="135" w:type="dxa"/>
+            </w:tcMar>
+            <w:hideMark/>
+          </w:tcPr>
+          <w:p>
+            <w:pPr>
+              <w:rPr>
+                <w:lang w:eastAsia="en-US"/>
+              </w:rPr>
+            </w:pPr>
+            <w:r>
+              <w:rPr>
+                <w:b/>
+                <w:bCs/>
+                <w:lang w:eastAsia="en-US"/>
+              </w:rPr>
+              <w:t>Introduced</w:t>
+            </w:r>
+          </w:p>
+        </w:tc>
+        <w:tc>
+          <w:tcPr>
+            <w:tcW w:w="0" w:type="auto"/>
+            <w:tcMar>
+              <w:top w:w="75" w:type="dxa"/>
+              <w:left w:w="135" w:type="dxa"/>
+              <w:bottom w:w="75" w:type="dxa"/>
+              <w:right w:w="135" w:type="dxa"/>
+            </w:tcMar>
+            <w:hideMark/>
+          </w:tcPr>
+          <w:p>
+            <w:pPr>
+              <w:rPr>
+                <w:lang w:eastAsia="en-US"/>
+              </w:rPr>
+            </w:pPr>
+            <w:r>
+              <w:rPr>
+                <w:lang w:eastAsia="en-US"/>
+              </w:rPr>
+              <w:t>Java 1.2</w:t>
+            </w:r>
+          </w:p>
+        </w:tc>
+        <w:tc>
+          <w:tcPr>
+            <w:tcW w:w="0" w:type="auto"/>
+            <w:tcMar>
+              <w:top w:w="75" w:type="dxa"/>
+              <w:left w:w="135" w:type="dxa"/>
+              <w:bottom w:w="75" w:type="dxa"/>
+              <w:right w:w="135" w:type="dxa"/>
+            </w:tcMar>
+            <w:hideMark/>
+          </w:tcPr>
+          <w:p>
+            <w:pPr>
+              <w:rPr>
+                <w:lang w:eastAsia="en-US"/>
+              </w:rPr>
+            </w:pPr>
+            <w:r>
+              <w:rPr>
+                <w:lang w:eastAsia="en-US"/>
+              </w:rPr>
+              <w:t>Java 1.4</w:t>
+            </w:r>
+          </w:p>
+        </w:tc>
+        <w:tc>
+          <w:tcPr>
+            <w:tcW w:w="0" w:type="auto"/>
+            <w:tcMar>
+              <w:top w:w="75" w:type="dxa"/>
+              <w:left w:w="135" w:type="dxa"/>
+              <w:bottom w:w="75" w:type="dxa"/>
+              <w:right w:w="135" w:type="dxa"/>
+            </w:tcMar>
+            <w:hideMark/>
+          </w:tcPr>
+          <w:p>
+            <w:pPr>
+              <w:rPr>
+                <w:lang w:eastAsia="en-US"/>
+              </w:rPr>
+            </w:pPr>
+            <w:r>
+              <w:rPr>
+                <w:lang w:eastAsia="en-US"/>
+              </w:rPr>
+              <w:t>Java 1.2</w:t>
+            </w:r>
+          </w:p>
+        </w:tc>
+        <w:tc>
+          <w:tcPr>
+            <w:tcW w:w="0" w:type="auto"/>
+            <w:tcMar>
+              <w:top w:w="75" w:type="dxa"/>
+              <w:left w:w="135" w:type="dxa"/>
+              <w:bottom w:w="75" w:type="dxa"/>
+              <w:right w:w="135" w:type="dxa"/>
+            </w:tcMar>
+            <w:hideMark/>
+          </w:tcPr>
+          <w:p>
+            <w:pPr>
+              <w:rPr>
+                <w:lang w:eastAsia="en-US"/>
+              </w:rPr>
+            </w:pPr>
+            <w:r>
+              <w:rPr>
+                <w:lang w:eastAsia="en-US"/>
+              </w:rPr>
+              <w:t>Java 1.0</w:t>
+            </w:r>
+          </w:p>
+        </w:tc>
+        <w:tc>
+          <w:tcPr>
+            <w:tcW w:w="0" w:type="auto"/>
+            <w:tcMar>
+              <w:top w:w="75" w:type="dxa"/>
+              <w:left w:w="135" w:type="dxa"/>
+              <w:bottom w:w="75" w:type="dxa"/>
+              <w:right w:w="135" w:type="dxa"/>
+            </w:tcMar>
+            <w:hideMark/>
+          </w:tcPr>
+          <w:p>
+            <w:pPr>
+              <w:rPr>
+                <w:lang w:eastAsia="en-US"/>
+              </w:rPr>
+            </w:pPr>
+            <w:r>
+              <w:rPr>
+                <w:lang w:eastAsia="en-US"/>
+              </w:rPr>
+              <w:t>Java 1.5</w:t>
+            </w:r>
+          </w:p>
+        </w:tc>
+        <w:tc>
+          <w:tcPr>
+            <w:tcW w:w="0" w:type="auto"/>
+            <w:tcMar>
+              <w:top w:w="75" w:type="dxa"/>
+              <w:left w:w="135" w:type="dxa"/>
+              <w:bottom w:w="75" w:type="dxa"/>
+              <w:right w:w="135" w:type="dxa"/>
+            </w:tcMar>
+            <w:hideMark/>
+          </w:tcPr>
+          <w:p>
+            <w:pPr>
+              <w:rPr>
+                <w:lang w:eastAsia="en-US"/>
+              </w:rPr>
+            </w:pPr>
+            <w:r>
+              <w:rPr>
+                <w:lang w:eastAsia="en-US"/>
+              </w:rPr>
+              <w:t>Java 1.2</w:t>
+            </w:r>
+          </w:p>
+        </w:tc>
+        <w:tc>
+          <w:tcPr>
+            <w:tcW w:w="0" w:type="auto"/>
+            <w:tcMar>
+              <w:top w:w="75" w:type="dxa"/>
+              <w:left w:w="135" w:type="dxa"/>
+              <w:bottom w:w="75" w:type="dxa"/>
+              <w:right w:w="135" w:type="dxa"/>
+            </w:tcMar>
+            <w:hideMark/>
+          </w:tcPr>
+          <w:p>
+            <w:pPr>
+              <w:rPr>
+                <w:lang w:eastAsia="en-US"/>
+              </w:rPr>
+            </w:pPr>
+            <w:r>
+              <w:rPr>
+                <w:lang w:eastAsia="en-US"/>
+              </w:rPr>
+              <w:t>Java 1.4</w:t>
+            </w:r>
+          </w:p>
+        </w:tc>
+        <w:tc>
+          <w:tcPr>
+            <w:tcW w:w="0" w:type="auto"/>
+            <w:tcMar>
+              <w:top w:w="75" w:type="dxa"/>
+              <w:left w:w="135" w:type="dxa"/>
+              <w:bottom w:w="75" w:type="dxa"/>
+              <w:right w:w="135" w:type="dxa"/>
+            </w:tcMar>
+            <w:hideMark/>
+          </w:tcPr>
+          <w:p>
+            <w:pPr>
+              <w:rPr>
+                <w:lang w:eastAsia="en-US"/>
+              </w:rPr>
+            </w:pPr>
+            <w:r>
+              <w:rPr>
+                <w:lang w:eastAsia="en-US"/>
+              </w:rPr>
+              <w:t>Java 1.5</w:t>
+            </w:r>
+          </w:p>
+        </w:tc>
+      </w:tr>
+      <w:tr>
+        <w:tc>
+          <w:tcPr>
+            <w:tcW w:w="0" w:type="auto"/>
+            <w:tcMar>
+              <w:top w:w="75" w:type="dxa"/>
+              <w:left w:w="135" w:type="dxa"/>
+              <w:bottom w:w="75" w:type="dxa"/>
+              <w:right w:w="135" w:type="dxa"/>
+            </w:tcMar>
+            <w:hideMark/>
+          </w:tcPr>
+          <w:p>
+            <w:pPr>
+              <w:rPr>
+                <w:lang w:eastAsia="en-US"/>
+              </w:rPr>
+            </w:pPr>
+            <w:r>
+              <w:rPr>
+                <w:b/>
+                <w:bCs/>
+                <w:lang w:eastAsia="en-US"/>
+              </w:rPr>
+              <w:t>Equality</w:t>
+            </w:r>
+          </w:p>
+        </w:tc>
+        <w:tc>
+          <w:tcPr>
+            <w:tcW w:w="0" w:type="auto"/>
+            <w:tcMar>
+              <w:top w:w="75" w:type="dxa"/>
+              <w:left w:w="135" w:type="dxa"/>
+              <w:bottom w:w="75" w:type="dxa"/>
+              <w:right w:w="135" w:type="dxa"/>
+            </w:tcMar>
+            <w:hideMark/>
+          </w:tcPr>
+          <w:p>
+            <w:pPr>
+              <w:rPr>
+                <w:lang w:eastAsia="en-US"/>
+              </w:rPr>
+            </w:pPr>
+            <w:r>
+              <w:rPr>
+                <w:lang w:eastAsia="en-US"/>
+              </w:rPr>
+              <w:t>.equals()</w:t>
+            </w:r>
+          </w:p>
+        </w:tc>
+        <w:tc>
+          <w:tcPr>
+            <w:tcW w:w="0" w:type="auto"/>
+            <w:tcMar>
+              <w:top w:w="75" w:type="dxa"/>
+              <w:left w:w="135" w:type="dxa"/>
+              <w:bottom w:w="75" w:type="dxa"/>
+              <w:right w:w="135" w:type="dxa"/>
+            </w:tcMar>
+            <w:hideMark/>
+          </w:tcPr>
+          <w:p>
+            <w:pPr>
+              <w:rPr>
+                <w:lang w:eastAsia="en-US"/>
+              </w:rPr>
+            </w:pPr>
+            <w:r>
+              <w:rPr>
+                <w:lang w:eastAsia="en-US"/>
+              </w:rPr>
+              <w:t>.equals()</w:t>
+            </w:r>
+          </w:p>
+        </w:tc>
+        <w:tc>
+          <w:tcPr>
+            <w:tcW w:w="0" w:type="auto"/>
+            <w:tcMar>
+              <w:top w:w="75" w:type="dxa"/>
+              <w:left w:w="135" w:type="dxa"/>
+              <w:bottom w:w="75" w:type="dxa"/>
+              <w:right w:w="135" w:type="dxa"/>
+            </w:tcMar>
+            <w:hideMark/>
+          </w:tcPr>
+          <w:p>
+            <w:pPr>
+              <w:rPr>
+                <w:lang w:eastAsia="en-US"/>
+              </w:rPr>
+            </w:pPr>
+            <w:r>
+              <w:rPr>
+                <w:lang w:eastAsia="en-US"/>
+              </w:rPr>
+              <w:t>.compareTo() / Comparator</w:t>
+            </w:r>
+          </w:p>
+        </w:tc>
+        <w:tc>
+          <w:tcPr>
+            <w:tcW w:w="0" w:type="auto"/>
+            <w:tcMar>
+              <w:top w:w="75" w:type="dxa"/>
+              <w:left w:w="135" w:type="dxa"/>
+              <w:bottom w:w="75" w:type="dxa"/>
+              <w:right w:w="135" w:type="dxa"/>
+            </w:tcMar>
+            <w:hideMark/>
+          </w:tcPr>
+          <w:p>
+            <w:pPr>
+              <w:rPr>
+                <w:lang w:eastAsia="en-US"/>
+              </w:rPr>
+            </w:pPr>
+            <w:r>
+              <w:rPr>
+                <w:lang w:eastAsia="en-US"/>
+              </w:rPr>
+              <w:t>.equals()</w:t>
+            </w:r>
+          </w:p>
+        </w:tc>
+        <w:tc>
+          <w:tcPr>
+            <w:tcW w:w="0" w:type="auto"/>
+            <w:tcMar>
+              <w:top w:w="75" w:type="dxa"/>
+              <w:left w:w="135" w:type="dxa"/>
+              <w:bottom w:w="75" w:type="dxa"/>
+              <w:right w:w="135" w:type="dxa"/>
+            </w:tcMar>
+            <w:hideMark/>
+          </w:tcPr>
+          <w:p>
+            <w:pPr>
+              <w:rPr>
+                <w:lang w:eastAsia="en-US"/>
+              </w:rPr>
+            </w:pPr>
+            <w:r>
+              <w:rPr>
+                <w:lang w:eastAsia="en-US"/>
+              </w:rPr>
+              <w:t>.equals()</w:t>
+            </w:r>
+          </w:p>
+        </w:tc>
+        <w:tc>
+          <w:tcPr>
+            <w:tcW w:w="0" w:type="auto"/>
+            <w:tcMar>
+              <w:top w:w="75" w:type="dxa"/>
+              <w:left w:w="135" w:type="dxa"/>
+              <w:bottom w:w="75" w:type="dxa"/>
+              <w:right w:w="135" w:type="dxa"/>
+            </w:tcMar>
+            <w:hideMark/>
+          </w:tcPr>
+          <w:p>
+            <w:pPr>
+              <w:rPr>
+                <w:lang w:eastAsia="en-US"/>
+              </w:rPr>
+            </w:pPr>
+            <w:r>
+              <w:rPr>
+                <w:lang w:eastAsia="en-US"/>
+              </w:rPr>
+              <w:t>.equals()</w:t>
+            </w:r>
+          </w:p>
+        </w:tc>
+        <w:tc>
+          <w:tcPr>
+            <w:tcW w:w="0" w:type="auto"/>
+            <w:tcMar>
+              <w:top w:w="75" w:type="dxa"/>
+              <w:left w:w="135" w:type="dxa"/>
+              <w:bottom w:w="75" w:type="dxa"/>
+              <w:right w:w="135" w:type="dxa"/>
+            </w:tcMar>
+            <w:hideMark/>
+          </w:tcPr>
+          <w:p>
+            <w:pPr>
+              <w:rPr>
+                <w:lang w:eastAsia="en-US"/>
+              </w:rPr>
+            </w:pPr>
+            <w:r>
+              <w:rPr>
+                <w:lang w:eastAsia="en-US"/>
+              </w:rPr>
+              <w:t>== (reference)</w:t>
+            </w:r>
+          </w:p>
+        </w:tc>
+        <w:tc>
+          <w:tcPr>
+            <w:tcW w:w="0" w:type="auto"/>
+            <w:tcMar>
+              <w:top w:w="75" w:type="dxa"/>
+              <w:left w:w="135" w:type="dxa"/>
+              <w:bottom w:w="75" w:type="dxa"/>
+              <w:right w:w="135" w:type="dxa"/>
+            </w:tcMar>
+            <w:hideMark/>
+          </w:tcPr>
+          <w:p>
+            <w:pPr>
+              <w:rPr>
+                <w:lang w:eastAsia="en-US"/>
+              </w:rPr>
+            </w:pPr>
+            <w:r>
+              <w:rPr>
+                <w:lang w:eastAsia="en-US"/>
+              </w:rPr>
+              <w:t>== (reference)</w:t>
+            </w:r>
+          </w:p>
+        </w:tc>
+      </w:tr>
+      <w:tr>
+        <w:tc>
+          <w:tcPr>
+            <w:tcW w:w="0" w:type="auto"/>
+            <w:tcMar>
+              <w:top w:w="75" w:type="dxa"/>
+              <w:left w:w="135" w:type="dxa"/>
+              <w:bottom w:w="75" w:type="dxa"/>
+              <w:right w:w="135" w:type="dxa"/>
+            </w:tcMar>
+            <w:hideMark/>
+          </w:tcPr>
+          <w:p>
+            <w:pPr>
+              <w:rPr>
+                <w:lang w:eastAsia="en-US"/>
+              </w:rPr>
+            </w:pPr>
+            <w:r>
+              <w:rPr>
+                <w:b/>
+                <w:bCs/>
+                <w:lang w:eastAsia="en-US"/>
+              </w:rPr>
+              <w:t>Best for</w:t>
+            </w:r>
+          </w:p>
+        </w:tc>
+        <w:tc>
+          <w:tcPr>
+            <w:tcW w:w="0" w:type="auto"/>
+            <w:tcMar>
+              <w:top w:w="75" w:type="dxa"/>
+              <w:left w:w="135" w:type="dxa"/>
+              <w:bottom w:w="75" w:type="dxa"/>
+              <w:right w:w="135" w:type="dxa"/>
+            </w:tcMar>
+            <w:hideMark/>
+          </w:tcPr>
+          <w:p>
+            <w:pPr>
+              <w:rPr>
+                <w:lang w:eastAsia="en-US"/>
+              </w:rPr>
+            </w:pPr>
+            <w:r>
+              <w:rPr>
+                <w:lang w:eastAsia="en-US"/>
+              </w:rPr>
+              <w:t>General purpose</w:t>
+            </w:r>
+          </w:p>
+        </w:tc>
+        <w:tc>
+          <w:tcPr>
+            <w:tcW w:w="0" w:type="auto"/>
+            <w:tcMar>
+              <w:top w:w="75" w:type="dxa"/>
+              <w:left w:w="135" w:type="dxa"/>
+              <w:bottom w:w="75" w:type="dxa"/>
+              <w:right w:w="135" w:type="dxa"/>
+            </w:tcMar>
+            <w:hideMark/>
+          </w:tcPr>
+          <w:p>
+            <w:pPr>
+              <w:rPr>
+                <w:lang w:eastAsia="en-US"/>
+              </w:rPr>
+            </w:pPr>
+            <w:r>
+              <w:rPr>
+                <w:lang w:eastAsia="en-US"/>
+              </w:rPr>
+              <w:t>Maintaining insertion order, LRU cache</w:t>
+            </w:r>
+          </w:p>
+        </w:tc>
+        <w:tc>
+          <w:tcPr>
+            <w:tcW w:w="0" w:type="auto"/>
+            <w:tcMar>
+              <w:top w:w="75" w:type="dxa"/>
+              <w:left w:w="135" w:type="dxa"/>
+              <w:bottom w:w="75" w:type="dxa"/>
+              <w:right w:w="135" w:type="dxa"/>
+            </w:tcMar>
+            <w:hideMark/>
+          </w:tcPr>
+          <w:p>
+            <w:pPr>
+              <w:rPr>
+                <w:lang w:eastAsia="en-US"/>
+              </w:rPr>
+            </w:pPr>
+            <w:r>
+              <w:rPr>
+                <w:lang w:eastAsia="en-US"/>
+              </w:rPr>
+              <w:t>Sorted/range queries</w:t>
+            </w:r>
+          </w:p>
+        </w:tc>
+        <w:tc>
+          <w:tcPr>
+            <w:tcW w:w="0" w:type="auto"/>
+            <w:tcMar>
+              <w:top w:w="75" w:type="dxa"/>
+              <w:left w:w="135" w:type="dxa"/>
+              <w:bottom w:w="75" w:type="dxa"/>
+              <w:right w:w="135" w:type="dxa"/>
+            </w:tcMar>
+            <w:hideMark/>
+          </w:tcPr>
+          <w:p>
+            <w:pPr>
+              <w:rPr>
+                <w:lang w:eastAsia="en-US"/>
+              </w:rPr>
+            </w:pPr>
+            <w:r>
+              <w:rPr>
+                <w:lang w:eastAsia="en-US"/>
+              </w:rPr>
+              <w:t>Legacy (avoid)</w:t>
+            </w:r>
+          </w:p>
+        </w:tc>
+        <w:tc>
+          <w:tcPr>
+            <w:tcW w:w="0" w:type="auto"/>
+            <w:tcMar>
+              <w:top w:w="75" w:type="dxa"/>
+              <w:left w:w="135" w:type="dxa"/>
+              <w:bottom w:w="75" w:type="dxa"/>
+              <w:right w:w="135" w:type="dxa"/>
+            </w:tcMar>
+            <w:hideMark/>
+          </w:tcPr>
+          <w:p>
+            <w:pPr>
+              <w:rPr>
+                <w:lang w:eastAsia="en-US"/>
+              </w:rPr>
+            </w:pPr>
+            <w:r>
+              <w:rPr>
+                <w:lang w:eastAsia="en-US"/>
+              </w:rPr>
+              <w:t>High-concurrency reads/writes</w:t>
+            </w:r>
+          </w:p>
+        </w:tc>
+        <w:tc>
+          <w:tcPr>
+            <w:tcW w:w="0" w:type="auto"/>
+            <w:tcMar>
+              <w:top w:w="75" w:type="dxa"/>
+              <w:left w:w="135" w:type="dxa"/>
+              <w:bottom w:w="75" w:type="dxa"/>
+              <w:right w:w="135" w:type="dxa"/>
+            </w:tcMar>
+            <w:hideMark/>
+          </w:tcPr>
+          <w:p>
+            <w:pPr>
+              <w:rPr>
+                <w:lang w:eastAsia="en-US"/>
+              </w:rPr>
+            </w:pPr>
+            <w:r>
+              <w:rPr>
+                <w:lang w:eastAsia="en-US"/>
+              </w:rPr>
+              <w:t>Cache with GC-reclaimable keys</w:t>
+            </w:r>
+          </w:p>
+        </w:tc>
+        <w:tc>
+          <w:tcPr>
+            <w:tcW w:w="0" w:type="auto"/>
+            <w:tcMar>
+              <w:top w:w="75" w:type="dxa"/>
+              <w:left w:w="135" w:type="dxa"/>
+              <w:bottom w:w="75" w:type="dxa"/>
+              <w:right w:w="135" w:type="dxa"/>
+            </w:tcMar>
+            <w:hideMark/>
+          </w:tcPr>
+          <w:p>
+            <w:pPr>
+              <w:rPr>
+                <w:lang w:eastAsia="en-US"/>
+              </w:rPr>
+            </w:pPr>
+            <w:r>
+              <w:rPr>
+                <w:lang w:eastAsia="en-US"/>
+              </w:rPr>
+              <w:t>Reference-identity semantics</w:t>
+            </w:r>
+          </w:p>
+        </w:tc>
+        <w:tc>
+          <w:tcPr>
+            <w:tcW w:w="0" w:type="auto"/>
+            <w:tcMar>
+              <w:top w:w="75" w:type="dxa"/>
+              <w:left w:w="135" w:type="dxa"/>
+              <w:bottom w:w="75" w:type="dxa"/>
+              <w:right w:w="135" w:type="dxa"/>
+            </w:tcMar>
+            <w:hideMark/>
+          </w:tcPr>
+          <w:p>
+            <w:pPr>
+              <w:rPr>
+                <w:lang w:eastAsia="en-US"/>
+              </w:rPr>
+            </w:pPr>
+            <w:r>
+              <w:rPr>
+                <w:lang w:eastAsia="en-US"/>
+              </w:rPr>
+              <w:t>Enum-keyed maps</w:t>
+            </w:r>
+          </w:p>
+        </w:tc>
+      </w:tr>
+    </w:tbl>
+    <w:p>
+      <w:pPr>
+        <w:rPr>
+          <w:lang w:eastAsia="en-US"/>
+        </w:rPr>
+      </w:pPr>
+    </w:p>
+    <w:p>
+      <w:pPr>
+        <w:rPr>
+          <w:lang w:eastAsia="en-US"/>
+        </w:rPr>
+      </w:pPr>
+    </w:p>
+    <w:p>
+      <w:pPr>
+        <w:rPr>
           <w:lang w:eastAsia="en-US"/>
         </w:rPr>
       </w:pPr>

--- a/src/main/java/JavaNotes.docx
+++ b/src/main/java/JavaNotes.docx
@@ -54,7 +54,7 @@
         </w:rPr>
         <w:fldChar w:fldCharType="separate"/>
       </w:r>
-      <w:hyperlink w:anchor="_Toc228743464" w:history="1">
+      <w:hyperlink w:anchor="_Toc229253868" w:history="1">
         <w:r>
           <w:rPr>
             <w:rStyle w:val="Hyperlink"/>
@@ -81,7 +81,7 @@
             <w:noProof/>
             <w:webHidden/>
           </w:rPr>
-          <w:instrText xml:space="preserve"> PAGEREF _Toc228743464 \h </w:instrText>
+          <w:instrText xml:space="preserve"> PAGEREF _Toc229253868 \h </w:instrText>
         </w:r>
         <w:r>
           <w:rPr>
@@ -129,7 +129,7 @@
           <w14:ligatures w14:val="standardContextual"/>
         </w:rPr>
       </w:pPr>
-      <w:hyperlink w:anchor="_Toc228743465" w:history="1">
+      <w:hyperlink w:anchor="_Toc229253869" w:history="1">
         <w:r>
           <w:rPr>
             <w:rStyle w:val="Hyperlink"/>
@@ -157,7 +157,7 @@
             <w:noProof/>
             <w:webHidden/>
           </w:rPr>
-          <w:instrText xml:space="preserve"> PAGEREF _Toc228743465 \h </w:instrText>
+          <w:instrText xml:space="preserve"> PAGEREF _Toc229253869 \h </w:instrText>
         </w:r>
         <w:r>
           <w:rPr>
@@ -203,7 +203,7 @@
           <w14:ligatures w14:val="standardContextual"/>
         </w:rPr>
       </w:pPr>
-      <w:hyperlink w:anchor="_Toc228743466" w:history="1">
+      <w:hyperlink w:anchor="_Toc229253870" w:history="1">
         <w:r>
           <w:rPr>
             <w:rStyle w:val="Hyperlink"/>
@@ -230,7 +230,7 @@
             <w:noProof/>
             <w:webHidden/>
           </w:rPr>
-          <w:instrText xml:space="preserve"> PAGEREF _Toc228743466 \h </w:instrText>
+          <w:instrText xml:space="preserve"> PAGEREF _Toc229253870 \h </w:instrText>
         </w:r>
         <w:r>
           <w:rPr>
@@ -276,7 +276,7 @@
           <w14:ligatures w14:val="standardContextual"/>
         </w:rPr>
       </w:pPr>
-      <w:hyperlink w:anchor="_Toc228743467" w:history="1">
+      <w:hyperlink w:anchor="_Toc229253871" w:history="1">
         <w:r>
           <w:rPr>
             <w:rStyle w:val="Hyperlink"/>
@@ -303,7 +303,7 @@
             <w:noProof/>
             <w:webHidden/>
           </w:rPr>
-          <w:instrText xml:space="preserve"> PAGEREF _Toc228743467 \h </w:instrText>
+          <w:instrText xml:space="preserve"> PAGEREF _Toc229253871 \h </w:instrText>
         </w:r>
         <w:r>
           <w:rPr>
@@ -351,7 +351,7 @@
           <w14:ligatures w14:val="standardContextual"/>
         </w:rPr>
       </w:pPr>
-      <w:hyperlink w:anchor="_Toc228743468" w:history="1">
+      <w:hyperlink w:anchor="_Toc229253872" w:history="1">
         <w:r>
           <w:rPr>
             <w:rStyle w:val="Hyperlink"/>
@@ -378,7 +378,7 @@
             <w:noProof/>
             <w:webHidden/>
           </w:rPr>
-          <w:instrText xml:space="preserve"> PAGEREF _Toc228743468 \h </w:instrText>
+          <w:instrText xml:space="preserve"> PAGEREF _Toc229253872 \h </w:instrText>
         </w:r>
         <w:r>
           <w:rPr>
@@ -426,7 +426,7 @@
           <w14:ligatures w14:val="standardContextual"/>
         </w:rPr>
       </w:pPr>
-      <w:hyperlink w:anchor="_Toc228743469" w:history="1">
+      <w:hyperlink w:anchor="_Toc229253873" w:history="1">
         <w:r>
           <w:rPr>
             <w:rStyle w:val="Hyperlink"/>
@@ -453,7 +453,7 @@
             <w:noProof/>
             <w:webHidden/>
           </w:rPr>
-          <w:instrText xml:space="preserve"> PAGEREF _Toc228743469 \h </w:instrText>
+          <w:instrText xml:space="preserve"> PAGEREF _Toc229253873 \h </w:instrText>
         </w:r>
         <w:r>
           <w:rPr>
@@ -501,7 +501,7 @@
           <w14:ligatures w14:val="standardContextual"/>
         </w:rPr>
       </w:pPr>
-      <w:hyperlink w:anchor="_Toc228743470" w:history="1">
+      <w:hyperlink w:anchor="_Toc229253874" w:history="1">
         <w:r>
           <w:rPr>
             <w:rStyle w:val="Hyperlink"/>
@@ -528,7 +528,7 @@
             <w:noProof/>
             <w:webHidden/>
           </w:rPr>
-          <w:instrText xml:space="preserve"> PAGEREF _Toc228743470 \h </w:instrText>
+          <w:instrText xml:space="preserve"> PAGEREF _Toc229253874 \h </w:instrText>
         </w:r>
         <w:r>
           <w:rPr>
@@ -574,7 +574,7 @@
           <w14:ligatures w14:val="standardContextual"/>
         </w:rPr>
       </w:pPr>
-      <w:hyperlink w:anchor="_Toc228743471" w:history="1">
+      <w:hyperlink w:anchor="_Toc229253875" w:history="1">
         <w:r>
           <w:rPr>
             <w:rStyle w:val="Hyperlink"/>
@@ -601,7 +601,7 @@
             <w:noProof/>
             <w:webHidden/>
           </w:rPr>
-          <w:instrText xml:space="preserve"> PAGEREF _Toc228743471 \h </w:instrText>
+          <w:instrText xml:space="preserve"> PAGEREF _Toc229253875 \h </w:instrText>
         </w:r>
         <w:r>
           <w:rPr>
@@ -647,7 +647,7 @@
           <w14:ligatures w14:val="standardContextual"/>
         </w:rPr>
       </w:pPr>
-      <w:hyperlink w:anchor="_Toc228743472" w:history="1">
+      <w:hyperlink w:anchor="_Toc229253876" w:history="1">
         <w:r>
           <w:rPr>
             <w:rStyle w:val="Hyperlink"/>
@@ -674,7 +674,7 @@
             <w:noProof/>
             <w:webHidden/>
           </w:rPr>
-          <w:instrText xml:space="preserve"> PAGEREF _Toc228743472 \h </w:instrText>
+          <w:instrText xml:space="preserve"> PAGEREF _Toc229253876 \h </w:instrText>
         </w:r>
         <w:r>
           <w:rPr>
@@ -722,7 +722,7 @@
           <w14:ligatures w14:val="standardContextual"/>
         </w:rPr>
       </w:pPr>
-      <w:hyperlink w:anchor="_Toc228743473" w:history="1">
+      <w:hyperlink w:anchor="_Toc229253877" w:history="1">
         <w:r>
           <w:rPr>
             <w:rStyle w:val="Hyperlink"/>
@@ -749,7 +749,7 @@
             <w:noProof/>
             <w:webHidden/>
           </w:rPr>
-          <w:instrText xml:space="preserve"> PAGEREF _Toc228743473 \h </w:instrText>
+          <w:instrText xml:space="preserve"> PAGEREF _Toc229253877 \h </w:instrText>
         </w:r>
         <w:r>
           <w:rPr>
@@ -795,7 +795,7 @@
           <w14:ligatures w14:val="standardContextual"/>
         </w:rPr>
       </w:pPr>
-      <w:hyperlink w:anchor="_Toc228743474" w:history="1">
+      <w:hyperlink w:anchor="_Toc229253878" w:history="1">
         <w:r>
           <w:rPr>
             <w:rStyle w:val="Hyperlink"/>
@@ -822,7 +822,7 @@
             <w:noProof/>
             <w:webHidden/>
           </w:rPr>
-          <w:instrText xml:space="preserve"> PAGEREF _Toc228743474 \h </w:instrText>
+          <w:instrText xml:space="preserve"> PAGEREF _Toc229253878 \h </w:instrText>
         </w:r>
         <w:r>
           <w:rPr>
@@ -868,7 +868,7 @@
           <w14:ligatures w14:val="standardContextual"/>
         </w:rPr>
       </w:pPr>
-      <w:hyperlink w:anchor="_Toc228743475" w:history="1">
+      <w:hyperlink w:anchor="_Toc229253879" w:history="1">
         <w:r>
           <w:rPr>
             <w:rStyle w:val="Hyperlink"/>
@@ -895,7 +895,7 @@
             <w:noProof/>
             <w:webHidden/>
           </w:rPr>
-          <w:instrText xml:space="preserve"> PAGEREF _Toc228743475 \h </w:instrText>
+          <w:instrText xml:space="preserve"> PAGEREF _Toc229253879 \h </w:instrText>
         </w:r>
         <w:r>
           <w:rPr>
@@ -941,7 +941,7 @@
           <w14:ligatures w14:val="standardContextual"/>
         </w:rPr>
       </w:pPr>
-      <w:hyperlink w:anchor="_Toc228743476" w:history="1">
+      <w:hyperlink w:anchor="_Toc229253880" w:history="1">
         <w:r>
           <w:rPr>
             <w:rStyle w:val="Hyperlink"/>
@@ -968,7 +968,7 @@
             <w:noProof/>
             <w:webHidden/>
           </w:rPr>
-          <w:instrText xml:space="preserve"> PAGEREF _Toc228743476 \h </w:instrText>
+          <w:instrText xml:space="preserve"> PAGEREF _Toc229253880 \h </w:instrText>
         </w:r>
         <w:r>
           <w:rPr>
@@ -1014,7 +1014,7 @@
           <w14:ligatures w14:val="standardContextual"/>
         </w:rPr>
       </w:pPr>
-      <w:hyperlink w:anchor="_Toc228743477" w:history="1">
+      <w:hyperlink w:anchor="_Toc229253881" w:history="1">
         <w:r>
           <w:rPr>
             <w:rStyle w:val="Hyperlink"/>
@@ -1041,7 +1041,7 @@
             <w:noProof/>
             <w:webHidden/>
           </w:rPr>
-          <w:instrText xml:space="preserve"> PAGEREF _Toc228743477 \h </w:instrText>
+          <w:instrText xml:space="preserve"> PAGEREF _Toc229253881 \h </w:instrText>
         </w:r>
         <w:r>
           <w:rPr>
@@ -1087,7 +1087,7 @@
           <w14:ligatures w14:val="standardContextual"/>
         </w:rPr>
       </w:pPr>
-      <w:hyperlink w:anchor="_Toc228743478" w:history="1">
+      <w:hyperlink w:anchor="_Toc229253882" w:history="1">
         <w:r>
           <w:rPr>
             <w:rStyle w:val="Hyperlink"/>
@@ -1114,7 +1114,7 @@
             <w:noProof/>
             <w:webHidden/>
           </w:rPr>
-          <w:instrText xml:space="preserve"> PAGEREF _Toc228743478 \h </w:instrText>
+          <w:instrText xml:space="preserve"> PAGEREF _Toc229253882 \h </w:instrText>
         </w:r>
         <w:r>
           <w:rPr>
@@ -1162,7 +1162,7 @@
           <w14:ligatures w14:val="standardContextual"/>
         </w:rPr>
       </w:pPr>
-      <w:hyperlink w:anchor="_Toc228743479" w:history="1">
+      <w:hyperlink w:anchor="_Toc229253883" w:history="1">
         <w:r>
           <w:rPr>
             <w:rStyle w:val="Hyperlink"/>
@@ -1189,7 +1189,7 @@
             <w:noProof/>
             <w:webHidden/>
           </w:rPr>
-          <w:instrText xml:space="preserve"> PAGEREF _Toc228743479 \h </w:instrText>
+          <w:instrText xml:space="preserve"> PAGEREF _Toc229253883 \h </w:instrText>
         </w:r>
         <w:r>
           <w:rPr>
@@ -1235,7 +1235,7 @@
           <w14:ligatures w14:val="standardContextual"/>
         </w:rPr>
       </w:pPr>
-      <w:hyperlink w:anchor="_Toc228743480" w:history="1">
+      <w:hyperlink w:anchor="_Toc229253884" w:history="1">
         <w:r>
           <w:rPr>
             <w:rStyle w:val="Hyperlink"/>
@@ -1262,7 +1262,7 @@
             <w:noProof/>
             <w:webHidden/>
           </w:rPr>
-          <w:instrText xml:space="preserve"> PAGEREF _Toc228743480 \h </w:instrText>
+          <w:instrText xml:space="preserve"> PAGEREF _Toc229253884 \h </w:instrText>
         </w:r>
         <w:r>
           <w:rPr>
@@ -1308,7 +1308,7 @@
           <w14:ligatures w14:val="standardContextual"/>
         </w:rPr>
       </w:pPr>
-      <w:hyperlink w:anchor="_Toc228743481" w:history="1">
+      <w:hyperlink w:anchor="_Toc229253885" w:history="1">
         <w:r>
           <w:rPr>
             <w:rStyle w:val="Hyperlink"/>
@@ -1335,7 +1335,7 @@
             <w:noProof/>
             <w:webHidden/>
           </w:rPr>
-          <w:instrText xml:space="preserve"> PAGEREF _Toc228743481 \h </w:instrText>
+          <w:instrText xml:space="preserve"> PAGEREF _Toc229253885 \h </w:instrText>
         </w:r>
         <w:r>
           <w:rPr>
@@ -1383,7 +1383,7 @@
           <w14:ligatures w14:val="standardContextual"/>
         </w:rPr>
       </w:pPr>
-      <w:hyperlink w:anchor="_Toc228743482" w:history="1">
+      <w:hyperlink w:anchor="_Toc229253886" w:history="1">
         <w:r>
           <w:rPr>
             <w:rStyle w:val="Hyperlink"/>
@@ -1410,7 +1410,7 @@
             <w:noProof/>
             <w:webHidden/>
           </w:rPr>
-          <w:instrText xml:space="preserve"> PAGEREF _Toc228743482 \h </w:instrText>
+          <w:instrText xml:space="preserve"> PAGEREF _Toc229253886 \h </w:instrText>
         </w:r>
         <w:r>
           <w:rPr>
@@ -1456,7 +1456,7 @@
           <w14:ligatures w14:val="standardContextual"/>
         </w:rPr>
       </w:pPr>
-      <w:hyperlink w:anchor="_Toc228743483" w:history="1">
+      <w:hyperlink w:anchor="_Toc229253887" w:history="1">
         <w:r>
           <w:rPr>
             <w:rStyle w:val="Hyperlink"/>
@@ -1483,7 +1483,7 @@
             <w:noProof/>
             <w:webHidden/>
           </w:rPr>
-          <w:instrText xml:space="preserve"> PAGEREF _Toc228743483 \h </w:instrText>
+          <w:instrText xml:space="preserve"> PAGEREF _Toc229253887 \h </w:instrText>
         </w:r>
         <w:r>
           <w:rPr>
@@ -1529,7 +1529,7 @@
           <w14:ligatures w14:val="standardContextual"/>
         </w:rPr>
       </w:pPr>
-      <w:hyperlink w:anchor="_Toc228743484" w:history="1">
+      <w:hyperlink w:anchor="_Toc229253888" w:history="1">
         <w:r>
           <w:rPr>
             <w:rStyle w:val="Hyperlink"/>
@@ -1556,7 +1556,7 @@
             <w:noProof/>
             <w:webHidden/>
           </w:rPr>
-          <w:instrText xml:space="preserve"> PAGEREF _Toc228743484 \h </w:instrText>
+          <w:instrText xml:space="preserve"> PAGEREF _Toc229253888 \h </w:instrText>
         </w:r>
         <w:r>
           <w:rPr>
@@ -1602,7 +1602,7 @@
           <w14:ligatures w14:val="standardContextual"/>
         </w:rPr>
       </w:pPr>
-      <w:hyperlink w:anchor="_Toc228743485" w:history="1">
+      <w:hyperlink w:anchor="_Toc229253889" w:history="1">
         <w:r>
           <w:rPr>
             <w:rStyle w:val="Hyperlink"/>
@@ -1629,7 +1629,7 @@
             <w:noProof/>
             <w:webHidden/>
           </w:rPr>
-          <w:instrText xml:space="preserve"> PAGEREF _Toc228743485 \h </w:instrText>
+          <w:instrText xml:space="preserve"> PAGEREF _Toc229253889 \h </w:instrText>
         </w:r>
         <w:r>
           <w:rPr>
@@ -1675,7 +1675,7 @@
           <w14:ligatures w14:val="standardContextual"/>
         </w:rPr>
       </w:pPr>
-      <w:hyperlink w:anchor="_Toc228743486" w:history="1">
+      <w:hyperlink w:anchor="_Toc229253890" w:history="1">
         <w:r>
           <w:rPr>
             <w:rStyle w:val="Hyperlink"/>
@@ -1702,7 +1702,7 @@
             <w:noProof/>
             <w:webHidden/>
           </w:rPr>
-          <w:instrText xml:space="preserve"> PAGEREF _Toc228743486 \h </w:instrText>
+          <w:instrText xml:space="preserve"> PAGEREF _Toc229253890 \h </w:instrText>
         </w:r>
         <w:r>
           <w:rPr>
@@ -1748,7 +1748,7 @@
           <w14:ligatures w14:val="standardContextual"/>
         </w:rPr>
       </w:pPr>
-      <w:hyperlink w:anchor="_Toc228743487" w:history="1">
+      <w:hyperlink w:anchor="_Toc229253891" w:history="1">
         <w:r>
           <w:rPr>
             <w:rStyle w:val="Hyperlink"/>
@@ -1775,7 +1775,7 @@
             <w:noProof/>
             <w:webHidden/>
           </w:rPr>
-          <w:instrText xml:space="preserve"> PAGEREF _Toc228743487 \h </w:instrText>
+          <w:instrText xml:space="preserve"> PAGEREF _Toc229253891 \h </w:instrText>
         </w:r>
         <w:r>
           <w:rPr>
@@ -1821,7 +1821,7 @@
           <w14:ligatures w14:val="standardContextual"/>
         </w:rPr>
       </w:pPr>
-      <w:hyperlink w:anchor="_Toc228743488" w:history="1">
+      <w:hyperlink w:anchor="_Toc229253892" w:history="1">
         <w:r>
           <w:rPr>
             <w:rStyle w:val="Hyperlink"/>
@@ -1848,7 +1848,7 @@
             <w:noProof/>
             <w:webHidden/>
           </w:rPr>
-          <w:instrText xml:space="preserve"> PAGEREF _Toc228743488 \h </w:instrText>
+          <w:instrText xml:space="preserve"> PAGEREF _Toc229253892 \h </w:instrText>
         </w:r>
         <w:r>
           <w:rPr>
@@ -1896,7 +1896,7 @@
           <w14:ligatures w14:val="standardContextual"/>
         </w:rPr>
       </w:pPr>
-      <w:hyperlink w:anchor="_Toc228743489" w:history="1">
+      <w:hyperlink w:anchor="_Toc229253893" w:history="1">
         <w:r>
           <w:rPr>
             <w:rStyle w:val="Hyperlink"/>
@@ -1923,7 +1923,7 @@
             <w:noProof/>
             <w:webHidden/>
           </w:rPr>
-          <w:instrText xml:space="preserve"> PAGEREF _Toc228743489 \h </w:instrText>
+          <w:instrText xml:space="preserve"> PAGEREF _Toc229253893 \h </w:instrText>
         </w:r>
         <w:r>
           <w:rPr>
@@ -1971,7 +1971,7 @@
           <w14:ligatures w14:val="standardContextual"/>
         </w:rPr>
       </w:pPr>
-      <w:hyperlink w:anchor="_Toc228743490" w:history="1">
+      <w:hyperlink w:anchor="_Toc229253894" w:history="1">
         <w:r>
           <w:rPr>
             <w:rStyle w:val="Hyperlink"/>
@@ -1998,7 +1998,7 @@
             <w:noProof/>
             <w:webHidden/>
           </w:rPr>
-          <w:instrText xml:space="preserve"> PAGEREF _Toc228743490 \h </w:instrText>
+          <w:instrText xml:space="preserve"> PAGEREF _Toc229253894 \h </w:instrText>
         </w:r>
         <w:r>
           <w:rPr>
@@ -2046,7 +2046,7 @@
           <w14:ligatures w14:val="standardContextual"/>
         </w:rPr>
       </w:pPr>
-      <w:hyperlink w:anchor="_Toc228743491" w:history="1">
+      <w:hyperlink w:anchor="_Toc229253895" w:history="1">
         <w:r>
           <w:rPr>
             <w:rStyle w:val="Hyperlink"/>
@@ -2073,7 +2073,7 @@
             <w:noProof/>
             <w:webHidden/>
           </w:rPr>
-          <w:instrText xml:space="preserve"> PAGEREF _Toc228743491 \h </w:instrText>
+          <w:instrText xml:space="preserve"> PAGEREF _Toc229253895 \h </w:instrText>
         </w:r>
         <w:r>
           <w:rPr>
@@ -2121,7 +2121,7 @@
           <w14:ligatures w14:val="standardContextual"/>
         </w:rPr>
       </w:pPr>
-      <w:hyperlink w:anchor="_Toc228743492" w:history="1">
+      <w:hyperlink w:anchor="_Toc229253896" w:history="1">
         <w:r>
           <w:rPr>
             <w:rStyle w:val="Hyperlink"/>
@@ -2148,7 +2148,7 @@
             <w:noProof/>
             <w:webHidden/>
           </w:rPr>
-          <w:instrText xml:space="preserve"> PAGEREF _Toc228743492 \h </w:instrText>
+          <w:instrText xml:space="preserve"> PAGEREF _Toc229253896 \h </w:instrText>
         </w:r>
         <w:r>
           <w:rPr>
@@ -2196,7 +2196,7 @@
           <w14:ligatures w14:val="standardContextual"/>
         </w:rPr>
       </w:pPr>
-      <w:hyperlink w:anchor="_Toc228743493" w:history="1">
+      <w:hyperlink w:anchor="_Toc229253897" w:history="1">
         <w:r>
           <w:rPr>
             <w:rStyle w:val="Hyperlink"/>
@@ -2223,7 +2223,7 @@
             <w:noProof/>
             <w:webHidden/>
           </w:rPr>
-          <w:instrText xml:space="preserve"> PAGEREF _Toc228743493 \h </w:instrText>
+          <w:instrText xml:space="preserve"> PAGEREF _Toc229253897 \h </w:instrText>
         </w:r>
         <w:r>
           <w:rPr>
@@ -2271,7 +2271,7 @@
           <w14:ligatures w14:val="standardContextual"/>
         </w:rPr>
       </w:pPr>
-      <w:hyperlink w:anchor="_Toc228743494" w:history="1">
+      <w:hyperlink w:anchor="_Toc229253898" w:history="1">
         <w:r>
           <w:rPr>
             <w:rStyle w:val="Hyperlink"/>
@@ -2298,7 +2298,7 @@
             <w:noProof/>
             <w:webHidden/>
           </w:rPr>
-          <w:instrText xml:space="preserve"> PAGEREF _Toc228743494 \h </w:instrText>
+          <w:instrText xml:space="preserve"> PAGEREF _Toc229253898 \h </w:instrText>
         </w:r>
         <w:r>
           <w:rPr>
@@ -2344,7 +2344,7 @@
           <w14:ligatures w14:val="standardContextual"/>
         </w:rPr>
       </w:pPr>
-      <w:hyperlink w:anchor="_Toc228743495" w:history="1">
+      <w:hyperlink w:anchor="_Toc229253899" w:history="1">
         <w:r>
           <w:rPr>
             <w:rStyle w:val="Hyperlink"/>
@@ -2371,7 +2371,7 @@
             <w:noProof/>
             <w:webHidden/>
           </w:rPr>
-          <w:instrText xml:space="preserve"> PAGEREF _Toc228743495 \h </w:instrText>
+          <w:instrText xml:space="preserve"> PAGEREF _Toc229253899 \h </w:instrText>
         </w:r>
         <w:r>
           <w:rPr>
@@ -2417,7 +2417,7 @@
           <w14:ligatures w14:val="standardContextual"/>
         </w:rPr>
       </w:pPr>
-      <w:hyperlink w:anchor="_Toc228743496" w:history="1">
+      <w:hyperlink w:anchor="_Toc229253900" w:history="1">
         <w:r>
           <w:rPr>
             <w:rStyle w:val="Hyperlink"/>
@@ -2444,7 +2444,7 @@
             <w:noProof/>
             <w:webHidden/>
           </w:rPr>
-          <w:instrText xml:space="preserve"> PAGEREF _Toc228743496 \h </w:instrText>
+          <w:instrText xml:space="preserve"> PAGEREF _Toc229253900 \h </w:instrText>
         </w:r>
         <w:r>
           <w:rPr>
@@ -2490,7 +2490,7 @@
           <w14:ligatures w14:val="standardContextual"/>
         </w:rPr>
       </w:pPr>
-      <w:hyperlink w:anchor="_Toc228743497" w:history="1">
+      <w:hyperlink w:anchor="_Toc229253901" w:history="1">
         <w:r>
           <w:rPr>
             <w:rStyle w:val="Hyperlink"/>
@@ -2517,7 +2517,7 @@
             <w:noProof/>
             <w:webHidden/>
           </w:rPr>
-          <w:instrText xml:space="preserve"> PAGEREF _Toc228743497 \h </w:instrText>
+          <w:instrText xml:space="preserve"> PAGEREF _Toc229253901 \h </w:instrText>
         </w:r>
         <w:r>
           <w:rPr>
@@ -2563,7 +2563,7 @@
           <w14:ligatures w14:val="standardContextual"/>
         </w:rPr>
       </w:pPr>
-      <w:hyperlink w:anchor="_Toc228743498" w:history="1">
+      <w:hyperlink w:anchor="_Toc229253902" w:history="1">
         <w:r>
           <w:rPr>
             <w:rStyle w:val="Hyperlink"/>
@@ -2590,7 +2590,7 @@
             <w:noProof/>
             <w:webHidden/>
           </w:rPr>
-          <w:instrText xml:space="preserve"> PAGEREF _Toc228743498 \h </w:instrText>
+          <w:instrText xml:space="preserve"> PAGEREF _Toc229253902 \h </w:instrText>
         </w:r>
         <w:r>
           <w:rPr>
@@ -2638,7 +2638,7 @@
           <w14:ligatures w14:val="standardContextual"/>
         </w:rPr>
       </w:pPr>
-      <w:hyperlink w:anchor="_Toc228743499" w:history="1">
+      <w:hyperlink w:anchor="_Toc229253903" w:history="1">
         <w:r>
           <w:rPr>
             <w:rStyle w:val="Hyperlink"/>
@@ -2665,7 +2665,7 @@
             <w:noProof/>
             <w:webHidden/>
           </w:rPr>
-          <w:instrText xml:space="preserve"> PAGEREF _Toc228743499 \h </w:instrText>
+          <w:instrText xml:space="preserve"> PAGEREF _Toc229253903 \h </w:instrText>
         </w:r>
         <w:r>
           <w:rPr>
@@ -2711,7 +2711,7 @@
           <w14:ligatures w14:val="standardContextual"/>
         </w:rPr>
       </w:pPr>
-      <w:hyperlink w:anchor="_Toc228743500" w:history="1">
+      <w:hyperlink w:anchor="_Toc229253904" w:history="1">
         <w:r>
           <w:rPr>
             <w:rStyle w:val="Hyperlink"/>
@@ -2739,7 +2739,7 @@
             <w:noProof/>
             <w:webHidden/>
           </w:rPr>
-          <w:instrText xml:space="preserve"> PAGEREF _Toc228743500 \h </w:instrText>
+          <w:instrText xml:space="preserve"> PAGEREF _Toc229253904 \h </w:instrText>
         </w:r>
         <w:r>
           <w:rPr>
@@ -2787,7 +2787,7 @@
           <w14:ligatures w14:val="standardContextual"/>
         </w:rPr>
       </w:pPr>
-      <w:hyperlink w:anchor="_Toc228743501" w:history="1">
+      <w:hyperlink w:anchor="_Toc229253905" w:history="1">
         <w:r>
           <w:rPr>
             <w:rStyle w:val="Hyperlink"/>
@@ -2814,7 +2814,7 @@
             <w:noProof/>
             <w:webHidden/>
           </w:rPr>
-          <w:instrText xml:space="preserve"> PAGEREF _Toc228743501 \h </w:instrText>
+          <w:instrText xml:space="preserve"> PAGEREF _Toc229253905 \h </w:instrText>
         </w:r>
         <w:r>
           <w:rPr>
@@ -2860,7 +2860,7 @@
           <w14:ligatures w14:val="standardContextual"/>
         </w:rPr>
       </w:pPr>
-      <w:hyperlink w:anchor="_Toc228743502" w:history="1">
+      <w:hyperlink w:anchor="_Toc229253906" w:history="1">
         <w:r>
           <w:rPr>
             <w:rStyle w:val="Hyperlink"/>
@@ -2887,7 +2887,7 @@
             <w:noProof/>
             <w:webHidden/>
           </w:rPr>
-          <w:instrText xml:space="preserve"> PAGEREF _Toc228743502 \h </w:instrText>
+          <w:instrText xml:space="preserve"> PAGEREF _Toc229253906 \h </w:instrText>
         </w:r>
         <w:r>
           <w:rPr>
@@ -2933,7 +2933,7 @@
           <w14:ligatures w14:val="standardContextual"/>
         </w:rPr>
       </w:pPr>
-      <w:hyperlink w:anchor="_Toc228743503" w:history="1">
+      <w:hyperlink w:anchor="_Toc229253907" w:history="1">
         <w:r>
           <w:rPr>
             <w:rStyle w:val="Hyperlink"/>
@@ -2960,7 +2960,7 @@
             <w:noProof/>
             <w:webHidden/>
           </w:rPr>
-          <w:instrText xml:space="preserve"> PAGEREF _Toc228743503 \h </w:instrText>
+          <w:instrText xml:space="preserve"> PAGEREF _Toc229253907 \h </w:instrText>
         </w:r>
         <w:r>
           <w:rPr>
@@ -3008,7 +3008,7 @@
           <w14:ligatures w14:val="standardContextual"/>
         </w:rPr>
       </w:pPr>
-      <w:hyperlink w:anchor="_Toc228743504" w:history="1">
+      <w:hyperlink w:anchor="_Toc229253908" w:history="1">
         <w:r>
           <w:rPr>
             <w:rStyle w:val="Hyperlink"/>
@@ -3035,7 +3035,7 @@
             <w:noProof/>
             <w:webHidden/>
           </w:rPr>
-          <w:instrText xml:space="preserve"> PAGEREF _Toc228743504 \h </w:instrText>
+          <w:instrText xml:space="preserve"> PAGEREF _Toc229253908 \h </w:instrText>
         </w:r>
         <w:r>
           <w:rPr>
@@ -3081,7 +3081,7 @@
           <w14:ligatures w14:val="standardContextual"/>
         </w:rPr>
       </w:pPr>
-      <w:hyperlink w:anchor="_Toc228743505" w:history="1">
+      <w:hyperlink w:anchor="_Toc229253909" w:history="1">
         <w:r>
           <w:rPr>
             <w:rStyle w:val="Hyperlink"/>
@@ -3108,7 +3108,7 @@
             <w:noProof/>
             <w:webHidden/>
           </w:rPr>
-          <w:instrText xml:space="preserve"> PAGEREF _Toc228743505 \h </w:instrText>
+          <w:instrText xml:space="preserve"> PAGEREF _Toc229253909 \h </w:instrText>
         </w:r>
         <w:r>
           <w:rPr>
@@ -3154,7 +3154,7 @@
           <w14:ligatures w14:val="standardContextual"/>
         </w:rPr>
       </w:pPr>
-      <w:hyperlink w:anchor="_Toc228743506" w:history="1">
+      <w:hyperlink w:anchor="_Toc229253910" w:history="1">
         <w:r>
           <w:rPr>
             <w:rStyle w:val="Hyperlink"/>
@@ -3181,7 +3181,7 @@
             <w:noProof/>
             <w:webHidden/>
           </w:rPr>
-          <w:instrText xml:space="preserve"> PAGEREF _Toc228743506 \h </w:instrText>
+          <w:instrText xml:space="preserve"> PAGEREF _Toc229253910 \h </w:instrText>
         </w:r>
         <w:r>
           <w:rPr>
@@ -3227,7 +3227,7 @@
           <w14:ligatures w14:val="standardContextual"/>
         </w:rPr>
       </w:pPr>
-      <w:hyperlink w:anchor="_Toc228743507" w:history="1">
+      <w:hyperlink w:anchor="_Toc229253911" w:history="1">
         <w:r>
           <w:rPr>
             <w:rStyle w:val="Hyperlink"/>
@@ -3254,7 +3254,7 @@
             <w:noProof/>
             <w:webHidden/>
           </w:rPr>
-          <w:instrText xml:space="preserve"> PAGEREF _Toc228743507 \h </w:instrText>
+          <w:instrText xml:space="preserve"> PAGEREF _Toc229253911 \h </w:instrText>
         </w:r>
         <w:r>
           <w:rPr>
@@ -3300,7 +3300,7 @@
           <w14:ligatures w14:val="standardContextual"/>
         </w:rPr>
       </w:pPr>
-      <w:hyperlink w:anchor="_Toc228743508" w:history="1">
+      <w:hyperlink w:anchor="_Toc229253912" w:history="1">
         <w:r>
           <w:rPr>
             <w:rStyle w:val="Hyperlink"/>
@@ -3327,7 +3327,7 @@
             <w:noProof/>
             <w:webHidden/>
           </w:rPr>
-          <w:instrText xml:space="preserve"> PAGEREF _Toc228743508 \h </w:instrText>
+          <w:instrText xml:space="preserve"> PAGEREF _Toc229253912 \h </w:instrText>
         </w:r>
         <w:r>
           <w:rPr>
@@ -3375,7 +3375,7 @@
           <w14:ligatures w14:val="standardContextual"/>
         </w:rPr>
       </w:pPr>
-      <w:hyperlink w:anchor="_Toc228743509" w:history="1">
+      <w:hyperlink w:anchor="_Toc229253913" w:history="1">
         <w:r>
           <w:rPr>
             <w:rStyle w:val="Hyperlink"/>
@@ -3402,7 +3402,7 @@
             <w:noProof/>
             <w:webHidden/>
           </w:rPr>
-          <w:instrText xml:space="preserve"> PAGEREF _Toc228743509 \h </w:instrText>
+          <w:instrText xml:space="preserve"> PAGEREF _Toc229253913 \h </w:instrText>
         </w:r>
         <w:r>
           <w:rPr>
@@ -3448,7 +3448,7 @@
           <w14:ligatures w14:val="standardContextual"/>
         </w:rPr>
       </w:pPr>
-      <w:hyperlink w:anchor="_Toc228743510" w:history="1">
+      <w:hyperlink w:anchor="_Toc229253914" w:history="1">
         <w:r>
           <w:rPr>
             <w:rStyle w:val="Hyperlink"/>
@@ -3475,7 +3475,7 @@
             <w:noProof/>
             <w:webHidden/>
           </w:rPr>
-          <w:instrText xml:space="preserve"> PAGEREF _Toc228743510 \h </w:instrText>
+          <w:instrText xml:space="preserve"> PAGEREF _Toc229253914 \h </w:instrText>
         </w:r>
         <w:r>
           <w:rPr>
@@ -3521,7 +3521,7 @@
           <w14:ligatures w14:val="standardContextual"/>
         </w:rPr>
       </w:pPr>
-      <w:hyperlink w:anchor="_Toc228743511" w:history="1">
+      <w:hyperlink w:anchor="_Toc229253915" w:history="1">
         <w:r>
           <w:rPr>
             <w:rStyle w:val="Hyperlink"/>
@@ -3549,7 +3549,7 @@
             <w:noProof/>
             <w:webHidden/>
           </w:rPr>
-          <w:instrText xml:space="preserve"> PAGEREF _Toc228743511 \h </w:instrText>
+          <w:instrText xml:space="preserve"> PAGEREF _Toc229253915 \h </w:instrText>
         </w:r>
         <w:r>
           <w:rPr>
@@ -3595,7 +3595,7 @@
           <w14:ligatures w14:val="standardContextual"/>
         </w:rPr>
       </w:pPr>
-      <w:hyperlink w:anchor="_Toc228743512" w:history="1">
+      <w:hyperlink w:anchor="_Toc229253916" w:history="1">
         <w:r>
           <w:rPr>
             <w:rStyle w:val="Hyperlink"/>
@@ -3622,7 +3622,7 @@
             <w:noProof/>
             <w:webHidden/>
           </w:rPr>
-          <w:instrText xml:space="preserve"> PAGEREF _Toc228743512 \h </w:instrText>
+          <w:instrText xml:space="preserve"> PAGEREF _Toc229253916 \h </w:instrText>
         </w:r>
         <w:r>
           <w:rPr>
@@ -3668,7 +3668,7 @@
           <w14:ligatures w14:val="standardContextual"/>
         </w:rPr>
       </w:pPr>
-      <w:hyperlink w:anchor="_Toc228743513" w:history="1">
+      <w:hyperlink w:anchor="_Toc229253917" w:history="1">
         <w:r>
           <w:rPr>
             <w:rStyle w:val="Hyperlink"/>
@@ -3695,7 +3695,7 @@
             <w:noProof/>
             <w:webHidden/>
           </w:rPr>
-          <w:instrText xml:space="preserve"> PAGEREF _Toc228743513 \h </w:instrText>
+          <w:instrText xml:space="preserve"> PAGEREF _Toc229253917 \h </w:instrText>
         </w:r>
         <w:r>
           <w:rPr>
@@ -3743,7 +3743,7 @@
           <w14:ligatures w14:val="standardContextual"/>
         </w:rPr>
       </w:pPr>
-      <w:hyperlink w:anchor="_Toc228743514" w:history="1">
+      <w:hyperlink w:anchor="_Toc229253918" w:history="1">
         <w:r>
           <w:rPr>
             <w:rStyle w:val="Hyperlink"/>
@@ -3770,7 +3770,7 @@
             <w:noProof/>
             <w:webHidden/>
           </w:rPr>
-          <w:instrText xml:space="preserve"> PAGEREF _Toc228743514 \h </w:instrText>
+          <w:instrText xml:space="preserve"> PAGEREF _Toc229253918 \h </w:instrText>
         </w:r>
         <w:r>
           <w:rPr>
@@ -3816,7 +3816,7 @@
           <w14:ligatures w14:val="standardContextual"/>
         </w:rPr>
       </w:pPr>
-      <w:hyperlink w:anchor="_Toc228743515" w:history="1">
+      <w:hyperlink w:anchor="_Toc229253919" w:history="1">
         <w:r>
           <w:rPr>
             <w:rStyle w:val="Hyperlink"/>
@@ -3843,7 +3843,7 @@
             <w:noProof/>
             <w:webHidden/>
           </w:rPr>
-          <w:instrText xml:space="preserve"> PAGEREF _Toc228743515 \h </w:instrText>
+          <w:instrText xml:space="preserve"> PAGEREF _Toc229253919 \h </w:instrText>
         </w:r>
         <w:r>
           <w:rPr>
@@ -3889,7 +3889,7 @@
           <w14:ligatures w14:val="standardContextual"/>
         </w:rPr>
       </w:pPr>
-      <w:hyperlink w:anchor="_Toc228743516" w:history="1">
+      <w:hyperlink w:anchor="_Toc229253920" w:history="1">
         <w:r>
           <w:rPr>
             <w:rStyle w:val="Hyperlink"/>
@@ -3917,7 +3917,7 @@
             <w:noProof/>
             <w:webHidden/>
           </w:rPr>
-          <w:instrText xml:space="preserve"> PAGEREF _Toc228743516 \h </w:instrText>
+          <w:instrText xml:space="preserve"> PAGEREF _Toc229253920 \h </w:instrText>
         </w:r>
         <w:r>
           <w:rPr>
@@ -3963,7 +3963,7 @@
           <w14:ligatures w14:val="standardContextual"/>
         </w:rPr>
       </w:pPr>
-      <w:hyperlink w:anchor="_Toc228743517" w:history="1">
+      <w:hyperlink w:anchor="_Toc229253921" w:history="1">
         <w:r>
           <w:rPr>
             <w:rStyle w:val="Hyperlink"/>
@@ -3990,7 +3990,7 @@
             <w:noProof/>
             <w:webHidden/>
           </w:rPr>
-          <w:instrText xml:space="preserve"> PAGEREF _Toc228743517 \h </w:instrText>
+          <w:instrText xml:space="preserve"> PAGEREF _Toc229253921 \h </w:instrText>
         </w:r>
         <w:r>
           <w:rPr>
@@ -4036,7 +4036,7 @@
           <w14:ligatures w14:val="standardContextual"/>
         </w:rPr>
       </w:pPr>
-      <w:hyperlink w:anchor="_Toc228743518" w:history="1">
+      <w:hyperlink w:anchor="_Toc229253922" w:history="1">
         <w:r>
           <w:rPr>
             <w:rStyle w:val="Hyperlink"/>
@@ -4065,7 +4065,7 @@
             <w:noProof/>
             <w:webHidden/>
           </w:rPr>
-          <w:instrText xml:space="preserve"> PAGEREF _Toc228743518 \h </w:instrText>
+          <w:instrText xml:space="preserve"> PAGEREF _Toc229253922 \h </w:instrText>
         </w:r>
         <w:r>
           <w:rPr>
@@ -4111,7 +4111,7 @@
           <w14:ligatures w14:val="standardContextual"/>
         </w:rPr>
       </w:pPr>
-      <w:hyperlink w:anchor="_Toc228743519" w:history="1">
+      <w:hyperlink w:anchor="_Toc229253923" w:history="1">
         <w:r>
           <w:rPr>
             <w:rStyle w:val="Hyperlink"/>
@@ -4138,7 +4138,7 @@
             <w:noProof/>
             <w:webHidden/>
           </w:rPr>
-          <w:instrText xml:space="preserve"> PAGEREF _Toc228743519 \h </w:instrText>
+          <w:instrText xml:space="preserve"> PAGEREF _Toc229253923 \h </w:instrText>
         </w:r>
         <w:r>
           <w:rPr>
@@ -4184,7 +4184,7 @@
           <w14:ligatures w14:val="standardContextual"/>
         </w:rPr>
       </w:pPr>
-      <w:hyperlink w:anchor="_Toc228743520" w:history="1">
+      <w:hyperlink w:anchor="_Toc229253924" w:history="1">
         <w:r>
           <w:rPr>
             <w:rStyle w:val="Hyperlink"/>
@@ -4211,7 +4211,7 @@
             <w:noProof/>
             <w:webHidden/>
           </w:rPr>
-          <w:instrText xml:space="preserve"> PAGEREF _Toc228743520 \h </w:instrText>
+          <w:instrText xml:space="preserve"> PAGEREF _Toc229253924 \h </w:instrText>
         </w:r>
         <w:r>
           <w:rPr>
@@ -4257,7 +4257,7 @@
           <w14:ligatures w14:val="standardContextual"/>
         </w:rPr>
       </w:pPr>
-      <w:hyperlink w:anchor="_Toc228743521" w:history="1">
+      <w:hyperlink w:anchor="_Toc229253925" w:history="1">
         <w:r>
           <w:rPr>
             <w:rStyle w:val="Hyperlink"/>
@@ -4284,7 +4284,7 @@
             <w:noProof/>
             <w:webHidden/>
           </w:rPr>
-          <w:instrText xml:space="preserve"> PAGEREF _Toc228743521 \h </w:instrText>
+          <w:instrText xml:space="preserve"> PAGEREF _Toc229253925 \h </w:instrText>
         </w:r>
         <w:r>
           <w:rPr>
@@ -4330,7 +4330,7 @@
           <w14:ligatures w14:val="standardContextual"/>
         </w:rPr>
       </w:pPr>
-      <w:hyperlink w:anchor="_Toc228743522" w:history="1">
+      <w:hyperlink w:anchor="_Toc229253926" w:history="1">
         <w:r>
           <w:rPr>
             <w:rStyle w:val="Hyperlink"/>
@@ -4357,7 +4357,7 @@
             <w:noProof/>
             <w:webHidden/>
           </w:rPr>
-          <w:instrText xml:space="preserve"> PAGEREF _Toc228743522 \h </w:instrText>
+          <w:instrText xml:space="preserve"> PAGEREF _Toc229253926 \h </w:instrText>
         </w:r>
         <w:r>
           <w:rPr>
@@ -4405,7 +4405,7 @@
           <w14:ligatures w14:val="standardContextual"/>
         </w:rPr>
       </w:pPr>
-      <w:hyperlink w:anchor="_Toc228743523" w:history="1">
+      <w:hyperlink w:anchor="_Toc229253927" w:history="1">
         <w:r>
           <w:rPr>
             <w:rStyle w:val="Hyperlink"/>
@@ -4432,7 +4432,7 @@
             <w:noProof/>
             <w:webHidden/>
           </w:rPr>
-          <w:instrText xml:space="preserve"> PAGEREF _Toc228743523 \h </w:instrText>
+          <w:instrText xml:space="preserve"> PAGEREF _Toc229253927 \h </w:instrText>
         </w:r>
         <w:r>
           <w:rPr>
@@ -4478,7 +4478,7 @@
           <w14:ligatures w14:val="standardContextual"/>
         </w:rPr>
       </w:pPr>
-      <w:hyperlink w:anchor="_Toc228743524" w:history="1">
+      <w:hyperlink w:anchor="_Toc229253928" w:history="1">
         <w:r>
           <w:rPr>
             <w:rStyle w:val="Hyperlink"/>
@@ -4505,7 +4505,7 @@
             <w:noProof/>
             <w:webHidden/>
           </w:rPr>
-          <w:instrText xml:space="preserve"> PAGEREF _Toc228743524 \h </w:instrText>
+          <w:instrText xml:space="preserve"> PAGEREF _Toc229253928 \h </w:instrText>
         </w:r>
         <w:r>
           <w:rPr>
@@ -4551,7 +4551,7 @@
           <w14:ligatures w14:val="standardContextual"/>
         </w:rPr>
       </w:pPr>
-      <w:hyperlink w:anchor="_Toc228743525" w:history="1">
+      <w:hyperlink w:anchor="_Toc229253929" w:history="1">
         <w:r>
           <w:rPr>
             <w:rStyle w:val="Hyperlink"/>
@@ -4578,7 +4578,7 @@
             <w:noProof/>
             <w:webHidden/>
           </w:rPr>
-          <w:instrText xml:space="preserve"> PAGEREF _Toc228743525 \h </w:instrText>
+          <w:instrText xml:space="preserve"> PAGEREF _Toc229253929 \h </w:instrText>
         </w:r>
         <w:r>
           <w:rPr>
@@ -4624,7 +4624,7 @@
           <w14:ligatures w14:val="standardContextual"/>
         </w:rPr>
       </w:pPr>
-      <w:hyperlink w:anchor="_Toc228743526" w:history="1">
+      <w:hyperlink w:anchor="_Toc229253930" w:history="1">
         <w:r>
           <w:rPr>
             <w:rStyle w:val="Hyperlink"/>
@@ -4651,7 +4651,7 @@
             <w:noProof/>
             <w:webHidden/>
           </w:rPr>
-          <w:instrText xml:space="preserve"> PAGEREF _Toc228743526 \h </w:instrText>
+          <w:instrText xml:space="preserve"> PAGEREF _Toc229253930 \h </w:instrText>
         </w:r>
         <w:r>
           <w:rPr>
@@ -4697,7 +4697,7 @@
           <w14:ligatures w14:val="standardContextual"/>
         </w:rPr>
       </w:pPr>
-      <w:hyperlink w:anchor="_Toc228743527" w:history="1">
+      <w:hyperlink w:anchor="_Toc229253931" w:history="1">
         <w:r>
           <w:rPr>
             <w:rStyle w:val="Hyperlink"/>
@@ -4724,7 +4724,7 @@
             <w:noProof/>
             <w:webHidden/>
           </w:rPr>
-          <w:instrText xml:space="preserve"> PAGEREF _Toc228743527 \h </w:instrText>
+          <w:instrText xml:space="preserve"> PAGEREF _Toc229253931 \h </w:instrText>
         </w:r>
         <w:r>
           <w:rPr>
@@ -4770,7 +4770,7 @@
           <w14:ligatures w14:val="standardContextual"/>
         </w:rPr>
       </w:pPr>
-      <w:hyperlink w:anchor="_Toc228743528" w:history="1">
+      <w:hyperlink w:anchor="_Toc229253932" w:history="1">
         <w:r>
           <w:rPr>
             <w:rStyle w:val="Hyperlink"/>
@@ -4797,7 +4797,7 @@
             <w:noProof/>
             <w:webHidden/>
           </w:rPr>
-          <w:instrText xml:space="preserve"> PAGEREF _Toc228743528 \h </w:instrText>
+          <w:instrText xml:space="preserve"> PAGEREF _Toc229253932 \h </w:instrText>
         </w:r>
         <w:r>
           <w:rPr>
@@ -4845,7 +4845,7 @@
           <w14:ligatures w14:val="standardContextual"/>
         </w:rPr>
       </w:pPr>
-      <w:hyperlink w:anchor="_Toc228743529" w:history="1">
+      <w:hyperlink w:anchor="_Toc229253933" w:history="1">
         <w:r>
           <w:rPr>
             <w:rStyle w:val="Hyperlink"/>
@@ -4872,7 +4872,7 @@
             <w:noProof/>
             <w:webHidden/>
           </w:rPr>
-          <w:instrText xml:space="preserve"> PAGEREF _Toc228743529 \h </w:instrText>
+          <w:instrText xml:space="preserve"> PAGEREF _Toc229253933 \h </w:instrText>
         </w:r>
         <w:r>
           <w:rPr>
@@ -4918,7 +4918,7 @@
           <w14:ligatures w14:val="standardContextual"/>
         </w:rPr>
       </w:pPr>
-      <w:hyperlink w:anchor="_Toc228743530" w:history="1">
+      <w:hyperlink w:anchor="_Toc229253934" w:history="1">
         <w:r>
           <w:rPr>
             <w:rStyle w:val="Hyperlink"/>
@@ -4945,7 +4945,7 @@
             <w:noProof/>
             <w:webHidden/>
           </w:rPr>
-          <w:instrText xml:space="preserve"> PAGEREF _Toc228743530 \h </w:instrText>
+          <w:instrText xml:space="preserve"> PAGEREF _Toc229253934 \h </w:instrText>
         </w:r>
         <w:r>
           <w:rPr>
@@ -4991,7 +4991,7 @@
           <w14:ligatures w14:val="standardContextual"/>
         </w:rPr>
       </w:pPr>
-      <w:hyperlink w:anchor="_Toc228743531" w:history="1">
+      <w:hyperlink w:anchor="_Toc229253935" w:history="1">
         <w:r>
           <w:rPr>
             <w:rStyle w:val="Hyperlink"/>
@@ -5018,7 +5018,7 @@
             <w:noProof/>
             <w:webHidden/>
           </w:rPr>
-          <w:instrText xml:space="preserve"> PAGEREF _Toc228743531 \h </w:instrText>
+          <w:instrText xml:space="preserve"> PAGEREF _Toc229253935 \h </w:instrText>
         </w:r>
         <w:r>
           <w:rPr>
@@ -5064,7 +5064,7 @@
           <w14:ligatures w14:val="standardContextual"/>
         </w:rPr>
       </w:pPr>
-      <w:hyperlink w:anchor="_Toc228743532" w:history="1">
+      <w:hyperlink w:anchor="_Toc229253936" w:history="1">
         <w:r>
           <w:rPr>
             <w:rStyle w:val="Hyperlink"/>
@@ -5091,7 +5091,7 @@
             <w:noProof/>
             <w:webHidden/>
           </w:rPr>
-          <w:instrText xml:space="preserve"> PAGEREF _Toc228743532 \h </w:instrText>
+          <w:instrText xml:space="preserve"> PAGEREF _Toc229253936 \h </w:instrText>
         </w:r>
         <w:r>
           <w:rPr>
@@ -5137,7 +5137,7 @@
           <w14:ligatures w14:val="standardContextual"/>
         </w:rPr>
       </w:pPr>
-      <w:hyperlink w:anchor="_Toc228743533" w:history="1">
+      <w:hyperlink w:anchor="_Toc229253937" w:history="1">
         <w:r>
           <w:rPr>
             <w:rStyle w:val="Hyperlink"/>
@@ -5164,7 +5164,7 @@
             <w:noProof/>
             <w:webHidden/>
           </w:rPr>
-          <w:instrText xml:space="preserve"> PAGEREF _Toc228743533 \h </w:instrText>
+          <w:instrText xml:space="preserve"> PAGEREF _Toc229253937 \h </w:instrText>
         </w:r>
         <w:r>
           <w:rPr>
@@ -5210,7 +5210,7 @@
           <w14:ligatures w14:val="standardContextual"/>
         </w:rPr>
       </w:pPr>
-      <w:hyperlink w:anchor="_Toc228743534" w:history="1">
+      <w:hyperlink w:anchor="_Toc229253938" w:history="1">
         <w:r>
           <w:rPr>
             <w:rStyle w:val="Hyperlink"/>
@@ -5237,7 +5237,7 @@
             <w:noProof/>
             <w:webHidden/>
           </w:rPr>
-          <w:instrText xml:space="preserve"> PAGEREF _Toc228743534 \h </w:instrText>
+          <w:instrText xml:space="preserve"> PAGEREF _Toc229253938 \h </w:instrText>
         </w:r>
         <w:r>
           <w:rPr>
@@ -5283,7 +5283,7 @@
           <w14:ligatures w14:val="standardContextual"/>
         </w:rPr>
       </w:pPr>
-      <w:hyperlink w:anchor="_Toc228743535" w:history="1">
+      <w:hyperlink w:anchor="_Toc229253939" w:history="1">
         <w:r>
           <w:rPr>
             <w:rStyle w:val="Hyperlink"/>
@@ -5310,7 +5310,7 @@
             <w:noProof/>
             <w:webHidden/>
           </w:rPr>
-          <w:instrText xml:space="preserve"> PAGEREF _Toc228743535 \h </w:instrText>
+          <w:instrText xml:space="preserve"> PAGEREF _Toc229253939 \h </w:instrText>
         </w:r>
         <w:r>
           <w:rPr>
@@ -5356,7 +5356,7 @@
           <w14:ligatures w14:val="standardContextual"/>
         </w:rPr>
       </w:pPr>
-      <w:hyperlink w:anchor="_Toc228743536" w:history="1">
+      <w:hyperlink w:anchor="_Toc229253940" w:history="1">
         <w:r>
           <w:rPr>
             <w:rStyle w:val="Hyperlink"/>
@@ -5383,7 +5383,7 @@
             <w:noProof/>
             <w:webHidden/>
           </w:rPr>
-          <w:instrText xml:space="preserve"> PAGEREF _Toc228743536 \h </w:instrText>
+          <w:instrText xml:space="preserve"> PAGEREF _Toc229253940 \h </w:instrText>
         </w:r>
         <w:r>
           <w:rPr>
@@ -5431,7 +5431,7 @@
           <w14:ligatures w14:val="standardContextual"/>
         </w:rPr>
       </w:pPr>
-      <w:hyperlink w:anchor="_Toc228743537" w:history="1">
+      <w:hyperlink w:anchor="_Toc229253941" w:history="1">
         <w:r>
           <w:rPr>
             <w:rStyle w:val="Hyperlink"/>
@@ -5458,7 +5458,7 @@
             <w:noProof/>
             <w:webHidden/>
           </w:rPr>
-          <w:instrText xml:space="preserve"> PAGEREF _Toc228743537 \h </w:instrText>
+          <w:instrText xml:space="preserve"> PAGEREF _Toc229253941 \h </w:instrText>
         </w:r>
         <w:r>
           <w:rPr>
@@ -5504,7 +5504,7 @@
           <w14:ligatures w14:val="standardContextual"/>
         </w:rPr>
       </w:pPr>
-      <w:hyperlink w:anchor="_Toc228743538" w:history="1">
+      <w:hyperlink w:anchor="_Toc229253942" w:history="1">
         <w:r>
           <w:rPr>
             <w:rStyle w:val="Hyperlink"/>
@@ -5531,7 +5531,7 @@
             <w:noProof/>
             <w:webHidden/>
           </w:rPr>
-          <w:instrText xml:space="preserve"> PAGEREF _Toc228743538 \h </w:instrText>
+          <w:instrText xml:space="preserve"> PAGEREF _Toc229253942 \h </w:instrText>
         </w:r>
         <w:r>
           <w:rPr>
@@ -5577,7 +5577,7 @@
           <w14:ligatures w14:val="standardContextual"/>
         </w:rPr>
       </w:pPr>
-      <w:hyperlink w:anchor="_Toc228743539" w:history="1">
+      <w:hyperlink w:anchor="_Toc229253943" w:history="1">
         <w:r>
           <w:rPr>
             <w:rStyle w:val="Hyperlink"/>
@@ -5604,7 +5604,7 @@
             <w:noProof/>
             <w:webHidden/>
           </w:rPr>
-          <w:instrText xml:space="preserve"> PAGEREF _Toc228743539 \h </w:instrText>
+          <w:instrText xml:space="preserve"> PAGEREF _Toc229253943 \h </w:instrText>
         </w:r>
         <w:r>
           <w:rPr>
@@ -5652,7 +5652,7 @@
           <w14:ligatures w14:val="standardContextual"/>
         </w:rPr>
       </w:pPr>
-      <w:hyperlink w:anchor="_Toc228743540" w:history="1">
+      <w:hyperlink w:anchor="_Toc229253944" w:history="1">
         <w:r>
           <w:rPr>
             <w:rStyle w:val="Hyperlink"/>
@@ -5679,7 +5679,7 @@
             <w:noProof/>
             <w:webHidden/>
           </w:rPr>
-          <w:instrText xml:space="preserve"> PAGEREF _Toc228743540 \h </w:instrText>
+          <w:instrText xml:space="preserve"> PAGEREF _Toc229253944 \h </w:instrText>
         </w:r>
         <w:r>
           <w:rPr>
@@ -5725,7 +5725,7 @@
           <w14:ligatures w14:val="standardContextual"/>
         </w:rPr>
       </w:pPr>
-      <w:hyperlink w:anchor="_Toc228743541" w:history="1">
+      <w:hyperlink w:anchor="_Toc229253945" w:history="1">
         <w:r>
           <w:rPr>
             <w:rStyle w:val="Hyperlink"/>
@@ -5752,7 +5752,7 @@
             <w:noProof/>
             <w:webHidden/>
           </w:rPr>
-          <w:instrText xml:space="preserve"> PAGEREF _Toc228743541 \h </w:instrText>
+          <w:instrText xml:space="preserve"> PAGEREF _Toc229253945 \h </w:instrText>
         </w:r>
         <w:r>
           <w:rPr>
@@ -5798,7 +5798,7 @@
           <w14:ligatures w14:val="standardContextual"/>
         </w:rPr>
       </w:pPr>
-      <w:hyperlink w:anchor="_Toc228743542" w:history="1">
+      <w:hyperlink w:anchor="_Toc229253946" w:history="1">
         <w:r>
           <w:rPr>
             <w:rStyle w:val="Hyperlink"/>
@@ -5825,7 +5825,7 @@
             <w:noProof/>
             <w:webHidden/>
           </w:rPr>
-          <w:instrText xml:space="preserve"> PAGEREF _Toc228743542 \h </w:instrText>
+          <w:instrText xml:space="preserve"> PAGEREF _Toc229253946 \h </w:instrText>
         </w:r>
         <w:r>
           <w:rPr>
@@ -5873,7 +5873,7 @@
           <w14:ligatures w14:val="standardContextual"/>
         </w:rPr>
       </w:pPr>
-      <w:hyperlink w:anchor="_Toc228743543" w:history="1">
+      <w:hyperlink w:anchor="_Toc229253947" w:history="1">
         <w:r>
           <w:rPr>
             <w:rStyle w:val="Hyperlink"/>
@@ -5901,7 +5901,7 @@
             <w:noProof/>
             <w:webHidden/>
           </w:rPr>
-          <w:instrText xml:space="preserve"> PAGEREF _Toc228743543 \h </w:instrText>
+          <w:instrText xml:space="preserve"> PAGEREF _Toc229253947 \h </w:instrText>
         </w:r>
         <w:r>
           <w:rPr>
@@ -5949,7 +5949,7 @@
           <w14:ligatures w14:val="standardContextual"/>
         </w:rPr>
       </w:pPr>
-      <w:hyperlink w:anchor="_Toc228743544" w:history="1">
+      <w:hyperlink w:anchor="_Toc229253948" w:history="1">
         <w:r>
           <w:rPr>
             <w:rStyle w:val="Hyperlink"/>
@@ -5976,7 +5976,7 @@
             <w:noProof/>
             <w:webHidden/>
           </w:rPr>
-          <w:instrText xml:space="preserve"> PAGEREF _Toc228743544 \h </w:instrText>
+          <w:instrText xml:space="preserve"> PAGEREF _Toc229253948 \h </w:instrText>
         </w:r>
         <w:r>
           <w:rPr>
@@ -6024,7 +6024,7 @@
           <w14:ligatures w14:val="standardContextual"/>
         </w:rPr>
       </w:pPr>
-      <w:hyperlink w:anchor="_Toc228743545" w:history="1">
+      <w:hyperlink w:anchor="_Toc229253949" w:history="1">
         <w:r>
           <w:rPr>
             <w:rStyle w:val="Hyperlink"/>
@@ -6051,7 +6051,7 @@
             <w:noProof/>
             <w:webHidden/>
           </w:rPr>
-          <w:instrText xml:space="preserve"> PAGEREF _Toc228743545 \h </w:instrText>
+          <w:instrText xml:space="preserve"> PAGEREF _Toc229253949 \h </w:instrText>
         </w:r>
         <w:r>
           <w:rPr>
@@ -6099,7 +6099,7 @@
           <w14:ligatures w14:val="standardContextual"/>
         </w:rPr>
       </w:pPr>
-      <w:hyperlink w:anchor="_Toc228743546" w:history="1">
+      <w:hyperlink w:anchor="_Toc229253950" w:history="1">
         <w:r>
           <w:rPr>
             <w:rStyle w:val="Hyperlink"/>
@@ -6126,7 +6126,7 @@
             <w:noProof/>
             <w:webHidden/>
           </w:rPr>
-          <w:instrText xml:space="preserve"> PAGEREF _Toc228743546 \h </w:instrText>
+          <w:instrText xml:space="preserve"> PAGEREF _Toc229253950 \h </w:instrText>
         </w:r>
         <w:r>
           <w:rPr>
@@ -6174,7 +6174,7 @@
           <w14:ligatures w14:val="standardContextual"/>
         </w:rPr>
       </w:pPr>
-      <w:hyperlink w:anchor="_Toc228743547" w:history="1">
+      <w:hyperlink w:anchor="_Toc229253951" w:history="1">
         <w:r>
           <w:rPr>
             <w:rStyle w:val="Hyperlink"/>
@@ -6201,7 +6201,7 @@
             <w:noProof/>
             <w:webHidden/>
           </w:rPr>
-          <w:instrText xml:space="preserve"> PAGEREF _Toc228743547 \h </w:instrText>
+          <w:instrText xml:space="preserve"> PAGEREF _Toc229253951 \h </w:instrText>
         </w:r>
         <w:r>
           <w:rPr>
@@ -6249,7 +6249,7 @@
           <w14:ligatures w14:val="standardContextual"/>
         </w:rPr>
       </w:pPr>
-      <w:hyperlink w:anchor="_Toc228743548" w:history="1">
+      <w:hyperlink w:anchor="_Toc229253952" w:history="1">
         <w:r>
           <w:rPr>
             <w:rStyle w:val="Hyperlink"/>
@@ -6276,7 +6276,7 @@
             <w:noProof/>
             <w:webHidden/>
           </w:rPr>
-          <w:instrText xml:space="preserve"> PAGEREF _Toc228743548 \h </w:instrText>
+          <w:instrText xml:space="preserve"> PAGEREF _Toc229253952 \h </w:instrText>
         </w:r>
         <w:r>
           <w:rPr>
@@ -6324,7 +6324,7 @@
           <w14:ligatures w14:val="standardContextual"/>
         </w:rPr>
       </w:pPr>
-      <w:hyperlink w:anchor="_Toc228743549" w:history="1">
+      <w:hyperlink w:anchor="_Toc229253953" w:history="1">
         <w:r>
           <w:rPr>
             <w:rStyle w:val="Hyperlink"/>
@@ -6351,7 +6351,7 @@
             <w:noProof/>
             <w:webHidden/>
           </w:rPr>
-          <w:instrText xml:space="preserve"> PAGEREF _Toc228743549 \h </w:instrText>
+          <w:instrText xml:space="preserve"> PAGEREF _Toc229253953 \h </w:instrText>
         </w:r>
         <w:r>
           <w:rPr>
@@ -6399,7 +6399,7 @@
           <w14:ligatures w14:val="standardContextual"/>
         </w:rPr>
       </w:pPr>
-      <w:hyperlink w:anchor="_Toc228743550" w:history="1">
+      <w:hyperlink w:anchor="_Toc229253954" w:history="1">
         <w:r>
           <w:rPr>
             <w:rStyle w:val="Hyperlink"/>
@@ -6427,7 +6427,7 @@
             <w:noProof/>
             <w:webHidden/>
           </w:rPr>
-          <w:instrText xml:space="preserve"> PAGEREF _Toc228743550 \h </w:instrText>
+          <w:instrText xml:space="preserve"> PAGEREF _Toc229253954 \h </w:instrText>
         </w:r>
         <w:r>
           <w:rPr>
@@ -6473,7 +6473,7 @@
           <w14:ligatures w14:val="standardContextual"/>
         </w:rPr>
       </w:pPr>
-      <w:hyperlink w:anchor="_Toc228743551" w:history="1">
+      <w:hyperlink w:anchor="_Toc229253955" w:history="1">
         <w:r>
           <w:rPr>
             <w:rStyle w:val="Hyperlink"/>
@@ -6500,7 +6500,7 @@
             <w:noProof/>
             <w:webHidden/>
           </w:rPr>
-          <w:instrText xml:space="preserve"> PAGEREF _Toc228743551 \h </w:instrText>
+          <w:instrText xml:space="preserve"> PAGEREF _Toc229253955 \h </w:instrText>
         </w:r>
         <w:r>
           <w:rPr>
@@ -6548,7 +6548,7 @@
           <w14:ligatures w14:val="standardContextual"/>
         </w:rPr>
       </w:pPr>
-      <w:hyperlink w:anchor="_Toc228743552" w:history="1">
+      <w:hyperlink w:anchor="_Toc229253956" w:history="1">
         <w:r>
           <w:rPr>
             <w:rStyle w:val="Hyperlink"/>
@@ -6576,7 +6576,7 @@
             <w:noProof/>
             <w:webHidden/>
           </w:rPr>
-          <w:instrText xml:space="preserve"> PAGEREF _Toc228743552 \h </w:instrText>
+          <w:instrText xml:space="preserve"> PAGEREF _Toc229253956 \h </w:instrText>
         </w:r>
         <w:r>
           <w:rPr>
@@ -6624,7 +6624,7 @@
           <w14:ligatures w14:val="standardContextual"/>
         </w:rPr>
       </w:pPr>
-      <w:hyperlink w:anchor="_Toc228743553" w:history="1">
+      <w:hyperlink w:anchor="_Toc229253957" w:history="1">
         <w:r>
           <w:rPr>
             <w:rStyle w:val="Hyperlink"/>
@@ -6651,7 +6651,7 @@
             <w:noProof/>
             <w:webHidden/>
           </w:rPr>
-          <w:instrText xml:space="preserve"> PAGEREF _Toc228743553 \h </w:instrText>
+          <w:instrText xml:space="preserve"> PAGEREF _Toc229253957 \h </w:instrText>
         </w:r>
         <w:r>
           <w:rPr>
@@ -6699,7 +6699,7 @@
           <w14:ligatures w14:val="standardContextual"/>
         </w:rPr>
       </w:pPr>
-      <w:hyperlink w:anchor="_Toc228743554" w:history="1">
+      <w:hyperlink w:anchor="_Toc229253958" w:history="1">
         <w:r>
           <w:rPr>
             <w:rStyle w:val="Hyperlink"/>
@@ -6727,7 +6727,7 @@
             <w:noProof/>
             <w:webHidden/>
           </w:rPr>
-          <w:instrText xml:space="preserve"> PAGEREF _Toc228743554 \h </w:instrText>
+          <w:instrText xml:space="preserve"> PAGEREF _Toc229253958 \h </w:instrText>
         </w:r>
         <w:r>
           <w:rPr>
@@ -6773,7 +6773,7 @@
           <w14:ligatures w14:val="standardContextual"/>
         </w:rPr>
       </w:pPr>
-      <w:hyperlink w:anchor="_Toc228743555" w:history="1">
+      <w:hyperlink w:anchor="_Toc229253959" w:history="1">
         <w:r>
           <w:rPr>
             <w:rStyle w:val="Hyperlink"/>
@@ -6800,7 +6800,7 @@
             <w:noProof/>
             <w:webHidden/>
           </w:rPr>
-          <w:instrText xml:space="preserve"> PAGEREF _Toc228743555 \h </w:instrText>
+          <w:instrText xml:space="preserve"> PAGEREF _Toc229253959 \h </w:instrText>
         </w:r>
         <w:r>
           <w:rPr>
@@ -6846,7 +6846,7 @@
           <w14:ligatures w14:val="standardContextual"/>
         </w:rPr>
       </w:pPr>
-      <w:hyperlink w:anchor="_Toc228743556" w:history="1">
+      <w:hyperlink w:anchor="_Toc229253960" w:history="1">
         <w:r>
           <w:rPr>
             <w:rStyle w:val="Hyperlink"/>
@@ -6873,7 +6873,7 @@
             <w:noProof/>
             <w:webHidden/>
           </w:rPr>
-          <w:instrText xml:space="preserve"> PAGEREF _Toc228743556 \h </w:instrText>
+          <w:instrText xml:space="preserve"> PAGEREF _Toc229253960 \h </w:instrText>
         </w:r>
         <w:r>
           <w:rPr>
@@ -6919,7 +6919,7 @@
           <w14:ligatures w14:val="standardContextual"/>
         </w:rPr>
       </w:pPr>
-      <w:hyperlink w:anchor="_Toc228743557" w:history="1">
+      <w:hyperlink w:anchor="_Toc229253961" w:history="1">
         <w:r>
           <w:rPr>
             <w:rStyle w:val="Hyperlink"/>
@@ -6946,7 +6946,7 @@
             <w:noProof/>
             <w:webHidden/>
           </w:rPr>
-          <w:instrText xml:space="preserve"> PAGEREF _Toc228743557 \h </w:instrText>
+          <w:instrText xml:space="preserve"> PAGEREF _Toc229253961 \h </w:instrText>
         </w:r>
         <w:r>
           <w:rPr>
@@ -6992,7 +6992,7 @@
           <w14:ligatures w14:val="standardContextual"/>
         </w:rPr>
       </w:pPr>
-      <w:hyperlink w:anchor="_Toc228743558" w:history="1">
+      <w:hyperlink w:anchor="_Toc229253962" w:history="1">
         <w:r>
           <w:rPr>
             <w:rStyle w:val="Hyperlink"/>
@@ -7019,7 +7019,7 @@
             <w:noProof/>
             <w:webHidden/>
           </w:rPr>
-          <w:instrText xml:space="preserve"> PAGEREF _Toc228743558 \h </w:instrText>
+          <w:instrText xml:space="preserve"> PAGEREF _Toc229253962 \h </w:instrText>
         </w:r>
         <w:r>
           <w:rPr>
@@ -7065,7 +7065,7 @@
           <w14:ligatures w14:val="standardContextual"/>
         </w:rPr>
       </w:pPr>
-      <w:hyperlink w:anchor="_Toc228743559" w:history="1">
+      <w:hyperlink w:anchor="_Toc229253963" w:history="1">
         <w:r>
           <w:rPr>
             <w:rStyle w:val="Hyperlink"/>
@@ -7092,7 +7092,7 @@
             <w:noProof/>
             <w:webHidden/>
           </w:rPr>
-          <w:instrText xml:space="preserve"> PAGEREF _Toc228743559 \h </w:instrText>
+          <w:instrText xml:space="preserve"> PAGEREF _Toc229253963 \h </w:instrText>
         </w:r>
         <w:r>
           <w:rPr>
@@ -7140,7 +7140,7 @@
           <w14:ligatures w14:val="standardContextual"/>
         </w:rPr>
       </w:pPr>
-      <w:hyperlink w:anchor="_Toc228743560" w:history="1">
+      <w:hyperlink w:anchor="_Toc229253964" w:history="1">
         <w:r>
           <w:rPr>
             <w:rStyle w:val="Hyperlink"/>
@@ -7168,7 +7168,7 @@
             <w:noProof/>
             <w:webHidden/>
           </w:rPr>
-          <w:instrText xml:space="preserve"> PAGEREF _Toc228743560 \h </w:instrText>
+          <w:instrText xml:space="preserve"> PAGEREF _Toc229253964 \h </w:instrText>
         </w:r>
         <w:r>
           <w:rPr>
@@ -7214,7 +7214,7 @@
           <w14:ligatures w14:val="standardContextual"/>
         </w:rPr>
       </w:pPr>
-      <w:hyperlink w:anchor="_Toc228743561" w:history="1">
+      <w:hyperlink w:anchor="_Toc229253965" w:history="1">
         <w:r>
           <w:rPr>
             <w:rStyle w:val="Hyperlink"/>
@@ -7242,7 +7242,7 @@
             <w:noProof/>
             <w:webHidden/>
           </w:rPr>
-          <w:instrText xml:space="preserve"> PAGEREF _Toc228743561 \h </w:instrText>
+          <w:instrText xml:space="preserve"> PAGEREF _Toc229253965 \h </w:instrText>
         </w:r>
         <w:r>
           <w:rPr>
@@ -7288,27 +7288,175 @@
           <w14:ligatures w14:val="standardContextual"/>
         </w:rPr>
       </w:pPr>
-      <w:hyperlink w:anchor="_Toc228743562" w:history="1">
+      <w:hyperlink w:anchor="_Toc229253966" w:history="1">
         <w:r>
           <w:rPr>
             <w:rStyle w:val="Hyperlink"/>
             <w:noProof/>
           </w:rPr>
-          <w:t>Interview Qu</w:t>
-        </w:r>
+          <w:t>Interview Questions</w:t>
+        </w:r>
+        <w:r>
+          <w:rPr>
+            <w:noProof/>
+            <w:webHidden/>
+          </w:rPr>
+          <w:tab/>
+        </w:r>
+        <w:r>
+          <w:rPr>
+            <w:noProof/>
+            <w:webHidden/>
+          </w:rPr>
+          <w:fldChar w:fldCharType="begin"/>
+        </w:r>
+        <w:r>
+          <w:rPr>
+            <w:noProof/>
+            <w:webHidden/>
+          </w:rPr>
+          <w:instrText xml:space="preserve"> PAGEREF _Toc229253966 \h </w:instrText>
+        </w:r>
+        <w:r>
+          <w:rPr>
+            <w:noProof/>
+            <w:webHidden/>
+          </w:rPr>
+        </w:r>
+        <w:r>
+          <w:rPr>
+            <w:noProof/>
+            <w:webHidden/>
+          </w:rPr>
+          <w:fldChar w:fldCharType="separate"/>
+        </w:r>
+        <w:r>
+          <w:rPr>
+            <w:noProof/>
+            <w:webHidden/>
+          </w:rPr>
+          <w:t>43</w:t>
+        </w:r>
+        <w:r>
+          <w:rPr>
+            <w:noProof/>
+            <w:webHidden/>
+          </w:rPr>
+          <w:fldChar w:fldCharType="end"/>
+        </w:r>
+      </w:hyperlink>
+    </w:p>
+    <w:p>
+      <w:pPr>
+        <w:pStyle w:val="TOC2"/>
+        <w:tabs>
+          <w:tab w:val="right" w:leader="dot" w:pos="9016"/>
+        </w:tabs>
+        <w:rPr>
+          <w:rFonts w:eastAsiaTheme="minorEastAsia" w:cstheme="minorBidi"/>
+          <w:b w:val="0"/>
+          <w:bCs w:val="0"/>
+          <w:noProof/>
+          <w:kern w:val="2"/>
+          <w:sz w:val="24"/>
+          <w:szCs w:val="24"/>
+          <w14:ligatures w14:val="standardContextual"/>
+        </w:rPr>
+      </w:pPr>
+      <w:hyperlink w:anchor="_Toc229253967" w:history="1">
         <w:r>
           <w:rPr>
             <w:rStyle w:val="Hyperlink"/>
             <w:noProof/>
           </w:rPr>
-          <w:t>e</w:t>
-        </w:r>
+          <w:t>Java 8</w:t>
+        </w:r>
+        <w:r>
+          <w:rPr>
+            <w:noProof/>
+            <w:webHidden/>
+          </w:rPr>
+          <w:tab/>
+        </w:r>
+        <w:r>
+          <w:rPr>
+            <w:noProof/>
+            <w:webHidden/>
+          </w:rPr>
+          <w:fldChar w:fldCharType="begin"/>
+        </w:r>
+        <w:r>
+          <w:rPr>
+            <w:noProof/>
+            <w:webHidden/>
+          </w:rPr>
+          <w:instrText xml:space="preserve"> PAGEREF _Toc229253967 \h </w:instrText>
+        </w:r>
+        <w:r>
+          <w:rPr>
+            <w:noProof/>
+            <w:webHidden/>
+          </w:rPr>
+        </w:r>
+        <w:r>
+          <w:rPr>
+            <w:noProof/>
+            <w:webHidden/>
+          </w:rPr>
+          <w:fldChar w:fldCharType="separate"/>
+        </w:r>
+        <w:r>
+          <w:rPr>
+            <w:noProof/>
+            <w:webHidden/>
+          </w:rPr>
+          <w:t>46</w:t>
+        </w:r>
+        <w:r>
+          <w:rPr>
+            <w:noProof/>
+            <w:webHidden/>
+          </w:rPr>
+          <w:fldChar w:fldCharType="end"/>
+        </w:r>
+      </w:hyperlink>
+    </w:p>
+    <w:p>
+      <w:pPr>
+        <w:pStyle w:val="TOC3"/>
+        <w:tabs>
+          <w:tab w:val="right" w:leader="dot" w:pos="9016"/>
+        </w:tabs>
+        <w:rPr>
+          <w:rFonts w:eastAsiaTheme="minorEastAsia" w:cstheme="minorBidi"/>
+          <w:noProof/>
+          <w:kern w:val="2"/>
+          <w:sz w:val="24"/>
+          <w:szCs w:val="24"/>
+          <w14:ligatures w14:val="standardContextual"/>
+        </w:rPr>
+      </w:pPr>
+      <w:hyperlink w:anchor="_Toc229253968" w:history="1">
         <w:r>
           <w:rPr>
             <w:rStyle w:val="Hyperlink"/>
             <w:noProof/>
           </w:rPr>
-          <w:t>stions</w:t>
+          <w:t>Functio</w:t>
+        </w:r>
+        <w:r>
+          <w:rPr>
+            <w:rStyle w:val="Hyperlink"/>
+            <w:noProof/>
+          </w:rPr>
+          <w:t>n</w:t>
+        </w:r>
+        <w:r>
+          <w:rPr>
+            <w:rStyle w:val="Hyperlink"/>
+            <w:noProof/>
+          </w:rPr>
+          <w:t>al Interfaces</w:t>
         </w:r>
         <w:r>
           <w:rPr>
@@ -7329,7 +7477,7 @@
             <w:noProof/>
             <w:webHidden/>
           </w:rPr>
-          <w:instrText xml:space="preserve"> PAGEREF _Toc228743562 \h </w:instrText>
+          <w:instrText xml:space="preserve"> PAGEREF _Toc229253968 \h </w:instrText>
         </w:r>
         <w:r>
           <w:rPr>
@@ -7349,7 +7497,7 @@
             <w:noProof/>
             <w:webHidden/>
           </w:rPr>
-          <w:t>43</w:t>
+          <w:t>46</w:t>
         </w:r>
         <w:r>
           <w:rPr>
@@ -7379,7 +7527,7 @@
       <w:pPr>
         <w:pStyle w:val="Heading1"/>
       </w:pPr>
-      <w:bookmarkStart w:id="8" w:name="_Toc228743464"/>
+      <w:bookmarkStart w:id="8" w:name="_Toc229253868"/>
       <w:r>
         <w:t>Java Core Concepts</w:t>
       </w:r>
@@ -7886,7 +8034,7 @@
       <w:bookmarkStart w:id="14" w:name="_Toc228456215"/>
       <w:bookmarkStart w:id="15" w:name="_Toc228457062"/>
       <w:bookmarkStart w:id="16" w:name="_Toc228457137"/>
-      <w:bookmarkStart w:id="17" w:name="_Toc228743465"/>
+      <w:bookmarkStart w:id="17" w:name="_Toc229253869"/>
       <w:r>
         <w:rPr>
           <w:shd w:val="clear" w:color="auto" w:fill="FFFFFF"/>
@@ -7913,7 +8061,7 @@
       <w:bookmarkStart w:id="21" w:name="_Toc228455833"/>
       <w:bookmarkStart w:id="22" w:name="_Toc228455930"/>
       <w:bookmarkStart w:id="23" w:name="_Toc228456216"/>
-      <w:bookmarkStart w:id="24" w:name="_Toc228743466"/>
+      <w:bookmarkStart w:id="24" w:name="_Toc229253870"/>
       <w:r>
         <w:t>Instance Initialization Block</w:t>
       </w:r>
@@ -8015,7 +8163,7 @@
       <w:bookmarkStart w:id="28" w:name="_Toc228455834"/>
       <w:bookmarkStart w:id="29" w:name="_Toc228455931"/>
       <w:bookmarkStart w:id="30" w:name="_Toc228456217"/>
-      <w:bookmarkStart w:id="31" w:name="_Toc228743467"/>
+      <w:bookmarkStart w:id="31" w:name="_Toc229253871"/>
       <w:r>
         <w:t>Static Initialization Block</w:t>
       </w:r>
@@ -8137,8 +8285,8 @@
         <w:rPr>
           <w:noProof/>
         </w:rPr>
-        <w:pict w14:anchorId="2F4AEB3F">
-          <v:rect id="_x0000_i1036" alt="" style="width:451.3pt;height:.05pt;mso-width-percent:0;mso-height-percent:0;mso-width-percent:0;mso-height-percent:0" o:hralign="center" o:hrstd="t" o:hr="t" fillcolor="#a0a0a0" stroked="f"/>
+        <w:pict w14:anchorId="0223CF76">
+          <v:rect id="_x0000_i1038" alt="" style="width:451.3pt;height:.05pt;mso-width-percent:0;mso-height-percent:0;mso-width-percent:0;mso-height-percent:0" o:hralign="center" o:hrstd="t" o:hr="t" fillcolor="#a0a0a0" stroked="f"/>
         </w:pict>
       </w:r>
     </w:p>
@@ -8154,9 +8302,8 @@
       <w:bookmarkStart w:id="37" w:name="_Toc228456218"/>
       <w:bookmarkStart w:id="38" w:name="_Toc228457063"/>
       <w:bookmarkStart w:id="39" w:name="_Toc228457138"/>
-      <w:bookmarkStart w:id="40" w:name="_Toc228743468"/>
-      <w:r>
-        <w:lastRenderedPageBreak/>
+      <w:bookmarkStart w:id="40" w:name="_Toc229253872"/>
+      <w:r>
         <w:t>public static void main(String[] args</w:t>
       </w:r>
       <w:bookmarkEnd w:id="32"/>
@@ -8480,8 +8627,8 @@
         <w:rPr>
           <w:noProof/>
         </w:rPr>
-        <w:pict w14:anchorId="147511D1">
-          <v:rect id="_x0000_i1035" alt="" style="width:451.3pt;height:.05pt;mso-width-percent:0;mso-height-percent:0;mso-width-percent:0;mso-height-percent:0" o:hralign="center" o:hrstd="t" o:hr="t" fillcolor="#a0a0a0" stroked="f"/>
+        <w:pict w14:anchorId="3286A4F7">
+          <v:rect id="_x0000_i1037" alt="" style="width:451.3pt;height:.05pt;mso-width-percent:0;mso-height-percent:0;mso-width-percent:0;mso-height-percent:0" o:hralign="center" o:hrstd="t" o:hr="t" fillcolor="#a0a0a0" stroked="f"/>
         </w:pict>
       </w:r>
     </w:p>
@@ -8497,7 +8644,7 @@
       <w:bookmarkStart w:id="46" w:name="_Toc228456219"/>
       <w:bookmarkStart w:id="47" w:name="_Toc228457064"/>
       <w:bookmarkStart w:id="48" w:name="_Toc228457139"/>
-      <w:bookmarkStart w:id="49" w:name="_Toc228743469"/>
+      <w:bookmarkStart w:id="49" w:name="_Toc229253873"/>
       <w:r>
         <w:t>Java is pass-by-value</w:t>
       </w:r>
@@ -8943,8 +9090,8 @@
         <w:rPr>
           <w:noProof/>
         </w:rPr>
-        <w:pict w14:anchorId="2F290566">
-          <v:rect id="_x0000_i1034" alt="" style="width:451.3pt;height:.05pt;mso-width-percent:0;mso-height-percent:0;mso-width-percent:0;mso-height-percent:0" o:hralign="center" o:hrstd="t" o:hr="t" fillcolor="#a0a0a0" stroked="f"/>
+        <w:pict w14:anchorId="00CDF66D">
+          <v:rect id="_x0000_i1036" alt="" style="width:451.3pt;height:.05pt;mso-width-percent:0;mso-height-percent:0;mso-width-percent:0;mso-height-percent:0" o:hralign="center" o:hrstd="t" o:hr="t" fillcolor="#a0a0a0" stroked="f"/>
         </w:pict>
       </w:r>
     </w:p>
@@ -8961,7 +9108,7 @@
       <w:bookmarkStart w:id="55" w:name="_Toc228456220"/>
       <w:bookmarkStart w:id="56" w:name="_Toc228457065"/>
       <w:bookmarkStart w:id="57" w:name="_Toc228457140"/>
-      <w:bookmarkStart w:id="58" w:name="_Toc228743470"/>
+      <w:bookmarkStart w:id="58" w:name="_Toc229253874"/>
       <w:r>
         <w:rPr>
           <w:rStyle w:val="HTMLCode"/>
@@ -9089,7 +9236,7 @@
       <w:bookmarkStart w:id="62" w:name="_Toc228455838"/>
       <w:bookmarkStart w:id="63" w:name="_Toc228455935"/>
       <w:bookmarkStart w:id="64" w:name="_Toc228456221"/>
-      <w:bookmarkStart w:id="65" w:name="_Toc228743471"/>
+      <w:bookmarkStart w:id="65" w:name="_Toc229253875"/>
       <w:r>
         <w:t>Why Override Both?</w:t>
       </w:r>
@@ -9285,7 +9432,7 @@
       <w:bookmarkStart w:id="69" w:name="_Toc228455839"/>
       <w:bookmarkStart w:id="70" w:name="_Toc228455936"/>
       <w:bookmarkStart w:id="71" w:name="_Toc228456222"/>
-      <w:bookmarkStart w:id="72" w:name="_Toc228743472"/>
+      <w:bookmarkStart w:id="72" w:name="_Toc229253876"/>
       <w:r>
         <w:t>Important Rules</w:t>
       </w:r>
@@ -9412,8 +9559,8 @@
         <w:rPr>
           <w:noProof/>
         </w:rPr>
-        <w:pict w14:anchorId="413ED9B7">
-          <v:rect id="_x0000_i1033" alt="" style="width:451.3pt;height:.05pt;mso-width-percent:0;mso-height-percent:0;mso-width-percent:0;mso-height-percent:0" o:hralign="center" o:hrstd="t" o:hr="t" fillcolor="#a0a0a0" stroked="f"/>
+        <w:pict w14:anchorId="231DA0C8">
+          <v:rect id="_x0000_i1035" alt="" style="width:451.3pt;height:.05pt;mso-width-percent:0;mso-height-percent:0;mso-width-percent:0;mso-height-percent:0" o:hralign="center" o:hrstd="t" o:hr="t" fillcolor="#a0a0a0" stroked="f"/>
         </w:pict>
       </w:r>
     </w:p>
@@ -9434,7 +9581,7 @@
       <w:bookmarkStart w:id="78" w:name="_Toc228456223"/>
       <w:bookmarkStart w:id="79" w:name="_Toc228457066"/>
       <w:bookmarkStart w:id="80" w:name="_Toc228457141"/>
-      <w:bookmarkStart w:id="81" w:name="_Toc228743473"/>
+      <w:bookmarkStart w:id="81" w:name="_Toc229253877"/>
       <w:r>
         <w:rPr>
           <w:rStyle w:val="Strong"/>
@@ -9475,7 +9622,7 @@
       <w:bookmarkStart w:id="85" w:name="_Toc228455841"/>
       <w:bookmarkStart w:id="86" w:name="_Toc228455938"/>
       <w:bookmarkStart w:id="87" w:name="_Toc228456224"/>
-      <w:bookmarkStart w:id="88" w:name="_Toc228743474"/>
+      <w:bookmarkStart w:id="88" w:name="_Toc229253878"/>
       <w:r>
         <w:t>Serialization</w:t>
       </w:r>
@@ -9594,7 +9741,7 @@
       <w:bookmarkStart w:id="92" w:name="_Toc228455842"/>
       <w:bookmarkStart w:id="93" w:name="_Toc228455939"/>
       <w:bookmarkStart w:id="94" w:name="_Toc228456225"/>
-      <w:bookmarkStart w:id="95" w:name="_Toc228743475"/>
+      <w:bookmarkStart w:id="95" w:name="_Toc229253879"/>
       <w:r>
         <w:rPr>
           <w:rStyle w:val="Strong"/>
@@ -9639,7 +9786,7 @@
       <w:bookmarkStart w:id="99" w:name="_Toc228455843"/>
       <w:bookmarkStart w:id="100" w:name="_Toc228455940"/>
       <w:bookmarkStart w:id="101" w:name="_Toc228456226"/>
-      <w:bookmarkStart w:id="102" w:name="_Toc228743476"/>
+      <w:bookmarkStart w:id="102" w:name="_Toc229253880"/>
       <w:r>
         <w:rPr>
           <w:rStyle w:val="Strong"/>
@@ -9735,7 +9882,7 @@
       <w:bookmarkStart w:id="106" w:name="_Toc228455844"/>
       <w:bookmarkStart w:id="107" w:name="_Toc228455941"/>
       <w:bookmarkStart w:id="108" w:name="_Toc228456227"/>
-      <w:bookmarkStart w:id="109" w:name="_Toc228743477"/>
+      <w:bookmarkStart w:id="109" w:name="_Toc229253881"/>
       <w:r>
         <w:t xml:space="preserve">What is </w:t>
       </w:r>
@@ -9935,7 +10082,7 @@
       <w:bookmarkStart w:id="113" w:name="_Toc228455845"/>
       <w:bookmarkStart w:id="114" w:name="_Toc228455942"/>
       <w:bookmarkStart w:id="115" w:name="_Toc228456228"/>
-      <w:bookmarkStart w:id="116" w:name="_Toc228743478"/>
+      <w:bookmarkStart w:id="116" w:name="_Toc229253882"/>
       <w:r>
         <w:t>Serialization in Modern Frameworks (Spring Boot, REST, etc.)</w:t>
       </w:r>
@@ -10503,8 +10650,8 @@
         <w:rPr>
           <w:noProof/>
         </w:rPr>
-        <w:pict w14:anchorId="5AACC651">
-          <v:rect id="_x0000_i1032" alt="" style="width:451.3pt;height:.05pt;mso-width-percent:0;mso-height-percent:0;mso-width-percent:0;mso-height-percent:0" o:hralign="center" o:hrstd="t" o:hr="t" fillcolor="#a0a0a0" stroked="f"/>
+        <w:pict w14:anchorId="777C780B">
+          <v:rect id="_x0000_i1034" alt="" style="width:451.3pt;height:.05pt;mso-width-percent:0;mso-height-percent:0;mso-width-percent:0;mso-height-percent:0" o:hralign="center" o:hrstd="t" o:hr="t" fillcolor="#a0a0a0" stroked="f"/>
         </w:pict>
       </w:r>
     </w:p>
@@ -10520,7 +10667,7 @@
       <w:bookmarkStart w:id="122" w:name="_Toc228456229"/>
       <w:bookmarkStart w:id="123" w:name="_Toc228457067"/>
       <w:bookmarkStart w:id="124" w:name="_Toc228457142"/>
-      <w:bookmarkStart w:id="125" w:name="_Toc228743479"/>
+      <w:bookmarkStart w:id="125" w:name="_Toc229253883"/>
       <w:r>
         <w:t>Immutable Class?</w:t>
       </w:r>
@@ -10604,7 +10751,7 @@
       <w:bookmarkStart w:id="129" w:name="_Toc228455847"/>
       <w:bookmarkStart w:id="130" w:name="_Toc228455944"/>
       <w:bookmarkStart w:id="131" w:name="_Toc228456230"/>
-      <w:bookmarkStart w:id="132" w:name="_Toc228743480"/>
+      <w:bookmarkStart w:id="132" w:name="_Toc229253884"/>
       <w:r>
         <w:t>Rules to Create an Immutable Class</w:t>
       </w:r>
@@ -10788,7 +10935,7 @@
       <w:bookmarkStart w:id="136" w:name="_Toc228455848"/>
       <w:bookmarkStart w:id="137" w:name="_Toc228455945"/>
       <w:bookmarkStart w:id="138" w:name="_Toc228456231"/>
-      <w:bookmarkStart w:id="139" w:name="_Toc228743481"/>
+      <w:bookmarkStart w:id="139" w:name="_Toc229253885"/>
       <w:r>
         <w:t>Why Make a Class Immutable?</w:t>
       </w:r>
@@ -11154,8 +11301,8 @@
         <w:rPr>
           <w:noProof/>
         </w:rPr>
-        <w:pict w14:anchorId="7532FB5F">
-          <v:rect id="_x0000_i1031" alt="" style="width:451.3pt;height:.05pt;mso-width-percent:0;mso-height-percent:0;mso-width-percent:0;mso-height-percent:0" o:hralign="center" o:hrstd="t" o:hr="t" fillcolor="#a0a0a0" stroked="f"/>
+        <w:pict w14:anchorId="71724AC7">
+          <v:rect id="_x0000_i1033" alt="" style="width:451.3pt;height:.05pt;mso-width-percent:0;mso-height-percent:0;mso-width-percent:0;mso-height-percent:0" o:hralign="center" o:hrstd="t" o:hr="t" fillcolor="#a0a0a0" stroked="f"/>
         </w:pict>
       </w:r>
     </w:p>
@@ -11171,7 +11318,7 @@
       <w:bookmarkStart w:id="145" w:name="_Toc228456232"/>
       <w:bookmarkStart w:id="146" w:name="_Toc228457068"/>
       <w:bookmarkStart w:id="147" w:name="_Toc228457143"/>
-      <w:bookmarkStart w:id="148" w:name="_Toc228743482"/>
+      <w:bookmarkStart w:id="148" w:name="_Toc229253886"/>
       <w:r>
         <w:t>What is the String Pool?</w:t>
       </w:r>
@@ -11349,7 +11496,7 @@
       <w:bookmarkStart w:id="152" w:name="_Toc228455850"/>
       <w:bookmarkStart w:id="153" w:name="_Toc228455947"/>
       <w:bookmarkStart w:id="154" w:name="_Toc228456233"/>
-      <w:bookmarkStart w:id="155" w:name="_Toc228743483"/>
+      <w:bookmarkStart w:id="155" w:name="_Toc229253887"/>
       <w:r>
         <w:t>2. Why String Pool Exists?</w:t>
       </w:r>
@@ -11469,7 +11616,7 @@
       <w:bookmarkStart w:id="159" w:name="_Toc228455851"/>
       <w:bookmarkStart w:id="160" w:name="_Toc228455948"/>
       <w:bookmarkStart w:id="161" w:name="_Toc228456234"/>
-      <w:bookmarkStart w:id="162" w:name="_Toc228743484"/>
+      <w:bookmarkStart w:id="162" w:name="_Toc229253888"/>
       <w:r>
         <w:lastRenderedPageBreak/>
         <w:t>3. Example — String Pool Behavior</w:t>
@@ -11659,7 +11806,7 @@
       <w:bookmarkStart w:id="166" w:name="_Toc228455852"/>
       <w:bookmarkStart w:id="167" w:name="_Toc228455949"/>
       <w:bookmarkStart w:id="168" w:name="_Toc228456235"/>
-      <w:bookmarkStart w:id="169" w:name="_Toc228743485"/>
+      <w:bookmarkStart w:id="169" w:name="_Toc229253889"/>
       <w:r>
         <w:t>String Interning</w:t>
       </w:r>
@@ -11805,7 +11952,7 @@
       <w:bookmarkStart w:id="173" w:name="_Toc228455853"/>
       <w:bookmarkStart w:id="174" w:name="_Toc228455950"/>
       <w:bookmarkStart w:id="175" w:name="_Toc228456236"/>
-      <w:bookmarkStart w:id="176" w:name="_Toc228743486"/>
+      <w:bookmarkStart w:id="176" w:name="_Toc229253890"/>
       <w:r>
         <w:t>Why Immutability Enables Pooling</w:t>
       </w:r>
@@ -12086,7 +12233,7 @@
       <w:bookmarkStart w:id="180" w:name="_Toc228455854"/>
       <w:bookmarkStart w:id="181" w:name="_Toc228455951"/>
       <w:bookmarkStart w:id="182" w:name="_Toc228456237"/>
-      <w:bookmarkStart w:id="183" w:name="_Toc228743487"/>
+      <w:bookmarkStart w:id="183" w:name="_Toc229253891"/>
       <w:r>
         <w:t>Java Memory Model — String Pool Visualization</w:t>
       </w:r>
@@ -12528,7 +12675,7 @@
       <w:bookmarkStart w:id="187" w:name="_Toc228455855"/>
       <w:bookmarkStart w:id="188" w:name="_Toc228455952"/>
       <w:bookmarkStart w:id="189" w:name="_Toc228456238"/>
-      <w:bookmarkStart w:id="190" w:name="_Toc228743488"/>
+      <w:bookmarkStart w:id="190" w:name="_Toc229253892"/>
       <w:r>
         <w:t>Step-by-Step Explanation</w:t>
       </w:r>
@@ -12998,7 +13145,7 @@
       <w:bookmarkStart w:id="196" w:name="_Toc228456239"/>
       <w:bookmarkStart w:id="197" w:name="_Toc228457069"/>
       <w:bookmarkStart w:id="198" w:name="_Toc228457144"/>
-      <w:bookmarkStart w:id="199" w:name="_Toc228743489"/>
+      <w:bookmarkStart w:id="199" w:name="_Toc229253893"/>
       <w:r>
         <w:t>Java Memory Management</w:t>
       </w:r>
@@ -13040,7 +13187,7 @@
       <w:bookmarkStart w:id="205" w:name="_Toc228456240"/>
       <w:bookmarkStart w:id="206" w:name="_Toc228457070"/>
       <w:bookmarkStart w:id="207" w:name="_Toc228457145"/>
-      <w:bookmarkStart w:id="208" w:name="_Toc228743490"/>
+      <w:bookmarkStart w:id="208" w:name="_Toc229253894"/>
       <w:r>
         <w:t>Stack Memory (Thread Memory)</w:t>
       </w:r>
@@ -13416,7 +13563,7 @@
       <w:bookmarkStart w:id="214" w:name="_Toc228456241"/>
       <w:bookmarkStart w:id="215" w:name="_Toc228457071"/>
       <w:bookmarkStart w:id="216" w:name="_Toc228457146"/>
-      <w:bookmarkStart w:id="217" w:name="_Toc228743491"/>
+      <w:bookmarkStart w:id="217" w:name="_Toc229253895"/>
       <w:r>
         <w:t>Heap Memory (Object Memory)</w:t>
       </w:r>
@@ -13831,7 +13978,7 @@
       <w:bookmarkStart w:id="223" w:name="_Toc228456242"/>
       <w:bookmarkStart w:id="224" w:name="_Toc228457072"/>
       <w:bookmarkStart w:id="225" w:name="_Toc228457147"/>
-      <w:bookmarkStart w:id="226" w:name="_Toc228743492"/>
+      <w:bookmarkStart w:id="226" w:name="_Toc229253896"/>
       <w:r>
         <w:lastRenderedPageBreak/>
         <w:t>Method Area (Metaspace in Java 8+)</w:t>
@@ -13921,8 +14068,8 @@
         <w:rPr>
           <w:noProof/>
         </w:rPr>
-        <w:pict w14:anchorId="65EB14B5">
-          <v:rect id="_x0000_i1030" alt="" style="width:451.3pt;height:.05pt;mso-width-percent:0;mso-height-percent:0;mso-width-percent:0;mso-height-percent:0" o:hralign="center" o:hrstd="t" o:hr="t" fillcolor="#a0a0a0" stroked="f"/>
+        <w:pict w14:anchorId="2B83541A">
+          <v:rect id="_x0000_i1032" alt="" style="width:451.3pt;height:.05pt;mso-width-percent:0;mso-height-percent:0;mso-width-percent:0;mso-height-percent:0" o:hralign="center" o:hrstd="t" o:hr="t" fillcolor="#a0a0a0" stroked="f"/>
         </w:pict>
       </w:r>
     </w:p>
@@ -13938,7 +14085,7 @@
       <w:bookmarkStart w:id="232" w:name="_Toc228456243"/>
       <w:bookmarkStart w:id="233" w:name="_Toc228457073"/>
       <w:bookmarkStart w:id="234" w:name="_Toc228457148"/>
-      <w:bookmarkStart w:id="235" w:name="_Toc228743493"/>
+      <w:bookmarkStart w:id="235" w:name="_Toc229253897"/>
       <w:r>
         <w:t>Object Oriented Programming</w:t>
       </w:r>
@@ -13969,7 +14116,7 @@
       <w:bookmarkStart w:id="241" w:name="_Toc228456244"/>
       <w:bookmarkStart w:id="242" w:name="_Toc228457074"/>
       <w:bookmarkStart w:id="243" w:name="_Toc228457149"/>
-      <w:bookmarkStart w:id="244" w:name="_Toc228743494"/>
+      <w:bookmarkStart w:id="244" w:name="_Toc229253898"/>
       <w:r>
         <w:t>Constructor</w:t>
       </w:r>
@@ -14069,7 +14216,7 @@
       <w:bookmarkStart w:id="248" w:name="_Toc228455862"/>
       <w:bookmarkStart w:id="249" w:name="_Toc228455959"/>
       <w:bookmarkStart w:id="250" w:name="_Toc228456245"/>
-      <w:bookmarkStart w:id="251" w:name="_Toc228743495"/>
+      <w:bookmarkStart w:id="251" w:name="_Toc229253899"/>
       <w:r>
         <w:rPr>
           <w:rStyle w:val="Strong"/>
@@ -14184,7 +14331,7 @@
       <w:bookmarkStart w:id="255" w:name="_Toc228455863"/>
       <w:bookmarkStart w:id="256" w:name="_Toc228455960"/>
       <w:bookmarkStart w:id="257" w:name="_Toc228456246"/>
-      <w:bookmarkStart w:id="258" w:name="_Toc228743496"/>
+      <w:bookmarkStart w:id="258" w:name="_Toc229253900"/>
       <w:r>
         <w:rPr>
           <w:rStyle w:val="Strong"/>
@@ -14299,7 +14446,7 @@
       <w:bookmarkStart w:id="262" w:name="_Toc228455864"/>
       <w:bookmarkStart w:id="263" w:name="_Toc228455961"/>
       <w:bookmarkStart w:id="264" w:name="_Toc228456247"/>
-      <w:bookmarkStart w:id="265" w:name="_Toc228743497"/>
+      <w:bookmarkStart w:id="265" w:name="_Toc229253901"/>
       <w:r>
         <w:rPr>
           <w:rStyle w:val="Strong"/>
@@ -14381,7 +14528,7 @@
       <w:bookmarkStart w:id="269" w:name="_Toc228455865"/>
       <w:bookmarkStart w:id="270" w:name="_Toc228455962"/>
       <w:bookmarkStart w:id="271" w:name="_Toc228456248"/>
-      <w:bookmarkStart w:id="272" w:name="_Toc228743498"/>
+      <w:bookmarkStart w:id="272" w:name="_Toc229253902"/>
       <w:r>
         <w:rPr>
           <w:rStyle w:val="Strong"/>
@@ -14580,8 +14727,8 @@
         <w:rPr>
           <w:noProof/>
         </w:rPr>
-        <w:pict w14:anchorId="07BAD4E1">
-          <v:rect id="_x0000_i1029" alt="" style="width:451.3pt;height:.05pt;mso-width-percent:0;mso-height-percent:0;mso-width-percent:0;mso-height-percent:0" o:hralign="center" o:hrstd="t" o:hr="t" fillcolor="#a0a0a0" stroked="f"/>
+        <w:pict w14:anchorId="5FB0F74F">
+          <v:rect id="_x0000_i1031" alt="" style="width:451.3pt;height:.05pt;mso-width-percent:0;mso-height-percent:0;mso-width-percent:0;mso-height-percent:0" o:hralign="center" o:hrstd="t" o:hr="t" fillcolor="#a0a0a0" stroked="f"/>
         </w:pict>
       </w:r>
     </w:p>
@@ -14597,7 +14744,7 @@
       <w:bookmarkStart w:id="290" w:name="_Toc228456251"/>
       <w:bookmarkStart w:id="291" w:name="_Toc228457075"/>
       <w:bookmarkStart w:id="292" w:name="_Toc228457150"/>
-      <w:bookmarkStart w:id="293" w:name="_Toc228743499"/>
+      <w:bookmarkStart w:id="293" w:name="_Toc229253903"/>
       <w:r>
         <w:t>Access Modifiers (Access Specifiers) in Java</w:t>
       </w:r>
@@ -15219,7 +15366,7 @@
       <w:bookmarkStart w:id="303" w:name="_Toc228455870"/>
       <w:bookmarkStart w:id="304" w:name="_Toc228455967"/>
       <w:bookmarkStart w:id="305" w:name="_Toc228456253"/>
-      <w:bookmarkStart w:id="306" w:name="_Toc228743500"/>
+      <w:bookmarkStart w:id="306" w:name="_Toc229253904"/>
       <w:r>
         <w:rPr>
           <w:rStyle w:val="Heading3Char"/>
@@ -15587,7 +15734,7 @@
       <w:bookmarkStart w:id="324" w:name="_Toc228456256"/>
       <w:bookmarkStart w:id="325" w:name="_Toc228457076"/>
       <w:bookmarkStart w:id="326" w:name="_Toc228457151"/>
-      <w:bookmarkStart w:id="327" w:name="_Toc228743501"/>
+      <w:bookmarkStart w:id="327" w:name="_Toc229253905"/>
       <w:r>
         <w:t>Protected Access Modifier in Java</w:t>
       </w:r>
@@ -15881,7 +16028,7 @@
       <w:bookmarkStart w:id="331" w:name="_Toc228455874"/>
       <w:bookmarkStart w:id="332" w:name="_Toc228455971"/>
       <w:bookmarkStart w:id="333" w:name="_Toc228456257"/>
-      <w:bookmarkStart w:id="334" w:name="_Toc228743502"/>
+      <w:bookmarkStart w:id="334" w:name="_Toc229253906"/>
       <w:r>
         <w:rPr>
           <w:rStyle w:val="Strong"/>
@@ -15991,7 +16138,7 @@
       <w:bookmarkStart w:id="338" w:name="_Toc228455875"/>
       <w:bookmarkStart w:id="339" w:name="_Toc228455972"/>
       <w:bookmarkStart w:id="340" w:name="_Toc228456258"/>
-      <w:bookmarkStart w:id="341" w:name="_Toc228743503"/>
+      <w:bookmarkStart w:id="341" w:name="_Toc229253907"/>
       <w:r>
         <w:rPr>
           <w:rStyle w:val="Strong"/>
@@ -16209,8 +16356,8 @@
         <w:rPr>
           <w:noProof/>
         </w:rPr>
-        <w:pict w14:anchorId="6F550BFB">
-          <v:rect id="_x0000_i1028" alt="" style="width:451.3pt;height:.05pt;mso-width-percent:0;mso-height-percent:0;mso-width-percent:0;mso-height-percent:0" o:hralign="center" o:hrstd="t" o:hr="t" fillcolor="#a0a0a0" stroked="f"/>
+        <w:pict w14:anchorId="7D7B8991">
+          <v:rect id="_x0000_i1030" alt="" style="width:451.3pt;height:.05pt;mso-width-percent:0;mso-height-percent:0;mso-width-percent:0;mso-height-percent:0" o:hralign="center" o:hrstd="t" o:hr="t" fillcolor="#a0a0a0" stroked="f"/>
         </w:pict>
       </w:r>
     </w:p>
@@ -16226,7 +16373,7 @@
       <w:bookmarkStart w:id="347" w:name="_Toc228456259"/>
       <w:bookmarkStart w:id="348" w:name="_Toc228457077"/>
       <w:bookmarkStart w:id="349" w:name="_Toc228457152"/>
-      <w:bookmarkStart w:id="350" w:name="_Toc228743504"/>
+      <w:bookmarkStart w:id="350" w:name="_Toc229253908"/>
       <w:r>
         <w:t>Abstraction</w:t>
       </w:r>
@@ -16255,7 +16402,7 @@
       <w:bookmarkStart w:id="354" w:name="_Toc228455877"/>
       <w:bookmarkStart w:id="355" w:name="_Toc228455974"/>
       <w:bookmarkStart w:id="356" w:name="_Toc228456260"/>
-      <w:bookmarkStart w:id="357" w:name="_Toc228743505"/>
+      <w:bookmarkStart w:id="357" w:name="_Toc229253909"/>
       <w:r>
         <w:rPr>
           <w:rStyle w:val="Strong"/>
@@ -16348,7 +16495,7 @@
       <w:bookmarkStart w:id="361" w:name="_Toc228455878"/>
       <w:bookmarkStart w:id="362" w:name="_Toc228455975"/>
       <w:bookmarkStart w:id="363" w:name="_Toc228456261"/>
-      <w:bookmarkStart w:id="364" w:name="_Toc228743506"/>
+      <w:bookmarkStart w:id="364" w:name="_Toc229253910"/>
       <w:r>
         <w:rPr>
           <w:rStyle w:val="Strong"/>
@@ -16460,7 +16607,7 @@
       <w:bookmarkStart w:id="368" w:name="_Toc228455879"/>
       <w:bookmarkStart w:id="369" w:name="_Toc228455976"/>
       <w:bookmarkStart w:id="370" w:name="_Toc228456262"/>
-      <w:bookmarkStart w:id="371" w:name="_Toc228743507"/>
+      <w:bookmarkStart w:id="371" w:name="_Toc229253911"/>
       <w:r>
         <w:rPr>
           <w:rStyle w:val="Strong"/>
@@ -16564,7 +16711,7 @@
       <w:bookmarkStart w:id="375" w:name="_Toc228455880"/>
       <w:bookmarkStart w:id="376" w:name="_Toc228455977"/>
       <w:bookmarkStart w:id="377" w:name="_Toc228456263"/>
-      <w:bookmarkStart w:id="378" w:name="_Toc228743508"/>
+      <w:bookmarkStart w:id="378" w:name="_Toc229253912"/>
       <w:r>
         <w:rPr>
           <w:rStyle w:val="Strong"/>
@@ -16781,7 +16928,7 @@
       <w:bookmarkStart w:id="384" w:name="_Toc228456264"/>
       <w:bookmarkStart w:id="385" w:name="_Toc228457078"/>
       <w:bookmarkStart w:id="386" w:name="_Toc228457153"/>
-      <w:bookmarkStart w:id="387" w:name="_Toc228743509"/>
+      <w:bookmarkStart w:id="387" w:name="_Toc229253913"/>
       <w:r>
         <w:t>Encapsulation</w:t>
       </w:r>
@@ -16967,7 +17114,7 @@
       <w:bookmarkStart w:id="391" w:name="_Toc228455882"/>
       <w:bookmarkStart w:id="392" w:name="_Toc228455979"/>
       <w:bookmarkStart w:id="393" w:name="_Toc228456265"/>
-      <w:bookmarkStart w:id="394" w:name="_Toc228743510"/>
+      <w:bookmarkStart w:id="394" w:name="_Toc229253914"/>
       <w:r>
         <w:rPr>
           <w:rStyle w:val="Strong"/>
@@ -17149,7 +17296,7 @@
       <w:bookmarkStart w:id="398" w:name="_Toc228455883"/>
       <w:bookmarkStart w:id="399" w:name="_Toc228455980"/>
       <w:bookmarkStart w:id="400" w:name="_Toc228456266"/>
-      <w:bookmarkStart w:id="401" w:name="_Toc228743511"/>
+      <w:bookmarkStart w:id="401" w:name="_Toc229253915"/>
       <w:r>
         <w:rPr>
           <w:rStyle w:val="Strong"/>
@@ -17191,7 +17338,7 @@
       <w:bookmarkStart w:id="405" w:name="_Toc228455884"/>
       <w:bookmarkStart w:id="406" w:name="_Toc228455981"/>
       <w:bookmarkStart w:id="407" w:name="_Toc228456267"/>
-      <w:bookmarkStart w:id="408" w:name="_Toc228743512"/>
+      <w:bookmarkStart w:id="408" w:name="_Toc229253916"/>
       <w:r>
         <w:t>Reference</w:t>
       </w:r>
@@ -17257,7 +17404,7 @@
       <w:bookmarkStart w:id="412" w:name="_Toc228455885"/>
       <w:bookmarkStart w:id="413" w:name="_Toc228455982"/>
       <w:bookmarkStart w:id="414" w:name="_Toc228456268"/>
-      <w:bookmarkStart w:id="415" w:name="_Toc228743513"/>
+      <w:bookmarkStart w:id="415" w:name="_Toc229253917"/>
       <w:r>
         <w:rPr>
           <w:rStyle w:val="Strong"/>
@@ -17556,7 +17703,7 @@
       <w:bookmarkStart w:id="421" w:name="_Toc228456270"/>
       <w:bookmarkStart w:id="422" w:name="_Toc228457080"/>
       <w:bookmarkStart w:id="423" w:name="_Toc228457154"/>
-      <w:bookmarkStart w:id="424" w:name="_Toc228743514"/>
+      <w:bookmarkStart w:id="424" w:name="_Toc229253918"/>
       <w:r>
         <w:lastRenderedPageBreak/>
         <w:t>Inheritance</w:t>
@@ -17763,7 +17910,7 @@
       <w:bookmarkStart w:id="428" w:name="_Toc228455888"/>
       <w:bookmarkStart w:id="429" w:name="_Toc228455985"/>
       <w:bookmarkStart w:id="430" w:name="_Toc228456271"/>
-      <w:bookmarkStart w:id="431" w:name="_Toc228743515"/>
+      <w:bookmarkStart w:id="431" w:name="_Toc229253919"/>
       <w:r>
         <w:rPr>
           <w:rStyle w:val="Strong"/>
@@ -17829,7 +17976,7 @@
       <w:bookmarkStart w:id="435" w:name="_Toc228455889"/>
       <w:bookmarkStart w:id="436" w:name="_Toc228455986"/>
       <w:bookmarkStart w:id="437" w:name="_Toc228456272"/>
-      <w:bookmarkStart w:id="438" w:name="_Toc228743516"/>
+      <w:bookmarkStart w:id="438" w:name="_Toc229253920"/>
       <w:r>
         <w:rPr>
           <w:rStyle w:val="Heading3Char"/>
@@ -17921,7 +18068,7 @@
       <w:bookmarkStart w:id="442" w:name="_Toc228455890"/>
       <w:bookmarkStart w:id="443" w:name="_Toc228455987"/>
       <w:bookmarkStart w:id="444" w:name="_Toc228456273"/>
-      <w:bookmarkStart w:id="445" w:name="_Toc228743517"/>
+      <w:bookmarkStart w:id="445" w:name="_Toc229253921"/>
       <w:r>
         <w:rPr>
           <w:rStyle w:val="Strong"/>
@@ -18035,7 +18182,7 @@
       <w:bookmarkStart w:id="449" w:name="_Toc228455891"/>
       <w:bookmarkStart w:id="450" w:name="_Toc228455988"/>
       <w:bookmarkStart w:id="451" w:name="_Toc228456274"/>
-      <w:bookmarkStart w:id="452" w:name="_Toc228743518"/>
+      <w:bookmarkStart w:id="452" w:name="_Toc229253922"/>
       <w:r>
         <w:rPr>
           <w:rStyle w:val="Heading3Char"/>
@@ -18073,8 +18220,8 @@
         <w:rPr>
           <w:noProof/>
         </w:rPr>
-        <w:pict w14:anchorId="47FFBE78">
-          <v:rect id="_x0000_i1027" alt="" style="width:451.3pt;height:.05pt;mso-width-percent:0;mso-height-percent:0;mso-width-percent:0;mso-height-percent:0" o:hralign="center" o:hrstd="t" o:hr="t" fillcolor="#a0a0a0" stroked="f"/>
+        <w:pict w14:anchorId="17C582D8">
+          <v:rect id="_x0000_i1029" alt="" style="width:451.3pt;height:.05pt;mso-width-percent:0;mso-height-percent:0;mso-width-percent:0;mso-height-percent:0" o:hralign="center" o:hrstd="t" o:hr="t" fillcolor="#a0a0a0" stroked="f"/>
         </w:pict>
       </w:r>
       <w:bookmarkStart w:id="453" w:name="_Toc228455346"/>
@@ -18125,7 +18272,7 @@
       <w:bookmarkStart w:id="462" w:name="_Toc228455893"/>
       <w:bookmarkStart w:id="463" w:name="_Toc228455990"/>
       <w:bookmarkStart w:id="464" w:name="_Toc228456276"/>
-      <w:bookmarkStart w:id="465" w:name="_Toc228743519"/>
+      <w:bookmarkStart w:id="465" w:name="_Toc229253923"/>
       <w:r>
         <w:rPr>
           <w:rStyle w:val="Strong"/>
@@ -18152,7 +18299,7 @@
       <w:bookmarkStart w:id="469" w:name="_Toc228455894"/>
       <w:bookmarkStart w:id="470" w:name="_Toc228455991"/>
       <w:bookmarkStart w:id="471" w:name="_Toc228456277"/>
-      <w:bookmarkStart w:id="472" w:name="_Toc228743520"/>
+      <w:bookmarkStart w:id="472" w:name="_Toc229253924"/>
       <w:r>
         <w:rPr>
           <w:rStyle w:val="Strong"/>
@@ -18320,7 +18467,7 @@
       <w:bookmarkStart w:id="476" w:name="_Toc228455895"/>
       <w:bookmarkStart w:id="477" w:name="_Toc228455992"/>
       <w:bookmarkStart w:id="478" w:name="_Toc228456278"/>
-      <w:bookmarkStart w:id="479" w:name="_Toc228743521"/>
+      <w:bookmarkStart w:id="479" w:name="_Toc229253925"/>
       <w:r>
         <w:lastRenderedPageBreak/>
         <w:t>Runtime Polymorphism (Dynamic Binding / Method Overriding)</w:t>
@@ -18493,7 +18640,7 @@
       <w:bookmarkStart w:id="483" w:name="_Toc228455896"/>
       <w:bookmarkStart w:id="484" w:name="_Toc228455993"/>
       <w:bookmarkStart w:id="485" w:name="_Toc228456279"/>
-      <w:bookmarkStart w:id="486" w:name="_Toc228743522"/>
+      <w:bookmarkStart w:id="486" w:name="_Toc229253926"/>
       <w:r>
         <w:t>Operator Overloading</w:t>
       </w:r>
@@ -18576,7 +18723,7 @@
       <w:bookmarkStart w:id="492" w:name="_Toc228456281"/>
       <w:bookmarkStart w:id="493" w:name="_Toc228457082"/>
       <w:bookmarkStart w:id="494" w:name="_Toc228457155"/>
-      <w:bookmarkStart w:id="495" w:name="_Toc228743523"/>
+      <w:bookmarkStart w:id="495" w:name="_Toc229253927"/>
       <w:r>
         <w:t>Interface vs Abstract Class</w:t>
       </w:r>
@@ -18604,7 +18751,7 @@
       <w:bookmarkStart w:id="499" w:name="_Toc228455898"/>
       <w:bookmarkStart w:id="500" w:name="_Toc228455995"/>
       <w:bookmarkStart w:id="501" w:name="_Toc228456282"/>
-      <w:bookmarkStart w:id="502" w:name="_Toc228743524"/>
+      <w:bookmarkStart w:id="502" w:name="_Toc229253928"/>
       <w:r>
         <w:t>Core Purpose</w:t>
       </w:r>
@@ -18796,7 +18943,7 @@
       <w:bookmarkStart w:id="506" w:name="_Toc228455899"/>
       <w:bookmarkStart w:id="507" w:name="_Toc228455996"/>
       <w:bookmarkStart w:id="508" w:name="_Toc228456283"/>
-      <w:bookmarkStart w:id="509" w:name="_Toc228743525"/>
+      <w:bookmarkStart w:id="509" w:name="_Toc229253929"/>
       <w:r>
         <w:t>Evolution Timeline</w:t>
       </w:r>
@@ -19194,7 +19341,7 @@
       <w:bookmarkStart w:id="513" w:name="_Toc228455900"/>
       <w:bookmarkStart w:id="514" w:name="_Toc228455997"/>
       <w:bookmarkStart w:id="515" w:name="_Toc228456284"/>
-      <w:bookmarkStart w:id="516" w:name="_Toc228743526"/>
+      <w:bookmarkStart w:id="516" w:name="_Toc229253930"/>
       <w:r>
         <w:t>Feature Comparison Table</w:t>
       </w:r>
@@ -20150,7 +20297,7 @@
       <w:bookmarkStart w:id="520" w:name="_Toc228455901"/>
       <w:bookmarkStart w:id="521" w:name="_Toc228455998"/>
       <w:bookmarkStart w:id="522" w:name="_Toc228456285"/>
-      <w:bookmarkStart w:id="523" w:name="_Toc228743527"/>
+      <w:bookmarkStart w:id="523" w:name="_Toc229253931"/>
       <w:r>
         <w:t>Abstract Class vs Interface — When to Use What</w:t>
       </w:r>
@@ -20792,7 +20939,7 @@
       <w:bookmarkStart w:id="527" w:name="_Toc228455902"/>
       <w:bookmarkStart w:id="528" w:name="_Toc228455999"/>
       <w:bookmarkStart w:id="529" w:name="_Toc228456286"/>
-      <w:bookmarkStart w:id="530" w:name="_Toc228743528"/>
+      <w:bookmarkStart w:id="530" w:name="_Toc229253932"/>
       <w:r>
         <w:t>Mnemonics to Remember</w:t>
       </w:r>
@@ -21064,7 +21211,7 @@
       <w:bookmarkStart w:id="536" w:name="_Toc228456287"/>
       <w:bookmarkStart w:id="537" w:name="_Toc228457083"/>
       <w:bookmarkStart w:id="538" w:name="_Toc228457156"/>
-      <w:bookmarkStart w:id="539" w:name="_Toc228743529"/>
+      <w:bookmarkStart w:id="539" w:name="_Toc229253933"/>
       <w:r>
         <w:t>Multiple Inheritance</w:t>
       </w:r>
@@ -21199,7 +21346,7 @@
       <w:bookmarkStart w:id="543" w:name="_Toc228455904"/>
       <w:bookmarkStart w:id="544" w:name="_Toc228456001"/>
       <w:bookmarkStart w:id="545" w:name="_Toc228456288"/>
-      <w:bookmarkStart w:id="546" w:name="_Toc228743530"/>
+      <w:bookmarkStart w:id="546" w:name="_Toc229253934"/>
       <w:r>
         <w:lastRenderedPageBreak/>
         <w:t>Why Java Disallows Multiple Class Inheritance</w:t>
@@ -21283,7 +21430,7 @@
       <w:bookmarkStart w:id="550" w:name="_Toc228455905"/>
       <w:bookmarkStart w:id="551" w:name="_Toc228456002"/>
       <w:bookmarkStart w:id="552" w:name="_Toc228456289"/>
-      <w:bookmarkStart w:id="553" w:name="_Toc228743531"/>
+      <w:bookmarkStart w:id="553" w:name="_Toc229253935"/>
       <w:r>
         <w:t>How Java Supports Multiple Inheritance via Interfaces</w:t>
       </w:r>
@@ -21377,7 +21524,7 @@
       <w:bookmarkStart w:id="557" w:name="_Toc228455906"/>
       <w:bookmarkStart w:id="558" w:name="_Toc228456003"/>
       <w:bookmarkStart w:id="559" w:name="_Toc228456290"/>
-      <w:bookmarkStart w:id="560" w:name="_Toc228743532"/>
+      <w:bookmarkStart w:id="560" w:name="_Toc229253936"/>
       <w:r>
         <w:t>1. Constants (Static Final Variables)</w:t>
       </w:r>
@@ -21575,7 +21722,7 @@
       <w:bookmarkStart w:id="564" w:name="_Toc228455907"/>
       <w:bookmarkStart w:id="565" w:name="_Toc228456004"/>
       <w:bookmarkStart w:id="566" w:name="_Toc228456291"/>
-      <w:bookmarkStart w:id="567" w:name="_Toc228743533"/>
+      <w:bookmarkStart w:id="567" w:name="_Toc229253937"/>
       <w:r>
         <w:t>2. Abstract Methods</w:t>
       </w:r>
@@ -22312,7 +22459,7 @@
       <w:bookmarkStart w:id="571" w:name="_Toc228455908"/>
       <w:bookmarkStart w:id="572" w:name="_Toc228456005"/>
       <w:bookmarkStart w:id="573" w:name="_Toc228456292"/>
-      <w:bookmarkStart w:id="574" w:name="_Toc228743534"/>
+      <w:bookmarkStart w:id="574" w:name="_Toc229253938"/>
       <w:r>
         <w:t>3. Default Methods</w:t>
       </w:r>
@@ -22922,7 +23069,7 @@
       <w:bookmarkStart w:id="578" w:name="_Toc228455909"/>
       <w:bookmarkStart w:id="579" w:name="_Toc228456006"/>
       <w:bookmarkStart w:id="580" w:name="_Toc228456293"/>
-      <w:bookmarkStart w:id="581" w:name="_Toc228743535"/>
+      <w:bookmarkStart w:id="581" w:name="_Toc229253939"/>
       <w:r>
         <w:lastRenderedPageBreak/>
         <w:t>4. Static Methods</w:t>
@@ -23390,7 +23537,7 @@
       <w:bookmarkStart w:id="585" w:name="_Toc228455910"/>
       <w:bookmarkStart w:id="586" w:name="_Toc228456007"/>
       <w:bookmarkStart w:id="587" w:name="_Toc228456294"/>
-      <w:bookmarkStart w:id="588" w:name="_Toc228743536"/>
+      <w:bookmarkStart w:id="588" w:name="_Toc229253940"/>
       <w:r>
         <w:t>Reference</w:t>
       </w:r>
@@ -23464,7 +23611,7 @@
       <w:bookmarkStart w:id="594" w:name="_Toc228456295"/>
       <w:bookmarkStart w:id="595" w:name="_Toc228457084"/>
       <w:bookmarkStart w:id="596" w:name="_Toc228457157"/>
-      <w:bookmarkStart w:id="597" w:name="_Toc228743537"/>
+      <w:bookmarkStart w:id="597" w:name="_Toc229253941"/>
       <w:r>
         <w:t>Enum</w:t>
       </w:r>
@@ -23855,7 +24002,7 @@
       <w:bookmarkStart w:id="601" w:name="_Toc228455912"/>
       <w:bookmarkStart w:id="602" w:name="_Toc228456009"/>
       <w:bookmarkStart w:id="603" w:name="_Toc228456296"/>
-      <w:bookmarkStart w:id="604" w:name="_Toc228743538"/>
+      <w:bookmarkStart w:id="604" w:name="_Toc229253942"/>
       <w:r>
         <w:t>Basic Example</w:t>
       </w:r>
@@ -24041,7 +24188,7 @@
       <w:bookmarkStart w:id="608" w:name="_Toc228455913"/>
       <w:bookmarkStart w:id="609" w:name="_Toc228456010"/>
       <w:bookmarkStart w:id="610" w:name="_Toc228456297"/>
-      <w:bookmarkStart w:id="611" w:name="_Toc228743539"/>
+      <w:bookmarkStart w:id="611" w:name="_Toc229253943"/>
       <w:r>
         <w:t>Enum with Fields, Constructor, and Methods</w:t>
       </w:r>
@@ -24121,7 +24268,7 @@
       <w:bookmarkStart w:id="615" w:name="_Toc228455914"/>
       <w:bookmarkStart w:id="616" w:name="_Toc228456011"/>
       <w:bookmarkStart w:id="617" w:name="_Toc228456298"/>
-      <w:bookmarkStart w:id="618" w:name="_Toc228743540"/>
+      <w:bookmarkStart w:id="618" w:name="_Toc229253944"/>
       <w:r>
         <w:t>How It Works Internally</w:t>
       </w:r>
@@ -24226,7 +24373,7 @@
       <w:bookmarkStart w:id="622" w:name="_Toc228455915"/>
       <w:bookmarkStart w:id="623" w:name="_Toc228456012"/>
       <w:bookmarkStart w:id="624" w:name="_Toc228456299"/>
-      <w:bookmarkStart w:id="625" w:name="_Toc228743541"/>
+      <w:bookmarkStart w:id="625" w:name="_Toc229253945"/>
       <w:r>
         <w:t>Key Internal Points:</w:t>
       </w:r>
@@ -24469,7 +24616,7 @@
       <w:bookmarkStart w:id="629" w:name="_Toc228455916"/>
       <w:bookmarkStart w:id="630" w:name="_Toc228456013"/>
       <w:bookmarkStart w:id="631" w:name="_Toc228456300"/>
-      <w:bookmarkStart w:id="632" w:name="_Toc228743542"/>
+      <w:bookmarkStart w:id="632" w:name="_Toc229253946"/>
       <w:r>
         <w:t>Reference:</w:t>
       </w:r>
@@ -24516,7 +24663,7 @@
       <w:bookmarkStart w:id="636" w:name="_Toc228455917"/>
       <w:bookmarkStart w:id="637" w:name="_Toc228456014"/>
       <w:bookmarkStart w:id="638" w:name="_Toc228456301"/>
-      <w:bookmarkStart w:id="639" w:name="_Toc228743543"/>
+      <w:bookmarkStart w:id="639" w:name="_Toc229253947"/>
       <w:r>
         <w:rPr>
           <w:lang w:val="en-US"/>
@@ -25271,8 +25418,8 @@
         <w:rPr>
           <w:noProof/>
         </w:rPr>
-        <w:pict w14:anchorId="5777B81D">
-          <v:rect id="_x0000_i1026" alt="" style="width:451.3pt;height:.05pt;mso-width-percent:0;mso-height-percent:0;mso-width-percent:0;mso-height-percent:0" o:hralign="center" o:hrstd="t" o:hr="t" fillcolor="#a0a0a0" stroked="f"/>
+        <w:pict w14:anchorId="418F2C2D">
+          <v:rect id="_x0000_i1028" alt="" style="width:451.3pt;height:.05pt;mso-width-percent:0;mso-height-percent:0;mso-width-percent:0;mso-height-percent:0" o:hralign="center" o:hrstd="t" o:hr="t" fillcolor="#a0a0a0" stroked="f"/>
         </w:pict>
       </w:r>
     </w:p>
@@ -25288,7 +25435,7 @@
       <w:bookmarkStart w:id="645" w:name="_Toc228456302"/>
       <w:bookmarkStart w:id="646" w:name="_Toc228457085"/>
       <w:bookmarkStart w:id="647" w:name="_Toc228457158"/>
-      <w:bookmarkStart w:id="648" w:name="_Toc228743544"/>
+      <w:bookmarkStart w:id="648" w:name="_Toc229253948"/>
       <w:r>
         <w:t>Exception Handling in Java</w:t>
       </w:r>
@@ -25443,7 +25590,7 @@
       <w:bookmarkStart w:id="654" w:name="_Toc228456303"/>
       <w:bookmarkStart w:id="655" w:name="_Toc228457086"/>
       <w:bookmarkStart w:id="656" w:name="_Toc228457159"/>
-      <w:bookmarkStart w:id="657" w:name="_Toc228743545"/>
+      <w:bookmarkStart w:id="657" w:name="_Toc229253949"/>
       <w:r>
         <w:rPr>
           <w:rStyle w:val="Strong"/>
@@ -25610,7 +25757,7 @@
       <w:bookmarkStart w:id="663" w:name="_Toc228456304"/>
       <w:bookmarkStart w:id="664" w:name="_Toc228457087"/>
       <w:bookmarkStart w:id="665" w:name="_Toc228457160"/>
-      <w:bookmarkStart w:id="666" w:name="_Toc228743546"/>
+      <w:bookmarkStart w:id="666" w:name="_Toc229253950"/>
       <w:r>
         <w:t>Types of Exceptions</w:t>
       </w:r>
@@ -25703,7 +25850,7 @@
       <w:bookmarkStart w:id="670" w:name="_Toc228455921"/>
       <w:bookmarkStart w:id="671" w:name="_Toc228456018"/>
       <w:bookmarkStart w:id="672" w:name="_Toc228456305"/>
-      <w:bookmarkStart w:id="673" w:name="_Toc228743547"/>
+      <w:bookmarkStart w:id="673" w:name="_Toc229253951"/>
       <w:r>
         <w:rPr>
           <w:rStyle w:val="Strong"/>
@@ -25937,7 +26084,7 @@
       <w:bookmarkStart w:id="677" w:name="_Toc228455922"/>
       <w:bookmarkStart w:id="678" w:name="_Toc228456019"/>
       <w:bookmarkStart w:id="679" w:name="_Toc228456306"/>
-      <w:bookmarkStart w:id="680" w:name="_Toc228743548"/>
+      <w:bookmarkStart w:id="680" w:name="_Toc229253952"/>
       <w:r>
         <w:t>Unchecked Exceptions (Runtime Exceptions)</w:t>
       </w:r>
@@ -26113,7 +26260,7 @@
       <w:bookmarkStart w:id="684" w:name="_Toc228455923"/>
       <w:bookmarkStart w:id="685" w:name="_Toc228456020"/>
       <w:bookmarkStart w:id="686" w:name="_Toc228456307"/>
-      <w:bookmarkStart w:id="687" w:name="_Toc228743549"/>
+      <w:bookmarkStart w:id="687" w:name="_Toc229253953"/>
       <w:r>
         <w:rPr>
           <w:rStyle w:val="Strong"/>
@@ -26486,7 +26633,7 @@
       <w:bookmarkStart w:id="698" w:name="_Toc228456308"/>
       <w:bookmarkStart w:id="699" w:name="_Toc228457088"/>
       <w:bookmarkStart w:id="700" w:name="_Toc228457161"/>
-      <w:bookmarkStart w:id="701" w:name="_Toc228743550"/>
+      <w:bookmarkStart w:id="701" w:name="_Toc229253954"/>
       <w:r>
         <w:rPr>
           <w:lang w:val="en-US"/>
@@ -27301,7 +27448,7 @@
       <w:bookmarkStart w:id="705" w:name="_Toc228455926"/>
       <w:bookmarkStart w:id="706" w:name="_Toc228456023"/>
       <w:bookmarkStart w:id="707" w:name="_Toc228456309"/>
-      <w:bookmarkStart w:id="708" w:name="_Toc228743551"/>
+      <w:bookmarkStart w:id="708" w:name="_Toc229253955"/>
       <w:r>
         <w:t>What happens if finally block throws an exception?</w:t>
       </w:r>
@@ -27815,8 +27962,8 @@
         <w:rPr>
           <w:noProof/>
         </w:rPr>
-        <w:pict w14:anchorId="0883F9BB">
-          <v:rect id="_x0000_i1025" alt="" style="width:451.3pt;height:.05pt;mso-width-percent:0;mso-height-percent:0;mso-width-percent:0;mso-height-percent:0" o:hralign="center" o:hrstd="t" o:hr="t" fillcolor="#a0a0a0" stroked="f"/>
+        <w:pict w14:anchorId="7D2B4E16">
+          <v:rect id="_x0000_i1027" alt="" style="width:451.3pt;height:.05pt;mso-width-percent:0;mso-height-percent:0;mso-width-percent:0;mso-height-percent:0" o:hralign="center" o:hrstd="t" o:hr="t" fillcolor="#a0a0a0" stroked="f"/>
         </w:pict>
       </w:r>
     </w:p>
@@ -27841,7 +27988,7 @@
           <w:lang w:val="en-US"/>
         </w:rPr>
       </w:pPr>
-      <w:bookmarkStart w:id="709" w:name="_Toc228743552"/>
+      <w:bookmarkStart w:id="709" w:name="_Toc229253956"/>
       <w:r>
         <w:rPr>
           <w:lang w:val="en-US"/>
@@ -27854,7 +28001,7 @@
       <w:pPr>
         <w:pStyle w:val="Heading2"/>
       </w:pPr>
-      <w:bookmarkStart w:id="710" w:name="_Toc228743553"/>
+      <w:bookmarkStart w:id="710" w:name="_Toc229253957"/>
       <w:r>
         <w:t>Java Collections Framework</w:t>
       </w:r>
@@ -28045,7 +28192,7 @@
           <w:lang w:val="en-US"/>
         </w:rPr>
       </w:pPr>
-      <w:bookmarkStart w:id="711" w:name="_Toc228743554"/>
+      <w:bookmarkStart w:id="711" w:name="_Toc229253958"/>
       <w:r>
         <w:rPr>
           <w:lang w:val="en-US"/>
@@ -28059,7 +28206,7 @@
       <w:pPr>
         <w:pStyle w:val="Heading3"/>
       </w:pPr>
-      <w:bookmarkStart w:id="712" w:name="_Toc228743555"/>
+      <w:bookmarkStart w:id="712" w:name="_Toc229253959"/>
       <w:r>
         <w:t>ArrayList vs LinkedList vs CopyOnWriteArrayList</w:t>
       </w:r>
@@ -30192,7 +30339,7 @@
       <w:pPr>
         <w:pStyle w:val="Heading3"/>
       </w:pPr>
-      <w:bookmarkStart w:id="713" w:name="_Toc228743556"/>
+      <w:bookmarkStart w:id="713" w:name="_Toc229253960"/>
       <w:r>
         <w:t xml:space="preserve">ArrayList </w:t>
       </w:r>
@@ -31934,7 +32081,7 @@
       <w:pPr>
         <w:pStyle w:val="Heading3"/>
       </w:pPr>
-      <w:bookmarkStart w:id="714" w:name="_Toc228743557"/>
+      <w:bookmarkStart w:id="714" w:name="_Toc229253961"/>
       <w:r>
         <w:t>LinkedList Util methods</w:t>
       </w:r>
@@ -32583,7 +32730,7 @@
       <w:pPr>
         <w:pStyle w:val="Heading3"/>
       </w:pPr>
-      <w:bookmarkStart w:id="715" w:name="_Toc228743558"/>
+      <w:bookmarkStart w:id="715" w:name="_Toc229253962"/>
       <w:r>
         <w:t>CopyOnWriteArrayList (COWAL) Util Methods</w:t>
       </w:r>
@@ -33509,7 +33656,7 @@
       <w:pPr>
         <w:pStyle w:val="Heading3"/>
       </w:pPr>
-      <w:bookmarkStart w:id="716" w:name="_Toc228743559"/>
+      <w:bookmarkStart w:id="716" w:name="_Toc229253963"/>
       <w:r>
         <w:t>Interview Questions</w:t>
       </w:r>
@@ -44104,7 +44251,7 @@
           <w:lang w:eastAsia="en-US"/>
         </w:rPr>
       </w:pPr>
-      <w:bookmarkStart w:id="717" w:name="_Toc228743560"/>
+      <w:bookmarkStart w:id="717" w:name="_Toc229253964"/>
       <w:r>
         <w:rPr>
           <w:lang w:eastAsia="en-US"/>
@@ -44127,7 +44274,7 @@
           <w:lang w:eastAsia="en-US"/>
         </w:rPr>
       </w:pPr>
-      <w:bookmarkStart w:id="718" w:name="_Toc228743561"/>
+      <w:bookmarkStart w:id="718" w:name="_Toc229253965"/>
       <w:r>
         <w:rPr>
           <w:lang w:eastAsia="en-US"/>
@@ -47419,7 +47566,7 @@
       <w:pPr>
         <w:pStyle w:val="Heading3"/>
       </w:pPr>
-      <w:bookmarkStart w:id="719" w:name="_Toc228743562"/>
+      <w:bookmarkStart w:id="719" w:name="_Toc229253966"/>
       <w:r>
         <w:t>Interview Questions</w:t>
       </w:r>
@@ -51483,13 +51630,3172 @@
     </w:p>
     <w:p>
       <w:pPr>
-        <w:rPr>
+        <w:pStyle w:val="Heading2"/>
+        <w:jc w:val="center"/>
+      </w:pPr>
+      <w:bookmarkStart w:id="720" w:name="_Toc229253967"/>
+      <w:r>
+        <w:t>Java 8</w:t>
+      </w:r>
+      <w:bookmarkEnd w:id="720"/>
+    </w:p>
+    <w:p>
+      <w:pPr>
+        <w:pStyle w:val="Heading3"/>
+      </w:pPr>
+      <w:bookmarkStart w:id="721" w:name="_Toc229253968"/>
+      <w:r>
+        <w:t>Functional Interfaces</w:t>
+      </w:r>
+      <w:bookmarkEnd w:id="721"/>
+    </w:p>
+    <w:p/>
+    <w:p>
+      <w:pPr>
+        <w:rPr>
+          <w:sz w:val="22"/>
+          <w:szCs w:val="22"/>
+        </w:rPr>
+      </w:pPr>
+      <w:r>
+        <w:rPr>
+          <w:sz w:val="22"/>
+          <w:szCs w:val="22"/>
+        </w:rPr>
+        <w:t>A </w:t>
+      </w:r>
+      <w:r>
+        <w:rPr>
+          <w:b/>
+          <w:bCs/>
+          <w:sz w:val="22"/>
+          <w:szCs w:val="22"/>
+        </w:rPr>
+        <w:t>functional interface</w:t>
+      </w:r>
+      <w:r>
+        <w:rPr>
+          <w:sz w:val="22"/>
+          <w:szCs w:val="22"/>
+        </w:rPr>
+        <w:t> is any interface that has </w:t>
+      </w:r>
+      <w:r>
+        <w:rPr>
+          <w:b/>
+          <w:bCs/>
+          <w:sz w:val="22"/>
+          <w:szCs w:val="22"/>
+        </w:rPr>
+        <w:t>exactly one abstract method</w:t>
+      </w:r>
+      <w:r>
+        <w:rPr>
+          <w:sz w:val="22"/>
+          <w:szCs w:val="22"/>
+        </w:rPr>
+        <w:t>. That's the only rule. They are annotated with @FunctionalInterface (optional but recommended).</w:t>
+      </w:r>
+    </w:p>
+    <w:p>
+      <w:pPr>
+        <w:rPr>
+          <w:sz w:val="22"/>
+          <w:szCs w:val="22"/>
+        </w:rPr>
+      </w:pPr>
+    </w:p>
+    <w:p>
+      <w:pPr>
+        <w:rPr>
+          <w:b/>
+          <w:bCs/>
+          <w:sz w:val="22"/>
+          <w:szCs w:val="22"/>
+        </w:rPr>
+      </w:pPr>
+      <w:r>
+        <w:rPr>
+          <w:b/>
+          <w:bCs/>
+          <w:sz w:val="22"/>
+          <w:szCs w:val="22"/>
+        </w:rPr>
+        <w:t>Before Java 8 -- The Problem</w:t>
+      </w:r>
+    </w:p>
+    <w:p>
+      <w:pPr>
+        <w:rPr>
+          <w:sz w:val="22"/>
+          <w:szCs w:val="22"/>
+        </w:rPr>
+      </w:pPr>
+      <w:r>
+        <w:rPr>
+          <w:sz w:val="22"/>
+          <w:szCs w:val="22"/>
+        </w:rPr>
+        <w:t>Java was purely object-oriented. If you wanted to pass a "piece of behavior" to a method, you had to create an entire class:</w:t>
+      </w:r>
+    </w:p>
+    <w:p>
+      <w:pPr>
+        <w:rPr>
+          <w:sz w:val="22"/>
+          <w:szCs w:val="22"/>
+        </w:rPr>
+      </w:pPr>
+    </w:p>
+    <w:p>
+      <w:pPr>
+        <w:shd w:val="clear" w:color="auto" w:fill="181818"/>
+        <w:rPr>
+          <w:rFonts w:ascii="Menlo" w:hAnsi="Menlo" w:cs="Menlo"/>
+          <w:color w:val="D8D8D8"/>
+          <w:sz w:val="18"/>
+          <w:szCs w:val="18"/>
+        </w:rPr>
+      </w:pPr>
+      <w:r>
+        <w:rPr>
+          <w:rFonts w:ascii="Menlo" w:hAnsi="Menlo" w:cs="Menlo"/>
+          <w:i/>
+          <w:iCs/>
+          <w:color w:val="D8D8D8"/>
+          <w:sz w:val="18"/>
+          <w:szCs w:val="18"/>
+        </w:rPr>
+        <w:t>// Just to sort a list, you needed THIS much code:</w:t>
+      </w:r>
+    </w:p>
+    <w:p>
+      <w:pPr>
+        <w:shd w:val="clear" w:color="auto" w:fill="181818"/>
+        <w:rPr>
+          <w:rFonts w:ascii="Menlo" w:hAnsi="Menlo" w:cs="Menlo"/>
+          <w:color w:val="D8D8D8"/>
+          <w:sz w:val="18"/>
+          <w:szCs w:val="18"/>
+        </w:rPr>
+      </w:pPr>
+      <w:r>
+        <w:rPr>
+          <w:rFonts w:ascii="Menlo" w:hAnsi="Menlo" w:cs="Menlo"/>
+          <w:color w:val="87C3FF"/>
+          <w:sz w:val="18"/>
+          <w:szCs w:val="18"/>
+        </w:rPr>
+        <w:t>Collections</w:t>
+      </w:r>
+      <w:r>
+        <w:rPr>
+          <w:rFonts w:ascii="Menlo" w:hAnsi="Menlo" w:cs="Menlo"/>
+          <w:color w:val="D8D8D8"/>
+          <w:sz w:val="18"/>
+          <w:szCs w:val="18"/>
+        </w:rPr>
+        <w:t>.</w:t>
+      </w:r>
+      <w:r>
+        <w:rPr>
+          <w:rFonts w:ascii="Menlo" w:hAnsi="Menlo" w:cs="Menlo"/>
+          <w:color w:val="EFB080"/>
+          <w:sz w:val="18"/>
+          <w:szCs w:val="18"/>
+        </w:rPr>
+        <w:t>sort</w:t>
+      </w:r>
+      <w:r>
+        <w:rPr>
+          <w:rFonts w:ascii="Menlo" w:hAnsi="Menlo" w:cs="Menlo"/>
+          <w:color w:val="D8D8D8"/>
+          <w:sz w:val="18"/>
+          <w:szCs w:val="18"/>
+        </w:rPr>
+        <w:t xml:space="preserve">(employees, </w:t>
+      </w:r>
+      <w:r>
+        <w:rPr>
+          <w:rFonts w:ascii="Menlo" w:hAnsi="Menlo" w:cs="Menlo"/>
+          <w:color w:val="82D2CE"/>
+          <w:sz w:val="18"/>
+          <w:szCs w:val="18"/>
+        </w:rPr>
+        <w:t>new</w:t>
+      </w:r>
+      <w:r>
+        <w:rPr>
+          <w:rFonts w:ascii="Menlo" w:hAnsi="Menlo" w:cs="Menlo"/>
+          <w:color w:val="D8D8D8"/>
+          <w:sz w:val="18"/>
+          <w:szCs w:val="18"/>
+        </w:rPr>
+        <w:t xml:space="preserve"> </w:t>
+      </w:r>
+      <w:r>
+        <w:rPr>
+          <w:rFonts w:ascii="Menlo" w:hAnsi="Menlo" w:cs="Menlo"/>
+          <w:color w:val="82D2CE"/>
+          <w:sz w:val="18"/>
+          <w:szCs w:val="18"/>
+        </w:rPr>
+        <w:t>Comparator</w:t>
+      </w:r>
+      <w:r>
+        <w:rPr>
+          <w:rFonts w:ascii="Menlo" w:hAnsi="Menlo" w:cs="Menlo"/>
+          <w:color w:val="D8D8D8"/>
+          <w:sz w:val="18"/>
+          <w:szCs w:val="18"/>
+        </w:rPr>
+        <w:t>&lt;</w:t>
+      </w:r>
+      <w:r>
+        <w:rPr>
+          <w:rFonts w:ascii="Menlo" w:hAnsi="Menlo" w:cs="Menlo"/>
+          <w:color w:val="82D2CE"/>
+          <w:sz w:val="18"/>
+          <w:szCs w:val="18"/>
+        </w:rPr>
+        <w:t>Employee</w:t>
+      </w:r>
+      <w:r>
+        <w:rPr>
+          <w:rFonts w:ascii="Menlo" w:hAnsi="Menlo" w:cs="Menlo"/>
+          <w:color w:val="D8D8D8"/>
+          <w:sz w:val="18"/>
+          <w:szCs w:val="18"/>
+        </w:rPr>
+        <w:t>&gt;() {</w:t>
+      </w:r>
+    </w:p>
+    <w:p>
+      <w:pPr>
+        <w:shd w:val="clear" w:color="auto" w:fill="181818"/>
+        <w:rPr>
+          <w:rFonts w:ascii="Menlo" w:hAnsi="Menlo" w:cs="Menlo"/>
+          <w:color w:val="D8D8D8"/>
+          <w:sz w:val="18"/>
+          <w:szCs w:val="18"/>
+        </w:rPr>
+      </w:pPr>
+      <w:r>
+        <w:rPr>
+          <w:rFonts w:ascii="Menlo" w:hAnsi="Menlo" w:cs="Menlo"/>
+          <w:color w:val="D8D8D8"/>
+          <w:sz w:val="18"/>
+          <w:szCs w:val="18"/>
+        </w:rPr>
+        <w:t xml:space="preserve">    @</w:t>
+      </w:r>
+      <w:r>
+        <w:rPr>
+          <w:rFonts w:ascii="Menlo" w:hAnsi="Menlo" w:cs="Menlo"/>
+          <w:color w:val="82D2CE"/>
+          <w:sz w:val="18"/>
+          <w:szCs w:val="18"/>
+        </w:rPr>
+        <w:t>Override</w:t>
+      </w:r>
+    </w:p>
+    <w:p>
+      <w:pPr>
+        <w:shd w:val="clear" w:color="auto" w:fill="181818"/>
+        <w:rPr>
+          <w:rFonts w:ascii="Menlo" w:hAnsi="Menlo" w:cs="Menlo"/>
+          <w:color w:val="D8D8D8"/>
+          <w:sz w:val="18"/>
+          <w:szCs w:val="18"/>
+        </w:rPr>
+      </w:pPr>
+      <w:r>
+        <w:rPr>
+          <w:rFonts w:ascii="Menlo" w:hAnsi="Menlo" w:cs="Menlo"/>
+          <w:color w:val="D8D8D8"/>
+          <w:sz w:val="18"/>
+          <w:szCs w:val="18"/>
+        </w:rPr>
+        <w:t xml:space="preserve">    </w:t>
+      </w:r>
+      <w:r>
+        <w:rPr>
+          <w:rFonts w:ascii="Menlo" w:hAnsi="Menlo" w:cs="Menlo"/>
+          <w:color w:val="82D2CE"/>
+          <w:sz w:val="18"/>
+          <w:szCs w:val="18"/>
+        </w:rPr>
+        <w:t>public</w:t>
+      </w:r>
+      <w:r>
+        <w:rPr>
+          <w:rFonts w:ascii="Menlo" w:hAnsi="Menlo" w:cs="Menlo"/>
+          <w:color w:val="D8D8D8"/>
+          <w:sz w:val="18"/>
+          <w:szCs w:val="18"/>
+        </w:rPr>
+        <w:t xml:space="preserve"> </w:t>
+      </w:r>
+      <w:r>
+        <w:rPr>
+          <w:rFonts w:ascii="Menlo" w:hAnsi="Menlo" w:cs="Menlo"/>
+          <w:color w:val="82D2CE"/>
+          <w:sz w:val="18"/>
+          <w:szCs w:val="18"/>
+        </w:rPr>
+        <w:t>int</w:t>
+      </w:r>
+      <w:r>
+        <w:rPr>
+          <w:rFonts w:ascii="Menlo" w:hAnsi="Menlo" w:cs="Menlo"/>
+          <w:color w:val="D8D8D8"/>
+          <w:sz w:val="18"/>
+          <w:szCs w:val="18"/>
+        </w:rPr>
+        <w:t xml:space="preserve"> </w:t>
+      </w:r>
+      <w:r>
+        <w:rPr>
+          <w:rFonts w:ascii="Menlo" w:hAnsi="Menlo" w:cs="Menlo"/>
+          <w:color w:val="EFB080"/>
+          <w:sz w:val="18"/>
+          <w:szCs w:val="18"/>
+        </w:rPr>
+        <w:t>compare</w:t>
+      </w:r>
+      <w:r>
+        <w:rPr>
+          <w:rFonts w:ascii="Menlo" w:hAnsi="Menlo" w:cs="Menlo"/>
+          <w:color w:val="D8D8D8"/>
+          <w:sz w:val="18"/>
+          <w:szCs w:val="18"/>
+        </w:rPr>
+        <w:t>(</w:t>
+      </w:r>
+      <w:r>
+        <w:rPr>
+          <w:rFonts w:ascii="Menlo" w:hAnsi="Menlo" w:cs="Menlo"/>
+          <w:color w:val="82D2CE"/>
+          <w:sz w:val="18"/>
+          <w:szCs w:val="18"/>
+        </w:rPr>
+        <w:t>Employee</w:t>
+      </w:r>
+      <w:r>
+        <w:rPr>
+          <w:rFonts w:ascii="Menlo" w:hAnsi="Menlo" w:cs="Menlo"/>
+          <w:color w:val="D8D8D8"/>
+          <w:sz w:val="18"/>
+          <w:szCs w:val="18"/>
+        </w:rPr>
+        <w:t xml:space="preserve"> </w:t>
+      </w:r>
+      <w:r>
+        <w:rPr>
+          <w:rFonts w:ascii="Menlo" w:hAnsi="Menlo" w:cs="Menlo"/>
+          <w:color w:val="D6D6DD"/>
+          <w:sz w:val="18"/>
+          <w:szCs w:val="18"/>
+        </w:rPr>
+        <w:t>e1</w:t>
+      </w:r>
+      <w:r>
+        <w:rPr>
+          <w:rFonts w:ascii="Menlo" w:hAnsi="Menlo" w:cs="Menlo"/>
+          <w:color w:val="D8D8D8"/>
+          <w:sz w:val="18"/>
+          <w:szCs w:val="18"/>
+        </w:rPr>
+        <w:t xml:space="preserve">, </w:t>
+      </w:r>
+      <w:r>
+        <w:rPr>
+          <w:rFonts w:ascii="Menlo" w:hAnsi="Menlo" w:cs="Menlo"/>
+          <w:color w:val="82D2CE"/>
+          <w:sz w:val="18"/>
+          <w:szCs w:val="18"/>
+        </w:rPr>
+        <w:t>Employee</w:t>
+      </w:r>
+      <w:r>
+        <w:rPr>
+          <w:rFonts w:ascii="Menlo" w:hAnsi="Menlo" w:cs="Menlo"/>
+          <w:color w:val="D8D8D8"/>
+          <w:sz w:val="18"/>
+          <w:szCs w:val="18"/>
+        </w:rPr>
+        <w:t xml:space="preserve"> </w:t>
+      </w:r>
+      <w:r>
+        <w:rPr>
+          <w:rFonts w:ascii="Menlo" w:hAnsi="Menlo" w:cs="Menlo"/>
+          <w:color w:val="D6D6DD"/>
+          <w:sz w:val="18"/>
+          <w:szCs w:val="18"/>
+        </w:rPr>
+        <w:t>e2</w:t>
+      </w:r>
+      <w:r>
+        <w:rPr>
+          <w:rFonts w:ascii="Menlo" w:hAnsi="Menlo" w:cs="Menlo"/>
+          <w:color w:val="D8D8D8"/>
+          <w:sz w:val="18"/>
+          <w:szCs w:val="18"/>
+        </w:rPr>
+        <w:t>) {</w:t>
+      </w:r>
+    </w:p>
+    <w:p>
+      <w:pPr>
+        <w:shd w:val="clear" w:color="auto" w:fill="181818"/>
+        <w:rPr>
+          <w:rFonts w:ascii="Menlo" w:hAnsi="Menlo" w:cs="Menlo"/>
+          <w:color w:val="D8D8D8"/>
+          <w:sz w:val="18"/>
+          <w:szCs w:val="18"/>
+        </w:rPr>
+      </w:pPr>
+      <w:r>
+        <w:rPr>
+          <w:rFonts w:ascii="Menlo" w:hAnsi="Menlo" w:cs="Menlo"/>
+          <w:color w:val="D8D8D8"/>
+          <w:sz w:val="18"/>
+          <w:szCs w:val="18"/>
+        </w:rPr>
+        <w:t xml:space="preserve">        </w:t>
+      </w:r>
+      <w:r>
+        <w:rPr>
+          <w:rFonts w:ascii="Menlo" w:hAnsi="Menlo" w:cs="Menlo"/>
+          <w:color w:val="82D2CE"/>
+          <w:sz w:val="18"/>
+          <w:szCs w:val="18"/>
+        </w:rPr>
+        <w:t>return</w:t>
+      </w:r>
+      <w:r>
+        <w:rPr>
+          <w:rFonts w:ascii="Menlo" w:hAnsi="Menlo" w:cs="Menlo"/>
+          <w:color w:val="D8D8D8"/>
+          <w:sz w:val="18"/>
+          <w:szCs w:val="18"/>
+        </w:rPr>
+        <w:t xml:space="preserve"> </w:t>
+      </w:r>
+      <w:r>
+        <w:rPr>
+          <w:rFonts w:ascii="Menlo" w:hAnsi="Menlo" w:cs="Menlo"/>
+          <w:color w:val="87C3FF"/>
+          <w:sz w:val="18"/>
+          <w:szCs w:val="18"/>
+        </w:rPr>
+        <w:t>e1</w:t>
+      </w:r>
+      <w:r>
+        <w:rPr>
+          <w:rFonts w:ascii="Menlo" w:hAnsi="Menlo" w:cs="Menlo"/>
+          <w:color w:val="D8D8D8"/>
+          <w:sz w:val="18"/>
+          <w:szCs w:val="18"/>
+        </w:rPr>
+        <w:t>.</w:t>
+      </w:r>
+      <w:r>
+        <w:rPr>
+          <w:rFonts w:ascii="Menlo" w:hAnsi="Menlo" w:cs="Menlo"/>
+          <w:color w:val="EFB080"/>
+          <w:sz w:val="18"/>
+          <w:szCs w:val="18"/>
+        </w:rPr>
+        <w:t>getEmpName</w:t>
+      </w:r>
+      <w:r>
+        <w:rPr>
+          <w:rFonts w:ascii="Menlo" w:hAnsi="Menlo" w:cs="Menlo"/>
+          <w:color w:val="D8D8D8"/>
+          <w:sz w:val="18"/>
+          <w:szCs w:val="18"/>
+        </w:rPr>
+        <w:t>().</w:t>
+      </w:r>
+      <w:r>
+        <w:rPr>
+          <w:rFonts w:ascii="Menlo" w:hAnsi="Menlo" w:cs="Menlo"/>
+          <w:color w:val="EFB080"/>
+          <w:sz w:val="18"/>
+          <w:szCs w:val="18"/>
+        </w:rPr>
+        <w:t>compareTo</w:t>
+      </w:r>
+      <w:r>
+        <w:rPr>
+          <w:rFonts w:ascii="Menlo" w:hAnsi="Menlo" w:cs="Menlo"/>
+          <w:color w:val="D8D8D8"/>
+          <w:sz w:val="18"/>
+          <w:szCs w:val="18"/>
+        </w:rPr>
+        <w:t>(</w:t>
+      </w:r>
+      <w:r>
+        <w:rPr>
+          <w:rFonts w:ascii="Menlo" w:hAnsi="Menlo" w:cs="Menlo"/>
+          <w:color w:val="87C3FF"/>
+          <w:sz w:val="18"/>
+          <w:szCs w:val="18"/>
+        </w:rPr>
+        <w:t>e2</w:t>
+      </w:r>
+      <w:r>
+        <w:rPr>
+          <w:rFonts w:ascii="Menlo" w:hAnsi="Menlo" w:cs="Menlo"/>
+          <w:color w:val="D8D8D8"/>
+          <w:sz w:val="18"/>
+          <w:szCs w:val="18"/>
+        </w:rPr>
+        <w:t>.</w:t>
+      </w:r>
+      <w:r>
+        <w:rPr>
+          <w:rFonts w:ascii="Menlo" w:hAnsi="Menlo" w:cs="Menlo"/>
+          <w:color w:val="EFB080"/>
+          <w:sz w:val="18"/>
+          <w:szCs w:val="18"/>
+        </w:rPr>
+        <w:t>getEmpName</w:t>
+      </w:r>
+      <w:r>
+        <w:rPr>
+          <w:rFonts w:ascii="Menlo" w:hAnsi="Menlo" w:cs="Menlo"/>
+          <w:color w:val="D8D8D8"/>
+          <w:sz w:val="18"/>
+          <w:szCs w:val="18"/>
+        </w:rPr>
+        <w:t>());</w:t>
+      </w:r>
+    </w:p>
+    <w:p>
+      <w:pPr>
+        <w:shd w:val="clear" w:color="auto" w:fill="181818"/>
+        <w:rPr>
+          <w:rFonts w:ascii="Menlo" w:hAnsi="Menlo" w:cs="Menlo"/>
+          <w:color w:val="D8D8D8"/>
+          <w:sz w:val="18"/>
+          <w:szCs w:val="18"/>
+        </w:rPr>
+      </w:pPr>
+      <w:r>
+        <w:rPr>
+          <w:rFonts w:ascii="Menlo" w:hAnsi="Menlo" w:cs="Menlo"/>
+          <w:color w:val="D8D8D8"/>
+          <w:sz w:val="18"/>
+          <w:szCs w:val="18"/>
+        </w:rPr>
+        <w:t xml:space="preserve">    }</w:t>
+      </w:r>
+    </w:p>
+    <w:p>
+      <w:pPr>
+        <w:shd w:val="clear" w:color="auto" w:fill="181818"/>
+        <w:rPr>
+          <w:rFonts w:ascii="Menlo" w:hAnsi="Menlo" w:cs="Menlo"/>
+          <w:color w:val="D8D8D8"/>
+          <w:sz w:val="18"/>
+          <w:szCs w:val="18"/>
+        </w:rPr>
+      </w:pPr>
+      <w:r>
+        <w:rPr>
+          <w:rFonts w:ascii="Menlo" w:hAnsi="Menlo" w:cs="Menlo"/>
+          <w:color w:val="D8D8D8"/>
+          <w:sz w:val="18"/>
+          <w:szCs w:val="18"/>
+        </w:rPr>
+        <w:t>});</w:t>
+      </w:r>
+    </w:p>
+    <w:p>
+      <w:pPr>
+        <w:rPr>
+          <w:sz w:val="22"/>
+          <w:szCs w:val="22"/>
+        </w:rPr>
+      </w:pPr>
+    </w:p>
+    <w:p>
+      <w:pPr>
+        <w:rPr>
+          <w:sz w:val="22"/>
+          <w:szCs w:val="22"/>
+        </w:rPr>
+      </w:pPr>
+      <w:r>
+        <w:rPr>
+          <w:sz w:val="22"/>
+          <w:szCs w:val="22"/>
+        </w:rPr>
+        <w:t>Other languages like JavaScript, Python, and Scala could do sort(employees, (a, b) =&gt; a.name - b.name) in one line. Java developers wanted the same power.</w:t>
+      </w:r>
+    </w:p>
+    <w:p>
+      <w:pPr>
+        <w:rPr>
+          <w:sz w:val="22"/>
+          <w:szCs w:val="22"/>
+        </w:rPr>
+      </w:pPr>
+      <w:r>
+        <w:rPr>
+          <w:noProof/>
+          <w:sz w:val="22"/>
+          <w:szCs w:val="22"/>
+        </w:rPr>
+        <w:pict w14:anchorId="1CE7A71A">
+          <v:rect id="_x0000_i1026" alt="" style="width:451.3pt;height:.05pt;mso-width-percent:0;mso-height-percent:0;mso-width-percent:0;mso-height-percent:0" o:hralign="center" o:hrstd="t" o:hr="t" fillcolor="#a0a0a0" stroked="f"/>
+        </w:pict>
+      </w:r>
+    </w:p>
+    <w:p>
+      <w:pPr>
+        <w:rPr>
+          <w:b/>
+          <w:bCs/>
+          <w:sz w:val="22"/>
+          <w:szCs w:val="22"/>
+        </w:rPr>
+      </w:pPr>
+      <w:r>
+        <w:rPr>
+          <w:b/>
+          <w:bCs/>
+          <w:sz w:val="22"/>
+          <w:szCs w:val="22"/>
+        </w:rPr>
+        <w:t>Java 8's Solution (March 2014)</w:t>
+      </w:r>
+    </w:p>
+    <w:p>
+      <w:pPr>
+        <w:rPr>
+          <w:sz w:val="22"/>
+          <w:szCs w:val="22"/>
+        </w:rPr>
+      </w:pPr>
+      <w:r>
+        <w:rPr>
+          <w:sz w:val="22"/>
+          <w:szCs w:val="22"/>
+        </w:rPr>
+        <w:t>Java introduced 3 things together -- they work as a </w:t>
+      </w:r>
+      <w:r>
+        <w:rPr>
+          <w:b/>
+          <w:bCs/>
+          <w:sz w:val="22"/>
+          <w:szCs w:val="22"/>
+        </w:rPr>
+        <w:t>team</w:t>
+      </w:r>
+      <w:r>
+        <w:rPr>
+          <w:sz w:val="22"/>
+          <w:szCs w:val="22"/>
+        </w:rPr>
+        <w:t>:</w:t>
+      </w:r>
+    </w:p>
+    <w:p>
+      <w:pPr>
+        <w:rPr>
+          <w:sz w:val="22"/>
+          <w:szCs w:val="22"/>
+        </w:rPr>
+      </w:pPr>
+    </w:p>
+    <w:tbl>
+      <w:tblPr>
+        <w:tblW w:w="0" w:type="auto"/>
+        <w:tblBorders>
+          <w:top w:val="single" w:sz="4" w:space="0" w:color="auto"/>
+          <w:left w:val="single" w:sz="4" w:space="0" w:color="auto"/>
+          <w:bottom w:val="single" w:sz="4" w:space="0" w:color="auto"/>
+          <w:right w:val="single" w:sz="4" w:space="0" w:color="auto"/>
+          <w:insideH w:val="single" w:sz="4" w:space="0" w:color="auto"/>
+          <w:insideV w:val="single" w:sz="4" w:space="0" w:color="auto"/>
+        </w:tblBorders>
+        <w:tblCellMar>
+          <w:top w:w="15" w:type="dxa"/>
+          <w:left w:w="15" w:type="dxa"/>
+          <w:bottom w:w="15" w:type="dxa"/>
+          <w:right w:w="15" w:type="dxa"/>
+        </w:tblCellMar>
+        <w:tblLook w:val="04A0" w:firstRow="1" w:lastRow="0" w:firstColumn="1" w:lastColumn="0" w:noHBand="0" w:noVBand="1"/>
+      </w:tblPr>
+      <w:tblGrid>
+        <w:gridCol w:w="2709"/>
+        <w:gridCol w:w="6242"/>
+      </w:tblGrid>
+      <w:tr>
+        <w:trPr>
+          <w:tblHeader/>
+        </w:trPr>
+        <w:tc>
+          <w:tcPr>
+            <w:tcW w:w="0" w:type="auto"/>
+            <w:noWrap/>
+            <w:tcMar>
+              <w:top w:w="75" w:type="dxa"/>
+              <w:left w:w="135" w:type="dxa"/>
+              <w:bottom w:w="75" w:type="dxa"/>
+              <w:right w:w="135" w:type="dxa"/>
+            </w:tcMar>
+            <w:hideMark/>
+          </w:tcPr>
+          <w:p>
+            <w:pPr>
+              <w:rPr>
+                <w:b/>
+                <w:bCs/>
+                <w:sz w:val="22"/>
+                <w:szCs w:val="22"/>
+              </w:rPr>
+            </w:pPr>
+            <w:r>
+              <w:rPr>
+                <w:b/>
+                <w:bCs/>
+                <w:sz w:val="22"/>
+                <w:szCs w:val="22"/>
+              </w:rPr>
+              <w:t>Feature</w:t>
+            </w:r>
+          </w:p>
+        </w:tc>
+        <w:tc>
+          <w:tcPr>
+            <w:tcW w:w="0" w:type="auto"/>
+            <w:noWrap/>
+            <w:tcMar>
+              <w:top w:w="75" w:type="dxa"/>
+              <w:left w:w="135" w:type="dxa"/>
+              <w:bottom w:w="75" w:type="dxa"/>
+              <w:right w:w="135" w:type="dxa"/>
+            </w:tcMar>
+            <w:hideMark/>
+          </w:tcPr>
+          <w:p>
+            <w:pPr>
+              <w:rPr>
+                <w:b/>
+                <w:bCs/>
+                <w:sz w:val="22"/>
+                <w:szCs w:val="22"/>
+              </w:rPr>
+            </w:pPr>
+            <w:r>
+              <w:rPr>
+                <w:b/>
+                <w:bCs/>
+                <w:sz w:val="22"/>
+                <w:szCs w:val="22"/>
+              </w:rPr>
+              <w:t>What it does</w:t>
+            </w:r>
+          </w:p>
+        </w:tc>
+      </w:tr>
+      <w:tr>
+        <w:tc>
+          <w:tcPr>
+            <w:tcW w:w="0" w:type="auto"/>
+            <w:tcMar>
+              <w:top w:w="75" w:type="dxa"/>
+              <w:left w:w="135" w:type="dxa"/>
+              <w:bottom w:w="75" w:type="dxa"/>
+              <w:right w:w="135" w:type="dxa"/>
+            </w:tcMar>
+            <w:hideMark/>
+          </w:tcPr>
+          <w:p>
+            <w:pPr>
+              <w:rPr>
+                <w:sz w:val="22"/>
+                <w:szCs w:val="22"/>
+              </w:rPr>
+            </w:pPr>
+            <w:r>
+              <w:rPr>
+                <w:b/>
+                <w:bCs/>
+                <w:sz w:val="22"/>
+                <w:szCs w:val="22"/>
+              </w:rPr>
+              <w:t>Functional Interface</w:t>
+            </w:r>
+          </w:p>
+        </w:tc>
+        <w:tc>
+          <w:tcPr>
+            <w:tcW w:w="0" w:type="auto"/>
+            <w:tcMar>
+              <w:top w:w="75" w:type="dxa"/>
+              <w:left w:w="135" w:type="dxa"/>
+              <w:bottom w:w="75" w:type="dxa"/>
+              <w:right w:w="135" w:type="dxa"/>
+            </w:tcMar>
+            <w:hideMark/>
+          </w:tcPr>
+          <w:p>
+            <w:pPr>
+              <w:rPr>
+                <w:sz w:val="22"/>
+                <w:szCs w:val="22"/>
+              </w:rPr>
+            </w:pPr>
+            <w:r>
+              <w:rPr>
+                <w:sz w:val="22"/>
+                <w:szCs w:val="22"/>
+              </w:rPr>
+              <w:t>The contract -- "I have exactly one job to do"</w:t>
+            </w:r>
+          </w:p>
+        </w:tc>
+      </w:tr>
+      <w:tr>
+        <w:tc>
+          <w:tcPr>
+            <w:tcW w:w="0" w:type="auto"/>
+            <w:tcMar>
+              <w:top w:w="75" w:type="dxa"/>
+              <w:left w:w="135" w:type="dxa"/>
+              <w:bottom w:w="75" w:type="dxa"/>
+              <w:right w:w="135" w:type="dxa"/>
+            </w:tcMar>
+            <w:hideMark/>
+          </w:tcPr>
+          <w:p>
+            <w:pPr>
+              <w:rPr>
+                <w:sz w:val="22"/>
+                <w:szCs w:val="22"/>
+              </w:rPr>
+            </w:pPr>
+            <w:r>
+              <w:rPr>
+                <w:b/>
+                <w:bCs/>
+                <w:sz w:val="22"/>
+                <w:szCs w:val="22"/>
+              </w:rPr>
+              <w:t>Lambda Expression</w:t>
+            </w:r>
+          </w:p>
+        </w:tc>
+        <w:tc>
+          <w:tcPr>
+            <w:tcW w:w="0" w:type="auto"/>
+            <w:tcMar>
+              <w:top w:w="75" w:type="dxa"/>
+              <w:left w:w="135" w:type="dxa"/>
+              <w:bottom w:w="75" w:type="dxa"/>
+              <w:right w:w="135" w:type="dxa"/>
+            </w:tcMar>
+            <w:hideMark/>
+          </w:tcPr>
+          <w:p>
+            <w:pPr>
+              <w:rPr>
+                <w:sz w:val="22"/>
+                <w:szCs w:val="22"/>
+              </w:rPr>
+            </w:pPr>
+            <w:r>
+              <w:rPr>
+                <w:sz w:val="22"/>
+                <w:szCs w:val="22"/>
+              </w:rPr>
+              <w:t>The shorthand syntax to implement that contract</w:t>
+            </w:r>
+          </w:p>
+        </w:tc>
+      </w:tr>
+      <w:tr>
+        <w:tc>
+          <w:tcPr>
+            <w:tcW w:w="0" w:type="auto"/>
+            <w:tcMar>
+              <w:top w:w="75" w:type="dxa"/>
+              <w:left w:w="135" w:type="dxa"/>
+              <w:bottom w:w="75" w:type="dxa"/>
+              <w:right w:w="135" w:type="dxa"/>
+            </w:tcMar>
+            <w:hideMark/>
+          </w:tcPr>
+          <w:p>
+            <w:pPr>
+              <w:rPr>
+                <w:sz w:val="22"/>
+                <w:szCs w:val="22"/>
+              </w:rPr>
+            </w:pPr>
+            <w:r>
+              <w:rPr>
+                <w:b/>
+                <w:bCs/>
+                <w:sz w:val="22"/>
+                <w:szCs w:val="22"/>
+              </w:rPr>
+              <w:t>java.util.function package</w:t>
+            </w:r>
+          </w:p>
+        </w:tc>
+        <w:tc>
+          <w:tcPr>
+            <w:tcW w:w="0" w:type="auto"/>
+            <w:tcMar>
+              <w:top w:w="75" w:type="dxa"/>
+              <w:left w:w="135" w:type="dxa"/>
+              <w:bottom w:w="75" w:type="dxa"/>
+              <w:right w:w="135" w:type="dxa"/>
+            </w:tcMar>
+            <w:hideMark/>
+          </w:tcPr>
+          <w:p>
+            <w:pPr>
+              <w:rPr>
+                <w:sz w:val="22"/>
+                <w:szCs w:val="22"/>
+              </w:rPr>
+            </w:pPr>
+            <w:r>
+              <w:rPr>
+                <w:sz w:val="22"/>
+                <w:szCs w:val="22"/>
+              </w:rPr>
+              <w:t>43 ready-made functional interfaces so you don't reinvent the wheel</w:t>
+            </w:r>
+          </w:p>
+        </w:tc>
+      </w:tr>
+    </w:tbl>
+    <w:p>
+      <w:pPr>
+        <w:rPr>
+          <w:sz w:val="22"/>
+          <w:szCs w:val="22"/>
+        </w:rPr>
+      </w:pPr>
+    </w:p>
+    <w:p>
+      <w:pPr>
+        <w:rPr>
+          <w:sz w:val="22"/>
+          <w:szCs w:val="22"/>
+        </w:rPr>
+      </w:pPr>
+      <w:r>
+        <w:rPr>
+          <w:sz w:val="22"/>
+          <w:szCs w:val="22"/>
+        </w:rPr>
+        <w:t>Now the same sort becomes:</w:t>
+      </w:r>
+    </w:p>
+    <w:p>
+      <w:pPr>
+        <w:rPr>
+          <w:sz w:val="22"/>
+          <w:szCs w:val="22"/>
+        </w:rPr>
+      </w:pPr>
+      <w:r>
+        <w:rPr>
+          <w:sz w:val="22"/>
+          <w:szCs w:val="22"/>
+        </w:rPr>
+        <w:t>Collections.sort(employees, (e1, e2) -&gt; e1.getEmpName().compareTo(e2.getEmpName()));</w:t>
+      </w:r>
+    </w:p>
+    <w:p>
+      <w:pPr>
+        <w:rPr>
+          <w:sz w:val="22"/>
+          <w:szCs w:val="22"/>
+        </w:rPr>
+      </w:pPr>
+      <w:r>
+        <w:rPr>
+          <w:noProof/>
+          <w:sz w:val="22"/>
+          <w:szCs w:val="22"/>
+        </w:rPr>
+        <w:pict w14:anchorId="0D11F131">
+          <v:rect id="_x0000_i1025" alt="" style="width:451.3pt;height:.05pt;mso-width-percent:0;mso-height-percent:0;mso-width-percent:0;mso-height-percent:0" o:hralign="center" o:hrstd="t" o:hr="t" fillcolor="#a0a0a0" stroked="f"/>
+        </w:pict>
+      </w:r>
+    </w:p>
+    <w:p>
+      <w:pPr>
+        <w:rPr>
+          <w:b/>
+          <w:bCs/>
+          <w:sz w:val="22"/>
+          <w:szCs w:val="22"/>
+        </w:rPr>
+      </w:pPr>
+      <w:r>
+        <w:rPr>
+          <w:b/>
+          <w:bCs/>
+          <w:sz w:val="22"/>
+          <w:szCs w:val="22"/>
+        </w:rPr>
+        <w:t>The Rules</w:t>
+      </w:r>
+    </w:p>
+    <w:p>
+      <w:pPr>
+        <w:rPr>
+          <w:sz w:val="22"/>
+          <w:szCs w:val="22"/>
+        </w:rPr>
+      </w:pPr>
+      <w:r>
+        <w:rPr>
+          <w:sz w:val="22"/>
+          <w:szCs w:val="22"/>
+        </w:rPr>
+        <w:t>A functional interface </w:t>
+      </w:r>
+      <w:r>
+        <w:rPr>
+          <w:b/>
+          <w:bCs/>
+          <w:sz w:val="22"/>
+          <w:szCs w:val="22"/>
+        </w:rPr>
+        <w:t>MUST</w:t>
+      </w:r>
+      <w:r>
+        <w:rPr>
+          <w:sz w:val="22"/>
+          <w:szCs w:val="22"/>
+        </w:rPr>
+        <w:t> have:</w:t>
+      </w:r>
+    </w:p>
+    <w:p>
+      <w:pPr>
+        <w:numPr>
+          <w:ilvl w:val="0"/>
+          <w:numId w:val="111"/>
+        </w:numPr>
+        <w:rPr>
+          <w:sz w:val="22"/>
+          <w:szCs w:val="22"/>
+        </w:rPr>
+      </w:pPr>
+      <w:r>
+        <w:rPr>
+          <w:sz w:val="22"/>
+          <w:szCs w:val="22"/>
+        </w:rPr>
+        <w:t>Exactly </w:t>
+      </w:r>
+      <w:r>
+        <w:rPr>
+          <w:b/>
+          <w:bCs/>
+          <w:sz w:val="22"/>
+          <w:szCs w:val="22"/>
+        </w:rPr>
+        <w:t>one abstract method</w:t>
+      </w:r>
+      <w:r>
+        <w:rPr>
+          <w:sz w:val="22"/>
+          <w:szCs w:val="22"/>
+        </w:rPr>
+        <w:t> (this is called the </w:t>
+      </w:r>
+      <w:r>
+        <w:rPr>
+          <w:b/>
+          <w:bCs/>
+          <w:sz w:val="22"/>
+          <w:szCs w:val="22"/>
+        </w:rPr>
+        <w:t>SAM</w:t>
+      </w:r>
+      <w:r>
+        <w:rPr>
+          <w:sz w:val="22"/>
+          <w:szCs w:val="22"/>
+        </w:rPr>
+        <w:t> -- Single Abstract Method)</w:t>
+      </w:r>
+    </w:p>
+    <w:p>
+      <w:pPr>
+        <w:rPr>
+          <w:sz w:val="22"/>
+          <w:szCs w:val="22"/>
+        </w:rPr>
+      </w:pPr>
+      <w:r>
+        <w:rPr>
+          <w:sz w:val="22"/>
+          <w:szCs w:val="22"/>
+        </w:rPr>
+        <w:t>A functional interface </w:t>
+      </w:r>
+      <w:r>
+        <w:rPr>
+          <w:b/>
+          <w:bCs/>
+          <w:sz w:val="22"/>
+          <w:szCs w:val="22"/>
+        </w:rPr>
+        <w:t>CAN</w:t>
+      </w:r>
+      <w:r>
+        <w:rPr>
+          <w:sz w:val="22"/>
+          <w:szCs w:val="22"/>
+        </w:rPr>
+        <w:t> also have:</w:t>
+      </w:r>
+    </w:p>
+    <w:p>
+      <w:pPr>
+        <w:numPr>
+          <w:ilvl w:val="0"/>
+          <w:numId w:val="112"/>
+        </w:numPr>
+        <w:rPr>
+          <w:sz w:val="22"/>
+          <w:szCs w:val="22"/>
+        </w:rPr>
+      </w:pPr>
+      <w:r>
+        <w:rPr>
+          <w:sz w:val="22"/>
+          <w:szCs w:val="22"/>
+        </w:rPr>
+        <w:t>Any number of default methods</w:t>
+      </w:r>
+    </w:p>
+    <w:p>
+      <w:pPr>
+        <w:numPr>
+          <w:ilvl w:val="0"/>
+          <w:numId w:val="112"/>
+        </w:numPr>
+        <w:rPr>
+          <w:sz w:val="22"/>
+          <w:szCs w:val="22"/>
+        </w:rPr>
+      </w:pPr>
+      <w:r>
+        <w:rPr>
+          <w:sz w:val="22"/>
+          <w:szCs w:val="22"/>
+        </w:rPr>
+        <w:t>Any number of static methods</w:t>
+      </w:r>
+    </w:p>
+    <w:p>
+      <w:pPr>
+        <w:numPr>
+          <w:ilvl w:val="0"/>
+          <w:numId w:val="112"/>
+        </w:numPr>
+        <w:rPr>
+          <w:sz w:val="22"/>
+          <w:szCs w:val="22"/>
+        </w:rPr>
+      </w:pPr>
+      <w:r>
+        <w:rPr>
+          <w:sz w:val="22"/>
+          <w:szCs w:val="22"/>
+        </w:rPr>
+        <w:t>Methods from Object class (equals, hashCode, toString)</w:t>
+      </w:r>
+    </w:p>
+    <w:p>
+      <w:pPr>
+        <w:rPr>
+          <w:sz w:val="22"/>
+          <w:szCs w:val="22"/>
+        </w:rPr>
+      </w:pPr>
+      <w:r>
+        <w:rPr>
+          <w:sz w:val="22"/>
+          <w:szCs w:val="22"/>
+        </w:rPr>
+        <w:t>None of these extras break the "one abstract method" rule.</w:t>
+      </w:r>
+    </w:p>
+    <w:p>
+      <w:pPr>
+        <w:rPr>
+          <w:sz w:val="22"/>
+          <w:szCs w:val="22"/>
+        </w:rPr>
+      </w:pPr>
+    </w:p>
+    <w:p>
+      <w:pPr>
+        <w:shd w:val="clear" w:color="auto" w:fill="181818"/>
+        <w:rPr>
+          <w:rFonts w:ascii="Menlo" w:hAnsi="Menlo" w:cs="Menlo"/>
+          <w:color w:val="D8D8D8"/>
+          <w:sz w:val="18"/>
+          <w:szCs w:val="18"/>
+        </w:rPr>
+      </w:pPr>
+      <w:r>
+        <w:rPr>
+          <w:rFonts w:ascii="Menlo" w:hAnsi="Menlo" w:cs="Menlo"/>
+          <w:color w:val="D8D8D8"/>
+          <w:sz w:val="18"/>
+          <w:szCs w:val="18"/>
+        </w:rPr>
+        <w:t>@</w:t>
+      </w:r>
+      <w:r>
+        <w:rPr>
+          <w:rFonts w:ascii="Menlo" w:hAnsi="Menlo" w:cs="Menlo"/>
+          <w:color w:val="82D2CE"/>
+          <w:sz w:val="18"/>
+          <w:szCs w:val="18"/>
+        </w:rPr>
+        <w:t>FunctionalInterface</w:t>
+      </w:r>
+    </w:p>
+    <w:p>
+      <w:pPr>
+        <w:shd w:val="clear" w:color="auto" w:fill="181818"/>
+        <w:rPr>
+          <w:rFonts w:ascii="Menlo" w:hAnsi="Menlo" w:cs="Menlo"/>
+          <w:color w:val="D8D8D8"/>
+          <w:sz w:val="18"/>
+          <w:szCs w:val="18"/>
+        </w:rPr>
+      </w:pPr>
+      <w:r>
+        <w:rPr>
+          <w:rFonts w:ascii="Menlo" w:hAnsi="Menlo" w:cs="Menlo"/>
+          <w:color w:val="82D2CE"/>
+          <w:sz w:val="18"/>
+          <w:szCs w:val="18"/>
+        </w:rPr>
+        <w:t>public</w:t>
+      </w:r>
+      <w:r>
+        <w:rPr>
+          <w:rFonts w:ascii="Menlo" w:hAnsi="Menlo" w:cs="Menlo"/>
+          <w:color w:val="D8D8D8"/>
+          <w:sz w:val="18"/>
+          <w:szCs w:val="18"/>
+        </w:rPr>
+        <w:t xml:space="preserve"> </w:t>
+      </w:r>
+      <w:r>
+        <w:rPr>
+          <w:rFonts w:ascii="Menlo" w:hAnsi="Menlo" w:cs="Menlo"/>
+          <w:color w:val="82D2CE"/>
+          <w:sz w:val="18"/>
+          <w:szCs w:val="18"/>
+        </w:rPr>
+        <w:t>interface</w:t>
+      </w:r>
+      <w:r>
+        <w:rPr>
+          <w:rFonts w:ascii="Menlo" w:hAnsi="Menlo" w:cs="Menlo"/>
+          <w:color w:val="D8D8D8"/>
+          <w:sz w:val="18"/>
+          <w:szCs w:val="18"/>
+        </w:rPr>
+        <w:t xml:space="preserve"> </w:t>
+      </w:r>
+      <w:r>
+        <w:rPr>
+          <w:rFonts w:ascii="Menlo" w:hAnsi="Menlo" w:cs="Menlo"/>
+          <w:color w:val="EFB080"/>
+          <w:sz w:val="18"/>
+          <w:szCs w:val="18"/>
+        </w:rPr>
+        <w:t>Predicate</w:t>
+      </w:r>
+      <w:r>
+        <w:rPr>
+          <w:rFonts w:ascii="Menlo" w:hAnsi="Menlo" w:cs="Menlo"/>
+          <w:color w:val="D8D8D8"/>
+          <w:sz w:val="18"/>
+          <w:szCs w:val="18"/>
+        </w:rPr>
+        <w:t>&lt;</w:t>
+      </w:r>
+      <w:r>
+        <w:rPr>
+          <w:rFonts w:ascii="Menlo" w:hAnsi="Menlo" w:cs="Menlo"/>
+          <w:color w:val="82D2CE"/>
+          <w:sz w:val="18"/>
+          <w:szCs w:val="18"/>
+        </w:rPr>
+        <w:t>T</w:t>
+      </w:r>
+      <w:r>
+        <w:rPr>
+          <w:rFonts w:ascii="Menlo" w:hAnsi="Menlo" w:cs="Menlo"/>
+          <w:color w:val="D8D8D8"/>
+          <w:sz w:val="18"/>
+          <w:szCs w:val="18"/>
+        </w:rPr>
+        <w:t>&gt; {</w:t>
+      </w:r>
+    </w:p>
+    <w:p>
+      <w:pPr>
+        <w:shd w:val="clear" w:color="auto" w:fill="181818"/>
+        <w:rPr>
+          <w:rFonts w:ascii="Menlo" w:hAnsi="Menlo" w:cs="Menlo"/>
+          <w:color w:val="D8D8D8"/>
+          <w:sz w:val="18"/>
+          <w:szCs w:val="18"/>
+        </w:rPr>
+      </w:pPr>
+      <w:r>
+        <w:rPr>
+          <w:rFonts w:ascii="Menlo" w:hAnsi="Menlo" w:cs="Menlo"/>
+          <w:color w:val="D8D8D8"/>
+          <w:sz w:val="18"/>
+          <w:szCs w:val="18"/>
+        </w:rPr>
+        <w:t xml:space="preserve">    </w:t>
+      </w:r>
+      <w:r>
+        <w:rPr>
+          <w:rFonts w:ascii="Menlo" w:hAnsi="Menlo" w:cs="Menlo"/>
+          <w:color w:val="82D2CE"/>
+          <w:sz w:val="18"/>
+          <w:szCs w:val="18"/>
+        </w:rPr>
+        <w:t>boolean</w:t>
+      </w:r>
+      <w:r>
+        <w:rPr>
+          <w:rFonts w:ascii="Menlo" w:hAnsi="Menlo" w:cs="Menlo"/>
+          <w:color w:val="D8D8D8"/>
+          <w:sz w:val="18"/>
+          <w:szCs w:val="18"/>
+        </w:rPr>
+        <w:t xml:space="preserve"> </w:t>
+      </w:r>
+      <w:r>
+        <w:rPr>
+          <w:rFonts w:ascii="Menlo" w:hAnsi="Menlo" w:cs="Menlo"/>
+          <w:color w:val="EFB080"/>
+          <w:sz w:val="18"/>
+          <w:szCs w:val="18"/>
+        </w:rPr>
+        <w:t>test</w:t>
+      </w:r>
+      <w:r>
+        <w:rPr>
+          <w:rFonts w:ascii="Menlo" w:hAnsi="Menlo" w:cs="Menlo"/>
+          <w:color w:val="D8D8D8"/>
+          <w:sz w:val="18"/>
+          <w:szCs w:val="18"/>
+        </w:rPr>
+        <w:t>(</w:t>
+      </w:r>
+      <w:r>
+        <w:rPr>
+          <w:rFonts w:ascii="Menlo" w:hAnsi="Menlo" w:cs="Menlo"/>
+          <w:color w:val="82D2CE"/>
+          <w:sz w:val="18"/>
+          <w:szCs w:val="18"/>
+        </w:rPr>
+        <w:t>T</w:t>
+      </w:r>
+      <w:r>
+        <w:rPr>
+          <w:rFonts w:ascii="Menlo" w:hAnsi="Menlo" w:cs="Menlo"/>
+          <w:color w:val="D8D8D8"/>
+          <w:sz w:val="18"/>
+          <w:szCs w:val="18"/>
+        </w:rPr>
+        <w:t xml:space="preserve"> </w:t>
+      </w:r>
+      <w:r>
+        <w:rPr>
+          <w:rFonts w:ascii="Menlo" w:hAnsi="Menlo" w:cs="Menlo"/>
+          <w:color w:val="D6D6DD"/>
+          <w:sz w:val="18"/>
+          <w:szCs w:val="18"/>
+        </w:rPr>
+        <w:t>t</w:t>
+      </w:r>
+      <w:r>
+        <w:rPr>
+          <w:rFonts w:ascii="Menlo" w:hAnsi="Menlo" w:cs="Menlo"/>
+          <w:color w:val="D8D8D8"/>
+          <w:sz w:val="18"/>
+          <w:szCs w:val="18"/>
+        </w:rPr>
+        <w:t xml:space="preserve">);              </w:t>
+      </w:r>
+      <w:r>
+        <w:rPr>
+          <w:rFonts w:ascii="Menlo" w:hAnsi="Menlo" w:cs="Menlo"/>
+          <w:i/>
+          <w:iCs/>
+          <w:color w:val="D8D8D8"/>
+          <w:sz w:val="18"/>
+          <w:szCs w:val="18"/>
+        </w:rPr>
+        <w:t>// THE one abstract method (SAM)</w:t>
+      </w:r>
+    </w:p>
+    <w:p>
+      <w:pPr>
+        <w:shd w:val="clear" w:color="auto" w:fill="181818"/>
+        <w:rPr>
+          <w:rFonts w:ascii="Menlo" w:hAnsi="Menlo" w:cs="Menlo"/>
+          <w:color w:val="D8D8D8"/>
+          <w:sz w:val="18"/>
+          <w:szCs w:val="18"/>
+        </w:rPr>
+      </w:pPr>
+      <w:r>
+        <w:rPr>
+          <w:rFonts w:ascii="Menlo" w:hAnsi="Menlo" w:cs="Menlo"/>
+          <w:color w:val="D8D8D8"/>
+          <w:sz w:val="18"/>
+          <w:szCs w:val="18"/>
+        </w:rPr>
+        <w:t xml:space="preserve">    </w:t>
+      </w:r>
+      <w:r>
+        <w:rPr>
+          <w:rFonts w:ascii="Menlo" w:hAnsi="Menlo" w:cs="Menlo"/>
+          <w:i/>
+          <w:iCs/>
+          <w:color w:val="D8D8D8"/>
+          <w:sz w:val="18"/>
+          <w:szCs w:val="18"/>
+        </w:rPr>
+        <w:t>// These are allowed -- they don't count</w:t>
+      </w:r>
+    </w:p>
+    <w:p>
+      <w:pPr>
+        <w:shd w:val="clear" w:color="auto" w:fill="181818"/>
+        <w:rPr>
+          <w:rFonts w:ascii="Menlo" w:hAnsi="Menlo" w:cs="Menlo"/>
+          <w:color w:val="D8D8D8"/>
+          <w:sz w:val="18"/>
+          <w:szCs w:val="18"/>
+        </w:rPr>
+      </w:pPr>
+      <w:r>
+        <w:rPr>
+          <w:rFonts w:ascii="Menlo" w:hAnsi="Menlo" w:cs="Menlo"/>
+          <w:color w:val="D8D8D8"/>
+          <w:sz w:val="18"/>
+          <w:szCs w:val="18"/>
+        </w:rPr>
+        <w:t xml:space="preserve">    </w:t>
+      </w:r>
+      <w:r>
+        <w:rPr>
+          <w:rFonts w:ascii="Menlo" w:hAnsi="Menlo" w:cs="Menlo"/>
+          <w:color w:val="82D2CE"/>
+          <w:sz w:val="18"/>
+          <w:szCs w:val="18"/>
+        </w:rPr>
+        <w:t>default</w:t>
+      </w:r>
+      <w:r>
+        <w:rPr>
+          <w:rFonts w:ascii="Menlo" w:hAnsi="Menlo" w:cs="Menlo"/>
+          <w:color w:val="D8D8D8"/>
+          <w:sz w:val="18"/>
+          <w:szCs w:val="18"/>
+        </w:rPr>
+        <w:t xml:space="preserve"> </w:t>
+      </w:r>
+      <w:r>
+        <w:rPr>
+          <w:rFonts w:ascii="Menlo" w:hAnsi="Menlo" w:cs="Menlo"/>
+          <w:color w:val="82D2CE"/>
+          <w:sz w:val="18"/>
+          <w:szCs w:val="18"/>
+        </w:rPr>
+        <w:t>Predicate</w:t>
+      </w:r>
+      <w:r>
+        <w:rPr>
+          <w:rFonts w:ascii="Menlo" w:hAnsi="Menlo" w:cs="Menlo"/>
+          <w:color w:val="D8D8D8"/>
+          <w:sz w:val="18"/>
+          <w:szCs w:val="18"/>
+        </w:rPr>
+        <w:t>&lt;</w:t>
+      </w:r>
+      <w:r>
+        <w:rPr>
+          <w:rFonts w:ascii="Menlo" w:hAnsi="Menlo" w:cs="Menlo"/>
+          <w:color w:val="82D2CE"/>
+          <w:sz w:val="18"/>
+          <w:szCs w:val="18"/>
+        </w:rPr>
+        <w:t>T</w:t>
+      </w:r>
+      <w:r>
+        <w:rPr>
+          <w:rFonts w:ascii="Menlo" w:hAnsi="Menlo" w:cs="Menlo"/>
+          <w:color w:val="D8D8D8"/>
+          <w:sz w:val="18"/>
+          <w:szCs w:val="18"/>
+        </w:rPr>
+        <w:t xml:space="preserve">&gt; </w:t>
+      </w:r>
+      <w:r>
+        <w:rPr>
+          <w:rFonts w:ascii="Menlo" w:hAnsi="Menlo" w:cs="Menlo"/>
+          <w:color w:val="EFB080"/>
+          <w:sz w:val="18"/>
+          <w:szCs w:val="18"/>
+        </w:rPr>
+        <w:t>and</w:t>
+      </w:r>
+      <w:r>
+        <w:rPr>
+          <w:rFonts w:ascii="Menlo" w:hAnsi="Menlo" w:cs="Menlo"/>
+          <w:color w:val="D8D8D8"/>
+          <w:sz w:val="18"/>
+          <w:szCs w:val="18"/>
+        </w:rPr>
+        <w:t>(</w:t>
+      </w:r>
+      <w:r>
+        <w:rPr>
+          <w:rFonts w:ascii="Menlo" w:hAnsi="Menlo" w:cs="Menlo"/>
+          <w:color w:val="82D2CE"/>
+          <w:sz w:val="18"/>
+          <w:szCs w:val="18"/>
+        </w:rPr>
+        <w:t>Predicate</w:t>
+      </w:r>
+      <w:r>
+        <w:rPr>
+          <w:rFonts w:ascii="Menlo" w:hAnsi="Menlo" w:cs="Menlo"/>
+          <w:color w:val="D8D8D8"/>
+          <w:sz w:val="18"/>
+          <w:szCs w:val="18"/>
+        </w:rPr>
+        <w:t>&lt;</w:t>
+      </w:r>
+      <w:r>
+        <w:rPr>
+          <w:rFonts w:ascii="Menlo" w:hAnsi="Menlo" w:cs="Menlo"/>
+          <w:color w:val="82D2CE"/>
+          <w:sz w:val="18"/>
+          <w:szCs w:val="18"/>
+        </w:rPr>
+        <w:t>T</w:t>
+      </w:r>
+      <w:r>
+        <w:rPr>
+          <w:rFonts w:ascii="Menlo" w:hAnsi="Menlo" w:cs="Menlo"/>
+          <w:color w:val="D8D8D8"/>
+          <w:sz w:val="18"/>
+          <w:szCs w:val="18"/>
+        </w:rPr>
+        <w:t xml:space="preserve">&gt; </w:t>
+      </w:r>
+      <w:r>
+        <w:rPr>
+          <w:rFonts w:ascii="Menlo" w:hAnsi="Menlo" w:cs="Menlo"/>
+          <w:color w:val="D6D6DD"/>
+          <w:sz w:val="18"/>
+          <w:szCs w:val="18"/>
+        </w:rPr>
+        <w:t>other</w:t>
+      </w:r>
+      <w:r>
+        <w:rPr>
+          <w:rFonts w:ascii="Menlo" w:hAnsi="Menlo" w:cs="Menlo"/>
+          <w:color w:val="D8D8D8"/>
+          <w:sz w:val="18"/>
+          <w:szCs w:val="18"/>
+        </w:rPr>
+        <w:t>) { ... }</w:t>
+      </w:r>
+    </w:p>
+    <w:p>
+      <w:pPr>
+        <w:shd w:val="clear" w:color="auto" w:fill="181818"/>
+        <w:rPr>
+          <w:rFonts w:ascii="Menlo" w:hAnsi="Menlo" w:cs="Menlo"/>
+          <w:color w:val="D8D8D8"/>
+          <w:sz w:val="18"/>
+          <w:szCs w:val="18"/>
+        </w:rPr>
+      </w:pPr>
+      <w:r>
+        <w:rPr>
+          <w:rFonts w:ascii="Menlo" w:hAnsi="Menlo" w:cs="Menlo"/>
+          <w:color w:val="D8D8D8"/>
+          <w:sz w:val="18"/>
+          <w:szCs w:val="18"/>
+        </w:rPr>
+        <w:t xml:space="preserve">    </w:t>
+      </w:r>
+      <w:r>
+        <w:rPr>
+          <w:rFonts w:ascii="Menlo" w:hAnsi="Menlo" w:cs="Menlo"/>
+          <w:color w:val="82D2CE"/>
+          <w:sz w:val="18"/>
+          <w:szCs w:val="18"/>
+        </w:rPr>
+        <w:t>default</w:t>
+      </w:r>
+      <w:r>
+        <w:rPr>
+          <w:rFonts w:ascii="Menlo" w:hAnsi="Menlo" w:cs="Menlo"/>
+          <w:color w:val="D8D8D8"/>
+          <w:sz w:val="18"/>
+          <w:szCs w:val="18"/>
+        </w:rPr>
+        <w:t xml:space="preserve"> </w:t>
+      </w:r>
+      <w:r>
+        <w:rPr>
+          <w:rFonts w:ascii="Menlo" w:hAnsi="Menlo" w:cs="Menlo"/>
+          <w:color w:val="82D2CE"/>
+          <w:sz w:val="18"/>
+          <w:szCs w:val="18"/>
+        </w:rPr>
+        <w:t>Predicate</w:t>
+      </w:r>
+      <w:r>
+        <w:rPr>
+          <w:rFonts w:ascii="Menlo" w:hAnsi="Menlo" w:cs="Menlo"/>
+          <w:color w:val="D8D8D8"/>
+          <w:sz w:val="18"/>
+          <w:szCs w:val="18"/>
+        </w:rPr>
+        <w:t>&lt;</w:t>
+      </w:r>
+      <w:r>
+        <w:rPr>
+          <w:rFonts w:ascii="Menlo" w:hAnsi="Menlo" w:cs="Menlo"/>
+          <w:color w:val="82D2CE"/>
+          <w:sz w:val="18"/>
+          <w:szCs w:val="18"/>
+        </w:rPr>
+        <w:t>T</w:t>
+      </w:r>
+      <w:r>
+        <w:rPr>
+          <w:rFonts w:ascii="Menlo" w:hAnsi="Menlo" w:cs="Menlo"/>
+          <w:color w:val="D8D8D8"/>
+          <w:sz w:val="18"/>
+          <w:szCs w:val="18"/>
+        </w:rPr>
+        <w:t xml:space="preserve">&gt; </w:t>
+      </w:r>
+      <w:r>
+        <w:rPr>
+          <w:rFonts w:ascii="Menlo" w:hAnsi="Menlo" w:cs="Menlo"/>
+          <w:color w:val="EFB080"/>
+          <w:sz w:val="18"/>
+          <w:szCs w:val="18"/>
+        </w:rPr>
+        <w:t>or</w:t>
+      </w:r>
+      <w:r>
+        <w:rPr>
+          <w:rFonts w:ascii="Menlo" w:hAnsi="Menlo" w:cs="Menlo"/>
+          <w:color w:val="D8D8D8"/>
+          <w:sz w:val="18"/>
+          <w:szCs w:val="18"/>
+        </w:rPr>
+        <w:t>(</w:t>
+      </w:r>
+      <w:r>
+        <w:rPr>
+          <w:rFonts w:ascii="Menlo" w:hAnsi="Menlo" w:cs="Menlo"/>
+          <w:color w:val="82D2CE"/>
+          <w:sz w:val="18"/>
+          <w:szCs w:val="18"/>
+        </w:rPr>
+        <w:t>Predicate</w:t>
+      </w:r>
+      <w:r>
+        <w:rPr>
+          <w:rFonts w:ascii="Menlo" w:hAnsi="Menlo" w:cs="Menlo"/>
+          <w:color w:val="D8D8D8"/>
+          <w:sz w:val="18"/>
+          <w:szCs w:val="18"/>
+        </w:rPr>
+        <w:t>&lt;</w:t>
+      </w:r>
+      <w:r>
+        <w:rPr>
+          <w:rFonts w:ascii="Menlo" w:hAnsi="Menlo" w:cs="Menlo"/>
+          <w:color w:val="82D2CE"/>
+          <w:sz w:val="18"/>
+          <w:szCs w:val="18"/>
+        </w:rPr>
+        <w:t>T</w:t>
+      </w:r>
+      <w:r>
+        <w:rPr>
+          <w:rFonts w:ascii="Menlo" w:hAnsi="Menlo" w:cs="Menlo"/>
+          <w:color w:val="D8D8D8"/>
+          <w:sz w:val="18"/>
+          <w:szCs w:val="18"/>
+        </w:rPr>
+        <w:t xml:space="preserve">&gt; </w:t>
+      </w:r>
+      <w:r>
+        <w:rPr>
+          <w:rFonts w:ascii="Menlo" w:hAnsi="Menlo" w:cs="Menlo"/>
+          <w:color w:val="D6D6DD"/>
+          <w:sz w:val="18"/>
+          <w:szCs w:val="18"/>
+        </w:rPr>
+        <w:t>other</w:t>
+      </w:r>
+      <w:r>
+        <w:rPr>
+          <w:rFonts w:ascii="Menlo" w:hAnsi="Menlo" w:cs="Menlo"/>
+          <w:color w:val="D8D8D8"/>
+          <w:sz w:val="18"/>
+          <w:szCs w:val="18"/>
+        </w:rPr>
+        <w:t>) { ... }</w:t>
+      </w:r>
+    </w:p>
+    <w:p>
+      <w:pPr>
+        <w:shd w:val="clear" w:color="auto" w:fill="181818"/>
+        <w:rPr>
+          <w:rFonts w:ascii="Menlo" w:hAnsi="Menlo" w:cs="Menlo"/>
+          <w:color w:val="D8D8D8"/>
+          <w:sz w:val="18"/>
+          <w:szCs w:val="18"/>
+        </w:rPr>
+      </w:pPr>
+      <w:r>
+        <w:rPr>
+          <w:rFonts w:ascii="Menlo" w:hAnsi="Menlo" w:cs="Menlo"/>
+          <w:color w:val="D8D8D8"/>
+          <w:sz w:val="18"/>
+          <w:szCs w:val="18"/>
+        </w:rPr>
+        <w:t xml:space="preserve">    </w:t>
+      </w:r>
+      <w:r>
+        <w:rPr>
+          <w:rFonts w:ascii="Menlo" w:hAnsi="Menlo" w:cs="Menlo"/>
+          <w:color w:val="82D2CE"/>
+          <w:sz w:val="18"/>
+          <w:szCs w:val="18"/>
+        </w:rPr>
+        <w:t>default</w:t>
+      </w:r>
+      <w:r>
+        <w:rPr>
+          <w:rFonts w:ascii="Menlo" w:hAnsi="Menlo" w:cs="Menlo"/>
+          <w:color w:val="D8D8D8"/>
+          <w:sz w:val="18"/>
+          <w:szCs w:val="18"/>
+        </w:rPr>
+        <w:t xml:space="preserve"> </w:t>
+      </w:r>
+      <w:r>
+        <w:rPr>
+          <w:rFonts w:ascii="Menlo" w:hAnsi="Menlo" w:cs="Menlo"/>
+          <w:color w:val="82D2CE"/>
+          <w:sz w:val="18"/>
+          <w:szCs w:val="18"/>
+        </w:rPr>
+        <w:t>Predicate</w:t>
+      </w:r>
+      <w:r>
+        <w:rPr>
+          <w:rFonts w:ascii="Menlo" w:hAnsi="Menlo" w:cs="Menlo"/>
+          <w:color w:val="D8D8D8"/>
+          <w:sz w:val="18"/>
+          <w:szCs w:val="18"/>
+        </w:rPr>
+        <w:t>&lt;</w:t>
+      </w:r>
+      <w:r>
+        <w:rPr>
+          <w:rFonts w:ascii="Menlo" w:hAnsi="Menlo" w:cs="Menlo"/>
+          <w:color w:val="82D2CE"/>
+          <w:sz w:val="18"/>
+          <w:szCs w:val="18"/>
+        </w:rPr>
+        <w:t>T</w:t>
+      </w:r>
+      <w:r>
+        <w:rPr>
+          <w:rFonts w:ascii="Menlo" w:hAnsi="Menlo" w:cs="Menlo"/>
+          <w:color w:val="D8D8D8"/>
+          <w:sz w:val="18"/>
+          <w:szCs w:val="18"/>
+        </w:rPr>
+        <w:t xml:space="preserve">&gt; </w:t>
+      </w:r>
+      <w:r>
+        <w:rPr>
+          <w:rFonts w:ascii="Menlo" w:hAnsi="Menlo" w:cs="Menlo"/>
+          <w:color w:val="EFB080"/>
+          <w:sz w:val="18"/>
+          <w:szCs w:val="18"/>
+        </w:rPr>
+        <w:t>negate</w:t>
+      </w:r>
+      <w:r>
+        <w:rPr>
+          <w:rFonts w:ascii="Menlo" w:hAnsi="Menlo" w:cs="Menlo"/>
+          <w:color w:val="D8D8D8"/>
+          <w:sz w:val="18"/>
+          <w:szCs w:val="18"/>
+        </w:rPr>
+        <w:t>() { ... }</w:t>
+      </w:r>
+    </w:p>
+    <w:p>
+      <w:pPr>
+        <w:shd w:val="clear" w:color="auto" w:fill="181818"/>
+        <w:rPr>
+          <w:rFonts w:ascii="Menlo" w:hAnsi="Menlo" w:cs="Menlo"/>
+          <w:color w:val="D8D8D8"/>
+          <w:sz w:val="18"/>
+          <w:szCs w:val="18"/>
+        </w:rPr>
+      </w:pPr>
+      <w:r>
+        <w:rPr>
+          <w:rFonts w:ascii="Menlo" w:hAnsi="Menlo" w:cs="Menlo"/>
+          <w:color w:val="D8D8D8"/>
+          <w:sz w:val="18"/>
+          <w:szCs w:val="18"/>
+        </w:rPr>
+        <w:t xml:space="preserve">    </w:t>
+      </w:r>
+      <w:r>
+        <w:rPr>
+          <w:rFonts w:ascii="Menlo" w:hAnsi="Menlo" w:cs="Menlo"/>
+          <w:color w:val="82D2CE"/>
+          <w:sz w:val="18"/>
+          <w:szCs w:val="18"/>
+        </w:rPr>
+        <w:t>static</w:t>
+      </w:r>
+      <w:r>
+        <w:rPr>
+          <w:rFonts w:ascii="Menlo" w:hAnsi="Menlo" w:cs="Menlo"/>
+          <w:color w:val="D8D8D8"/>
+          <w:sz w:val="18"/>
+          <w:szCs w:val="18"/>
+        </w:rPr>
+        <w:t xml:space="preserve"> &lt;</w:t>
+      </w:r>
+      <w:r>
+        <w:rPr>
+          <w:rFonts w:ascii="Menlo" w:hAnsi="Menlo" w:cs="Menlo"/>
+          <w:color w:val="82D2CE"/>
+          <w:sz w:val="18"/>
+          <w:szCs w:val="18"/>
+        </w:rPr>
+        <w:t>T</w:t>
+      </w:r>
+      <w:r>
+        <w:rPr>
+          <w:rFonts w:ascii="Menlo" w:hAnsi="Menlo" w:cs="Menlo"/>
+          <w:color w:val="D8D8D8"/>
+          <w:sz w:val="18"/>
+          <w:szCs w:val="18"/>
+        </w:rPr>
+        <w:t xml:space="preserve">&gt; </w:t>
+      </w:r>
+      <w:r>
+        <w:rPr>
+          <w:rFonts w:ascii="Menlo" w:hAnsi="Menlo" w:cs="Menlo"/>
+          <w:color w:val="82D2CE"/>
+          <w:sz w:val="18"/>
+          <w:szCs w:val="18"/>
+        </w:rPr>
+        <w:t>Predicate</w:t>
+      </w:r>
+      <w:r>
+        <w:rPr>
+          <w:rFonts w:ascii="Menlo" w:hAnsi="Menlo" w:cs="Menlo"/>
+          <w:color w:val="D8D8D8"/>
+          <w:sz w:val="18"/>
+          <w:szCs w:val="18"/>
+        </w:rPr>
+        <w:t>&lt;</w:t>
+      </w:r>
+      <w:r>
+        <w:rPr>
+          <w:rFonts w:ascii="Menlo" w:hAnsi="Menlo" w:cs="Menlo"/>
+          <w:color w:val="82D2CE"/>
+          <w:sz w:val="18"/>
+          <w:szCs w:val="18"/>
+        </w:rPr>
+        <w:t>T</w:t>
+      </w:r>
+      <w:r>
+        <w:rPr>
+          <w:rFonts w:ascii="Menlo" w:hAnsi="Menlo" w:cs="Menlo"/>
+          <w:color w:val="D8D8D8"/>
+          <w:sz w:val="18"/>
+          <w:szCs w:val="18"/>
+        </w:rPr>
+        <w:t xml:space="preserve">&gt; </w:t>
+      </w:r>
+      <w:r>
+        <w:rPr>
+          <w:rFonts w:ascii="Menlo" w:hAnsi="Menlo" w:cs="Menlo"/>
+          <w:color w:val="EFB080"/>
+          <w:sz w:val="18"/>
+          <w:szCs w:val="18"/>
+        </w:rPr>
+        <w:t>isEqual</w:t>
+      </w:r>
+      <w:r>
+        <w:rPr>
+          <w:rFonts w:ascii="Menlo" w:hAnsi="Menlo" w:cs="Menlo"/>
+          <w:color w:val="D8D8D8"/>
+          <w:sz w:val="18"/>
+          <w:szCs w:val="18"/>
+        </w:rPr>
+        <w:t>(</w:t>
+      </w:r>
+      <w:r>
+        <w:rPr>
+          <w:rFonts w:ascii="Menlo" w:hAnsi="Menlo" w:cs="Menlo"/>
+          <w:color w:val="82D2CE"/>
+          <w:sz w:val="18"/>
+          <w:szCs w:val="18"/>
+        </w:rPr>
+        <w:t>Object</w:t>
+      </w:r>
+      <w:r>
+        <w:rPr>
+          <w:rFonts w:ascii="Menlo" w:hAnsi="Menlo" w:cs="Menlo"/>
+          <w:color w:val="D8D8D8"/>
+          <w:sz w:val="18"/>
+          <w:szCs w:val="18"/>
+        </w:rPr>
+        <w:t xml:space="preserve"> </w:t>
+      </w:r>
+      <w:r>
+        <w:rPr>
+          <w:rFonts w:ascii="Menlo" w:hAnsi="Menlo" w:cs="Menlo"/>
+          <w:color w:val="D6D6DD"/>
+          <w:sz w:val="18"/>
+          <w:szCs w:val="18"/>
+        </w:rPr>
+        <w:t>target</w:t>
+      </w:r>
+      <w:r>
+        <w:rPr>
+          <w:rFonts w:ascii="Menlo" w:hAnsi="Menlo" w:cs="Menlo"/>
+          <w:color w:val="D8D8D8"/>
+          <w:sz w:val="18"/>
+          <w:szCs w:val="18"/>
+        </w:rPr>
+        <w:t>) { ... }</w:t>
+      </w:r>
+    </w:p>
+    <w:p>
+      <w:pPr>
+        <w:shd w:val="clear" w:color="auto" w:fill="181818"/>
+        <w:rPr>
+          <w:rFonts w:ascii="Menlo" w:hAnsi="Menlo" w:cs="Menlo"/>
+          <w:color w:val="D8D8D8"/>
+          <w:sz w:val="18"/>
+          <w:szCs w:val="18"/>
+        </w:rPr>
+      </w:pPr>
+      <w:r>
+        <w:rPr>
+          <w:rFonts w:ascii="Menlo" w:hAnsi="Menlo" w:cs="Menlo"/>
+          <w:color w:val="D8D8D8"/>
+          <w:sz w:val="18"/>
+          <w:szCs w:val="18"/>
+        </w:rPr>
+        <w:t>}</w:t>
+      </w:r>
+    </w:p>
+    <w:p/>
+    <w:p>
+      <w:pPr>
+        <w:pStyle w:val="Heading2"/>
+        <w:spacing w:before="300" w:after="150"/>
+        <w:rPr>
+          <w:rFonts w:ascii="Arial" w:hAnsi="Arial" w:cs="Arial"/>
+          <w:color w:val="D8D8D8"/>
+          <w:sz w:val="31"/>
+          <w:szCs w:val="31"/>
+        </w:rPr>
+      </w:pPr>
+      <w:r>
+        <w:rPr>
+          <w:rFonts w:ascii="Arial" w:hAnsi="Arial" w:cs="Arial"/>
+          <w:color w:val="D8D8D8"/>
+          <w:sz w:val="31"/>
+          <w:szCs w:val="31"/>
+        </w:rPr>
+        <w:lastRenderedPageBreak/>
+        <w:t>Every file now follows this learning progression</w:t>
+      </w:r>
+    </w:p>
+    <w:p>
+      <w:pPr>
+        <w:pStyle w:val="NormalWeb"/>
+        <w:spacing w:before="90" w:beforeAutospacing="0" w:after="90" w:afterAutospacing="0"/>
+        <w:rPr>
+          <w:rFonts w:ascii="Arial" w:hAnsi="Arial" w:cs="Arial"/>
+          <w:color w:val="D8D8D8"/>
           <w:sz w:val="20"/>
           <w:szCs w:val="20"/>
-          <w:lang w:eastAsia="en-US"/>
-        </w:rPr>
-      </w:pPr>
-    </w:p>
+        </w:rPr>
+      </w:pPr>
+      <w:r>
+        <w:rPr>
+          <w:rFonts w:ascii="Arial" w:hAnsi="Arial" w:cs="Arial"/>
+          <w:color w:val="D8D8D8"/>
+          <w:sz w:val="20"/>
+          <w:szCs w:val="20"/>
+        </w:rPr>
+        <w:t>Each class teaches you the </w:t>
+      </w:r>
+      <w:r>
+        <w:rPr>
+          <w:rStyle w:val="font-semibold"/>
+          <w:rFonts w:ascii="Arial" w:hAnsi="Arial" w:cs="Arial"/>
+          <w:b/>
+          <w:bCs/>
+          <w:color w:val="D8D8D8"/>
+          <w:sz w:val="20"/>
+          <w:szCs w:val="20"/>
+        </w:rPr>
+        <w:t>evolution</w:t>
+      </w:r>
+      <w:r>
+        <w:rPr>
+          <w:rFonts w:ascii="Arial" w:hAnsi="Arial" w:cs="Arial"/>
+          <w:color w:val="D8D8D8"/>
+          <w:sz w:val="20"/>
+          <w:szCs w:val="20"/>
+        </w:rPr>
+        <w:t> from old Java to modern Java 8, step by step:</w:t>
+      </w:r>
+    </w:p>
+    <w:p>
+      <w:pPr>
+        <w:shd w:val="clear" w:color="auto" w:fill="181818"/>
+        <w:spacing w:line="300" w:lineRule="atLeast"/>
+        <w:rPr>
+          <w:rFonts w:ascii="Menlo" w:hAnsi="Menlo" w:cs="Menlo"/>
+          <w:color w:val="D8D8D8"/>
+          <w:sz w:val="18"/>
+          <w:szCs w:val="18"/>
+        </w:rPr>
+      </w:pPr>
+      <w:r>
+        <w:rPr>
+          <w:rFonts w:ascii="Menlo" w:hAnsi="Menlo" w:cs="Menlo"/>
+          <w:color w:val="D8D8D8"/>
+          <w:sz w:val="18"/>
+          <w:szCs w:val="18"/>
+        </w:rPr>
+        <w:t>STEP 1: The SOURCE -- What does the interface look like internally?</w:t>
+      </w:r>
+    </w:p>
+    <w:p>
+      <w:pPr>
+        <w:shd w:val="clear" w:color="auto" w:fill="181818"/>
+        <w:spacing w:line="300" w:lineRule="atLeast"/>
+        <w:rPr>
+          <w:rFonts w:ascii="Menlo" w:hAnsi="Menlo" w:cs="Menlo"/>
+          <w:color w:val="D8D8D8"/>
+          <w:sz w:val="18"/>
+          <w:szCs w:val="18"/>
+        </w:rPr>
+      </w:pPr>
+      <w:r>
+        <w:rPr>
+          <w:rFonts w:ascii="Menlo" w:hAnsi="Menlo" w:cs="Menlo"/>
+          <w:color w:val="D8D8D8"/>
+          <w:sz w:val="18"/>
+          <w:szCs w:val="18"/>
+        </w:rPr>
+        <w:t xml:space="preserve">        (Shows the @FunctionalInterface with its one abstract method)</w:t>
+      </w:r>
+    </w:p>
+    <w:p>
+      <w:pPr>
+        <w:shd w:val="clear" w:color="auto" w:fill="181818"/>
+        <w:spacing w:line="300" w:lineRule="atLeast"/>
+        <w:rPr>
+          <w:rFonts w:ascii="Menlo" w:hAnsi="Menlo" w:cs="Menlo"/>
+          <w:color w:val="D8D8D8"/>
+          <w:sz w:val="18"/>
+          <w:szCs w:val="18"/>
+        </w:rPr>
+      </w:pPr>
+      <w:r>
+        <w:rPr>
+          <w:rFonts w:ascii="Menlo" w:hAnsi="Menlo" w:cs="Menlo"/>
+          <w:color w:val="D8D8D8"/>
+          <w:sz w:val="18"/>
+          <w:szCs w:val="18"/>
+        </w:rPr>
+        <w:t>STEP 2: Your OWN interface -- Build it yourself to understand the concept</w:t>
+      </w:r>
+    </w:p>
+    <w:p>
+      <w:pPr>
+        <w:shd w:val="clear" w:color="auto" w:fill="181818"/>
+        <w:spacing w:line="300" w:lineRule="atLeast"/>
+        <w:rPr>
+          <w:rFonts w:ascii="Menlo" w:hAnsi="Menlo" w:cs="Menlo"/>
+          <w:color w:val="D8D8D8"/>
+          <w:sz w:val="18"/>
+          <w:szCs w:val="18"/>
+        </w:rPr>
+      </w:pPr>
+      <w:r>
+        <w:rPr>
+          <w:rFonts w:ascii="Menlo" w:hAnsi="Menlo" w:cs="Menlo"/>
+          <w:color w:val="D8D8D8"/>
+          <w:sz w:val="18"/>
+          <w:szCs w:val="18"/>
+        </w:rPr>
+        <w:t>STEP 3: CONCRETE CLASS -- The old Java way (implements the interface)</w:t>
+      </w:r>
+    </w:p>
+    <w:p>
+      <w:pPr>
+        <w:shd w:val="clear" w:color="auto" w:fill="181818"/>
+        <w:spacing w:line="300" w:lineRule="atLeast"/>
+        <w:rPr>
+          <w:rFonts w:ascii="Menlo" w:hAnsi="Menlo" w:cs="Menlo"/>
+          <w:color w:val="D8D8D8"/>
+          <w:sz w:val="18"/>
+          <w:szCs w:val="18"/>
+        </w:rPr>
+      </w:pPr>
+      <w:r>
+        <w:rPr>
+          <w:rFonts w:ascii="Menlo" w:hAnsi="Menlo" w:cs="Menlo"/>
+          <w:color w:val="D8D8D8"/>
+          <w:sz w:val="18"/>
+          <w:szCs w:val="18"/>
+        </w:rPr>
+        <w:t>STEP 4: USE the class -- Works, but boilerplate-heavy</w:t>
+      </w:r>
+    </w:p>
+    <w:p>
+      <w:pPr>
+        <w:shd w:val="clear" w:color="auto" w:fill="181818"/>
+        <w:spacing w:line="300" w:lineRule="atLeast"/>
+        <w:rPr>
+          <w:rFonts w:ascii="Menlo" w:hAnsi="Menlo" w:cs="Menlo"/>
+          <w:color w:val="D8D8D8"/>
+          <w:sz w:val="18"/>
+          <w:szCs w:val="18"/>
+        </w:rPr>
+      </w:pPr>
+      <w:r>
+        <w:rPr>
+          <w:rFonts w:ascii="Menlo" w:hAnsi="Menlo" w:cs="Menlo"/>
+          <w:color w:val="D8D8D8"/>
+          <w:sz w:val="18"/>
+          <w:szCs w:val="18"/>
+        </w:rPr>
+        <w:t>STEP 5: ANONYMOUS CLASS -- No separate class file, but still verbose</w:t>
+      </w:r>
+    </w:p>
+    <w:p>
+      <w:pPr>
+        <w:shd w:val="clear" w:color="auto" w:fill="181818"/>
+        <w:spacing w:line="300" w:lineRule="atLeast"/>
+        <w:rPr>
+          <w:rFonts w:ascii="Menlo" w:hAnsi="Menlo" w:cs="Menlo"/>
+          <w:color w:val="D8D8D8"/>
+          <w:sz w:val="18"/>
+          <w:szCs w:val="18"/>
+        </w:rPr>
+      </w:pPr>
+      <w:r>
+        <w:rPr>
+          <w:rFonts w:ascii="Menlo" w:hAnsi="Menlo" w:cs="Menlo"/>
+          <w:color w:val="D8D8D8"/>
+          <w:sz w:val="18"/>
+          <w:szCs w:val="18"/>
+        </w:rPr>
+        <w:t>STEP 6: LAMBDA -- The Java 8 way (compiler maps it to the single abstract method)</w:t>
+      </w:r>
+    </w:p>
+    <w:p>
+      <w:pPr>
+        <w:shd w:val="clear" w:color="auto" w:fill="181818"/>
+        <w:spacing w:line="300" w:lineRule="atLeast"/>
+        <w:rPr>
+          <w:rFonts w:ascii="Menlo" w:hAnsi="Menlo" w:cs="Menlo"/>
+          <w:color w:val="D8D8D8"/>
+          <w:sz w:val="18"/>
+          <w:szCs w:val="18"/>
+        </w:rPr>
+      </w:pPr>
+      <w:r>
+        <w:rPr>
+          <w:rFonts w:ascii="Menlo" w:hAnsi="Menlo" w:cs="Menlo"/>
+          <w:color w:val="D8D8D8"/>
+          <w:sz w:val="18"/>
+          <w:szCs w:val="18"/>
+        </w:rPr>
+        <w:t>STEP 7: METHOD REFERENCE -- Even shorter (where applicable)</w:t>
+      </w:r>
+    </w:p>
+    <w:p>
+      <w:pPr>
+        <w:shd w:val="clear" w:color="auto" w:fill="181818"/>
+        <w:spacing w:line="300" w:lineRule="atLeast"/>
+        <w:rPr>
+          <w:rFonts w:ascii="Menlo" w:hAnsi="Menlo" w:cs="Menlo"/>
+          <w:color w:val="D8D8D8"/>
+          <w:sz w:val="18"/>
+          <w:szCs w:val="18"/>
+        </w:rPr>
+      </w:pPr>
+      <w:r>
+        <w:rPr>
+          <w:rFonts w:ascii="Menlo" w:hAnsi="Menlo" w:cs="Menlo"/>
+          <w:color w:val="D8D8D8"/>
+          <w:sz w:val="18"/>
+          <w:szCs w:val="18"/>
+        </w:rPr>
+        <w:t xml:space="preserve">        Then... REAL-WORLD EXAMPLES</w:t>
+      </w:r>
+    </w:p>
+    <w:p/>
+    <w:p/>
+    <w:tbl>
+      <w:tblPr>
+        <w:tblW w:w="0" w:type="auto"/>
+        <w:tblInd w:w="-431" w:type="dxa"/>
+        <w:tblBorders>
+          <w:top w:val="single" w:sz="4" w:space="0" w:color="auto"/>
+          <w:left w:val="single" w:sz="4" w:space="0" w:color="auto"/>
+          <w:bottom w:val="single" w:sz="4" w:space="0" w:color="auto"/>
+          <w:right w:val="single" w:sz="4" w:space="0" w:color="auto"/>
+          <w:insideH w:val="single" w:sz="4" w:space="0" w:color="auto"/>
+          <w:insideV w:val="single" w:sz="4" w:space="0" w:color="auto"/>
+        </w:tblBorders>
+        <w:tblCellMar>
+          <w:top w:w="15" w:type="dxa"/>
+          <w:left w:w="15" w:type="dxa"/>
+          <w:bottom w:w="15" w:type="dxa"/>
+          <w:right w:w="15" w:type="dxa"/>
+        </w:tblCellMar>
+        <w:tblLook w:val="04A0" w:firstRow="1" w:lastRow="0" w:firstColumn="1" w:lastColumn="0" w:noHBand="0" w:noVBand="1"/>
+      </w:tblPr>
+      <w:tblGrid>
+        <w:gridCol w:w="2466"/>
+        <w:gridCol w:w="1758"/>
+        <w:gridCol w:w="1379"/>
+        <w:gridCol w:w="3844"/>
+      </w:tblGrid>
+      <w:tr>
+        <w:trPr>
+          <w:tblHeader/>
+        </w:trPr>
+        <w:tc>
+          <w:tcPr>
+            <w:tcW w:w="2307" w:type="dxa"/>
+            <w:noWrap/>
+            <w:tcMar>
+              <w:top w:w="75" w:type="dxa"/>
+              <w:left w:w="135" w:type="dxa"/>
+              <w:bottom w:w="75" w:type="dxa"/>
+              <w:right w:w="135" w:type="dxa"/>
+            </w:tcMar>
+            <w:hideMark/>
+          </w:tcPr>
+          <w:p>
+            <w:pPr>
+              <w:rPr>
+                <w:b/>
+                <w:bCs/>
+                <w:sz w:val="22"/>
+                <w:szCs w:val="22"/>
+              </w:rPr>
+            </w:pPr>
+            <w:r>
+              <w:rPr>
+                <w:b/>
+                <w:bCs/>
+                <w:sz w:val="22"/>
+                <w:szCs w:val="22"/>
+              </w:rPr>
+              <w:t>File</w:t>
+            </w:r>
+          </w:p>
+        </w:tc>
+        <w:tc>
+          <w:tcPr>
+            <w:tcW w:w="0" w:type="auto"/>
+            <w:noWrap/>
+            <w:tcMar>
+              <w:top w:w="75" w:type="dxa"/>
+              <w:left w:w="135" w:type="dxa"/>
+              <w:bottom w:w="75" w:type="dxa"/>
+              <w:right w:w="135" w:type="dxa"/>
+            </w:tcMar>
+            <w:hideMark/>
+          </w:tcPr>
+          <w:p>
+            <w:pPr>
+              <w:rPr>
+                <w:b/>
+                <w:bCs/>
+                <w:sz w:val="22"/>
+                <w:szCs w:val="22"/>
+              </w:rPr>
+            </w:pPr>
+            <w:r>
+              <w:rPr>
+                <w:b/>
+                <w:bCs/>
+                <w:sz w:val="22"/>
+                <w:szCs w:val="22"/>
+              </w:rPr>
+              <w:t>Interface</w:t>
+            </w:r>
+          </w:p>
+        </w:tc>
+        <w:tc>
+          <w:tcPr>
+            <w:tcW w:w="0" w:type="auto"/>
+            <w:noWrap/>
+            <w:tcMar>
+              <w:top w:w="75" w:type="dxa"/>
+              <w:left w:w="135" w:type="dxa"/>
+              <w:bottom w:w="75" w:type="dxa"/>
+              <w:right w:w="135" w:type="dxa"/>
+            </w:tcMar>
+            <w:hideMark/>
+          </w:tcPr>
+          <w:p>
+            <w:pPr>
+              <w:rPr>
+                <w:b/>
+                <w:bCs/>
+                <w:sz w:val="22"/>
+                <w:szCs w:val="22"/>
+              </w:rPr>
+            </w:pPr>
+            <w:r>
+              <w:rPr>
+                <w:b/>
+                <w:bCs/>
+                <w:sz w:val="22"/>
+                <w:szCs w:val="22"/>
+              </w:rPr>
+              <w:t>Key Concept</w:t>
+            </w:r>
+          </w:p>
+        </w:tc>
+        <w:tc>
+          <w:tcPr>
+            <w:tcW w:w="0" w:type="auto"/>
+            <w:noWrap/>
+            <w:tcMar>
+              <w:top w:w="75" w:type="dxa"/>
+              <w:left w:w="135" w:type="dxa"/>
+              <w:bottom w:w="75" w:type="dxa"/>
+              <w:right w:w="135" w:type="dxa"/>
+            </w:tcMar>
+            <w:hideMark/>
+          </w:tcPr>
+          <w:p>
+            <w:pPr>
+              <w:rPr>
+                <w:b/>
+                <w:bCs/>
+                <w:sz w:val="22"/>
+                <w:szCs w:val="22"/>
+              </w:rPr>
+            </w:pPr>
+            <w:r>
+              <w:rPr>
+                <w:b/>
+                <w:bCs/>
+                <w:sz w:val="22"/>
+                <w:szCs w:val="22"/>
+              </w:rPr>
+              <w:t>Where You'll Use It</w:t>
+            </w:r>
+          </w:p>
+        </w:tc>
+      </w:tr>
+      <w:tr>
+        <w:tc>
+          <w:tcPr>
+            <w:tcW w:w="2307" w:type="dxa"/>
+            <w:tcMar>
+              <w:top w:w="75" w:type="dxa"/>
+              <w:left w:w="135" w:type="dxa"/>
+              <w:bottom w:w="75" w:type="dxa"/>
+              <w:right w:w="135" w:type="dxa"/>
+            </w:tcMar>
+            <w:hideMark/>
+          </w:tcPr>
+          <w:p>
+            <w:pPr>
+              <w:rPr>
+                <w:sz w:val="22"/>
+                <w:szCs w:val="22"/>
+              </w:rPr>
+            </w:pPr>
+            <w:r>
+              <w:rPr>
+                <w:sz w:val="22"/>
+                <w:szCs w:val="22"/>
+              </w:rPr>
+              <w:t>PredicateExample.java</w:t>
+            </w:r>
+          </w:p>
+        </w:tc>
+        <w:tc>
+          <w:tcPr>
+            <w:tcW w:w="0" w:type="auto"/>
+            <w:tcMar>
+              <w:top w:w="75" w:type="dxa"/>
+              <w:left w:w="135" w:type="dxa"/>
+              <w:bottom w:w="75" w:type="dxa"/>
+              <w:right w:w="135" w:type="dxa"/>
+            </w:tcMar>
+            <w:hideMark/>
+          </w:tcPr>
+          <w:p>
+            <w:pPr>
+              <w:rPr>
+                <w:sz w:val="22"/>
+                <w:szCs w:val="22"/>
+              </w:rPr>
+            </w:pPr>
+            <w:r>
+              <w:rPr>
+                <w:sz w:val="22"/>
+                <w:szCs w:val="22"/>
+              </w:rPr>
+              <w:t>Predicate&lt;T&gt;</w:t>
+            </w:r>
+          </w:p>
+        </w:tc>
+        <w:tc>
+          <w:tcPr>
+            <w:tcW w:w="0" w:type="auto"/>
+            <w:tcMar>
+              <w:top w:w="75" w:type="dxa"/>
+              <w:left w:w="135" w:type="dxa"/>
+              <w:bottom w:w="75" w:type="dxa"/>
+              <w:right w:w="135" w:type="dxa"/>
+            </w:tcMar>
+            <w:hideMark/>
+          </w:tcPr>
+          <w:p>
+            <w:pPr>
+              <w:rPr>
+                <w:sz w:val="22"/>
+                <w:szCs w:val="22"/>
+              </w:rPr>
+            </w:pPr>
+            <w:r>
+              <w:rPr>
+                <w:sz w:val="22"/>
+                <w:szCs w:val="22"/>
+              </w:rPr>
+              <w:t>Tests a condition, returns boolean</w:t>
+            </w:r>
+          </w:p>
+        </w:tc>
+        <w:tc>
+          <w:tcPr>
+            <w:tcW w:w="0" w:type="auto"/>
+            <w:tcMar>
+              <w:top w:w="75" w:type="dxa"/>
+              <w:left w:w="135" w:type="dxa"/>
+              <w:bottom w:w="75" w:type="dxa"/>
+              <w:right w:w="135" w:type="dxa"/>
+            </w:tcMar>
+            <w:hideMark/>
+          </w:tcPr>
+          <w:p>
+            <w:pPr>
+              <w:rPr>
+                <w:sz w:val="22"/>
+                <w:szCs w:val="22"/>
+              </w:rPr>
+            </w:pPr>
+            <w:r>
+              <w:rPr>
+                <w:sz w:val="22"/>
+                <w:szCs w:val="22"/>
+              </w:rPr>
+              <w:t>stream.filter(), removeIf(), Optional.filter()</w:t>
+            </w:r>
+          </w:p>
+        </w:tc>
+      </w:tr>
+      <w:tr>
+        <w:tc>
+          <w:tcPr>
+            <w:tcW w:w="2307" w:type="dxa"/>
+            <w:tcMar>
+              <w:top w:w="75" w:type="dxa"/>
+              <w:left w:w="135" w:type="dxa"/>
+              <w:bottom w:w="75" w:type="dxa"/>
+              <w:right w:w="135" w:type="dxa"/>
+            </w:tcMar>
+            <w:hideMark/>
+          </w:tcPr>
+          <w:p>
+            <w:pPr>
+              <w:rPr>
+                <w:sz w:val="22"/>
+                <w:szCs w:val="22"/>
+              </w:rPr>
+            </w:pPr>
+            <w:r>
+              <w:rPr>
+                <w:sz w:val="22"/>
+                <w:szCs w:val="22"/>
+              </w:rPr>
+              <w:t>FunctionExample.java</w:t>
+            </w:r>
+          </w:p>
+        </w:tc>
+        <w:tc>
+          <w:tcPr>
+            <w:tcW w:w="0" w:type="auto"/>
+            <w:tcMar>
+              <w:top w:w="75" w:type="dxa"/>
+              <w:left w:w="135" w:type="dxa"/>
+              <w:bottom w:w="75" w:type="dxa"/>
+              <w:right w:w="135" w:type="dxa"/>
+            </w:tcMar>
+            <w:hideMark/>
+          </w:tcPr>
+          <w:p>
+            <w:pPr>
+              <w:rPr>
+                <w:sz w:val="22"/>
+                <w:szCs w:val="22"/>
+              </w:rPr>
+            </w:pPr>
+            <w:r>
+              <w:rPr>
+                <w:sz w:val="22"/>
+                <w:szCs w:val="22"/>
+              </w:rPr>
+              <w:t>Function&lt;T,R&gt;</w:t>
+            </w:r>
+          </w:p>
+        </w:tc>
+        <w:tc>
+          <w:tcPr>
+            <w:tcW w:w="0" w:type="auto"/>
+            <w:tcMar>
+              <w:top w:w="75" w:type="dxa"/>
+              <w:left w:w="135" w:type="dxa"/>
+              <w:bottom w:w="75" w:type="dxa"/>
+              <w:right w:w="135" w:type="dxa"/>
+            </w:tcMar>
+            <w:hideMark/>
+          </w:tcPr>
+          <w:p>
+            <w:pPr>
+              <w:rPr>
+                <w:sz w:val="22"/>
+                <w:szCs w:val="22"/>
+              </w:rPr>
+            </w:pPr>
+            <w:r>
+              <w:rPr>
+                <w:sz w:val="22"/>
+                <w:szCs w:val="22"/>
+              </w:rPr>
+              <w:t>Transforms one type to another</w:t>
+            </w:r>
+          </w:p>
+        </w:tc>
+        <w:tc>
+          <w:tcPr>
+            <w:tcW w:w="0" w:type="auto"/>
+            <w:tcMar>
+              <w:top w:w="75" w:type="dxa"/>
+              <w:left w:w="135" w:type="dxa"/>
+              <w:bottom w:w="75" w:type="dxa"/>
+              <w:right w:w="135" w:type="dxa"/>
+            </w:tcMar>
+            <w:hideMark/>
+          </w:tcPr>
+          <w:p>
+            <w:pPr>
+              <w:rPr>
+                <w:sz w:val="22"/>
+                <w:szCs w:val="22"/>
+              </w:rPr>
+            </w:pPr>
+            <w:r>
+              <w:rPr>
+                <w:sz w:val="22"/>
+                <w:szCs w:val="22"/>
+              </w:rPr>
+              <w:t>stream.map(), computeIfAbsent(), Optional.map()</w:t>
+            </w:r>
+          </w:p>
+        </w:tc>
+      </w:tr>
+      <w:tr>
+        <w:tc>
+          <w:tcPr>
+            <w:tcW w:w="2307" w:type="dxa"/>
+            <w:tcMar>
+              <w:top w:w="75" w:type="dxa"/>
+              <w:left w:w="135" w:type="dxa"/>
+              <w:bottom w:w="75" w:type="dxa"/>
+              <w:right w:w="135" w:type="dxa"/>
+            </w:tcMar>
+            <w:hideMark/>
+          </w:tcPr>
+          <w:p>
+            <w:pPr>
+              <w:rPr>
+                <w:sz w:val="22"/>
+                <w:szCs w:val="22"/>
+              </w:rPr>
+            </w:pPr>
+            <w:r>
+              <w:rPr>
+                <w:sz w:val="22"/>
+                <w:szCs w:val="22"/>
+              </w:rPr>
+              <w:t>ConsumerExample.java</w:t>
+            </w:r>
+          </w:p>
+        </w:tc>
+        <w:tc>
+          <w:tcPr>
+            <w:tcW w:w="0" w:type="auto"/>
+            <w:tcMar>
+              <w:top w:w="75" w:type="dxa"/>
+              <w:left w:w="135" w:type="dxa"/>
+              <w:bottom w:w="75" w:type="dxa"/>
+              <w:right w:w="135" w:type="dxa"/>
+            </w:tcMar>
+            <w:hideMark/>
+          </w:tcPr>
+          <w:p>
+            <w:pPr>
+              <w:rPr>
+                <w:sz w:val="22"/>
+                <w:szCs w:val="22"/>
+              </w:rPr>
+            </w:pPr>
+            <w:r>
+              <w:rPr>
+                <w:sz w:val="22"/>
+                <w:szCs w:val="22"/>
+              </w:rPr>
+              <w:t>Consumer&lt;T&gt;</w:t>
+            </w:r>
+          </w:p>
+        </w:tc>
+        <w:tc>
+          <w:tcPr>
+            <w:tcW w:w="0" w:type="auto"/>
+            <w:tcMar>
+              <w:top w:w="75" w:type="dxa"/>
+              <w:left w:w="135" w:type="dxa"/>
+              <w:bottom w:w="75" w:type="dxa"/>
+              <w:right w:w="135" w:type="dxa"/>
+            </w:tcMar>
+            <w:hideMark/>
+          </w:tcPr>
+          <w:p>
+            <w:pPr>
+              <w:rPr>
+                <w:sz w:val="22"/>
+                <w:szCs w:val="22"/>
+              </w:rPr>
+            </w:pPr>
+            <w:r>
+              <w:rPr>
+                <w:sz w:val="22"/>
+                <w:szCs w:val="22"/>
+              </w:rPr>
+              <w:t>Performs an action, returns void</w:t>
+            </w:r>
+          </w:p>
+        </w:tc>
+        <w:tc>
+          <w:tcPr>
+            <w:tcW w:w="0" w:type="auto"/>
+            <w:tcMar>
+              <w:top w:w="75" w:type="dxa"/>
+              <w:left w:w="135" w:type="dxa"/>
+              <w:bottom w:w="75" w:type="dxa"/>
+              <w:right w:w="135" w:type="dxa"/>
+            </w:tcMar>
+            <w:hideMark/>
+          </w:tcPr>
+          <w:p>
+            <w:pPr>
+              <w:rPr>
+                <w:sz w:val="22"/>
+                <w:szCs w:val="22"/>
+              </w:rPr>
+            </w:pPr>
+            <w:r>
+              <w:rPr>
+                <w:sz w:val="22"/>
+                <w:szCs w:val="22"/>
+              </w:rPr>
+              <w:t>stream.forEach(), peek(), Iterable.forEach()</w:t>
+            </w:r>
+          </w:p>
+        </w:tc>
+      </w:tr>
+      <w:tr>
+        <w:tc>
+          <w:tcPr>
+            <w:tcW w:w="2307" w:type="dxa"/>
+            <w:tcMar>
+              <w:top w:w="75" w:type="dxa"/>
+              <w:left w:w="135" w:type="dxa"/>
+              <w:bottom w:w="75" w:type="dxa"/>
+              <w:right w:w="135" w:type="dxa"/>
+            </w:tcMar>
+            <w:hideMark/>
+          </w:tcPr>
+          <w:p>
+            <w:pPr>
+              <w:rPr>
+                <w:sz w:val="22"/>
+                <w:szCs w:val="22"/>
+              </w:rPr>
+            </w:pPr>
+            <w:r>
+              <w:rPr>
+                <w:sz w:val="22"/>
+                <w:szCs w:val="22"/>
+              </w:rPr>
+              <w:t>SupplierExample.java</w:t>
+            </w:r>
+          </w:p>
+        </w:tc>
+        <w:tc>
+          <w:tcPr>
+            <w:tcW w:w="0" w:type="auto"/>
+            <w:tcMar>
+              <w:top w:w="75" w:type="dxa"/>
+              <w:left w:w="135" w:type="dxa"/>
+              <w:bottom w:w="75" w:type="dxa"/>
+              <w:right w:w="135" w:type="dxa"/>
+            </w:tcMar>
+            <w:hideMark/>
+          </w:tcPr>
+          <w:p>
+            <w:pPr>
+              <w:rPr>
+                <w:sz w:val="22"/>
+                <w:szCs w:val="22"/>
+              </w:rPr>
+            </w:pPr>
+            <w:r>
+              <w:rPr>
+                <w:sz w:val="22"/>
+                <w:szCs w:val="22"/>
+              </w:rPr>
+              <w:t>Supplier&lt;T&gt;</w:t>
+            </w:r>
+          </w:p>
+        </w:tc>
+        <w:tc>
+          <w:tcPr>
+            <w:tcW w:w="0" w:type="auto"/>
+            <w:tcMar>
+              <w:top w:w="75" w:type="dxa"/>
+              <w:left w:w="135" w:type="dxa"/>
+              <w:bottom w:w="75" w:type="dxa"/>
+              <w:right w:w="135" w:type="dxa"/>
+            </w:tcMar>
+            <w:hideMark/>
+          </w:tcPr>
+          <w:p>
+            <w:pPr>
+              <w:rPr>
+                <w:sz w:val="22"/>
+                <w:szCs w:val="22"/>
+              </w:rPr>
+            </w:pPr>
+            <w:r>
+              <w:rPr>
+                <w:sz w:val="22"/>
+                <w:szCs w:val="22"/>
+              </w:rPr>
+              <w:t>Produces a value lazily</w:t>
+            </w:r>
+          </w:p>
+        </w:tc>
+        <w:tc>
+          <w:tcPr>
+            <w:tcW w:w="0" w:type="auto"/>
+            <w:tcMar>
+              <w:top w:w="75" w:type="dxa"/>
+              <w:left w:w="135" w:type="dxa"/>
+              <w:bottom w:w="75" w:type="dxa"/>
+              <w:right w:w="135" w:type="dxa"/>
+            </w:tcMar>
+            <w:hideMark/>
+          </w:tcPr>
+          <w:p>
+            <w:pPr>
+              <w:rPr>
+                <w:sz w:val="22"/>
+                <w:szCs w:val="22"/>
+              </w:rPr>
+            </w:pPr>
+            <w:r>
+              <w:rPr>
+                <w:sz w:val="22"/>
+                <w:szCs w:val="22"/>
+              </w:rPr>
+              <w:t>Optional.orElseGet(), factory patterns, lazy init</w:t>
+            </w:r>
+          </w:p>
+        </w:tc>
+      </w:tr>
+      <w:tr>
+        <w:tc>
+          <w:tcPr>
+            <w:tcW w:w="2307" w:type="dxa"/>
+            <w:tcMar>
+              <w:top w:w="75" w:type="dxa"/>
+              <w:left w:w="135" w:type="dxa"/>
+              <w:bottom w:w="75" w:type="dxa"/>
+              <w:right w:w="135" w:type="dxa"/>
+            </w:tcMar>
+            <w:hideMark/>
+          </w:tcPr>
+          <w:p>
+            <w:pPr>
+              <w:rPr>
+                <w:sz w:val="22"/>
+                <w:szCs w:val="22"/>
+              </w:rPr>
+            </w:pPr>
+            <w:r>
+              <w:rPr>
+                <w:sz w:val="22"/>
+                <w:szCs w:val="22"/>
+              </w:rPr>
+              <w:t>ComparatorExample.java</w:t>
+            </w:r>
+          </w:p>
+        </w:tc>
+        <w:tc>
+          <w:tcPr>
+            <w:tcW w:w="0" w:type="auto"/>
+            <w:tcMar>
+              <w:top w:w="75" w:type="dxa"/>
+              <w:left w:w="135" w:type="dxa"/>
+              <w:bottom w:w="75" w:type="dxa"/>
+              <w:right w:w="135" w:type="dxa"/>
+            </w:tcMar>
+            <w:hideMark/>
+          </w:tcPr>
+          <w:p>
+            <w:pPr>
+              <w:rPr>
+                <w:sz w:val="22"/>
+                <w:szCs w:val="22"/>
+              </w:rPr>
+            </w:pPr>
+            <w:r>
+              <w:rPr>
+                <w:sz w:val="22"/>
+                <w:szCs w:val="22"/>
+              </w:rPr>
+              <w:t>Comparator&lt;T&gt;</w:t>
+            </w:r>
+          </w:p>
+        </w:tc>
+        <w:tc>
+          <w:tcPr>
+            <w:tcW w:w="0" w:type="auto"/>
+            <w:tcMar>
+              <w:top w:w="75" w:type="dxa"/>
+              <w:left w:w="135" w:type="dxa"/>
+              <w:bottom w:w="75" w:type="dxa"/>
+              <w:right w:w="135" w:type="dxa"/>
+            </w:tcMar>
+            <w:hideMark/>
+          </w:tcPr>
+          <w:p>
+            <w:pPr>
+              <w:rPr>
+                <w:sz w:val="22"/>
+                <w:szCs w:val="22"/>
+              </w:rPr>
+            </w:pPr>
+            <w:r>
+              <w:rPr>
+                <w:sz w:val="22"/>
+                <w:szCs w:val="22"/>
+              </w:rPr>
+              <w:t>Compares/sorts two objects</w:t>
+            </w:r>
+          </w:p>
+        </w:tc>
+        <w:tc>
+          <w:tcPr>
+            <w:tcW w:w="0" w:type="auto"/>
+            <w:tcMar>
+              <w:top w:w="75" w:type="dxa"/>
+              <w:left w:w="135" w:type="dxa"/>
+              <w:bottom w:w="75" w:type="dxa"/>
+              <w:right w:w="135" w:type="dxa"/>
+            </w:tcMar>
+            <w:hideMark/>
+          </w:tcPr>
+          <w:p>
+            <w:pPr>
+              <w:rPr>
+                <w:sz w:val="22"/>
+                <w:szCs w:val="22"/>
+              </w:rPr>
+            </w:pPr>
+            <w:r>
+              <w:rPr>
+                <w:sz w:val="22"/>
+                <w:szCs w:val="22"/>
+              </w:rPr>
+              <w:t>stream.sorted(), List.sort(), min(), max()</w:t>
+            </w:r>
+          </w:p>
+        </w:tc>
+      </w:tr>
+      <w:tr>
+        <w:tc>
+          <w:tcPr>
+            <w:tcW w:w="2307" w:type="dxa"/>
+            <w:tcMar>
+              <w:top w:w="75" w:type="dxa"/>
+              <w:left w:w="135" w:type="dxa"/>
+              <w:bottom w:w="75" w:type="dxa"/>
+              <w:right w:w="135" w:type="dxa"/>
+            </w:tcMar>
+          </w:tcPr>
+          <w:tbl>
+            <w:tblPr>
+              <w:tblW w:w="0" w:type="auto"/>
+              <w:tblCellMar>
+                <w:top w:w="15" w:type="dxa"/>
+                <w:left w:w="15" w:type="dxa"/>
+                <w:bottom w:w="15" w:type="dxa"/>
+                <w:right w:w="15" w:type="dxa"/>
+              </w:tblCellMar>
+              <w:tblLook w:val="04A0" w:firstRow="1" w:lastRow="0" w:firstColumn="1" w:lastColumn="0" w:noHBand="0" w:noVBand="1"/>
+            </w:tblPr>
+            <w:tblGrid>
+              <w:gridCol w:w="2196"/>
+            </w:tblGrid>
+            <w:tr>
+              <w:tc>
+                <w:tcPr>
+                  <w:tcW w:w="0" w:type="auto"/>
+                  <w:tcBorders>
+                    <w:bottom w:val="nil"/>
+                  </w:tcBorders>
+                  <w:tcMar>
+                    <w:top w:w="75" w:type="dxa"/>
+                    <w:left w:w="135" w:type="dxa"/>
+                    <w:bottom w:w="75" w:type="dxa"/>
+                    <w:right w:w="135" w:type="dxa"/>
+                  </w:tcMar>
+                  <w:hideMark/>
+                </w:tcPr>
+                <w:p>
+                  <w:pPr>
+                    <w:rPr>
+                      <w:rFonts w:ascii="Arial" w:hAnsi="Arial" w:cs="Arial"/>
+                      <w:color w:val="D8D8D8"/>
+                      <w:sz w:val="20"/>
+                      <w:szCs w:val="20"/>
+                    </w:rPr>
+                  </w:pPr>
+                  <w:r>
+                    <w:rPr>
+                      <w:rStyle w:val="md-inline-path-filename"/>
+                      <w:rFonts w:ascii="Courier New" w:hAnsi="Courier New" w:cs="Courier New"/>
+                      <w:color w:val="000000" w:themeColor="text1"/>
+                      <w:sz w:val="18"/>
+                      <w:szCs w:val="18"/>
+                    </w:rPr>
+                    <w:t>BiFunctionExample.java</w:t>
+                  </w:r>
+                </w:p>
+              </w:tc>
+            </w:tr>
+          </w:tbl>
+          <w:p>
+            <w:pPr>
+              <w:rPr>
+                <w:sz w:val="22"/>
+                <w:szCs w:val="22"/>
+              </w:rPr>
+            </w:pPr>
+          </w:p>
+        </w:tc>
+        <w:tc>
+          <w:tcPr>
+            <w:tcW w:w="0" w:type="auto"/>
+            <w:tcMar>
+              <w:top w:w="75" w:type="dxa"/>
+              <w:left w:w="135" w:type="dxa"/>
+              <w:bottom w:w="75" w:type="dxa"/>
+              <w:right w:w="135" w:type="dxa"/>
+            </w:tcMar>
+          </w:tcPr>
+          <w:p>
+            <w:pPr>
+              <w:rPr>
+                <w:rFonts w:ascii="Arial" w:hAnsi="Arial" w:cs="Arial"/>
+                <w:b/>
+                <w:bCs/>
+                <w:color w:val="000000" w:themeColor="text1"/>
+                <w:sz w:val="20"/>
+                <w:szCs w:val="20"/>
+              </w:rPr>
+            </w:pPr>
+            <w:r>
+              <w:rPr>
+                <w:rStyle w:val="HTMLCode"/>
+                <w:b/>
+                <w:bCs/>
+                <w:color w:val="000000" w:themeColor="text1"/>
+                <w:sz w:val="18"/>
+                <w:szCs w:val="18"/>
+              </w:rPr>
+              <w:t>BiFunction&lt;T,U,R&gt;</w:t>
+            </w:r>
+          </w:p>
+          <w:p>
+            <w:pPr>
+              <w:rPr>
+                <w:sz w:val="22"/>
+                <w:szCs w:val="22"/>
+              </w:rPr>
+            </w:pPr>
+          </w:p>
+        </w:tc>
+        <w:tc>
+          <w:tcPr>
+            <w:tcW w:w="0" w:type="auto"/>
+            <w:tcMar>
+              <w:top w:w="75" w:type="dxa"/>
+              <w:left w:w="135" w:type="dxa"/>
+              <w:bottom w:w="75" w:type="dxa"/>
+              <w:right w:w="135" w:type="dxa"/>
+            </w:tcMar>
+          </w:tcPr>
+          <w:p>
+            <w:pPr>
+              <w:rPr>
+                <w:sz w:val="22"/>
+                <w:szCs w:val="22"/>
+              </w:rPr>
+            </w:pPr>
+          </w:p>
+        </w:tc>
+        <w:tc>
+          <w:tcPr>
+            <w:tcW w:w="0" w:type="auto"/>
+            <w:tcMar>
+              <w:top w:w="75" w:type="dxa"/>
+              <w:left w:w="135" w:type="dxa"/>
+              <w:bottom w:w="75" w:type="dxa"/>
+              <w:right w:w="135" w:type="dxa"/>
+            </w:tcMar>
+          </w:tcPr>
+          <w:p>
+            <w:pPr>
+              <w:rPr>
+                <w:sz w:val="22"/>
+                <w:szCs w:val="22"/>
+              </w:rPr>
+            </w:pPr>
+            <w:r>
+              <w:rPr>
+                <w:sz w:val="22"/>
+                <w:szCs w:val="22"/>
+              </w:rPr>
+              <w:t>Map.reduce</w:t>
+            </w:r>
+          </w:p>
+          <w:p>
+            <w:pPr>
+              <w:rPr>
+                <w:sz w:val="22"/>
+                <w:szCs w:val="22"/>
+              </w:rPr>
+            </w:pPr>
+            <w:r>
+              <w:rPr>
+                <w:sz w:val="22"/>
+                <w:szCs w:val="22"/>
+              </w:rPr>
+              <w:t>Map.Compute</w:t>
+            </w:r>
+          </w:p>
+        </w:tc>
+      </w:tr>
+    </w:tbl>
+    <w:p/>
+    <w:p/>
+    <w:p>
+      <w:pPr>
+        <w:jc w:val="right"/>
+      </w:pPr>
+    </w:p>
+    <w:p/>
+    <w:p/>
+    <w:p/>
+    <w:p/>
+    <w:p/>
     <w:sectPr>
       <w:pgSz w:w="11906" w:h="16838"/>
       <w:pgMar w:top="1440" w:right="1440" w:bottom="1440" w:left="1440" w:header="708" w:footer="708" w:gutter="0"/>
@@ -55812,6 +59118,155 @@
     </w:lvl>
   </w:abstractNum>
   <w:abstractNum w:abstractNumId="33" w15:restartNumberingAfterBreak="0">
+    <w:nsid w:val="24E237CC"/>
+    <w:multiLevelType w:val="multilevel"/>
+    <w:tmpl w:val="735C1D80"/>
+    <w:lvl w:ilvl="0">
+      <w:start w:val="1"/>
+      <w:numFmt w:val="bullet"/>
+      <w:lvlText w:val=""/>
+      <w:lvlJc w:val="left"/>
+      <w:pPr>
+        <w:tabs>
+          <w:tab w:val="num" w:pos="720"/>
+        </w:tabs>
+        <w:ind w:left="720" w:hanging="360"/>
+      </w:pPr>
+      <w:rPr>
+        <w:rFonts w:ascii="Symbol" w:hAnsi="Symbol" w:hint="default"/>
+        <w:sz w:val="20"/>
+      </w:rPr>
+    </w:lvl>
+    <w:lvl w:ilvl="1" w:tentative="1">
+      <w:start w:val="1"/>
+      <w:numFmt w:val="bullet"/>
+      <w:lvlText w:val=""/>
+      <w:lvlJc w:val="left"/>
+      <w:pPr>
+        <w:tabs>
+          <w:tab w:val="num" w:pos="1440"/>
+        </w:tabs>
+        <w:ind w:left="1440" w:hanging="360"/>
+      </w:pPr>
+      <w:rPr>
+        <w:rFonts w:ascii="Symbol" w:hAnsi="Symbol" w:hint="default"/>
+        <w:sz w:val="20"/>
+      </w:rPr>
+    </w:lvl>
+    <w:lvl w:ilvl="2" w:tentative="1">
+      <w:start w:val="1"/>
+      <w:numFmt w:val="bullet"/>
+      <w:lvlText w:val=""/>
+      <w:lvlJc w:val="left"/>
+      <w:pPr>
+        <w:tabs>
+          <w:tab w:val="num" w:pos="2160"/>
+        </w:tabs>
+        <w:ind w:left="2160" w:hanging="360"/>
+      </w:pPr>
+      <w:rPr>
+        <w:rFonts w:ascii="Symbol" w:hAnsi="Symbol" w:hint="default"/>
+        <w:sz w:val="20"/>
+      </w:rPr>
+    </w:lvl>
+    <w:lvl w:ilvl="3" w:tentative="1">
+      <w:start w:val="1"/>
+      <w:numFmt w:val="bullet"/>
+      <w:lvlText w:val=""/>
+      <w:lvlJc w:val="left"/>
+      <w:pPr>
+        <w:tabs>
+          <w:tab w:val="num" w:pos="2880"/>
+        </w:tabs>
+        <w:ind w:left="2880" w:hanging="360"/>
+      </w:pPr>
+      <w:rPr>
+        <w:rFonts w:ascii="Symbol" w:hAnsi="Symbol" w:hint="default"/>
+        <w:sz w:val="20"/>
+      </w:rPr>
+    </w:lvl>
+    <w:lvl w:ilvl="4" w:tentative="1">
+      <w:start w:val="1"/>
+      <w:numFmt w:val="bullet"/>
+      <w:lvlText w:val=""/>
+      <w:lvlJc w:val="left"/>
+      <w:pPr>
+        <w:tabs>
+          <w:tab w:val="num" w:pos="3600"/>
+        </w:tabs>
+        <w:ind w:left="3600" w:hanging="360"/>
+      </w:pPr>
+      <w:rPr>
+        <w:rFonts w:ascii="Symbol" w:hAnsi="Symbol" w:hint="default"/>
+        <w:sz w:val="20"/>
+      </w:rPr>
+    </w:lvl>
+    <w:lvl w:ilvl="5" w:tentative="1">
+      <w:start w:val="1"/>
+      <w:numFmt w:val="bullet"/>
+      <w:lvlText w:val=""/>
+      <w:lvlJc w:val="left"/>
+      <w:pPr>
+        <w:tabs>
+          <w:tab w:val="num" w:pos="4320"/>
+        </w:tabs>
+        <w:ind w:left="4320" w:hanging="360"/>
+      </w:pPr>
+      <w:rPr>
+        <w:rFonts w:ascii="Symbol" w:hAnsi="Symbol" w:hint="default"/>
+        <w:sz w:val="20"/>
+      </w:rPr>
+    </w:lvl>
+    <w:lvl w:ilvl="6" w:tentative="1">
+      <w:start w:val="1"/>
+      <w:numFmt w:val="bullet"/>
+      <w:lvlText w:val=""/>
+      <w:lvlJc w:val="left"/>
+      <w:pPr>
+        <w:tabs>
+          <w:tab w:val="num" w:pos="5040"/>
+        </w:tabs>
+        <w:ind w:left="5040" w:hanging="360"/>
+      </w:pPr>
+      <w:rPr>
+        <w:rFonts w:ascii="Symbol" w:hAnsi="Symbol" w:hint="default"/>
+        <w:sz w:val="20"/>
+      </w:rPr>
+    </w:lvl>
+    <w:lvl w:ilvl="7" w:tentative="1">
+      <w:start w:val="1"/>
+      <w:numFmt w:val="bullet"/>
+      <w:lvlText w:val=""/>
+      <w:lvlJc w:val="left"/>
+      <w:pPr>
+        <w:tabs>
+          <w:tab w:val="num" w:pos="5760"/>
+        </w:tabs>
+        <w:ind w:left="5760" w:hanging="360"/>
+      </w:pPr>
+      <w:rPr>
+        <w:rFonts w:ascii="Symbol" w:hAnsi="Symbol" w:hint="default"/>
+        <w:sz w:val="20"/>
+      </w:rPr>
+    </w:lvl>
+    <w:lvl w:ilvl="8" w:tentative="1">
+      <w:start w:val="1"/>
+      <w:numFmt w:val="bullet"/>
+      <w:lvlText w:val=""/>
+      <w:lvlJc w:val="left"/>
+      <w:pPr>
+        <w:tabs>
+          <w:tab w:val="num" w:pos="6480"/>
+        </w:tabs>
+        <w:ind w:left="6480" w:hanging="360"/>
+      </w:pPr>
+      <w:rPr>
+        <w:rFonts w:ascii="Symbol" w:hAnsi="Symbol" w:hint="default"/>
+        <w:sz w:val="20"/>
+      </w:rPr>
+    </w:lvl>
+  </w:abstractNum>
+  <w:abstractNum w:abstractNumId="34" w15:restartNumberingAfterBreak="0">
     <w:nsid w:val="26B10A1B"/>
     <w:multiLevelType w:val="multilevel"/>
     <w:tmpl w:val="85E08A04"/>
@@ -55960,7 +59415,7 @@
       </w:rPr>
     </w:lvl>
   </w:abstractNum>
-  <w:abstractNum w:abstractNumId="34" w15:restartNumberingAfterBreak="0">
+  <w:abstractNum w:abstractNumId="35" w15:restartNumberingAfterBreak="0">
     <w:nsid w:val="26D14D6E"/>
     <w:multiLevelType w:val="multilevel"/>
     <w:tmpl w:val="98602B64"/>
@@ -56109,7 +59564,7 @@
       </w:rPr>
     </w:lvl>
   </w:abstractNum>
-  <w:abstractNum w:abstractNumId="35" w15:restartNumberingAfterBreak="0">
+  <w:abstractNum w:abstractNumId="36" w15:restartNumberingAfterBreak="0">
     <w:nsid w:val="280E56FB"/>
     <w:multiLevelType w:val="multilevel"/>
     <w:tmpl w:val="85E08A04"/>
@@ -56258,7 +59713,7 @@
       </w:rPr>
     </w:lvl>
   </w:abstractNum>
-  <w:abstractNum w:abstractNumId="36" w15:restartNumberingAfterBreak="0">
+  <w:abstractNum w:abstractNumId="37" w15:restartNumberingAfterBreak="0">
     <w:nsid w:val="29542309"/>
     <w:multiLevelType w:val="multilevel"/>
     <w:tmpl w:val="85E08A04"/>
@@ -56407,7 +59862,7 @@
       </w:rPr>
     </w:lvl>
   </w:abstractNum>
-  <w:abstractNum w:abstractNumId="37" w15:restartNumberingAfterBreak="0">
+  <w:abstractNum w:abstractNumId="38" w15:restartNumberingAfterBreak="0">
     <w:nsid w:val="2A912DE3"/>
     <w:multiLevelType w:val="multilevel"/>
     <w:tmpl w:val="85E08A04"/>
@@ -56556,7 +60011,7 @@
       </w:rPr>
     </w:lvl>
   </w:abstractNum>
-  <w:abstractNum w:abstractNumId="38" w15:restartNumberingAfterBreak="0">
+  <w:abstractNum w:abstractNumId="39" w15:restartNumberingAfterBreak="0">
     <w:nsid w:val="2B4E0CAD"/>
     <w:multiLevelType w:val="hybridMultilevel"/>
     <w:tmpl w:val="0B565FD0"/>
@@ -56669,7 +60124,7 @@
       </w:rPr>
     </w:lvl>
   </w:abstractNum>
-  <w:abstractNum w:abstractNumId="39" w15:restartNumberingAfterBreak="0">
+  <w:abstractNum w:abstractNumId="40" w15:restartNumberingAfterBreak="0">
     <w:nsid w:val="2BA648EE"/>
     <w:multiLevelType w:val="multilevel"/>
     <w:tmpl w:val="2628211E"/>
@@ -56782,7 +60237,7 @@
       </w:pPr>
     </w:lvl>
   </w:abstractNum>
-  <w:abstractNum w:abstractNumId="40" w15:restartNumberingAfterBreak="0">
+  <w:abstractNum w:abstractNumId="41" w15:restartNumberingAfterBreak="0">
     <w:nsid w:val="2BCC7CE4"/>
     <w:multiLevelType w:val="multilevel"/>
     <w:tmpl w:val="85E08A04"/>
@@ -56931,7 +60386,7 @@
       </w:rPr>
     </w:lvl>
   </w:abstractNum>
-  <w:abstractNum w:abstractNumId="41" w15:restartNumberingAfterBreak="0">
+  <w:abstractNum w:abstractNumId="42" w15:restartNumberingAfterBreak="0">
     <w:nsid w:val="2E192447"/>
     <w:multiLevelType w:val="hybridMultilevel"/>
     <w:tmpl w:val="D38C547E"/>
@@ -57044,7 +60499,7 @@
       </w:rPr>
     </w:lvl>
   </w:abstractNum>
-  <w:abstractNum w:abstractNumId="42" w15:restartNumberingAfterBreak="0">
+  <w:abstractNum w:abstractNumId="43" w15:restartNumberingAfterBreak="0">
     <w:nsid w:val="2E8B4E0A"/>
     <w:multiLevelType w:val="multilevel"/>
     <w:tmpl w:val="30884DAA"/>
@@ -57193,7 +60648,7 @@
       </w:rPr>
     </w:lvl>
   </w:abstractNum>
-  <w:abstractNum w:abstractNumId="43" w15:restartNumberingAfterBreak="0">
+  <w:abstractNum w:abstractNumId="44" w15:restartNumberingAfterBreak="0">
     <w:nsid w:val="32D01C21"/>
     <w:multiLevelType w:val="multilevel"/>
     <w:tmpl w:val="A68019D6"/>
@@ -57306,7 +60761,7 @@
       </w:pPr>
     </w:lvl>
   </w:abstractNum>
-  <w:abstractNum w:abstractNumId="44" w15:restartNumberingAfterBreak="0">
+  <w:abstractNum w:abstractNumId="45" w15:restartNumberingAfterBreak="0">
     <w:nsid w:val="335171B4"/>
     <w:multiLevelType w:val="multilevel"/>
     <w:tmpl w:val="2628211E"/>
@@ -57419,7 +60874,7 @@
       </w:pPr>
     </w:lvl>
   </w:abstractNum>
-  <w:abstractNum w:abstractNumId="45" w15:restartNumberingAfterBreak="0">
+  <w:abstractNum w:abstractNumId="46" w15:restartNumberingAfterBreak="0">
     <w:nsid w:val="33DA706A"/>
     <w:multiLevelType w:val="hybridMultilevel"/>
     <w:tmpl w:val="A0C4FB20"/>
@@ -57505,7 +60960,7 @@
       </w:pPr>
     </w:lvl>
   </w:abstractNum>
-  <w:abstractNum w:abstractNumId="46" w15:restartNumberingAfterBreak="0">
+  <w:abstractNum w:abstractNumId="47" w15:restartNumberingAfterBreak="0">
     <w:nsid w:val="33FC038C"/>
     <w:multiLevelType w:val="hybridMultilevel"/>
     <w:tmpl w:val="A538D522"/>
@@ -57591,7 +61046,7 @@
       </w:pPr>
     </w:lvl>
   </w:abstractNum>
-  <w:abstractNum w:abstractNumId="47" w15:restartNumberingAfterBreak="0">
+  <w:abstractNum w:abstractNumId="48" w15:restartNumberingAfterBreak="0">
     <w:nsid w:val="36494809"/>
     <w:multiLevelType w:val="multilevel"/>
     <w:tmpl w:val="1804A58E"/>
@@ -57708,7 +61163,7 @@
       </w:pPr>
     </w:lvl>
   </w:abstractNum>
-  <w:abstractNum w:abstractNumId="48" w15:restartNumberingAfterBreak="0">
+  <w:abstractNum w:abstractNumId="49" w15:restartNumberingAfterBreak="0">
     <w:nsid w:val="399C4B02"/>
     <w:multiLevelType w:val="multilevel"/>
     <w:tmpl w:val="A51A798C"/>
@@ -57825,7 +61280,7 @@
       </w:pPr>
     </w:lvl>
   </w:abstractNum>
-  <w:abstractNum w:abstractNumId="49" w15:restartNumberingAfterBreak="0">
+  <w:abstractNum w:abstractNumId="50" w15:restartNumberingAfterBreak="0">
     <w:nsid w:val="3B1F548D"/>
     <w:multiLevelType w:val="hybridMultilevel"/>
     <w:tmpl w:val="C248D7E6"/>
@@ -57911,7 +61366,156 @@
       </w:pPr>
     </w:lvl>
   </w:abstractNum>
-  <w:abstractNum w:abstractNumId="50" w15:restartNumberingAfterBreak="0">
+  <w:abstractNum w:abstractNumId="51" w15:restartNumberingAfterBreak="0">
+    <w:nsid w:val="3CD62F9A"/>
+    <w:multiLevelType w:val="multilevel"/>
+    <w:tmpl w:val="AF665ABC"/>
+    <w:lvl w:ilvl="0">
+      <w:start w:val="1"/>
+      <w:numFmt w:val="bullet"/>
+      <w:lvlText w:val=""/>
+      <w:lvlJc w:val="left"/>
+      <w:pPr>
+        <w:tabs>
+          <w:tab w:val="num" w:pos="720"/>
+        </w:tabs>
+        <w:ind w:left="720" w:hanging="360"/>
+      </w:pPr>
+      <w:rPr>
+        <w:rFonts w:ascii="Symbol" w:hAnsi="Symbol" w:hint="default"/>
+        <w:sz w:val="20"/>
+      </w:rPr>
+    </w:lvl>
+    <w:lvl w:ilvl="1" w:tentative="1">
+      <w:start w:val="1"/>
+      <w:numFmt w:val="bullet"/>
+      <w:lvlText w:val=""/>
+      <w:lvlJc w:val="left"/>
+      <w:pPr>
+        <w:tabs>
+          <w:tab w:val="num" w:pos="1440"/>
+        </w:tabs>
+        <w:ind w:left="1440" w:hanging="360"/>
+      </w:pPr>
+      <w:rPr>
+        <w:rFonts w:ascii="Symbol" w:hAnsi="Symbol" w:hint="default"/>
+        <w:sz w:val="20"/>
+      </w:rPr>
+    </w:lvl>
+    <w:lvl w:ilvl="2" w:tentative="1">
+      <w:start w:val="1"/>
+      <w:numFmt w:val="bullet"/>
+      <w:lvlText w:val=""/>
+      <w:lvlJc w:val="left"/>
+      <w:pPr>
+        <w:tabs>
+          <w:tab w:val="num" w:pos="2160"/>
+        </w:tabs>
+        <w:ind w:left="2160" w:hanging="360"/>
+      </w:pPr>
+      <w:rPr>
+        <w:rFonts w:ascii="Symbol" w:hAnsi="Symbol" w:hint="default"/>
+        <w:sz w:val="20"/>
+      </w:rPr>
+    </w:lvl>
+    <w:lvl w:ilvl="3" w:tentative="1">
+      <w:start w:val="1"/>
+      <w:numFmt w:val="bullet"/>
+      <w:lvlText w:val=""/>
+      <w:lvlJc w:val="left"/>
+      <w:pPr>
+        <w:tabs>
+          <w:tab w:val="num" w:pos="2880"/>
+        </w:tabs>
+        <w:ind w:left="2880" w:hanging="360"/>
+      </w:pPr>
+      <w:rPr>
+        <w:rFonts w:ascii="Symbol" w:hAnsi="Symbol" w:hint="default"/>
+        <w:sz w:val="20"/>
+      </w:rPr>
+    </w:lvl>
+    <w:lvl w:ilvl="4" w:tentative="1">
+      <w:start w:val="1"/>
+      <w:numFmt w:val="bullet"/>
+      <w:lvlText w:val=""/>
+      <w:lvlJc w:val="left"/>
+      <w:pPr>
+        <w:tabs>
+          <w:tab w:val="num" w:pos="3600"/>
+        </w:tabs>
+        <w:ind w:left="3600" w:hanging="360"/>
+      </w:pPr>
+      <w:rPr>
+        <w:rFonts w:ascii="Symbol" w:hAnsi="Symbol" w:hint="default"/>
+        <w:sz w:val="20"/>
+      </w:rPr>
+    </w:lvl>
+    <w:lvl w:ilvl="5" w:tentative="1">
+      <w:start w:val="1"/>
+      <w:numFmt w:val="bullet"/>
+      <w:lvlText w:val=""/>
+      <w:lvlJc w:val="left"/>
+      <w:pPr>
+        <w:tabs>
+          <w:tab w:val="num" w:pos="4320"/>
+        </w:tabs>
+        <w:ind w:left="4320" w:hanging="360"/>
+      </w:pPr>
+      <w:rPr>
+        <w:rFonts w:ascii="Symbol" w:hAnsi="Symbol" w:hint="default"/>
+        <w:sz w:val="20"/>
+      </w:rPr>
+    </w:lvl>
+    <w:lvl w:ilvl="6" w:tentative="1">
+      <w:start w:val="1"/>
+      <w:numFmt w:val="bullet"/>
+      <w:lvlText w:val=""/>
+      <w:lvlJc w:val="left"/>
+      <w:pPr>
+        <w:tabs>
+          <w:tab w:val="num" w:pos="5040"/>
+        </w:tabs>
+        <w:ind w:left="5040" w:hanging="360"/>
+      </w:pPr>
+      <w:rPr>
+        <w:rFonts w:ascii="Symbol" w:hAnsi="Symbol" w:hint="default"/>
+        <w:sz w:val="20"/>
+      </w:rPr>
+    </w:lvl>
+    <w:lvl w:ilvl="7" w:tentative="1">
+      <w:start w:val="1"/>
+      <w:numFmt w:val="bullet"/>
+      <w:lvlText w:val=""/>
+      <w:lvlJc w:val="left"/>
+      <w:pPr>
+        <w:tabs>
+          <w:tab w:val="num" w:pos="5760"/>
+        </w:tabs>
+        <w:ind w:left="5760" w:hanging="360"/>
+      </w:pPr>
+      <w:rPr>
+        <w:rFonts w:ascii="Symbol" w:hAnsi="Symbol" w:hint="default"/>
+        <w:sz w:val="20"/>
+      </w:rPr>
+    </w:lvl>
+    <w:lvl w:ilvl="8" w:tentative="1">
+      <w:start w:val="1"/>
+      <w:numFmt w:val="bullet"/>
+      <w:lvlText w:val=""/>
+      <w:lvlJc w:val="left"/>
+      <w:pPr>
+        <w:tabs>
+          <w:tab w:val="num" w:pos="6480"/>
+        </w:tabs>
+        <w:ind w:left="6480" w:hanging="360"/>
+      </w:pPr>
+      <w:rPr>
+        <w:rFonts w:ascii="Symbol" w:hAnsi="Symbol" w:hint="default"/>
+        <w:sz w:val="20"/>
+      </w:rPr>
+    </w:lvl>
+  </w:abstractNum>
+  <w:abstractNum w:abstractNumId="52" w15:restartNumberingAfterBreak="0">
     <w:nsid w:val="3D0357C2"/>
     <w:multiLevelType w:val="multilevel"/>
     <w:tmpl w:val="D0528CD6"/>
@@ -58060,7 +61664,7 @@
       </w:rPr>
     </w:lvl>
   </w:abstractNum>
-  <w:abstractNum w:abstractNumId="51" w15:restartNumberingAfterBreak="0">
+  <w:abstractNum w:abstractNumId="53" w15:restartNumberingAfterBreak="0">
     <w:nsid w:val="3D371FD4"/>
     <w:multiLevelType w:val="multilevel"/>
     <w:tmpl w:val="F5CAE48A"/>
@@ -58173,7 +61777,7 @@
       </w:pPr>
     </w:lvl>
   </w:abstractNum>
-  <w:abstractNum w:abstractNumId="52" w15:restartNumberingAfterBreak="0">
+  <w:abstractNum w:abstractNumId="54" w15:restartNumberingAfterBreak="0">
     <w:nsid w:val="4059469C"/>
     <w:multiLevelType w:val="multilevel"/>
     <w:tmpl w:val="F5CAE48A"/>
@@ -58286,7 +61890,7 @@
       </w:pPr>
     </w:lvl>
   </w:abstractNum>
-  <w:abstractNum w:abstractNumId="53" w15:restartNumberingAfterBreak="0">
+  <w:abstractNum w:abstractNumId="55" w15:restartNumberingAfterBreak="0">
     <w:nsid w:val="41DC5D6B"/>
     <w:multiLevelType w:val="multilevel"/>
     <w:tmpl w:val="85E08A04"/>
@@ -58435,7 +62039,7 @@
       </w:rPr>
     </w:lvl>
   </w:abstractNum>
-  <w:abstractNum w:abstractNumId="54" w15:restartNumberingAfterBreak="0">
+  <w:abstractNum w:abstractNumId="56" w15:restartNumberingAfterBreak="0">
     <w:nsid w:val="42586A42"/>
     <w:multiLevelType w:val="multilevel"/>
     <w:tmpl w:val="7988D088"/>
@@ -58584,7 +62188,7 @@
       </w:rPr>
     </w:lvl>
   </w:abstractNum>
-  <w:abstractNum w:abstractNumId="55" w15:restartNumberingAfterBreak="0">
+  <w:abstractNum w:abstractNumId="57" w15:restartNumberingAfterBreak="0">
     <w:nsid w:val="426B3F01"/>
     <w:multiLevelType w:val="multilevel"/>
     <w:tmpl w:val="B39CF490"/>
@@ -58701,7 +62305,7 @@
       </w:pPr>
     </w:lvl>
   </w:abstractNum>
-  <w:abstractNum w:abstractNumId="56" w15:restartNumberingAfterBreak="0">
+  <w:abstractNum w:abstractNumId="58" w15:restartNumberingAfterBreak="0">
     <w:nsid w:val="444A1295"/>
     <w:multiLevelType w:val="multilevel"/>
     <w:tmpl w:val="85E08A04"/>
@@ -58850,7 +62454,7 @@
       </w:rPr>
     </w:lvl>
   </w:abstractNum>
-  <w:abstractNum w:abstractNumId="57" w15:restartNumberingAfterBreak="0">
+  <w:abstractNum w:abstractNumId="59" w15:restartNumberingAfterBreak="0">
     <w:nsid w:val="45B61354"/>
     <w:multiLevelType w:val="hybridMultilevel"/>
     <w:tmpl w:val="4BD21A98"/>
@@ -58963,7 +62567,7 @@
       </w:rPr>
     </w:lvl>
   </w:abstractNum>
-  <w:abstractNum w:abstractNumId="58" w15:restartNumberingAfterBreak="0">
+  <w:abstractNum w:abstractNumId="60" w15:restartNumberingAfterBreak="0">
     <w:nsid w:val="45B74135"/>
     <w:multiLevelType w:val="multilevel"/>
     <w:tmpl w:val="80F0E93A"/>
@@ -59112,7 +62716,7 @@
       </w:rPr>
     </w:lvl>
   </w:abstractNum>
-  <w:abstractNum w:abstractNumId="59" w15:restartNumberingAfterBreak="0">
+  <w:abstractNum w:abstractNumId="61" w15:restartNumberingAfterBreak="0">
     <w:nsid w:val="46AF7581"/>
     <w:multiLevelType w:val="hybridMultilevel"/>
     <w:tmpl w:val="640217AE"/>
@@ -59198,7 +62802,7 @@
       </w:pPr>
     </w:lvl>
   </w:abstractNum>
-  <w:abstractNum w:abstractNumId="60" w15:restartNumberingAfterBreak="0">
+  <w:abstractNum w:abstractNumId="62" w15:restartNumberingAfterBreak="0">
     <w:nsid w:val="481F1A76"/>
     <w:multiLevelType w:val="multilevel"/>
     <w:tmpl w:val="A9942250"/>
@@ -59347,7 +62951,7 @@
       </w:rPr>
     </w:lvl>
   </w:abstractNum>
-  <w:abstractNum w:abstractNumId="61" w15:restartNumberingAfterBreak="0">
+  <w:abstractNum w:abstractNumId="63" w15:restartNumberingAfterBreak="0">
     <w:nsid w:val="48593533"/>
     <w:multiLevelType w:val="multilevel"/>
     <w:tmpl w:val="85E08A04"/>
@@ -59496,7 +63100,7 @@
       </w:rPr>
     </w:lvl>
   </w:abstractNum>
-  <w:abstractNum w:abstractNumId="62" w15:restartNumberingAfterBreak="0">
+  <w:abstractNum w:abstractNumId="64" w15:restartNumberingAfterBreak="0">
     <w:nsid w:val="49A921A8"/>
     <w:multiLevelType w:val="multilevel"/>
     <w:tmpl w:val="D1BCCA62"/>
@@ -59645,7 +63249,7 @@
       </w:rPr>
     </w:lvl>
   </w:abstractNum>
-  <w:abstractNum w:abstractNumId="63" w15:restartNumberingAfterBreak="0">
+  <w:abstractNum w:abstractNumId="65" w15:restartNumberingAfterBreak="0">
     <w:nsid w:val="4B3F716A"/>
     <w:multiLevelType w:val="multilevel"/>
     <w:tmpl w:val="85E08A04"/>
@@ -59794,7 +63398,7 @@
       </w:rPr>
     </w:lvl>
   </w:abstractNum>
-  <w:abstractNum w:abstractNumId="64" w15:restartNumberingAfterBreak="0">
+  <w:abstractNum w:abstractNumId="66" w15:restartNumberingAfterBreak="0">
     <w:nsid w:val="4C1F0909"/>
     <w:multiLevelType w:val="multilevel"/>
     <w:tmpl w:val="B756D928"/>
@@ -59943,7 +63547,7 @@
       </w:rPr>
     </w:lvl>
   </w:abstractNum>
-  <w:abstractNum w:abstractNumId="65" w15:restartNumberingAfterBreak="0">
+  <w:abstractNum w:abstractNumId="67" w15:restartNumberingAfterBreak="0">
     <w:nsid w:val="4E666C6C"/>
     <w:multiLevelType w:val="multilevel"/>
     <w:tmpl w:val="6F966A5E"/>
@@ -60056,7 +63660,7 @@
       </w:pPr>
     </w:lvl>
   </w:abstractNum>
-  <w:abstractNum w:abstractNumId="66" w15:restartNumberingAfterBreak="0">
+  <w:abstractNum w:abstractNumId="68" w15:restartNumberingAfterBreak="0">
     <w:nsid w:val="4ED74948"/>
     <w:multiLevelType w:val="hybridMultilevel"/>
     <w:tmpl w:val="2DEE7DBC"/>
@@ -60142,7 +63746,7 @@
       </w:pPr>
     </w:lvl>
   </w:abstractNum>
-  <w:abstractNum w:abstractNumId="67" w15:restartNumberingAfterBreak="0">
+  <w:abstractNum w:abstractNumId="69" w15:restartNumberingAfterBreak="0">
     <w:nsid w:val="4F506DD6"/>
     <w:multiLevelType w:val="hybridMultilevel"/>
     <w:tmpl w:val="E49A7608"/>
@@ -60231,7 +63835,7 @@
       </w:pPr>
     </w:lvl>
   </w:abstractNum>
-  <w:abstractNum w:abstractNumId="68" w15:restartNumberingAfterBreak="0">
+  <w:abstractNum w:abstractNumId="70" w15:restartNumberingAfterBreak="0">
     <w:nsid w:val="501446BE"/>
     <w:multiLevelType w:val="multilevel"/>
     <w:tmpl w:val="38825F06"/>
@@ -60380,7 +63984,7 @@
       </w:rPr>
     </w:lvl>
   </w:abstractNum>
-  <w:abstractNum w:abstractNumId="69" w15:restartNumberingAfterBreak="0">
+  <w:abstractNum w:abstractNumId="71" w15:restartNumberingAfterBreak="0">
     <w:nsid w:val="510E3B4B"/>
     <w:multiLevelType w:val="multilevel"/>
     <w:tmpl w:val="DD8607A4"/>
@@ -60529,7 +64133,7 @@
       </w:rPr>
     </w:lvl>
   </w:abstractNum>
-  <w:abstractNum w:abstractNumId="70" w15:restartNumberingAfterBreak="0">
+  <w:abstractNum w:abstractNumId="72" w15:restartNumberingAfterBreak="0">
     <w:nsid w:val="51EC0CB7"/>
     <w:multiLevelType w:val="hybridMultilevel"/>
     <w:tmpl w:val="0D5CFC92"/>
@@ -60615,7 +64219,7 @@
       </w:pPr>
     </w:lvl>
   </w:abstractNum>
-  <w:abstractNum w:abstractNumId="71" w15:restartNumberingAfterBreak="0">
+  <w:abstractNum w:abstractNumId="73" w15:restartNumberingAfterBreak="0">
     <w:nsid w:val="53984824"/>
     <w:multiLevelType w:val="hybridMultilevel"/>
     <w:tmpl w:val="ABC4F07E"/>
@@ -60728,7 +64332,7 @@
       </w:rPr>
     </w:lvl>
   </w:abstractNum>
-  <w:abstractNum w:abstractNumId="72" w15:restartNumberingAfterBreak="0">
+  <w:abstractNum w:abstractNumId="74" w15:restartNumberingAfterBreak="0">
     <w:nsid w:val="54A92B62"/>
     <w:multiLevelType w:val="hybridMultilevel"/>
     <w:tmpl w:val="22A4515A"/>
@@ -60814,7 +64418,7 @@
       </w:pPr>
     </w:lvl>
   </w:abstractNum>
-  <w:abstractNum w:abstractNumId="73" w15:restartNumberingAfterBreak="0">
+  <w:abstractNum w:abstractNumId="75" w15:restartNumberingAfterBreak="0">
     <w:nsid w:val="55630F67"/>
     <w:multiLevelType w:val="hybridMultilevel"/>
     <w:tmpl w:val="3F0650F8"/>
@@ -60927,7 +64531,7 @@
       </w:rPr>
     </w:lvl>
   </w:abstractNum>
-  <w:abstractNum w:abstractNumId="74" w15:restartNumberingAfterBreak="0">
+  <w:abstractNum w:abstractNumId="76" w15:restartNumberingAfterBreak="0">
     <w:nsid w:val="56A11C51"/>
     <w:multiLevelType w:val="multilevel"/>
     <w:tmpl w:val="85E08A04"/>
@@ -61076,7 +64680,7 @@
       </w:rPr>
     </w:lvl>
   </w:abstractNum>
-  <w:abstractNum w:abstractNumId="75" w15:restartNumberingAfterBreak="0">
+  <w:abstractNum w:abstractNumId="77" w15:restartNumberingAfterBreak="0">
     <w:nsid w:val="57D6655F"/>
     <w:multiLevelType w:val="hybridMultilevel"/>
     <w:tmpl w:val="95CAEA7E"/>
@@ -61189,7 +64793,7 @@
       </w:rPr>
     </w:lvl>
   </w:abstractNum>
-  <w:abstractNum w:abstractNumId="76" w15:restartNumberingAfterBreak="0">
+  <w:abstractNum w:abstractNumId="78" w15:restartNumberingAfterBreak="0">
     <w:nsid w:val="5ACE5858"/>
     <w:multiLevelType w:val="hybridMultilevel"/>
     <w:tmpl w:val="D068D97A"/>
@@ -61275,7 +64879,7 @@
       </w:pPr>
     </w:lvl>
   </w:abstractNum>
-  <w:abstractNum w:abstractNumId="77" w15:restartNumberingAfterBreak="0">
+  <w:abstractNum w:abstractNumId="79" w15:restartNumberingAfterBreak="0">
     <w:nsid w:val="5C2C5E16"/>
     <w:multiLevelType w:val="hybridMultilevel"/>
     <w:tmpl w:val="79C84D8C"/>
@@ -61361,7 +64965,7 @@
       </w:pPr>
     </w:lvl>
   </w:abstractNum>
-  <w:abstractNum w:abstractNumId="78" w15:restartNumberingAfterBreak="0">
+  <w:abstractNum w:abstractNumId="80" w15:restartNumberingAfterBreak="0">
     <w:nsid w:val="5C3B069A"/>
     <w:multiLevelType w:val="hybridMultilevel"/>
     <w:tmpl w:val="D5687B74"/>
@@ -61447,7 +65051,7 @@
       </w:pPr>
     </w:lvl>
   </w:abstractNum>
-  <w:abstractNum w:abstractNumId="79" w15:restartNumberingAfterBreak="0">
+  <w:abstractNum w:abstractNumId="81" w15:restartNumberingAfterBreak="0">
     <w:nsid w:val="5C85238C"/>
     <w:multiLevelType w:val="multilevel"/>
     <w:tmpl w:val="F5CAE48A"/>
@@ -61560,7 +65164,7 @@
       </w:pPr>
     </w:lvl>
   </w:abstractNum>
-  <w:abstractNum w:abstractNumId="80" w15:restartNumberingAfterBreak="0">
+  <w:abstractNum w:abstractNumId="82" w15:restartNumberingAfterBreak="0">
     <w:nsid w:val="5CD81E7F"/>
     <w:multiLevelType w:val="multilevel"/>
     <w:tmpl w:val="2628211E"/>
@@ -61673,7 +65277,7 @@
       </w:pPr>
     </w:lvl>
   </w:abstractNum>
-  <w:abstractNum w:abstractNumId="81" w15:restartNumberingAfterBreak="0">
+  <w:abstractNum w:abstractNumId="83" w15:restartNumberingAfterBreak="0">
     <w:nsid w:val="5D7A505D"/>
     <w:multiLevelType w:val="hybridMultilevel"/>
     <w:tmpl w:val="9CA63D30"/>
@@ -61759,7 +65363,7 @@
       </w:pPr>
     </w:lvl>
   </w:abstractNum>
-  <w:abstractNum w:abstractNumId="82" w15:restartNumberingAfterBreak="0">
+  <w:abstractNum w:abstractNumId="84" w15:restartNumberingAfterBreak="0">
     <w:nsid w:val="5F964500"/>
     <w:multiLevelType w:val="multilevel"/>
     <w:tmpl w:val="90B61228"/>
@@ -61908,7 +65512,7 @@
       </w:rPr>
     </w:lvl>
   </w:abstractNum>
-  <w:abstractNum w:abstractNumId="83" w15:restartNumberingAfterBreak="0">
+  <w:abstractNum w:abstractNumId="85" w15:restartNumberingAfterBreak="0">
     <w:nsid w:val="5F9A6727"/>
     <w:multiLevelType w:val="hybridMultilevel"/>
     <w:tmpl w:val="3BA8F154"/>
@@ -61994,7 +65598,7 @@
       </w:pPr>
     </w:lvl>
   </w:abstractNum>
-  <w:abstractNum w:abstractNumId="84" w15:restartNumberingAfterBreak="0">
+  <w:abstractNum w:abstractNumId="86" w15:restartNumberingAfterBreak="0">
     <w:nsid w:val="603B73FD"/>
     <w:multiLevelType w:val="multilevel"/>
     <w:tmpl w:val="85E08A04"/>
@@ -62143,7 +65747,7 @@
       </w:rPr>
     </w:lvl>
   </w:abstractNum>
-  <w:abstractNum w:abstractNumId="85" w15:restartNumberingAfterBreak="0">
+  <w:abstractNum w:abstractNumId="87" w15:restartNumberingAfterBreak="0">
     <w:nsid w:val="61F00B72"/>
     <w:multiLevelType w:val="multilevel"/>
     <w:tmpl w:val="768AEDA4"/>
@@ -62256,7 +65860,7 @@
       </w:pPr>
     </w:lvl>
   </w:abstractNum>
-  <w:abstractNum w:abstractNumId="86" w15:restartNumberingAfterBreak="0">
+  <w:abstractNum w:abstractNumId="88" w15:restartNumberingAfterBreak="0">
     <w:nsid w:val="62244FBD"/>
     <w:multiLevelType w:val="multilevel"/>
     <w:tmpl w:val="85E08A04"/>
@@ -62405,7 +66009,7 @@
       </w:rPr>
     </w:lvl>
   </w:abstractNum>
-  <w:abstractNum w:abstractNumId="87" w15:restartNumberingAfterBreak="0">
+  <w:abstractNum w:abstractNumId="89" w15:restartNumberingAfterBreak="0">
     <w:nsid w:val="63935720"/>
     <w:multiLevelType w:val="hybridMultilevel"/>
     <w:tmpl w:val="8248734A"/>
@@ -62518,7 +66122,7 @@
       </w:rPr>
     </w:lvl>
   </w:abstractNum>
-  <w:abstractNum w:abstractNumId="88" w15:restartNumberingAfterBreak="0">
+  <w:abstractNum w:abstractNumId="90" w15:restartNumberingAfterBreak="0">
     <w:nsid w:val="64C81AA0"/>
     <w:multiLevelType w:val="hybridMultilevel"/>
     <w:tmpl w:val="3AC02230"/>
@@ -62631,7 +66235,7 @@
       </w:rPr>
     </w:lvl>
   </w:abstractNum>
-  <w:abstractNum w:abstractNumId="89" w15:restartNumberingAfterBreak="0">
+  <w:abstractNum w:abstractNumId="91" w15:restartNumberingAfterBreak="0">
     <w:nsid w:val="65F23733"/>
     <w:multiLevelType w:val="multilevel"/>
     <w:tmpl w:val="F5CAE48A"/>
@@ -62744,7 +66348,7 @@
       </w:pPr>
     </w:lvl>
   </w:abstractNum>
-  <w:abstractNum w:abstractNumId="90" w15:restartNumberingAfterBreak="0">
+  <w:abstractNum w:abstractNumId="92" w15:restartNumberingAfterBreak="0">
     <w:nsid w:val="662F726B"/>
     <w:multiLevelType w:val="hybridMultilevel"/>
     <w:tmpl w:val="65561800"/>
@@ -62857,7 +66461,7 @@
       </w:rPr>
     </w:lvl>
   </w:abstractNum>
-  <w:abstractNum w:abstractNumId="91" w15:restartNumberingAfterBreak="0">
+  <w:abstractNum w:abstractNumId="93" w15:restartNumberingAfterBreak="0">
     <w:nsid w:val="67F56C81"/>
     <w:multiLevelType w:val="multilevel"/>
     <w:tmpl w:val="BB88F61C"/>
@@ -63006,7 +66610,7 @@
       </w:rPr>
     </w:lvl>
   </w:abstractNum>
-  <w:abstractNum w:abstractNumId="92" w15:restartNumberingAfterBreak="0">
+  <w:abstractNum w:abstractNumId="94" w15:restartNumberingAfterBreak="0">
     <w:nsid w:val="6803792E"/>
     <w:multiLevelType w:val="multilevel"/>
     <w:tmpl w:val="85E08A04"/>
@@ -63155,7 +66759,7 @@
       </w:rPr>
     </w:lvl>
   </w:abstractNum>
-  <w:abstractNum w:abstractNumId="93" w15:restartNumberingAfterBreak="0">
+  <w:abstractNum w:abstractNumId="95" w15:restartNumberingAfterBreak="0">
     <w:nsid w:val="68100B48"/>
     <w:multiLevelType w:val="multilevel"/>
     <w:tmpl w:val="D5F237D8"/>
@@ -63304,7 +66908,7 @@
       </w:rPr>
     </w:lvl>
   </w:abstractNum>
-  <w:abstractNum w:abstractNumId="94" w15:restartNumberingAfterBreak="0">
+  <w:abstractNum w:abstractNumId="96" w15:restartNumberingAfterBreak="0">
     <w:nsid w:val="68A30546"/>
     <w:multiLevelType w:val="hybridMultilevel"/>
     <w:tmpl w:val="5928DF3C"/>
@@ -63417,7 +67021,7 @@
       </w:rPr>
     </w:lvl>
   </w:abstractNum>
-  <w:abstractNum w:abstractNumId="95" w15:restartNumberingAfterBreak="0">
+  <w:abstractNum w:abstractNumId="97" w15:restartNumberingAfterBreak="0">
     <w:nsid w:val="69290989"/>
     <w:multiLevelType w:val="multilevel"/>
     <w:tmpl w:val="F5CAE48A"/>
@@ -63530,7 +67134,7 @@
       </w:pPr>
     </w:lvl>
   </w:abstractNum>
-  <w:abstractNum w:abstractNumId="96" w15:restartNumberingAfterBreak="0">
+  <w:abstractNum w:abstractNumId="98" w15:restartNumberingAfterBreak="0">
     <w:nsid w:val="69F359D8"/>
     <w:multiLevelType w:val="multilevel"/>
     <w:tmpl w:val="85E08A04"/>
@@ -63679,7 +67283,7 @@
       </w:rPr>
     </w:lvl>
   </w:abstractNum>
-  <w:abstractNum w:abstractNumId="97" w15:restartNumberingAfterBreak="0">
+  <w:abstractNum w:abstractNumId="99" w15:restartNumberingAfterBreak="0">
     <w:nsid w:val="6BB53A44"/>
     <w:multiLevelType w:val="multilevel"/>
     <w:tmpl w:val="0FC8BA60"/>
@@ -63792,7 +67396,7 @@
       </w:pPr>
     </w:lvl>
   </w:abstractNum>
-  <w:abstractNum w:abstractNumId="98" w15:restartNumberingAfterBreak="0">
+  <w:abstractNum w:abstractNumId="100" w15:restartNumberingAfterBreak="0">
     <w:nsid w:val="6D202F91"/>
     <w:multiLevelType w:val="multilevel"/>
     <w:tmpl w:val="EEA0FCD4"/>
@@ -63905,7 +67509,7 @@
       </w:pPr>
     </w:lvl>
   </w:abstractNum>
-  <w:abstractNum w:abstractNumId="99" w15:restartNumberingAfterBreak="0">
+  <w:abstractNum w:abstractNumId="101" w15:restartNumberingAfterBreak="0">
     <w:nsid w:val="6DB33D1E"/>
     <w:multiLevelType w:val="multilevel"/>
     <w:tmpl w:val="CEB47342"/>
@@ -64054,7 +67658,7 @@
       </w:rPr>
     </w:lvl>
   </w:abstractNum>
-  <w:abstractNum w:abstractNumId="100" w15:restartNumberingAfterBreak="0">
+  <w:abstractNum w:abstractNumId="102" w15:restartNumberingAfterBreak="0">
     <w:nsid w:val="71A6416E"/>
     <w:multiLevelType w:val="hybridMultilevel"/>
     <w:tmpl w:val="BF2C74FC"/>
@@ -64167,7 +67771,7 @@
       </w:rPr>
     </w:lvl>
   </w:abstractNum>
-  <w:abstractNum w:abstractNumId="101" w15:restartNumberingAfterBreak="0">
+  <w:abstractNum w:abstractNumId="103" w15:restartNumberingAfterBreak="0">
     <w:nsid w:val="729C295B"/>
     <w:multiLevelType w:val="multilevel"/>
     <w:tmpl w:val="8AC29F62"/>
@@ -64316,7 +67920,7 @@
       </w:rPr>
     </w:lvl>
   </w:abstractNum>
-  <w:abstractNum w:abstractNumId="102" w15:restartNumberingAfterBreak="0">
+  <w:abstractNum w:abstractNumId="104" w15:restartNumberingAfterBreak="0">
     <w:nsid w:val="761676B1"/>
     <w:multiLevelType w:val="multilevel"/>
     <w:tmpl w:val="58261F36"/>
@@ -64465,7 +68069,7 @@
       </w:rPr>
     </w:lvl>
   </w:abstractNum>
-  <w:abstractNum w:abstractNumId="103" w15:restartNumberingAfterBreak="0">
+  <w:abstractNum w:abstractNumId="105" w15:restartNumberingAfterBreak="0">
     <w:nsid w:val="766964F1"/>
     <w:multiLevelType w:val="multilevel"/>
     <w:tmpl w:val="85E08A04"/>
@@ -64614,7 +68218,7 @@
       </w:rPr>
     </w:lvl>
   </w:abstractNum>
-  <w:abstractNum w:abstractNumId="104" w15:restartNumberingAfterBreak="0">
+  <w:abstractNum w:abstractNumId="106" w15:restartNumberingAfterBreak="0">
     <w:nsid w:val="77F00C79"/>
     <w:multiLevelType w:val="hybridMultilevel"/>
     <w:tmpl w:val="3C9219E0"/>
@@ -64700,7 +68304,7 @@
       </w:pPr>
     </w:lvl>
   </w:abstractNum>
-  <w:abstractNum w:abstractNumId="105" w15:restartNumberingAfterBreak="0">
+  <w:abstractNum w:abstractNumId="107" w15:restartNumberingAfterBreak="0">
     <w:nsid w:val="78110645"/>
     <w:multiLevelType w:val="multilevel"/>
     <w:tmpl w:val="8354D114"/>
@@ -64849,7 +68453,7 @@
       </w:rPr>
     </w:lvl>
   </w:abstractNum>
-  <w:abstractNum w:abstractNumId="106" w15:restartNumberingAfterBreak="0">
+  <w:abstractNum w:abstractNumId="108" w15:restartNumberingAfterBreak="0">
     <w:nsid w:val="7AB006BB"/>
     <w:multiLevelType w:val="multilevel"/>
     <w:tmpl w:val="B51810B6"/>
@@ -64966,7 +68570,7 @@
       </w:pPr>
     </w:lvl>
   </w:abstractNum>
-  <w:abstractNum w:abstractNumId="107" w15:restartNumberingAfterBreak="0">
+  <w:abstractNum w:abstractNumId="109" w15:restartNumberingAfterBreak="0">
     <w:nsid w:val="7B8B59D0"/>
     <w:multiLevelType w:val="hybridMultilevel"/>
     <w:tmpl w:val="72A0C84E"/>
@@ -65052,7 +68656,7 @@
       </w:pPr>
     </w:lvl>
   </w:abstractNum>
-  <w:abstractNum w:abstractNumId="108" w15:restartNumberingAfterBreak="0">
+  <w:abstractNum w:abstractNumId="110" w15:restartNumberingAfterBreak="0">
     <w:nsid w:val="7D2C642A"/>
     <w:multiLevelType w:val="hybridMultilevel"/>
     <w:tmpl w:val="E97A9E96"/>
@@ -65165,7 +68769,7 @@
       </w:rPr>
     </w:lvl>
   </w:abstractNum>
-  <w:abstractNum w:abstractNumId="109" w15:restartNumberingAfterBreak="0">
+  <w:abstractNum w:abstractNumId="111" w15:restartNumberingAfterBreak="0">
     <w:nsid w:val="7EFD0B98"/>
     <w:multiLevelType w:val="multilevel"/>
     <w:tmpl w:val="12A6B302"/>
@@ -65315,58 +68919,58 @@
     </w:lvl>
   </w:abstractNum>
   <w:num w:numId="1" w16cid:durableId="1687170906">
-    <w:abstractNumId w:val="72"/>
+    <w:abstractNumId w:val="74"/>
   </w:num>
   <w:num w:numId="2" w16cid:durableId="1070156893">
-    <w:abstractNumId w:val="59"/>
+    <w:abstractNumId w:val="61"/>
   </w:num>
   <w:num w:numId="3" w16cid:durableId="1230267403">
     <w:abstractNumId w:val="32"/>
   </w:num>
   <w:num w:numId="4" w16cid:durableId="1256086216">
-    <w:abstractNumId w:val="66"/>
+    <w:abstractNumId w:val="68"/>
   </w:num>
   <w:num w:numId="5" w16cid:durableId="1713774441">
-    <w:abstractNumId w:val="83"/>
+    <w:abstractNumId w:val="85"/>
   </w:num>
   <w:num w:numId="6" w16cid:durableId="1091001714">
-    <w:abstractNumId w:val="46"/>
+    <w:abstractNumId w:val="47"/>
   </w:num>
   <w:num w:numId="7" w16cid:durableId="534080051">
-    <w:abstractNumId w:val="43"/>
+    <w:abstractNumId w:val="44"/>
   </w:num>
   <w:num w:numId="8" w16cid:durableId="103040817">
-    <w:abstractNumId w:val="81"/>
+    <w:abstractNumId w:val="83"/>
   </w:num>
   <w:num w:numId="9" w16cid:durableId="1642882530">
     <w:abstractNumId w:val="9"/>
   </w:num>
   <w:num w:numId="10" w16cid:durableId="1661612844">
-    <w:abstractNumId w:val="107"/>
+    <w:abstractNumId w:val="109"/>
   </w:num>
   <w:num w:numId="11" w16cid:durableId="1656646253">
-    <w:abstractNumId w:val="104"/>
+    <w:abstractNumId w:val="106"/>
   </w:num>
   <w:num w:numId="12" w16cid:durableId="854148730">
-    <w:abstractNumId w:val="45"/>
+    <w:abstractNumId w:val="46"/>
   </w:num>
   <w:num w:numId="13" w16cid:durableId="95444821">
     <w:abstractNumId w:val="3"/>
   </w:num>
   <w:num w:numId="14" w16cid:durableId="254746171">
-    <w:abstractNumId w:val="49"/>
+    <w:abstractNumId w:val="50"/>
   </w:num>
   <w:num w:numId="15" w16cid:durableId="1721854505">
-    <w:abstractNumId w:val="76"/>
+    <w:abstractNumId w:val="78"/>
   </w:num>
   <w:num w:numId="16" w16cid:durableId="47190079">
     <w:abstractNumId w:val="25"/>
   </w:num>
   <w:num w:numId="17" w16cid:durableId="1642999553">
-    <w:abstractNumId w:val="90"/>
+    <w:abstractNumId w:val="92"/>
   </w:num>
   <w:num w:numId="18" w16cid:durableId="1994796535">
-    <w:abstractNumId w:val="88"/>
+    <w:abstractNumId w:val="90"/>
   </w:num>
   <w:num w:numId="19" w16cid:durableId="193924679">
     <w:abstractNumId w:val="8"/>
@@ -65378,37 +68982,37 @@
     <w:abstractNumId w:val="22"/>
   </w:num>
   <w:num w:numId="22" w16cid:durableId="1937206285">
+    <w:abstractNumId w:val="77"/>
+  </w:num>
+  <w:num w:numId="23" w16cid:durableId="1798789653">
     <w:abstractNumId w:val="75"/>
   </w:num>
-  <w:num w:numId="23" w16cid:durableId="1798789653">
-    <w:abstractNumId w:val="73"/>
+  <w:num w:numId="24" w16cid:durableId="796678942">
+    <w:abstractNumId w:val="89"/>
   </w:num>
-  <w:num w:numId="24" w16cid:durableId="796678942">
+  <w:num w:numId="25" w16cid:durableId="1613052577">
+    <w:abstractNumId w:val="107"/>
+  </w:num>
+  <w:num w:numId="26" w16cid:durableId="88697541">
+    <w:abstractNumId w:val="103"/>
+  </w:num>
+  <w:num w:numId="27" w16cid:durableId="1574923995">
+    <w:abstractNumId w:val="59"/>
+  </w:num>
+  <w:num w:numId="28" w16cid:durableId="510680742">
+    <w:abstractNumId w:val="71"/>
+  </w:num>
+  <w:num w:numId="29" w16cid:durableId="1494489503">
     <w:abstractNumId w:val="87"/>
   </w:num>
-  <w:num w:numId="25" w16cid:durableId="1613052577">
-    <w:abstractNumId w:val="105"/>
-  </w:num>
-  <w:num w:numId="26" w16cid:durableId="88697541">
-    <w:abstractNumId w:val="101"/>
-  </w:num>
-  <w:num w:numId="27" w16cid:durableId="1574923995">
+  <w:num w:numId="30" w16cid:durableId="232160782">
     <w:abstractNumId w:val="57"/>
-  </w:num>
-  <w:num w:numId="28" w16cid:durableId="510680742">
-    <w:abstractNumId w:val="69"/>
-  </w:num>
-  <w:num w:numId="29" w16cid:durableId="1494489503">
-    <w:abstractNumId w:val="85"/>
-  </w:num>
-  <w:num w:numId="30" w16cid:durableId="232160782">
-    <w:abstractNumId w:val="55"/>
   </w:num>
   <w:num w:numId="31" w16cid:durableId="701056975">
     <w:abstractNumId w:val="11"/>
   </w:num>
   <w:num w:numId="32" w16cid:durableId="594023715">
-    <w:abstractNumId w:val="54"/>
+    <w:abstractNumId w:val="56"/>
   </w:num>
   <w:num w:numId="33" w16cid:durableId="421143809">
     <w:abstractNumId w:val="27"/>
@@ -65417,52 +69021,52 @@
     <w:abstractNumId w:val="1"/>
   </w:num>
   <w:num w:numId="35" w16cid:durableId="1186670646">
-    <w:abstractNumId w:val="48"/>
+    <w:abstractNumId w:val="49"/>
   </w:num>
   <w:num w:numId="36" w16cid:durableId="1329669851">
     <w:abstractNumId w:val="13"/>
   </w:num>
   <w:num w:numId="37" w16cid:durableId="1317343681">
-    <w:abstractNumId w:val="91"/>
+    <w:abstractNumId w:val="93"/>
   </w:num>
   <w:num w:numId="38" w16cid:durableId="1404572027">
     <w:abstractNumId w:val="14"/>
   </w:num>
   <w:num w:numId="39" w16cid:durableId="1511488561">
-    <w:abstractNumId w:val="82"/>
+    <w:abstractNumId w:val="84"/>
   </w:num>
   <w:num w:numId="40" w16cid:durableId="797646270">
-    <w:abstractNumId w:val="65"/>
+    <w:abstractNumId w:val="67"/>
   </w:num>
   <w:num w:numId="41" w16cid:durableId="1120146039">
-    <w:abstractNumId w:val="109"/>
+    <w:abstractNumId w:val="111"/>
   </w:num>
   <w:num w:numId="42" w16cid:durableId="547423084">
-    <w:abstractNumId w:val="50"/>
+    <w:abstractNumId w:val="52"/>
   </w:num>
   <w:num w:numId="43" w16cid:durableId="1855726988">
-    <w:abstractNumId w:val="68"/>
+    <w:abstractNumId w:val="70"/>
   </w:num>
   <w:num w:numId="44" w16cid:durableId="943614027">
     <w:abstractNumId w:val="10"/>
   </w:num>
   <w:num w:numId="45" w16cid:durableId="1247150424">
+    <w:abstractNumId w:val="43"/>
+  </w:num>
+  <w:num w:numId="46" w16cid:durableId="1131052823">
+    <w:abstractNumId w:val="95"/>
+  </w:num>
+  <w:num w:numId="47" w16cid:durableId="1966690051">
+    <w:abstractNumId w:val="104"/>
+  </w:num>
+  <w:num w:numId="48" w16cid:durableId="1779643609">
+    <w:abstractNumId w:val="64"/>
+  </w:num>
+  <w:num w:numId="49" w16cid:durableId="598172807">
     <w:abstractNumId w:val="42"/>
   </w:num>
-  <w:num w:numId="46" w16cid:durableId="1131052823">
-    <w:abstractNumId w:val="93"/>
-  </w:num>
-  <w:num w:numId="47" w16cid:durableId="1966690051">
-    <w:abstractNumId w:val="102"/>
-  </w:num>
-  <w:num w:numId="48" w16cid:durableId="1779643609">
+  <w:num w:numId="50" w16cid:durableId="1389379452">
     <w:abstractNumId w:val="62"/>
-  </w:num>
-  <w:num w:numId="49" w16cid:durableId="598172807">
-    <w:abstractNumId w:val="41"/>
-  </w:num>
-  <w:num w:numId="50" w16cid:durableId="1389379452">
-    <w:abstractNumId w:val="60"/>
   </w:num>
   <w:num w:numId="51" w16cid:durableId="950354756">
     <w:abstractNumId w:val="16"/>
@@ -65474,70 +69078,70 @@
     <w:abstractNumId w:val="21"/>
   </w:num>
   <w:num w:numId="54" w16cid:durableId="868683228">
-    <w:abstractNumId w:val="47"/>
+    <w:abstractNumId w:val="48"/>
   </w:num>
   <w:num w:numId="55" w16cid:durableId="1543177039">
-    <w:abstractNumId w:val="56"/>
+    <w:abstractNumId w:val="58"/>
   </w:num>
   <w:num w:numId="56" w16cid:durableId="649557122">
     <w:abstractNumId w:val="6"/>
   </w:num>
   <w:num w:numId="57" w16cid:durableId="26611306">
-    <w:abstractNumId w:val="40"/>
+    <w:abstractNumId w:val="41"/>
   </w:num>
   <w:num w:numId="58" w16cid:durableId="610866807">
-    <w:abstractNumId w:val="106"/>
+    <w:abstractNumId w:val="108"/>
   </w:num>
   <w:num w:numId="59" w16cid:durableId="116031269">
-    <w:abstractNumId w:val="74"/>
+    <w:abstractNumId w:val="76"/>
   </w:num>
   <w:num w:numId="60" w16cid:durableId="54210304">
-    <w:abstractNumId w:val="97"/>
+    <w:abstractNumId w:val="99"/>
   </w:num>
   <w:num w:numId="61" w16cid:durableId="1368406856">
     <w:abstractNumId w:val="5"/>
   </w:num>
   <w:num w:numId="62" w16cid:durableId="13852466">
-    <w:abstractNumId w:val="61"/>
+    <w:abstractNumId w:val="63"/>
   </w:num>
   <w:num w:numId="63" w16cid:durableId="1346908253">
     <w:abstractNumId w:val="15"/>
   </w:num>
   <w:num w:numId="64" w16cid:durableId="366761833">
-    <w:abstractNumId w:val="100"/>
+    <w:abstractNumId w:val="102"/>
   </w:num>
   <w:num w:numId="65" w16cid:durableId="545683446">
-    <w:abstractNumId w:val="71"/>
+    <w:abstractNumId w:val="73"/>
   </w:num>
   <w:num w:numId="66" w16cid:durableId="2068146238">
     <w:abstractNumId w:val="28"/>
   </w:num>
   <w:num w:numId="67" w16cid:durableId="1781336566">
-    <w:abstractNumId w:val="94"/>
+    <w:abstractNumId w:val="96"/>
   </w:num>
   <w:num w:numId="68" w16cid:durableId="1144079939">
-    <w:abstractNumId w:val="35"/>
+    <w:abstractNumId w:val="36"/>
   </w:num>
   <w:num w:numId="69" w16cid:durableId="855459202">
-    <w:abstractNumId w:val="37"/>
+    <w:abstractNumId w:val="38"/>
   </w:num>
   <w:num w:numId="70" w16cid:durableId="1477718736">
-    <w:abstractNumId w:val="103"/>
+    <w:abstractNumId w:val="105"/>
   </w:num>
   <w:num w:numId="71" w16cid:durableId="572854763">
-    <w:abstractNumId w:val="92"/>
+    <w:abstractNumId w:val="94"/>
   </w:num>
   <w:num w:numId="72" w16cid:durableId="606930705">
     <w:abstractNumId w:val="0"/>
   </w:num>
   <w:num w:numId="73" w16cid:durableId="886455087">
-    <w:abstractNumId w:val="86"/>
+    <w:abstractNumId w:val="88"/>
   </w:num>
   <w:num w:numId="74" w16cid:durableId="991954600">
-    <w:abstractNumId w:val="36"/>
+    <w:abstractNumId w:val="37"/>
   </w:num>
   <w:num w:numId="75" w16cid:durableId="430006077">
-    <w:abstractNumId w:val="96"/>
+    <w:abstractNumId w:val="98"/>
   </w:num>
   <w:num w:numId="76" w16cid:durableId="1847088050">
     <w:abstractNumId w:val="23"/>
@@ -65546,52 +69150,52 @@
     <w:abstractNumId w:val="20"/>
   </w:num>
   <w:num w:numId="78" w16cid:durableId="883567492">
-    <w:abstractNumId w:val="84"/>
+    <w:abstractNumId w:val="86"/>
   </w:num>
   <w:num w:numId="79" w16cid:durableId="325323337">
-    <w:abstractNumId w:val="53"/>
+    <w:abstractNumId w:val="55"/>
   </w:num>
   <w:num w:numId="80" w16cid:durableId="1036084956">
-    <w:abstractNumId w:val="38"/>
+    <w:abstractNumId w:val="39"/>
   </w:num>
   <w:num w:numId="81" w16cid:durableId="1102412161">
-    <w:abstractNumId w:val="33"/>
+    <w:abstractNumId w:val="34"/>
   </w:num>
   <w:num w:numId="82" w16cid:durableId="514656717">
-    <w:abstractNumId w:val="98"/>
+    <w:abstractNumId w:val="100"/>
   </w:num>
   <w:num w:numId="83" w16cid:durableId="1096756668">
-    <w:abstractNumId w:val="108"/>
+    <w:abstractNumId w:val="110"/>
   </w:num>
   <w:num w:numId="84" w16cid:durableId="821115345">
     <w:abstractNumId w:val="31"/>
   </w:num>
   <w:num w:numId="85" w16cid:durableId="1010987058">
-    <w:abstractNumId w:val="63"/>
+    <w:abstractNumId w:val="65"/>
   </w:num>
   <w:num w:numId="86" w16cid:durableId="1916283277">
-    <w:abstractNumId w:val="77"/>
+    <w:abstractNumId w:val="79"/>
   </w:num>
   <w:num w:numId="87" w16cid:durableId="769664019">
     <w:abstractNumId w:val="30"/>
   </w:num>
   <w:num w:numId="88" w16cid:durableId="888302439">
-    <w:abstractNumId w:val="67"/>
+    <w:abstractNumId w:val="69"/>
   </w:num>
   <w:num w:numId="89" w16cid:durableId="606234575">
-    <w:abstractNumId w:val="78"/>
+    <w:abstractNumId w:val="80"/>
   </w:num>
   <w:num w:numId="90" w16cid:durableId="1255357964">
     <w:abstractNumId w:val="29"/>
   </w:num>
   <w:num w:numId="91" w16cid:durableId="408189956">
-    <w:abstractNumId w:val="64"/>
+    <w:abstractNumId w:val="66"/>
   </w:num>
   <w:num w:numId="92" w16cid:durableId="2142186780">
-    <w:abstractNumId w:val="58"/>
+    <w:abstractNumId w:val="60"/>
   </w:num>
   <w:num w:numId="93" w16cid:durableId="1338381189">
-    <w:abstractNumId w:val="34"/>
+    <w:abstractNumId w:val="35"/>
   </w:num>
   <w:num w:numId="94" w16cid:durableId="253562560">
     <w:abstractNumId w:val="17"/>
@@ -65606,43 +69210,49 @@
     <w:abstractNumId w:val="26"/>
   </w:num>
   <w:num w:numId="98" w16cid:durableId="1128351877">
-    <w:abstractNumId w:val="70"/>
+    <w:abstractNumId w:val="72"/>
   </w:num>
   <w:num w:numId="99" w16cid:durableId="1939945188">
     <w:abstractNumId w:val="4"/>
   </w:num>
   <w:num w:numId="100" w16cid:durableId="319506124">
-    <w:abstractNumId w:val="80"/>
+    <w:abstractNumId w:val="82"/>
   </w:num>
   <w:num w:numId="101" w16cid:durableId="1547450762">
-    <w:abstractNumId w:val="44"/>
+    <w:abstractNumId w:val="45"/>
   </w:num>
   <w:num w:numId="102" w16cid:durableId="307057187">
-    <w:abstractNumId w:val="39"/>
+    <w:abstractNumId w:val="40"/>
   </w:num>
   <w:num w:numId="103" w16cid:durableId="596210057">
-    <w:abstractNumId w:val="95"/>
+    <w:abstractNumId w:val="97"/>
   </w:num>
   <w:num w:numId="104" w16cid:durableId="908854095">
     <w:abstractNumId w:val="19"/>
   </w:num>
   <w:num w:numId="105" w16cid:durableId="160581055">
-    <w:abstractNumId w:val="52"/>
+    <w:abstractNumId w:val="54"/>
   </w:num>
   <w:num w:numId="106" w16cid:durableId="1769931047">
-    <w:abstractNumId w:val="79"/>
+    <w:abstractNumId w:val="81"/>
   </w:num>
   <w:num w:numId="107" w16cid:durableId="122357986">
-    <w:abstractNumId w:val="99"/>
+    <w:abstractNumId w:val="101"/>
   </w:num>
   <w:num w:numId="108" w16cid:durableId="1446080042">
-    <w:abstractNumId w:val="89"/>
+    <w:abstractNumId w:val="91"/>
   </w:num>
   <w:num w:numId="109" w16cid:durableId="1324747729">
     <w:abstractNumId w:val="18"/>
   </w:num>
   <w:num w:numId="110" w16cid:durableId="1382902078">
+    <w:abstractNumId w:val="53"/>
+  </w:num>
+  <w:num w:numId="111" w16cid:durableId="637800576">
     <w:abstractNumId w:val="51"/>
+  </w:num>
+  <w:num w:numId="112" w16cid:durableId="2116825994">
+    <w:abstractNumId w:val="33"/>
   </w:num>
 </w:numbering>
 </file>
@@ -66991,6 +70601,11 @@
       <w:szCs w:val="24"/>
     </w:rPr>
   </w:style>
+  <w:style w:type="character" w:customStyle="1" w:styleId="md-inline-path-filename">
+    <w:name w:val="md-inline-path-filename"/>
+    <w:basedOn w:val="DefaultParagraphFont"/>
+    <w:rsid w:val="005B148E"/>
+  </w:style>
 </w:styles>
 </file>
 
